--- a/WebContent/docx/子宫内膜癌检测报告-三峡.docx
+++ b/WebContent/docx/子宫内膜癌检测报告-三峡.docx
@@ -1524,6 +1524,12 @@
             <w:insideH w:val="single" w:color="auto" w:sz="4" w:space="0"/>
             <w:insideV w:val="single" w:color="auto" w:sz="4" w:space="0"/>
           </w:tblBorders>
+          <w:tblCellMar>
+            <w:top w:w="0" w:type="dxa"/>
+            <w:left w:w="108" w:type="dxa"/>
+            <w:bottom w:w="0" w:type="dxa"/>
+            <w:right w:w="108" w:type="dxa"/>
+          </w:tblCellMar>
         </w:tblPrEx>
         <w:trPr>
           <w:trHeight w:val="413" w:hRule="atLeast"/>
@@ -2364,8 +2370,8 @@
         </w:rPr>
       </w:pPr>
       <w:bookmarkStart w:id="0" w:name="_Toc534637492"/>
-      <w:bookmarkStart w:id="1" w:name="_Toc527112379"/>
-      <w:bookmarkStart w:id="2" w:name="_Toc526855031"/>
+      <w:bookmarkStart w:id="1" w:name="_Toc526855031"/>
+      <w:bookmarkStart w:id="2" w:name="_Toc527112379"/>
       <w:r>
         <w:rPr>
           <w:rFonts w:hint="eastAsia" w:ascii="微软雅黑" w:hAnsi="微软雅黑" w:eastAsia="微软雅黑" w:cs="微软雅黑"/>
@@ -3663,12 +3669,12 @@
           <w:lang w:val="en-US" w:eastAsia="zh-CN" w:bidi="ar-SA"/>
         </w:rPr>
       </w:pPr>
-      <w:bookmarkStart w:id="4" w:name="_Toc2819"/>
-      <w:bookmarkStart w:id="5" w:name="_Toc2781"/>
-      <w:bookmarkStart w:id="6" w:name="_Toc22132"/>
-      <w:bookmarkStart w:id="7" w:name="_Toc20136_WPSOffice_Level1"/>
-      <w:bookmarkStart w:id="8" w:name="_Toc19898_WPSOffice_Level1"/>
-      <w:bookmarkStart w:id="9" w:name="_Toc499"/>
+      <w:bookmarkStart w:id="4" w:name="_Toc19898_WPSOffice_Level1"/>
+      <w:bookmarkStart w:id="5" w:name="_Toc20136_WPSOffice_Level1"/>
+      <w:bookmarkStart w:id="6" w:name="_Toc2781"/>
+      <w:bookmarkStart w:id="7" w:name="_Toc2819"/>
+      <w:bookmarkStart w:id="8" w:name="_Toc499"/>
+      <w:bookmarkStart w:id="9" w:name="_Toc22132"/>
       <w:r>
         <w:rPr>
           <w:rFonts w:hint="eastAsia" w:ascii="Times New Roman" w:hAnsi="Times New Roman" w:eastAsia="微软雅黑" w:cs="黑体"/>
@@ -3706,13 +3712,13 @@
       </w:pPr>
       <w:bookmarkStart w:id="10" w:name="_Toc19163"/>
       <w:bookmarkStart w:id="11" w:name="_Toc106294397"/>
-      <w:bookmarkStart w:id="12" w:name="_Toc526855038"/>
-      <w:bookmarkStart w:id="13" w:name="_Toc106294402"/>
-      <w:bookmarkStart w:id="14" w:name="_Toc527112386"/>
-      <w:bookmarkStart w:id="15" w:name="_Toc29106"/>
-      <w:bookmarkStart w:id="16" w:name="_Toc21309"/>
-      <w:bookmarkStart w:id="17" w:name="_Toc32687"/>
-      <w:bookmarkStart w:id="18" w:name="_Toc534637499"/>
+      <w:bookmarkStart w:id="12" w:name="_Toc21309"/>
+      <w:bookmarkStart w:id="13" w:name="_Toc32687"/>
+      <w:bookmarkStart w:id="14" w:name="_Toc534637499"/>
+      <w:bookmarkStart w:id="15" w:name="_Toc527112386"/>
+      <w:bookmarkStart w:id="16" w:name="_Toc29106"/>
+      <w:bookmarkStart w:id="17" w:name="_Toc526855038"/>
+      <w:bookmarkStart w:id="18" w:name="_Toc106294402"/>
       <w:r>
         <w:rPr>
           <w:rFonts w:hint="eastAsia" w:ascii="微软雅黑" w:hAnsi="微软雅黑" w:eastAsia="微软雅黑" w:cs="微软雅黑"/>
@@ -3992,8 +3998,8 @@
         </w:rPr>
       </w:pPr>
       <w:bookmarkStart w:id="19" w:name="_Toc11347"/>
-      <w:bookmarkStart w:id="20" w:name="_Toc106294398"/>
-      <w:bookmarkStart w:id="21" w:name="_Toc18399"/>
+      <w:bookmarkStart w:id="20" w:name="_Toc18399"/>
+      <w:bookmarkStart w:id="21" w:name="_Toc106294398"/>
       <w:r>
         <w:rPr>
           <w:rFonts w:hint="eastAsia" w:ascii="Times New Roman" w:hAnsi="Times New Roman" w:eastAsia="微软雅黑" w:cs="Times New Roman"/>
@@ -4490,24 +4496,24 @@
       </w:pPr>
       <w:bookmarkStart w:id="22" w:name="_Toc11397"/>
       <w:bookmarkStart w:id="23" w:name="_Toc15285"/>
-      <w:bookmarkStart w:id="24" w:name="_Toc13666"/>
-      <w:bookmarkStart w:id="25" w:name="_Toc18062_WPSOffice_Level2"/>
-      <w:bookmarkStart w:id="26" w:name="_Toc7517"/>
-      <w:bookmarkStart w:id="27" w:name="_Toc9088"/>
-      <w:bookmarkStart w:id="28" w:name="_Toc23375"/>
-      <w:bookmarkStart w:id="29" w:name="_Toc11015_WPSOffice_Level2"/>
-      <w:bookmarkStart w:id="30" w:name="_Toc24979"/>
+      <w:bookmarkStart w:id="24" w:name="_Toc24979"/>
+      <w:bookmarkStart w:id="25" w:name="_Toc106294399"/>
+      <w:bookmarkStart w:id="26" w:name="_Toc13666"/>
+      <w:bookmarkStart w:id="27" w:name="_Toc23375"/>
+      <w:bookmarkStart w:id="28" w:name="_Toc11015_WPSOffice_Level2"/>
+      <w:bookmarkStart w:id="29" w:name="_Toc7517"/>
+      <w:bookmarkStart w:id="30" w:name="_Toc18062_WPSOffice_Level2"/>
       <w:bookmarkStart w:id="31" w:name="_Toc22976"/>
       <w:bookmarkStart w:id="32" w:name="_Toc30265"/>
-      <w:bookmarkStart w:id="33" w:name="_Toc106294399"/>
-      <w:bookmarkStart w:id="34" w:name="_Toc23903"/>
-      <w:bookmarkStart w:id="35" w:name="_Toc25727"/>
-      <w:bookmarkStart w:id="36" w:name="_Toc4331_WPSOffice_Level1"/>
-      <w:bookmarkStart w:id="37" w:name="_Toc32661"/>
-      <w:bookmarkStart w:id="38" w:name="_Toc23846_WPSOffice_Level1"/>
-      <w:bookmarkStart w:id="39" w:name="_Toc28194"/>
-      <w:bookmarkStart w:id="40" w:name="_Toc32443_WPSOffice_Level1"/>
-      <w:bookmarkStart w:id="41" w:name="_Toc5598"/>
+      <w:bookmarkStart w:id="33" w:name="_Toc9088"/>
+      <w:bookmarkStart w:id="34" w:name="_Toc4331_WPSOffice_Level1"/>
+      <w:bookmarkStart w:id="35" w:name="_Toc23846_WPSOffice_Level1"/>
+      <w:bookmarkStart w:id="36" w:name="_Toc23903"/>
+      <w:bookmarkStart w:id="37" w:name="_Toc25727"/>
+      <w:bookmarkStart w:id="38" w:name="_Toc32661"/>
+      <w:bookmarkStart w:id="39" w:name="_Toc5598"/>
+      <w:bookmarkStart w:id="40" w:name="_Toc28194"/>
+      <w:bookmarkStart w:id="41" w:name="_Toc32443_WPSOffice_Level1"/>
       <w:r>
         <w:rPr>
           <w:rFonts w:hint="eastAsia" w:ascii="微软雅黑" w:hAnsi="微软雅黑" w:eastAsia="微软雅黑" w:cs="微软雅黑"/>
@@ -4566,12 +4572,6 @@
             <w:insideH w:val="single" w:color="A4A4A4" w:sz="4" w:space="0"/>
             <w:insideV w:val="single" w:color="A4A4A4" w:sz="4" w:space="0"/>
           </w:tblBorders>
-          <w:tblCellMar>
-            <w:top w:w="0" w:type="dxa"/>
-            <w:left w:w="108" w:type="dxa"/>
-            <w:bottom w:w="0" w:type="dxa"/>
-            <w:right w:w="108" w:type="dxa"/>
-          </w:tblCellMar>
         </w:tblPrEx>
         <w:trPr>
           <w:trHeight w:val="510" w:hRule="atLeast"/>
@@ -8997,12 +8997,6 @@
             <w:insideH w:val="dashed" w:color="244061" w:sz="4" w:space="0"/>
             <w:insideV w:val="dashed" w:color="244061" w:sz="4" w:space="0"/>
           </w:tblBorders>
-          <w:tblCellMar>
-            <w:top w:w="0" w:type="dxa"/>
-            <w:left w:w="0" w:type="dxa"/>
-            <w:bottom w:w="0" w:type="dxa"/>
-            <w:right w:w="0" w:type="dxa"/>
-          </w:tblCellMar>
         </w:tblPrEx>
         <w:trPr>
           <w:trHeight w:val="752" w:hRule="atLeast"/>
@@ -9519,23 +9513,23 @@
           <w:lang w:val="en-US" w:eastAsia="zh-CN"/>
         </w:rPr>
       </w:pPr>
-      <w:bookmarkStart w:id="42" w:name="_Toc5962"/>
+      <w:bookmarkStart w:id="42" w:name="_Toc13489_WPSOffice_Level2"/>
       <w:bookmarkStart w:id="43" w:name="_Hlk516758315"/>
       <w:bookmarkStart w:id="44" w:name="_Toc3497"/>
-      <w:bookmarkStart w:id="45" w:name="_Toc10743"/>
-      <w:bookmarkStart w:id="46" w:name="_Toc13489_WPSOffice_Level2"/>
-      <w:bookmarkStart w:id="47" w:name="_Toc19898_WPSOffice_Level2"/>
-      <w:bookmarkStart w:id="48" w:name="_Toc24038"/>
+      <w:bookmarkStart w:id="45" w:name="_Toc19898_WPSOffice_Level2"/>
+      <w:bookmarkStart w:id="46" w:name="_Toc10743"/>
+      <w:bookmarkStart w:id="47" w:name="_Toc24038"/>
+      <w:bookmarkStart w:id="48" w:name="_Toc5962"/>
       <w:bookmarkStart w:id="49" w:name="_Toc106294401"/>
       <w:bookmarkStart w:id="50" w:name="_Toc26583"/>
-      <w:bookmarkStart w:id="51" w:name="_Toc16594"/>
-      <w:bookmarkStart w:id="52" w:name="_Toc28240"/>
-      <w:bookmarkStart w:id="53" w:name="_Toc2409"/>
-      <w:bookmarkStart w:id="54" w:name="_Toc12505"/>
-      <w:bookmarkStart w:id="55" w:name="_Toc1707_WPSOffice_Level1"/>
+      <w:bookmarkStart w:id="51" w:name="_Toc28240"/>
+      <w:bookmarkStart w:id="52" w:name="_Toc12505"/>
+      <w:bookmarkStart w:id="53" w:name="_Toc1707_WPSOffice_Level1"/>
+      <w:bookmarkStart w:id="54" w:name="_Toc27302"/>
+      <w:bookmarkStart w:id="55" w:name="_Toc21764_WPSOffice_Level1"/>
       <w:bookmarkStart w:id="56" w:name="_Toc13196_WPSOffice_Level1"/>
-      <w:bookmarkStart w:id="57" w:name="_Toc27302"/>
-      <w:bookmarkStart w:id="58" w:name="_Toc21764_WPSOffice_Level1"/>
+      <w:bookmarkStart w:id="57" w:name="_Toc2409"/>
+      <w:bookmarkStart w:id="58" w:name="_Toc16594"/>
       <w:r>
         <w:rPr>
           <w:rFonts w:hint="eastAsia" w:ascii="微软雅黑" w:hAnsi="微软雅黑" w:eastAsia="微软雅黑" w:cs="微软雅黑"/>
@@ -13101,10 +13095,10 @@
           <w:lang w:val="en-US" w:eastAsia="zh-CN"/>
         </w:rPr>
       </w:pPr>
-      <w:bookmarkStart w:id="59" w:name="_Toc9387"/>
-      <w:bookmarkStart w:id="60" w:name="_Toc20034"/>
-      <w:bookmarkStart w:id="61" w:name="_Toc106719764"/>
-      <w:bookmarkStart w:id="62" w:name="_Toc10223"/>
+      <w:bookmarkStart w:id="59" w:name="_Toc10223"/>
+      <w:bookmarkStart w:id="60" w:name="_Toc106719764"/>
+      <w:bookmarkStart w:id="61" w:name="_Toc9387"/>
+      <w:bookmarkStart w:id="62" w:name="_Toc20034"/>
       <w:r>
         <w:rPr>
           <w:rFonts w:hint="eastAsia" w:ascii="微软雅黑" w:hAnsi="微软雅黑" w:eastAsia="微软雅黑" w:cs="微软雅黑"/>
@@ -13193,12 +13187,6 @@
             <w:insideH w:val="dashed" w:color="244061" w:sz="4" w:space="0"/>
             <w:insideV w:val="dashed" w:color="244061" w:sz="4" w:space="0"/>
           </w:tblBorders>
-          <w:tblCellMar>
-            <w:top w:w="0" w:type="dxa"/>
-            <w:left w:w="108" w:type="dxa"/>
-            <w:bottom w:w="0" w:type="dxa"/>
-            <w:right w:w="108" w:type="dxa"/>
-          </w:tblCellMar>
         </w:tblPrEx>
         <w:trPr>
           <w:jc w:val="center"/>
@@ -13603,7 +13591,6 @@
             <w:insideH w:val="dashed" w:color="244061" w:sz="4" w:space="0"/>
             <w:insideV w:val="dashed" w:color="244061" w:sz="4" w:space="0"/>
           </w:tblBorders>
-          <w:shd w:val="clear" w:color="auto" w:fill="auto"/>
           <w:tblCellMar>
             <w:top w:w="0" w:type="dxa"/>
             <w:left w:w="108" w:type="dxa"/>
@@ -13773,7 +13760,6 @@
             <w:insideH w:val="dashed" w:color="244061" w:sz="4" w:space="0"/>
             <w:insideV w:val="dashed" w:color="244061" w:sz="4" w:space="0"/>
           </w:tblBorders>
-          <w:shd w:val="clear" w:color="auto" w:fill="auto"/>
           <w:tblCellMar>
             <w:top w:w="0" w:type="dxa"/>
             <w:left w:w="108" w:type="dxa"/>
@@ -14013,7 +13999,6 @@
             <w:insideH w:val="dashed" w:color="244061" w:sz="4" w:space="0"/>
             <w:insideV w:val="dashed" w:color="244061" w:sz="4" w:space="0"/>
           </w:tblBorders>
-          <w:shd w:val="clear" w:color="auto" w:fill="auto"/>
           <w:tblCellMar>
             <w:top w:w="0" w:type="dxa"/>
             <w:left w:w="108" w:type="dxa"/>
@@ -16263,18 +16248,19 @@
         <w:t>1 微卫星不稳定（MSI）检测结果解析</w:t>
       </w:r>
     </w:p>
+    <w:bookmarkEnd w:id="64"/>
     <w:tbl>
       <w:tblPr>
         <w:tblStyle w:val="19"/>
-        <w:tblW w:w="9837" w:type="dxa"/>
+        <w:tblW w:w="9870" w:type="dxa"/>
         <w:jc w:val="center"/>
         <w:tblBorders>
-          <w:top w:val="single" w:color="00B050" w:sz="18" w:space="0"/>
-          <w:left w:val="none" w:color="auto" w:sz="0" w:space="0"/>
-          <w:bottom w:val="single" w:color="A4A4A4" w:sz="4" w:space="0"/>
-          <w:right w:val="none" w:color="auto" w:sz="0" w:space="0"/>
-          <w:insideH w:val="single" w:color="A4A4A4" w:sz="4" w:space="0"/>
-          <w:insideV w:val="single" w:color="A4A4A4" w:sz="4" w:space="0"/>
+          <w:top w:val="single" w:color="45A3A7" w:sz="18" w:space="0"/>
+          <w:left w:val="none" w:color="auto" w:sz="6" w:space="0"/>
+          <w:bottom w:val="dotted" w:color="45A3A7" w:sz="4" w:space="0"/>
+          <w:right w:val="none" w:color="auto" w:sz="6" w:space="0"/>
+          <w:insideH w:val="dotted" w:color="45A3A7" w:sz="4" w:space="0"/>
+          <w:insideV w:val="dotted" w:color="45A3A7" w:sz="4" w:space="0"/>
         </w:tblBorders>
         <w:tblLayout w:type="fixed"/>
         <w:tblCellMar>
@@ -16285,18 +16271,123 @@
         </w:tblCellMar>
       </w:tblPr>
       <w:tblGrid>
-        <w:gridCol w:w="5543"/>
-        <w:gridCol w:w="4294"/>
+        <w:gridCol w:w="1783"/>
+        <w:gridCol w:w="8087"/>
       </w:tblGrid>
       <w:tr>
         <w:tblPrEx>
           <w:tblBorders>
-            <w:top w:val="single" w:color="00B050" w:sz="18" w:space="0"/>
-            <w:left w:val="none" w:color="auto" w:sz="0" w:space="0"/>
-            <w:bottom w:val="single" w:color="A4A4A4" w:sz="4" w:space="0"/>
-            <w:right w:val="none" w:color="auto" w:sz="0" w:space="0"/>
-            <w:insideH w:val="single" w:color="A4A4A4" w:sz="4" w:space="0"/>
-            <w:insideV w:val="single" w:color="A4A4A4" w:sz="4" w:space="0"/>
+            <w:top w:val="single" w:color="45A3A7" w:sz="18" w:space="0"/>
+            <w:left w:val="none" w:color="auto" w:sz="6" w:space="0"/>
+            <w:bottom w:val="dotted" w:color="45A3A7" w:sz="4" w:space="0"/>
+            <w:right w:val="none" w:color="auto" w:sz="6" w:space="0"/>
+            <w:insideH w:val="dotted" w:color="45A3A7" w:sz="4" w:space="0"/>
+            <w:insideV w:val="dotted" w:color="45A3A7" w:sz="4" w:space="0"/>
+          </w:tblBorders>
+        </w:tblPrEx>
+        <w:trPr>
+          <w:trHeight w:val="417" w:hRule="atLeast"/>
+          <w:jc w:val="center"/>
+        </w:trPr>
+        <w:tc>
+          <w:tcPr>
+            <w:tcW w:w="1783" w:type="dxa"/>
+            <w:tcBorders>
+              <w:top w:val="single" w:color="243F61" w:themeColor="accent1" w:themeShade="7F" w:sz="18" w:space="0"/>
+              <w:left w:val="nil"/>
+              <w:bottom w:val="dashed" w:color="243F61" w:themeColor="accent1" w:themeShade="7F" w:sz="4" w:space="0"/>
+              <w:right w:val="dashed" w:color="243F61" w:themeColor="accent1" w:themeShade="7F" w:sz="4" w:space="0"/>
+            </w:tcBorders>
+            <w:shd w:val="clear" w:color="auto" w:fill="auto"/>
+            <w:vAlign w:val="center"/>
+          </w:tcPr>
+          <w:p>
+            <w:pPr>
+              <w:spacing w:before="26"/>
+              <w:jc w:val="center"/>
+              <w:rPr>
+                <w:rFonts w:ascii="Times New Roman" w:hAnsi="Times New Roman" w:eastAsia="微软雅黑" w:cs="Times New Roman"/>
+                <w:b/>
+                <w:color w:val="254061" w:themeColor="accent1" w:themeShade="80"/>
+                <w:sz w:val="18"/>
+                <w:szCs w:val="18"/>
+              </w:rPr>
+            </w:pPr>
+            <w:r>
+              <w:rPr>
+                <w:rFonts w:ascii="Times New Roman" w:hAnsi="Times New Roman" w:eastAsia="微软雅黑" w:cs="Times New Roman"/>
+                <w:b/>
+                <w:color w:val="254061" w:themeColor="accent1" w:themeShade="80"/>
+                <w:sz w:val="18"/>
+                <w:szCs w:val="18"/>
+                <w:lang w:eastAsia="zh-CN" w:bidi="ar"/>
+              </w:rPr>
+              <w:t>检测项目</w:t>
+            </w:r>
+          </w:p>
+        </w:tc>
+        <w:tc>
+          <w:tcPr>
+            <w:tcW w:w="8087" w:type="dxa"/>
+            <w:tcBorders>
+              <w:top w:val="single" w:color="243F61" w:themeColor="accent1" w:themeShade="7F" w:sz="18" w:space="0"/>
+              <w:left w:val="dashed" w:color="243F61" w:themeColor="accent1" w:themeShade="7F" w:sz="4" w:space="0"/>
+              <w:bottom w:val="dashed" w:color="243F61" w:themeColor="accent1" w:themeShade="7F" w:sz="4" w:space="0"/>
+              <w:right w:val="nil"/>
+            </w:tcBorders>
+            <w:shd w:val="clear" w:color="auto" w:fill="auto"/>
+            <w:vAlign w:val="center"/>
+          </w:tcPr>
+          <w:p>
+            <w:pPr>
+              <w:spacing w:before="26"/>
+              <w:jc w:val="center"/>
+              <w:rPr>
+                <w:rFonts w:ascii="Times New Roman" w:hAnsi="Times New Roman" w:eastAsia="微软雅黑" w:cs="Times New Roman"/>
+                <w:sz w:val="18"/>
+                <w:szCs w:val="18"/>
+              </w:rPr>
+            </w:pPr>
+            <w:r>
+              <w:rPr>
+                <w:rFonts w:ascii="Times New Roman" w:hAnsi="Times New Roman" w:eastAsia="微软雅黑" w:cs="Times New Roman"/>
+                <w:sz w:val="21"/>
+                <w:szCs w:val="21"/>
+                <w:lang w:eastAsia="zh-CN" w:bidi="ar"/>
+              </w:rPr>
+              <w:t>微卫星不稳定（microsatellite instability,</w:t>
+            </w:r>
+            <w:r>
+              <w:rPr>
+                <w:rFonts w:ascii="Times New Roman" w:hAnsi="Times New Roman" w:eastAsia="微软雅黑" w:cs="Times New Roman"/>
+                <w:b/>
+                <w:sz w:val="21"/>
+                <w:szCs w:val="21"/>
+                <w:lang w:eastAsia="zh-CN" w:bidi="ar"/>
+              </w:rPr>
+              <w:t>MSI</w:t>
+            </w:r>
+            <w:r>
+              <w:rPr>
+                <w:rFonts w:ascii="Times New Roman" w:hAnsi="Times New Roman" w:eastAsia="微软雅黑" w:cs="Times New Roman"/>
+                <w:sz w:val="21"/>
+                <w:szCs w:val="21"/>
+                <w:lang w:eastAsia="zh-CN" w:bidi="ar"/>
+              </w:rPr>
+              <w:t>）</w:t>
+            </w:r>
+          </w:p>
+        </w:tc>
+      </w:tr>
+      <w:tr>
+        <w:tblPrEx>
+          <w:tblBorders>
+            <w:top w:val="single" w:color="45A3A7" w:sz="18" w:space="0"/>
+            <w:left w:val="none" w:color="auto" w:sz="6" w:space="0"/>
+            <w:bottom w:val="dotted" w:color="45A3A7" w:sz="4" w:space="0"/>
+            <w:right w:val="none" w:color="auto" w:sz="6" w:space="0"/>
+            <w:insideH w:val="dotted" w:color="45A3A7" w:sz="4" w:space="0"/>
+            <w:insideV w:val="dotted" w:color="45A3A7" w:sz="4" w:space="0"/>
           </w:tblBorders>
           <w:tblCellMar>
             <w:top w:w="0" w:type="dxa"/>
@@ -16306,16 +16397,17 @@
           </w:tblCellMar>
         </w:tblPrEx>
         <w:trPr>
-          <w:trHeight w:val="454" w:hRule="atLeast"/>
+          <w:trHeight w:val="494" w:hRule="atLeast"/>
           <w:jc w:val="center"/>
         </w:trPr>
         <w:tc>
           <w:tcPr>
-            <w:tcW w:w="5543" w:type="dxa"/>
+            <w:tcW w:w="1783" w:type="dxa"/>
             <w:tcBorders>
-              <w:top w:val="single" w:color="244061" w:sz="18" w:space="0"/>
-              <w:bottom w:val="dashed" w:color="244061" w:sz="4" w:space="0"/>
-              <w:right w:val="dashed" w:color="244061" w:sz="4" w:space="0"/>
+              <w:top w:val="dashed" w:color="243F61" w:themeColor="accent1" w:themeShade="7F" w:sz="4" w:space="0"/>
+              <w:left w:val="nil"/>
+              <w:bottom w:val="dashed" w:color="243F61" w:themeColor="accent1" w:themeShade="7F" w:sz="4" w:space="0"/>
+              <w:right w:val="dashed" w:color="243F61" w:themeColor="accent1" w:themeShade="7F" w:sz="4" w:space="0"/>
             </w:tcBorders>
             <w:shd w:val="clear" w:color="auto" w:fill="auto"/>
             <w:vAlign w:val="center"/>
@@ -16327,60 +16419,53 @@
               <w:rPr>
                 <w:rFonts w:ascii="Times New Roman" w:hAnsi="Times New Roman" w:eastAsia="微软雅黑" w:cs="Times New Roman"/>
                 <w:b/>
-                <w:color w:val="244061"/>
-                <w:sz w:val="21"/>
-                <w:szCs w:val="21"/>
-                <w:lang w:eastAsia="zh-CN"/>
-              </w:rPr>
-            </w:pPr>
-            <w:r>
-              <w:rPr>
-                <w:rFonts w:ascii="Times New Roman" w:hAnsi="Times New Roman" w:eastAsia="微软雅黑" w:cs="Times New Roman"/>
-                <w:b/>
-                <w:color w:val="244061"/>
-                <w:sz w:val="21"/>
-                <w:szCs w:val="21"/>
-                <w:lang w:eastAsia="zh-CN"/>
-              </w:rPr>
-              <w:t>检测项目</w:t>
-            </w:r>
-          </w:p>
-        </w:tc>
-        <w:tc>
-          <w:tcPr>
-            <w:tcW w:w="4294" w:type="dxa"/>
+                <w:color w:val="254061" w:themeColor="accent1" w:themeShade="80"/>
+                <w:sz w:val="18"/>
+                <w:szCs w:val="18"/>
+              </w:rPr>
+            </w:pPr>
+            <w:r>
+              <w:rPr>
+                <w:rFonts w:ascii="Times New Roman" w:hAnsi="Times New Roman" w:eastAsia="微软雅黑" w:cs="Times New Roman"/>
+                <w:b/>
+                <w:color w:val="254061" w:themeColor="accent1" w:themeShade="80"/>
+                <w:sz w:val="18"/>
+                <w:szCs w:val="18"/>
+                <w:lang w:eastAsia="zh-CN" w:bidi="ar"/>
+              </w:rPr>
+              <w:t>检测结果</w:t>
+            </w:r>
+          </w:p>
+        </w:tc>
+        <w:tc>
+          <w:tcPr>
+            <w:tcW w:w="8087" w:type="dxa"/>
             <w:tcBorders>
-              <w:top w:val="single" w:color="244061" w:sz="18" w:space="0"/>
-              <w:left w:val="dashed" w:color="244061" w:sz="4" w:space="0"/>
-              <w:bottom w:val="dashed" w:color="244061" w:sz="4" w:space="0"/>
+              <w:top w:val="dashed" w:color="243F61" w:themeColor="accent1" w:themeShade="7F" w:sz="4" w:space="0"/>
+              <w:left w:val="dashed" w:color="243F61" w:themeColor="accent1" w:themeShade="7F" w:sz="4" w:space="0"/>
+              <w:bottom w:val="dashed" w:color="243F61" w:themeColor="accent1" w:themeShade="7F" w:sz="4" w:space="0"/>
+              <w:right w:val="nil"/>
             </w:tcBorders>
             <w:shd w:val="clear" w:color="auto" w:fill="auto"/>
             <w:vAlign w:val="center"/>
           </w:tcPr>
           <w:p>
             <w:pPr>
-              <w:spacing w:before="13" w:line="252" w:lineRule="auto"/>
-              <w:ind w:right="174"/>
-              <w:jc w:val="center"/>
-              <w:rPr>
-                <w:rFonts w:ascii="Times New Roman" w:hAnsi="Times New Roman" w:eastAsia="微软雅黑" w:cs="Times New Roman"/>
-                <w:b/>
-                <w:color w:val="244061"/>
-                <w:sz w:val="21"/>
-                <w:szCs w:val="21"/>
-                <w:lang w:eastAsia="zh-CN"/>
-              </w:rPr>
-            </w:pPr>
-            <w:r>
-              <w:rPr>
-                <w:rFonts w:hint="eastAsia" w:ascii="Times New Roman" w:hAnsi="Times New Roman" w:eastAsia="微软雅黑" w:cs="Times New Roman"/>
-                <w:b/>
-                <w:color w:val="244061"/>
-                <w:sz w:val="21"/>
-                <w:szCs w:val="21"/>
-                <w:lang w:eastAsia="zh-CN"/>
-              </w:rPr>
-              <w:t>检测结果</w:t>
+              <w:spacing w:before="26"/>
+              <w:jc w:val="center"/>
+              <w:rPr>
+                <w:rFonts w:ascii="Times New Roman" w:hAnsi="Times New Roman" w:eastAsia="微软雅黑" w:cs="Times New Roman"/>
+                <w:sz w:val="18"/>
+                <w:szCs w:val="18"/>
+              </w:rPr>
+            </w:pPr>
+            <w:r>
+              <w:rPr>
+                <w:rFonts w:hint="eastAsia" w:ascii="Times New Roman" w:hAnsi="Times New Roman" w:eastAsia="微软雅黑" w:cs="黑体"/>
+                <w:sz w:val="21"/>
+                <w:lang w:eastAsia="zh-CN"/>
+              </w:rPr>
+              <w:t>{{summaryOfRresults.msi_status}}</w:t>
             </w:r>
           </w:p>
         </w:tc>
@@ -16388,12 +16473,12 @@
       <w:tr>
         <w:tblPrEx>
           <w:tblBorders>
-            <w:top w:val="single" w:color="00B050" w:sz="18" w:space="0"/>
-            <w:left w:val="none" w:color="auto" w:sz="0" w:space="0"/>
-            <w:bottom w:val="single" w:color="A4A4A4" w:sz="4" w:space="0"/>
-            <w:right w:val="none" w:color="auto" w:sz="0" w:space="0"/>
-            <w:insideH w:val="single" w:color="A4A4A4" w:sz="4" w:space="0"/>
-            <w:insideV w:val="single" w:color="A4A4A4" w:sz="4" w:space="0"/>
+            <w:top w:val="single" w:color="45A3A7" w:sz="18" w:space="0"/>
+            <w:left w:val="none" w:color="auto" w:sz="6" w:space="0"/>
+            <w:bottom w:val="dotted" w:color="45A3A7" w:sz="4" w:space="0"/>
+            <w:right w:val="none" w:color="auto" w:sz="6" w:space="0"/>
+            <w:insideH w:val="dotted" w:color="45A3A7" w:sz="4" w:space="0"/>
+            <w:insideV w:val="dotted" w:color="45A3A7" w:sz="4" w:space="0"/>
           </w:tblBorders>
           <w:tblCellMar>
             <w:top w:w="0" w:type="dxa"/>
@@ -16403,150 +16488,357 @@
           </w:tblCellMar>
         </w:tblPrEx>
         <w:trPr>
-          <w:trHeight w:val="454" w:hRule="atLeast"/>
           <w:jc w:val="center"/>
         </w:trPr>
         <w:tc>
           <w:tcPr>
-            <w:tcW w:w="5543" w:type="dxa"/>
+            <w:tcW w:w="1783" w:type="dxa"/>
             <w:tcBorders>
-              <w:top w:val="dashed" w:color="244061" w:sz="4" w:space="0"/>
-              <w:bottom w:val="dashed" w:color="244061" w:sz="4" w:space="0"/>
-              <w:right w:val="dashed" w:color="244061" w:sz="4" w:space="0"/>
+              <w:top w:val="dashed" w:color="243F61" w:themeColor="accent1" w:themeShade="7F" w:sz="4" w:space="0"/>
+              <w:left w:val="nil"/>
+              <w:bottom w:val="dashed" w:color="243F61" w:themeColor="accent1" w:themeShade="7F" w:sz="4" w:space="0"/>
+              <w:right w:val="dashed" w:color="243F61" w:themeColor="accent1" w:themeShade="7F" w:sz="4" w:space="0"/>
             </w:tcBorders>
             <w:shd w:val="clear" w:color="auto" w:fill="auto"/>
             <w:vAlign w:val="center"/>
           </w:tcPr>
           <w:p>
             <w:pPr>
-              <w:spacing w:before="13" w:line="252" w:lineRule="auto"/>
-              <w:ind w:right="174"/>
-              <w:jc w:val="center"/>
-              <w:rPr>
-                <w:rFonts w:ascii="Times New Roman" w:hAnsi="Times New Roman" w:eastAsia="微软雅黑" w:cs="Times New Roman"/>
-                <w:sz w:val="21"/>
-                <w:szCs w:val="21"/>
-                <w:lang w:eastAsia="zh-CN"/>
-              </w:rPr>
-            </w:pPr>
-            <w:r>
-              <w:rPr>
-                <w:rFonts w:ascii="Times New Roman" w:hAnsi="Times New Roman" w:eastAsia="微软雅黑" w:cs="Times New Roman"/>
-                <w:b/>
-                <w:bCs/>
-                <w:sz w:val="21"/>
-                <w:szCs w:val="21"/>
-                <w:lang w:eastAsia="zh-CN"/>
-              </w:rPr>
-              <w:t>微卫星不稳定（microsatellite</w:t>
-            </w:r>
-            <w:r>
-              <w:rPr>
-                <w:rFonts w:hint="eastAsia" w:ascii="Times New Roman" w:hAnsi="Times New Roman" w:eastAsia="微软雅黑" w:cs="Times New Roman"/>
-                <w:b/>
-                <w:bCs/>
-                <w:sz w:val="21"/>
-                <w:szCs w:val="21"/>
-                <w:lang w:eastAsia="zh-CN"/>
-              </w:rPr>
-              <w:t xml:space="preserve"> </w:t>
-            </w:r>
-            <w:r>
-              <w:rPr>
-                <w:rFonts w:ascii="Times New Roman" w:hAnsi="Times New Roman" w:eastAsia="微软雅黑" w:cs="Times New Roman"/>
-                <w:b/>
-                <w:bCs/>
-                <w:sz w:val="21"/>
-                <w:szCs w:val="21"/>
-                <w:lang w:eastAsia="zh-CN"/>
-              </w:rPr>
-              <w:t>instability</w:t>
-            </w:r>
-            <w:r>
-              <w:rPr>
-                <w:rFonts w:hint="eastAsia" w:ascii="Times New Roman" w:hAnsi="Times New Roman" w:eastAsia="微软雅黑" w:cs="Times New Roman"/>
-                <w:b/>
-                <w:bCs/>
-                <w:sz w:val="21"/>
-                <w:szCs w:val="21"/>
-                <w:lang w:eastAsia="zh-CN"/>
-              </w:rPr>
-              <w:t>，</w:t>
-            </w:r>
-            <w:r>
-              <w:rPr>
-                <w:rFonts w:ascii="Times New Roman" w:hAnsi="Times New Roman" w:eastAsia="微软雅黑" w:cs="Times New Roman"/>
-                <w:b/>
-                <w:bCs/>
-                <w:sz w:val="21"/>
-                <w:szCs w:val="21"/>
-                <w:lang w:eastAsia="zh-CN"/>
-              </w:rPr>
-              <w:t>MSI）</w:t>
-            </w:r>
-          </w:p>
-        </w:tc>
-        <w:tc>
-          <w:tcPr>
-            <w:tcW w:w="4294" w:type="dxa"/>
+              <w:spacing w:before="26"/>
+              <w:jc w:val="center"/>
+              <w:rPr>
+                <w:rFonts w:ascii="Times New Roman" w:hAnsi="Times New Roman" w:eastAsia="微软雅黑" w:cs="Times New Roman"/>
+                <w:b/>
+                <w:color w:val="254061" w:themeColor="accent1" w:themeShade="80"/>
+                <w:sz w:val="18"/>
+                <w:szCs w:val="18"/>
+              </w:rPr>
+            </w:pPr>
+            <w:r>
+              <w:rPr>
+                <w:rFonts w:hint="eastAsia" w:ascii="Times New Roman" w:hAnsi="Times New Roman" w:eastAsia="微软雅黑" w:cs="Times New Roman"/>
+                <w:b/>
+                <w:color w:val="254061" w:themeColor="accent1" w:themeShade="80"/>
+                <w:sz w:val="18"/>
+                <w:szCs w:val="18"/>
+                <w:lang w:eastAsia="zh-CN"/>
+              </w:rPr>
+              <w:t>基因突变相关说明</w:t>
+            </w:r>
+          </w:p>
+        </w:tc>
+        <w:tc>
+          <w:tcPr>
+            <w:tcW w:w="8087" w:type="dxa"/>
             <w:tcBorders>
-              <w:top w:val="dashed" w:color="244061" w:sz="4" w:space="0"/>
-              <w:left w:val="dashed" w:color="244061" w:sz="4" w:space="0"/>
-              <w:bottom w:val="dashed" w:color="244061" w:sz="4" w:space="0"/>
+              <w:top w:val="dashed" w:color="243F61" w:themeColor="accent1" w:themeShade="7F" w:sz="4" w:space="0"/>
+              <w:left w:val="dashed" w:color="243F61" w:themeColor="accent1" w:themeShade="7F" w:sz="4" w:space="0"/>
+              <w:bottom w:val="dashed" w:color="243F61" w:themeColor="accent1" w:themeShade="7F" w:sz="4" w:space="0"/>
+              <w:right w:val="nil"/>
             </w:tcBorders>
             <w:shd w:val="clear" w:color="auto" w:fill="auto"/>
             <w:vAlign w:val="center"/>
           </w:tcPr>
           <w:p>
             <w:pPr>
-              <w:spacing w:before="13" w:line="252" w:lineRule="auto"/>
-              <w:ind w:right="174"/>
-              <w:jc w:val="center"/>
-              <w:rPr>
-                <w:rFonts w:ascii="Times New Roman" w:hAnsi="Times New Roman" w:eastAsia="微软雅黑" w:cs="Times New Roman"/>
-                <w:sz w:val="21"/>
-                <w:szCs w:val="21"/>
-                <w:lang w:eastAsia="zh-CN"/>
-              </w:rPr>
-            </w:pPr>
-            <w:r>
-              <w:rPr>
-                <w:rFonts w:hint="eastAsia" w:ascii="Times New Roman" w:hAnsi="Times New Roman" w:eastAsia="微软雅黑" w:cs="Times New Roman"/>
-                <w:sz w:val="21"/>
-                <w:szCs w:val="21"/>
-                <w:lang w:eastAsia="zh-CN"/>
-              </w:rPr>
-              <w:t>{{ summaryOfRresults.</w:t>
-            </w:r>
-            <w:r>
-              <w:rPr>
-                <w:rFonts w:hint="eastAsia" w:ascii="Times New Roman" w:hAnsi="Times New Roman" w:eastAsia="微软雅黑" w:cs="黑体"/>
-                <w:sz w:val="21"/>
-                <w:lang w:eastAsia="zh-CN"/>
-              </w:rPr>
-              <w:t>msi_status_state</w:t>
-            </w:r>
-            <w:r>
-              <w:rPr>
-                <w:rFonts w:hint="eastAsia" w:ascii="Times New Roman" w:hAnsi="Times New Roman" w:eastAsia="微软雅黑" w:cs="Times New Roman"/>
-                <w:sz w:val="21"/>
-                <w:szCs w:val="21"/>
-                <w:lang w:eastAsia="zh-CN"/>
-              </w:rPr>
-              <w:t xml:space="preserve"> }}</w:t>
+              <w:keepNext/>
+              <w:spacing w:before="26"/>
+              <w:jc w:val="both"/>
+              <w:rPr>
+                <w:rFonts w:ascii="Times New Roman" w:hAnsi="Times New Roman" w:eastAsia="微软雅黑" w:cs="Times New Roman"/>
+                <w:sz w:val="18"/>
+                <w:szCs w:val="18"/>
+                <w:lang w:eastAsia="zh-CN"/>
+              </w:rPr>
+            </w:pPr>
+            <w:r>
+              <w:rPr>
+                <w:rFonts w:hint="eastAsia" w:ascii="Times New Roman" w:hAnsi="Times New Roman" w:eastAsia="微软雅黑" w:cs="Times New Roman"/>
+                <w:sz w:val="18"/>
+                <w:szCs w:val="18"/>
+                <w:lang w:eastAsia="zh-CN"/>
+              </w:rPr>
+              <w:t xml:space="preserve">{% for md in </w:t>
+            </w:r>
+            <w:r>
+              <w:rPr>
+                <w:rFonts w:hint="eastAsia" w:ascii="Times New Roman" w:hAnsi="Times New Roman" w:eastAsia="微软雅黑" w:cs="Times New Roman"/>
+                <w:bCs/>
+                <w:sz w:val="18"/>
+                <w:szCs w:val="18"/>
+                <w:lang w:eastAsia="zh-CN" w:bidi="ar"/>
+              </w:rPr>
+              <w:t>msianalysisOfImmuneTestResults.varDrugNote</w:t>
+            </w:r>
+            <w:r>
+              <w:rPr>
+                <w:rFonts w:hint="eastAsia" w:ascii="Times New Roman" w:hAnsi="Times New Roman" w:eastAsia="微软雅黑" w:cs="Times New Roman"/>
+                <w:sz w:val="18"/>
+                <w:szCs w:val="18"/>
+                <w:lang w:eastAsia="zh-CN"/>
+              </w:rPr>
+              <w:t xml:space="preserve"> %}{% if md.key == '位点说明</w:t>
+            </w:r>
+            <w:r>
+              <w:rPr>
+                <w:rFonts w:ascii="Times New Roman" w:hAnsi="Times New Roman" w:eastAsia="微软雅黑" w:cs="Times New Roman"/>
+                <w:sz w:val="18"/>
+                <w:szCs w:val="18"/>
+                <w:lang w:eastAsia="zh-CN"/>
+              </w:rPr>
+              <w:t>:</w:t>
+            </w:r>
+            <w:r>
+              <w:rPr>
+                <w:rFonts w:hint="eastAsia" w:ascii="Times New Roman" w:hAnsi="Times New Roman" w:eastAsia="微软雅黑" w:cs="Times New Roman"/>
+                <w:sz w:val="18"/>
+                <w:szCs w:val="18"/>
+                <w:lang w:eastAsia="zh-CN"/>
+              </w:rPr>
+              <w:t>' %}</w:t>
+            </w:r>
+            <w:r>
+              <w:rPr>
+                <w:rFonts w:hint="eastAsia" w:ascii="Times New Roman" w:hAnsi="Times New Roman" w:eastAsia="微软雅黑" w:cs="Times New Roman"/>
+                <w:b/>
+                <w:bCs/>
+                <w:sz w:val="18"/>
+                <w:szCs w:val="18"/>
+                <w:lang w:eastAsia="zh-CN"/>
+              </w:rPr>
+              <w:t>{{md.key}}</w:t>
+            </w:r>
+            <w:r>
+              <w:rPr>
+                <w:rFonts w:hint="eastAsia" w:ascii="Times New Roman" w:hAnsi="Times New Roman" w:eastAsia="微软雅黑" w:cs="Times New Roman"/>
+                <w:sz w:val="18"/>
+                <w:szCs w:val="18"/>
+                <w:lang w:eastAsia="zh-CN"/>
+              </w:rPr>
+              <w:t>{{md.value}}{% elif md.value == '' %}{% else%}{% if md.key==</w:t>
+            </w:r>
+            <w:r>
+              <w:rPr>
+                <w:rFonts w:ascii="Times New Roman" w:hAnsi="Times New Roman" w:eastAsia="微软雅黑" w:cs="Times New Roman"/>
+                <w:sz w:val="18"/>
+                <w:szCs w:val="18"/>
+                <w:lang w:eastAsia="zh-CN"/>
+              </w:rPr>
+              <w:t>’</w:t>
+            </w:r>
+            <w:r>
+              <w:rPr>
+                <w:rFonts w:hint="eastAsia" w:ascii="Times New Roman" w:hAnsi="Times New Roman" w:eastAsia="微软雅黑" w:cs="Times New Roman"/>
+                <w:sz w:val="18"/>
+                <w:szCs w:val="18"/>
+                <w:lang w:eastAsia="zh-CN"/>
+              </w:rPr>
+              <w:t>基因说明:</w:t>
+            </w:r>
+            <w:r>
+              <w:rPr>
+                <w:rFonts w:ascii="Times New Roman" w:hAnsi="Times New Roman" w:eastAsia="微软雅黑" w:cs="Times New Roman"/>
+                <w:sz w:val="18"/>
+                <w:szCs w:val="18"/>
+                <w:lang w:eastAsia="zh-CN"/>
+              </w:rPr>
+              <w:t>’</w:t>
+            </w:r>
+            <w:r>
+              <w:rPr>
+                <w:rFonts w:hint="eastAsia" w:ascii="Times New Roman" w:hAnsi="Times New Roman" w:eastAsia="微软雅黑" w:cs="Times New Roman"/>
+                <w:sz w:val="18"/>
+                <w:szCs w:val="18"/>
+                <w:lang w:eastAsia="zh-CN"/>
+              </w:rPr>
+              <w:t xml:space="preserve"> %}</w:t>
+            </w:r>
+            <w:r>
+              <w:rPr>
+                <w:rFonts w:hint="eastAsia" w:ascii="Times New Roman" w:hAnsi="Times New Roman" w:eastAsia="微软雅黑" w:cs="Times New Roman"/>
+                <w:b/>
+                <w:bCs/>
+                <w:sz w:val="18"/>
+                <w:szCs w:val="18"/>
+                <w:lang w:eastAsia="zh-CN"/>
+              </w:rPr>
+              <w:t>MSI定义:</w:t>
+            </w:r>
+            <w:r>
+              <w:rPr>
+                <w:rFonts w:hint="eastAsia" w:ascii="Times New Roman" w:hAnsi="Times New Roman" w:eastAsia="微软雅黑" w:cs="Times New Roman"/>
+                <w:sz w:val="18"/>
+                <w:szCs w:val="18"/>
+                <w:lang w:eastAsia="zh-CN"/>
+              </w:rPr>
+              <w:t>{% else%}</w:t>
+            </w:r>
+            <w:r>
+              <w:rPr>
+                <w:rFonts w:hint="eastAsia" w:ascii="Times New Roman" w:hAnsi="Times New Roman" w:eastAsia="微软雅黑" w:cs="Times New Roman"/>
+                <w:b/>
+                <w:bCs/>
+                <w:sz w:val="18"/>
+                <w:szCs w:val="18"/>
+                <w:lang w:eastAsia="zh-CN"/>
+              </w:rPr>
+              <w:t>{{md.key}}</w:t>
+            </w:r>
+            <w:r>
+              <w:rPr>
+                <w:rFonts w:hint="eastAsia" w:ascii="Times New Roman" w:hAnsi="Times New Roman" w:eastAsia="微软雅黑" w:cs="Times New Roman"/>
+                <w:sz w:val="18"/>
+                <w:szCs w:val="18"/>
+                <w:lang w:eastAsia="zh-CN"/>
+              </w:rPr>
+              <w:t>{% endif %}{{md.value}}</w:t>
+            </w:r>
+          </w:p>
+          <w:p>
+            <w:pPr>
+              <w:spacing w:before="26"/>
+              <w:jc w:val="both"/>
+              <w:rPr>
+                <w:rFonts w:ascii="Times New Roman" w:hAnsi="Times New Roman" w:eastAsia="微软雅黑" w:cs="Times New Roman"/>
+                <w:sz w:val="18"/>
+                <w:szCs w:val="18"/>
+              </w:rPr>
+            </w:pPr>
+            <w:r>
+              <w:rPr>
+                <w:rFonts w:hint="eastAsia" w:ascii="Times New Roman" w:hAnsi="Times New Roman" w:eastAsia="微软雅黑" w:cs="Times New Roman"/>
+                <w:sz w:val="18"/>
+                <w:szCs w:val="18"/>
+                <w:lang w:eastAsia="zh-CN"/>
+              </w:rPr>
+              <w:t>{% endif %}{% endfor %}</w:t>
             </w:r>
           </w:p>
         </w:tc>
       </w:tr>
+    </w:tbl>
+    <w:p>
+      <w:pPr>
+        <w:spacing w:before="26"/>
+        <w:rPr>
+          <w:rFonts w:ascii="Times New Roman" w:hAnsi="Times New Roman" w:eastAsia="微软雅黑" w:cs="Times New Roman"/>
+          <w:b/>
+          <w:color w:val="auto"/>
+          <w:sz w:val="24"/>
+          <w:szCs w:val="24"/>
+        </w:rPr>
+      </w:pPr>
+      <w:r>
+        <w:rPr>
+          <w:rFonts w:hint="eastAsia" w:ascii="Times New Roman" w:hAnsi="Times New Roman" w:eastAsia="微软雅黑" w:cs="Times New Roman"/>
+          <w:b/>
+          <w:color w:val="auto"/>
+          <w:sz w:val="24"/>
+          <w:szCs w:val="24"/>
+          <w:lang w:eastAsia="zh-CN"/>
+        </w:rPr>
+        <w:t>{% if msianalysisOfImmuneTestResults.</w:t>
+      </w:r>
+      <w:r>
+        <w:rPr>
+          <w:rFonts w:ascii="Times New Roman" w:hAnsi="Times New Roman" w:eastAsia="微软雅黑" w:cs="Times New Roman"/>
+          <w:b/>
+          <w:color w:val="auto"/>
+          <w:sz w:val="24"/>
+          <w:szCs w:val="24"/>
+          <w:lang w:eastAsia="zh-CN"/>
+        </w:rPr>
+        <w:t>drugResearchList</w:t>
+      </w:r>
+      <w:r>
+        <w:rPr>
+          <w:rFonts w:hint="eastAsia" w:ascii="Times New Roman" w:hAnsi="Times New Roman" w:eastAsia="微软雅黑" w:cs="Times New Roman"/>
+          <w:b/>
+          <w:color w:val="auto"/>
+          <w:sz w:val="24"/>
+          <w:szCs w:val="24"/>
+          <w:lang w:eastAsia="zh-CN"/>
+        </w:rPr>
+        <w:t xml:space="preserve"> != [] %}</w:t>
+      </w:r>
+    </w:p>
+    <w:p>
+      <w:pPr>
+        <w:keepNext w:val="0"/>
+        <w:keepLines w:val="0"/>
+        <w:pageBreakBefore w:val="0"/>
+        <w:widowControl w:val="0"/>
+        <w:kinsoku/>
+        <w:wordWrap/>
+        <w:overflowPunct/>
+        <w:topLinePunct w:val="0"/>
+        <w:autoSpaceDE/>
+        <w:autoSpaceDN/>
+        <w:bidi w:val="0"/>
+        <w:adjustRightInd/>
+        <w:snapToGrid/>
+        <w:spacing w:before="26"/>
+        <w:ind w:left="414"/>
+        <w:textAlignment w:val="auto"/>
+        <w:rPr>
+          <w:rFonts w:ascii="Times New Roman" w:hAnsi="Times New Roman" w:eastAsia="微软雅黑" w:cs="Times New Roman"/>
+          <w:b/>
+          <w:color w:val="auto"/>
+          <w:sz w:val="24"/>
+          <w:szCs w:val="24"/>
+          <w:lang w:eastAsia="zh-CN"/>
+        </w:rPr>
+      </w:pPr>
+      <w:r>
+        <w:rPr>
+          <w:rFonts w:ascii="Times New Roman" w:hAnsi="Times New Roman" w:eastAsia="微软雅黑" w:cs="Times New Roman"/>
+          <w:b/>
+          <w:color w:val="auto"/>
+          <w:sz w:val="24"/>
+          <w:lang w:eastAsia="zh-CN"/>
+        </w:rPr>
+        <w:t>潜在受益药物研究信息：</w:t>
+      </w:r>
+    </w:p>
+    <w:tbl>
+      <w:tblPr>
+        <w:tblStyle w:val="19"/>
+        <w:tblpPr w:leftFromText="180" w:rightFromText="180" w:vertAnchor="text" w:tblpXSpec="center" w:tblpY="1"/>
+        <w:tblOverlap w:val="never"/>
+        <w:tblW w:w="9870" w:type="dxa"/>
+        <w:jc w:val="center"/>
+        <w:tblBorders>
+          <w:top w:val="single" w:color="244061" w:sz="18" w:space="0"/>
+          <w:left w:val="none" w:color="auto" w:sz="0" w:space="0"/>
+          <w:bottom w:val="dashed" w:color="244061" w:sz="4" w:space="0"/>
+          <w:right w:val="none" w:color="auto" w:sz="0" w:space="0"/>
+          <w:insideH w:val="dashed" w:color="244061" w:sz="4" w:space="0"/>
+          <w:insideV w:val="dashed" w:color="244061" w:sz="4" w:space="0"/>
+        </w:tblBorders>
+        <w:shd w:val="clear" w:color="auto" w:fill="auto"/>
+        <w:tblLayout w:type="fixed"/>
+        <w:tblCellMar>
+          <w:top w:w="0" w:type="dxa"/>
+          <w:left w:w="108" w:type="dxa"/>
+          <w:bottom w:w="0" w:type="dxa"/>
+          <w:right w:w="108" w:type="dxa"/>
+        </w:tblCellMar>
+      </w:tblPr>
+      <w:tblGrid>
+        <w:gridCol w:w="1526"/>
+        <w:gridCol w:w="1417"/>
+        <w:gridCol w:w="1134"/>
+        <w:gridCol w:w="5793"/>
+      </w:tblGrid>
       <w:tr>
         <w:tblPrEx>
           <w:tblBorders>
-            <w:top w:val="single" w:color="00B050" w:sz="18" w:space="0"/>
+            <w:top w:val="single" w:color="244061" w:sz="18" w:space="0"/>
             <w:left w:val="none" w:color="auto" w:sz="0" w:space="0"/>
-            <w:bottom w:val="single" w:color="A4A4A4" w:sz="4" w:space="0"/>
+            <w:bottom w:val="dashed" w:color="244061" w:sz="4" w:space="0"/>
             <w:right w:val="none" w:color="auto" w:sz="0" w:space="0"/>
-            <w:insideH w:val="single" w:color="A4A4A4" w:sz="4" w:space="0"/>
-            <w:insideV w:val="single" w:color="A4A4A4" w:sz="4" w:space="0"/>
+            <w:insideH w:val="dashed" w:color="244061" w:sz="4" w:space="0"/>
+            <w:insideV w:val="dashed" w:color="244061" w:sz="4" w:space="0"/>
           </w:tblBorders>
           <w:tblCellMar>
             <w:top w:w="0" w:type="dxa"/>
@@ -16556,842 +16848,1259 @@
           </w:tblCellMar>
         </w:tblPrEx>
         <w:trPr>
-          <w:trHeight w:val="90" w:hRule="atLeast"/>
+          <w:trHeight w:val="417" w:hRule="atLeast"/>
           <w:jc w:val="center"/>
         </w:trPr>
         <w:tc>
           <w:tcPr>
-            <w:tcW w:w="9837" w:type="dxa"/>
-            <w:gridSpan w:val="2"/>
-            <w:tcBorders>
-              <w:top w:val="nil"/>
-              <w:bottom w:val="nil"/>
-            </w:tcBorders>
+            <w:tcW w:w="1526" w:type="dxa"/>
             <w:shd w:val="clear" w:color="auto" w:fill="auto"/>
             <w:vAlign w:val="center"/>
           </w:tcPr>
           <w:p>
             <w:pPr>
-              <w:keepNext w:val="0"/>
-              <w:keepLines w:val="0"/>
-              <w:pageBreakBefore w:val="0"/>
-              <w:widowControl w:val="0"/>
-              <w:kinsoku/>
-              <w:wordWrap/>
-              <w:overflowPunct/>
-              <w:topLinePunct w:val="0"/>
-              <w:autoSpaceDE/>
-              <w:autoSpaceDN/>
-              <w:bidi w:val="0"/>
-              <w:adjustRightInd/>
-              <w:snapToGrid/>
-              <w:spacing w:before="0" w:beforeLines="50" w:line="219" w:lineRule="auto"/>
-              <w:textAlignment w:val="auto"/>
-              <w:rPr>
-                <w:rFonts w:ascii="Times New Roman" w:hAnsi="Times New Roman" w:eastAsia="微软雅黑" w:cs="Times New Roman"/>
-                <w:b/>
-                <w:sz w:val="18"/>
-                <w:shd w:val="clear" w:color="auto" w:fill="FFFFFF"/>
-                <w:lang w:eastAsia="zh-CN"/>
-              </w:rPr>
-            </w:pPr>
-            <w:r>
-              <w:rPr>
-                <w:rFonts w:hint="eastAsia" w:ascii="Times New Roman" w:hAnsi="Times New Roman" w:eastAsia="微软雅黑" w:cs="Times New Roman"/>
-                <w:b/>
-                <w:sz w:val="18"/>
-                <w:shd w:val="clear" w:color="auto" w:fill="FFFFFF"/>
-                <w:lang w:eastAsia="zh-CN"/>
-              </w:rPr>
-              <w:t>指标解析：</w:t>
-            </w:r>
-          </w:p>
-          <w:p>
-            <w:pPr>
-              <w:keepNext w:val="0"/>
-              <w:keepLines w:val="0"/>
-              <w:pageBreakBefore w:val="0"/>
-              <w:widowControl w:val="0"/>
-              <w:kinsoku/>
-              <w:wordWrap/>
-              <w:overflowPunct/>
-              <w:topLinePunct w:val="0"/>
-              <w:autoSpaceDE/>
-              <w:autoSpaceDN/>
-              <w:bidi w:val="0"/>
-              <w:adjustRightInd/>
-              <w:snapToGrid/>
-              <w:spacing w:line="219" w:lineRule="auto"/>
-              <w:ind w:firstLine="360" w:firstLineChars="200"/>
-              <w:textAlignment w:val="auto"/>
-              <w:rPr>
-                <w:rFonts w:ascii="Times New Roman" w:hAnsi="Times New Roman" w:eastAsia="微软雅黑" w:cs="Times New Roman"/>
-                <w:sz w:val="18"/>
-                <w:shd w:val="clear" w:color="auto" w:fill="FFFFFF"/>
-                <w:lang w:eastAsia="zh-CN"/>
-              </w:rPr>
-            </w:pPr>
-            <w:r>
-              <w:rPr>
-                <w:rFonts w:ascii="Times New Roman" w:hAnsi="Times New Roman" w:eastAsia="微软雅黑" w:cs="Times New Roman"/>
-                <w:sz w:val="18"/>
-                <w:shd w:val="clear" w:color="auto" w:fill="FFFFFF"/>
-                <w:lang w:eastAsia="zh-CN"/>
-              </w:rPr>
-              <w:t>微卫星不稳定（MSI）是由于在DNA复制时插入或缺失突变引起的微卫星序列长度改变的现象。</w:t>
-            </w:r>
-            <w:r>
-              <w:rPr>
-                <w:rFonts w:hint="eastAsia" w:ascii="Times New Roman" w:hAnsi="Times New Roman" w:eastAsia="微软雅黑" w:cs="Times New Roman"/>
-                <w:sz w:val="18"/>
-                <w:shd w:val="clear" w:color="auto" w:fill="FFFFFF"/>
-                <w:lang w:eastAsia="zh-CN"/>
-              </w:rPr>
-              <w:t>MSI结果</w:t>
-            </w:r>
-            <w:r>
-              <w:rPr>
-                <w:rFonts w:ascii="Times New Roman" w:hAnsi="Times New Roman" w:eastAsia="微软雅黑" w:cs="Times New Roman"/>
-                <w:sz w:val="18"/>
-                <w:shd w:val="clear" w:color="auto" w:fill="FFFFFF"/>
-                <w:lang w:eastAsia="zh-CN"/>
-              </w:rPr>
-              <w:t>可以分为微卫星稳定型（MSS）、微卫星不稳定型（MSI-H）。MSI-H型结直肠癌、胃癌、子宫内膜癌、胆管癌及胰腺癌等患者可能从免疫治疗PD-1抑制剂类药物中获益。</w:t>
-            </w:r>
-          </w:p>
-          <w:p>
-            <w:pPr>
-              <w:keepNext w:val="0"/>
-              <w:keepLines w:val="0"/>
-              <w:pageBreakBefore w:val="0"/>
-              <w:widowControl w:val="0"/>
-              <w:kinsoku/>
-              <w:wordWrap/>
-              <w:overflowPunct/>
-              <w:topLinePunct w:val="0"/>
-              <w:autoSpaceDE/>
-              <w:autoSpaceDN/>
-              <w:bidi w:val="0"/>
-              <w:adjustRightInd/>
-              <w:snapToGrid/>
-              <w:spacing w:before="0" w:beforeLines="50" w:line="219" w:lineRule="auto"/>
-              <w:textAlignment w:val="auto"/>
-              <w:rPr>
-                <w:rFonts w:ascii="Times New Roman" w:hAnsi="Times New Roman" w:eastAsia="微软雅黑" w:cs="Times New Roman"/>
-                <w:b/>
-                <w:sz w:val="18"/>
-                <w:shd w:val="clear" w:color="auto" w:fill="FFFFFF"/>
-                <w:lang w:eastAsia="zh-CN"/>
-              </w:rPr>
-            </w:pPr>
-            <w:r>
-              <w:rPr>
-                <w:rFonts w:hint="eastAsia" w:ascii="Times New Roman" w:hAnsi="Times New Roman" w:eastAsia="微软雅黑" w:cs="Times New Roman"/>
-                <w:b/>
-                <w:sz w:val="18"/>
-                <w:shd w:val="clear" w:color="auto" w:fill="FFFFFF"/>
-                <w:lang w:eastAsia="zh-CN"/>
-              </w:rPr>
-              <w:t>临床意义：</w:t>
-            </w:r>
-          </w:p>
-          <w:p>
-            <w:pPr>
-              <w:keepNext w:val="0"/>
-              <w:keepLines w:val="0"/>
-              <w:pageBreakBefore w:val="0"/>
-              <w:widowControl w:val="0"/>
-              <w:numPr>
-                <w:ilvl w:val="0"/>
-                <w:numId w:val="9"/>
-              </w:numPr>
-              <w:kinsoku/>
-              <w:wordWrap/>
-              <w:overflowPunct/>
-              <w:topLinePunct w:val="0"/>
-              <w:autoSpaceDE/>
-              <w:autoSpaceDN/>
-              <w:bidi w:val="0"/>
-              <w:adjustRightInd/>
-              <w:snapToGrid/>
-              <w:spacing w:line="219" w:lineRule="auto"/>
-              <w:textAlignment w:val="auto"/>
-              <w:rPr>
-                <w:rFonts w:ascii="Times New Roman" w:hAnsi="Times New Roman" w:eastAsia="微软雅黑" w:cs="Times New Roman"/>
-                <w:sz w:val="18"/>
-                <w:shd w:val="clear" w:color="auto" w:fill="FFFFFF"/>
-                <w:lang w:eastAsia="zh-CN"/>
-              </w:rPr>
-            </w:pPr>
-            <w:r>
-              <w:rPr>
-                <w:rFonts w:hint="eastAsia" w:ascii="Times New Roman" w:hAnsi="Times New Roman" w:eastAsia="微软雅黑" w:cs="Times New Roman"/>
-                <w:sz w:val="18"/>
-                <w:shd w:val="clear" w:color="auto" w:fill="FFFFFF"/>
-                <w:lang w:eastAsia="zh-CN"/>
-              </w:rPr>
-              <w:t>FDA批准伊匹木单抗与纳武利尤单抗联用治疗在氟嘧啶、奥沙利铂和伊立替康治疗后有进展且微卫星不稳定性高（MSI-H）或错配修复缺陷（dMMR）的转移性结直肠癌成人和12岁及以上儿童患者。</w:t>
-            </w:r>
-          </w:p>
-          <w:p>
-            <w:pPr>
-              <w:keepNext w:val="0"/>
-              <w:keepLines w:val="0"/>
-              <w:pageBreakBefore w:val="0"/>
-              <w:widowControl w:val="0"/>
-              <w:numPr>
-                <w:ilvl w:val="0"/>
-                <w:numId w:val="9"/>
-              </w:numPr>
-              <w:kinsoku/>
-              <w:wordWrap/>
-              <w:overflowPunct/>
-              <w:topLinePunct w:val="0"/>
-              <w:autoSpaceDE/>
-              <w:autoSpaceDN/>
-              <w:bidi w:val="0"/>
-              <w:adjustRightInd/>
-              <w:snapToGrid/>
-              <w:spacing w:line="219" w:lineRule="auto"/>
-              <w:textAlignment w:val="auto"/>
-              <w:rPr>
-                <w:rFonts w:ascii="Times New Roman" w:hAnsi="Times New Roman" w:eastAsia="微软雅黑" w:cs="Times New Roman"/>
-                <w:sz w:val="18"/>
-                <w:shd w:val="clear" w:color="auto" w:fill="FFFFFF"/>
-                <w:lang w:eastAsia="zh-CN"/>
-              </w:rPr>
-            </w:pPr>
-            <w:r>
-              <w:rPr>
-                <w:rFonts w:hint="eastAsia" w:ascii="Times New Roman" w:hAnsi="Times New Roman" w:eastAsia="微软雅黑" w:cs="Times New Roman"/>
-                <w:sz w:val="18"/>
-                <w:shd w:val="clear" w:color="auto" w:fill="FFFFFF"/>
-                <w:lang w:eastAsia="zh-CN"/>
-              </w:rPr>
-              <w:t>FDA批准帕博利珠单抗用于患有不可切除或转移性，微卫星不稳定性高（MSI-H）或错配修复缺陷的实体瘤成年和儿童患者，这些患者在既往治疗后病情进展，并且没有令人满意的替代治疗方案选择。</w:t>
-            </w:r>
-          </w:p>
-          <w:p>
-            <w:pPr>
-              <w:keepNext w:val="0"/>
-              <w:keepLines w:val="0"/>
-              <w:pageBreakBefore w:val="0"/>
-              <w:widowControl w:val="0"/>
-              <w:numPr>
-                <w:ilvl w:val="0"/>
-                <w:numId w:val="9"/>
-              </w:numPr>
-              <w:kinsoku/>
-              <w:wordWrap/>
-              <w:overflowPunct/>
-              <w:topLinePunct w:val="0"/>
-              <w:autoSpaceDE/>
-              <w:autoSpaceDN/>
-              <w:bidi w:val="0"/>
-              <w:adjustRightInd/>
-              <w:snapToGrid/>
-              <w:spacing w:line="219" w:lineRule="auto"/>
-              <w:textAlignment w:val="auto"/>
-              <w:rPr>
-                <w:rFonts w:ascii="Times New Roman" w:hAnsi="Times New Roman" w:eastAsia="微软雅黑" w:cs="Times New Roman"/>
-                <w:sz w:val="18"/>
-                <w:shd w:val="clear" w:color="auto" w:fill="FFFFFF"/>
-                <w:lang w:eastAsia="zh-CN"/>
-              </w:rPr>
-            </w:pPr>
-            <w:r>
-              <w:rPr>
-                <w:rFonts w:hint="eastAsia" w:ascii="Times New Roman" w:hAnsi="Times New Roman" w:eastAsia="微软雅黑" w:cs="Times New Roman"/>
-                <w:sz w:val="18"/>
-                <w:shd w:val="clear" w:color="auto" w:fill="FFFFFF"/>
-                <w:lang w:eastAsia="zh-CN"/>
-              </w:rPr>
-              <w:t>FDA批准帕博利珠单抗：1、用于患有不可切除或转移性，微卫星不稳定性高（MSI-H）或错配修复缺陷的结直肠癌成年和儿童患者，并且这些患者在氟嘧啶，奥沙利铂和伊立替康治疗后疾病进展；2、一线治疗不可切除或转移性微卫星不稳定性高（MSI-H）或错配修复缺陷（dMMR）结直肠癌患者。NMPA批准帕博利珠单抗单药用于KRAS、NRAS和BRAF基因均为野生型、不可切除或转移性高微卫星不稳定性（MSI-H）或错配修复基因缺陷型（dMMR）结直肠癌（CRC）患者的一线治疗。</w:t>
-            </w:r>
-          </w:p>
-          <w:p>
-            <w:pPr>
-              <w:keepNext w:val="0"/>
-              <w:keepLines w:val="0"/>
-              <w:pageBreakBefore w:val="0"/>
-              <w:widowControl w:val="0"/>
-              <w:numPr>
-                <w:ilvl w:val="0"/>
-                <w:numId w:val="9"/>
-              </w:numPr>
-              <w:kinsoku/>
-              <w:wordWrap/>
-              <w:overflowPunct/>
-              <w:topLinePunct w:val="0"/>
-              <w:autoSpaceDE/>
-              <w:autoSpaceDN/>
-              <w:bidi w:val="0"/>
-              <w:adjustRightInd/>
-              <w:snapToGrid/>
-              <w:spacing w:line="219" w:lineRule="auto"/>
-              <w:textAlignment w:val="auto"/>
-              <w:rPr>
-                <w:rFonts w:ascii="Times New Roman" w:hAnsi="Times New Roman" w:eastAsia="微软雅黑" w:cs="Times New Roman"/>
-                <w:sz w:val="18"/>
-                <w:shd w:val="clear" w:color="auto" w:fill="FFFFFF"/>
-                <w:lang w:eastAsia="zh-CN"/>
-              </w:rPr>
-            </w:pPr>
-            <w:r>
-              <w:rPr>
-                <w:rFonts w:hint="eastAsia" w:ascii="Times New Roman" w:hAnsi="Times New Roman" w:eastAsia="微软雅黑" w:cs="Times New Roman"/>
-                <w:sz w:val="18"/>
-                <w:shd w:val="clear" w:color="auto" w:fill="FFFFFF"/>
-                <w:lang w:eastAsia="zh-CN"/>
-              </w:rPr>
-              <w:t>FDA批准帕博利珠单抗单药用于治疗既往在任何情况下接受系统治疗后疾病进展、不适合根治性手术或放疗、经FDA批准的试验确定MSI-H或dMMR的晚期子宫内膜癌患者。</w:t>
-            </w:r>
-          </w:p>
-          <w:p>
-            <w:pPr>
-              <w:keepNext w:val="0"/>
-              <w:keepLines w:val="0"/>
-              <w:pageBreakBefore w:val="0"/>
-              <w:widowControl w:val="0"/>
-              <w:numPr>
-                <w:ilvl w:val="0"/>
-                <w:numId w:val="9"/>
-              </w:numPr>
-              <w:kinsoku/>
-              <w:wordWrap/>
-              <w:overflowPunct/>
-              <w:topLinePunct w:val="0"/>
-              <w:autoSpaceDE/>
-              <w:autoSpaceDN/>
-              <w:bidi w:val="0"/>
-              <w:adjustRightInd/>
-              <w:snapToGrid/>
-              <w:spacing w:line="219" w:lineRule="auto"/>
-              <w:textAlignment w:val="auto"/>
-              <w:rPr>
-                <w:rFonts w:ascii="Times New Roman" w:hAnsi="Times New Roman" w:eastAsia="微软雅黑" w:cs="Times New Roman"/>
-                <w:sz w:val="18"/>
-                <w:shd w:val="clear" w:color="auto" w:fill="FFFFFF"/>
-                <w:lang w:eastAsia="zh-CN"/>
-              </w:rPr>
-            </w:pPr>
-            <w:r>
-              <w:rPr>
-                <w:rFonts w:hint="eastAsia" w:ascii="Times New Roman" w:hAnsi="Times New Roman" w:eastAsia="微软雅黑" w:cs="Times New Roman"/>
-                <w:sz w:val="18"/>
-                <w:shd w:val="clear" w:color="auto" w:fill="FFFFFF"/>
-                <w:lang w:eastAsia="zh-CN"/>
-              </w:rPr>
-              <w:t>FDA批准纳武利尤单抗单药用于具有MSI-H或者dMMR特征，并已经接受过氟尿嘧啶、奥沙利铂、伊利替康治疗后疾病进展的成年或者儿童（12岁以上）转移性结直肠癌患者。</w:t>
-            </w:r>
-          </w:p>
-          <w:p>
-            <w:pPr>
-              <w:keepNext w:val="0"/>
-              <w:keepLines w:val="0"/>
-              <w:pageBreakBefore w:val="0"/>
-              <w:widowControl w:val="0"/>
-              <w:numPr>
-                <w:ilvl w:val="0"/>
-                <w:numId w:val="9"/>
-              </w:numPr>
-              <w:kinsoku/>
-              <w:wordWrap/>
-              <w:overflowPunct/>
-              <w:topLinePunct w:val="0"/>
-              <w:autoSpaceDE/>
-              <w:autoSpaceDN/>
-              <w:bidi w:val="0"/>
-              <w:adjustRightInd/>
-              <w:snapToGrid/>
-              <w:spacing w:line="219" w:lineRule="auto"/>
-              <w:textAlignment w:val="auto"/>
-              <w:rPr>
-                <w:rFonts w:ascii="Times New Roman" w:hAnsi="Times New Roman" w:eastAsia="微软雅黑" w:cs="Times New Roman"/>
-                <w:sz w:val="18"/>
-                <w:shd w:val="clear" w:color="auto" w:fill="FFFFFF"/>
-                <w:lang w:eastAsia="zh-CN"/>
-              </w:rPr>
-            </w:pPr>
-            <w:r>
-              <w:rPr>
-                <w:rFonts w:hint="eastAsia" w:ascii="Times New Roman" w:hAnsi="Times New Roman" w:eastAsia="微软雅黑" w:cs="Times New Roman"/>
-                <w:sz w:val="18"/>
-                <w:shd w:val="clear" w:color="auto" w:fill="FFFFFF"/>
-                <w:lang w:eastAsia="zh-CN"/>
-              </w:rPr>
-              <w:t>NMPA批准恩沃利单抗用于不可切除或转移性微卫星高度不稳定（MSI-H）或错配修复基因缺陷型（dMMR）的成人晚期实体瘤患者的治疗，包括既往经过氟尿嘧啶类、奥沙利铂和伊立替康治疗后出现疾病进展的晚期结直肠癌患者以及既往治疗后出现疾病进展且无满意替代治疗方案的其他晚期实体瘤患者。</w:t>
-            </w:r>
-          </w:p>
-          <w:p>
-            <w:pPr>
-              <w:keepNext w:val="0"/>
-              <w:keepLines w:val="0"/>
-              <w:pageBreakBefore w:val="0"/>
-              <w:widowControl w:val="0"/>
-              <w:numPr>
-                <w:ilvl w:val="0"/>
-                <w:numId w:val="9"/>
-              </w:numPr>
-              <w:kinsoku/>
-              <w:wordWrap/>
-              <w:overflowPunct/>
-              <w:topLinePunct w:val="0"/>
-              <w:autoSpaceDE/>
-              <w:autoSpaceDN/>
-              <w:bidi w:val="0"/>
-              <w:adjustRightInd/>
-              <w:snapToGrid/>
-              <w:spacing w:line="219" w:lineRule="auto"/>
-              <w:textAlignment w:val="auto"/>
-              <w:rPr>
-                <w:rFonts w:ascii="Times New Roman" w:hAnsi="Times New Roman" w:eastAsia="微软雅黑" w:cs="Times New Roman"/>
-                <w:sz w:val="18"/>
-                <w:shd w:val="clear" w:color="auto" w:fill="FFFFFF"/>
-                <w:lang w:eastAsia="zh-CN"/>
-              </w:rPr>
-            </w:pPr>
-            <w:r>
-              <w:rPr>
-                <w:rFonts w:ascii="Times New Roman" w:hAnsi="Times New Roman" w:eastAsia="微软雅黑" w:cs="Times New Roman"/>
-                <w:sz w:val="18"/>
-                <w:shd w:val="clear" w:color="auto" w:fill="FFFFFF"/>
-                <w:lang w:eastAsia="zh-CN"/>
-              </w:rPr>
-              <w:t>NMPA批准</w:t>
-            </w:r>
-            <w:r>
-              <w:rPr>
-                <w:rFonts w:hint="eastAsia" w:ascii="Times New Roman" w:hAnsi="Times New Roman" w:eastAsia="微软雅黑" w:cs="Times New Roman"/>
-                <w:sz w:val="18"/>
-                <w:shd w:val="clear" w:color="auto" w:fill="FFFFFF"/>
-                <w:lang w:eastAsia="zh-CN"/>
-              </w:rPr>
-              <w:t>替雷利珠单抗</w:t>
-            </w:r>
-            <w:r>
-              <w:rPr>
-                <w:rFonts w:ascii="Times New Roman" w:hAnsi="Times New Roman" w:eastAsia="微软雅黑" w:cs="Times New Roman"/>
-                <w:sz w:val="18"/>
-                <w:shd w:val="clear" w:color="auto" w:fill="FFFFFF"/>
-                <w:lang w:eastAsia="zh-CN"/>
-              </w:rPr>
-              <w:t>用于治疗不可切除或转移性微卫星高度不稳定型（MSI-H）或错配修复基因缺陷型</w:t>
-            </w:r>
-            <w:r>
-              <w:rPr>
-                <w:rFonts w:hint="eastAsia" w:ascii="Times New Roman" w:hAnsi="Times New Roman" w:eastAsia="微软雅黑" w:cs="Times New Roman"/>
-                <w:sz w:val="18"/>
-                <w:shd w:val="clear" w:color="auto" w:fill="FFFFFF"/>
-                <w:lang w:eastAsia="zh-CN"/>
-              </w:rPr>
-              <w:t>(</w:t>
-            </w:r>
-            <w:r>
-              <w:rPr>
-                <w:rFonts w:ascii="Times New Roman" w:hAnsi="Times New Roman" w:eastAsia="微软雅黑" w:cs="Times New Roman"/>
-                <w:sz w:val="18"/>
-                <w:shd w:val="clear" w:color="auto" w:fill="FFFFFF"/>
-                <w:lang w:eastAsia="zh-CN"/>
-              </w:rPr>
-              <w:t>dMMR</w:t>
-            </w:r>
-            <w:r>
-              <w:rPr>
-                <w:rFonts w:hint="eastAsia" w:ascii="Times New Roman" w:hAnsi="Times New Roman" w:eastAsia="微软雅黑" w:cs="Times New Roman"/>
-                <w:sz w:val="18"/>
-                <w:shd w:val="clear" w:color="auto" w:fill="FFFFFF"/>
-                <w:lang w:eastAsia="zh-CN"/>
-              </w:rPr>
-              <w:t>)</w:t>
-            </w:r>
-            <w:r>
-              <w:rPr>
-                <w:rFonts w:ascii="Times New Roman" w:hAnsi="Times New Roman" w:eastAsia="微软雅黑" w:cs="Times New Roman"/>
-                <w:sz w:val="18"/>
-                <w:shd w:val="clear" w:color="auto" w:fill="FFFFFF"/>
-                <w:lang w:eastAsia="zh-CN"/>
-              </w:rPr>
-              <w:t>的成人晚期实体瘤患者，包括既往接受过氟尿嘧啶类、奥沙利铂和伊立替康治疗后出现疾病进展的晚期结直肠癌患者；既往治疗后出现疾病进展且无满意替代治疗方案的其他晚期实体瘤患者。</w:t>
-            </w:r>
-          </w:p>
-          <w:p>
-            <w:pPr>
-              <w:keepNext w:val="0"/>
-              <w:keepLines w:val="0"/>
-              <w:pageBreakBefore w:val="0"/>
-              <w:widowControl w:val="0"/>
-              <w:numPr>
-                <w:ilvl w:val="0"/>
-                <w:numId w:val="9"/>
-              </w:numPr>
-              <w:kinsoku/>
-              <w:wordWrap/>
-              <w:overflowPunct/>
-              <w:topLinePunct w:val="0"/>
-              <w:autoSpaceDE/>
-              <w:autoSpaceDN/>
-              <w:bidi w:val="0"/>
-              <w:adjustRightInd/>
-              <w:snapToGrid/>
-              <w:spacing w:line="219" w:lineRule="auto"/>
-              <w:textAlignment w:val="auto"/>
-              <w:rPr>
-                <w:rFonts w:ascii="Times New Roman" w:hAnsi="Times New Roman" w:eastAsia="微软雅黑" w:cs="Times New Roman"/>
-                <w:sz w:val="18"/>
-                <w:shd w:val="clear" w:color="auto" w:fill="FFFFFF"/>
-                <w:lang w:eastAsia="zh-CN"/>
-              </w:rPr>
-            </w:pPr>
-            <w:r>
-              <w:rPr>
-                <w:rFonts w:hint="eastAsia" w:ascii="Times New Roman" w:hAnsi="Times New Roman" w:eastAsia="微软雅黑" w:cs="Times New Roman"/>
-                <w:sz w:val="18"/>
-                <w:shd w:val="clear" w:color="auto" w:fill="FFFFFF"/>
-                <w:lang w:eastAsia="zh-CN"/>
-              </w:rPr>
-              <w:t>N</w:t>
-            </w:r>
-            <w:r>
-              <w:rPr>
-                <w:rFonts w:ascii="Times New Roman" w:hAnsi="Times New Roman" w:eastAsia="微软雅黑" w:cs="Times New Roman"/>
-                <w:sz w:val="18"/>
-                <w:shd w:val="clear" w:color="auto" w:fill="FFFFFF"/>
-                <w:lang w:eastAsia="zh-CN"/>
-              </w:rPr>
-              <w:t>MPA批准</w:t>
-            </w:r>
-            <w:r>
-              <w:rPr>
-                <w:rFonts w:hint="eastAsia" w:ascii="Times New Roman" w:hAnsi="Times New Roman" w:eastAsia="微软雅黑" w:cs="Times New Roman"/>
-                <w:sz w:val="18"/>
-                <w:shd w:val="clear" w:color="auto" w:fill="FFFFFF"/>
-                <w:lang w:eastAsia="zh-CN"/>
-              </w:rPr>
-              <w:t>特普利单抗</w:t>
-            </w:r>
-            <w:r>
-              <w:rPr>
-                <w:rFonts w:ascii="Times New Roman" w:hAnsi="Times New Roman" w:eastAsia="微软雅黑" w:cs="Times New Roman"/>
-                <w:sz w:val="18"/>
-                <w:shd w:val="clear" w:color="auto" w:fill="FFFFFF"/>
-                <w:lang w:eastAsia="zh-CN"/>
-              </w:rPr>
-              <w:t>用于不可切除或转移性的高度微卫星不稳定型（MSI-H）或错配修复缺陷型（dMMR）的晚期实体瘤患者，包括既往经过氟尿嘧啶类、奥沙利铂和伊立替康治疗后出现疾病进展的晚期结直肠癌患者；既往至少一线治疗后出现疾病进展且无满意替代治疗方案的其他晚期实体瘤患者。</w:t>
-            </w:r>
-          </w:p>
-          <w:p>
-            <w:pPr>
-              <w:keepNext w:val="0"/>
-              <w:keepLines w:val="0"/>
-              <w:pageBreakBefore w:val="0"/>
-              <w:widowControl w:val="0"/>
-              <w:numPr>
-                <w:ilvl w:val="0"/>
-                <w:numId w:val="9"/>
-              </w:numPr>
-              <w:kinsoku/>
-              <w:wordWrap/>
-              <w:overflowPunct/>
-              <w:topLinePunct w:val="0"/>
-              <w:autoSpaceDE/>
-              <w:autoSpaceDN/>
-              <w:bidi w:val="0"/>
-              <w:adjustRightInd/>
-              <w:snapToGrid/>
-              <w:spacing w:line="219" w:lineRule="auto"/>
-              <w:textAlignment w:val="auto"/>
-              <w:rPr>
-                <w:rFonts w:ascii="Times New Roman" w:hAnsi="Times New Roman" w:eastAsia="微软雅黑" w:cs="Times New Roman"/>
-                <w:sz w:val="18"/>
-                <w:shd w:val="clear" w:color="auto" w:fill="FFFFFF"/>
-                <w:lang w:eastAsia="zh-CN"/>
-              </w:rPr>
-            </w:pPr>
-            <w:r>
-              <w:rPr>
-                <w:rFonts w:ascii="Times New Roman" w:hAnsi="Times New Roman" w:eastAsia="微软雅黑" w:cs="Times New Roman"/>
-                <w:sz w:val="18"/>
-                <w:shd w:val="clear" w:color="auto" w:fill="FFFFFF"/>
-                <w:lang w:eastAsia="zh-CN"/>
-              </w:rPr>
-              <w:t>NMPA批准</w:t>
-            </w:r>
-            <w:r>
-              <w:rPr>
-                <w:rFonts w:hint="eastAsia" w:ascii="Times New Roman" w:hAnsi="Times New Roman" w:eastAsia="微软雅黑" w:cs="Times New Roman"/>
-                <w:sz w:val="18"/>
-                <w:shd w:val="clear" w:color="auto" w:fill="FFFFFF"/>
-                <w:lang w:eastAsia="zh-CN"/>
-              </w:rPr>
-              <w:t>斯鲁利单抗</w:t>
-            </w:r>
-            <w:r>
-              <w:rPr>
-                <w:rFonts w:ascii="Times New Roman" w:hAnsi="Times New Roman" w:eastAsia="微软雅黑" w:cs="Times New Roman"/>
-                <w:sz w:val="18"/>
-                <w:shd w:val="clear" w:color="auto" w:fill="FFFFFF"/>
-                <w:lang w:eastAsia="zh-CN"/>
-              </w:rPr>
-              <w:t>用于不可切除或转移性微卫星高度不稳定</w:t>
-            </w:r>
-            <w:r>
-              <w:rPr>
-                <w:rFonts w:hint="eastAsia" w:ascii="Times New Roman" w:hAnsi="Times New Roman" w:eastAsia="微软雅黑" w:cs="Times New Roman"/>
-                <w:sz w:val="18"/>
-                <w:shd w:val="clear" w:color="auto" w:fill="FFFFFF"/>
-                <w:lang w:eastAsia="zh-CN"/>
-              </w:rPr>
-              <w:t>（</w:t>
-            </w:r>
-            <w:r>
-              <w:rPr>
-                <w:rFonts w:ascii="Times New Roman" w:hAnsi="Times New Roman" w:eastAsia="微软雅黑" w:cs="Times New Roman"/>
-                <w:sz w:val="18"/>
-                <w:shd w:val="clear" w:color="auto" w:fill="FFFFFF"/>
-                <w:lang w:eastAsia="zh-CN"/>
-              </w:rPr>
-              <w:t>MSI-</w:t>
-            </w:r>
-            <w:r>
-              <w:rPr>
-                <w:rFonts w:hint="eastAsia" w:ascii="Times New Roman" w:hAnsi="Times New Roman" w:eastAsia="微软雅黑" w:cs="Times New Roman"/>
-                <w:sz w:val="18"/>
-                <w:shd w:val="clear" w:color="auto" w:fill="FFFFFF"/>
-                <w:lang w:eastAsia="zh-CN"/>
-              </w:rPr>
-              <w:t>H）</w:t>
-            </w:r>
-            <w:r>
-              <w:rPr>
-                <w:rFonts w:ascii="Times New Roman" w:hAnsi="Times New Roman" w:eastAsia="微软雅黑" w:cs="Times New Roman"/>
-                <w:sz w:val="18"/>
-                <w:shd w:val="clear" w:color="auto" w:fill="FFFFFF"/>
-                <w:lang w:eastAsia="zh-CN"/>
-              </w:rPr>
-              <w:t>成人晚期实体瘤患者，包括既往经过氟尿嘧啶类、奥沙利铂和伊立替康治疗后出现疾病进展的晚期结直肠癌患者；既往至少二线治疗后出现疾病进展且无满意替代治疗方案晚期胃癌患者；既往至少一线治疗后出现疾病进展且无满意替代治疗方案其他晚期实体瘤</w:t>
-            </w:r>
-            <w:r>
-              <w:rPr>
-                <w:rFonts w:hint="eastAsia" w:ascii="Times New Roman" w:hAnsi="Times New Roman" w:eastAsia="微软雅黑" w:cs="Times New Roman"/>
-                <w:sz w:val="18"/>
-                <w:shd w:val="clear" w:color="auto" w:fill="FFFFFF"/>
-                <w:lang w:eastAsia="zh-CN"/>
-              </w:rPr>
-              <w:t>患者。</w:t>
-            </w:r>
-          </w:p>
-          <w:p>
-            <w:pPr>
-              <w:keepNext w:val="0"/>
-              <w:keepLines w:val="0"/>
-              <w:pageBreakBefore w:val="0"/>
-              <w:widowControl w:val="0"/>
-              <w:numPr>
-                <w:ilvl w:val="0"/>
-                <w:numId w:val="9"/>
-              </w:numPr>
-              <w:kinsoku/>
-              <w:wordWrap/>
-              <w:overflowPunct/>
-              <w:topLinePunct w:val="0"/>
-              <w:autoSpaceDE/>
-              <w:autoSpaceDN/>
-              <w:bidi w:val="0"/>
-              <w:adjustRightInd/>
-              <w:snapToGrid/>
-              <w:spacing w:line="219" w:lineRule="auto"/>
-              <w:textAlignment w:val="auto"/>
-              <w:rPr>
-                <w:rFonts w:ascii="Times New Roman" w:hAnsi="Times New Roman" w:eastAsia="微软雅黑" w:cs="Times New Roman"/>
-                <w:sz w:val="18"/>
-                <w:shd w:val="clear" w:color="auto" w:fill="FFFFFF"/>
-                <w:lang w:eastAsia="zh-CN"/>
-              </w:rPr>
-            </w:pPr>
-            <w:r>
-              <w:rPr>
-                <w:rFonts w:ascii="Times New Roman" w:hAnsi="Times New Roman" w:eastAsia="微软雅黑" w:cs="Times New Roman"/>
-                <w:sz w:val="18"/>
-                <w:shd w:val="clear" w:color="auto" w:fill="FFFFFF"/>
-                <w:lang w:eastAsia="zh-CN"/>
-              </w:rPr>
-              <w:t>FDA批准Dostarlimab：1、用于具有错配修复缺陷（dMMR）的复发性或晚期子宫内膜癌成人患者，这些患者在接受含铂化疗期间或之后病情进展且不适合治疗性手术或放射治疗；2、联合卡铂和紫杉醇，随后单药物用于错配修复缺陷（dMMR）或微卫星高度不稳定性（MSI-H）成人原发性晚期或复发性子宫内膜癌。</w:t>
-            </w:r>
-          </w:p>
-          <w:p>
-            <w:pPr>
-              <w:keepNext w:val="0"/>
-              <w:keepLines w:val="0"/>
-              <w:pageBreakBefore w:val="0"/>
-              <w:widowControl w:val="0"/>
-              <w:numPr>
-                <w:ilvl w:val="0"/>
-                <w:numId w:val="9"/>
-              </w:numPr>
-              <w:kinsoku/>
-              <w:wordWrap/>
-              <w:overflowPunct/>
-              <w:topLinePunct w:val="0"/>
-              <w:autoSpaceDE/>
-              <w:autoSpaceDN/>
-              <w:bidi w:val="0"/>
-              <w:adjustRightInd/>
-              <w:snapToGrid/>
-              <w:spacing w:line="219" w:lineRule="auto"/>
-              <w:textAlignment w:val="auto"/>
-              <w:rPr>
-                <w:rFonts w:ascii="Times New Roman" w:hAnsi="Times New Roman" w:eastAsia="微软雅黑" w:cs="Times New Roman"/>
-                <w:sz w:val="18"/>
-                <w:shd w:val="clear" w:color="auto" w:fill="FFFFFF"/>
-                <w:lang w:eastAsia="zh-CN"/>
-              </w:rPr>
-            </w:pPr>
-            <w:r>
-              <w:rPr>
-                <w:rFonts w:ascii="Times New Roman" w:hAnsi="Times New Roman" w:eastAsia="微软雅黑" w:cs="Times New Roman"/>
-                <w:sz w:val="18"/>
-                <w:shd w:val="clear" w:color="auto" w:fill="FFFFFF"/>
-                <w:lang w:eastAsia="zh-CN"/>
-              </w:rPr>
-              <w:t>FDA批准</w:t>
-            </w:r>
-            <w:r>
-              <w:rPr>
-                <w:rFonts w:hint="eastAsia" w:ascii="Times New Roman" w:hAnsi="Times New Roman" w:eastAsia="微软雅黑" w:cs="Times New Roman"/>
-                <w:sz w:val="18"/>
-                <w:shd w:val="clear" w:color="auto" w:fill="FFFFFF"/>
-                <w:lang w:eastAsia="zh-CN"/>
-              </w:rPr>
-              <w:t>帕博利珠单抗</w:t>
-            </w:r>
-            <w:r>
-              <w:rPr>
-                <w:rFonts w:ascii="Times New Roman" w:hAnsi="Times New Roman" w:eastAsia="微软雅黑" w:cs="Times New Roman"/>
-                <w:sz w:val="18"/>
-                <w:shd w:val="clear" w:color="auto" w:fill="FFFFFF"/>
-                <w:lang w:eastAsia="zh-CN"/>
-              </w:rPr>
-              <w:t>联合仑伐替尼用于治疗既往在任何情况下接受系统治疗后疾病进展、不适合根治性手术或放疗、经检测证实不是微卫星高不稳定性（MSI-H）或不是错配修复缺陷（dMMR）的晚期子宫内膜癌（EC）患者。</w:t>
-            </w:r>
-          </w:p>
-          <w:p>
-            <w:pPr>
-              <w:keepNext w:val="0"/>
-              <w:keepLines w:val="0"/>
-              <w:pageBreakBefore w:val="0"/>
-              <w:widowControl w:val="0"/>
-              <w:kinsoku/>
-              <w:wordWrap/>
-              <w:overflowPunct/>
-              <w:topLinePunct w:val="0"/>
-              <w:autoSpaceDE/>
-              <w:autoSpaceDN/>
-              <w:bidi w:val="0"/>
-              <w:adjustRightInd/>
-              <w:snapToGrid/>
-              <w:spacing w:before="0" w:beforeLines="50" w:line="219" w:lineRule="auto"/>
-              <w:textAlignment w:val="auto"/>
-              <w:rPr>
-                <w:rFonts w:ascii="Times New Roman" w:hAnsi="Times New Roman" w:eastAsia="微软雅黑" w:cs="Times New Roman"/>
-                <w:b/>
-                <w:sz w:val="18"/>
-                <w:shd w:val="clear" w:color="auto" w:fill="FFFFFF"/>
-              </w:rPr>
-            </w:pPr>
-            <w:r>
-              <w:rPr>
-                <w:rFonts w:ascii="Times New Roman" w:hAnsi="Times New Roman" w:eastAsia="微软雅黑" w:cs="Times New Roman"/>
-                <w:b/>
-                <w:sz w:val="18"/>
-                <w:shd w:val="clear" w:color="auto" w:fill="FFFFFF"/>
-              </w:rPr>
-              <w:t>注：</w:t>
-            </w:r>
-          </w:p>
-          <w:p>
-            <w:pPr>
-              <w:keepNext w:val="0"/>
-              <w:keepLines w:val="0"/>
-              <w:pageBreakBefore w:val="0"/>
-              <w:widowControl w:val="0"/>
-              <w:numPr>
-                <w:ilvl w:val="0"/>
-                <w:numId w:val="10"/>
-              </w:numPr>
-              <w:kinsoku/>
-              <w:wordWrap/>
-              <w:overflowPunct/>
-              <w:topLinePunct w:val="0"/>
-              <w:autoSpaceDE/>
-              <w:autoSpaceDN/>
-              <w:bidi w:val="0"/>
-              <w:adjustRightInd/>
-              <w:snapToGrid/>
-              <w:spacing w:line="219" w:lineRule="auto"/>
-              <w:textAlignment w:val="auto"/>
-              <w:rPr>
-                <w:rFonts w:ascii="Times New Roman" w:hAnsi="Times New Roman" w:eastAsia="微软雅黑" w:cs="Times New Roman"/>
-                <w:sz w:val="18"/>
-                <w:szCs w:val="18"/>
-                <w:shd w:val="clear" w:color="auto" w:fill="FFFFFF"/>
-                <w:lang w:eastAsia="zh-CN"/>
-              </w:rPr>
-            </w:pPr>
-            <w:r>
-              <w:rPr>
-                <w:rFonts w:hint="eastAsia" w:ascii="Times New Roman" w:hAnsi="Times New Roman" w:eastAsia="微软雅黑" w:cs="Times New Roman"/>
-                <w:sz w:val="18"/>
-                <w:szCs w:val="18"/>
-                <w:shd w:val="clear" w:color="auto" w:fill="FFFFFF"/>
-                <w:lang w:eastAsia="zh-CN"/>
-              </w:rPr>
-              <w:t>本次检测使用NGS技术结合生物信息学算法，基于内部验证数据，通过微卫星位点的长度分布评估判断MSI状态。</w:t>
-            </w:r>
-          </w:p>
-          <w:p>
-            <w:pPr>
-              <w:keepNext w:val="0"/>
-              <w:keepLines w:val="0"/>
-              <w:pageBreakBefore w:val="0"/>
-              <w:widowControl w:val="0"/>
-              <w:numPr>
-                <w:ilvl w:val="0"/>
-                <w:numId w:val="10"/>
-              </w:numPr>
-              <w:kinsoku/>
-              <w:wordWrap/>
-              <w:overflowPunct/>
-              <w:topLinePunct w:val="0"/>
-              <w:autoSpaceDE/>
-              <w:autoSpaceDN/>
-              <w:bidi w:val="0"/>
-              <w:adjustRightInd/>
-              <w:snapToGrid/>
-              <w:spacing w:line="219" w:lineRule="auto"/>
-              <w:textAlignment w:val="auto"/>
-              <w:rPr>
-                <w:rFonts w:ascii="Times New Roman" w:hAnsi="Times New Roman" w:eastAsia="微软雅黑" w:cs="Times New Roman"/>
-                <w:sz w:val="21"/>
-                <w:szCs w:val="21"/>
-                <w:lang w:eastAsia="zh-CN"/>
-              </w:rPr>
-            </w:pPr>
-            <w:r>
-              <w:rPr>
-                <w:rFonts w:hint="eastAsia" w:ascii="Times New Roman" w:hAnsi="Times New Roman" w:eastAsia="微软雅黑" w:cs="Times New Roman"/>
-                <w:sz w:val="18"/>
-                <w:szCs w:val="18"/>
-                <w:shd w:val="clear" w:color="auto" w:fill="FFFFFF"/>
-                <w:lang w:eastAsia="zh-CN"/>
-              </w:rPr>
-              <w:t>血液MSI值预测免疫检查点抑制剂治疗疗效处于临床研究阶段，证据尚不充分，报告仅供临床参考。</w:t>
+              <w:keepNext/>
+              <w:spacing w:before="26"/>
+              <w:ind w:firstLine="180" w:firstLineChars="100"/>
+              <w:rPr>
+                <w:rFonts w:ascii="Times New Roman" w:hAnsi="Times New Roman" w:eastAsia="微软雅黑" w:cs="Times New Roman"/>
+                <w:b/>
+                <w:color w:val="244061"/>
+                <w:sz w:val="18"/>
+                <w:szCs w:val="18"/>
+                <w:lang w:eastAsia="zh-CN"/>
+              </w:rPr>
+            </w:pPr>
+            <w:r>
+              <w:rPr>
+                <w:rFonts w:ascii="Times New Roman" w:hAnsi="Times New Roman" w:eastAsia="微软雅黑" w:cs="Times New Roman"/>
+                <w:b/>
+                <w:color w:val="244061"/>
+                <w:sz w:val="18"/>
+                <w:szCs w:val="18"/>
+                <w:lang w:eastAsia="zh-CN"/>
+              </w:rPr>
+              <w:t>药物名称</w:t>
+            </w:r>
+          </w:p>
+        </w:tc>
+        <w:tc>
+          <w:tcPr>
+            <w:tcW w:w="1417" w:type="dxa"/>
+            <w:shd w:val="clear" w:color="auto" w:fill="auto"/>
+            <w:vAlign w:val="center"/>
+          </w:tcPr>
+          <w:p>
+            <w:pPr>
+              <w:keepNext/>
+              <w:spacing w:before="26"/>
+              <w:jc w:val="center"/>
+              <w:rPr>
+                <w:rFonts w:ascii="Times New Roman" w:hAnsi="Times New Roman" w:eastAsia="微软雅黑" w:cs="Times New Roman"/>
+                <w:b/>
+                <w:color w:val="244061"/>
+                <w:sz w:val="18"/>
+                <w:szCs w:val="18"/>
+                <w:lang w:eastAsia="zh-CN"/>
+              </w:rPr>
+            </w:pPr>
+            <w:r>
+              <w:rPr>
+                <w:rFonts w:ascii="Times New Roman" w:hAnsi="Times New Roman" w:eastAsia="微软雅黑" w:cs="Times New Roman"/>
+                <w:b/>
+                <w:color w:val="244061"/>
+                <w:sz w:val="18"/>
+                <w:szCs w:val="18"/>
+                <w:lang w:eastAsia="zh-CN"/>
+              </w:rPr>
+              <w:t>相关疾病</w:t>
+            </w:r>
+          </w:p>
+        </w:tc>
+        <w:tc>
+          <w:tcPr>
+            <w:tcW w:w="1134" w:type="dxa"/>
+            <w:shd w:val="clear" w:color="auto" w:fill="auto"/>
+            <w:vAlign w:val="center"/>
+          </w:tcPr>
+          <w:p>
+            <w:pPr>
+              <w:keepNext/>
+              <w:spacing w:before="26"/>
+              <w:jc w:val="center"/>
+              <w:rPr>
+                <w:rFonts w:ascii="Times New Roman" w:hAnsi="Times New Roman" w:eastAsia="微软雅黑" w:cs="Times New Roman"/>
+                <w:b/>
+                <w:color w:val="244061"/>
+                <w:sz w:val="18"/>
+                <w:szCs w:val="18"/>
+                <w:lang w:eastAsia="zh-CN"/>
+              </w:rPr>
+            </w:pPr>
+            <w:r>
+              <w:rPr>
+                <w:rFonts w:ascii="Times New Roman" w:hAnsi="Times New Roman" w:eastAsia="微软雅黑" w:cs="Times New Roman"/>
+                <w:b/>
+                <w:color w:val="244061"/>
+                <w:sz w:val="18"/>
+                <w:szCs w:val="18"/>
+                <w:lang w:eastAsia="zh-CN"/>
+              </w:rPr>
+              <w:t>证据</w:t>
+            </w:r>
+            <w:r>
+              <w:rPr>
+                <w:rFonts w:hint="eastAsia" w:ascii="Times New Roman" w:hAnsi="Times New Roman" w:eastAsia="微软雅黑" w:cs="Times New Roman"/>
+                <w:b/>
+                <w:color w:val="244061"/>
+                <w:sz w:val="18"/>
+                <w:szCs w:val="18"/>
+                <w:lang w:eastAsia="zh-CN"/>
+              </w:rPr>
+              <w:t>等级</w:t>
+            </w:r>
+          </w:p>
+        </w:tc>
+        <w:tc>
+          <w:tcPr>
+            <w:tcW w:w="5793" w:type="dxa"/>
+            <w:shd w:val="clear" w:color="auto" w:fill="auto"/>
+            <w:vAlign w:val="center"/>
+          </w:tcPr>
+          <w:p>
+            <w:pPr>
+              <w:keepNext/>
+              <w:spacing w:before="26"/>
+              <w:jc w:val="center"/>
+              <w:rPr>
+                <w:rFonts w:ascii="Times New Roman" w:hAnsi="Times New Roman" w:eastAsia="微软雅黑" w:cs="Times New Roman"/>
+                <w:b/>
+                <w:color w:val="244061"/>
+                <w:sz w:val="18"/>
+                <w:szCs w:val="18"/>
+                <w:lang w:eastAsia="zh-CN"/>
+              </w:rPr>
+            </w:pPr>
+            <w:r>
+              <w:rPr>
+                <w:rFonts w:ascii="Times New Roman" w:hAnsi="Times New Roman" w:eastAsia="微软雅黑" w:cs="Times New Roman"/>
+                <w:b/>
+                <w:color w:val="244061"/>
+                <w:sz w:val="18"/>
+                <w:szCs w:val="18"/>
+                <w:lang w:eastAsia="zh-CN"/>
+              </w:rPr>
+              <w:t>循证医学信息</w:t>
             </w:r>
           </w:p>
         </w:tc>
       </w:tr>
-      <w:bookmarkEnd w:id="64"/>
+      <w:tr>
+        <w:tblPrEx>
+          <w:tblBorders>
+            <w:top w:val="single" w:color="244061" w:sz="18" w:space="0"/>
+            <w:left w:val="none" w:color="auto" w:sz="0" w:space="0"/>
+            <w:bottom w:val="dashed" w:color="244061" w:sz="4" w:space="0"/>
+            <w:right w:val="none" w:color="auto" w:sz="0" w:space="0"/>
+            <w:insideH w:val="dashed" w:color="244061" w:sz="4" w:space="0"/>
+            <w:insideV w:val="dashed" w:color="244061" w:sz="4" w:space="0"/>
+          </w:tblBorders>
+          <w:tblCellMar>
+            <w:top w:w="0" w:type="dxa"/>
+            <w:left w:w="108" w:type="dxa"/>
+            <w:bottom w:w="0" w:type="dxa"/>
+            <w:right w:w="108" w:type="dxa"/>
+          </w:tblCellMar>
+        </w:tblPrEx>
+        <w:trPr>
+          <w:trHeight w:val="494" w:hRule="atLeast"/>
+          <w:jc w:val="center"/>
+        </w:trPr>
+        <w:tc>
+          <w:tcPr>
+            <w:tcW w:w="9870" w:type="dxa"/>
+            <w:gridSpan w:val="4"/>
+            <w:shd w:val="clear" w:color="auto" w:fill="auto"/>
+            <w:vAlign w:val="center"/>
+          </w:tcPr>
+          <w:p>
+            <w:pPr>
+              <w:keepNext/>
+              <w:spacing w:before="26"/>
+              <w:jc w:val="center"/>
+              <w:rPr>
+                <w:rFonts w:ascii="Times New Roman" w:hAnsi="Times New Roman" w:eastAsia="微软雅黑" w:cs="Times New Roman"/>
+                <w:bCs/>
+                <w:color w:val="auto"/>
+                <w:sz w:val="18"/>
+                <w:szCs w:val="18"/>
+                <w:highlight w:val="yellow"/>
+                <w:lang w:eastAsia="zh-CN"/>
+              </w:rPr>
+            </w:pPr>
+            <w:r>
+              <w:rPr>
+                <w:rFonts w:hint="eastAsia" w:ascii="Times New Roman" w:hAnsi="Times New Roman" w:eastAsia="微软雅黑" w:cs="Times New Roman"/>
+                <w:b/>
+                <w:color w:val="auto"/>
+                <w:sz w:val="18"/>
+                <w:szCs w:val="18"/>
+                <w:lang w:eastAsia="zh-CN"/>
+              </w:rPr>
+              <w:t>{%tr for msicli in msianalysisOfImmuneTestResults.drugResearchList %}</w:t>
+            </w:r>
+          </w:p>
+        </w:tc>
+      </w:tr>
+      <w:tr>
+        <w:tblPrEx>
+          <w:tblBorders>
+            <w:top w:val="single" w:color="244061" w:sz="18" w:space="0"/>
+            <w:left w:val="none" w:color="auto" w:sz="0" w:space="0"/>
+            <w:bottom w:val="dashed" w:color="244061" w:sz="4" w:space="0"/>
+            <w:right w:val="none" w:color="auto" w:sz="0" w:space="0"/>
+            <w:insideH w:val="dashed" w:color="244061" w:sz="4" w:space="0"/>
+            <w:insideV w:val="dashed" w:color="244061" w:sz="4" w:space="0"/>
+          </w:tblBorders>
+          <w:tblCellMar>
+            <w:top w:w="0" w:type="dxa"/>
+            <w:left w:w="108" w:type="dxa"/>
+            <w:bottom w:w="0" w:type="dxa"/>
+            <w:right w:w="108" w:type="dxa"/>
+          </w:tblCellMar>
+        </w:tblPrEx>
+        <w:trPr>
+          <w:trHeight w:val="494" w:hRule="atLeast"/>
+          <w:jc w:val="center"/>
+        </w:trPr>
+        <w:tc>
+          <w:tcPr>
+            <w:tcW w:w="1526" w:type="dxa"/>
+            <w:shd w:val="clear" w:color="auto" w:fill="auto"/>
+            <w:vAlign w:val="center"/>
+          </w:tcPr>
+          <w:p>
+            <w:pPr>
+              <w:spacing w:before="1" w:line="249" w:lineRule="auto"/>
+              <w:ind w:right="131"/>
+              <w:jc w:val="center"/>
+              <w:rPr>
+                <w:rFonts w:hint="default" w:ascii="Times New Roman" w:hAnsi="Times New Roman" w:eastAsia="微软雅黑" w:cs="Times New Roman"/>
+                <w:b/>
+                <w:color w:val="auto"/>
+                <w:sz w:val="18"/>
+                <w:szCs w:val="18"/>
+                <w:highlight w:val="yellow"/>
+                <w:lang w:val="en-US"/>
+              </w:rPr>
+            </w:pPr>
+            <w:r>
+              <w:rPr>
+                <w:rFonts w:hint="eastAsia" w:ascii="Times New Roman" w:hAnsi="Times New Roman" w:eastAsia="微软雅黑" w:cs="Times New Roman"/>
+                <w:color w:val="auto"/>
+                <w:sz w:val="18"/>
+                <w:szCs w:val="18"/>
+                <w:lang w:eastAsia="zh-CN"/>
+              </w:rPr>
+              <w:t>{{</w:t>
+            </w:r>
+            <w:r>
+              <w:rPr>
+                <w:rFonts w:hint="eastAsia" w:ascii="Times New Roman" w:hAnsi="Times New Roman" w:eastAsia="微软雅黑" w:cs="Times New Roman"/>
+                <w:bCs/>
+                <w:color w:val="auto"/>
+                <w:sz w:val="18"/>
+                <w:szCs w:val="18"/>
+                <w:lang w:eastAsia="zh-CN"/>
+              </w:rPr>
+              <w:t xml:space="preserve"> msicli.drug_name_chinese|replace('#', '')</w:t>
+            </w:r>
+            <w:r>
+              <w:rPr>
+                <w:rFonts w:hint="eastAsia" w:ascii="Times New Roman" w:hAnsi="Times New Roman" w:eastAsia="微软雅黑" w:cs="Times New Roman"/>
+                <w:color w:val="auto"/>
+                <w:sz w:val="18"/>
+                <w:szCs w:val="18"/>
+                <w:lang w:eastAsia="zh-CN"/>
+              </w:rPr>
+              <w:t>}</w:t>
+            </w:r>
+            <w:r>
+              <w:rPr>
+                <w:rFonts w:hint="eastAsia" w:ascii="Times New Roman" w:hAnsi="Times New Roman" w:eastAsia="微软雅黑" w:cs="Times New Roman"/>
+                <w:color w:val="auto"/>
+                <w:sz w:val="18"/>
+                <w:szCs w:val="18"/>
+                <w:lang w:val="en-US" w:eastAsia="zh-CN"/>
+              </w:rPr>
+              <w:t>}</w:t>
+            </w:r>
+          </w:p>
+        </w:tc>
+        <w:tc>
+          <w:tcPr>
+            <w:tcW w:w="1417" w:type="dxa"/>
+            <w:shd w:val="clear" w:color="auto" w:fill="auto"/>
+            <w:vAlign w:val="center"/>
+          </w:tcPr>
+          <w:p>
+            <w:pPr>
+              <w:keepNext/>
+              <w:spacing w:before="26"/>
+              <w:jc w:val="center"/>
+              <w:rPr>
+                <w:rFonts w:ascii="Times New Roman" w:hAnsi="Times New Roman" w:eastAsia="微软雅黑" w:cs="Times New Roman"/>
+                <w:bCs/>
+                <w:color w:val="auto"/>
+                <w:sz w:val="18"/>
+                <w:szCs w:val="18"/>
+                <w:highlight w:val="yellow"/>
+                <w:lang w:eastAsia="zh-CN"/>
+              </w:rPr>
+            </w:pPr>
+            <w:r>
+              <w:rPr>
+                <w:rFonts w:hint="eastAsia" w:ascii="Times New Roman" w:hAnsi="Times New Roman" w:eastAsia="微软雅黑" w:cs="Times New Roman"/>
+                <w:color w:val="auto"/>
+                <w:sz w:val="18"/>
+                <w:szCs w:val="18"/>
+                <w:lang w:eastAsia="zh-CN"/>
+              </w:rPr>
+              <w:t>{{</w:t>
+            </w:r>
+            <w:r>
+              <w:rPr>
+                <w:rFonts w:hint="eastAsia" w:ascii="Times New Roman" w:hAnsi="Times New Roman" w:eastAsia="微软雅黑" w:cs="Times New Roman"/>
+                <w:bCs/>
+                <w:color w:val="auto"/>
+                <w:sz w:val="18"/>
+                <w:szCs w:val="18"/>
+                <w:lang w:eastAsia="zh-CN"/>
+              </w:rPr>
+              <w:t xml:space="preserve"> msicli</w:t>
+            </w:r>
+            <w:r>
+              <w:rPr>
+                <w:rFonts w:hint="eastAsia" w:ascii="Times New Roman" w:hAnsi="Times New Roman" w:eastAsia="微软雅黑" w:cs="Times New Roman"/>
+                <w:color w:val="auto"/>
+                <w:sz w:val="18"/>
+                <w:szCs w:val="18"/>
+                <w:lang w:eastAsia="zh-CN"/>
+              </w:rPr>
+              <w:t>.</w:t>
+            </w:r>
+            <w:r>
+              <w:rPr>
+                <w:rFonts w:hint="eastAsia" w:ascii="Times New Roman" w:hAnsi="Times New Roman" w:eastAsia="微软雅黑" w:cs="Times New Roman"/>
+                <w:bCs/>
+                <w:color w:val="auto"/>
+                <w:sz w:val="18"/>
+                <w:szCs w:val="18"/>
+                <w:lang w:eastAsia="zh-CN"/>
+              </w:rPr>
+              <w:t>disease_name_chinese</w:t>
+            </w:r>
+            <w:r>
+              <w:rPr>
+                <w:rFonts w:hint="eastAsia" w:ascii="Times New Roman" w:hAnsi="Times New Roman" w:eastAsia="微软雅黑" w:cs="Times New Roman"/>
+                <w:color w:val="auto"/>
+                <w:sz w:val="18"/>
+                <w:szCs w:val="18"/>
+                <w:lang w:eastAsia="zh-CN"/>
+              </w:rPr>
+              <w:t>}}</w:t>
+            </w:r>
+          </w:p>
+        </w:tc>
+        <w:tc>
+          <w:tcPr>
+            <w:tcW w:w="1134" w:type="dxa"/>
+            <w:shd w:val="clear" w:color="auto" w:fill="auto"/>
+            <w:vAlign w:val="center"/>
+          </w:tcPr>
+          <w:p>
+            <w:pPr>
+              <w:keepNext/>
+              <w:spacing w:before="26"/>
+              <w:jc w:val="center"/>
+              <w:rPr>
+                <w:rFonts w:ascii="Times New Roman" w:hAnsi="Times New Roman" w:eastAsia="微软雅黑" w:cs="Times New Roman"/>
+                <w:bCs/>
+                <w:color w:val="auto"/>
+                <w:sz w:val="18"/>
+                <w:szCs w:val="18"/>
+                <w:highlight w:val="yellow"/>
+                <w:lang w:eastAsia="zh-CN"/>
+              </w:rPr>
+            </w:pPr>
+            <w:r>
+              <w:rPr>
+                <w:rFonts w:hint="eastAsia" w:ascii="Times New Roman" w:hAnsi="Times New Roman" w:eastAsia="微软雅黑" w:cs="Times New Roman"/>
+                <w:color w:val="auto"/>
+                <w:sz w:val="18"/>
+                <w:szCs w:val="18"/>
+                <w:lang w:eastAsia="zh-CN"/>
+              </w:rPr>
+              <w:t>{{</w:t>
+            </w:r>
+            <w:r>
+              <w:rPr>
+                <w:rFonts w:hint="eastAsia" w:ascii="Times New Roman" w:hAnsi="Times New Roman" w:eastAsia="微软雅黑" w:cs="Times New Roman"/>
+                <w:bCs/>
+                <w:color w:val="auto"/>
+                <w:sz w:val="18"/>
+                <w:szCs w:val="18"/>
+                <w:lang w:eastAsia="zh-CN"/>
+              </w:rPr>
+              <w:t xml:space="preserve"> msicli.evidence_phase_chinese</w:t>
+            </w:r>
+            <w:r>
+              <w:rPr>
+                <w:rFonts w:hint="eastAsia" w:ascii="Times New Roman" w:hAnsi="Times New Roman" w:eastAsia="微软雅黑" w:cs="Times New Roman"/>
+                <w:color w:val="auto"/>
+                <w:sz w:val="18"/>
+                <w:szCs w:val="18"/>
+                <w:lang w:eastAsia="zh-CN"/>
+              </w:rPr>
+              <w:t>}}</w:t>
+            </w:r>
+          </w:p>
+        </w:tc>
+        <w:tc>
+          <w:tcPr>
+            <w:tcW w:w="5793" w:type="dxa"/>
+            <w:shd w:val="clear" w:color="auto" w:fill="auto"/>
+            <w:vAlign w:val="center"/>
+          </w:tcPr>
+          <w:p>
+            <w:pPr>
+              <w:keepNext/>
+              <w:spacing w:before="26"/>
+              <w:jc w:val="center"/>
+              <w:rPr>
+                <w:rFonts w:ascii="Times New Roman" w:hAnsi="Times New Roman" w:eastAsia="微软雅黑" w:cs="Times New Roman"/>
+                <w:bCs/>
+                <w:color w:val="auto"/>
+                <w:sz w:val="18"/>
+                <w:szCs w:val="18"/>
+                <w:highlight w:val="yellow"/>
+                <w:lang w:eastAsia="zh-CN"/>
+              </w:rPr>
+            </w:pPr>
+            <w:r>
+              <w:rPr>
+                <w:rFonts w:hint="eastAsia" w:ascii="Times New Roman" w:hAnsi="Times New Roman" w:eastAsia="微软雅黑" w:cs="Times New Roman"/>
+                <w:color w:val="auto"/>
+                <w:sz w:val="18"/>
+                <w:szCs w:val="18"/>
+                <w:lang w:eastAsia="zh-CN"/>
+              </w:rPr>
+              <w:t>{{</w:t>
+            </w:r>
+            <w:r>
+              <w:rPr>
+                <w:rFonts w:hint="eastAsia" w:ascii="Times New Roman" w:hAnsi="Times New Roman" w:eastAsia="微软雅黑" w:cs="Times New Roman"/>
+                <w:bCs/>
+                <w:color w:val="auto"/>
+                <w:sz w:val="18"/>
+                <w:szCs w:val="18"/>
+                <w:lang w:eastAsia="zh-CN"/>
+              </w:rPr>
+              <w:t xml:space="preserve"> msicli.annotation_chinese</w:t>
+            </w:r>
+            <w:r>
+              <w:rPr>
+                <w:rFonts w:hint="eastAsia" w:ascii="Times New Roman" w:hAnsi="Times New Roman" w:eastAsia="微软雅黑" w:cs="Times New Roman"/>
+                <w:color w:val="auto"/>
+                <w:sz w:val="18"/>
+                <w:szCs w:val="18"/>
+                <w:lang w:eastAsia="zh-CN"/>
+              </w:rPr>
+              <w:t>}}</w:t>
+            </w:r>
+          </w:p>
+        </w:tc>
+      </w:tr>
+      <w:tr>
+        <w:tblPrEx>
+          <w:tblBorders>
+            <w:top w:val="single" w:color="244061" w:sz="18" w:space="0"/>
+            <w:left w:val="none" w:color="auto" w:sz="0" w:space="0"/>
+            <w:bottom w:val="dashed" w:color="244061" w:sz="4" w:space="0"/>
+            <w:right w:val="none" w:color="auto" w:sz="0" w:space="0"/>
+            <w:insideH w:val="dashed" w:color="244061" w:sz="4" w:space="0"/>
+            <w:insideV w:val="dashed" w:color="244061" w:sz="4" w:space="0"/>
+          </w:tblBorders>
+          <w:shd w:val="clear" w:color="auto" w:fill="auto"/>
+          <w:tblCellMar>
+            <w:top w:w="0" w:type="dxa"/>
+            <w:left w:w="108" w:type="dxa"/>
+            <w:bottom w:w="0" w:type="dxa"/>
+            <w:right w:w="108" w:type="dxa"/>
+          </w:tblCellMar>
+        </w:tblPrEx>
+        <w:trPr>
+          <w:trHeight w:val="494" w:hRule="atLeast"/>
+          <w:jc w:val="center"/>
+        </w:trPr>
+        <w:tc>
+          <w:tcPr>
+            <w:tcW w:w="9870" w:type="dxa"/>
+            <w:gridSpan w:val="4"/>
+            <w:shd w:val="clear" w:color="auto" w:fill="auto"/>
+            <w:vAlign w:val="center"/>
+          </w:tcPr>
+          <w:p>
+            <w:pPr>
+              <w:keepNext/>
+              <w:spacing w:before="26"/>
+              <w:jc w:val="center"/>
+              <w:rPr>
+                <w:rFonts w:ascii="Times New Roman" w:hAnsi="Times New Roman" w:eastAsia="微软雅黑" w:cs="Times New Roman"/>
+                <w:bCs/>
+                <w:color w:val="auto"/>
+                <w:sz w:val="18"/>
+                <w:szCs w:val="18"/>
+                <w:lang w:eastAsia="zh-CN"/>
+              </w:rPr>
+            </w:pPr>
+            <w:r>
+              <w:rPr>
+                <w:rFonts w:hint="eastAsia" w:ascii="Times New Roman" w:hAnsi="Times New Roman" w:eastAsia="微软雅黑" w:cs="Times New Roman"/>
+                <w:b/>
+                <w:color w:val="auto"/>
+                <w:sz w:val="18"/>
+                <w:szCs w:val="18"/>
+                <w:lang w:eastAsia="zh-CN"/>
+              </w:rPr>
+              <w:t>{%tr endfor %}</w:t>
+            </w:r>
+          </w:p>
+        </w:tc>
+      </w:tr>
     </w:tbl>
+    <w:p>
+      <w:pPr>
+        <w:spacing w:before="26"/>
+        <w:rPr>
+          <w:rFonts w:ascii="Times New Roman" w:hAnsi="Times New Roman" w:eastAsia="微软雅黑" w:cs="Times New Roman"/>
+          <w:b/>
+          <w:color w:val="auto"/>
+          <w:sz w:val="24"/>
+          <w:szCs w:val="24"/>
+          <w:lang w:eastAsia="zh-CN" w:bidi="ar"/>
+        </w:rPr>
+      </w:pPr>
+      <w:r>
+        <w:rPr>
+          <w:rFonts w:hint="eastAsia" w:ascii="Times New Roman" w:hAnsi="Times New Roman" w:eastAsia="微软雅黑" w:cs="Times New Roman"/>
+          <w:b/>
+          <w:color w:val="auto"/>
+          <w:sz w:val="24"/>
+          <w:szCs w:val="24"/>
+          <w:lang w:eastAsia="zh-CN" w:bidi="ar"/>
+        </w:rPr>
+        <w:t>{% endif %}</w:t>
+      </w:r>
+      <w:r>
+        <w:rPr>
+          <w:rFonts w:hint="eastAsia" w:ascii="Times New Roman" w:hAnsi="Times New Roman" w:eastAsia="微软雅黑" w:cs="Times New Roman"/>
+          <w:b/>
+          <w:color w:val="auto"/>
+          <w:sz w:val="24"/>
+          <w:szCs w:val="24"/>
+          <w:lang w:eastAsia="zh-CN"/>
+        </w:rPr>
+        <w:t>{% if msianalysisOfImmuneTestResults.</w:t>
+      </w:r>
+      <w:r>
+        <w:rPr>
+          <w:rFonts w:ascii="Times New Roman" w:hAnsi="Times New Roman" w:eastAsia="微软雅黑" w:cs="Times New Roman"/>
+          <w:b/>
+          <w:color w:val="auto"/>
+          <w:sz w:val="24"/>
+          <w:szCs w:val="24"/>
+          <w:lang w:eastAsia="zh-CN"/>
+        </w:rPr>
+        <w:t>potentialDrugList</w:t>
+      </w:r>
+      <w:r>
+        <w:rPr>
+          <w:rFonts w:hint="eastAsia" w:ascii="Times New Roman" w:hAnsi="Times New Roman" w:eastAsia="微软雅黑" w:cs="Times New Roman"/>
+          <w:b/>
+          <w:color w:val="auto"/>
+          <w:sz w:val="24"/>
+          <w:szCs w:val="24"/>
+          <w:lang w:eastAsia="zh-CN"/>
+        </w:rPr>
+        <w:t xml:space="preserve"> != [] %}</w:t>
+      </w:r>
+    </w:p>
+    <w:p>
+      <w:pPr>
+        <w:keepNext w:val="0"/>
+        <w:keepLines w:val="0"/>
+        <w:pageBreakBefore w:val="0"/>
+        <w:widowControl w:val="0"/>
+        <w:kinsoku/>
+        <w:wordWrap/>
+        <w:overflowPunct/>
+        <w:topLinePunct w:val="0"/>
+        <w:autoSpaceDE/>
+        <w:autoSpaceDN/>
+        <w:bidi w:val="0"/>
+        <w:adjustRightInd/>
+        <w:snapToGrid/>
+        <w:spacing w:before="26"/>
+        <w:ind w:left="414"/>
+        <w:textAlignment w:val="auto"/>
+        <w:rPr>
+          <w:rFonts w:ascii="Times New Roman" w:hAnsi="Times New Roman" w:eastAsia="微软雅黑" w:cs="Times New Roman"/>
+          <w:b/>
+          <w:color w:val="auto"/>
+          <w:sz w:val="24"/>
+          <w:szCs w:val="24"/>
+          <w:lang w:eastAsia="zh-CN" w:bidi="ar"/>
+        </w:rPr>
+      </w:pPr>
+      <w:r>
+        <w:rPr>
+          <w:rFonts w:hint="eastAsia" w:ascii="Times New Roman" w:hAnsi="Times New Roman" w:eastAsia="微软雅黑" w:cs="Times New Roman"/>
+          <w:b/>
+          <w:color w:val="auto"/>
+          <w:sz w:val="24"/>
+          <w:lang w:eastAsia="zh-CN"/>
+        </w:rPr>
+        <w:t>潜在耐药研究信息：</w:t>
+      </w:r>
+    </w:p>
+    <w:tbl>
+      <w:tblPr>
+        <w:tblStyle w:val="19"/>
+        <w:tblpPr w:leftFromText="180" w:rightFromText="180" w:vertAnchor="text" w:tblpXSpec="center" w:tblpY="1"/>
+        <w:tblOverlap w:val="never"/>
+        <w:tblW w:w="9870" w:type="dxa"/>
+        <w:jc w:val="center"/>
+        <w:tblBorders>
+          <w:top w:val="single" w:color="244061" w:sz="18" w:space="0"/>
+          <w:left w:val="none" w:color="auto" w:sz="0" w:space="0"/>
+          <w:bottom w:val="dashed" w:color="244061" w:sz="4" w:space="0"/>
+          <w:right w:val="none" w:color="auto" w:sz="0" w:space="0"/>
+          <w:insideH w:val="dashed" w:color="244061" w:sz="4" w:space="0"/>
+          <w:insideV w:val="dashed" w:color="244061" w:sz="4" w:space="0"/>
+        </w:tblBorders>
+        <w:shd w:val="clear" w:color="auto" w:fill="auto"/>
+        <w:tblLayout w:type="fixed"/>
+        <w:tblCellMar>
+          <w:top w:w="0" w:type="dxa"/>
+          <w:left w:w="108" w:type="dxa"/>
+          <w:bottom w:w="0" w:type="dxa"/>
+          <w:right w:w="108" w:type="dxa"/>
+        </w:tblCellMar>
+      </w:tblPr>
+      <w:tblGrid>
+        <w:gridCol w:w="1526"/>
+        <w:gridCol w:w="1417"/>
+        <w:gridCol w:w="1134"/>
+        <w:gridCol w:w="5793"/>
+      </w:tblGrid>
+      <w:tr>
+        <w:tblPrEx>
+          <w:tblBorders>
+            <w:top w:val="single" w:color="244061" w:sz="18" w:space="0"/>
+            <w:left w:val="none" w:color="auto" w:sz="0" w:space="0"/>
+            <w:bottom w:val="dashed" w:color="244061" w:sz="4" w:space="0"/>
+            <w:right w:val="none" w:color="auto" w:sz="0" w:space="0"/>
+            <w:insideH w:val="dashed" w:color="244061" w:sz="4" w:space="0"/>
+            <w:insideV w:val="dashed" w:color="244061" w:sz="4" w:space="0"/>
+          </w:tblBorders>
+          <w:shd w:val="clear" w:color="auto" w:fill="auto"/>
+          <w:tblCellMar>
+            <w:top w:w="0" w:type="dxa"/>
+            <w:left w:w="108" w:type="dxa"/>
+            <w:bottom w:w="0" w:type="dxa"/>
+            <w:right w:w="108" w:type="dxa"/>
+          </w:tblCellMar>
+        </w:tblPrEx>
+        <w:trPr>
+          <w:trHeight w:val="417" w:hRule="atLeast"/>
+          <w:jc w:val="center"/>
+        </w:trPr>
+        <w:tc>
+          <w:tcPr>
+            <w:tcW w:w="1526" w:type="dxa"/>
+            <w:shd w:val="clear" w:color="auto" w:fill="auto"/>
+            <w:vAlign w:val="center"/>
+          </w:tcPr>
+          <w:p>
+            <w:pPr>
+              <w:keepNext/>
+              <w:spacing w:before="26"/>
+              <w:ind w:firstLine="180" w:firstLineChars="100"/>
+              <w:rPr>
+                <w:rFonts w:ascii="Times New Roman" w:hAnsi="Times New Roman" w:eastAsia="微软雅黑" w:cs="Times New Roman"/>
+                <w:b/>
+                <w:color w:val="244061"/>
+                <w:sz w:val="18"/>
+                <w:szCs w:val="18"/>
+                <w:lang w:eastAsia="zh-CN"/>
+              </w:rPr>
+            </w:pPr>
+            <w:r>
+              <w:rPr>
+                <w:rFonts w:ascii="Times New Roman" w:hAnsi="Times New Roman" w:eastAsia="微软雅黑" w:cs="Times New Roman"/>
+                <w:b/>
+                <w:color w:val="244061"/>
+                <w:sz w:val="18"/>
+                <w:szCs w:val="18"/>
+                <w:lang w:eastAsia="zh-CN"/>
+              </w:rPr>
+              <w:t>药物名称</w:t>
+            </w:r>
+          </w:p>
+        </w:tc>
+        <w:tc>
+          <w:tcPr>
+            <w:tcW w:w="1417" w:type="dxa"/>
+            <w:shd w:val="clear" w:color="auto" w:fill="auto"/>
+            <w:vAlign w:val="center"/>
+          </w:tcPr>
+          <w:p>
+            <w:pPr>
+              <w:keepNext/>
+              <w:spacing w:before="26"/>
+              <w:jc w:val="center"/>
+              <w:rPr>
+                <w:rFonts w:ascii="Times New Roman" w:hAnsi="Times New Roman" w:eastAsia="微软雅黑" w:cs="Times New Roman"/>
+                <w:b/>
+                <w:color w:val="244061"/>
+                <w:sz w:val="18"/>
+                <w:szCs w:val="18"/>
+                <w:lang w:eastAsia="zh-CN"/>
+              </w:rPr>
+            </w:pPr>
+            <w:r>
+              <w:rPr>
+                <w:rFonts w:ascii="Times New Roman" w:hAnsi="Times New Roman" w:eastAsia="微软雅黑" w:cs="Times New Roman"/>
+                <w:b/>
+                <w:color w:val="244061"/>
+                <w:sz w:val="18"/>
+                <w:szCs w:val="18"/>
+                <w:lang w:eastAsia="zh-CN"/>
+              </w:rPr>
+              <w:t>相关疾病</w:t>
+            </w:r>
+          </w:p>
+        </w:tc>
+        <w:tc>
+          <w:tcPr>
+            <w:tcW w:w="1134" w:type="dxa"/>
+            <w:shd w:val="clear" w:color="auto" w:fill="auto"/>
+            <w:vAlign w:val="center"/>
+          </w:tcPr>
+          <w:p>
+            <w:pPr>
+              <w:keepNext/>
+              <w:spacing w:before="26"/>
+              <w:jc w:val="center"/>
+              <w:rPr>
+                <w:rFonts w:ascii="Times New Roman" w:hAnsi="Times New Roman" w:eastAsia="微软雅黑" w:cs="Times New Roman"/>
+                <w:b/>
+                <w:color w:val="244061"/>
+                <w:sz w:val="18"/>
+                <w:szCs w:val="18"/>
+                <w:lang w:eastAsia="zh-CN"/>
+              </w:rPr>
+            </w:pPr>
+            <w:r>
+              <w:rPr>
+                <w:rFonts w:ascii="Times New Roman" w:hAnsi="Times New Roman" w:eastAsia="微软雅黑" w:cs="Times New Roman"/>
+                <w:b/>
+                <w:color w:val="244061"/>
+                <w:sz w:val="18"/>
+                <w:szCs w:val="18"/>
+                <w:lang w:eastAsia="zh-CN"/>
+              </w:rPr>
+              <w:t>证据</w:t>
+            </w:r>
+            <w:r>
+              <w:rPr>
+                <w:rFonts w:hint="eastAsia" w:ascii="Times New Roman" w:hAnsi="Times New Roman" w:eastAsia="微软雅黑" w:cs="Times New Roman"/>
+                <w:b/>
+                <w:color w:val="244061"/>
+                <w:sz w:val="18"/>
+                <w:szCs w:val="18"/>
+                <w:lang w:eastAsia="zh-CN"/>
+              </w:rPr>
+              <w:t>等级</w:t>
+            </w:r>
+          </w:p>
+        </w:tc>
+        <w:tc>
+          <w:tcPr>
+            <w:tcW w:w="5793" w:type="dxa"/>
+            <w:shd w:val="clear" w:color="auto" w:fill="auto"/>
+            <w:vAlign w:val="center"/>
+          </w:tcPr>
+          <w:p>
+            <w:pPr>
+              <w:keepNext/>
+              <w:spacing w:before="26"/>
+              <w:jc w:val="center"/>
+              <w:rPr>
+                <w:rFonts w:ascii="Times New Roman" w:hAnsi="Times New Roman" w:eastAsia="微软雅黑" w:cs="Times New Roman"/>
+                <w:b/>
+                <w:color w:val="244061"/>
+                <w:sz w:val="18"/>
+                <w:szCs w:val="18"/>
+                <w:lang w:eastAsia="zh-CN"/>
+              </w:rPr>
+            </w:pPr>
+            <w:r>
+              <w:rPr>
+                <w:rFonts w:ascii="Times New Roman" w:hAnsi="Times New Roman" w:eastAsia="微软雅黑" w:cs="Times New Roman"/>
+                <w:b/>
+                <w:color w:val="244061"/>
+                <w:sz w:val="18"/>
+                <w:szCs w:val="18"/>
+                <w:lang w:eastAsia="zh-CN"/>
+              </w:rPr>
+              <w:t>循证医学信息</w:t>
+            </w:r>
+          </w:p>
+        </w:tc>
+      </w:tr>
+      <w:tr>
+        <w:tblPrEx>
+          <w:tblBorders>
+            <w:top w:val="single" w:color="244061" w:sz="18" w:space="0"/>
+            <w:left w:val="none" w:color="auto" w:sz="0" w:space="0"/>
+            <w:bottom w:val="dashed" w:color="244061" w:sz="4" w:space="0"/>
+            <w:right w:val="none" w:color="auto" w:sz="0" w:space="0"/>
+            <w:insideH w:val="dashed" w:color="244061" w:sz="4" w:space="0"/>
+            <w:insideV w:val="dashed" w:color="244061" w:sz="4" w:space="0"/>
+          </w:tblBorders>
+          <w:shd w:val="clear" w:color="auto" w:fill="auto"/>
+          <w:tblCellMar>
+            <w:top w:w="0" w:type="dxa"/>
+            <w:left w:w="108" w:type="dxa"/>
+            <w:bottom w:w="0" w:type="dxa"/>
+            <w:right w:w="108" w:type="dxa"/>
+          </w:tblCellMar>
+        </w:tblPrEx>
+        <w:trPr>
+          <w:trHeight w:val="494" w:hRule="atLeast"/>
+          <w:jc w:val="center"/>
+        </w:trPr>
+        <w:tc>
+          <w:tcPr>
+            <w:tcW w:w="9870" w:type="dxa"/>
+            <w:gridSpan w:val="4"/>
+            <w:shd w:val="clear" w:color="auto" w:fill="auto"/>
+            <w:vAlign w:val="center"/>
+          </w:tcPr>
+          <w:p>
+            <w:pPr>
+              <w:keepNext/>
+              <w:spacing w:before="26"/>
+              <w:jc w:val="center"/>
+              <w:rPr>
+                <w:rFonts w:ascii="Times New Roman" w:hAnsi="Times New Roman" w:eastAsia="微软雅黑" w:cs="Times New Roman"/>
+                <w:bCs/>
+                <w:color w:val="auto"/>
+                <w:sz w:val="18"/>
+                <w:szCs w:val="18"/>
+                <w:highlight w:val="yellow"/>
+                <w:lang w:eastAsia="zh-CN"/>
+              </w:rPr>
+            </w:pPr>
+            <w:r>
+              <w:rPr>
+                <w:rFonts w:hint="eastAsia" w:ascii="Times New Roman" w:hAnsi="Times New Roman" w:eastAsia="微软雅黑" w:cs="Times New Roman"/>
+                <w:b/>
+                <w:color w:val="auto"/>
+                <w:sz w:val="18"/>
+                <w:szCs w:val="18"/>
+                <w:lang w:eastAsia="zh-CN"/>
+              </w:rPr>
+              <w:t>{%tr for msicli in msianalysisOfImmuneTestResults.</w:t>
+            </w:r>
+            <w:r>
+              <w:rPr>
+                <w:rFonts w:ascii="Times New Roman" w:hAnsi="Times New Roman" w:eastAsia="微软雅黑" w:cs="Times New Roman"/>
+                <w:b/>
+                <w:color w:val="auto"/>
+                <w:sz w:val="18"/>
+                <w:szCs w:val="18"/>
+                <w:lang w:eastAsia="zh-CN"/>
+              </w:rPr>
+              <w:t>potentialDrugList</w:t>
+            </w:r>
+            <w:r>
+              <w:rPr>
+                <w:rFonts w:hint="eastAsia" w:ascii="Times New Roman" w:hAnsi="Times New Roman" w:eastAsia="微软雅黑" w:cs="Times New Roman"/>
+                <w:b/>
+                <w:color w:val="auto"/>
+                <w:sz w:val="18"/>
+                <w:szCs w:val="18"/>
+                <w:lang w:eastAsia="zh-CN"/>
+              </w:rPr>
+              <w:t xml:space="preserve"> %}</w:t>
+            </w:r>
+          </w:p>
+        </w:tc>
+      </w:tr>
+      <w:tr>
+        <w:tblPrEx>
+          <w:tblBorders>
+            <w:top w:val="single" w:color="244061" w:sz="18" w:space="0"/>
+            <w:left w:val="none" w:color="auto" w:sz="0" w:space="0"/>
+            <w:bottom w:val="dashed" w:color="244061" w:sz="4" w:space="0"/>
+            <w:right w:val="none" w:color="auto" w:sz="0" w:space="0"/>
+            <w:insideH w:val="dashed" w:color="244061" w:sz="4" w:space="0"/>
+            <w:insideV w:val="dashed" w:color="244061" w:sz="4" w:space="0"/>
+          </w:tblBorders>
+          <w:shd w:val="clear" w:color="auto" w:fill="auto"/>
+          <w:tblCellMar>
+            <w:top w:w="0" w:type="dxa"/>
+            <w:left w:w="108" w:type="dxa"/>
+            <w:bottom w:w="0" w:type="dxa"/>
+            <w:right w:w="108" w:type="dxa"/>
+          </w:tblCellMar>
+        </w:tblPrEx>
+        <w:trPr>
+          <w:trHeight w:val="494" w:hRule="atLeast"/>
+          <w:jc w:val="center"/>
+        </w:trPr>
+        <w:tc>
+          <w:tcPr>
+            <w:tcW w:w="1526" w:type="dxa"/>
+            <w:shd w:val="clear" w:color="auto" w:fill="auto"/>
+            <w:vAlign w:val="center"/>
+          </w:tcPr>
+          <w:p>
+            <w:pPr>
+              <w:spacing w:before="1" w:line="249" w:lineRule="auto"/>
+              <w:ind w:right="131"/>
+              <w:jc w:val="center"/>
+              <w:rPr>
+                <w:rFonts w:ascii="Times New Roman" w:hAnsi="Times New Roman" w:eastAsia="微软雅黑" w:cs="Times New Roman"/>
+                <w:b/>
+                <w:color w:val="auto"/>
+                <w:sz w:val="18"/>
+                <w:szCs w:val="18"/>
+                <w:highlight w:val="yellow"/>
+              </w:rPr>
+            </w:pPr>
+            <w:r>
+              <w:rPr>
+                <w:rFonts w:hint="eastAsia" w:ascii="Times New Roman" w:hAnsi="Times New Roman" w:eastAsia="微软雅黑" w:cs="Times New Roman"/>
+                <w:color w:val="auto"/>
+                <w:sz w:val="18"/>
+                <w:szCs w:val="18"/>
+                <w:lang w:eastAsia="zh-CN"/>
+              </w:rPr>
+              <w:t>{{</w:t>
+            </w:r>
+            <w:r>
+              <w:rPr>
+                <w:rFonts w:hint="eastAsia" w:ascii="Times New Roman" w:hAnsi="Times New Roman" w:eastAsia="微软雅黑" w:cs="Times New Roman"/>
+                <w:bCs/>
+                <w:color w:val="auto"/>
+                <w:sz w:val="18"/>
+                <w:szCs w:val="18"/>
+                <w:lang w:eastAsia="zh-CN"/>
+              </w:rPr>
+              <w:t xml:space="preserve"> msicli.drug_name_chinese|replace('#', '')</w:t>
+            </w:r>
+            <w:r>
+              <w:rPr>
+                <w:rFonts w:hint="eastAsia" w:ascii="Times New Roman" w:hAnsi="Times New Roman" w:eastAsia="微软雅黑" w:cs="Times New Roman"/>
+                <w:color w:val="auto"/>
+                <w:sz w:val="18"/>
+                <w:szCs w:val="18"/>
+                <w:lang w:eastAsia="zh-CN"/>
+              </w:rPr>
+              <w:t>}</w:t>
+            </w:r>
+            <w:r>
+              <w:rPr>
+                <w:rFonts w:hint="eastAsia" w:ascii="Times New Roman" w:hAnsi="Times New Roman" w:eastAsia="微软雅黑" w:cs="Times New Roman"/>
+                <w:color w:val="auto"/>
+                <w:sz w:val="18"/>
+                <w:szCs w:val="18"/>
+                <w:lang w:val="en-US" w:eastAsia="zh-CN"/>
+              </w:rPr>
+              <w:t>}</w:t>
+            </w:r>
+          </w:p>
+        </w:tc>
+        <w:tc>
+          <w:tcPr>
+            <w:tcW w:w="1417" w:type="dxa"/>
+            <w:shd w:val="clear" w:color="auto" w:fill="auto"/>
+            <w:vAlign w:val="center"/>
+          </w:tcPr>
+          <w:p>
+            <w:pPr>
+              <w:keepNext/>
+              <w:spacing w:before="26"/>
+              <w:jc w:val="center"/>
+              <w:rPr>
+                <w:rFonts w:ascii="Times New Roman" w:hAnsi="Times New Roman" w:eastAsia="微软雅黑" w:cs="Times New Roman"/>
+                <w:bCs/>
+                <w:color w:val="auto"/>
+                <w:sz w:val="18"/>
+                <w:szCs w:val="18"/>
+                <w:highlight w:val="yellow"/>
+                <w:lang w:eastAsia="zh-CN"/>
+              </w:rPr>
+            </w:pPr>
+            <w:r>
+              <w:rPr>
+                <w:rFonts w:hint="eastAsia" w:ascii="Times New Roman" w:hAnsi="Times New Roman" w:eastAsia="微软雅黑" w:cs="Times New Roman"/>
+                <w:color w:val="auto"/>
+                <w:sz w:val="18"/>
+                <w:szCs w:val="18"/>
+                <w:lang w:eastAsia="zh-CN"/>
+              </w:rPr>
+              <w:t>{{</w:t>
+            </w:r>
+            <w:r>
+              <w:rPr>
+                <w:rFonts w:hint="eastAsia" w:ascii="Times New Roman" w:hAnsi="Times New Roman" w:eastAsia="微软雅黑" w:cs="Times New Roman"/>
+                <w:bCs/>
+                <w:color w:val="auto"/>
+                <w:sz w:val="18"/>
+                <w:szCs w:val="18"/>
+                <w:lang w:eastAsia="zh-CN"/>
+              </w:rPr>
+              <w:t xml:space="preserve"> msicli</w:t>
+            </w:r>
+            <w:r>
+              <w:rPr>
+                <w:rFonts w:hint="eastAsia" w:ascii="Times New Roman" w:hAnsi="Times New Roman" w:eastAsia="微软雅黑" w:cs="Times New Roman"/>
+                <w:color w:val="auto"/>
+                <w:sz w:val="18"/>
+                <w:szCs w:val="18"/>
+                <w:lang w:eastAsia="zh-CN"/>
+              </w:rPr>
+              <w:t>.</w:t>
+            </w:r>
+            <w:r>
+              <w:rPr>
+                <w:rFonts w:hint="eastAsia" w:ascii="Times New Roman" w:hAnsi="Times New Roman" w:eastAsia="微软雅黑" w:cs="Times New Roman"/>
+                <w:bCs/>
+                <w:color w:val="auto"/>
+                <w:sz w:val="18"/>
+                <w:szCs w:val="18"/>
+                <w:lang w:eastAsia="zh-CN"/>
+              </w:rPr>
+              <w:t>disease_name_chinese</w:t>
+            </w:r>
+            <w:r>
+              <w:rPr>
+                <w:rFonts w:hint="eastAsia" w:ascii="Times New Roman" w:hAnsi="Times New Roman" w:eastAsia="微软雅黑" w:cs="Times New Roman"/>
+                <w:color w:val="auto"/>
+                <w:sz w:val="18"/>
+                <w:szCs w:val="18"/>
+                <w:lang w:eastAsia="zh-CN"/>
+              </w:rPr>
+              <w:t>}}</w:t>
+            </w:r>
+          </w:p>
+        </w:tc>
+        <w:tc>
+          <w:tcPr>
+            <w:tcW w:w="1134" w:type="dxa"/>
+            <w:shd w:val="clear" w:color="auto" w:fill="auto"/>
+            <w:vAlign w:val="center"/>
+          </w:tcPr>
+          <w:p>
+            <w:pPr>
+              <w:keepNext/>
+              <w:spacing w:before="26"/>
+              <w:jc w:val="center"/>
+              <w:rPr>
+                <w:rFonts w:ascii="Times New Roman" w:hAnsi="Times New Roman" w:eastAsia="微软雅黑" w:cs="Times New Roman"/>
+                <w:bCs/>
+                <w:color w:val="auto"/>
+                <w:sz w:val="18"/>
+                <w:szCs w:val="18"/>
+                <w:highlight w:val="yellow"/>
+                <w:lang w:eastAsia="zh-CN"/>
+              </w:rPr>
+            </w:pPr>
+            <w:r>
+              <w:rPr>
+                <w:rFonts w:hint="eastAsia" w:ascii="Times New Roman" w:hAnsi="Times New Roman" w:eastAsia="微软雅黑" w:cs="Times New Roman"/>
+                <w:color w:val="auto"/>
+                <w:sz w:val="18"/>
+                <w:szCs w:val="18"/>
+                <w:lang w:eastAsia="zh-CN"/>
+              </w:rPr>
+              <w:t>{{</w:t>
+            </w:r>
+            <w:r>
+              <w:rPr>
+                <w:rFonts w:hint="eastAsia" w:ascii="Times New Roman" w:hAnsi="Times New Roman" w:eastAsia="微软雅黑" w:cs="Times New Roman"/>
+                <w:bCs/>
+                <w:color w:val="auto"/>
+                <w:sz w:val="18"/>
+                <w:szCs w:val="18"/>
+                <w:lang w:eastAsia="zh-CN"/>
+              </w:rPr>
+              <w:t xml:space="preserve"> msicli.evidence_phase_chinese</w:t>
+            </w:r>
+            <w:r>
+              <w:rPr>
+                <w:rFonts w:hint="eastAsia" w:ascii="Times New Roman" w:hAnsi="Times New Roman" w:eastAsia="微软雅黑" w:cs="Times New Roman"/>
+                <w:color w:val="auto"/>
+                <w:sz w:val="18"/>
+                <w:szCs w:val="18"/>
+                <w:lang w:eastAsia="zh-CN"/>
+              </w:rPr>
+              <w:t>}}</w:t>
+            </w:r>
+          </w:p>
+        </w:tc>
+        <w:tc>
+          <w:tcPr>
+            <w:tcW w:w="5793" w:type="dxa"/>
+            <w:shd w:val="clear" w:color="auto" w:fill="auto"/>
+            <w:vAlign w:val="center"/>
+          </w:tcPr>
+          <w:p>
+            <w:pPr>
+              <w:keepNext/>
+              <w:spacing w:before="26"/>
+              <w:jc w:val="center"/>
+              <w:rPr>
+                <w:rFonts w:ascii="Times New Roman" w:hAnsi="Times New Roman" w:eastAsia="微软雅黑" w:cs="Times New Roman"/>
+                <w:bCs/>
+                <w:color w:val="auto"/>
+                <w:sz w:val="18"/>
+                <w:szCs w:val="18"/>
+                <w:highlight w:val="yellow"/>
+                <w:lang w:eastAsia="zh-CN"/>
+              </w:rPr>
+            </w:pPr>
+            <w:r>
+              <w:rPr>
+                <w:rFonts w:hint="eastAsia" w:ascii="Times New Roman" w:hAnsi="Times New Roman" w:eastAsia="微软雅黑" w:cs="Times New Roman"/>
+                <w:color w:val="auto"/>
+                <w:sz w:val="18"/>
+                <w:szCs w:val="18"/>
+                <w:lang w:eastAsia="zh-CN"/>
+              </w:rPr>
+              <w:t>{{</w:t>
+            </w:r>
+            <w:r>
+              <w:rPr>
+                <w:rFonts w:hint="eastAsia" w:ascii="Times New Roman" w:hAnsi="Times New Roman" w:eastAsia="微软雅黑" w:cs="Times New Roman"/>
+                <w:bCs/>
+                <w:color w:val="auto"/>
+                <w:sz w:val="18"/>
+                <w:szCs w:val="18"/>
+                <w:lang w:eastAsia="zh-CN"/>
+              </w:rPr>
+              <w:t xml:space="preserve"> msicli.annotation_chinese</w:t>
+            </w:r>
+            <w:r>
+              <w:rPr>
+                <w:rFonts w:hint="eastAsia" w:ascii="Times New Roman" w:hAnsi="Times New Roman" w:eastAsia="微软雅黑" w:cs="Times New Roman"/>
+                <w:color w:val="auto"/>
+                <w:sz w:val="18"/>
+                <w:szCs w:val="18"/>
+                <w:lang w:eastAsia="zh-CN"/>
+              </w:rPr>
+              <w:t>}}</w:t>
+            </w:r>
+          </w:p>
+        </w:tc>
+      </w:tr>
+      <w:tr>
+        <w:tblPrEx>
+          <w:tblBorders>
+            <w:top w:val="single" w:color="244061" w:sz="18" w:space="0"/>
+            <w:left w:val="none" w:color="auto" w:sz="0" w:space="0"/>
+            <w:bottom w:val="dashed" w:color="244061" w:sz="4" w:space="0"/>
+            <w:right w:val="none" w:color="auto" w:sz="0" w:space="0"/>
+            <w:insideH w:val="dashed" w:color="244061" w:sz="4" w:space="0"/>
+            <w:insideV w:val="dashed" w:color="244061" w:sz="4" w:space="0"/>
+          </w:tblBorders>
+          <w:shd w:val="clear" w:color="auto" w:fill="auto"/>
+          <w:tblCellMar>
+            <w:top w:w="0" w:type="dxa"/>
+            <w:left w:w="108" w:type="dxa"/>
+            <w:bottom w:w="0" w:type="dxa"/>
+            <w:right w:w="108" w:type="dxa"/>
+          </w:tblCellMar>
+        </w:tblPrEx>
+        <w:trPr>
+          <w:trHeight w:val="494" w:hRule="atLeast"/>
+          <w:jc w:val="center"/>
+        </w:trPr>
+        <w:tc>
+          <w:tcPr>
+            <w:tcW w:w="9870" w:type="dxa"/>
+            <w:gridSpan w:val="4"/>
+            <w:shd w:val="clear" w:color="auto" w:fill="auto"/>
+            <w:vAlign w:val="center"/>
+          </w:tcPr>
+          <w:p>
+            <w:pPr>
+              <w:keepNext/>
+              <w:spacing w:before="26"/>
+              <w:jc w:val="center"/>
+              <w:rPr>
+                <w:rFonts w:ascii="Times New Roman" w:hAnsi="Times New Roman" w:eastAsia="微软雅黑" w:cs="Times New Roman"/>
+                <w:bCs/>
+                <w:color w:val="auto"/>
+                <w:sz w:val="18"/>
+                <w:szCs w:val="18"/>
+                <w:lang w:eastAsia="zh-CN"/>
+              </w:rPr>
+            </w:pPr>
+            <w:r>
+              <w:rPr>
+                <w:rFonts w:hint="eastAsia" w:ascii="Times New Roman" w:hAnsi="Times New Roman" w:eastAsia="微软雅黑" w:cs="Times New Roman"/>
+                <w:b/>
+                <w:color w:val="auto"/>
+                <w:sz w:val="18"/>
+                <w:szCs w:val="18"/>
+                <w:lang w:eastAsia="zh-CN"/>
+              </w:rPr>
+              <w:t>{%tr endfor %}</w:t>
+            </w:r>
+          </w:p>
+        </w:tc>
+      </w:tr>
+    </w:tbl>
+    <w:p>
+      <w:pPr>
+        <w:spacing w:before="26"/>
+        <w:rPr>
+          <w:rFonts w:hint="eastAsia" w:ascii="Times New Roman" w:hAnsi="Times New Roman" w:eastAsia="微软雅黑" w:cs="Times New Roman"/>
+          <w:b/>
+          <w:color w:val="auto"/>
+          <w:sz w:val="24"/>
+          <w:szCs w:val="24"/>
+          <w:lang w:eastAsia="zh-CN" w:bidi="ar"/>
+        </w:rPr>
+      </w:pPr>
+      <w:r>
+        <w:rPr>
+          <w:rFonts w:hint="eastAsia" w:ascii="Times New Roman" w:hAnsi="Times New Roman" w:eastAsia="微软雅黑" w:cs="Times New Roman"/>
+          <w:b/>
+          <w:color w:val="auto"/>
+          <w:sz w:val="24"/>
+          <w:szCs w:val="24"/>
+          <w:lang w:eastAsia="zh-CN" w:bidi="ar"/>
+        </w:rPr>
+        <w:t>{% endif %}</w:t>
+      </w:r>
+    </w:p>
     <w:p>
       <w:pPr>
         <w:rPr>
@@ -17402,6 +18111,8 @@
           <w:lang w:eastAsia="zh-CN" w:bidi="ar"/>
         </w:rPr>
       </w:pPr>
+      <w:bookmarkStart w:id="95" w:name="_GoBack"/>
+      <w:bookmarkEnd w:id="95"/>
       <w:r>
         <w:rPr>
           <w:rFonts w:hint="eastAsia" w:ascii="Times New Roman" w:hAnsi="Times New Roman" w:eastAsia="微软雅黑" w:cs="Times New Roman"/>
@@ -17432,13 +18143,13 @@
         </w:rPr>
       </w:pPr>
       <w:bookmarkStart w:id="68" w:name="_Toc32443_WPSOffice_Level2"/>
-      <w:bookmarkStart w:id="69" w:name="_Toc22255"/>
-      <w:bookmarkStart w:id="70" w:name="_Toc4331_WPSOffice_Level2"/>
+      <w:bookmarkStart w:id="69" w:name="_Toc4331_WPSOffice_Level2"/>
+      <w:bookmarkStart w:id="70" w:name="_Toc23606"/>
       <w:bookmarkStart w:id="71" w:name="_Toc6468"/>
-      <w:bookmarkStart w:id="72" w:name="_Toc23606"/>
-      <w:bookmarkStart w:id="73" w:name="_Toc23045"/>
-      <w:bookmarkStart w:id="74" w:name="_Toc106294404"/>
-      <w:bookmarkStart w:id="75" w:name="_Toc31058"/>
+      <w:bookmarkStart w:id="72" w:name="_Toc22255"/>
+      <w:bookmarkStart w:id="73" w:name="_Toc106294404"/>
+      <w:bookmarkStart w:id="74" w:name="_Toc31058"/>
+      <w:bookmarkStart w:id="75" w:name="_Toc23045"/>
       <w:bookmarkStart w:id="76" w:name="_Toc14985"/>
       <w:r>
         <w:rPr>
@@ -17530,7 +18241,7 @@
         <w:keepNext/>
         <w:numPr>
           <w:ilvl w:val="0"/>
-          <w:numId w:val="11"/>
+          <w:numId w:val="9"/>
         </w:numPr>
         <w:spacing w:before="120" w:beforeLines="50" w:after="120" w:afterLines="50"/>
         <w:ind w:left="420" w:leftChars="0" w:firstLine="20" w:firstLineChars="0"/>
@@ -17549,8 +18260,8 @@
         </w:rPr>
       </w:pPr>
       <w:bookmarkStart w:id="77" w:name="_Toc18091_WPSOffice_Level3"/>
-      <w:bookmarkStart w:id="78" w:name="_Toc6931_WPSOffice_Level3"/>
-      <w:bookmarkStart w:id="79" w:name="_Toc15289_WPSOffice_Level3"/>
+      <w:bookmarkStart w:id="78" w:name="_Toc15289_WPSOffice_Level3"/>
+      <w:bookmarkStart w:id="79" w:name="_Toc6931_WPSOffice_Level3"/>
       <w:r>
         <w:rPr>
           <w:rFonts w:hint="eastAsia" w:ascii="Times New Roman" w:hAnsi="Times New Roman" w:eastAsia="微软雅黑" w:cs="Times New Roman"/>
@@ -20257,12 +20968,6 @@
             <w:insideH w:val="dashed" w:color="244061" w:sz="4" w:space="0"/>
             <w:insideV w:val="dashed" w:color="244061" w:sz="4" w:space="0"/>
           </w:tblBorders>
-          <w:tblCellMar>
-            <w:top w:w="0" w:type="dxa"/>
-            <w:left w:w="108" w:type="dxa"/>
-            <w:bottom w:w="0" w:type="dxa"/>
-            <w:right w:w="108" w:type="dxa"/>
-          </w:tblCellMar>
         </w:tblPrEx>
         <w:trPr>
           <w:trHeight w:val="417" w:hRule="atLeast"/>
@@ -20837,7 +21542,7 @@
         <w:keepNext/>
         <w:numPr>
           <w:ilvl w:val="0"/>
-          <w:numId w:val="11"/>
+          <w:numId w:val="9"/>
         </w:numPr>
         <w:spacing w:before="120" w:beforeLines="50" w:after="120" w:afterLines="50"/>
         <w:ind w:left="420" w:leftChars="0" w:firstLine="20" w:firstLineChars="0"/>
@@ -21202,7 +21907,7 @@
         <w:keepNext/>
         <w:numPr>
           <w:ilvl w:val="0"/>
-          <w:numId w:val="11"/>
+          <w:numId w:val="9"/>
         </w:numPr>
         <w:spacing w:before="120" w:beforeLines="50" w:after="120" w:afterLines="50"/>
         <w:ind w:left="420" w:leftChars="0" w:firstLine="20" w:firstLineChars="0"/>
@@ -24540,7 +25245,7 @@
         <w:keepNext/>
         <w:numPr>
           <w:ilvl w:val="0"/>
-          <w:numId w:val="11"/>
+          <w:numId w:val="9"/>
         </w:numPr>
         <w:spacing w:before="120" w:beforeLines="50" w:after="120" w:afterLines="50"/>
         <w:ind w:left="420" w:leftChars="0" w:firstLine="20" w:firstLineChars="0"/>
@@ -27862,13 +28567,13 @@
           <w:lang w:val="en-US" w:eastAsia="zh-CN"/>
         </w:rPr>
       </w:pPr>
-      <w:bookmarkStart w:id="82" w:name="_Toc27075"/>
+      <w:bookmarkStart w:id="82" w:name="_Toc4168"/>
       <w:bookmarkStart w:id="83" w:name="_Toc17012"/>
-      <w:bookmarkStart w:id="84" w:name="_Toc31490"/>
-      <w:bookmarkStart w:id="85" w:name="_Toc15840_WPSOffice_Level1"/>
-      <w:bookmarkStart w:id="86" w:name="_Toc14255_WPSOffice_Level1"/>
+      <w:bookmarkStart w:id="84" w:name="_Toc14255_WPSOffice_Level1"/>
+      <w:bookmarkStart w:id="85" w:name="_Toc31490"/>
+      <w:bookmarkStart w:id="86" w:name="_Toc15840_WPSOffice_Level1"/>
       <w:bookmarkStart w:id="87" w:name="_Toc106294406"/>
-      <w:bookmarkStart w:id="88" w:name="_Toc4168"/>
+      <w:bookmarkStart w:id="88" w:name="_Toc27075"/>
       <w:bookmarkStart w:id="89" w:name="_Toc24085_WPSOffice_Level1"/>
       <w:r>
         <w:rPr>
@@ -27926,7 +28631,6 @@
             <w:insideH w:val="dashed" w:color="244061" w:sz="4" w:space="0"/>
             <w:insideV w:val="dashed" w:color="244061" w:sz="4" w:space="0"/>
           </w:tblBorders>
-          <w:shd w:val="clear" w:color="auto" w:fill="auto"/>
           <w:tblCellMar>
             <w:top w:w="0" w:type="dxa"/>
             <w:left w:w="0" w:type="dxa"/>
@@ -29636,7 +30340,7 @@
       <w:pPr>
         <w:numPr>
           <w:ilvl w:val="0"/>
-          <w:numId w:val="12"/>
+          <w:numId w:val="10"/>
         </w:numPr>
         <w:spacing w:before="53" w:line="301" w:lineRule="exact"/>
         <w:ind w:left="133"/>
@@ -29663,7 +30367,7 @@
       <w:pPr>
         <w:numPr>
           <w:ilvl w:val="0"/>
-          <w:numId w:val="12"/>
+          <w:numId w:val="10"/>
         </w:numPr>
         <w:spacing w:before="53" w:line="301" w:lineRule="exact"/>
         <w:ind w:left="133"/>
@@ -29690,7 +30394,7 @@
       <w:pPr>
         <w:numPr>
           <w:ilvl w:val="0"/>
-          <w:numId w:val="12"/>
+          <w:numId w:val="10"/>
         </w:numPr>
         <w:spacing w:before="53" w:line="301" w:lineRule="exact"/>
         <w:ind w:left="133"/>
@@ -29717,7 +30421,7 @@
       <w:pPr>
         <w:numPr>
           <w:ilvl w:val="0"/>
-          <w:numId w:val="13"/>
+          <w:numId w:val="11"/>
         </w:numPr>
         <w:spacing w:line="270" w:lineRule="exact"/>
         <w:ind w:left="613" w:leftChars="150" w:hanging="283"/>
@@ -29754,7 +30458,7 @@
       <w:pPr>
         <w:numPr>
           <w:ilvl w:val="0"/>
-          <w:numId w:val="13"/>
+          <w:numId w:val="11"/>
         </w:numPr>
         <w:spacing w:line="270" w:lineRule="exact"/>
         <w:ind w:left="613" w:leftChars="150" w:hanging="283"/>
@@ -29791,7 +30495,7 @@
       <w:pPr>
         <w:numPr>
           <w:ilvl w:val="0"/>
-          <w:numId w:val="13"/>
+          <w:numId w:val="11"/>
         </w:numPr>
         <w:spacing w:line="270" w:lineRule="exact"/>
         <w:ind w:left="613" w:leftChars="150" w:hanging="283"/>
@@ -29828,7 +30532,7 @@
       <w:pPr>
         <w:numPr>
           <w:ilvl w:val="0"/>
-          <w:numId w:val="13"/>
+          <w:numId w:val="11"/>
         </w:numPr>
         <w:spacing w:line="270" w:lineRule="exact"/>
         <w:ind w:left="613" w:leftChars="150" w:hanging="283"/>
@@ -29982,7 +30686,7 @@
       <w:pPr>
         <w:numPr>
           <w:ilvl w:val="0"/>
-          <w:numId w:val="12"/>
+          <w:numId w:val="10"/>
         </w:numPr>
         <w:spacing w:before="53" w:line="301" w:lineRule="exact"/>
         <w:ind w:left="133"/>
@@ -30009,7 +30713,7 @@
       <w:pPr>
         <w:numPr>
           <w:ilvl w:val="0"/>
-          <w:numId w:val="12"/>
+          <w:numId w:val="10"/>
         </w:numPr>
         <w:spacing w:before="53" w:line="301" w:lineRule="exact"/>
         <w:ind w:left="133"/>
@@ -30036,7 +30740,7 @@
       <w:pPr>
         <w:numPr>
           <w:ilvl w:val="0"/>
-          <w:numId w:val="12"/>
+          <w:numId w:val="10"/>
         </w:numPr>
         <w:spacing w:before="53" w:line="301" w:lineRule="exact"/>
         <w:ind w:left="133"/>
@@ -30063,7 +30767,7 @@
       <w:pPr>
         <w:numPr>
           <w:ilvl w:val="0"/>
-          <w:numId w:val="12"/>
+          <w:numId w:val="10"/>
         </w:numPr>
         <w:spacing w:before="53" w:line="301" w:lineRule="exact"/>
         <w:ind w:left="133"/>
@@ -30090,7 +30794,7 @@
       <w:pPr>
         <w:numPr>
           <w:ilvl w:val="0"/>
-          <w:numId w:val="12"/>
+          <w:numId w:val="10"/>
         </w:numPr>
         <w:spacing w:before="53" w:line="301" w:lineRule="exact"/>
         <w:ind w:left="133"/>
@@ -30117,7 +30821,7 @@
       <w:pPr>
         <w:numPr>
           <w:ilvl w:val="0"/>
-          <w:numId w:val="12"/>
+          <w:numId w:val="10"/>
         </w:numPr>
         <w:spacing w:before="53" w:line="301" w:lineRule="exact"/>
         <w:ind w:left="133"/>
@@ -30328,7 +31032,6 @@
             <w:insideH w:val="none" w:color="auto" w:sz="0" w:space="0"/>
             <w:insideV w:val="none" w:color="auto" w:sz="0" w:space="0"/>
           </w:tblBorders>
-          <w:shd w:val="clear" w:color="auto" w:fill="auto"/>
           <w:tblCellMar>
             <w:top w:w="0" w:type="dxa"/>
             <w:left w:w="108" w:type="dxa"/>
@@ -30499,6 +31202,1060 @@
                 <w:lang w:val="en-US" w:eastAsia="zh-CN"/>
               </w:rPr>
               <w:t>辅助治疗方案</w:t>
+            </w:r>
+          </w:p>
+        </w:tc>
+      </w:tr>
+      <w:tr>
+        <w:tblPrEx>
+          <w:tblBorders>
+            <w:top w:val="single" w:color="244061" w:sz="4" w:space="0"/>
+            <w:left w:val="none" w:color="auto" w:sz="0" w:space="0"/>
+            <w:bottom w:val="single" w:color="BFBFBF" w:sz="4" w:space="0"/>
+            <w:right w:val="none" w:color="auto" w:sz="0" w:space="0"/>
+            <w:insideH w:val="none" w:color="auto" w:sz="0" w:space="0"/>
+            <w:insideV w:val="none" w:color="auto" w:sz="0" w:space="0"/>
+          </w:tblBorders>
+          <w:tblCellMar>
+            <w:top w:w="0" w:type="dxa"/>
+            <w:left w:w="108" w:type="dxa"/>
+            <w:bottom w:w="0" w:type="dxa"/>
+            <w:right w:w="108" w:type="dxa"/>
+          </w:tblCellMar>
+        </w:tblPrEx>
+        <w:trPr>
+          <w:trHeight w:val="510" w:hRule="atLeast"/>
+          <w:jc w:val="center"/>
+        </w:trPr>
+        <w:tc>
+          <w:tcPr>
+            <w:tcW w:w="1210" w:type="dxa"/>
+            <w:tcBorders>
+              <w:top w:val="dashed" w:color="244061" w:sz="4" w:space="0"/>
+              <w:bottom w:val="dashed" w:color="244061" w:sz="4" w:space="0"/>
+              <w:right w:val="dashed" w:color="244061" w:sz="4" w:space="0"/>
+            </w:tcBorders>
+            <w:shd w:val="clear" w:color="auto" w:fill="auto"/>
+            <w:vAlign w:val="center"/>
+          </w:tcPr>
+          <w:p>
+            <w:pPr>
+              <w:keepNext w:val="0"/>
+              <w:keepLines w:val="0"/>
+              <w:pageBreakBefore w:val="0"/>
+              <w:widowControl/>
+              <w:kinsoku/>
+              <w:wordWrap/>
+              <w:overflowPunct/>
+              <w:topLinePunct w:val="0"/>
+              <w:autoSpaceDE/>
+              <w:autoSpaceDN/>
+              <w:bidi w:val="0"/>
+              <w:adjustRightInd/>
+              <w:snapToGrid/>
+              <w:spacing w:line="236" w:lineRule="auto"/>
+              <w:jc w:val="center"/>
+              <w:textAlignment w:val="auto"/>
+              <w:rPr>
+                <w:rFonts w:ascii="Times New Roman" w:hAnsi="Times New Roman" w:eastAsia="微软雅黑" w:cs="Times New Roman"/>
+                <w:color w:val="auto"/>
+                <w:sz w:val="18"/>
+                <w:szCs w:val="18"/>
+                <w:lang w:eastAsia="zh-CN"/>
+              </w:rPr>
+            </w:pPr>
+            <w:r>
+              <w:rPr>
+                <w:rFonts w:hint="eastAsia" w:ascii="Times New Roman" w:hAnsi="Times New Roman" w:eastAsia="微软雅黑" w:cs="Times New Roman"/>
+                <w:color w:val="auto"/>
+                <w:sz w:val="16"/>
+                <w:szCs w:val="16"/>
+                <w:lang w:eastAsia="zh-CN"/>
+              </w:rPr>
+              <w:t>低危</w:t>
+            </w:r>
+          </w:p>
+        </w:tc>
+        <w:tc>
+          <w:tcPr>
+            <w:tcW w:w="2431" w:type="dxa"/>
+            <w:tcBorders>
+              <w:top w:val="dashed" w:color="244061" w:sz="4" w:space="0"/>
+              <w:left w:val="dashed" w:color="244061" w:sz="4" w:space="0"/>
+              <w:bottom w:val="dashed" w:color="244061" w:sz="4" w:space="0"/>
+              <w:right w:val="dashed" w:color="244061" w:sz="4" w:space="0"/>
+            </w:tcBorders>
+            <w:shd w:val="clear" w:color="auto" w:fill="auto"/>
+            <w:vAlign w:val="center"/>
+          </w:tcPr>
+          <w:p>
+            <w:pPr>
+              <w:keepNext w:val="0"/>
+              <w:keepLines w:val="0"/>
+              <w:pageBreakBefore w:val="0"/>
+              <w:widowControl/>
+              <w:numPr>
+                <w:ilvl w:val="0"/>
+                <w:numId w:val="12"/>
+              </w:numPr>
+              <w:kinsoku/>
+              <w:wordWrap/>
+              <w:overflowPunct/>
+              <w:topLinePunct w:val="0"/>
+              <w:autoSpaceDE/>
+              <w:autoSpaceDN/>
+              <w:bidi w:val="0"/>
+              <w:adjustRightInd/>
+              <w:snapToGrid/>
+              <w:spacing w:line="236" w:lineRule="auto"/>
+              <w:ind w:left="215" w:leftChars="0" w:hanging="215" w:firstLineChars="0"/>
+              <w:jc w:val="both"/>
+              <w:textAlignment w:val="auto"/>
+              <w:rPr>
+                <w:rFonts w:ascii="Times New Roman" w:hAnsi="Times New Roman" w:eastAsia="微软雅黑" w:cs="Times New Roman"/>
+                <w:color w:val="auto"/>
+                <w:sz w:val="18"/>
+                <w:szCs w:val="18"/>
+                <w:lang w:eastAsia="zh-CN"/>
+              </w:rPr>
+            </w:pPr>
+            <w:r>
+              <w:rPr>
+                <w:rFonts w:ascii="Times New Roman" w:hAnsi="Times New Roman" w:eastAsia="微软雅黑" w:cs="Times New Roman"/>
+                <w:color w:val="auto"/>
+                <w:sz w:val="16"/>
+                <w:szCs w:val="16"/>
+                <w:lang w:eastAsia="zh-CN"/>
+              </w:rPr>
+              <w:t>ⅠA</w:t>
+            </w:r>
+            <w:r>
+              <w:rPr>
+                <w:rFonts w:hint="eastAsia" w:ascii="Times New Roman" w:hAnsi="Times New Roman" w:eastAsia="微软雅黑" w:cs="Times New Roman"/>
+                <w:color w:val="auto"/>
+                <w:sz w:val="16"/>
+                <w:szCs w:val="16"/>
+                <w:lang w:eastAsia="zh-CN"/>
+              </w:rPr>
+              <w:t>期内膜样癌+低级别</w:t>
+            </w:r>
+            <w:r>
+              <w:rPr>
+                <w:rFonts w:ascii="Times New Roman" w:hAnsi="Times New Roman" w:eastAsia="微软雅黑" w:cs="Times New Roman"/>
+                <w:color w:val="auto"/>
+                <w:sz w:val="16"/>
+                <w:szCs w:val="16"/>
+                <w:vertAlign w:val="superscript"/>
+                <w:lang w:eastAsia="zh-CN"/>
+              </w:rPr>
+              <w:t>*</w:t>
+            </w:r>
+            <w:r>
+              <w:rPr>
+                <w:rFonts w:ascii="Times New Roman" w:hAnsi="Times New Roman" w:eastAsia="微软雅黑" w:cs="Times New Roman"/>
+                <w:color w:val="auto"/>
+                <w:sz w:val="16"/>
+                <w:szCs w:val="16"/>
+                <w:lang w:eastAsia="zh-CN"/>
+              </w:rPr>
+              <w:t xml:space="preserve"> +LVSI无或局灶</w:t>
+            </w:r>
+          </w:p>
+        </w:tc>
+        <w:tc>
+          <w:tcPr>
+            <w:tcW w:w="2584" w:type="dxa"/>
+            <w:tcBorders>
+              <w:top w:val="dashed" w:color="244061" w:sz="4" w:space="0"/>
+              <w:left w:val="dashed" w:color="244061" w:sz="4" w:space="0"/>
+              <w:bottom w:val="dashed" w:color="244061" w:sz="4" w:space="0"/>
+              <w:right w:val="dashed" w:color="244061" w:sz="4" w:space="0"/>
+            </w:tcBorders>
+            <w:shd w:val="clear" w:color="auto" w:fill="auto"/>
+            <w:vAlign w:val="center"/>
+          </w:tcPr>
+          <w:p>
+            <w:pPr>
+              <w:keepNext w:val="0"/>
+              <w:keepLines w:val="0"/>
+              <w:pageBreakBefore w:val="0"/>
+              <w:widowControl/>
+              <w:numPr>
+                <w:ilvl w:val="0"/>
+                <w:numId w:val="12"/>
+              </w:numPr>
+              <w:kinsoku/>
+              <w:wordWrap/>
+              <w:overflowPunct/>
+              <w:topLinePunct w:val="0"/>
+              <w:autoSpaceDE/>
+              <w:autoSpaceDN/>
+              <w:bidi w:val="0"/>
+              <w:adjustRightInd/>
+              <w:snapToGrid/>
+              <w:spacing w:line="236" w:lineRule="auto"/>
+              <w:ind w:left="215" w:leftChars="0" w:hanging="215" w:firstLineChars="0"/>
+              <w:jc w:val="both"/>
+              <w:textAlignment w:val="auto"/>
+              <w:rPr>
+                <w:rFonts w:ascii="Times New Roman" w:hAnsi="Times New Roman" w:eastAsia="微软雅黑" w:cs="Times New Roman"/>
+                <w:color w:val="auto"/>
+                <w:sz w:val="16"/>
+                <w:szCs w:val="16"/>
+                <w:lang w:eastAsia="zh-CN"/>
+              </w:rPr>
+            </w:pPr>
+            <w:r>
+              <w:rPr>
+                <w:rFonts w:ascii="Times New Roman" w:hAnsi="Times New Roman" w:eastAsia="微软雅黑" w:cs="Times New Roman"/>
+                <w:color w:val="auto"/>
+                <w:sz w:val="16"/>
+                <w:szCs w:val="16"/>
+                <w:lang w:eastAsia="zh-CN"/>
+              </w:rPr>
+              <w:t>Ⅰ</w:t>
+            </w:r>
+            <w:r>
+              <w:rPr>
+                <w:rFonts w:hint="eastAsia" w:ascii="Times New Roman" w:hAnsi="Times New Roman" w:eastAsia="微软雅黑" w:cs="Times New Roman"/>
+                <w:color w:val="auto"/>
+                <w:sz w:val="16"/>
+                <w:szCs w:val="16"/>
+                <w:lang w:eastAsia="zh-CN"/>
+              </w:rPr>
+              <w:t>~</w:t>
+            </w:r>
+            <w:r>
+              <w:rPr>
+                <w:rFonts w:ascii="Times New Roman" w:hAnsi="Times New Roman" w:eastAsia="微软雅黑" w:cs="Times New Roman"/>
+                <w:color w:val="auto"/>
+                <w:sz w:val="16"/>
+                <w:szCs w:val="16"/>
+                <w:lang w:eastAsia="zh-CN"/>
+              </w:rPr>
+              <w:t>Ⅱ</w:t>
+            </w:r>
+            <w:r>
+              <w:rPr>
+                <w:rFonts w:hint="eastAsia" w:ascii="Times New Roman" w:hAnsi="Times New Roman" w:eastAsia="微软雅黑" w:cs="Times New Roman"/>
+                <w:color w:val="auto"/>
+                <w:sz w:val="16"/>
+                <w:szCs w:val="16"/>
+                <w:lang w:eastAsia="zh-CN"/>
+              </w:rPr>
+              <w:t>期，</w:t>
+            </w:r>
+            <w:r>
+              <w:rPr>
+                <w:rFonts w:hint="eastAsia" w:ascii="Times New Roman" w:hAnsi="Times New Roman" w:eastAsia="微软雅黑" w:cs="Times New Roman"/>
+                <w:b/>
+                <w:bCs/>
+                <w:i/>
+                <w:iCs/>
+                <w:color w:val="auto"/>
+                <w:sz w:val="16"/>
+                <w:szCs w:val="16"/>
+                <w:lang w:eastAsia="zh-CN"/>
+              </w:rPr>
+              <w:t>POLE</w:t>
+            </w:r>
+            <w:r>
+              <w:rPr>
+                <w:rFonts w:hint="eastAsia" w:ascii="Times New Roman" w:hAnsi="Times New Roman" w:eastAsia="微软雅黑" w:cs="Times New Roman"/>
+                <w:b/>
+                <w:bCs/>
+                <w:color w:val="auto"/>
+                <w:sz w:val="16"/>
+                <w:szCs w:val="16"/>
+                <w:lang w:eastAsia="zh-CN"/>
+              </w:rPr>
+              <w:t xml:space="preserve"> mut</w:t>
+            </w:r>
+            <w:r>
+              <w:rPr>
+                <w:rFonts w:hint="eastAsia" w:ascii="Times New Roman" w:hAnsi="Times New Roman" w:eastAsia="微软雅黑" w:cs="Times New Roman"/>
+                <w:color w:val="auto"/>
+                <w:sz w:val="16"/>
+                <w:szCs w:val="16"/>
+                <w:lang w:eastAsia="zh-CN"/>
+              </w:rPr>
+              <w:t>内膜样癌，无残留病灶</w:t>
+            </w:r>
+          </w:p>
+          <w:p>
+            <w:pPr>
+              <w:keepNext w:val="0"/>
+              <w:keepLines w:val="0"/>
+              <w:pageBreakBefore w:val="0"/>
+              <w:widowControl/>
+              <w:numPr>
+                <w:ilvl w:val="0"/>
+                <w:numId w:val="12"/>
+              </w:numPr>
+              <w:kinsoku/>
+              <w:wordWrap/>
+              <w:overflowPunct/>
+              <w:topLinePunct w:val="0"/>
+              <w:autoSpaceDE/>
+              <w:autoSpaceDN/>
+              <w:bidi w:val="0"/>
+              <w:adjustRightInd/>
+              <w:snapToGrid/>
+              <w:spacing w:line="236" w:lineRule="auto"/>
+              <w:ind w:left="215" w:leftChars="0" w:hanging="215" w:firstLineChars="0"/>
+              <w:jc w:val="both"/>
+              <w:textAlignment w:val="auto"/>
+              <w:rPr>
+                <w:rFonts w:ascii="Times New Roman" w:hAnsi="Times New Roman" w:eastAsia="微软雅黑" w:cs="Times New Roman"/>
+                <w:color w:val="auto"/>
+                <w:sz w:val="18"/>
+                <w:szCs w:val="18"/>
+                <w:lang w:eastAsia="zh-CN"/>
+              </w:rPr>
+            </w:pPr>
+            <w:r>
+              <w:rPr>
+                <w:rFonts w:ascii="Times New Roman" w:hAnsi="Times New Roman" w:eastAsia="微软雅黑" w:cs="Times New Roman"/>
+                <w:color w:val="auto"/>
+                <w:sz w:val="16"/>
+                <w:szCs w:val="16"/>
+                <w:lang w:eastAsia="zh-CN"/>
+              </w:rPr>
+              <w:t>Ⅰ</w:t>
+            </w:r>
+            <w:r>
+              <w:rPr>
+                <w:rFonts w:hint="eastAsia" w:ascii="Times New Roman" w:hAnsi="Times New Roman" w:eastAsia="微软雅黑" w:cs="Times New Roman"/>
+                <w:color w:val="auto"/>
+                <w:sz w:val="16"/>
+                <w:szCs w:val="16"/>
+                <w:lang w:eastAsia="zh-CN"/>
+              </w:rPr>
+              <w:t>A期，</w:t>
+            </w:r>
+            <w:r>
+              <w:rPr>
+                <w:rFonts w:hint="eastAsia" w:ascii="Times New Roman" w:hAnsi="Times New Roman" w:eastAsia="微软雅黑" w:cs="Times New Roman"/>
+                <w:b/>
+                <w:bCs/>
+                <w:color w:val="auto"/>
+                <w:sz w:val="16"/>
+                <w:szCs w:val="16"/>
+                <w:lang w:eastAsia="zh-CN"/>
+              </w:rPr>
+              <w:t>dMMR/NSMP</w:t>
+            </w:r>
+            <w:r>
+              <w:rPr>
+                <w:rFonts w:hint="eastAsia" w:ascii="Times New Roman" w:hAnsi="Times New Roman" w:eastAsia="微软雅黑" w:cs="Times New Roman"/>
+                <w:color w:val="auto"/>
+                <w:sz w:val="16"/>
+                <w:szCs w:val="16"/>
+                <w:lang w:eastAsia="zh-CN"/>
+              </w:rPr>
+              <w:t>内膜样癌+低级别</w:t>
+            </w:r>
+            <w:r>
+              <w:rPr>
+                <w:rFonts w:hint="eastAsia" w:ascii="Times New Roman" w:hAnsi="Times New Roman" w:eastAsia="微软雅黑" w:cs="Times New Roman"/>
+                <w:color w:val="auto"/>
+                <w:sz w:val="16"/>
+                <w:szCs w:val="16"/>
+                <w:vertAlign w:val="superscript"/>
+                <w:lang w:eastAsia="zh-CN"/>
+              </w:rPr>
+              <w:t>*</w:t>
+            </w:r>
+            <w:r>
+              <w:rPr>
+                <w:rFonts w:hint="eastAsia" w:ascii="Times New Roman" w:hAnsi="Times New Roman" w:eastAsia="微软雅黑" w:cs="Times New Roman"/>
+                <w:color w:val="auto"/>
+                <w:sz w:val="16"/>
+                <w:szCs w:val="16"/>
+                <w:lang w:eastAsia="zh-CN"/>
+              </w:rPr>
+              <w:t>+LVSI无或局灶</w:t>
+            </w:r>
+          </w:p>
+        </w:tc>
+        <w:tc>
+          <w:tcPr>
+            <w:tcW w:w="3268" w:type="dxa"/>
+            <w:tcBorders>
+              <w:top w:val="dashed" w:color="244061" w:sz="4" w:space="0"/>
+              <w:left w:val="dashed" w:color="244061" w:sz="4" w:space="0"/>
+              <w:bottom w:val="dashed" w:color="244061" w:sz="4" w:space="0"/>
+            </w:tcBorders>
+            <w:shd w:val="clear" w:color="auto" w:fill="auto"/>
+            <w:vAlign w:val="center"/>
+          </w:tcPr>
+          <w:p>
+            <w:pPr>
+              <w:keepNext w:val="0"/>
+              <w:keepLines w:val="0"/>
+              <w:pageBreakBefore w:val="0"/>
+              <w:widowControl/>
+              <w:numPr>
+                <w:ilvl w:val="0"/>
+                <w:numId w:val="12"/>
+              </w:numPr>
+              <w:kinsoku/>
+              <w:wordWrap/>
+              <w:overflowPunct/>
+              <w:topLinePunct w:val="0"/>
+              <w:autoSpaceDE/>
+              <w:autoSpaceDN/>
+              <w:bidi w:val="0"/>
+              <w:adjustRightInd/>
+              <w:snapToGrid/>
+              <w:spacing w:line="236" w:lineRule="auto"/>
+              <w:ind w:left="215" w:leftChars="0" w:hanging="215" w:firstLineChars="0"/>
+              <w:jc w:val="both"/>
+              <w:textAlignment w:val="auto"/>
+              <w:rPr>
+                <w:rFonts w:ascii="Times New Roman" w:hAnsi="Times New Roman" w:eastAsia="微软雅黑" w:cs="Times New Roman"/>
+                <w:color w:val="auto"/>
+                <w:sz w:val="18"/>
+                <w:szCs w:val="18"/>
+                <w:lang w:eastAsia="zh-CN"/>
+              </w:rPr>
+            </w:pPr>
+            <w:r>
+              <w:rPr>
+                <w:rFonts w:hint="eastAsia" w:ascii="Times New Roman" w:hAnsi="Times New Roman" w:eastAsia="微软雅黑" w:cs="Times New Roman"/>
+                <w:color w:val="auto"/>
+                <w:sz w:val="16"/>
+                <w:szCs w:val="16"/>
+                <w:lang w:eastAsia="zh-CN"/>
+              </w:rPr>
+              <w:t>不推荐进行辅助治疗</w:t>
+            </w:r>
+          </w:p>
+        </w:tc>
+      </w:tr>
+      <w:tr>
+        <w:tblPrEx>
+          <w:tblBorders>
+            <w:top w:val="single" w:color="244061" w:sz="4" w:space="0"/>
+            <w:left w:val="none" w:color="auto" w:sz="0" w:space="0"/>
+            <w:bottom w:val="single" w:color="BFBFBF" w:sz="4" w:space="0"/>
+            <w:right w:val="none" w:color="auto" w:sz="0" w:space="0"/>
+            <w:insideH w:val="none" w:color="auto" w:sz="0" w:space="0"/>
+            <w:insideV w:val="none" w:color="auto" w:sz="0" w:space="0"/>
+          </w:tblBorders>
+          <w:tblCellMar>
+            <w:top w:w="0" w:type="dxa"/>
+            <w:left w:w="108" w:type="dxa"/>
+            <w:bottom w:w="0" w:type="dxa"/>
+            <w:right w:w="108" w:type="dxa"/>
+          </w:tblCellMar>
+        </w:tblPrEx>
+        <w:trPr>
+          <w:trHeight w:val="510" w:hRule="atLeast"/>
+          <w:jc w:val="center"/>
+        </w:trPr>
+        <w:tc>
+          <w:tcPr>
+            <w:tcW w:w="1210" w:type="dxa"/>
+            <w:tcBorders>
+              <w:top w:val="dashed" w:color="244061" w:sz="4" w:space="0"/>
+              <w:bottom w:val="dashed" w:color="244061" w:sz="4" w:space="0"/>
+              <w:right w:val="dashed" w:color="244061" w:sz="4" w:space="0"/>
+            </w:tcBorders>
+            <w:shd w:val="clear" w:color="auto" w:fill="auto"/>
+            <w:vAlign w:val="center"/>
+          </w:tcPr>
+          <w:p>
+            <w:pPr>
+              <w:keepNext w:val="0"/>
+              <w:keepLines w:val="0"/>
+              <w:pageBreakBefore w:val="0"/>
+              <w:widowControl/>
+              <w:kinsoku/>
+              <w:wordWrap/>
+              <w:overflowPunct/>
+              <w:topLinePunct w:val="0"/>
+              <w:autoSpaceDE/>
+              <w:autoSpaceDN/>
+              <w:bidi w:val="0"/>
+              <w:adjustRightInd/>
+              <w:snapToGrid/>
+              <w:spacing w:line="236" w:lineRule="auto"/>
+              <w:jc w:val="center"/>
+              <w:textAlignment w:val="auto"/>
+              <w:rPr>
+                <w:rFonts w:ascii="Times New Roman" w:hAnsi="Times New Roman" w:eastAsia="微软雅黑" w:cs="Times New Roman"/>
+                <w:color w:val="auto"/>
+                <w:sz w:val="18"/>
+                <w:szCs w:val="18"/>
+                <w:lang w:eastAsia="zh-CN"/>
+              </w:rPr>
+            </w:pPr>
+            <w:r>
+              <w:rPr>
+                <w:rFonts w:hint="eastAsia" w:ascii="Times New Roman" w:hAnsi="Times New Roman" w:eastAsia="微软雅黑" w:cs="Times New Roman"/>
+                <w:color w:val="auto"/>
+                <w:sz w:val="16"/>
+                <w:szCs w:val="16"/>
+                <w:lang w:eastAsia="zh-CN"/>
+              </w:rPr>
+              <w:t>中危</w:t>
+            </w:r>
+          </w:p>
+        </w:tc>
+        <w:tc>
+          <w:tcPr>
+            <w:tcW w:w="2431" w:type="dxa"/>
+            <w:tcBorders>
+              <w:top w:val="dashed" w:color="244061" w:sz="4" w:space="0"/>
+              <w:left w:val="dashed" w:color="244061" w:sz="4" w:space="0"/>
+              <w:bottom w:val="dashed" w:color="244061" w:sz="4" w:space="0"/>
+              <w:right w:val="dashed" w:color="244061" w:sz="4" w:space="0"/>
+            </w:tcBorders>
+            <w:shd w:val="clear" w:color="auto" w:fill="auto"/>
+            <w:vAlign w:val="center"/>
+          </w:tcPr>
+          <w:p>
+            <w:pPr>
+              <w:keepNext w:val="0"/>
+              <w:keepLines w:val="0"/>
+              <w:pageBreakBefore w:val="0"/>
+              <w:widowControl/>
+              <w:numPr>
+                <w:ilvl w:val="0"/>
+                <w:numId w:val="12"/>
+              </w:numPr>
+              <w:kinsoku/>
+              <w:wordWrap/>
+              <w:overflowPunct/>
+              <w:topLinePunct w:val="0"/>
+              <w:autoSpaceDE/>
+              <w:autoSpaceDN/>
+              <w:bidi w:val="0"/>
+              <w:adjustRightInd/>
+              <w:snapToGrid/>
+              <w:spacing w:line="236" w:lineRule="auto"/>
+              <w:ind w:left="215" w:leftChars="0" w:hanging="215" w:firstLineChars="0"/>
+              <w:jc w:val="both"/>
+              <w:textAlignment w:val="auto"/>
+              <w:rPr>
+                <w:rFonts w:ascii="Times New Roman" w:hAnsi="Times New Roman" w:eastAsia="微软雅黑" w:cs="Times New Roman"/>
+                <w:color w:val="auto"/>
+                <w:sz w:val="16"/>
+                <w:szCs w:val="16"/>
+                <w:lang w:eastAsia="zh-CN"/>
+              </w:rPr>
+            </w:pPr>
+            <w:r>
+              <w:rPr>
+                <w:rFonts w:ascii="Times New Roman" w:hAnsi="Times New Roman" w:eastAsia="微软雅黑" w:cs="Times New Roman"/>
+                <w:color w:val="auto"/>
+                <w:sz w:val="16"/>
+                <w:szCs w:val="16"/>
+                <w:lang w:eastAsia="zh-CN"/>
+              </w:rPr>
+              <w:t>Ⅰ</w:t>
+            </w:r>
+            <w:r>
+              <w:rPr>
+                <w:rFonts w:hint="eastAsia" w:ascii="Times New Roman" w:hAnsi="Times New Roman" w:eastAsia="微软雅黑" w:cs="Times New Roman"/>
+                <w:color w:val="auto"/>
+                <w:sz w:val="16"/>
+                <w:szCs w:val="16"/>
+                <w:lang w:eastAsia="zh-CN"/>
+              </w:rPr>
+              <w:t>B期内膜样癌+低级别</w:t>
+            </w:r>
+            <w:r>
+              <w:rPr>
+                <w:rFonts w:ascii="Times New Roman" w:hAnsi="Times New Roman" w:eastAsia="微软雅黑" w:cs="Times New Roman"/>
+                <w:color w:val="auto"/>
+                <w:sz w:val="16"/>
+                <w:szCs w:val="16"/>
+                <w:vertAlign w:val="superscript"/>
+                <w:lang w:eastAsia="zh-CN"/>
+              </w:rPr>
+              <w:t>*</w:t>
+            </w:r>
+            <w:r>
+              <w:rPr>
+                <w:rFonts w:ascii="Times New Roman" w:hAnsi="Times New Roman" w:eastAsia="微软雅黑" w:cs="Times New Roman"/>
+                <w:color w:val="auto"/>
+                <w:sz w:val="16"/>
+                <w:szCs w:val="16"/>
+                <w:lang w:eastAsia="zh-CN"/>
+              </w:rPr>
+              <w:t xml:space="preserve"> +LVSI无或局灶 </w:t>
+            </w:r>
+          </w:p>
+          <w:p>
+            <w:pPr>
+              <w:keepNext w:val="0"/>
+              <w:keepLines w:val="0"/>
+              <w:pageBreakBefore w:val="0"/>
+              <w:widowControl/>
+              <w:numPr>
+                <w:ilvl w:val="0"/>
+                <w:numId w:val="12"/>
+              </w:numPr>
+              <w:kinsoku/>
+              <w:wordWrap/>
+              <w:overflowPunct/>
+              <w:topLinePunct w:val="0"/>
+              <w:autoSpaceDE/>
+              <w:autoSpaceDN/>
+              <w:bidi w:val="0"/>
+              <w:adjustRightInd/>
+              <w:snapToGrid/>
+              <w:spacing w:line="236" w:lineRule="auto"/>
+              <w:ind w:left="215" w:leftChars="0" w:hanging="215" w:firstLineChars="0"/>
+              <w:jc w:val="both"/>
+              <w:textAlignment w:val="auto"/>
+              <w:rPr>
+                <w:rFonts w:ascii="Times New Roman" w:hAnsi="Times New Roman" w:eastAsia="微软雅黑" w:cs="Times New Roman"/>
+                <w:color w:val="auto"/>
+                <w:sz w:val="16"/>
+                <w:szCs w:val="16"/>
+                <w:lang w:eastAsia="zh-CN"/>
+              </w:rPr>
+            </w:pPr>
+            <w:r>
+              <w:rPr>
+                <w:rFonts w:ascii="Times New Roman" w:hAnsi="Times New Roman" w:eastAsia="微软雅黑" w:cs="Times New Roman"/>
+                <w:color w:val="auto"/>
+                <w:sz w:val="16"/>
+                <w:szCs w:val="16"/>
+                <w:lang w:eastAsia="zh-CN"/>
+              </w:rPr>
+              <w:t>ⅠA期内膜样癌+高级别</w:t>
+            </w:r>
+            <w:r>
+              <w:rPr>
+                <w:rFonts w:ascii="Times New Roman" w:hAnsi="Times New Roman" w:eastAsia="微软雅黑" w:cs="Times New Roman"/>
+                <w:color w:val="auto"/>
+                <w:sz w:val="16"/>
+                <w:szCs w:val="16"/>
+                <w:vertAlign w:val="superscript"/>
+                <w:lang w:eastAsia="zh-CN"/>
+              </w:rPr>
+              <w:t>*</w:t>
+            </w:r>
+            <w:r>
+              <w:rPr>
+                <w:rFonts w:ascii="Times New Roman" w:hAnsi="Times New Roman" w:eastAsia="微软雅黑" w:cs="Times New Roman"/>
+                <w:color w:val="auto"/>
+                <w:sz w:val="16"/>
+                <w:szCs w:val="16"/>
+                <w:lang w:eastAsia="zh-CN"/>
+              </w:rPr>
+              <w:t xml:space="preserve"> +LVSI无或局灶 </w:t>
+            </w:r>
+          </w:p>
+          <w:p>
+            <w:pPr>
+              <w:keepNext w:val="0"/>
+              <w:keepLines w:val="0"/>
+              <w:pageBreakBefore w:val="0"/>
+              <w:widowControl/>
+              <w:numPr>
+                <w:ilvl w:val="0"/>
+                <w:numId w:val="12"/>
+              </w:numPr>
+              <w:kinsoku/>
+              <w:wordWrap/>
+              <w:overflowPunct/>
+              <w:topLinePunct w:val="0"/>
+              <w:autoSpaceDE/>
+              <w:autoSpaceDN/>
+              <w:bidi w:val="0"/>
+              <w:adjustRightInd/>
+              <w:snapToGrid/>
+              <w:spacing w:line="236" w:lineRule="auto"/>
+              <w:ind w:left="215" w:leftChars="0" w:hanging="215" w:firstLineChars="0"/>
+              <w:jc w:val="both"/>
+              <w:textAlignment w:val="auto"/>
+              <w:rPr>
+                <w:rFonts w:ascii="Times New Roman" w:hAnsi="Times New Roman" w:eastAsia="微软雅黑" w:cs="Times New Roman"/>
+                <w:color w:val="auto"/>
+                <w:sz w:val="18"/>
+                <w:szCs w:val="18"/>
+                <w:lang w:eastAsia="zh-CN"/>
+              </w:rPr>
+            </w:pPr>
+            <w:r>
+              <w:rPr>
+                <w:rFonts w:ascii="Times New Roman" w:hAnsi="Times New Roman" w:eastAsia="微软雅黑" w:cs="Times New Roman"/>
+                <w:color w:val="auto"/>
+                <w:sz w:val="16"/>
+                <w:szCs w:val="16"/>
+                <w:lang w:eastAsia="zh-CN"/>
+              </w:rPr>
+              <w:t>ⅠA期非内膜样癌（浆液性癌、透明细胞癌、未分化癌、癌肉瘤、混合细胞癌）不伴肌层浸润</w:t>
+            </w:r>
+          </w:p>
+        </w:tc>
+        <w:tc>
+          <w:tcPr>
+            <w:tcW w:w="2584" w:type="dxa"/>
+            <w:tcBorders>
+              <w:top w:val="dashed" w:color="244061" w:sz="4" w:space="0"/>
+              <w:left w:val="dashed" w:color="244061" w:sz="4" w:space="0"/>
+              <w:bottom w:val="dashed" w:color="244061" w:sz="4" w:space="0"/>
+              <w:right w:val="dashed" w:color="244061" w:sz="4" w:space="0"/>
+            </w:tcBorders>
+            <w:shd w:val="clear" w:color="auto" w:fill="auto"/>
+            <w:vAlign w:val="center"/>
+          </w:tcPr>
+          <w:p>
+            <w:pPr>
+              <w:keepNext w:val="0"/>
+              <w:keepLines w:val="0"/>
+              <w:pageBreakBefore w:val="0"/>
+              <w:widowControl/>
+              <w:numPr>
+                <w:ilvl w:val="0"/>
+                <w:numId w:val="12"/>
+              </w:numPr>
+              <w:kinsoku/>
+              <w:wordWrap/>
+              <w:overflowPunct/>
+              <w:topLinePunct w:val="0"/>
+              <w:autoSpaceDE/>
+              <w:autoSpaceDN/>
+              <w:bidi w:val="0"/>
+              <w:adjustRightInd/>
+              <w:snapToGrid/>
+              <w:spacing w:line="236" w:lineRule="auto"/>
+              <w:ind w:left="215" w:leftChars="0" w:hanging="215" w:firstLineChars="0"/>
+              <w:jc w:val="both"/>
+              <w:textAlignment w:val="auto"/>
+              <w:rPr>
+                <w:rFonts w:ascii="Times New Roman" w:hAnsi="Times New Roman" w:eastAsia="微软雅黑" w:cs="Times New Roman"/>
+                <w:color w:val="auto"/>
+                <w:sz w:val="16"/>
+                <w:szCs w:val="16"/>
+                <w:lang w:eastAsia="zh-CN"/>
+              </w:rPr>
+            </w:pPr>
+            <w:r>
+              <w:rPr>
+                <w:rFonts w:ascii="Times New Roman" w:hAnsi="Times New Roman" w:eastAsia="微软雅黑" w:cs="Times New Roman"/>
+                <w:color w:val="auto"/>
+                <w:sz w:val="16"/>
+                <w:szCs w:val="16"/>
+                <w:lang w:eastAsia="zh-CN"/>
+              </w:rPr>
+              <w:t>Ⅰ</w:t>
+            </w:r>
+            <w:r>
+              <w:rPr>
+                <w:rFonts w:hint="eastAsia" w:ascii="Times New Roman" w:hAnsi="Times New Roman" w:eastAsia="微软雅黑" w:cs="Times New Roman"/>
+                <w:color w:val="auto"/>
+                <w:sz w:val="16"/>
+                <w:szCs w:val="16"/>
+                <w:lang w:eastAsia="zh-CN"/>
+              </w:rPr>
+              <w:t>B期，</w:t>
+            </w:r>
+            <w:r>
+              <w:rPr>
+                <w:rFonts w:hint="eastAsia" w:ascii="Times New Roman" w:hAnsi="Times New Roman" w:eastAsia="微软雅黑" w:cs="Times New Roman"/>
+                <w:b/>
+                <w:bCs/>
+                <w:color w:val="auto"/>
+                <w:sz w:val="16"/>
+                <w:szCs w:val="16"/>
+                <w:lang w:eastAsia="zh-CN"/>
+              </w:rPr>
+              <w:t>dMMR/NSMP</w:t>
+            </w:r>
+            <w:r>
+              <w:rPr>
+                <w:rFonts w:hint="eastAsia" w:ascii="Times New Roman" w:hAnsi="Times New Roman" w:eastAsia="微软雅黑" w:cs="Times New Roman"/>
+                <w:color w:val="auto"/>
+                <w:sz w:val="16"/>
+                <w:szCs w:val="16"/>
+                <w:lang w:eastAsia="zh-CN"/>
+              </w:rPr>
+              <w:t>内膜样癌+低级别</w:t>
+            </w:r>
+            <w:r>
+              <w:rPr>
+                <w:rFonts w:ascii="Times New Roman" w:hAnsi="Times New Roman" w:eastAsia="微软雅黑" w:cs="Times New Roman"/>
+                <w:color w:val="auto"/>
+                <w:sz w:val="16"/>
+                <w:szCs w:val="16"/>
+                <w:vertAlign w:val="superscript"/>
+                <w:lang w:eastAsia="zh-CN"/>
+              </w:rPr>
+              <w:t>*</w:t>
+            </w:r>
+            <w:r>
+              <w:rPr>
+                <w:rFonts w:ascii="Times New Roman" w:hAnsi="Times New Roman" w:eastAsia="微软雅黑" w:cs="Times New Roman"/>
+                <w:color w:val="auto"/>
+                <w:sz w:val="16"/>
+                <w:szCs w:val="16"/>
+                <w:lang w:eastAsia="zh-CN"/>
+              </w:rPr>
+              <w:t xml:space="preserve"> +LVSI无或局灶 </w:t>
+            </w:r>
+          </w:p>
+          <w:p>
+            <w:pPr>
+              <w:keepNext w:val="0"/>
+              <w:keepLines w:val="0"/>
+              <w:pageBreakBefore w:val="0"/>
+              <w:widowControl/>
+              <w:numPr>
+                <w:ilvl w:val="0"/>
+                <w:numId w:val="12"/>
+              </w:numPr>
+              <w:kinsoku/>
+              <w:wordWrap/>
+              <w:overflowPunct/>
+              <w:topLinePunct w:val="0"/>
+              <w:autoSpaceDE/>
+              <w:autoSpaceDN/>
+              <w:bidi w:val="0"/>
+              <w:adjustRightInd/>
+              <w:snapToGrid/>
+              <w:spacing w:line="236" w:lineRule="auto"/>
+              <w:ind w:left="215" w:leftChars="0" w:hanging="215" w:firstLineChars="0"/>
+              <w:jc w:val="both"/>
+              <w:textAlignment w:val="auto"/>
+              <w:rPr>
+                <w:rFonts w:ascii="Times New Roman" w:hAnsi="Times New Roman" w:eastAsia="微软雅黑" w:cs="Times New Roman"/>
+                <w:color w:val="auto"/>
+                <w:sz w:val="16"/>
+                <w:szCs w:val="16"/>
+                <w:lang w:eastAsia="zh-CN"/>
+              </w:rPr>
+            </w:pPr>
+            <w:r>
+              <w:rPr>
+                <w:rFonts w:ascii="Times New Roman" w:hAnsi="Times New Roman" w:eastAsia="微软雅黑" w:cs="Times New Roman"/>
+                <w:color w:val="auto"/>
+                <w:sz w:val="16"/>
+                <w:szCs w:val="16"/>
+                <w:lang w:eastAsia="zh-CN"/>
+              </w:rPr>
+              <w:t>ⅠA期</w:t>
+            </w:r>
+            <w:r>
+              <w:rPr>
+                <w:rFonts w:hint="eastAsia" w:ascii="Times New Roman" w:hAnsi="Times New Roman" w:eastAsia="微软雅黑" w:cs="Times New Roman"/>
+                <w:color w:val="auto"/>
+                <w:sz w:val="16"/>
+                <w:szCs w:val="16"/>
+                <w:lang w:eastAsia="zh-CN"/>
+              </w:rPr>
+              <w:t>，</w:t>
+            </w:r>
+            <w:r>
+              <w:rPr>
+                <w:rFonts w:ascii="Times New Roman" w:hAnsi="Times New Roman" w:eastAsia="微软雅黑" w:cs="Times New Roman"/>
+                <w:b/>
+                <w:bCs/>
+                <w:color w:val="auto"/>
+                <w:sz w:val="16"/>
+                <w:szCs w:val="16"/>
+                <w:lang w:eastAsia="zh-CN"/>
+              </w:rPr>
+              <w:t>dMMR/NSMP</w:t>
+            </w:r>
+            <w:r>
+              <w:rPr>
+                <w:rFonts w:ascii="Times New Roman" w:hAnsi="Times New Roman" w:eastAsia="微软雅黑" w:cs="Times New Roman"/>
+                <w:color w:val="auto"/>
+                <w:sz w:val="16"/>
+                <w:szCs w:val="16"/>
+                <w:lang w:eastAsia="zh-CN"/>
+              </w:rPr>
+              <w:t>内膜样癌+高级别</w:t>
+            </w:r>
+            <w:r>
+              <w:rPr>
+                <w:rFonts w:ascii="Times New Roman" w:hAnsi="Times New Roman" w:eastAsia="微软雅黑" w:cs="Times New Roman"/>
+                <w:color w:val="auto"/>
+                <w:sz w:val="16"/>
+                <w:szCs w:val="16"/>
+                <w:vertAlign w:val="superscript"/>
+                <w:lang w:eastAsia="zh-CN"/>
+              </w:rPr>
+              <w:t>*</w:t>
+            </w:r>
+            <w:r>
+              <w:rPr>
+                <w:rFonts w:ascii="Times New Roman" w:hAnsi="Times New Roman" w:eastAsia="微软雅黑" w:cs="Times New Roman"/>
+                <w:color w:val="auto"/>
+                <w:sz w:val="16"/>
+                <w:szCs w:val="16"/>
+                <w:lang w:eastAsia="zh-CN"/>
+              </w:rPr>
+              <w:t xml:space="preserve"> +LVSI无或局灶 </w:t>
+            </w:r>
+          </w:p>
+          <w:p>
+            <w:pPr>
+              <w:keepNext w:val="0"/>
+              <w:keepLines w:val="0"/>
+              <w:pageBreakBefore w:val="0"/>
+              <w:widowControl/>
+              <w:numPr>
+                <w:ilvl w:val="0"/>
+                <w:numId w:val="12"/>
+              </w:numPr>
+              <w:kinsoku/>
+              <w:wordWrap/>
+              <w:overflowPunct/>
+              <w:topLinePunct w:val="0"/>
+              <w:autoSpaceDE/>
+              <w:autoSpaceDN/>
+              <w:bidi w:val="0"/>
+              <w:adjustRightInd/>
+              <w:snapToGrid/>
+              <w:spacing w:line="236" w:lineRule="auto"/>
+              <w:ind w:left="215" w:leftChars="0" w:hanging="215" w:firstLineChars="0"/>
+              <w:jc w:val="both"/>
+              <w:textAlignment w:val="auto"/>
+              <w:rPr>
+                <w:rFonts w:ascii="Times New Roman" w:hAnsi="Times New Roman" w:eastAsia="微软雅黑" w:cs="Times New Roman"/>
+                <w:color w:val="auto"/>
+                <w:sz w:val="18"/>
+                <w:szCs w:val="18"/>
+                <w:lang w:eastAsia="zh-CN"/>
+              </w:rPr>
+            </w:pPr>
+            <w:r>
+              <w:rPr>
+                <w:rFonts w:ascii="Times New Roman" w:hAnsi="Times New Roman" w:eastAsia="微软雅黑" w:cs="Times New Roman"/>
+                <w:color w:val="auto"/>
+                <w:sz w:val="16"/>
+                <w:szCs w:val="16"/>
+                <w:lang w:eastAsia="zh-CN"/>
+              </w:rPr>
+              <w:t>ⅠA期</w:t>
+            </w:r>
+            <w:r>
+              <w:rPr>
+                <w:rFonts w:hint="eastAsia" w:ascii="Times New Roman" w:hAnsi="Times New Roman" w:eastAsia="微软雅黑" w:cs="Times New Roman"/>
+                <w:color w:val="auto"/>
+                <w:sz w:val="16"/>
+                <w:szCs w:val="16"/>
+                <w:lang w:eastAsia="zh-CN"/>
+              </w:rPr>
+              <w:t>，</w:t>
+            </w:r>
+            <w:r>
+              <w:rPr>
+                <w:rFonts w:hint="eastAsia" w:ascii="Times New Roman" w:hAnsi="Times New Roman" w:eastAsia="微软雅黑" w:cs="Times New Roman"/>
+                <w:b/>
+                <w:bCs/>
+                <w:color w:val="auto"/>
+                <w:sz w:val="16"/>
+                <w:szCs w:val="16"/>
+                <w:lang w:eastAsia="zh-CN"/>
+              </w:rPr>
+              <w:t>p</w:t>
+            </w:r>
+            <w:r>
+              <w:rPr>
+                <w:rFonts w:ascii="Times New Roman" w:hAnsi="Times New Roman" w:eastAsia="微软雅黑" w:cs="Times New Roman"/>
+                <w:b/>
+                <w:bCs/>
+                <w:color w:val="auto"/>
+                <w:sz w:val="16"/>
+                <w:szCs w:val="16"/>
+                <w:lang w:eastAsia="zh-CN"/>
+              </w:rPr>
+              <w:t>53abn</w:t>
+            </w:r>
+            <w:r>
+              <w:rPr>
+                <w:rFonts w:ascii="Times New Roman" w:hAnsi="Times New Roman" w:eastAsia="微软雅黑" w:cs="Times New Roman"/>
+                <w:color w:val="auto"/>
+                <w:sz w:val="16"/>
+                <w:szCs w:val="16"/>
+                <w:lang w:eastAsia="zh-CN"/>
+              </w:rPr>
+              <w:t>和（或）非内膜样癌（浆液性癌、透明细胞癌、未分化癌、癌肉瘤、混合细胞癌）不伴肌层浸润</w:t>
+            </w:r>
+          </w:p>
+        </w:tc>
+        <w:tc>
+          <w:tcPr>
+            <w:tcW w:w="3268" w:type="dxa"/>
+            <w:tcBorders>
+              <w:top w:val="dashed" w:color="244061" w:sz="4" w:space="0"/>
+              <w:left w:val="dashed" w:color="244061" w:sz="4" w:space="0"/>
+              <w:bottom w:val="dashed" w:color="244061" w:sz="4" w:space="0"/>
+            </w:tcBorders>
+            <w:shd w:val="clear" w:color="auto" w:fill="auto"/>
+            <w:vAlign w:val="center"/>
+          </w:tcPr>
+          <w:p>
+            <w:pPr>
+              <w:keepNext w:val="0"/>
+              <w:keepLines w:val="0"/>
+              <w:pageBreakBefore w:val="0"/>
+              <w:widowControl/>
+              <w:numPr>
+                <w:ilvl w:val="0"/>
+                <w:numId w:val="12"/>
+              </w:numPr>
+              <w:kinsoku/>
+              <w:wordWrap/>
+              <w:overflowPunct/>
+              <w:topLinePunct w:val="0"/>
+              <w:autoSpaceDE/>
+              <w:autoSpaceDN/>
+              <w:bidi w:val="0"/>
+              <w:adjustRightInd/>
+              <w:snapToGrid/>
+              <w:spacing w:line="236" w:lineRule="auto"/>
+              <w:ind w:left="215" w:leftChars="0" w:hanging="215" w:firstLineChars="0"/>
+              <w:jc w:val="both"/>
+              <w:textAlignment w:val="auto"/>
+              <w:rPr>
+                <w:rFonts w:ascii="Times New Roman" w:hAnsi="Times New Roman" w:eastAsia="微软雅黑" w:cs="Times New Roman"/>
+                <w:color w:val="auto"/>
+                <w:sz w:val="18"/>
+                <w:szCs w:val="18"/>
+                <w:lang w:eastAsia="zh-CN"/>
+              </w:rPr>
+            </w:pPr>
+            <w:r>
+              <w:rPr>
+                <w:rFonts w:hint="eastAsia" w:ascii="Times New Roman" w:hAnsi="Times New Roman" w:eastAsia="微软雅黑" w:cs="Times New Roman"/>
+                <w:color w:val="auto"/>
+                <w:sz w:val="16"/>
+                <w:szCs w:val="16"/>
+                <w:lang w:eastAsia="zh-CN"/>
+              </w:rPr>
+              <w:t>近距离腔内放疗可以减少中危子宫内膜癌患者的复发风险，对中危患者也可不进行辅助治疗，尤其是60岁以下的患者。已知分子分型后，</w:t>
+            </w:r>
+            <w:r>
+              <w:rPr>
+                <w:rFonts w:hint="eastAsia" w:ascii="Times New Roman" w:hAnsi="Times New Roman" w:eastAsia="微软雅黑" w:cs="Times New Roman"/>
+                <w:b/>
+                <w:bCs/>
+                <w:color w:val="auto"/>
+                <w:sz w:val="16"/>
+                <w:szCs w:val="16"/>
+                <w:lang w:eastAsia="zh-CN"/>
+              </w:rPr>
+              <w:t>p53abn</w:t>
+            </w:r>
+            <w:r>
+              <w:rPr>
+                <w:rFonts w:hint="eastAsia" w:ascii="Times New Roman" w:hAnsi="Times New Roman" w:eastAsia="微软雅黑" w:cs="Times New Roman"/>
+                <w:color w:val="auto"/>
+                <w:sz w:val="16"/>
+                <w:szCs w:val="16"/>
+                <w:lang w:eastAsia="zh-CN"/>
+              </w:rPr>
+              <w:t>内膜样癌局限于内膜层或不伴肌层浸润者，通常不建议辅助治疗。</w:t>
             </w:r>
           </w:p>
         </w:tc>
@@ -30570,7 +32327,7 @@
                 <w:szCs w:val="16"/>
                 <w:lang w:eastAsia="zh-CN"/>
               </w:rPr>
-              <w:t>低危</w:t>
+              <w:t>高-中危</w:t>
             </w:r>
           </w:p>
         </w:tc>
@@ -30594,7 +32351,7 @@
               <w:widowControl/>
               <w:numPr>
                 <w:ilvl w:val="0"/>
-                <w:numId w:val="14"/>
+                <w:numId w:val="12"/>
               </w:numPr>
               <w:kinsoku/>
               <w:wordWrap/>
@@ -30612,8 +32369,8 @@
               <w:rPr>
                 <w:rFonts w:ascii="Times New Roman" w:hAnsi="Times New Roman" w:eastAsia="微软雅黑" w:cs="Times New Roman"/>
                 <w:color w:val="auto"/>
-                <w:sz w:val="18"/>
-                <w:szCs w:val="18"/>
+                <w:sz w:val="16"/>
+                <w:szCs w:val="16"/>
                 <w:lang w:eastAsia="zh-CN"/>
               </w:rPr>
             </w:pPr>
@@ -30625,7 +32382,7 @@
                 <w:szCs w:val="16"/>
                 <w:lang w:eastAsia="zh-CN"/>
               </w:rPr>
-              <w:t>ⅠA</w:t>
+              <w:t>Ⅰ</w:t>
             </w:r>
             <w:r>
               <w:rPr>
@@ -30635,43 +32392,9 @@
                 <w:szCs w:val="16"/>
                 <w:lang w:eastAsia="zh-CN"/>
               </w:rPr>
-              <w:t>期内膜样癌+低级别</w:t>
-            </w:r>
-            <w:r>
-              <w:rPr>
-                <w:rFonts w:ascii="Times New Roman" w:hAnsi="Times New Roman" w:eastAsia="微软雅黑" w:cs="Times New Roman"/>
-                <w:color w:val="auto"/>
-                <w:sz w:val="16"/>
-                <w:szCs w:val="16"/>
-                <w:vertAlign w:val="superscript"/>
-                <w:lang w:eastAsia="zh-CN"/>
-              </w:rPr>
-              <w:t>*</w:t>
-            </w:r>
-            <w:r>
-              <w:rPr>
-                <w:rFonts w:ascii="Times New Roman" w:hAnsi="Times New Roman" w:eastAsia="微软雅黑" w:cs="Times New Roman"/>
-                <w:color w:val="auto"/>
-                <w:sz w:val="16"/>
-                <w:szCs w:val="16"/>
-                <w:lang w:eastAsia="zh-CN"/>
-              </w:rPr>
-              <w:t xml:space="preserve"> +LVSI无或局灶</w:t>
-            </w:r>
-          </w:p>
-        </w:tc>
-        <w:tc>
-          <w:tcPr>
-            <w:tcW w:w="2584" w:type="dxa"/>
-            <w:tcBorders>
-              <w:top w:val="dashed" w:color="244061" w:sz="4" w:space="0"/>
-              <w:left w:val="dashed" w:color="244061" w:sz="4" w:space="0"/>
-              <w:bottom w:val="dashed" w:color="244061" w:sz="4" w:space="0"/>
-              <w:right w:val="dashed" w:color="244061" w:sz="4" w:space="0"/>
-            </w:tcBorders>
-            <w:shd w:val="clear" w:color="auto" w:fill="auto"/>
-            <w:vAlign w:val="center"/>
-          </w:tcPr>
+              <w:t xml:space="preserve">期内膜样癌+弥漫LVSI，无论级别与浸润深度 </w:t>
+            </w:r>
+          </w:p>
           <w:p>
             <w:pPr>
               <w:keepNext w:val="0"/>
@@ -30680,7 +32403,7 @@
               <w:widowControl/>
               <w:numPr>
                 <w:ilvl w:val="0"/>
-                <w:numId w:val="14"/>
+                <w:numId w:val="12"/>
               </w:numPr>
               <w:kinsoku/>
               <w:wordWrap/>
@@ -30711,17 +32434,18 @@
                 <w:szCs w:val="16"/>
                 <w:lang w:eastAsia="zh-CN"/>
               </w:rPr>
-              <w:t>Ⅰ</w:t>
-            </w:r>
-            <w:r>
-              <w:rPr>
-                <w:rFonts w:hint="eastAsia" w:ascii="Times New Roman" w:hAnsi="Times New Roman" w:eastAsia="微软雅黑" w:cs="Times New Roman"/>
+              <w:t>ⅠB期内膜样癌＋高级别</w:t>
+            </w:r>
+            <w:r>
+              <w:rPr>
+                <w:rFonts w:ascii="Times New Roman" w:hAnsi="Times New Roman" w:eastAsia="微软雅黑" w:cs="Times New Roman"/>
                 <w:color w:val="auto"/>
                 <w:sz w:val="16"/>
                 <w:szCs w:val="16"/>
-                <w:lang w:eastAsia="zh-CN"/>
-              </w:rPr>
-              <w:t>~</w:t>
+                <w:vertAlign w:val="superscript"/>
+                <w:lang w:eastAsia="zh-CN"/>
+              </w:rPr>
+              <w:t>*</w:t>
             </w:r>
             <w:r>
               <w:rPr>
@@ -30731,53 +32455,7 @@
                 <w:szCs w:val="16"/>
                 <w:lang w:eastAsia="zh-CN"/>
               </w:rPr>
-              <w:t>Ⅱ</w:t>
-            </w:r>
-            <w:r>
-              <w:rPr>
-                <w:rFonts w:hint="eastAsia" w:ascii="Times New Roman" w:hAnsi="Times New Roman" w:eastAsia="微软雅黑" w:cs="Times New Roman"/>
-                <w:color w:val="auto"/>
-                <w:sz w:val="16"/>
-                <w:szCs w:val="16"/>
-                <w:lang w:eastAsia="zh-CN"/>
-              </w:rPr>
-              <w:t>期，</w:t>
-            </w:r>
-            <w:r>
-              <w:rPr>
-                <w:rFonts w:hint="eastAsia" w:ascii="Times New Roman" w:hAnsi="Times New Roman" w:eastAsia="微软雅黑" w:cs="Times New Roman"/>
-                <w:b/>
-                <w:bCs/>
-                <w:i/>
-                <w:iCs/>
-                <w:color w:val="auto"/>
-                <w:sz w:val="16"/>
-                <w:szCs w:val="16"/>
-                <w:lang w:eastAsia="zh-CN"/>
-              </w:rPr>
-              <w:t>POLE</w:t>
-            </w:r>
-            <w:r>
-              <w:rPr>
-                <w:rFonts w:hint="eastAsia" w:ascii="Times New Roman" w:hAnsi="Times New Roman" w:eastAsia="微软雅黑" w:cs="Times New Roman"/>
-                <w:b/>
-                <w:bCs/>
-                <w:color w:val="auto"/>
-                <w:sz w:val="16"/>
-                <w:szCs w:val="16"/>
-                <w:lang w:eastAsia="zh-CN"/>
-              </w:rPr>
-              <w:t xml:space="preserve"> mut</w:t>
-            </w:r>
-            <w:r>
-              <w:rPr>
-                <w:rFonts w:hint="eastAsia" w:ascii="Times New Roman" w:hAnsi="Times New Roman" w:eastAsia="微软雅黑" w:cs="Times New Roman"/>
-                <w:color w:val="auto"/>
-                <w:sz w:val="16"/>
-                <w:szCs w:val="16"/>
-                <w:lang w:eastAsia="zh-CN"/>
-              </w:rPr>
-              <w:t>内膜样癌，无残留病灶</w:t>
+              <w:t xml:space="preserve"> ，无论LVSI状态 </w:t>
             </w:r>
           </w:p>
           <w:p>
@@ -30788,7 +32466,7 @@
               <w:widowControl/>
               <w:numPr>
                 <w:ilvl w:val="0"/>
-                <w:numId w:val="14"/>
+                <w:numId w:val="12"/>
               </w:numPr>
               <w:kinsoku/>
               <w:wordWrap/>
@@ -30819,70 +32497,18 @@
                 <w:szCs w:val="16"/>
                 <w:lang w:eastAsia="zh-CN"/>
               </w:rPr>
-              <w:t>Ⅰ</w:t>
-            </w:r>
-            <w:r>
-              <w:rPr>
-                <w:rFonts w:hint="eastAsia" w:ascii="Times New Roman" w:hAnsi="Times New Roman" w:eastAsia="微软雅黑" w:cs="Times New Roman"/>
-                <w:color w:val="auto"/>
-                <w:sz w:val="16"/>
-                <w:szCs w:val="16"/>
-                <w:lang w:eastAsia="zh-CN"/>
-              </w:rPr>
-              <w:t>A期，</w:t>
-            </w:r>
-            <w:r>
-              <w:rPr>
-                <w:rFonts w:hint="eastAsia" w:ascii="Times New Roman" w:hAnsi="Times New Roman" w:eastAsia="微软雅黑" w:cs="Times New Roman"/>
-                <w:b/>
-                <w:bCs/>
-                <w:color w:val="auto"/>
-                <w:sz w:val="16"/>
-                <w:szCs w:val="16"/>
-                <w:lang w:eastAsia="zh-CN"/>
-              </w:rPr>
-              <w:t>dMMR/NSMP</w:t>
-            </w:r>
-            <w:r>
-              <w:rPr>
-                <w:rFonts w:hint="eastAsia" w:ascii="Times New Roman" w:hAnsi="Times New Roman" w:eastAsia="微软雅黑" w:cs="Times New Roman"/>
-                <w:color w:val="auto"/>
-                <w:sz w:val="16"/>
-                <w:szCs w:val="16"/>
-                <w:lang w:eastAsia="zh-CN"/>
-              </w:rPr>
-              <w:t>内膜样癌+低级别</w:t>
-            </w:r>
-            <w:r>
-              <w:rPr>
-                <w:rFonts w:hint="eastAsia" w:ascii="Times New Roman" w:hAnsi="Times New Roman" w:eastAsia="微软雅黑" w:cs="Times New Roman"/>
-                <w:color w:val="auto"/>
-                <w:sz w:val="16"/>
-                <w:szCs w:val="16"/>
-                <w:vertAlign w:val="superscript"/>
-                <w:lang w:eastAsia="zh-CN"/>
-              </w:rPr>
-              <w:t>*</w:t>
-            </w:r>
-            <w:r>
-              <w:rPr>
-                <w:rFonts w:hint="eastAsia" w:ascii="Times New Roman" w:hAnsi="Times New Roman" w:eastAsia="微软雅黑" w:cs="Times New Roman"/>
-                <w:color w:val="auto"/>
-                <w:sz w:val="16"/>
-                <w:szCs w:val="16"/>
-                <w:lang w:eastAsia="zh-CN"/>
-              </w:rPr>
-              <w:t>+LVSI无或局灶</w:t>
-            </w:r>
-          </w:p>
-        </w:tc>
-        <w:tc>
-          <w:tcPr>
-            <w:tcW w:w="3268" w:type="dxa"/>
+              <w:t>Ⅱ期</w:t>
+            </w:r>
+          </w:p>
+        </w:tc>
+        <w:tc>
+          <w:tcPr>
+            <w:tcW w:w="2584" w:type="dxa"/>
             <w:tcBorders>
               <w:top w:val="dashed" w:color="244061" w:sz="4" w:space="0"/>
               <w:left w:val="dashed" w:color="244061" w:sz="4" w:space="0"/>
               <w:bottom w:val="dashed" w:color="244061" w:sz="4" w:space="0"/>
+              <w:right w:val="dashed" w:color="244061" w:sz="4" w:space="0"/>
             </w:tcBorders>
             <w:shd w:val="clear" w:color="auto" w:fill="auto"/>
             <w:vAlign w:val="center"/>
@@ -30895,7 +32521,7 @@
               <w:widowControl/>
               <w:numPr>
                 <w:ilvl w:val="0"/>
-                <w:numId w:val="14"/>
+                <w:numId w:val="12"/>
               </w:numPr>
               <w:kinsoku/>
               <w:wordWrap/>
@@ -30913,20 +32539,380 @@
               <w:rPr>
                 <w:rFonts w:ascii="Times New Roman" w:hAnsi="Times New Roman" w:eastAsia="微软雅黑" w:cs="Times New Roman"/>
                 <w:color w:val="auto"/>
-                <w:sz w:val="18"/>
-                <w:szCs w:val="18"/>
-                <w:lang w:eastAsia="zh-CN"/>
-              </w:rPr>
-            </w:pPr>
-            <w:r>
-              <w:rPr>
-                <w:rFonts w:hint="eastAsia" w:ascii="Times New Roman" w:hAnsi="Times New Roman" w:eastAsia="微软雅黑" w:cs="Times New Roman"/>
+                <w:sz w:val="16"/>
+                <w:szCs w:val="16"/>
+                <w:lang w:eastAsia="zh-CN"/>
+              </w:rPr>
+            </w:pPr>
+            <w:r>
+              <w:rPr>
+                <w:rFonts w:ascii="Times New Roman" w:hAnsi="Times New Roman" w:eastAsia="微软雅黑" w:cs="Times New Roman"/>
                 <w:color w:val="auto"/>
                 <w:sz w:val="16"/>
                 <w:szCs w:val="16"/>
                 <w:lang w:eastAsia="zh-CN"/>
               </w:rPr>
-              <w:t>不推荐进行辅助治疗</w:t>
+              <w:t>Ⅰ</w:t>
+            </w:r>
+            <w:r>
+              <w:rPr>
+                <w:rFonts w:hint="eastAsia" w:ascii="Times New Roman" w:hAnsi="Times New Roman" w:eastAsia="微软雅黑" w:cs="Times New Roman"/>
+                <w:color w:val="auto"/>
+                <w:sz w:val="16"/>
+                <w:szCs w:val="16"/>
+                <w:lang w:eastAsia="zh-CN"/>
+              </w:rPr>
+              <w:t>期，</w:t>
+            </w:r>
+            <w:r>
+              <w:rPr>
+                <w:rFonts w:hint="eastAsia" w:ascii="Times New Roman" w:hAnsi="Times New Roman" w:eastAsia="微软雅黑" w:cs="Times New Roman"/>
+                <w:b/>
+                <w:bCs/>
+                <w:color w:val="auto"/>
+                <w:sz w:val="16"/>
+                <w:szCs w:val="16"/>
+                <w:lang w:eastAsia="zh-CN"/>
+              </w:rPr>
+              <w:t>dMMR/NSMP</w:t>
+            </w:r>
+            <w:r>
+              <w:rPr>
+                <w:rFonts w:hint="eastAsia" w:ascii="Times New Roman" w:hAnsi="Times New Roman" w:eastAsia="微软雅黑" w:cs="Times New Roman"/>
+                <w:color w:val="auto"/>
+                <w:sz w:val="16"/>
+                <w:szCs w:val="16"/>
+                <w:lang w:eastAsia="zh-CN"/>
+              </w:rPr>
+              <w:t xml:space="preserve">内膜样癌+弥漫LVSI，无论级别或浸润深度 </w:t>
+            </w:r>
+          </w:p>
+          <w:p>
+            <w:pPr>
+              <w:keepNext w:val="0"/>
+              <w:keepLines w:val="0"/>
+              <w:pageBreakBefore w:val="0"/>
+              <w:widowControl/>
+              <w:numPr>
+                <w:ilvl w:val="0"/>
+                <w:numId w:val="12"/>
+              </w:numPr>
+              <w:kinsoku/>
+              <w:wordWrap/>
+              <w:overflowPunct/>
+              <w:topLinePunct w:val="0"/>
+              <w:autoSpaceDE/>
+              <w:autoSpaceDN/>
+              <w:bidi w:val="0"/>
+              <w:adjustRightInd/>
+              <w:snapToGrid/>
+              <w:spacing w:line="236" w:lineRule="auto"/>
+              <w:ind w:left="215" w:leftChars="0" w:hanging="215" w:firstLineChars="0"/>
+              <w:jc w:val="both"/>
+              <w:textAlignment w:val="auto"/>
+              <w:rPr>
+                <w:rFonts w:ascii="Times New Roman" w:hAnsi="Times New Roman" w:eastAsia="微软雅黑" w:cs="Times New Roman"/>
+                <w:color w:val="auto"/>
+                <w:sz w:val="16"/>
+                <w:szCs w:val="16"/>
+                <w:lang w:eastAsia="zh-CN"/>
+              </w:rPr>
+            </w:pPr>
+            <w:r>
+              <w:rPr>
+                <w:rFonts w:ascii="Times New Roman" w:hAnsi="Times New Roman" w:eastAsia="微软雅黑" w:cs="Times New Roman"/>
+                <w:color w:val="auto"/>
+                <w:sz w:val="16"/>
+                <w:szCs w:val="16"/>
+                <w:lang w:eastAsia="zh-CN"/>
+              </w:rPr>
+              <w:t>ⅠB期</w:t>
+            </w:r>
+            <w:r>
+              <w:rPr>
+                <w:rFonts w:hint="eastAsia" w:ascii="Times New Roman" w:hAnsi="Times New Roman" w:eastAsia="微软雅黑" w:cs="Times New Roman"/>
+                <w:color w:val="auto"/>
+                <w:sz w:val="16"/>
+                <w:szCs w:val="16"/>
+                <w:lang w:eastAsia="zh-CN"/>
+              </w:rPr>
+              <w:t>，</w:t>
+            </w:r>
+            <w:r>
+              <w:rPr>
+                <w:rFonts w:ascii="Times New Roman" w:hAnsi="Times New Roman" w:eastAsia="微软雅黑" w:cs="Times New Roman"/>
+                <w:b/>
+                <w:bCs/>
+                <w:color w:val="auto"/>
+                <w:sz w:val="16"/>
+                <w:szCs w:val="16"/>
+                <w:lang w:eastAsia="zh-CN"/>
+              </w:rPr>
+              <w:t>dMMR/NSMP</w:t>
+            </w:r>
+            <w:r>
+              <w:rPr>
+                <w:rFonts w:ascii="Times New Roman" w:hAnsi="Times New Roman" w:eastAsia="微软雅黑" w:cs="Times New Roman"/>
+                <w:color w:val="auto"/>
+                <w:sz w:val="16"/>
+                <w:szCs w:val="16"/>
+                <w:lang w:eastAsia="zh-CN"/>
+              </w:rPr>
+              <w:t>内膜样癌高级别</w:t>
+            </w:r>
+            <w:r>
+              <w:rPr>
+                <w:rFonts w:ascii="Times New Roman" w:hAnsi="Times New Roman" w:eastAsia="微软雅黑" w:cs="Times New Roman"/>
+                <w:color w:val="auto"/>
+                <w:sz w:val="16"/>
+                <w:szCs w:val="16"/>
+                <w:vertAlign w:val="superscript"/>
+                <w:lang w:eastAsia="zh-CN"/>
+              </w:rPr>
+              <w:t>*</w:t>
+            </w:r>
+            <w:r>
+              <w:rPr>
+                <w:rFonts w:ascii="Times New Roman" w:hAnsi="Times New Roman" w:eastAsia="微软雅黑" w:cs="Times New Roman"/>
+                <w:color w:val="auto"/>
+                <w:sz w:val="16"/>
+                <w:szCs w:val="16"/>
+                <w:lang w:eastAsia="zh-CN"/>
+              </w:rPr>
+              <w:t xml:space="preserve"> ，无论LVSI状态 </w:t>
+            </w:r>
+          </w:p>
+          <w:p>
+            <w:pPr>
+              <w:keepNext w:val="0"/>
+              <w:keepLines w:val="0"/>
+              <w:pageBreakBefore w:val="0"/>
+              <w:widowControl/>
+              <w:numPr>
+                <w:ilvl w:val="0"/>
+                <w:numId w:val="12"/>
+              </w:numPr>
+              <w:kinsoku/>
+              <w:wordWrap/>
+              <w:overflowPunct/>
+              <w:topLinePunct w:val="0"/>
+              <w:autoSpaceDE/>
+              <w:autoSpaceDN/>
+              <w:bidi w:val="0"/>
+              <w:adjustRightInd/>
+              <w:snapToGrid/>
+              <w:spacing w:line="236" w:lineRule="auto"/>
+              <w:ind w:left="215" w:leftChars="0" w:hanging="215" w:firstLineChars="0"/>
+              <w:jc w:val="both"/>
+              <w:textAlignment w:val="auto"/>
+              <w:rPr>
+                <w:rFonts w:ascii="Times New Roman" w:hAnsi="Times New Roman" w:eastAsia="微软雅黑" w:cs="Times New Roman"/>
+                <w:color w:val="auto"/>
+                <w:sz w:val="18"/>
+                <w:szCs w:val="18"/>
+                <w:lang w:eastAsia="zh-CN"/>
+              </w:rPr>
+            </w:pPr>
+            <w:r>
+              <w:rPr>
+                <w:rFonts w:ascii="Times New Roman" w:hAnsi="Times New Roman" w:eastAsia="微软雅黑" w:cs="Times New Roman"/>
+                <w:color w:val="auto"/>
+                <w:sz w:val="16"/>
+                <w:szCs w:val="16"/>
+                <w:lang w:eastAsia="zh-CN"/>
+              </w:rPr>
+              <w:t>Ⅱ期</w:t>
+            </w:r>
+            <w:r>
+              <w:rPr>
+                <w:rFonts w:hint="eastAsia" w:ascii="Times New Roman" w:hAnsi="Times New Roman" w:eastAsia="微软雅黑" w:cs="Times New Roman"/>
+                <w:color w:val="auto"/>
+                <w:sz w:val="16"/>
+                <w:szCs w:val="16"/>
+                <w:lang w:eastAsia="zh-CN"/>
+              </w:rPr>
+              <w:t>，</w:t>
+            </w:r>
+            <w:r>
+              <w:rPr>
+                <w:rFonts w:ascii="Times New Roman" w:hAnsi="Times New Roman" w:eastAsia="微软雅黑" w:cs="Times New Roman"/>
+                <w:b/>
+                <w:bCs/>
+                <w:color w:val="auto"/>
+                <w:sz w:val="16"/>
+                <w:szCs w:val="16"/>
+                <w:lang w:eastAsia="zh-CN"/>
+              </w:rPr>
+              <w:t>dMMR/NSMP</w:t>
+            </w:r>
+            <w:r>
+              <w:rPr>
+                <w:rFonts w:ascii="Times New Roman" w:hAnsi="Times New Roman" w:eastAsia="微软雅黑" w:cs="Times New Roman"/>
+                <w:color w:val="auto"/>
+                <w:sz w:val="16"/>
+                <w:szCs w:val="16"/>
+                <w:lang w:eastAsia="zh-CN"/>
+              </w:rPr>
+              <w:t>内膜样癌</w:t>
+            </w:r>
+          </w:p>
+        </w:tc>
+        <w:tc>
+          <w:tcPr>
+            <w:tcW w:w="3268" w:type="dxa"/>
+            <w:tcBorders>
+              <w:top w:val="dashed" w:color="244061" w:sz="4" w:space="0"/>
+              <w:left w:val="dashed" w:color="244061" w:sz="4" w:space="0"/>
+              <w:bottom w:val="dashed" w:color="244061" w:sz="4" w:space="0"/>
+            </w:tcBorders>
+            <w:shd w:val="clear" w:color="auto" w:fill="auto"/>
+            <w:vAlign w:val="center"/>
+          </w:tcPr>
+          <w:p>
+            <w:pPr>
+              <w:keepNext w:val="0"/>
+              <w:keepLines w:val="0"/>
+              <w:pageBreakBefore w:val="0"/>
+              <w:widowControl/>
+              <w:numPr>
+                <w:ilvl w:val="0"/>
+                <w:numId w:val="12"/>
+              </w:numPr>
+              <w:kinsoku/>
+              <w:wordWrap/>
+              <w:overflowPunct/>
+              <w:topLinePunct w:val="0"/>
+              <w:autoSpaceDE/>
+              <w:autoSpaceDN/>
+              <w:bidi w:val="0"/>
+              <w:adjustRightInd/>
+              <w:snapToGrid/>
+              <w:spacing w:line="236" w:lineRule="auto"/>
+              <w:ind w:left="215" w:leftChars="0" w:hanging="215" w:firstLineChars="0"/>
+              <w:jc w:val="both"/>
+              <w:textAlignment w:val="auto"/>
+              <w:rPr>
+                <w:rFonts w:ascii="Times New Roman" w:hAnsi="Times New Roman" w:eastAsia="微软雅黑" w:cs="Times New Roman"/>
+                <w:color w:val="auto"/>
+                <w:sz w:val="16"/>
+                <w:szCs w:val="16"/>
+                <w:lang w:eastAsia="zh-CN"/>
+              </w:rPr>
+            </w:pPr>
+            <w:r>
+              <w:rPr>
+                <w:rFonts w:hint="eastAsia" w:ascii="Times New Roman" w:hAnsi="Times New Roman" w:eastAsia="微软雅黑" w:cs="Times New Roman"/>
+                <w:color w:val="auto"/>
+                <w:sz w:val="16"/>
+                <w:szCs w:val="16"/>
+                <w:lang w:eastAsia="zh-CN"/>
+              </w:rPr>
+              <w:t>淋巴结分期为pN</w:t>
+            </w:r>
+            <w:r>
+              <w:rPr>
+                <w:rFonts w:hint="eastAsia" w:ascii="Times New Roman" w:hAnsi="Times New Roman" w:eastAsia="微软雅黑" w:cs="Times New Roman"/>
+                <w:color w:val="auto"/>
+                <w:sz w:val="16"/>
+                <w:szCs w:val="16"/>
+                <w:vertAlign w:val="subscript"/>
+                <w:lang w:eastAsia="zh-CN"/>
+              </w:rPr>
+              <w:t>0</w:t>
+            </w:r>
+            <w:r>
+              <w:rPr>
+                <w:rFonts w:hint="eastAsia" w:ascii="Times New Roman" w:hAnsi="Times New Roman" w:eastAsia="微软雅黑" w:cs="Times New Roman"/>
+                <w:color w:val="auto"/>
+                <w:sz w:val="16"/>
+                <w:szCs w:val="16"/>
+                <w:lang w:eastAsia="zh-CN"/>
+              </w:rPr>
+              <w:t>患者，近距离放疗可减少高-中危子宫内膜癌的复发。弥漫LVSI和Ⅱ期患者可考虑辅助盆腔外照射，或考虑辅助化疗，特别是高级别和（或）弥漫LVSI的情况。患者如果能密切随访，也可以选择不进行辅助治疗。</w:t>
+            </w:r>
+          </w:p>
+          <w:p>
+            <w:pPr>
+              <w:keepNext w:val="0"/>
+              <w:keepLines w:val="0"/>
+              <w:pageBreakBefore w:val="0"/>
+              <w:widowControl/>
+              <w:numPr>
+                <w:ilvl w:val="0"/>
+                <w:numId w:val="12"/>
+              </w:numPr>
+              <w:kinsoku/>
+              <w:wordWrap/>
+              <w:overflowPunct/>
+              <w:topLinePunct w:val="0"/>
+              <w:autoSpaceDE/>
+              <w:autoSpaceDN/>
+              <w:bidi w:val="0"/>
+              <w:adjustRightInd/>
+              <w:snapToGrid/>
+              <w:spacing w:line="236" w:lineRule="auto"/>
+              <w:ind w:left="215" w:leftChars="0" w:hanging="215" w:firstLineChars="0"/>
+              <w:jc w:val="both"/>
+              <w:textAlignment w:val="auto"/>
+              <w:rPr>
+                <w:rFonts w:ascii="Times New Roman" w:hAnsi="Times New Roman" w:eastAsia="微软雅黑" w:cs="Times New Roman"/>
+                <w:color w:val="auto"/>
+                <w:sz w:val="18"/>
+                <w:szCs w:val="18"/>
+                <w:lang w:eastAsia="zh-CN"/>
+              </w:rPr>
+            </w:pPr>
+            <w:r>
+              <w:rPr>
+                <w:rFonts w:hint="eastAsia" w:ascii="Times New Roman" w:hAnsi="Times New Roman" w:eastAsia="微软雅黑" w:cs="Times New Roman"/>
+                <w:color w:val="auto"/>
+                <w:sz w:val="16"/>
+                <w:szCs w:val="16"/>
+                <w:lang w:eastAsia="zh-CN"/>
+              </w:rPr>
+              <w:t>未进行淋巴结分期手术（cN</w:t>
+            </w:r>
+            <w:r>
+              <w:rPr>
+                <w:rFonts w:hint="eastAsia" w:ascii="Times New Roman" w:hAnsi="Times New Roman" w:eastAsia="微软雅黑" w:cs="Times New Roman"/>
+                <w:color w:val="auto"/>
+                <w:sz w:val="16"/>
+                <w:szCs w:val="16"/>
+                <w:vertAlign w:val="subscript"/>
+                <w:lang w:eastAsia="zh-CN"/>
+              </w:rPr>
+              <w:t>0</w:t>
+            </w:r>
+            <w:r>
+              <w:rPr>
+                <w:rFonts w:hint="eastAsia" w:ascii="Times New Roman" w:hAnsi="Times New Roman" w:eastAsia="微软雅黑" w:cs="Times New Roman"/>
+                <w:color w:val="auto"/>
+                <w:sz w:val="16"/>
+                <w:szCs w:val="16"/>
+                <w:lang w:eastAsia="zh-CN"/>
+              </w:rPr>
+              <w:t>/pN</w:t>
+            </w:r>
+            <w:r>
+              <w:rPr>
+                <w:rFonts w:hint="eastAsia" w:ascii="Times New Roman" w:hAnsi="Times New Roman" w:eastAsia="微软雅黑" w:cs="Times New Roman"/>
+                <w:color w:val="auto"/>
+                <w:sz w:val="16"/>
+                <w:szCs w:val="16"/>
+                <w:vertAlign w:val="subscript"/>
+                <w:lang w:eastAsia="zh-CN"/>
+              </w:rPr>
+              <w:t>x</w:t>
+            </w:r>
+            <w:r>
+              <w:rPr>
+                <w:rFonts w:hint="eastAsia" w:ascii="Times New Roman" w:hAnsi="Times New Roman" w:eastAsia="微软雅黑" w:cs="Times New Roman"/>
+                <w:color w:val="auto"/>
+                <w:sz w:val="16"/>
+                <w:szCs w:val="16"/>
+                <w:lang w:eastAsia="zh-CN"/>
+              </w:rPr>
+              <w:t>）的高－中危患者，推荐术后进行盆腔外照射，尤其是弥漫LVSI和（或）Ⅱ期患者。除放疗外也可考虑增加辅助化疗，尤其是高级别和（或）弥漫LVSI时。对高级别不伴LVSI的患者以及Ⅱ期内膜样癌G1患者可选择单纯阴道近距离放疗。</w:t>
             </w:r>
           </w:p>
         </w:tc>
@@ -30941,7 +32927,6 @@
             <w:insideH w:val="none" w:color="auto" w:sz="0" w:space="0"/>
             <w:insideV w:val="none" w:color="auto" w:sz="0" w:space="0"/>
           </w:tblBorders>
-          <w:shd w:val="clear" w:color="auto" w:fill="auto"/>
           <w:tblCellMar>
             <w:top w:w="0" w:type="dxa"/>
             <w:left w:w="108" w:type="dxa"/>
@@ -30998,7 +32983,7 @@
                 <w:szCs w:val="16"/>
                 <w:lang w:eastAsia="zh-CN"/>
               </w:rPr>
-              <w:t>中危</w:t>
+              <w:t>高危</w:t>
             </w:r>
           </w:p>
         </w:tc>
@@ -31022,7 +33007,7 @@
               <w:widowControl/>
               <w:numPr>
                 <w:ilvl w:val="0"/>
-                <w:numId w:val="14"/>
+                <w:numId w:val="12"/>
               </w:numPr>
               <w:kinsoku/>
               <w:wordWrap/>
@@ -31047,13 +33032,13 @@
             </w:pPr>
             <w:r>
               <w:rPr>
-                <w:rFonts w:ascii="Times New Roman" w:hAnsi="Times New Roman" w:eastAsia="微软雅黑" w:cs="Times New Roman"/>
+                <w:rFonts w:hint="default" w:ascii="Times New Roman" w:hAnsi="Times New Roman" w:eastAsia="微软雅黑" w:cs="Times New Roman"/>
                 <w:color w:val="auto"/>
                 <w:sz w:val="16"/>
                 <w:szCs w:val="16"/>
                 <w:lang w:eastAsia="zh-CN"/>
               </w:rPr>
-              <w:t>Ⅰ</w:t>
+              <w:t>Ⅲ~ⅣA</w:t>
             </w:r>
             <w:r>
               <w:rPr>
@@ -31063,28 +33048,7 @@
                 <w:szCs w:val="16"/>
                 <w:lang w:eastAsia="zh-CN"/>
               </w:rPr>
-              <w:t>B期内膜样癌+低级别</w:t>
-            </w:r>
-            <w:r>
-              <w:rPr>
-                <w:rFonts w:ascii="Times New Roman" w:hAnsi="Times New Roman" w:eastAsia="微软雅黑" w:cs="Times New Roman"/>
-                <w:color w:val="auto"/>
-                <w:sz w:val="16"/>
-                <w:szCs w:val="16"/>
-                <w:vertAlign w:val="superscript"/>
-                <w:lang w:eastAsia="zh-CN"/>
-              </w:rPr>
-              <w:t>*</w:t>
-            </w:r>
-            <w:r>
-              <w:rPr>
-                <w:rFonts w:ascii="Times New Roman" w:hAnsi="Times New Roman" w:eastAsia="微软雅黑" w:cs="Times New Roman"/>
-                <w:color w:val="auto"/>
-                <w:sz w:val="16"/>
-                <w:szCs w:val="16"/>
-                <w:lang w:eastAsia="zh-CN"/>
-              </w:rPr>
-              <w:t xml:space="preserve"> +LVSI无或局灶 </w:t>
+              <w:t xml:space="preserve">期，无残留病灶 </w:t>
             </w:r>
           </w:p>
           <w:p>
@@ -31095,1271 +33059,7 @@
               <w:widowControl/>
               <w:numPr>
                 <w:ilvl w:val="0"/>
-                <w:numId w:val="14"/>
-              </w:numPr>
-              <w:kinsoku/>
-              <w:wordWrap/>
-              <w:overflowPunct/>
-              <w:topLinePunct w:val="0"/>
-              <w:autoSpaceDE/>
-              <w:autoSpaceDN/>
-              <w:bidi w:val="0"/>
-              <w:adjustRightInd/>
-              <w:snapToGrid/>
-              <w:spacing w:line="236" w:lineRule="auto"/>
-              <w:ind w:left="215" w:leftChars="0" w:hanging="215" w:firstLineChars="0"/>
-              <w:jc w:val="both"/>
-              <w:textAlignment w:val="auto"/>
-              <w:rPr>
-                <w:rFonts w:ascii="Times New Roman" w:hAnsi="Times New Roman" w:eastAsia="微软雅黑" w:cs="Times New Roman"/>
-                <w:color w:val="auto"/>
-                <w:sz w:val="16"/>
-                <w:szCs w:val="16"/>
-                <w:lang w:eastAsia="zh-CN"/>
-              </w:rPr>
-            </w:pPr>
-            <w:r>
-              <w:rPr>
-                <w:rFonts w:ascii="Times New Roman" w:hAnsi="Times New Roman" w:eastAsia="微软雅黑" w:cs="Times New Roman"/>
-                <w:color w:val="auto"/>
-                <w:sz w:val="16"/>
-                <w:szCs w:val="16"/>
-                <w:lang w:eastAsia="zh-CN"/>
-              </w:rPr>
-              <w:t>ⅠA期内膜样癌+高级别</w:t>
-            </w:r>
-            <w:r>
-              <w:rPr>
-                <w:rFonts w:ascii="Times New Roman" w:hAnsi="Times New Roman" w:eastAsia="微软雅黑" w:cs="Times New Roman"/>
-                <w:color w:val="auto"/>
-                <w:sz w:val="16"/>
-                <w:szCs w:val="16"/>
-                <w:vertAlign w:val="superscript"/>
-                <w:lang w:eastAsia="zh-CN"/>
-              </w:rPr>
-              <w:t>*</w:t>
-            </w:r>
-            <w:r>
-              <w:rPr>
-                <w:rFonts w:ascii="Times New Roman" w:hAnsi="Times New Roman" w:eastAsia="微软雅黑" w:cs="Times New Roman"/>
-                <w:color w:val="auto"/>
-                <w:sz w:val="16"/>
-                <w:szCs w:val="16"/>
-                <w:lang w:eastAsia="zh-CN"/>
-              </w:rPr>
-              <w:t xml:space="preserve"> +LVSI无或局灶 </w:t>
-            </w:r>
-          </w:p>
-          <w:p>
-            <w:pPr>
-              <w:keepNext w:val="0"/>
-              <w:keepLines w:val="0"/>
-              <w:pageBreakBefore w:val="0"/>
-              <w:widowControl/>
-              <w:numPr>
-                <w:ilvl w:val="0"/>
-                <w:numId w:val="14"/>
-              </w:numPr>
-              <w:kinsoku/>
-              <w:wordWrap/>
-              <w:overflowPunct/>
-              <w:topLinePunct w:val="0"/>
-              <w:autoSpaceDE/>
-              <w:autoSpaceDN/>
-              <w:bidi w:val="0"/>
-              <w:adjustRightInd/>
-              <w:snapToGrid/>
-              <w:spacing w:line="236" w:lineRule="auto"/>
-              <w:ind w:left="215" w:leftChars="0" w:hanging="215" w:firstLineChars="0"/>
-              <w:jc w:val="both"/>
-              <w:textAlignment w:val="auto"/>
-              <w:rPr>
-                <w:rFonts w:ascii="Times New Roman" w:hAnsi="Times New Roman" w:eastAsia="微软雅黑" w:cs="Times New Roman"/>
-                <w:color w:val="auto"/>
-                <w:sz w:val="18"/>
-                <w:szCs w:val="18"/>
-                <w:lang w:eastAsia="zh-CN"/>
-              </w:rPr>
-            </w:pPr>
-            <w:r>
-              <w:rPr>
-                <w:rFonts w:ascii="Times New Roman" w:hAnsi="Times New Roman" w:eastAsia="微软雅黑" w:cs="Times New Roman"/>
-                <w:color w:val="auto"/>
-                <w:sz w:val="16"/>
-                <w:szCs w:val="16"/>
-                <w:lang w:eastAsia="zh-CN"/>
-              </w:rPr>
-              <w:t>ⅠA期非内膜样癌（浆液性癌、透明细胞癌、未分化癌、癌肉瘤、混合细胞癌）不伴肌层浸润</w:t>
-            </w:r>
-          </w:p>
-        </w:tc>
-        <w:tc>
-          <w:tcPr>
-            <w:tcW w:w="2584" w:type="dxa"/>
-            <w:tcBorders>
-              <w:top w:val="dashed" w:color="244061" w:sz="4" w:space="0"/>
-              <w:left w:val="dashed" w:color="244061" w:sz="4" w:space="0"/>
-              <w:bottom w:val="dashed" w:color="244061" w:sz="4" w:space="0"/>
-              <w:right w:val="dashed" w:color="244061" w:sz="4" w:space="0"/>
-            </w:tcBorders>
-            <w:shd w:val="clear" w:color="auto" w:fill="auto"/>
-            <w:vAlign w:val="center"/>
-          </w:tcPr>
-          <w:p>
-            <w:pPr>
-              <w:keepNext w:val="0"/>
-              <w:keepLines w:val="0"/>
-              <w:pageBreakBefore w:val="0"/>
-              <w:widowControl/>
-              <w:numPr>
-                <w:ilvl w:val="0"/>
-                <w:numId w:val="14"/>
-              </w:numPr>
-              <w:kinsoku/>
-              <w:wordWrap/>
-              <w:overflowPunct/>
-              <w:topLinePunct w:val="0"/>
-              <w:autoSpaceDE/>
-              <w:autoSpaceDN/>
-              <w:bidi w:val="0"/>
-              <w:adjustRightInd/>
-              <w:snapToGrid/>
-              <w:spacing w:line="236" w:lineRule="auto"/>
-              <w:ind w:left="215" w:leftChars="0" w:hanging="215" w:firstLineChars="0"/>
-              <w:jc w:val="both"/>
-              <w:textAlignment w:val="auto"/>
-              <w:rPr>
-                <w:rFonts w:ascii="Times New Roman" w:hAnsi="Times New Roman" w:eastAsia="微软雅黑" w:cs="Times New Roman"/>
-                <w:color w:val="auto"/>
-                <w:sz w:val="16"/>
-                <w:szCs w:val="16"/>
-                <w:lang w:eastAsia="zh-CN"/>
-              </w:rPr>
-            </w:pPr>
-            <w:r>
-              <w:rPr>
-                <w:rFonts w:ascii="Times New Roman" w:hAnsi="Times New Roman" w:eastAsia="微软雅黑" w:cs="Times New Roman"/>
-                <w:color w:val="auto"/>
-                <w:sz w:val="16"/>
-                <w:szCs w:val="16"/>
-                <w:lang w:eastAsia="zh-CN"/>
-              </w:rPr>
-              <w:t>Ⅰ</w:t>
-            </w:r>
-            <w:r>
-              <w:rPr>
-                <w:rFonts w:hint="eastAsia" w:ascii="Times New Roman" w:hAnsi="Times New Roman" w:eastAsia="微软雅黑" w:cs="Times New Roman"/>
-                <w:color w:val="auto"/>
-                <w:sz w:val="16"/>
-                <w:szCs w:val="16"/>
-                <w:lang w:eastAsia="zh-CN"/>
-              </w:rPr>
-              <w:t>B期，</w:t>
-            </w:r>
-            <w:r>
-              <w:rPr>
-                <w:rFonts w:hint="eastAsia" w:ascii="Times New Roman" w:hAnsi="Times New Roman" w:eastAsia="微软雅黑" w:cs="Times New Roman"/>
-                <w:b/>
-                <w:bCs/>
-                <w:color w:val="auto"/>
-                <w:sz w:val="16"/>
-                <w:szCs w:val="16"/>
-                <w:lang w:eastAsia="zh-CN"/>
-              </w:rPr>
-              <w:t>dMMR/NSMP</w:t>
-            </w:r>
-            <w:r>
-              <w:rPr>
-                <w:rFonts w:hint="eastAsia" w:ascii="Times New Roman" w:hAnsi="Times New Roman" w:eastAsia="微软雅黑" w:cs="Times New Roman"/>
-                <w:color w:val="auto"/>
-                <w:sz w:val="16"/>
-                <w:szCs w:val="16"/>
-                <w:lang w:eastAsia="zh-CN"/>
-              </w:rPr>
-              <w:t>内膜样癌+低级别</w:t>
-            </w:r>
-            <w:r>
-              <w:rPr>
-                <w:rFonts w:ascii="Times New Roman" w:hAnsi="Times New Roman" w:eastAsia="微软雅黑" w:cs="Times New Roman"/>
-                <w:color w:val="auto"/>
-                <w:sz w:val="16"/>
-                <w:szCs w:val="16"/>
-                <w:vertAlign w:val="superscript"/>
-                <w:lang w:eastAsia="zh-CN"/>
-              </w:rPr>
-              <w:t>*</w:t>
-            </w:r>
-            <w:r>
-              <w:rPr>
-                <w:rFonts w:ascii="Times New Roman" w:hAnsi="Times New Roman" w:eastAsia="微软雅黑" w:cs="Times New Roman"/>
-                <w:color w:val="auto"/>
-                <w:sz w:val="16"/>
-                <w:szCs w:val="16"/>
-                <w:lang w:eastAsia="zh-CN"/>
-              </w:rPr>
-              <w:t xml:space="preserve"> +LVSI无或局灶 </w:t>
-            </w:r>
-          </w:p>
-          <w:p>
-            <w:pPr>
-              <w:keepNext w:val="0"/>
-              <w:keepLines w:val="0"/>
-              <w:pageBreakBefore w:val="0"/>
-              <w:widowControl/>
-              <w:numPr>
-                <w:ilvl w:val="0"/>
-                <w:numId w:val="14"/>
-              </w:numPr>
-              <w:kinsoku/>
-              <w:wordWrap/>
-              <w:overflowPunct/>
-              <w:topLinePunct w:val="0"/>
-              <w:autoSpaceDE/>
-              <w:autoSpaceDN/>
-              <w:bidi w:val="0"/>
-              <w:adjustRightInd/>
-              <w:snapToGrid/>
-              <w:spacing w:line="236" w:lineRule="auto"/>
-              <w:ind w:left="215" w:leftChars="0" w:hanging="215" w:firstLineChars="0"/>
-              <w:jc w:val="both"/>
-              <w:textAlignment w:val="auto"/>
-              <w:rPr>
-                <w:rFonts w:ascii="Times New Roman" w:hAnsi="Times New Roman" w:eastAsia="微软雅黑" w:cs="Times New Roman"/>
-                <w:color w:val="auto"/>
-                <w:sz w:val="16"/>
-                <w:szCs w:val="16"/>
-                <w:lang w:eastAsia="zh-CN"/>
-              </w:rPr>
-            </w:pPr>
-            <w:r>
-              <w:rPr>
-                <w:rFonts w:ascii="Times New Roman" w:hAnsi="Times New Roman" w:eastAsia="微软雅黑" w:cs="Times New Roman"/>
-                <w:color w:val="auto"/>
-                <w:sz w:val="16"/>
-                <w:szCs w:val="16"/>
-                <w:lang w:eastAsia="zh-CN"/>
-              </w:rPr>
-              <w:t>ⅠA期</w:t>
-            </w:r>
-            <w:r>
-              <w:rPr>
-                <w:rFonts w:hint="eastAsia" w:ascii="Times New Roman" w:hAnsi="Times New Roman" w:eastAsia="微软雅黑" w:cs="Times New Roman"/>
-                <w:color w:val="auto"/>
-                <w:sz w:val="16"/>
-                <w:szCs w:val="16"/>
-                <w:lang w:eastAsia="zh-CN"/>
-              </w:rPr>
-              <w:t>，</w:t>
-            </w:r>
-            <w:r>
-              <w:rPr>
-                <w:rFonts w:ascii="Times New Roman" w:hAnsi="Times New Roman" w:eastAsia="微软雅黑" w:cs="Times New Roman"/>
-                <w:b/>
-                <w:bCs/>
-                <w:color w:val="auto"/>
-                <w:sz w:val="16"/>
-                <w:szCs w:val="16"/>
-                <w:lang w:eastAsia="zh-CN"/>
-              </w:rPr>
-              <w:t>dMMR/NSMP</w:t>
-            </w:r>
-            <w:r>
-              <w:rPr>
-                <w:rFonts w:ascii="Times New Roman" w:hAnsi="Times New Roman" w:eastAsia="微软雅黑" w:cs="Times New Roman"/>
-                <w:color w:val="auto"/>
-                <w:sz w:val="16"/>
-                <w:szCs w:val="16"/>
-                <w:lang w:eastAsia="zh-CN"/>
-              </w:rPr>
-              <w:t>内膜样癌+高级别</w:t>
-            </w:r>
-            <w:r>
-              <w:rPr>
-                <w:rFonts w:ascii="Times New Roman" w:hAnsi="Times New Roman" w:eastAsia="微软雅黑" w:cs="Times New Roman"/>
-                <w:color w:val="auto"/>
-                <w:sz w:val="16"/>
-                <w:szCs w:val="16"/>
-                <w:vertAlign w:val="superscript"/>
-                <w:lang w:eastAsia="zh-CN"/>
-              </w:rPr>
-              <w:t>*</w:t>
-            </w:r>
-            <w:r>
-              <w:rPr>
-                <w:rFonts w:ascii="Times New Roman" w:hAnsi="Times New Roman" w:eastAsia="微软雅黑" w:cs="Times New Roman"/>
-                <w:color w:val="auto"/>
-                <w:sz w:val="16"/>
-                <w:szCs w:val="16"/>
-                <w:lang w:eastAsia="zh-CN"/>
-              </w:rPr>
-              <w:t xml:space="preserve"> +LVSI无或局灶 </w:t>
-            </w:r>
-          </w:p>
-          <w:p>
-            <w:pPr>
-              <w:keepNext w:val="0"/>
-              <w:keepLines w:val="0"/>
-              <w:pageBreakBefore w:val="0"/>
-              <w:widowControl/>
-              <w:numPr>
-                <w:ilvl w:val="0"/>
-                <w:numId w:val="14"/>
-              </w:numPr>
-              <w:kinsoku/>
-              <w:wordWrap/>
-              <w:overflowPunct/>
-              <w:topLinePunct w:val="0"/>
-              <w:autoSpaceDE/>
-              <w:autoSpaceDN/>
-              <w:bidi w:val="0"/>
-              <w:adjustRightInd/>
-              <w:snapToGrid/>
-              <w:spacing w:line="236" w:lineRule="auto"/>
-              <w:ind w:left="215" w:leftChars="0" w:hanging="215" w:firstLineChars="0"/>
-              <w:jc w:val="both"/>
-              <w:textAlignment w:val="auto"/>
-              <w:rPr>
-                <w:rFonts w:ascii="Times New Roman" w:hAnsi="Times New Roman" w:eastAsia="微软雅黑" w:cs="Times New Roman"/>
-                <w:color w:val="auto"/>
-                <w:sz w:val="18"/>
-                <w:szCs w:val="18"/>
-                <w:lang w:eastAsia="zh-CN"/>
-              </w:rPr>
-            </w:pPr>
-            <w:r>
-              <w:rPr>
-                <w:rFonts w:ascii="Times New Roman" w:hAnsi="Times New Roman" w:eastAsia="微软雅黑" w:cs="Times New Roman"/>
-                <w:color w:val="auto"/>
-                <w:sz w:val="16"/>
-                <w:szCs w:val="16"/>
-                <w:lang w:eastAsia="zh-CN"/>
-              </w:rPr>
-              <w:t>ⅠA期</w:t>
-            </w:r>
-            <w:r>
-              <w:rPr>
-                <w:rFonts w:hint="eastAsia" w:ascii="Times New Roman" w:hAnsi="Times New Roman" w:eastAsia="微软雅黑" w:cs="Times New Roman"/>
-                <w:color w:val="auto"/>
-                <w:sz w:val="16"/>
-                <w:szCs w:val="16"/>
-                <w:lang w:eastAsia="zh-CN"/>
-              </w:rPr>
-              <w:t>，</w:t>
-            </w:r>
-            <w:r>
-              <w:rPr>
-                <w:rFonts w:hint="eastAsia" w:ascii="Times New Roman" w:hAnsi="Times New Roman" w:eastAsia="微软雅黑" w:cs="Times New Roman"/>
-                <w:b/>
-                <w:bCs/>
-                <w:color w:val="auto"/>
-                <w:sz w:val="16"/>
-                <w:szCs w:val="16"/>
-                <w:lang w:eastAsia="zh-CN"/>
-              </w:rPr>
-              <w:t>p</w:t>
-            </w:r>
-            <w:r>
-              <w:rPr>
-                <w:rFonts w:ascii="Times New Roman" w:hAnsi="Times New Roman" w:eastAsia="微软雅黑" w:cs="Times New Roman"/>
-                <w:b/>
-                <w:bCs/>
-                <w:color w:val="auto"/>
-                <w:sz w:val="16"/>
-                <w:szCs w:val="16"/>
-                <w:lang w:eastAsia="zh-CN"/>
-              </w:rPr>
-              <w:t>53abn</w:t>
-            </w:r>
-            <w:r>
-              <w:rPr>
-                <w:rFonts w:ascii="Times New Roman" w:hAnsi="Times New Roman" w:eastAsia="微软雅黑" w:cs="Times New Roman"/>
-                <w:color w:val="auto"/>
-                <w:sz w:val="16"/>
-                <w:szCs w:val="16"/>
-                <w:lang w:eastAsia="zh-CN"/>
-              </w:rPr>
-              <w:t>和（或）非内膜样癌（浆液性癌、透明细胞癌、未分化癌、癌肉瘤、混合细胞癌）不伴肌层浸润</w:t>
-            </w:r>
-          </w:p>
-        </w:tc>
-        <w:tc>
-          <w:tcPr>
-            <w:tcW w:w="3268" w:type="dxa"/>
-            <w:tcBorders>
-              <w:top w:val="dashed" w:color="244061" w:sz="4" w:space="0"/>
-              <w:left w:val="dashed" w:color="244061" w:sz="4" w:space="0"/>
-              <w:bottom w:val="dashed" w:color="244061" w:sz="4" w:space="0"/>
-            </w:tcBorders>
-            <w:shd w:val="clear" w:color="auto" w:fill="auto"/>
-            <w:vAlign w:val="center"/>
-          </w:tcPr>
-          <w:p>
-            <w:pPr>
-              <w:keepNext w:val="0"/>
-              <w:keepLines w:val="0"/>
-              <w:pageBreakBefore w:val="0"/>
-              <w:widowControl/>
-              <w:numPr>
-                <w:ilvl w:val="0"/>
-                <w:numId w:val="14"/>
-              </w:numPr>
-              <w:kinsoku/>
-              <w:wordWrap/>
-              <w:overflowPunct/>
-              <w:topLinePunct w:val="0"/>
-              <w:autoSpaceDE/>
-              <w:autoSpaceDN/>
-              <w:bidi w:val="0"/>
-              <w:adjustRightInd/>
-              <w:snapToGrid/>
-              <w:spacing w:line="236" w:lineRule="auto"/>
-              <w:ind w:left="215" w:leftChars="0" w:hanging="215" w:firstLineChars="0"/>
-              <w:jc w:val="both"/>
-              <w:textAlignment w:val="auto"/>
-              <w:rPr>
-                <w:rFonts w:ascii="Times New Roman" w:hAnsi="Times New Roman" w:eastAsia="微软雅黑" w:cs="Times New Roman"/>
-                <w:color w:val="auto"/>
-                <w:sz w:val="18"/>
-                <w:szCs w:val="18"/>
-                <w:lang w:eastAsia="zh-CN"/>
-              </w:rPr>
-            </w:pPr>
-            <w:r>
-              <w:rPr>
-                <w:rFonts w:hint="eastAsia" w:ascii="Times New Roman" w:hAnsi="Times New Roman" w:eastAsia="微软雅黑" w:cs="Times New Roman"/>
-                <w:color w:val="auto"/>
-                <w:sz w:val="16"/>
-                <w:szCs w:val="16"/>
-                <w:lang w:eastAsia="zh-CN"/>
-              </w:rPr>
-              <w:t>近距离腔内放疗可以减少中危子宫内膜癌患者的复发风险，对中危患者也可不进行辅助治疗，尤其是60岁以下的患者。已知分子分型后，</w:t>
-            </w:r>
-            <w:r>
-              <w:rPr>
-                <w:rFonts w:hint="eastAsia" w:ascii="Times New Roman" w:hAnsi="Times New Roman" w:eastAsia="微软雅黑" w:cs="Times New Roman"/>
-                <w:b/>
-                <w:bCs/>
-                <w:color w:val="auto"/>
-                <w:sz w:val="16"/>
-                <w:szCs w:val="16"/>
-                <w:lang w:eastAsia="zh-CN"/>
-              </w:rPr>
-              <w:t>p53abn</w:t>
-            </w:r>
-            <w:r>
-              <w:rPr>
-                <w:rFonts w:hint="eastAsia" w:ascii="Times New Roman" w:hAnsi="Times New Roman" w:eastAsia="微软雅黑" w:cs="Times New Roman"/>
-                <w:color w:val="auto"/>
-                <w:sz w:val="16"/>
-                <w:szCs w:val="16"/>
-                <w:lang w:eastAsia="zh-CN"/>
-              </w:rPr>
-              <w:t>内膜样癌局限于内膜层或不伴肌层浸润者，通常不建议辅助治疗。</w:t>
-            </w:r>
-          </w:p>
-        </w:tc>
-      </w:tr>
-      <w:tr>
-        <w:tblPrEx>
-          <w:tblBorders>
-            <w:top w:val="single" w:color="244061" w:sz="4" w:space="0"/>
-            <w:left w:val="none" w:color="auto" w:sz="0" w:space="0"/>
-            <w:bottom w:val="single" w:color="BFBFBF" w:sz="4" w:space="0"/>
-            <w:right w:val="none" w:color="auto" w:sz="0" w:space="0"/>
-            <w:insideH w:val="none" w:color="auto" w:sz="0" w:space="0"/>
-            <w:insideV w:val="none" w:color="auto" w:sz="0" w:space="0"/>
-          </w:tblBorders>
-          <w:shd w:val="clear" w:color="auto" w:fill="auto"/>
-          <w:tblCellMar>
-            <w:top w:w="0" w:type="dxa"/>
-            <w:left w:w="108" w:type="dxa"/>
-            <w:bottom w:w="0" w:type="dxa"/>
-            <w:right w:w="108" w:type="dxa"/>
-          </w:tblCellMar>
-        </w:tblPrEx>
-        <w:trPr>
-          <w:trHeight w:val="510" w:hRule="atLeast"/>
-          <w:jc w:val="center"/>
-        </w:trPr>
-        <w:tc>
-          <w:tcPr>
-            <w:tcW w:w="1210" w:type="dxa"/>
-            <w:tcBorders>
-              <w:top w:val="dashed" w:color="244061" w:sz="4" w:space="0"/>
-              <w:bottom w:val="dashed" w:color="244061" w:sz="4" w:space="0"/>
-              <w:right w:val="dashed" w:color="244061" w:sz="4" w:space="0"/>
-            </w:tcBorders>
-            <w:shd w:val="clear" w:color="auto" w:fill="auto"/>
-            <w:vAlign w:val="center"/>
-          </w:tcPr>
-          <w:p>
-            <w:pPr>
-              <w:keepNext w:val="0"/>
-              <w:keepLines w:val="0"/>
-              <w:pageBreakBefore w:val="0"/>
-              <w:widowControl/>
-              <w:kinsoku/>
-              <w:wordWrap/>
-              <w:overflowPunct/>
-              <w:topLinePunct w:val="0"/>
-              <w:autoSpaceDE/>
-              <w:autoSpaceDN/>
-              <w:bidi w:val="0"/>
-              <w:adjustRightInd/>
-              <w:snapToGrid/>
-              <w:spacing w:line="236" w:lineRule="auto"/>
-              <w:jc w:val="center"/>
-              <w:textAlignment w:val="auto"/>
-              <w:rPr>
-                <w:rFonts w:ascii="Times New Roman" w:hAnsi="Times New Roman" w:eastAsia="微软雅黑" w:cs="Times New Roman"/>
-                <w:color w:val="auto"/>
-                <w:sz w:val="18"/>
-                <w:szCs w:val="18"/>
-                <w:lang w:eastAsia="zh-CN"/>
-              </w:rPr>
-            </w:pPr>
-            <w:r>
-              <w:rPr>
-                <w:rFonts w:hint="eastAsia" w:ascii="Times New Roman" w:hAnsi="Times New Roman" w:eastAsia="微软雅黑" w:cs="Times New Roman"/>
-                <w:color w:val="auto"/>
-                <w:sz w:val="16"/>
-                <w:szCs w:val="16"/>
-                <w:lang w:eastAsia="zh-CN"/>
-              </w:rPr>
-              <w:t>高-中危</w:t>
-            </w:r>
-          </w:p>
-        </w:tc>
-        <w:tc>
-          <w:tcPr>
-            <w:tcW w:w="2431" w:type="dxa"/>
-            <w:tcBorders>
-              <w:top w:val="dashed" w:color="244061" w:sz="4" w:space="0"/>
-              <w:left w:val="dashed" w:color="244061" w:sz="4" w:space="0"/>
-              <w:bottom w:val="dashed" w:color="244061" w:sz="4" w:space="0"/>
-              <w:right w:val="dashed" w:color="244061" w:sz="4" w:space="0"/>
-            </w:tcBorders>
-            <w:shd w:val="clear" w:color="auto" w:fill="auto"/>
-            <w:vAlign w:val="center"/>
-          </w:tcPr>
-          <w:p>
-            <w:pPr>
-              <w:keepNext w:val="0"/>
-              <w:keepLines w:val="0"/>
-              <w:pageBreakBefore w:val="0"/>
-              <w:widowControl/>
-              <w:numPr>
-                <w:ilvl w:val="0"/>
-                <w:numId w:val="14"/>
-              </w:numPr>
-              <w:kinsoku/>
-              <w:wordWrap/>
-              <w:overflowPunct/>
-              <w:topLinePunct w:val="0"/>
-              <w:autoSpaceDE/>
-              <w:autoSpaceDN/>
-              <w:bidi w:val="0"/>
-              <w:adjustRightInd/>
-              <w:snapToGrid/>
-              <w:spacing w:line="236" w:lineRule="auto"/>
-              <w:ind w:left="215" w:leftChars="0" w:hanging="215" w:firstLineChars="0"/>
-              <w:jc w:val="both"/>
-              <w:textAlignment w:val="auto"/>
-              <w:rPr>
-                <w:rFonts w:ascii="Times New Roman" w:hAnsi="Times New Roman" w:eastAsia="微软雅黑" w:cs="Times New Roman"/>
-                <w:color w:val="auto"/>
-                <w:sz w:val="16"/>
-                <w:szCs w:val="16"/>
-                <w:lang w:eastAsia="zh-CN"/>
-              </w:rPr>
-            </w:pPr>
-            <w:r>
-              <w:rPr>
-                <w:rFonts w:ascii="Times New Roman" w:hAnsi="Times New Roman" w:eastAsia="微软雅黑" w:cs="Times New Roman"/>
-                <w:color w:val="auto"/>
-                <w:sz w:val="16"/>
-                <w:szCs w:val="16"/>
-                <w:lang w:eastAsia="zh-CN"/>
-              </w:rPr>
-              <w:t>Ⅰ</w:t>
-            </w:r>
-            <w:r>
-              <w:rPr>
-                <w:rFonts w:hint="eastAsia" w:ascii="Times New Roman" w:hAnsi="Times New Roman" w:eastAsia="微软雅黑" w:cs="Times New Roman"/>
-                <w:color w:val="auto"/>
-                <w:sz w:val="16"/>
-                <w:szCs w:val="16"/>
-                <w:lang w:eastAsia="zh-CN"/>
-              </w:rPr>
-              <w:t xml:space="preserve">期内膜样癌+弥漫LVSI，无论级别与浸润深度 </w:t>
-            </w:r>
-          </w:p>
-          <w:p>
-            <w:pPr>
-              <w:keepNext w:val="0"/>
-              <w:keepLines w:val="0"/>
-              <w:pageBreakBefore w:val="0"/>
-              <w:widowControl/>
-              <w:numPr>
-                <w:ilvl w:val="0"/>
-                <w:numId w:val="14"/>
-              </w:numPr>
-              <w:kinsoku/>
-              <w:wordWrap/>
-              <w:overflowPunct/>
-              <w:topLinePunct w:val="0"/>
-              <w:autoSpaceDE/>
-              <w:autoSpaceDN/>
-              <w:bidi w:val="0"/>
-              <w:adjustRightInd/>
-              <w:snapToGrid/>
-              <w:spacing w:line="236" w:lineRule="auto"/>
-              <w:ind w:left="215" w:leftChars="0" w:hanging="215" w:firstLineChars="0"/>
-              <w:jc w:val="both"/>
-              <w:textAlignment w:val="auto"/>
-              <w:rPr>
-                <w:rFonts w:ascii="Times New Roman" w:hAnsi="Times New Roman" w:eastAsia="微软雅黑" w:cs="Times New Roman"/>
-                <w:color w:val="auto"/>
-                <w:sz w:val="16"/>
-                <w:szCs w:val="16"/>
-                <w:lang w:eastAsia="zh-CN"/>
-              </w:rPr>
-            </w:pPr>
-            <w:r>
-              <w:rPr>
-                <w:rFonts w:ascii="Times New Roman" w:hAnsi="Times New Roman" w:eastAsia="微软雅黑" w:cs="Times New Roman"/>
-                <w:color w:val="auto"/>
-                <w:sz w:val="16"/>
-                <w:szCs w:val="16"/>
-                <w:lang w:eastAsia="zh-CN"/>
-              </w:rPr>
-              <w:t>ⅠB期内膜样癌＋高级别</w:t>
-            </w:r>
-            <w:r>
-              <w:rPr>
-                <w:rFonts w:ascii="Times New Roman" w:hAnsi="Times New Roman" w:eastAsia="微软雅黑" w:cs="Times New Roman"/>
-                <w:color w:val="auto"/>
-                <w:sz w:val="16"/>
-                <w:szCs w:val="16"/>
-                <w:vertAlign w:val="superscript"/>
-                <w:lang w:eastAsia="zh-CN"/>
-              </w:rPr>
-              <w:t>*</w:t>
-            </w:r>
-            <w:r>
-              <w:rPr>
-                <w:rFonts w:ascii="Times New Roman" w:hAnsi="Times New Roman" w:eastAsia="微软雅黑" w:cs="Times New Roman"/>
-                <w:color w:val="auto"/>
-                <w:sz w:val="16"/>
-                <w:szCs w:val="16"/>
-                <w:lang w:eastAsia="zh-CN"/>
-              </w:rPr>
-              <w:t xml:space="preserve"> ，无论LVSI状态 </w:t>
-            </w:r>
-          </w:p>
-          <w:p>
-            <w:pPr>
-              <w:keepNext w:val="0"/>
-              <w:keepLines w:val="0"/>
-              <w:pageBreakBefore w:val="0"/>
-              <w:widowControl/>
-              <w:numPr>
-                <w:ilvl w:val="0"/>
-                <w:numId w:val="14"/>
-              </w:numPr>
-              <w:kinsoku/>
-              <w:wordWrap/>
-              <w:overflowPunct/>
-              <w:topLinePunct w:val="0"/>
-              <w:autoSpaceDE/>
-              <w:autoSpaceDN/>
-              <w:bidi w:val="0"/>
-              <w:adjustRightInd/>
-              <w:snapToGrid/>
-              <w:spacing w:line="236" w:lineRule="auto"/>
-              <w:ind w:left="215" w:leftChars="0" w:hanging="215" w:firstLineChars="0"/>
-              <w:jc w:val="both"/>
-              <w:textAlignment w:val="auto"/>
-              <w:rPr>
-                <w:rFonts w:ascii="Times New Roman" w:hAnsi="Times New Roman" w:eastAsia="微软雅黑" w:cs="Times New Roman"/>
-                <w:color w:val="auto"/>
-                <w:sz w:val="18"/>
-                <w:szCs w:val="18"/>
-                <w:lang w:eastAsia="zh-CN"/>
-              </w:rPr>
-            </w:pPr>
-            <w:r>
-              <w:rPr>
-                <w:rFonts w:ascii="Times New Roman" w:hAnsi="Times New Roman" w:eastAsia="微软雅黑" w:cs="Times New Roman"/>
-                <w:color w:val="auto"/>
-                <w:sz w:val="16"/>
-                <w:szCs w:val="16"/>
-                <w:lang w:eastAsia="zh-CN"/>
-              </w:rPr>
-              <w:t>Ⅱ期</w:t>
-            </w:r>
-          </w:p>
-        </w:tc>
-        <w:tc>
-          <w:tcPr>
-            <w:tcW w:w="2584" w:type="dxa"/>
-            <w:tcBorders>
-              <w:top w:val="dashed" w:color="244061" w:sz="4" w:space="0"/>
-              <w:left w:val="dashed" w:color="244061" w:sz="4" w:space="0"/>
-              <w:bottom w:val="dashed" w:color="244061" w:sz="4" w:space="0"/>
-              <w:right w:val="dashed" w:color="244061" w:sz="4" w:space="0"/>
-            </w:tcBorders>
-            <w:shd w:val="clear" w:color="auto" w:fill="auto"/>
-            <w:vAlign w:val="center"/>
-          </w:tcPr>
-          <w:p>
-            <w:pPr>
-              <w:keepNext w:val="0"/>
-              <w:keepLines w:val="0"/>
-              <w:pageBreakBefore w:val="0"/>
-              <w:widowControl/>
-              <w:numPr>
-                <w:ilvl w:val="0"/>
-                <w:numId w:val="14"/>
-              </w:numPr>
-              <w:kinsoku/>
-              <w:wordWrap/>
-              <w:overflowPunct/>
-              <w:topLinePunct w:val="0"/>
-              <w:autoSpaceDE/>
-              <w:autoSpaceDN/>
-              <w:bidi w:val="0"/>
-              <w:adjustRightInd/>
-              <w:snapToGrid/>
-              <w:spacing w:line="236" w:lineRule="auto"/>
-              <w:ind w:left="215" w:leftChars="0" w:hanging="215" w:firstLineChars="0"/>
-              <w:jc w:val="both"/>
-              <w:textAlignment w:val="auto"/>
-              <w:rPr>
-                <w:rFonts w:ascii="Times New Roman" w:hAnsi="Times New Roman" w:eastAsia="微软雅黑" w:cs="Times New Roman"/>
-                <w:color w:val="auto"/>
-                <w:sz w:val="16"/>
-                <w:szCs w:val="16"/>
-                <w:lang w:eastAsia="zh-CN"/>
-              </w:rPr>
-            </w:pPr>
-            <w:r>
-              <w:rPr>
-                <w:rFonts w:ascii="Times New Roman" w:hAnsi="Times New Roman" w:eastAsia="微软雅黑" w:cs="Times New Roman"/>
-                <w:color w:val="auto"/>
-                <w:sz w:val="16"/>
-                <w:szCs w:val="16"/>
-                <w:lang w:eastAsia="zh-CN"/>
-              </w:rPr>
-              <w:t>Ⅰ</w:t>
-            </w:r>
-            <w:r>
-              <w:rPr>
-                <w:rFonts w:hint="eastAsia" w:ascii="Times New Roman" w:hAnsi="Times New Roman" w:eastAsia="微软雅黑" w:cs="Times New Roman"/>
-                <w:color w:val="auto"/>
-                <w:sz w:val="16"/>
-                <w:szCs w:val="16"/>
-                <w:lang w:eastAsia="zh-CN"/>
-              </w:rPr>
-              <w:t>期，</w:t>
-            </w:r>
-            <w:r>
-              <w:rPr>
-                <w:rFonts w:hint="eastAsia" w:ascii="Times New Roman" w:hAnsi="Times New Roman" w:eastAsia="微软雅黑" w:cs="Times New Roman"/>
-                <w:b/>
-                <w:bCs/>
-                <w:color w:val="auto"/>
-                <w:sz w:val="16"/>
-                <w:szCs w:val="16"/>
-                <w:lang w:eastAsia="zh-CN"/>
-              </w:rPr>
-              <w:t>dMMR/NSMP</w:t>
-            </w:r>
-            <w:r>
-              <w:rPr>
-                <w:rFonts w:hint="eastAsia" w:ascii="Times New Roman" w:hAnsi="Times New Roman" w:eastAsia="微软雅黑" w:cs="Times New Roman"/>
-                <w:color w:val="auto"/>
-                <w:sz w:val="16"/>
-                <w:szCs w:val="16"/>
-                <w:lang w:eastAsia="zh-CN"/>
-              </w:rPr>
-              <w:t xml:space="preserve">内膜样癌+弥漫LVSI，无论级别或浸润深度 </w:t>
-            </w:r>
-          </w:p>
-          <w:p>
-            <w:pPr>
-              <w:keepNext w:val="0"/>
-              <w:keepLines w:val="0"/>
-              <w:pageBreakBefore w:val="0"/>
-              <w:widowControl/>
-              <w:numPr>
-                <w:ilvl w:val="0"/>
-                <w:numId w:val="14"/>
-              </w:numPr>
-              <w:kinsoku/>
-              <w:wordWrap/>
-              <w:overflowPunct/>
-              <w:topLinePunct w:val="0"/>
-              <w:autoSpaceDE/>
-              <w:autoSpaceDN/>
-              <w:bidi w:val="0"/>
-              <w:adjustRightInd/>
-              <w:snapToGrid/>
-              <w:spacing w:line="236" w:lineRule="auto"/>
-              <w:ind w:left="215" w:leftChars="0" w:hanging="215" w:firstLineChars="0"/>
-              <w:jc w:val="both"/>
-              <w:textAlignment w:val="auto"/>
-              <w:rPr>
-                <w:rFonts w:ascii="Times New Roman" w:hAnsi="Times New Roman" w:eastAsia="微软雅黑" w:cs="Times New Roman"/>
-                <w:color w:val="auto"/>
-                <w:sz w:val="16"/>
-                <w:szCs w:val="16"/>
-                <w:lang w:eastAsia="zh-CN"/>
-              </w:rPr>
-            </w:pPr>
-            <w:r>
-              <w:rPr>
-                <w:rFonts w:ascii="Times New Roman" w:hAnsi="Times New Roman" w:eastAsia="微软雅黑" w:cs="Times New Roman"/>
-                <w:color w:val="auto"/>
-                <w:sz w:val="16"/>
-                <w:szCs w:val="16"/>
-                <w:lang w:eastAsia="zh-CN"/>
-              </w:rPr>
-              <w:t>ⅠB期</w:t>
-            </w:r>
-            <w:r>
-              <w:rPr>
-                <w:rFonts w:hint="eastAsia" w:ascii="Times New Roman" w:hAnsi="Times New Roman" w:eastAsia="微软雅黑" w:cs="Times New Roman"/>
-                <w:color w:val="auto"/>
-                <w:sz w:val="16"/>
-                <w:szCs w:val="16"/>
-                <w:lang w:eastAsia="zh-CN"/>
-              </w:rPr>
-              <w:t>，</w:t>
-            </w:r>
-            <w:r>
-              <w:rPr>
-                <w:rFonts w:ascii="Times New Roman" w:hAnsi="Times New Roman" w:eastAsia="微软雅黑" w:cs="Times New Roman"/>
-                <w:b/>
-                <w:bCs/>
-                <w:color w:val="auto"/>
-                <w:sz w:val="16"/>
-                <w:szCs w:val="16"/>
-                <w:lang w:eastAsia="zh-CN"/>
-              </w:rPr>
-              <w:t>dMMR/NSMP</w:t>
-            </w:r>
-            <w:r>
-              <w:rPr>
-                <w:rFonts w:ascii="Times New Roman" w:hAnsi="Times New Roman" w:eastAsia="微软雅黑" w:cs="Times New Roman"/>
-                <w:color w:val="auto"/>
-                <w:sz w:val="16"/>
-                <w:szCs w:val="16"/>
-                <w:lang w:eastAsia="zh-CN"/>
-              </w:rPr>
-              <w:t>内膜样癌高级别</w:t>
-            </w:r>
-            <w:r>
-              <w:rPr>
-                <w:rFonts w:ascii="Times New Roman" w:hAnsi="Times New Roman" w:eastAsia="微软雅黑" w:cs="Times New Roman"/>
-                <w:color w:val="auto"/>
-                <w:sz w:val="16"/>
-                <w:szCs w:val="16"/>
-                <w:vertAlign w:val="superscript"/>
-                <w:lang w:eastAsia="zh-CN"/>
-              </w:rPr>
-              <w:t>*</w:t>
-            </w:r>
-            <w:r>
-              <w:rPr>
-                <w:rFonts w:ascii="Times New Roman" w:hAnsi="Times New Roman" w:eastAsia="微软雅黑" w:cs="Times New Roman"/>
-                <w:color w:val="auto"/>
-                <w:sz w:val="16"/>
-                <w:szCs w:val="16"/>
-                <w:lang w:eastAsia="zh-CN"/>
-              </w:rPr>
-              <w:t xml:space="preserve"> ，无论LVSI状态 </w:t>
-            </w:r>
-          </w:p>
-          <w:p>
-            <w:pPr>
-              <w:keepNext w:val="0"/>
-              <w:keepLines w:val="0"/>
-              <w:pageBreakBefore w:val="0"/>
-              <w:widowControl/>
-              <w:numPr>
-                <w:ilvl w:val="0"/>
-                <w:numId w:val="14"/>
-              </w:numPr>
-              <w:kinsoku/>
-              <w:wordWrap/>
-              <w:overflowPunct/>
-              <w:topLinePunct w:val="0"/>
-              <w:autoSpaceDE/>
-              <w:autoSpaceDN/>
-              <w:bidi w:val="0"/>
-              <w:adjustRightInd/>
-              <w:snapToGrid/>
-              <w:spacing w:line="236" w:lineRule="auto"/>
-              <w:ind w:left="215" w:leftChars="0" w:hanging="215" w:firstLineChars="0"/>
-              <w:jc w:val="both"/>
-              <w:textAlignment w:val="auto"/>
-              <w:rPr>
-                <w:rFonts w:ascii="Times New Roman" w:hAnsi="Times New Roman" w:eastAsia="微软雅黑" w:cs="Times New Roman"/>
-                <w:color w:val="auto"/>
-                <w:sz w:val="18"/>
-                <w:szCs w:val="18"/>
-                <w:lang w:eastAsia="zh-CN"/>
-              </w:rPr>
-            </w:pPr>
-            <w:r>
-              <w:rPr>
-                <w:rFonts w:ascii="Times New Roman" w:hAnsi="Times New Roman" w:eastAsia="微软雅黑" w:cs="Times New Roman"/>
-                <w:color w:val="auto"/>
-                <w:sz w:val="16"/>
-                <w:szCs w:val="16"/>
-                <w:lang w:eastAsia="zh-CN"/>
-              </w:rPr>
-              <w:t>Ⅱ期</w:t>
-            </w:r>
-            <w:r>
-              <w:rPr>
-                <w:rFonts w:hint="eastAsia" w:ascii="Times New Roman" w:hAnsi="Times New Roman" w:eastAsia="微软雅黑" w:cs="Times New Roman"/>
-                <w:color w:val="auto"/>
-                <w:sz w:val="16"/>
-                <w:szCs w:val="16"/>
-                <w:lang w:eastAsia="zh-CN"/>
-              </w:rPr>
-              <w:t>，</w:t>
-            </w:r>
-            <w:r>
-              <w:rPr>
-                <w:rFonts w:ascii="Times New Roman" w:hAnsi="Times New Roman" w:eastAsia="微软雅黑" w:cs="Times New Roman"/>
-                <w:b/>
-                <w:bCs/>
-                <w:color w:val="auto"/>
-                <w:sz w:val="16"/>
-                <w:szCs w:val="16"/>
-                <w:lang w:eastAsia="zh-CN"/>
-              </w:rPr>
-              <w:t>dMMR/NSMP</w:t>
-            </w:r>
-            <w:r>
-              <w:rPr>
-                <w:rFonts w:ascii="Times New Roman" w:hAnsi="Times New Roman" w:eastAsia="微软雅黑" w:cs="Times New Roman"/>
-                <w:color w:val="auto"/>
-                <w:sz w:val="16"/>
-                <w:szCs w:val="16"/>
-                <w:lang w:eastAsia="zh-CN"/>
-              </w:rPr>
-              <w:t>内膜样癌</w:t>
-            </w:r>
-          </w:p>
-        </w:tc>
-        <w:tc>
-          <w:tcPr>
-            <w:tcW w:w="3268" w:type="dxa"/>
-            <w:tcBorders>
-              <w:top w:val="dashed" w:color="244061" w:sz="4" w:space="0"/>
-              <w:left w:val="dashed" w:color="244061" w:sz="4" w:space="0"/>
-              <w:bottom w:val="dashed" w:color="244061" w:sz="4" w:space="0"/>
-            </w:tcBorders>
-            <w:shd w:val="clear" w:color="auto" w:fill="auto"/>
-            <w:vAlign w:val="center"/>
-          </w:tcPr>
-          <w:p>
-            <w:pPr>
-              <w:keepNext w:val="0"/>
-              <w:keepLines w:val="0"/>
-              <w:pageBreakBefore w:val="0"/>
-              <w:widowControl/>
-              <w:numPr>
-                <w:ilvl w:val="0"/>
-                <w:numId w:val="14"/>
-              </w:numPr>
-              <w:kinsoku/>
-              <w:wordWrap/>
-              <w:overflowPunct/>
-              <w:topLinePunct w:val="0"/>
-              <w:autoSpaceDE/>
-              <w:autoSpaceDN/>
-              <w:bidi w:val="0"/>
-              <w:adjustRightInd/>
-              <w:snapToGrid/>
-              <w:spacing w:line="236" w:lineRule="auto"/>
-              <w:ind w:left="215" w:leftChars="0" w:hanging="215" w:firstLineChars="0"/>
-              <w:jc w:val="both"/>
-              <w:textAlignment w:val="auto"/>
-              <w:rPr>
-                <w:rFonts w:ascii="Times New Roman" w:hAnsi="Times New Roman" w:eastAsia="微软雅黑" w:cs="Times New Roman"/>
-                <w:color w:val="auto"/>
-                <w:sz w:val="16"/>
-                <w:szCs w:val="16"/>
-                <w:lang w:eastAsia="zh-CN"/>
-              </w:rPr>
-            </w:pPr>
-            <w:r>
-              <w:rPr>
-                <w:rFonts w:hint="eastAsia" w:ascii="Times New Roman" w:hAnsi="Times New Roman" w:eastAsia="微软雅黑" w:cs="Times New Roman"/>
-                <w:color w:val="auto"/>
-                <w:sz w:val="16"/>
-                <w:szCs w:val="16"/>
-                <w:lang w:eastAsia="zh-CN"/>
-              </w:rPr>
-              <w:t>淋巴结分期为pN</w:t>
-            </w:r>
-            <w:r>
-              <w:rPr>
-                <w:rFonts w:hint="eastAsia" w:ascii="Times New Roman" w:hAnsi="Times New Roman" w:eastAsia="微软雅黑" w:cs="Times New Roman"/>
-                <w:color w:val="auto"/>
-                <w:sz w:val="16"/>
-                <w:szCs w:val="16"/>
-                <w:vertAlign w:val="subscript"/>
-                <w:lang w:eastAsia="zh-CN"/>
-              </w:rPr>
-              <w:t>0</w:t>
-            </w:r>
-            <w:r>
-              <w:rPr>
-                <w:rFonts w:hint="eastAsia" w:ascii="Times New Roman" w:hAnsi="Times New Roman" w:eastAsia="微软雅黑" w:cs="Times New Roman"/>
-                <w:color w:val="auto"/>
-                <w:sz w:val="16"/>
-                <w:szCs w:val="16"/>
-                <w:lang w:eastAsia="zh-CN"/>
-              </w:rPr>
-              <w:t>患者，近距离放疗可减少高-中危子宫内膜癌的复发。弥漫LVSI和Ⅱ期患者可考虑辅助盆腔外照射，或考虑辅助化疗，特别是高级别和（或）弥漫LVSI的情况。患者如果能密切随访，也可以选择不进行辅助治疗。</w:t>
-            </w:r>
-          </w:p>
-          <w:p>
-            <w:pPr>
-              <w:keepNext w:val="0"/>
-              <w:keepLines w:val="0"/>
-              <w:pageBreakBefore w:val="0"/>
-              <w:widowControl/>
-              <w:numPr>
-                <w:ilvl w:val="0"/>
-                <w:numId w:val="14"/>
-              </w:numPr>
-              <w:kinsoku/>
-              <w:wordWrap/>
-              <w:overflowPunct/>
-              <w:topLinePunct w:val="0"/>
-              <w:autoSpaceDE/>
-              <w:autoSpaceDN/>
-              <w:bidi w:val="0"/>
-              <w:adjustRightInd/>
-              <w:snapToGrid/>
-              <w:spacing w:line="236" w:lineRule="auto"/>
-              <w:ind w:left="215" w:leftChars="0" w:hanging="215" w:firstLineChars="0"/>
-              <w:jc w:val="both"/>
-              <w:textAlignment w:val="auto"/>
-              <w:rPr>
-                <w:rFonts w:ascii="Times New Roman" w:hAnsi="Times New Roman" w:eastAsia="微软雅黑" w:cs="Times New Roman"/>
-                <w:color w:val="auto"/>
-                <w:sz w:val="18"/>
-                <w:szCs w:val="18"/>
-                <w:lang w:eastAsia="zh-CN"/>
-              </w:rPr>
-            </w:pPr>
-            <w:r>
-              <w:rPr>
-                <w:rFonts w:hint="eastAsia" w:ascii="Times New Roman" w:hAnsi="Times New Roman" w:eastAsia="微软雅黑" w:cs="Times New Roman"/>
-                <w:color w:val="auto"/>
-                <w:sz w:val="16"/>
-                <w:szCs w:val="16"/>
-                <w:lang w:eastAsia="zh-CN"/>
-              </w:rPr>
-              <w:t>未进行淋巴结分期手术（cN</w:t>
-            </w:r>
-            <w:r>
-              <w:rPr>
-                <w:rFonts w:hint="eastAsia" w:ascii="Times New Roman" w:hAnsi="Times New Roman" w:eastAsia="微软雅黑" w:cs="Times New Roman"/>
-                <w:color w:val="auto"/>
-                <w:sz w:val="16"/>
-                <w:szCs w:val="16"/>
-                <w:vertAlign w:val="subscript"/>
-                <w:lang w:eastAsia="zh-CN"/>
-              </w:rPr>
-              <w:t>0</w:t>
-            </w:r>
-            <w:r>
-              <w:rPr>
-                <w:rFonts w:hint="eastAsia" w:ascii="Times New Roman" w:hAnsi="Times New Roman" w:eastAsia="微软雅黑" w:cs="Times New Roman"/>
-                <w:color w:val="auto"/>
-                <w:sz w:val="16"/>
-                <w:szCs w:val="16"/>
-                <w:lang w:eastAsia="zh-CN"/>
-              </w:rPr>
-              <w:t>/pN</w:t>
-            </w:r>
-            <w:r>
-              <w:rPr>
-                <w:rFonts w:hint="eastAsia" w:ascii="Times New Roman" w:hAnsi="Times New Roman" w:eastAsia="微软雅黑" w:cs="Times New Roman"/>
-                <w:color w:val="auto"/>
-                <w:sz w:val="16"/>
-                <w:szCs w:val="16"/>
-                <w:vertAlign w:val="subscript"/>
-                <w:lang w:eastAsia="zh-CN"/>
-              </w:rPr>
-              <w:t>x</w:t>
-            </w:r>
-            <w:r>
-              <w:rPr>
-                <w:rFonts w:hint="eastAsia" w:ascii="Times New Roman" w:hAnsi="Times New Roman" w:eastAsia="微软雅黑" w:cs="Times New Roman"/>
-                <w:color w:val="auto"/>
-                <w:sz w:val="16"/>
-                <w:szCs w:val="16"/>
-                <w:lang w:eastAsia="zh-CN"/>
-              </w:rPr>
-              <w:t>）的高－中危患者，推荐术后进行盆腔外照射，尤其是弥漫LVSI和（或）Ⅱ期患者。除放疗外也可考虑增加辅助化疗，尤其是高级别和（或）弥漫LVSI时。对高级别不伴LVSI的患者以及Ⅱ期内膜样癌G1患者可选择单纯阴道近距离放疗。</w:t>
-            </w:r>
-          </w:p>
-        </w:tc>
-      </w:tr>
-      <w:tr>
-        <w:tblPrEx>
-          <w:tblBorders>
-            <w:top w:val="single" w:color="244061" w:sz="4" w:space="0"/>
-            <w:left w:val="none" w:color="auto" w:sz="0" w:space="0"/>
-            <w:bottom w:val="single" w:color="BFBFBF" w:sz="4" w:space="0"/>
-            <w:right w:val="none" w:color="auto" w:sz="0" w:space="0"/>
-            <w:insideH w:val="none" w:color="auto" w:sz="0" w:space="0"/>
-            <w:insideV w:val="none" w:color="auto" w:sz="0" w:space="0"/>
-          </w:tblBorders>
-          <w:shd w:val="clear" w:color="auto" w:fill="auto"/>
-          <w:tblCellMar>
-            <w:top w:w="0" w:type="dxa"/>
-            <w:left w:w="108" w:type="dxa"/>
-            <w:bottom w:w="0" w:type="dxa"/>
-            <w:right w:w="108" w:type="dxa"/>
-          </w:tblCellMar>
-        </w:tblPrEx>
-        <w:trPr>
-          <w:trHeight w:val="510" w:hRule="atLeast"/>
-          <w:jc w:val="center"/>
-        </w:trPr>
-        <w:tc>
-          <w:tcPr>
-            <w:tcW w:w="1210" w:type="dxa"/>
-            <w:tcBorders>
-              <w:top w:val="dashed" w:color="244061" w:sz="4" w:space="0"/>
-              <w:bottom w:val="dashed" w:color="244061" w:sz="4" w:space="0"/>
-              <w:right w:val="dashed" w:color="244061" w:sz="4" w:space="0"/>
-            </w:tcBorders>
-            <w:shd w:val="clear" w:color="auto" w:fill="auto"/>
-            <w:vAlign w:val="center"/>
-          </w:tcPr>
-          <w:p>
-            <w:pPr>
-              <w:keepNext w:val="0"/>
-              <w:keepLines w:val="0"/>
-              <w:pageBreakBefore w:val="0"/>
-              <w:widowControl/>
-              <w:kinsoku/>
-              <w:wordWrap/>
-              <w:overflowPunct/>
-              <w:topLinePunct w:val="0"/>
-              <w:autoSpaceDE/>
-              <w:autoSpaceDN/>
-              <w:bidi w:val="0"/>
-              <w:adjustRightInd/>
-              <w:snapToGrid/>
-              <w:spacing w:line="236" w:lineRule="auto"/>
-              <w:jc w:val="center"/>
-              <w:textAlignment w:val="auto"/>
-              <w:rPr>
-                <w:rFonts w:ascii="Times New Roman" w:hAnsi="Times New Roman" w:eastAsia="微软雅黑" w:cs="Times New Roman"/>
-                <w:color w:val="auto"/>
-                <w:sz w:val="18"/>
-                <w:szCs w:val="18"/>
-                <w:lang w:eastAsia="zh-CN"/>
-              </w:rPr>
-            </w:pPr>
-            <w:r>
-              <w:rPr>
-                <w:rFonts w:hint="eastAsia" w:ascii="Times New Roman" w:hAnsi="Times New Roman" w:eastAsia="微软雅黑" w:cs="Times New Roman"/>
-                <w:color w:val="auto"/>
-                <w:sz w:val="16"/>
-                <w:szCs w:val="16"/>
-                <w:lang w:eastAsia="zh-CN"/>
-              </w:rPr>
-              <w:t>高危</w:t>
-            </w:r>
-          </w:p>
-        </w:tc>
-        <w:tc>
-          <w:tcPr>
-            <w:tcW w:w="2431" w:type="dxa"/>
-            <w:tcBorders>
-              <w:top w:val="dashed" w:color="244061" w:sz="4" w:space="0"/>
-              <w:left w:val="dashed" w:color="244061" w:sz="4" w:space="0"/>
-              <w:bottom w:val="dashed" w:color="244061" w:sz="4" w:space="0"/>
-              <w:right w:val="dashed" w:color="244061" w:sz="4" w:space="0"/>
-            </w:tcBorders>
-            <w:shd w:val="clear" w:color="auto" w:fill="auto"/>
-            <w:vAlign w:val="center"/>
-          </w:tcPr>
-          <w:p>
-            <w:pPr>
-              <w:keepNext w:val="0"/>
-              <w:keepLines w:val="0"/>
-              <w:pageBreakBefore w:val="0"/>
-              <w:widowControl/>
-              <w:numPr>
-                <w:ilvl w:val="0"/>
-                <w:numId w:val="14"/>
-              </w:numPr>
-              <w:kinsoku/>
-              <w:wordWrap/>
-              <w:overflowPunct/>
-              <w:topLinePunct w:val="0"/>
-              <w:autoSpaceDE/>
-              <w:autoSpaceDN/>
-              <w:bidi w:val="0"/>
-              <w:adjustRightInd/>
-              <w:snapToGrid/>
-              <w:spacing w:line="236" w:lineRule="auto"/>
-              <w:ind w:left="215" w:leftChars="0" w:hanging="215" w:firstLineChars="0"/>
-              <w:jc w:val="both"/>
-              <w:textAlignment w:val="auto"/>
-              <w:rPr>
-                <w:rFonts w:ascii="Times New Roman" w:hAnsi="Times New Roman" w:eastAsia="微软雅黑" w:cs="Times New Roman"/>
-                <w:color w:val="auto"/>
-                <w:sz w:val="16"/>
-                <w:szCs w:val="16"/>
-                <w:lang w:eastAsia="zh-CN"/>
-              </w:rPr>
-            </w:pPr>
-            <w:r>
-              <w:rPr>
-                <w:rFonts w:hint="default" w:ascii="Times New Roman" w:hAnsi="Times New Roman" w:eastAsia="微软雅黑" w:cs="Times New Roman"/>
-                <w:color w:val="auto"/>
-                <w:sz w:val="16"/>
-                <w:szCs w:val="16"/>
-                <w:lang w:eastAsia="zh-CN"/>
-              </w:rPr>
-              <w:t>Ⅲ~ⅣA</w:t>
-            </w:r>
-            <w:r>
-              <w:rPr>
-                <w:rFonts w:hint="eastAsia" w:ascii="Times New Roman" w:hAnsi="Times New Roman" w:eastAsia="微软雅黑" w:cs="Times New Roman"/>
-                <w:color w:val="auto"/>
-                <w:sz w:val="16"/>
-                <w:szCs w:val="16"/>
-                <w:lang w:eastAsia="zh-CN"/>
-              </w:rPr>
-              <w:t xml:space="preserve">期，无残留病灶 </w:t>
-            </w:r>
-          </w:p>
-          <w:p>
-            <w:pPr>
-              <w:keepNext w:val="0"/>
-              <w:keepLines w:val="0"/>
-              <w:pageBreakBefore w:val="0"/>
-              <w:widowControl/>
-              <w:numPr>
-                <w:ilvl w:val="0"/>
-                <w:numId w:val="14"/>
+                <w:numId w:val="12"/>
               </w:numPr>
               <w:kinsoku/>
               <w:wordWrap/>
@@ -32441,7 +33141,7 @@
               <w:widowControl/>
               <w:numPr>
                 <w:ilvl w:val="0"/>
-                <w:numId w:val="14"/>
+                <w:numId w:val="12"/>
               </w:numPr>
               <w:kinsoku/>
               <w:wordWrap/>
@@ -32535,7 +33235,7 @@
               <w:widowControl/>
               <w:numPr>
                 <w:ilvl w:val="0"/>
-                <w:numId w:val="14"/>
+                <w:numId w:val="12"/>
               </w:numPr>
               <w:kinsoku/>
               <w:wordWrap/>
@@ -32611,7 +33311,7 @@
               <w:widowControl/>
               <w:numPr>
                 <w:ilvl w:val="0"/>
-                <w:numId w:val="14"/>
+                <w:numId w:val="12"/>
               </w:numPr>
               <w:kinsoku/>
               <w:wordWrap/>
@@ -32687,7 +33387,7 @@
               <w:widowControl/>
               <w:numPr>
                 <w:ilvl w:val="0"/>
-                <w:numId w:val="14"/>
+                <w:numId w:val="12"/>
               </w:numPr>
               <w:kinsoku/>
               <w:wordWrap/>
@@ -32733,7 +33433,6 @@
             <w:insideH w:val="none" w:color="auto" w:sz="0" w:space="0"/>
             <w:insideV w:val="none" w:color="auto" w:sz="0" w:space="0"/>
           </w:tblBorders>
-          <w:shd w:val="clear" w:color="auto" w:fill="auto"/>
           <w:tblCellMar>
             <w:top w:w="0" w:type="dxa"/>
             <w:left w:w="108" w:type="dxa"/>
@@ -32814,7 +33513,7 @@
               <w:widowControl/>
               <w:numPr>
                 <w:ilvl w:val="0"/>
-                <w:numId w:val="14"/>
+                <w:numId w:val="12"/>
               </w:numPr>
               <w:kinsoku/>
               <w:wordWrap/>
@@ -32886,7 +33585,7 @@
               <w:widowControl/>
               <w:numPr>
                 <w:ilvl w:val="0"/>
-                <w:numId w:val="14"/>
+                <w:numId w:val="12"/>
               </w:numPr>
               <w:kinsoku/>
               <w:wordWrap/>
@@ -32941,7 +33640,7 @@
               <w:widowControl/>
               <w:numPr>
                 <w:ilvl w:val="0"/>
-                <w:numId w:val="14"/>
+                <w:numId w:val="12"/>
               </w:numPr>
               <w:kinsoku/>
               <w:wordWrap/>
@@ -33013,7 +33712,7 @@
               <w:widowControl/>
               <w:numPr>
                 <w:ilvl w:val="0"/>
-                <w:numId w:val="14"/>
+                <w:numId w:val="12"/>
               </w:numPr>
               <w:kinsoku/>
               <w:wordWrap/>
@@ -33067,7 +33766,7 @@
               <w:widowControl/>
               <w:numPr>
                 <w:ilvl w:val="0"/>
-                <w:numId w:val="14"/>
+                <w:numId w:val="12"/>
               </w:numPr>
               <w:kinsoku/>
               <w:wordWrap/>
@@ -33244,7 +33943,6 @@
             <w:insideH w:val="single" w:color="auto" w:sz="4" w:space="0"/>
             <w:insideV w:val="single" w:color="auto" w:sz="4" w:space="0"/>
           </w:tblBorders>
-          <w:shd w:val="clear" w:color="auto" w:fill="auto"/>
           <w:tblCellMar>
             <w:top w:w="0" w:type="dxa"/>
             <w:left w:w="108" w:type="dxa"/>
@@ -33498,288 +34196,6 @@
                 <w:lang w:eastAsia="zh-CN"/>
               </w:rPr>
               <w:t>Trans-PORTEC</w:t>
-            </w:r>
-          </w:p>
-        </w:tc>
-      </w:tr>
-      <w:tr>
-        <w:tblPrEx>
-          <w:tblBorders>
-            <w:top w:val="single" w:color="auto" w:sz="4" w:space="0"/>
-            <w:left w:val="single" w:color="auto" w:sz="4" w:space="0"/>
-            <w:bottom w:val="single" w:color="auto" w:sz="4" w:space="0"/>
-            <w:right w:val="single" w:color="auto" w:sz="4" w:space="0"/>
-            <w:insideH w:val="single" w:color="auto" w:sz="4" w:space="0"/>
-            <w:insideV w:val="single" w:color="auto" w:sz="4" w:space="0"/>
-          </w:tblBorders>
-          <w:tblCellMar>
-            <w:top w:w="0" w:type="dxa"/>
-            <w:left w:w="108" w:type="dxa"/>
-            <w:bottom w:w="0" w:type="dxa"/>
-            <w:right w:w="108" w:type="dxa"/>
-          </w:tblCellMar>
-        </w:tblPrEx>
-        <w:trPr>
-          <w:trHeight w:val="510" w:hRule="atLeast"/>
-        </w:trPr>
-        <w:tc>
-          <w:tcPr>
-            <w:tcW w:w="1662" w:type="dxa"/>
-            <w:tcBorders>
-              <w:top w:val="dashed" w:color="244061" w:sz="4" w:space="0"/>
-              <w:left w:val="nil"/>
-              <w:bottom w:val="dashed" w:color="244061" w:sz="4" w:space="0"/>
-              <w:right w:val="dashed" w:color="244061" w:sz="4" w:space="0"/>
-            </w:tcBorders>
-            <w:shd w:val="clear" w:color="auto" w:fill="auto"/>
-            <w:vAlign w:val="center"/>
-          </w:tcPr>
-          <w:p>
-            <w:pPr>
-              <w:widowControl/>
-              <w:jc w:val="center"/>
-              <w:rPr>
-                <w:rFonts w:ascii="Times New Roman" w:hAnsi="Times New Roman" w:eastAsia="微软雅黑" w:cs="Times New Roman"/>
-                <w:sz w:val="18"/>
-                <w:szCs w:val="18"/>
-                <w:lang w:eastAsia="zh-CN"/>
-              </w:rPr>
-            </w:pPr>
-            <w:r>
-              <w:rPr>
-                <w:rFonts w:ascii="Times New Roman" w:hAnsi="Times New Roman" w:eastAsia="微软雅黑" w:cs="Times New Roman"/>
-                <w:i/>
-                <w:iCs/>
-                <w:sz w:val="18"/>
-                <w:szCs w:val="18"/>
-                <w:lang w:eastAsia="zh-CN"/>
-              </w:rPr>
-              <w:t>POLE</w:t>
-            </w:r>
-            <w:r>
-              <w:rPr>
-                <w:rFonts w:ascii="Times New Roman" w:hAnsi="Times New Roman" w:eastAsia="微软雅黑" w:cs="Times New Roman"/>
-                <w:sz w:val="18"/>
-                <w:szCs w:val="18"/>
-                <w:lang w:eastAsia="zh-CN"/>
-              </w:rPr>
-              <w:t xml:space="preserve"> mut</w:t>
-            </w:r>
-          </w:p>
-        </w:tc>
-        <w:tc>
-          <w:tcPr>
-            <w:tcW w:w="1662" w:type="dxa"/>
-            <w:tcBorders>
-              <w:top w:val="dashed" w:color="244061" w:sz="4" w:space="0"/>
-              <w:left w:val="dashed" w:color="244061" w:sz="4" w:space="0"/>
-              <w:bottom w:val="dashed" w:color="244061" w:sz="4" w:space="0"/>
-              <w:right w:val="dashed" w:color="244061" w:sz="4" w:space="0"/>
-            </w:tcBorders>
-            <w:shd w:val="clear" w:color="auto" w:fill="auto"/>
-            <w:vAlign w:val="center"/>
-          </w:tcPr>
-          <w:p>
-            <w:pPr>
-              <w:widowControl/>
-              <w:jc w:val="center"/>
-              <w:rPr>
-                <w:rFonts w:ascii="Times New Roman" w:hAnsi="Times New Roman" w:eastAsia="微软雅黑" w:cs="Times New Roman"/>
-                <w:sz w:val="18"/>
-                <w:szCs w:val="18"/>
-                <w:lang w:eastAsia="zh-CN"/>
-              </w:rPr>
-            </w:pPr>
-            <w:r>
-              <w:rPr>
-                <w:rFonts w:ascii="Times New Roman" w:hAnsi="Times New Roman" w:eastAsia="微软雅黑" w:cs="Times New Roman"/>
-                <w:i/>
-                <w:iCs/>
-                <w:sz w:val="18"/>
-                <w:szCs w:val="18"/>
-                <w:lang w:eastAsia="zh-CN"/>
-              </w:rPr>
-              <w:t>POLE</w:t>
-            </w:r>
-            <w:r>
-              <w:rPr>
-                <w:rFonts w:ascii="Times New Roman" w:hAnsi="Times New Roman" w:eastAsia="微软雅黑" w:cs="Times New Roman"/>
-                <w:sz w:val="18"/>
-                <w:szCs w:val="18"/>
-                <w:lang w:eastAsia="zh-CN"/>
-              </w:rPr>
-              <w:t xml:space="preserve"> mut</w:t>
-            </w:r>
-          </w:p>
-        </w:tc>
-        <w:tc>
-          <w:tcPr>
-            <w:tcW w:w="1662" w:type="dxa"/>
-            <w:tcBorders>
-              <w:top w:val="dashed" w:color="244061" w:sz="4" w:space="0"/>
-              <w:left w:val="dashed" w:color="244061" w:sz="4" w:space="0"/>
-              <w:bottom w:val="dashed" w:color="244061" w:sz="4" w:space="0"/>
-              <w:right w:val="dashed" w:color="244061" w:sz="4" w:space="0"/>
-            </w:tcBorders>
-            <w:shd w:val="clear" w:color="auto" w:fill="auto"/>
-            <w:vAlign w:val="center"/>
-          </w:tcPr>
-          <w:p>
-            <w:pPr>
-              <w:widowControl/>
-              <w:jc w:val="center"/>
-              <w:rPr>
-                <w:rFonts w:ascii="Times New Roman" w:hAnsi="Times New Roman" w:eastAsia="微软雅黑" w:cs="Times New Roman"/>
-                <w:sz w:val="18"/>
-                <w:szCs w:val="18"/>
-                <w:lang w:eastAsia="zh-CN"/>
-              </w:rPr>
-            </w:pPr>
-            <w:r>
-              <w:rPr>
-                <w:rFonts w:hint="eastAsia" w:ascii="Times New Roman" w:hAnsi="Times New Roman" w:eastAsia="微软雅黑" w:cs="Times New Roman"/>
-                <w:i/>
-                <w:iCs/>
-                <w:sz w:val="18"/>
-                <w:szCs w:val="18"/>
-                <w:lang w:eastAsia="zh-CN"/>
-              </w:rPr>
-              <w:t>POLE</w:t>
-            </w:r>
-          </w:p>
-        </w:tc>
-        <w:tc>
-          <w:tcPr>
-            <w:tcW w:w="1662" w:type="dxa"/>
-            <w:tcBorders>
-              <w:top w:val="dashed" w:color="244061" w:sz="4" w:space="0"/>
-              <w:left w:val="dashed" w:color="244061" w:sz="4" w:space="0"/>
-              <w:bottom w:val="dashed" w:color="244061" w:sz="4" w:space="0"/>
-              <w:right w:val="dashed" w:color="244061" w:sz="4" w:space="0"/>
-            </w:tcBorders>
-            <w:shd w:val="clear" w:color="auto" w:fill="auto"/>
-            <w:vAlign w:val="center"/>
-          </w:tcPr>
-          <w:p>
-            <w:pPr>
-              <w:widowControl/>
-              <w:jc w:val="center"/>
-              <w:rPr>
-                <w:rFonts w:ascii="Times New Roman" w:hAnsi="Times New Roman" w:eastAsia="微软雅黑" w:cs="Times New Roman"/>
-                <w:sz w:val="18"/>
-                <w:szCs w:val="18"/>
-                <w:lang w:eastAsia="zh-CN"/>
-              </w:rPr>
-            </w:pPr>
-            <w:r>
-              <w:rPr>
-                <w:rFonts w:ascii="Times New Roman" w:hAnsi="Times New Roman" w:eastAsia="微软雅黑" w:cs="Times New Roman"/>
-                <w:i/>
-                <w:iCs/>
-                <w:sz w:val="18"/>
-                <w:szCs w:val="18"/>
-                <w:lang w:eastAsia="zh-CN"/>
-              </w:rPr>
-              <w:t>POLE</w:t>
-            </w:r>
-            <w:r>
-              <w:rPr>
-                <w:rFonts w:ascii="Times New Roman" w:hAnsi="Times New Roman" w:eastAsia="微软雅黑" w:cs="Times New Roman"/>
-                <w:sz w:val="18"/>
-                <w:szCs w:val="18"/>
-                <w:lang w:eastAsia="zh-CN"/>
-              </w:rPr>
-              <w:t xml:space="preserve"> (ultramutated)</w:t>
-            </w:r>
-          </w:p>
-        </w:tc>
-        <w:tc>
-          <w:tcPr>
-            <w:tcW w:w="1662" w:type="dxa"/>
-            <w:tcBorders>
-              <w:top w:val="dashed" w:color="244061" w:sz="4" w:space="0"/>
-              <w:left w:val="dashed" w:color="244061" w:sz="4" w:space="0"/>
-              <w:bottom w:val="dashed" w:color="244061" w:sz="4" w:space="0"/>
-              <w:right w:val="dashed" w:color="244061" w:sz="4" w:space="0"/>
-            </w:tcBorders>
-            <w:shd w:val="clear" w:color="auto" w:fill="auto"/>
-            <w:vAlign w:val="center"/>
-          </w:tcPr>
-          <w:p>
-            <w:pPr>
-              <w:widowControl/>
-              <w:jc w:val="center"/>
-              <w:rPr>
-                <w:rFonts w:ascii="Times New Roman" w:hAnsi="Times New Roman" w:eastAsia="微软雅黑" w:cs="Times New Roman"/>
-                <w:sz w:val="18"/>
-                <w:szCs w:val="18"/>
-                <w:lang w:eastAsia="zh-CN"/>
-              </w:rPr>
-            </w:pPr>
-            <w:r>
-              <w:rPr>
-                <w:rFonts w:ascii="Times New Roman" w:hAnsi="Times New Roman" w:eastAsia="微软雅黑" w:cs="Times New Roman"/>
-                <w:i/>
-                <w:iCs/>
-                <w:sz w:val="18"/>
-                <w:szCs w:val="18"/>
-                <w:lang w:eastAsia="zh-CN"/>
-              </w:rPr>
-              <w:t>POLE</w:t>
-            </w:r>
-            <w:r>
-              <w:rPr>
-                <w:rFonts w:ascii="Times New Roman" w:hAnsi="Times New Roman" w:eastAsia="微软雅黑" w:cs="Times New Roman"/>
-                <w:sz w:val="18"/>
-                <w:szCs w:val="18"/>
-                <w:lang w:eastAsia="zh-CN"/>
-              </w:rPr>
-              <w:t xml:space="preserve"> EDM</w:t>
-            </w:r>
-          </w:p>
-        </w:tc>
-        <w:tc>
-          <w:tcPr>
-            <w:tcW w:w="1664" w:type="dxa"/>
-            <w:tcBorders>
-              <w:top w:val="dashed" w:color="244061" w:sz="4" w:space="0"/>
-              <w:left w:val="dashed" w:color="244061" w:sz="4" w:space="0"/>
-              <w:bottom w:val="dashed" w:color="244061" w:sz="4" w:space="0"/>
-              <w:right w:val="nil"/>
-            </w:tcBorders>
-            <w:shd w:val="clear" w:color="auto" w:fill="auto"/>
-            <w:vAlign w:val="center"/>
-          </w:tcPr>
-          <w:p>
-            <w:pPr>
-              <w:widowControl/>
-              <w:jc w:val="center"/>
-              <w:rPr>
-                <w:rFonts w:ascii="Times New Roman" w:hAnsi="Times New Roman" w:eastAsia="微软雅黑" w:cs="Times New Roman"/>
-                <w:sz w:val="18"/>
-                <w:szCs w:val="18"/>
-                <w:lang w:eastAsia="zh-CN"/>
-              </w:rPr>
-            </w:pPr>
-            <w:r>
-              <w:rPr>
-                <w:rFonts w:ascii="Times New Roman" w:hAnsi="Times New Roman" w:eastAsia="微软雅黑" w:cs="Times New Roman"/>
-                <w:i/>
-                <w:iCs/>
-                <w:sz w:val="18"/>
-                <w:szCs w:val="18"/>
-                <w:lang w:eastAsia="zh-CN"/>
-              </w:rPr>
-              <w:t>POLE</w:t>
-            </w:r>
-            <w:r>
-              <w:rPr>
-                <w:rFonts w:ascii="Times New Roman" w:hAnsi="Times New Roman" w:eastAsia="微软雅黑" w:cs="Times New Roman"/>
-                <w:sz w:val="18"/>
-                <w:szCs w:val="18"/>
-                <w:lang w:eastAsia="zh-CN"/>
-              </w:rPr>
-              <w:t>-mutant</w:t>
             </w:r>
           </w:p>
         </w:tc>
@@ -33831,6 +34247,288 @@
             <w:r>
               <w:rPr>
                 <w:rFonts w:ascii="Times New Roman" w:hAnsi="Times New Roman" w:eastAsia="微软雅黑" w:cs="Times New Roman"/>
+                <w:i/>
+                <w:iCs/>
+                <w:sz w:val="18"/>
+                <w:szCs w:val="18"/>
+                <w:lang w:eastAsia="zh-CN"/>
+              </w:rPr>
+              <w:t>POLE</w:t>
+            </w:r>
+            <w:r>
+              <w:rPr>
+                <w:rFonts w:ascii="Times New Roman" w:hAnsi="Times New Roman" w:eastAsia="微软雅黑" w:cs="Times New Roman"/>
+                <w:sz w:val="18"/>
+                <w:szCs w:val="18"/>
+                <w:lang w:eastAsia="zh-CN"/>
+              </w:rPr>
+              <w:t xml:space="preserve"> mut</w:t>
+            </w:r>
+          </w:p>
+        </w:tc>
+        <w:tc>
+          <w:tcPr>
+            <w:tcW w:w="1662" w:type="dxa"/>
+            <w:tcBorders>
+              <w:top w:val="dashed" w:color="244061" w:sz="4" w:space="0"/>
+              <w:left w:val="dashed" w:color="244061" w:sz="4" w:space="0"/>
+              <w:bottom w:val="dashed" w:color="244061" w:sz="4" w:space="0"/>
+              <w:right w:val="dashed" w:color="244061" w:sz="4" w:space="0"/>
+            </w:tcBorders>
+            <w:shd w:val="clear" w:color="auto" w:fill="auto"/>
+            <w:vAlign w:val="center"/>
+          </w:tcPr>
+          <w:p>
+            <w:pPr>
+              <w:widowControl/>
+              <w:jc w:val="center"/>
+              <w:rPr>
+                <w:rFonts w:ascii="Times New Roman" w:hAnsi="Times New Roman" w:eastAsia="微软雅黑" w:cs="Times New Roman"/>
+                <w:sz w:val="18"/>
+                <w:szCs w:val="18"/>
+                <w:lang w:eastAsia="zh-CN"/>
+              </w:rPr>
+            </w:pPr>
+            <w:r>
+              <w:rPr>
+                <w:rFonts w:ascii="Times New Roman" w:hAnsi="Times New Roman" w:eastAsia="微软雅黑" w:cs="Times New Roman"/>
+                <w:i/>
+                <w:iCs/>
+                <w:sz w:val="18"/>
+                <w:szCs w:val="18"/>
+                <w:lang w:eastAsia="zh-CN"/>
+              </w:rPr>
+              <w:t>POLE</w:t>
+            </w:r>
+            <w:r>
+              <w:rPr>
+                <w:rFonts w:ascii="Times New Roman" w:hAnsi="Times New Roman" w:eastAsia="微软雅黑" w:cs="Times New Roman"/>
+                <w:sz w:val="18"/>
+                <w:szCs w:val="18"/>
+                <w:lang w:eastAsia="zh-CN"/>
+              </w:rPr>
+              <w:t xml:space="preserve"> mut</w:t>
+            </w:r>
+          </w:p>
+        </w:tc>
+        <w:tc>
+          <w:tcPr>
+            <w:tcW w:w="1662" w:type="dxa"/>
+            <w:tcBorders>
+              <w:top w:val="dashed" w:color="244061" w:sz="4" w:space="0"/>
+              <w:left w:val="dashed" w:color="244061" w:sz="4" w:space="0"/>
+              <w:bottom w:val="dashed" w:color="244061" w:sz="4" w:space="0"/>
+              <w:right w:val="dashed" w:color="244061" w:sz="4" w:space="0"/>
+            </w:tcBorders>
+            <w:shd w:val="clear" w:color="auto" w:fill="auto"/>
+            <w:vAlign w:val="center"/>
+          </w:tcPr>
+          <w:p>
+            <w:pPr>
+              <w:widowControl/>
+              <w:jc w:val="center"/>
+              <w:rPr>
+                <w:rFonts w:ascii="Times New Roman" w:hAnsi="Times New Roman" w:eastAsia="微软雅黑" w:cs="Times New Roman"/>
+                <w:sz w:val="18"/>
+                <w:szCs w:val="18"/>
+                <w:lang w:eastAsia="zh-CN"/>
+              </w:rPr>
+            </w:pPr>
+            <w:r>
+              <w:rPr>
+                <w:rFonts w:hint="eastAsia" w:ascii="Times New Roman" w:hAnsi="Times New Roman" w:eastAsia="微软雅黑" w:cs="Times New Roman"/>
+                <w:i/>
+                <w:iCs/>
+                <w:sz w:val="18"/>
+                <w:szCs w:val="18"/>
+                <w:lang w:eastAsia="zh-CN"/>
+              </w:rPr>
+              <w:t>POLE</w:t>
+            </w:r>
+          </w:p>
+        </w:tc>
+        <w:tc>
+          <w:tcPr>
+            <w:tcW w:w="1662" w:type="dxa"/>
+            <w:tcBorders>
+              <w:top w:val="dashed" w:color="244061" w:sz="4" w:space="0"/>
+              <w:left w:val="dashed" w:color="244061" w:sz="4" w:space="0"/>
+              <w:bottom w:val="dashed" w:color="244061" w:sz="4" w:space="0"/>
+              <w:right w:val="dashed" w:color="244061" w:sz="4" w:space="0"/>
+            </w:tcBorders>
+            <w:shd w:val="clear" w:color="auto" w:fill="auto"/>
+            <w:vAlign w:val="center"/>
+          </w:tcPr>
+          <w:p>
+            <w:pPr>
+              <w:widowControl/>
+              <w:jc w:val="center"/>
+              <w:rPr>
+                <w:rFonts w:ascii="Times New Roman" w:hAnsi="Times New Roman" w:eastAsia="微软雅黑" w:cs="Times New Roman"/>
+                <w:sz w:val="18"/>
+                <w:szCs w:val="18"/>
+                <w:lang w:eastAsia="zh-CN"/>
+              </w:rPr>
+            </w:pPr>
+            <w:r>
+              <w:rPr>
+                <w:rFonts w:ascii="Times New Roman" w:hAnsi="Times New Roman" w:eastAsia="微软雅黑" w:cs="Times New Roman"/>
+                <w:i/>
+                <w:iCs/>
+                <w:sz w:val="18"/>
+                <w:szCs w:val="18"/>
+                <w:lang w:eastAsia="zh-CN"/>
+              </w:rPr>
+              <w:t>POLE</w:t>
+            </w:r>
+            <w:r>
+              <w:rPr>
+                <w:rFonts w:ascii="Times New Roman" w:hAnsi="Times New Roman" w:eastAsia="微软雅黑" w:cs="Times New Roman"/>
+                <w:sz w:val="18"/>
+                <w:szCs w:val="18"/>
+                <w:lang w:eastAsia="zh-CN"/>
+              </w:rPr>
+              <w:t xml:space="preserve"> (ultramutated)</w:t>
+            </w:r>
+          </w:p>
+        </w:tc>
+        <w:tc>
+          <w:tcPr>
+            <w:tcW w:w="1662" w:type="dxa"/>
+            <w:tcBorders>
+              <w:top w:val="dashed" w:color="244061" w:sz="4" w:space="0"/>
+              <w:left w:val="dashed" w:color="244061" w:sz="4" w:space="0"/>
+              <w:bottom w:val="dashed" w:color="244061" w:sz="4" w:space="0"/>
+              <w:right w:val="dashed" w:color="244061" w:sz="4" w:space="0"/>
+            </w:tcBorders>
+            <w:shd w:val="clear" w:color="auto" w:fill="auto"/>
+            <w:vAlign w:val="center"/>
+          </w:tcPr>
+          <w:p>
+            <w:pPr>
+              <w:widowControl/>
+              <w:jc w:val="center"/>
+              <w:rPr>
+                <w:rFonts w:ascii="Times New Roman" w:hAnsi="Times New Roman" w:eastAsia="微软雅黑" w:cs="Times New Roman"/>
+                <w:sz w:val="18"/>
+                <w:szCs w:val="18"/>
+                <w:lang w:eastAsia="zh-CN"/>
+              </w:rPr>
+            </w:pPr>
+            <w:r>
+              <w:rPr>
+                <w:rFonts w:ascii="Times New Roman" w:hAnsi="Times New Roman" w:eastAsia="微软雅黑" w:cs="Times New Roman"/>
+                <w:i/>
+                <w:iCs/>
+                <w:sz w:val="18"/>
+                <w:szCs w:val="18"/>
+                <w:lang w:eastAsia="zh-CN"/>
+              </w:rPr>
+              <w:t>POLE</w:t>
+            </w:r>
+            <w:r>
+              <w:rPr>
+                <w:rFonts w:ascii="Times New Roman" w:hAnsi="Times New Roman" w:eastAsia="微软雅黑" w:cs="Times New Roman"/>
+                <w:sz w:val="18"/>
+                <w:szCs w:val="18"/>
+                <w:lang w:eastAsia="zh-CN"/>
+              </w:rPr>
+              <w:t xml:space="preserve"> EDM</w:t>
+            </w:r>
+          </w:p>
+        </w:tc>
+        <w:tc>
+          <w:tcPr>
+            <w:tcW w:w="1664" w:type="dxa"/>
+            <w:tcBorders>
+              <w:top w:val="dashed" w:color="244061" w:sz="4" w:space="0"/>
+              <w:left w:val="dashed" w:color="244061" w:sz="4" w:space="0"/>
+              <w:bottom w:val="dashed" w:color="244061" w:sz="4" w:space="0"/>
+              <w:right w:val="nil"/>
+            </w:tcBorders>
+            <w:shd w:val="clear" w:color="auto" w:fill="auto"/>
+            <w:vAlign w:val="center"/>
+          </w:tcPr>
+          <w:p>
+            <w:pPr>
+              <w:widowControl/>
+              <w:jc w:val="center"/>
+              <w:rPr>
+                <w:rFonts w:ascii="Times New Roman" w:hAnsi="Times New Roman" w:eastAsia="微软雅黑" w:cs="Times New Roman"/>
+                <w:sz w:val="18"/>
+                <w:szCs w:val="18"/>
+                <w:lang w:eastAsia="zh-CN"/>
+              </w:rPr>
+            </w:pPr>
+            <w:r>
+              <w:rPr>
+                <w:rFonts w:ascii="Times New Roman" w:hAnsi="Times New Roman" w:eastAsia="微软雅黑" w:cs="Times New Roman"/>
+                <w:i/>
+                <w:iCs/>
+                <w:sz w:val="18"/>
+                <w:szCs w:val="18"/>
+                <w:lang w:eastAsia="zh-CN"/>
+              </w:rPr>
+              <w:t>POLE</w:t>
+            </w:r>
+            <w:r>
+              <w:rPr>
+                <w:rFonts w:ascii="Times New Roman" w:hAnsi="Times New Roman" w:eastAsia="微软雅黑" w:cs="Times New Roman"/>
+                <w:sz w:val="18"/>
+                <w:szCs w:val="18"/>
+                <w:lang w:eastAsia="zh-CN"/>
+              </w:rPr>
+              <w:t>-mutant</w:t>
+            </w:r>
+          </w:p>
+        </w:tc>
+      </w:tr>
+      <w:tr>
+        <w:tblPrEx>
+          <w:tblBorders>
+            <w:top w:val="single" w:color="auto" w:sz="4" w:space="0"/>
+            <w:left w:val="single" w:color="auto" w:sz="4" w:space="0"/>
+            <w:bottom w:val="single" w:color="auto" w:sz="4" w:space="0"/>
+            <w:right w:val="single" w:color="auto" w:sz="4" w:space="0"/>
+            <w:insideH w:val="single" w:color="auto" w:sz="4" w:space="0"/>
+            <w:insideV w:val="single" w:color="auto" w:sz="4" w:space="0"/>
+          </w:tblBorders>
+          <w:tblCellMar>
+            <w:top w:w="0" w:type="dxa"/>
+            <w:left w:w="108" w:type="dxa"/>
+            <w:bottom w:w="0" w:type="dxa"/>
+            <w:right w:w="108" w:type="dxa"/>
+          </w:tblCellMar>
+        </w:tblPrEx>
+        <w:trPr>
+          <w:trHeight w:val="510" w:hRule="atLeast"/>
+        </w:trPr>
+        <w:tc>
+          <w:tcPr>
+            <w:tcW w:w="1662" w:type="dxa"/>
+            <w:tcBorders>
+              <w:top w:val="dashed" w:color="244061" w:sz="4" w:space="0"/>
+              <w:left w:val="nil"/>
+              <w:bottom w:val="dashed" w:color="244061" w:sz="4" w:space="0"/>
+              <w:right w:val="dashed" w:color="244061" w:sz="4" w:space="0"/>
+            </w:tcBorders>
+            <w:shd w:val="clear" w:color="auto" w:fill="auto"/>
+            <w:vAlign w:val="center"/>
+          </w:tcPr>
+          <w:p>
+            <w:pPr>
+              <w:widowControl/>
+              <w:jc w:val="center"/>
+              <w:rPr>
+                <w:rFonts w:ascii="Times New Roman" w:hAnsi="Times New Roman" w:eastAsia="微软雅黑" w:cs="Times New Roman"/>
+                <w:sz w:val="18"/>
+                <w:szCs w:val="18"/>
+                <w:lang w:eastAsia="zh-CN"/>
+              </w:rPr>
+            </w:pPr>
+            <w:r>
+              <w:rPr>
+                <w:rFonts w:ascii="Times New Roman" w:hAnsi="Times New Roman" w:eastAsia="微软雅黑" w:cs="Times New Roman"/>
                 <w:sz w:val="18"/>
                 <w:szCs w:val="18"/>
                 <w:lang w:eastAsia="zh-CN"/>
@@ -34246,7 +34944,6 @@
             <w:insideH w:val="single" w:color="auto" w:sz="4" w:space="0"/>
             <w:insideV w:val="single" w:color="auto" w:sz="4" w:space="0"/>
           </w:tblBorders>
-          <w:shd w:val="clear" w:color="auto" w:fill="auto"/>
           <w:tblCellMar>
             <w:top w:w="0" w:type="dxa"/>
             <w:left w:w="108" w:type="dxa"/>
@@ -34517,7 +35214,7 @@
       <w:pPr>
         <w:numPr>
           <w:ilvl w:val="0"/>
-          <w:numId w:val="15"/>
+          <w:numId w:val="13"/>
         </w:numPr>
         <w:rPr>
           <w:rFonts w:ascii="Times New Roman" w:hAnsi="Times New Roman" w:eastAsia="微软雅黑" w:cs="Times New Roman"/>
@@ -34540,7 +35237,7 @@
       <w:pPr>
         <w:numPr>
           <w:ilvl w:val="0"/>
-          <w:numId w:val="15"/>
+          <w:numId w:val="13"/>
         </w:numPr>
         <w:rPr>
           <w:rFonts w:ascii="Calibri" w:hAnsi="Calibri" w:eastAsia="微软雅黑" w:cs="Calibri"/>
@@ -34563,7 +35260,7 @@
       <w:pPr>
         <w:numPr>
           <w:ilvl w:val="0"/>
-          <w:numId w:val="15"/>
+          <w:numId w:val="13"/>
         </w:numPr>
         <w:rPr>
           <w:rFonts w:ascii="Times New Roman" w:hAnsi="Times New Roman" w:eastAsia="微软雅黑" w:cs="Times New Roman"/>
@@ -35140,7 +35837,7 @@
       <w:pPr>
         <w:numPr>
           <w:ilvl w:val="0"/>
-          <w:numId w:val="16"/>
+          <w:numId w:val="14"/>
         </w:numPr>
         <w:spacing w:line="360" w:lineRule="auto"/>
         <w:ind w:left="425" w:leftChars="0" w:hanging="425" w:firstLineChars="0"/>
@@ -35165,7 +35862,7 @@
       <w:pPr>
         <w:numPr>
           <w:ilvl w:val="0"/>
-          <w:numId w:val="16"/>
+          <w:numId w:val="14"/>
         </w:numPr>
         <w:spacing w:line="360" w:lineRule="auto"/>
         <w:ind w:left="425" w:leftChars="0" w:hanging="425" w:firstLineChars="0"/>
@@ -35190,7 +35887,7 @@
       <w:pPr>
         <w:numPr>
           <w:ilvl w:val="0"/>
-          <w:numId w:val="16"/>
+          <w:numId w:val="14"/>
         </w:numPr>
         <w:spacing w:line="360" w:lineRule="auto"/>
         <w:ind w:left="425" w:leftChars="0" w:hanging="425" w:firstLineChars="0"/>
@@ -35215,7 +35912,7 @@
       <w:pPr>
         <w:numPr>
           <w:ilvl w:val="0"/>
-          <w:numId w:val="16"/>
+          <w:numId w:val="14"/>
         </w:numPr>
         <w:spacing w:line="360" w:lineRule="auto"/>
         <w:ind w:left="425" w:leftChars="0" w:hanging="425" w:firstLineChars="0"/>
@@ -35282,8 +35979,6 @@
         <w:tab w:val="right" w:pos="8306"/>
       </w:tabs>
     </w:pPr>
-    <w:bookmarkStart w:id="95" w:name="_GoBack"/>
-    <w:bookmarkEnd w:id="95"/>
     <w:r>
       <mc:AlternateContent>
         <mc:Choice Requires="wps">
@@ -35459,26 +36154,6 @@
     </w:pict>
   </w:numPicBullet>
   <w:abstractNum w:abstractNumId="0">
-    <w:nsid w:val="8E7D2F2C"/>
-    <w:multiLevelType w:val="singleLevel"/>
-    <w:tmpl w:val="8E7D2F2C"/>
-    <w:lvl w:ilvl="0" w:tentative="0">
-      <w:start w:val="1"/>
-      <w:numFmt w:val="decimal"/>
-      <w:lvlText w:val="%1."/>
-      <w:lvlJc w:val="left"/>
-      <w:pPr>
-        <w:ind w:left="425" w:hanging="425"/>
-      </w:pPr>
-      <w:rPr>
-        <w:rFonts w:hint="default"/>
-        <w:sz w:val="18"/>
-        <w:szCs w:val="18"/>
-        <w:highlight w:val="none"/>
-      </w:rPr>
-    </w:lvl>
-  </w:abstractNum>
-  <w:abstractNum w:abstractNumId="1">
     <w:nsid w:val="B4CD4596"/>
     <w:multiLevelType w:val="multilevel"/>
     <w:tmpl w:val="B4CD4596"/>
@@ -35624,7 +36299,7 @@
       </w:rPr>
     </w:lvl>
   </w:abstractNum>
-  <w:abstractNum w:abstractNumId="2">
+  <w:abstractNum w:abstractNumId="1">
     <w:nsid w:val="C4B0A655"/>
     <w:multiLevelType w:val="singleLevel"/>
     <w:tmpl w:val="C4B0A655"/>
@@ -35641,7 +36316,7 @@
       </w:rPr>
     </w:lvl>
   </w:abstractNum>
-  <w:abstractNum w:abstractNumId="3">
+  <w:abstractNum w:abstractNumId="2">
     <w:nsid w:val="FE6C8412"/>
     <w:multiLevelType w:val="singleLevel"/>
     <w:tmpl w:val="FE6C8412"/>
@@ -35660,26 +36335,7 @@
       </w:rPr>
     </w:lvl>
   </w:abstractNum>
-  <w:abstractNum w:abstractNumId="4">
-    <w:nsid w:val="04056A27"/>
-    <w:multiLevelType w:val="singleLevel"/>
-    <w:tmpl w:val="04056A27"/>
-    <w:lvl w:ilvl="0" w:tentative="0">
-      <w:start w:val="1"/>
-      <w:numFmt w:val="decimal"/>
-      <w:lvlText w:val="%1."/>
-      <w:lvlJc w:val="left"/>
-      <w:pPr>
-        <w:ind w:left="397" w:hanging="397"/>
-      </w:pPr>
-      <w:rPr>
-        <w:rFonts w:hint="default"/>
-        <w:sz w:val="18"/>
-        <w:szCs w:val="18"/>
-      </w:rPr>
-    </w:lvl>
-  </w:abstractNum>
-  <w:abstractNum w:abstractNumId="5">
+  <w:abstractNum w:abstractNumId="3">
     <w:nsid w:val="219D0AF6"/>
     <w:multiLevelType w:val="singleLevel"/>
     <w:tmpl w:val="219D0AF6"/>
@@ -35691,7 +36347,7 @@
       <w:lvlJc w:val="left"/>
     </w:lvl>
   </w:abstractNum>
-  <w:abstractNum w:abstractNumId="6">
+  <w:abstractNum w:abstractNumId="4">
     <w:nsid w:val="2DA1C343"/>
     <w:multiLevelType w:val="singleLevel"/>
     <w:tmpl w:val="2DA1C343"/>
@@ -35708,7 +36364,7 @@
       </w:rPr>
     </w:lvl>
   </w:abstractNum>
-  <w:abstractNum w:abstractNumId="7">
+  <w:abstractNum w:abstractNumId="5">
     <w:nsid w:val="2F8B9B55"/>
     <w:multiLevelType w:val="singleLevel"/>
     <w:tmpl w:val="2F8B9B55"/>
@@ -35725,7 +36381,7 @@
       </w:rPr>
     </w:lvl>
   </w:abstractNum>
-  <w:abstractNum w:abstractNumId="8">
+  <w:abstractNum w:abstractNumId="6">
     <w:nsid w:val="33AC014C"/>
     <w:multiLevelType w:val="multilevel"/>
     <w:tmpl w:val="33AC014C"/>
@@ -35864,7 +36520,7 @@
       </w:rPr>
     </w:lvl>
   </w:abstractNum>
-  <w:abstractNum w:abstractNumId="9">
+  <w:abstractNum w:abstractNumId="7">
     <w:nsid w:val="361A96C8"/>
     <w:multiLevelType w:val="singleLevel"/>
     <w:tmpl w:val="361A96C8"/>
@@ -35884,7 +36540,7 @@
       </w:rPr>
     </w:lvl>
   </w:abstractNum>
-  <w:abstractNum w:abstractNumId="10">
+  <w:abstractNum w:abstractNumId="8">
     <w:nsid w:val="3FE2A38E"/>
     <w:multiLevelType w:val="singleLevel"/>
     <w:tmpl w:val="3FE2A38E"/>
@@ -35901,7 +36557,7 @@
       </w:rPr>
     </w:lvl>
   </w:abstractNum>
-  <w:abstractNum w:abstractNumId="11">
+  <w:abstractNum w:abstractNumId="9">
     <w:nsid w:val="51FFA607"/>
     <w:multiLevelType w:val="singleLevel"/>
     <w:tmpl w:val="51FFA607"/>
@@ -35921,7 +36577,7 @@
       </w:rPr>
     </w:lvl>
   </w:abstractNum>
-  <w:abstractNum w:abstractNumId="12">
+  <w:abstractNum w:abstractNumId="10">
     <w:nsid w:val="58AABCAB"/>
     <w:multiLevelType w:val="singleLevel"/>
     <w:tmpl w:val="58AABCAB"/>
@@ -35938,7 +36594,7 @@
       </w:rPr>
     </w:lvl>
   </w:abstractNum>
-  <w:abstractNum w:abstractNumId="13">
+  <w:abstractNum w:abstractNumId="11">
     <w:nsid w:val="5B812BEF"/>
     <w:multiLevelType w:val="multilevel"/>
     <w:tmpl w:val="5B812BEF"/>
@@ -36056,7 +36712,7 @@
       </w:rPr>
     </w:lvl>
   </w:abstractNum>
-  <w:abstractNum w:abstractNumId="14">
+  <w:abstractNum w:abstractNumId="12">
     <w:nsid w:val="632AD6FB"/>
     <w:multiLevelType w:val="singleLevel"/>
     <w:tmpl w:val="632AD6FB"/>
@@ -36077,7 +36733,7 @@
       </w:rPr>
     </w:lvl>
   </w:abstractNum>
-  <w:abstractNum w:abstractNumId="15">
+  <w:abstractNum w:abstractNumId="13">
     <w:nsid w:val="6D5ACEB7"/>
     <w:multiLevelType w:val="multilevel"/>
     <w:tmpl w:val="6D5ACEB7"/>
@@ -36164,52 +36820,46 @@
     </w:lvl>
   </w:abstractNum>
   <w:num w:numId="1">
+    <w:abstractNumId w:val="0"/>
+  </w:num>
+  <w:num w:numId="2">
+    <w:abstractNumId w:val="11"/>
+  </w:num>
+  <w:num w:numId="3">
+    <w:abstractNumId w:val="2"/>
+  </w:num>
+  <w:num w:numId="4">
+    <w:abstractNumId w:val="6"/>
+  </w:num>
+  <w:num w:numId="5">
+    <w:abstractNumId w:val="9"/>
+  </w:num>
+  <w:num w:numId="6">
+    <w:abstractNumId w:val="7"/>
+  </w:num>
+  <w:num w:numId="7">
+    <w:abstractNumId w:val="13"/>
+  </w:num>
+  <w:num w:numId="8">
+    <w:abstractNumId w:val="8"/>
+  </w:num>
+  <w:num w:numId="9">
+    <w:abstractNumId w:val="5"/>
+  </w:num>
+  <w:num w:numId="10">
+    <w:abstractNumId w:val="3"/>
+  </w:num>
+  <w:num w:numId="11">
+    <w:abstractNumId w:val="10"/>
+  </w:num>
+  <w:num w:numId="12">
+    <w:abstractNumId w:val="12"/>
+  </w:num>
+  <w:num w:numId="13">
     <w:abstractNumId w:val="1"/>
   </w:num>
-  <w:num w:numId="2">
-    <w:abstractNumId w:val="13"/>
-  </w:num>
-  <w:num w:numId="3">
-    <w:abstractNumId w:val="3"/>
-  </w:num>
-  <w:num w:numId="4">
-    <w:abstractNumId w:val="8"/>
-  </w:num>
-  <w:num w:numId="5">
-    <w:abstractNumId w:val="11"/>
-  </w:num>
-  <w:num w:numId="6">
-    <w:abstractNumId w:val="9"/>
-  </w:num>
-  <w:num w:numId="7">
-    <w:abstractNumId w:val="15"/>
-  </w:num>
-  <w:num w:numId="8">
-    <w:abstractNumId w:val="10"/>
-  </w:num>
-  <w:num w:numId="9">
+  <w:num w:numId="14">
     <w:abstractNumId w:val="4"/>
-  </w:num>
-  <w:num w:numId="10">
-    <w:abstractNumId w:val="0"/>
-  </w:num>
-  <w:num w:numId="11">
-    <w:abstractNumId w:val="7"/>
-  </w:num>
-  <w:num w:numId="12">
-    <w:abstractNumId w:val="5"/>
-  </w:num>
-  <w:num w:numId="13">
-    <w:abstractNumId w:val="12"/>
-  </w:num>
-  <w:num w:numId="14">
-    <w:abstractNumId w:val="14"/>
-  </w:num>
-  <w:num w:numId="15">
-    <w:abstractNumId w:val="2"/>
-  </w:num>
-  <w:num w:numId="16">
-    <w:abstractNumId w:val="6"/>
   </w:num>
 </w:numbering>
 </file>

--- a/WebContent/docx/子宫内膜癌检测报告-三峡.docx
+++ b/WebContent/docx/子宫内膜癌检测报告-三峡.docx
@@ -3633,6 +3633,166 @@
         <w:t>本报告只对本次采集样本负责，如有疑问，请在7个工作日内与我们联系。</w:t>
       </w:r>
     </w:p>
+    <w:tbl>
+      <w:tblPr>
+        <w:tblStyle w:val="20"/>
+        <w:tblpPr w:leftFromText="181" w:rightFromText="181" w:horzAnchor="page" w:tblpXSpec="center" w:tblpYSpec="bottom"/>
+        <w:tblOverlap w:val="never"/>
+        <w:tblW w:w="0" w:type="auto"/>
+        <w:jc w:val="center"/>
+        <w:tblBorders>
+          <w:top w:val="none" w:color="auto" w:sz="0" w:space="0"/>
+          <w:left w:val="none" w:color="auto" w:sz="0" w:space="0"/>
+          <w:bottom w:val="none" w:color="auto" w:sz="0" w:space="0"/>
+          <w:right w:val="none" w:color="auto" w:sz="0" w:space="0"/>
+          <w:insideH w:val="none" w:color="auto" w:sz="0" w:space="0"/>
+          <w:insideV w:val="none" w:color="auto" w:sz="0" w:space="0"/>
+        </w:tblBorders>
+        <w:tblLayout w:type="autofit"/>
+        <w:tblCellMar>
+          <w:top w:w="0" w:type="dxa"/>
+          <w:left w:w="108" w:type="dxa"/>
+          <w:bottom w:w="0" w:type="dxa"/>
+          <w:right w:w="108" w:type="dxa"/>
+        </w:tblCellMar>
+      </w:tblPr>
+      <w:tblGrid>
+        <w:gridCol w:w="3370"/>
+        <w:gridCol w:w="2958"/>
+        <w:gridCol w:w="2962"/>
+      </w:tblGrid>
+      <w:tr>
+        <w:tblPrEx>
+          <w:tblBorders>
+            <w:top w:val="none" w:color="auto" w:sz="0" w:space="0"/>
+            <w:left w:val="none" w:color="auto" w:sz="0" w:space="0"/>
+            <w:bottom w:val="none" w:color="auto" w:sz="0" w:space="0"/>
+            <w:right w:val="none" w:color="auto" w:sz="0" w:space="0"/>
+            <w:insideH w:val="none" w:color="auto" w:sz="0" w:space="0"/>
+            <w:insideV w:val="none" w:color="auto" w:sz="0" w:space="0"/>
+          </w:tblBorders>
+          <w:tblCellMar>
+            <w:top w:w="0" w:type="dxa"/>
+            <w:left w:w="108" w:type="dxa"/>
+            <w:bottom w:w="0" w:type="dxa"/>
+            <w:right w:w="108" w:type="dxa"/>
+          </w:tblCellMar>
+        </w:tblPrEx>
+        <w:trPr>
+          <w:jc w:val="center"/>
+        </w:trPr>
+        <w:tc>
+          <w:tcPr>
+            <w:tcW w:w="3370" w:type="dxa"/>
+          </w:tcPr>
+          <w:p>
+            <w:pPr>
+              <w:jc w:val="both"/>
+              <w:rPr>
+                <w:rFonts w:hint="eastAsia" w:ascii="微软雅黑" w:hAnsi="微软雅黑" w:eastAsia="微软雅黑" w:cs="微软雅黑"/>
+                <w:b/>
+                <w:bCs/>
+                <w:color w:val="244061"/>
+                <w:sz w:val="24"/>
+                <w:szCs w:val="32"/>
+                <w:vertAlign w:val="baseline"/>
+                <w:lang w:val="en-US" w:eastAsia="zh-CN"/>
+              </w:rPr>
+            </w:pPr>
+            <w:r>
+              <w:rPr>
+                <w:rFonts w:hint="eastAsia" w:ascii="微软雅黑" w:hAnsi="微软雅黑" w:eastAsia="微软雅黑" w:cs="微软雅黑"/>
+                <w:b/>
+                <w:bCs/>
+                <w:color w:val="244061"/>
+                <w:sz w:val="24"/>
+                <w:szCs w:val="32"/>
+                <w:lang w:val="en-US" w:eastAsia="zh-CN"/>
+              </w:rPr>
+              <w:t>报告日期：</w:t>
+            </w:r>
+            <w:r>
+              <w:rPr>
+                <w:rFonts w:hint="eastAsia" w:ascii="微软雅黑" w:hAnsi="微软雅黑" w:eastAsia="微软雅黑" w:cs="微软雅黑"/>
+                <w:b w:val="0"/>
+                <w:bCs w:val="0"/>
+                <w:color w:val="auto"/>
+                <w:sz w:val="24"/>
+                <w:szCs w:val="32"/>
+                <w:vertAlign w:val="baseline"/>
+                <w:lang w:val="en-US" w:eastAsia="zh-CN"/>
+              </w:rPr>
+              <w:t>{{ reportdate }}</w:t>
+            </w:r>
+          </w:p>
+        </w:tc>
+        <w:tc>
+          <w:tcPr>
+            <w:tcW w:w="2958" w:type="dxa"/>
+            <w:vAlign w:val="top"/>
+          </w:tcPr>
+          <w:p>
+            <w:pPr>
+              <w:jc w:val="both"/>
+              <w:rPr>
+                <w:rFonts w:hint="eastAsia" w:ascii="微软雅黑" w:hAnsi="微软雅黑" w:eastAsia="微软雅黑" w:cs="微软雅黑"/>
+                <w:b/>
+                <w:bCs/>
+                <w:color w:val="244061"/>
+                <w:sz w:val="24"/>
+                <w:szCs w:val="32"/>
+                <w:vertAlign w:val="baseline"/>
+                <w:lang w:val="en-US" w:eastAsia="zh-CN"/>
+              </w:rPr>
+            </w:pPr>
+            <w:r>
+              <w:rPr>
+                <w:rFonts w:hint="eastAsia" w:ascii="微软雅黑" w:hAnsi="微软雅黑" w:eastAsia="微软雅黑" w:cs="微软雅黑"/>
+                <w:b/>
+                <w:bCs/>
+                <w:color w:val="244061"/>
+                <w:sz w:val="24"/>
+                <w:szCs w:val="32"/>
+                <w:lang w:val="en-US" w:eastAsia="zh-CN"/>
+              </w:rPr>
+              <w:t>检测者：</w:t>
+            </w:r>
+          </w:p>
+        </w:tc>
+        <w:tc>
+          <w:tcPr>
+            <w:tcW w:w="2962" w:type="dxa"/>
+          </w:tcPr>
+          <w:p>
+            <w:pPr>
+              <w:jc w:val="both"/>
+              <w:rPr>
+                <w:rFonts w:hint="eastAsia" w:ascii="微软雅黑" w:hAnsi="微软雅黑" w:eastAsia="微软雅黑" w:cs="微软雅黑"/>
+                <w:b/>
+                <w:bCs/>
+                <w:color w:val="244061"/>
+                <w:sz w:val="24"/>
+                <w:szCs w:val="32"/>
+                <w:vertAlign w:val="baseline"/>
+                <w:lang w:val="en-US" w:eastAsia="zh-CN"/>
+              </w:rPr>
+            </w:pPr>
+            <w:r>
+              <w:rPr>
+                <w:rFonts w:hint="eastAsia" w:ascii="微软雅黑" w:hAnsi="微软雅黑" w:eastAsia="微软雅黑" w:cs="微软雅黑"/>
+                <w:b/>
+                <w:bCs/>
+                <w:color w:val="244061"/>
+                <w:sz w:val="24"/>
+                <w:szCs w:val="32"/>
+                <w:lang w:val="en-US" w:eastAsia="zh-CN"/>
+              </w:rPr>
+              <w:t>审核者：</w:t>
+            </w:r>
+          </w:p>
+        </w:tc>
+      </w:tr>
+    </w:tbl>
     <w:p>
       <w:pPr>
         <w:numPr>
@@ -3646,6 +3806,8 @@
           <w:lang w:eastAsia="zh-CN" w:bidi="ar"/>
         </w:rPr>
       </w:pPr>
+      <w:bookmarkStart w:id="95" w:name="_GoBack"/>
+      <w:bookmarkEnd w:id="95"/>
       <w:r>
         <w:rPr>
           <w:rFonts w:ascii="Times New Roman" w:hAnsi="Times New Roman" w:eastAsia="微软雅黑" w:cs="Times New Roman"/>
@@ -3670,10 +3832,10 @@
         </w:rPr>
       </w:pPr>
       <w:bookmarkStart w:id="4" w:name="_Toc19898_WPSOffice_Level1"/>
-      <w:bookmarkStart w:id="5" w:name="_Toc20136_WPSOffice_Level1"/>
-      <w:bookmarkStart w:id="6" w:name="_Toc2781"/>
-      <w:bookmarkStart w:id="7" w:name="_Toc2819"/>
-      <w:bookmarkStart w:id="8" w:name="_Toc499"/>
+      <w:bookmarkStart w:id="5" w:name="_Toc2781"/>
+      <w:bookmarkStart w:id="6" w:name="_Toc20136_WPSOffice_Level1"/>
+      <w:bookmarkStart w:id="7" w:name="_Toc499"/>
+      <w:bookmarkStart w:id="8" w:name="_Toc2819"/>
       <w:bookmarkStart w:id="9" w:name="_Toc22132"/>
       <w:r>
         <w:rPr>
@@ -3712,10 +3874,10 @@
       </w:pPr>
       <w:bookmarkStart w:id="10" w:name="_Toc19163"/>
       <w:bookmarkStart w:id="11" w:name="_Toc106294397"/>
-      <w:bookmarkStart w:id="12" w:name="_Toc21309"/>
-      <w:bookmarkStart w:id="13" w:name="_Toc32687"/>
-      <w:bookmarkStart w:id="14" w:name="_Toc534637499"/>
-      <w:bookmarkStart w:id="15" w:name="_Toc527112386"/>
+      <w:bookmarkStart w:id="12" w:name="_Toc32687"/>
+      <w:bookmarkStart w:id="13" w:name="_Toc527112386"/>
+      <w:bookmarkStart w:id="14" w:name="_Toc21309"/>
+      <w:bookmarkStart w:id="15" w:name="_Toc534637499"/>
       <w:bookmarkStart w:id="16" w:name="_Toc29106"/>
       <w:bookmarkStart w:id="17" w:name="_Toc526855038"/>
       <w:bookmarkStart w:id="18" w:name="_Toc106294402"/>
@@ -3767,12 +3929,6 @@
             <w:insideH w:val="dashed" w:color="244061" w:sz="4" w:space="0"/>
             <w:insideV w:val="dashed" w:color="244061" w:sz="4" w:space="0"/>
           </w:tblBorders>
-          <w:tblCellMar>
-            <w:top w:w="0" w:type="dxa"/>
-            <w:left w:w="0" w:type="dxa"/>
-            <w:bottom w:w="0" w:type="dxa"/>
-            <w:right w:w="0" w:type="dxa"/>
-          </w:tblCellMar>
         </w:tblPrEx>
         <w:trPr>
           <w:trHeight w:val="490" w:hRule="atLeast"/>
@@ -4496,23 +4652,23 @@
       </w:pPr>
       <w:bookmarkStart w:id="22" w:name="_Toc11397"/>
       <w:bookmarkStart w:id="23" w:name="_Toc15285"/>
-      <w:bookmarkStart w:id="24" w:name="_Toc24979"/>
-      <w:bookmarkStart w:id="25" w:name="_Toc106294399"/>
-      <w:bookmarkStart w:id="26" w:name="_Toc13666"/>
-      <w:bookmarkStart w:id="27" w:name="_Toc23375"/>
-      <w:bookmarkStart w:id="28" w:name="_Toc11015_WPSOffice_Level2"/>
-      <w:bookmarkStart w:id="29" w:name="_Toc7517"/>
-      <w:bookmarkStart w:id="30" w:name="_Toc18062_WPSOffice_Level2"/>
-      <w:bookmarkStart w:id="31" w:name="_Toc22976"/>
-      <w:bookmarkStart w:id="32" w:name="_Toc30265"/>
-      <w:bookmarkStart w:id="33" w:name="_Toc9088"/>
-      <w:bookmarkStart w:id="34" w:name="_Toc4331_WPSOffice_Level1"/>
-      <w:bookmarkStart w:id="35" w:name="_Toc23846_WPSOffice_Level1"/>
-      <w:bookmarkStart w:id="36" w:name="_Toc23903"/>
-      <w:bookmarkStart w:id="37" w:name="_Toc25727"/>
-      <w:bookmarkStart w:id="38" w:name="_Toc32661"/>
-      <w:bookmarkStart w:id="39" w:name="_Toc5598"/>
-      <w:bookmarkStart w:id="40" w:name="_Toc28194"/>
+      <w:bookmarkStart w:id="24" w:name="_Toc22976"/>
+      <w:bookmarkStart w:id="25" w:name="_Toc30265"/>
+      <w:bookmarkStart w:id="26" w:name="_Toc9088"/>
+      <w:bookmarkStart w:id="27" w:name="_Toc24979"/>
+      <w:bookmarkStart w:id="28" w:name="_Toc13666"/>
+      <w:bookmarkStart w:id="29" w:name="_Toc106294399"/>
+      <w:bookmarkStart w:id="30" w:name="_Toc23375"/>
+      <w:bookmarkStart w:id="31" w:name="_Toc7517"/>
+      <w:bookmarkStart w:id="32" w:name="_Toc11015_WPSOffice_Level2"/>
+      <w:bookmarkStart w:id="33" w:name="_Toc18062_WPSOffice_Level2"/>
+      <w:bookmarkStart w:id="34" w:name="_Toc23903"/>
+      <w:bookmarkStart w:id="35" w:name="_Toc32661"/>
+      <w:bookmarkStart w:id="36" w:name="_Toc5598"/>
+      <w:bookmarkStart w:id="37" w:name="_Toc28194"/>
+      <w:bookmarkStart w:id="38" w:name="_Toc23846_WPSOffice_Level1"/>
+      <w:bookmarkStart w:id="39" w:name="_Toc25727"/>
+      <w:bookmarkStart w:id="40" w:name="_Toc4331_WPSOffice_Level1"/>
       <w:bookmarkStart w:id="41" w:name="_Toc32443_WPSOffice_Level1"/>
       <w:r>
         <w:rPr>
@@ -4572,6 +4728,12 @@
             <w:insideH w:val="single" w:color="A4A4A4" w:sz="4" w:space="0"/>
             <w:insideV w:val="single" w:color="A4A4A4" w:sz="4" w:space="0"/>
           </w:tblBorders>
+          <w:tblCellMar>
+            <w:top w:w="0" w:type="dxa"/>
+            <w:left w:w="108" w:type="dxa"/>
+            <w:bottom w:w="0" w:type="dxa"/>
+            <w:right w:w="108" w:type="dxa"/>
+          </w:tblCellMar>
         </w:tblPrEx>
         <w:trPr>
           <w:trHeight w:val="510" w:hRule="atLeast"/>
@@ -5572,12 +5734,6 @@
             <w:insideH w:val="dashed" w:color="244061" w:sz="4" w:space="0"/>
             <w:insideV w:val="dashed" w:color="244061" w:sz="4" w:space="0"/>
           </w:tblBorders>
-          <w:tblCellMar>
-            <w:top w:w="0" w:type="dxa"/>
-            <w:left w:w="0" w:type="dxa"/>
-            <w:bottom w:w="0" w:type="dxa"/>
-            <w:right w:w="0" w:type="dxa"/>
-          </w:tblCellMar>
         </w:tblPrEx>
         <w:trPr>
           <w:trHeight w:val="797" w:hRule="atLeast"/>
@@ -8997,6 +9153,12 @@
             <w:insideH w:val="dashed" w:color="244061" w:sz="4" w:space="0"/>
             <w:insideV w:val="dashed" w:color="244061" w:sz="4" w:space="0"/>
           </w:tblBorders>
+          <w:tblCellMar>
+            <w:top w:w="0" w:type="dxa"/>
+            <w:left w:w="0" w:type="dxa"/>
+            <w:bottom w:w="0" w:type="dxa"/>
+            <w:right w:w="0" w:type="dxa"/>
+          </w:tblCellMar>
         </w:tblPrEx>
         <w:trPr>
           <w:trHeight w:val="752" w:hRule="atLeast"/>
@@ -9522,8 +9684,8 @@
       <w:bookmarkStart w:id="48" w:name="_Toc5962"/>
       <w:bookmarkStart w:id="49" w:name="_Toc106294401"/>
       <w:bookmarkStart w:id="50" w:name="_Toc26583"/>
-      <w:bookmarkStart w:id="51" w:name="_Toc28240"/>
-      <w:bookmarkStart w:id="52" w:name="_Toc12505"/>
+      <w:bookmarkStart w:id="51" w:name="_Toc12505"/>
+      <w:bookmarkStart w:id="52" w:name="_Toc28240"/>
       <w:bookmarkStart w:id="53" w:name="_Toc1707_WPSOffice_Level1"/>
       <w:bookmarkStart w:id="54" w:name="_Toc27302"/>
       <w:bookmarkStart w:id="55" w:name="_Toc21764_WPSOffice_Level1"/>
@@ -10475,12 +10637,6 @@
             <w:insideH w:val="dashed" w:color="244061" w:sz="4" w:space="0"/>
             <w:insideV w:val="dashed" w:color="244061" w:sz="4" w:space="0"/>
           </w:tblBorders>
-          <w:tblCellMar>
-            <w:top w:w="0" w:type="dxa"/>
-            <w:left w:w="0" w:type="dxa"/>
-            <w:bottom w:w="0" w:type="dxa"/>
-            <w:right w:w="0" w:type="dxa"/>
-          </w:tblCellMar>
         </w:tblPrEx>
         <w:trPr>
           <w:trHeight w:val="510" w:hRule="atLeast"/>
@@ -10927,12 +11083,6 @@
             <w:insideH w:val="dashed" w:color="244061" w:sz="4" w:space="0"/>
             <w:insideV w:val="dashed" w:color="244061" w:sz="4" w:space="0"/>
           </w:tblBorders>
-          <w:tblCellMar>
-            <w:top w:w="0" w:type="dxa"/>
-            <w:left w:w="0" w:type="dxa"/>
-            <w:bottom w:w="0" w:type="dxa"/>
-            <w:right w:w="0" w:type="dxa"/>
-          </w:tblCellMar>
         </w:tblPrEx>
         <w:trPr>
           <w:trHeight w:val="510" w:hRule="atLeast"/>
@@ -13095,9 +13245,9 @@
           <w:lang w:val="en-US" w:eastAsia="zh-CN"/>
         </w:rPr>
       </w:pPr>
-      <w:bookmarkStart w:id="59" w:name="_Toc10223"/>
-      <w:bookmarkStart w:id="60" w:name="_Toc106719764"/>
-      <w:bookmarkStart w:id="61" w:name="_Toc9387"/>
+      <w:bookmarkStart w:id="59" w:name="_Toc106719764"/>
+      <w:bookmarkStart w:id="60" w:name="_Toc9387"/>
+      <w:bookmarkStart w:id="61" w:name="_Toc10223"/>
       <w:bookmarkStart w:id="62" w:name="_Toc20034"/>
       <w:r>
         <w:rPr>
@@ -13187,6 +13337,12 @@
             <w:insideH w:val="dashed" w:color="244061" w:sz="4" w:space="0"/>
             <w:insideV w:val="dashed" w:color="244061" w:sz="4" w:space="0"/>
           </w:tblBorders>
+          <w:tblCellMar>
+            <w:top w:w="0" w:type="dxa"/>
+            <w:left w:w="108" w:type="dxa"/>
+            <w:bottom w:w="0" w:type="dxa"/>
+            <w:right w:w="108" w:type="dxa"/>
+          </w:tblCellMar>
         </w:tblPrEx>
         <w:trPr>
           <w:jc w:val="center"/>
@@ -13591,6 +13747,7 @@
             <w:insideH w:val="dashed" w:color="244061" w:sz="4" w:space="0"/>
             <w:insideV w:val="dashed" w:color="244061" w:sz="4" w:space="0"/>
           </w:tblBorders>
+          <w:shd w:val="clear" w:color="auto" w:fill="auto"/>
           <w:tblCellMar>
             <w:top w:w="0" w:type="dxa"/>
             <w:left w:w="108" w:type="dxa"/>
@@ -13760,6 +13917,7 @@
             <w:insideH w:val="dashed" w:color="244061" w:sz="4" w:space="0"/>
             <w:insideV w:val="dashed" w:color="244061" w:sz="4" w:space="0"/>
           </w:tblBorders>
+          <w:shd w:val="clear" w:color="auto" w:fill="auto"/>
           <w:tblCellMar>
             <w:top w:w="0" w:type="dxa"/>
             <w:left w:w="108" w:type="dxa"/>
@@ -13999,6 +14157,7 @@
             <w:insideH w:val="dashed" w:color="244061" w:sz="4" w:space="0"/>
             <w:insideV w:val="dashed" w:color="244061" w:sz="4" w:space="0"/>
           </w:tblBorders>
+          <w:shd w:val="clear" w:color="auto" w:fill="auto"/>
           <w:tblCellMar>
             <w:top w:w="0" w:type="dxa"/>
             <w:left w:w="108" w:type="dxa"/>
@@ -16236,9 +16395,9 @@
         </w:rPr>
       </w:pPr>
       <w:bookmarkStart w:id="64" w:name="_Toc11562_WPSOffice_Level3"/>
-      <w:bookmarkStart w:id="65" w:name="_Toc3689"/>
+      <w:bookmarkStart w:id="65" w:name="_Toc1694"/>
       <w:bookmarkStart w:id="66" w:name="_Toc106294403"/>
-      <w:bookmarkStart w:id="67" w:name="_Toc1694"/>
+      <w:bookmarkStart w:id="67" w:name="_Toc3689"/>
       <w:r>
         <w:rPr>
           <w:rFonts w:hint="eastAsia" w:ascii="微软雅黑" w:hAnsi="微软雅黑" w:eastAsia="微软雅黑" w:cs="微软雅黑"/>
@@ -16284,6 +16443,12 @@
             <w:insideH w:val="dotted" w:color="45A3A7" w:sz="4" w:space="0"/>
             <w:insideV w:val="dotted" w:color="45A3A7" w:sz="4" w:space="0"/>
           </w:tblBorders>
+          <w:tblCellMar>
+            <w:top w:w="0" w:type="dxa"/>
+            <w:left w:w="108" w:type="dxa"/>
+            <w:bottom w:w="0" w:type="dxa"/>
+            <w:right w:w="108" w:type="dxa"/>
+          </w:tblCellMar>
         </w:tblPrEx>
         <w:trPr>
           <w:trHeight w:val="417" w:hRule="atLeast"/>
@@ -16840,6 +17005,7 @@
             <w:insideH w:val="dashed" w:color="244061" w:sz="4" w:space="0"/>
             <w:insideV w:val="dashed" w:color="244061" w:sz="4" w:space="0"/>
           </w:tblBorders>
+          <w:shd w:val="clear" w:color="auto" w:fill="auto"/>
           <w:tblCellMar>
             <w:top w:w="0" w:type="dxa"/>
             <w:left w:w="108" w:type="dxa"/>
@@ -17005,6 +17171,7 @@
             <w:insideH w:val="dashed" w:color="244061" w:sz="4" w:space="0"/>
             <w:insideV w:val="dashed" w:color="244061" w:sz="4" w:space="0"/>
           </w:tblBorders>
+          <w:shd w:val="clear" w:color="auto" w:fill="auto"/>
           <w:tblCellMar>
             <w:top w:w="0" w:type="dxa"/>
             <w:left w:w="108" w:type="dxa"/>
@@ -17062,6 +17229,7 @@
             <w:insideH w:val="dashed" w:color="244061" w:sz="4" w:space="0"/>
             <w:insideV w:val="dashed" w:color="244061" w:sz="4" w:space="0"/>
           </w:tblBorders>
+          <w:shd w:val="clear" w:color="auto" w:fill="auto"/>
           <w:tblCellMar>
             <w:top w:w="0" w:type="dxa"/>
             <w:left w:w="108" w:type="dxa"/>
@@ -18111,8 +18279,6 @@
           <w:lang w:eastAsia="zh-CN" w:bidi="ar"/>
         </w:rPr>
       </w:pPr>
-      <w:bookmarkStart w:id="95" w:name="_GoBack"/>
-      <w:bookmarkEnd w:id="95"/>
       <w:r>
         <w:rPr>
           <w:rFonts w:hint="eastAsia" w:ascii="Times New Roman" w:hAnsi="Times New Roman" w:eastAsia="微软雅黑" w:cs="Times New Roman"/>
@@ -18142,14 +18308,14 @@
           <w:lang w:val="en-US" w:eastAsia="zh-CN"/>
         </w:rPr>
       </w:pPr>
-      <w:bookmarkStart w:id="68" w:name="_Toc32443_WPSOffice_Level2"/>
-      <w:bookmarkStart w:id="69" w:name="_Toc4331_WPSOffice_Level2"/>
-      <w:bookmarkStart w:id="70" w:name="_Toc23606"/>
+      <w:bookmarkStart w:id="68" w:name="_Toc4331_WPSOffice_Level2"/>
+      <w:bookmarkStart w:id="69" w:name="_Toc22255"/>
+      <w:bookmarkStart w:id="70" w:name="_Toc32443_WPSOffice_Level2"/>
       <w:bookmarkStart w:id="71" w:name="_Toc6468"/>
-      <w:bookmarkStart w:id="72" w:name="_Toc22255"/>
-      <w:bookmarkStart w:id="73" w:name="_Toc106294404"/>
-      <w:bookmarkStart w:id="74" w:name="_Toc31058"/>
-      <w:bookmarkStart w:id="75" w:name="_Toc23045"/>
+      <w:bookmarkStart w:id="72" w:name="_Toc23606"/>
+      <w:bookmarkStart w:id="73" w:name="_Toc31058"/>
+      <w:bookmarkStart w:id="74" w:name="_Toc23045"/>
+      <w:bookmarkStart w:id="75" w:name="_Toc106294404"/>
       <w:bookmarkStart w:id="76" w:name="_Toc14985"/>
       <w:r>
         <w:rPr>
@@ -18259,9 +18425,9 @@
           </w14:textFill>
         </w:rPr>
       </w:pPr>
-      <w:bookmarkStart w:id="77" w:name="_Toc18091_WPSOffice_Level3"/>
-      <w:bookmarkStart w:id="78" w:name="_Toc15289_WPSOffice_Level3"/>
-      <w:bookmarkStart w:id="79" w:name="_Toc6931_WPSOffice_Level3"/>
+      <w:bookmarkStart w:id="77" w:name="_Toc15289_WPSOffice_Level3"/>
+      <w:bookmarkStart w:id="78" w:name="_Toc6931_WPSOffice_Level3"/>
+      <w:bookmarkStart w:id="79" w:name="_Toc18091_WPSOffice_Level3"/>
       <w:r>
         <w:rPr>
           <w:rFonts w:hint="eastAsia" w:ascii="Times New Roman" w:hAnsi="Times New Roman" w:eastAsia="微软雅黑" w:cs="Times New Roman"/>
@@ -20968,6 +21134,12 @@
             <w:insideH w:val="dashed" w:color="244061" w:sz="4" w:space="0"/>
             <w:insideV w:val="dashed" w:color="244061" w:sz="4" w:space="0"/>
           </w:tblBorders>
+          <w:tblCellMar>
+            <w:top w:w="0" w:type="dxa"/>
+            <w:left w:w="108" w:type="dxa"/>
+            <w:bottom w:w="0" w:type="dxa"/>
+            <w:right w:w="108" w:type="dxa"/>
+          </w:tblCellMar>
         </w:tblPrEx>
         <w:trPr>
           <w:trHeight w:val="417" w:hRule="atLeast"/>
@@ -21604,12 +21776,6 @@
             <w:insideH w:val="dotted" w:color="45A3A7" w:sz="4" w:space="0"/>
             <w:insideV w:val="dotted" w:color="45A3A7" w:sz="4" w:space="0"/>
           </w:tblBorders>
-          <w:tblCellMar>
-            <w:top w:w="0" w:type="dxa"/>
-            <w:left w:w="108" w:type="dxa"/>
-            <w:bottom w:w="0" w:type="dxa"/>
-            <w:right w:w="108" w:type="dxa"/>
-          </w:tblCellMar>
         </w:tblPrEx>
         <w:trPr>
           <w:trHeight w:val="329" w:hRule="atLeast"/>
@@ -28567,13 +28733,13 @@
           <w:lang w:val="en-US" w:eastAsia="zh-CN"/>
         </w:rPr>
       </w:pPr>
-      <w:bookmarkStart w:id="82" w:name="_Toc4168"/>
-      <w:bookmarkStart w:id="83" w:name="_Toc17012"/>
-      <w:bookmarkStart w:id="84" w:name="_Toc14255_WPSOffice_Level1"/>
-      <w:bookmarkStart w:id="85" w:name="_Toc31490"/>
-      <w:bookmarkStart w:id="86" w:name="_Toc15840_WPSOffice_Level1"/>
-      <w:bookmarkStart w:id="87" w:name="_Toc106294406"/>
-      <w:bookmarkStart w:id="88" w:name="_Toc27075"/>
+      <w:bookmarkStart w:id="82" w:name="_Toc14255_WPSOffice_Level1"/>
+      <w:bookmarkStart w:id="83" w:name="_Toc31490"/>
+      <w:bookmarkStart w:id="84" w:name="_Toc15840_WPSOffice_Level1"/>
+      <w:bookmarkStart w:id="85" w:name="_Toc106294406"/>
+      <w:bookmarkStart w:id="86" w:name="_Toc27075"/>
+      <w:bookmarkStart w:id="87" w:name="_Toc4168"/>
+      <w:bookmarkStart w:id="88" w:name="_Toc17012"/>
       <w:bookmarkStart w:id="89" w:name="_Toc24085_WPSOffice_Level1"/>
       <w:r>
         <w:rPr>
@@ -28631,6 +28797,7 @@
             <w:insideH w:val="dashed" w:color="244061" w:sz="4" w:space="0"/>
             <w:insideV w:val="dashed" w:color="244061" w:sz="4" w:space="0"/>
           </w:tblBorders>
+          <w:shd w:val="clear" w:color="auto" w:fill="auto"/>
           <w:tblCellMar>
             <w:top w:w="0" w:type="dxa"/>
             <w:left w:w="0" w:type="dxa"/>
@@ -30895,8 +31062,8 @@
           <w:lang w:val="en-US" w:eastAsia="zh-CN"/>
         </w:rPr>
       </w:pPr>
-      <w:bookmarkStart w:id="90" w:name="_Toc4233"/>
-      <w:bookmarkStart w:id="91" w:name="_Toc4618"/>
+      <w:bookmarkStart w:id="90" w:name="_Toc4618"/>
+      <w:bookmarkStart w:id="91" w:name="_Toc4233"/>
       <w:bookmarkStart w:id="92" w:name="_Toc19713"/>
       <w:r>
         <w:rPr>
@@ -31032,6 +31199,7 @@
             <w:insideH w:val="none" w:color="auto" w:sz="0" w:space="0"/>
             <w:insideV w:val="none" w:color="auto" w:sz="0" w:space="0"/>
           </w:tblBorders>
+          <w:shd w:val="clear" w:color="auto" w:fill="auto"/>
           <w:tblCellMar>
             <w:top w:w="0" w:type="dxa"/>
             <w:left w:w="108" w:type="dxa"/>
@@ -31202,1060 +31370,6 @@
                 <w:lang w:val="en-US" w:eastAsia="zh-CN"/>
               </w:rPr>
               <w:t>辅助治疗方案</w:t>
-            </w:r>
-          </w:p>
-        </w:tc>
-      </w:tr>
-      <w:tr>
-        <w:tblPrEx>
-          <w:tblBorders>
-            <w:top w:val="single" w:color="244061" w:sz="4" w:space="0"/>
-            <w:left w:val="none" w:color="auto" w:sz="0" w:space="0"/>
-            <w:bottom w:val="single" w:color="BFBFBF" w:sz="4" w:space="0"/>
-            <w:right w:val="none" w:color="auto" w:sz="0" w:space="0"/>
-            <w:insideH w:val="none" w:color="auto" w:sz="0" w:space="0"/>
-            <w:insideV w:val="none" w:color="auto" w:sz="0" w:space="0"/>
-          </w:tblBorders>
-          <w:tblCellMar>
-            <w:top w:w="0" w:type="dxa"/>
-            <w:left w:w="108" w:type="dxa"/>
-            <w:bottom w:w="0" w:type="dxa"/>
-            <w:right w:w="108" w:type="dxa"/>
-          </w:tblCellMar>
-        </w:tblPrEx>
-        <w:trPr>
-          <w:trHeight w:val="510" w:hRule="atLeast"/>
-          <w:jc w:val="center"/>
-        </w:trPr>
-        <w:tc>
-          <w:tcPr>
-            <w:tcW w:w="1210" w:type="dxa"/>
-            <w:tcBorders>
-              <w:top w:val="dashed" w:color="244061" w:sz="4" w:space="0"/>
-              <w:bottom w:val="dashed" w:color="244061" w:sz="4" w:space="0"/>
-              <w:right w:val="dashed" w:color="244061" w:sz="4" w:space="0"/>
-            </w:tcBorders>
-            <w:shd w:val="clear" w:color="auto" w:fill="auto"/>
-            <w:vAlign w:val="center"/>
-          </w:tcPr>
-          <w:p>
-            <w:pPr>
-              <w:keepNext w:val="0"/>
-              <w:keepLines w:val="0"/>
-              <w:pageBreakBefore w:val="0"/>
-              <w:widowControl/>
-              <w:kinsoku/>
-              <w:wordWrap/>
-              <w:overflowPunct/>
-              <w:topLinePunct w:val="0"/>
-              <w:autoSpaceDE/>
-              <w:autoSpaceDN/>
-              <w:bidi w:val="0"/>
-              <w:adjustRightInd/>
-              <w:snapToGrid/>
-              <w:spacing w:line="236" w:lineRule="auto"/>
-              <w:jc w:val="center"/>
-              <w:textAlignment w:val="auto"/>
-              <w:rPr>
-                <w:rFonts w:ascii="Times New Roman" w:hAnsi="Times New Roman" w:eastAsia="微软雅黑" w:cs="Times New Roman"/>
-                <w:color w:val="auto"/>
-                <w:sz w:val="18"/>
-                <w:szCs w:val="18"/>
-                <w:lang w:eastAsia="zh-CN"/>
-              </w:rPr>
-            </w:pPr>
-            <w:r>
-              <w:rPr>
-                <w:rFonts w:hint="eastAsia" w:ascii="Times New Roman" w:hAnsi="Times New Roman" w:eastAsia="微软雅黑" w:cs="Times New Roman"/>
-                <w:color w:val="auto"/>
-                <w:sz w:val="16"/>
-                <w:szCs w:val="16"/>
-                <w:lang w:eastAsia="zh-CN"/>
-              </w:rPr>
-              <w:t>低危</w:t>
-            </w:r>
-          </w:p>
-        </w:tc>
-        <w:tc>
-          <w:tcPr>
-            <w:tcW w:w="2431" w:type="dxa"/>
-            <w:tcBorders>
-              <w:top w:val="dashed" w:color="244061" w:sz="4" w:space="0"/>
-              <w:left w:val="dashed" w:color="244061" w:sz="4" w:space="0"/>
-              <w:bottom w:val="dashed" w:color="244061" w:sz="4" w:space="0"/>
-              <w:right w:val="dashed" w:color="244061" w:sz="4" w:space="0"/>
-            </w:tcBorders>
-            <w:shd w:val="clear" w:color="auto" w:fill="auto"/>
-            <w:vAlign w:val="center"/>
-          </w:tcPr>
-          <w:p>
-            <w:pPr>
-              <w:keepNext w:val="0"/>
-              <w:keepLines w:val="0"/>
-              <w:pageBreakBefore w:val="0"/>
-              <w:widowControl/>
-              <w:numPr>
-                <w:ilvl w:val="0"/>
-                <w:numId w:val="12"/>
-              </w:numPr>
-              <w:kinsoku/>
-              <w:wordWrap/>
-              <w:overflowPunct/>
-              <w:topLinePunct w:val="0"/>
-              <w:autoSpaceDE/>
-              <w:autoSpaceDN/>
-              <w:bidi w:val="0"/>
-              <w:adjustRightInd/>
-              <w:snapToGrid/>
-              <w:spacing w:line="236" w:lineRule="auto"/>
-              <w:ind w:left="215" w:leftChars="0" w:hanging="215" w:firstLineChars="0"/>
-              <w:jc w:val="both"/>
-              <w:textAlignment w:val="auto"/>
-              <w:rPr>
-                <w:rFonts w:ascii="Times New Roman" w:hAnsi="Times New Roman" w:eastAsia="微软雅黑" w:cs="Times New Roman"/>
-                <w:color w:val="auto"/>
-                <w:sz w:val="18"/>
-                <w:szCs w:val="18"/>
-                <w:lang w:eastAsia="zh-CN"/>
-              </w:rPr>
-            </w:pPr>
-            <w:r>
-              <w:rPr>
-                <w:rFonts w:ascii="Times New Roman" w:hAnsi="Times New Roman" w:eastAsia="微软雅黑" w:cs="Times New Roman"/>
-                <w:color w:val="auto"/>
-                <w:sz w:val="16"/>
-                <w:szCs w:val="16"/>
-                <w:lang w:eastAsia="zh-CN"/>
-              </w:rPr>
-              <w:t>ⅠA</w:t>
-            </w:r>
-            <w:r>
-              <w:rPr>
-                <w:rFonts w:hint="eastAsia" w:ascii="Times New Roman" w:hAnsi="Times New Roman" w:eastAsia="微软雅黑" w:cs="Times New Roman"/>
-                <w:color w:val="auto"/>
-                <w:sz w:val="16"/>
-                <w:szCs w:val="16"/>
-                <w:lang w:eastAsia="zh-CN"/>
-              </w:rPr>
-              <w:t>期内膜样癌+低级别</w:t>
-            </w:r>
-            <w:r>
-              <w:rPr>
-                <w:rFonts w:ascii="Times New Roman" w:hAnsi="Times New Roman" w:eastAsia="微软雅黑" w:cs="Times New Roman"/>
-                <w:color w:val="auto"/>
-                <w:sz w:val="16"/>
-                <w:szCs w:val="16"/>
-                <w:vertAlign w:val="superscript"/>
-                <w:lang w:eastAsia="zh-CN"/>
-              </w:rPr>
-              <w:t>*</w:t>
-            </w:r>
-            <w:r>
-              <w:rPr>
-                <w:rFonts w:ascii="Times New Roman" w:hAnsi="Times New Roman" w:eastAsia="微软雅黑" w:cs="Times New Roman"/>
-                <w:color w:val="auto"/>
-                <w:sz w:val="16"/>
-                <w:szCs w:val="16"/>
-                <w:lang w:eastAsia="zh-CN"/>
-              </w:rPr>
-              <w:t xml:space="preserve"> +LVSI无或局灶</w:t>
-            </w:r>
-          </w:p>
-        </w:tc>
-        <w:tc>
-          <w:tcPr>
-            <w:tcW w:w="2584" w:type="dxa"/>
-            <w:tcBorders>
-              <w:top w:val="dashed" w:color="244061" w:sz="4" w:space="0"/>
-              <w:left w:val="dashed" w:color="244061" w:sz="4" w:space="0"/>
-              <w:bottom w:val="dashed" w:color="244061" w:sz="4" w:space="0"/>
-              <w:right w:val="dashed" w:color="244061" w:sz="4" w:space="0"/>
-            </w:tcBorders>
-            <w:shd w:val="clear" w:color="auto" w:fill="auto"/>
-            <w:vAlign w:val="center"/>
-          </w:tcPr>
-          <w:p>
-            <w:pPr>
-              <w:keepNext w:val="0"/>
-              <w:keepLines w:val="0"/>
-              <w:pageBreakBefore w:val="0"/>
-              <w:widowControl/>
-              <w:numPr>
-                <w:ilvl w:val="0"/>
-                <w:numId w:val="12"/>
-              </w:numPr>
-              <w:kinsoku/>
-              <w:wordWrap/>
-              <w:overflowPunct/>
-              <w:topLinePunct w:val="0"/>
-              <w:autoSpaceDE/>
-              <w:autoSpaceDN/>
-              <w:bidi w:val="0"/>
-              <w:adjustRightInd/>
-              <w:snapToGrid/>
-              <w:spacing w:line="236" w:lineRule="auto"/>
-              <w:ind w:left="215" w:leftChars="0" w:hanging="215" w:firstLineChars="0"/>
-              <w:jc w:val="both"/>
-              <w:textAlignment w:val="auto"/>
-              <w:rPr>
-                <w:rFonts w:ascii="Times New Roman" w:hAnsi="Times New Roman" w:eastAsia="微软雅黑" w:cs="Times New Roman"/>
-                <w:color w:val="auto"/>
-                <w:sz w:val="16"/>
-                <w:szCs w:val="16"/>
-                <w:lang w:eastAsia="zh-CN"/>
-              </w:rPr>
-            </w:pPr>
-            <w:r>
-              <w:rPr>
-                <w:rFonts w:ascii="Times New Roman" w:hAnsi="Times New Roman" w:eastAsia="微软雅黑" w:cs="Times New Roman"/>
-                <w:color w:val="auto"/>
-                <w:sz w:val="16"/>
-                <w:szCs w:val="16"/>
-                <w:lang w:eastAsia="zh-CN"/>
-              </w:rPr>
-              <w:t>Ⅰ</w:t>
-            </w:r>
-            <w:r>
-              <w:rPr>
-                <w:rFonts w:hint="eastAsia" w:ascii="Times New Roman" w:hAnsi="Times New Roman" w:eastAsia="微软雅黑" w:cs="Times New Roman"/>
-                <w:color w:val="auto"/>
-                <w:sz w:val="16"/>
-                <w:szCs w:val="16"/>
-                <w:lang w:eastAsia="zh-CN"/>
-              </w:rPr>
-              <w:t>~</w:t>
-            </w:r>
-            <w:r>
-              <w:rPr>
-                <w:rFonts w:ascii="Times New Roman" w:hAnsi="Times New Roman" w:eastAsia="微软雅黑" w:cs="Times New Roman"/>
-                <w:color w:val="auto"/>
-                <w:sz w:val="16"/>
-                <w:szCs w:val="16"/>
-                <w:lang w:eastAsia="zh-CN"/>
-              </w:rPr>
-              <w:t>Ⅱ</w:t>
-            </w:r>
-            <w:r>
-              <w:rPr>
-                <w:rFonts w:hint="eastAsia" w:ascii="Times New Roman" w:hAnsi="Times New Roman" w:eastAsia="微软雅黑" w:cs="Times New Roman"/>
-                <w:color w:val="auto"/>
-                <w:sz w:val="16"/>
-                <w:szCs w:val="16"/>
-                <w:lang w:eastAsia="zh-CN"/>
-              </w:rPr>
-              <w:t>期，</w:t>
-            </w:r>
-            <w:r>
-              <w:rPr>
-                <w:rFonts w:hint="eastAsia" w:ascii="Times New Roman" w:hAnsi="Times New Roman" w:eastAsia="微软雅黑" w:cs="Times New Roman"/>
-                <w:b/>
-                <w:bCs/>
-                <w:i/>
-                <w:iCs/>
-                <w:color w:val="auto"/>
-                <w:sz w:val="16"/>
-                <w:szCs w:val="16"/>
-                <w:lang w:eastAsia="zh-CN"/>
-              </w:rPr>
-              <w:t>POLE</w:t>
-            </w:r>
-            <w:r>
-              <w:rPr>
-                <w:rFonts w:hint="eastAsia" w:ascii="Times New Roman" w:hAnsi="Times New Roman" w:eastAsia="微软雅黑" w:cs="Times New Roman"/>
-                <w:b/>
-                <w:bCs/>
-                <w:color w:val="auto"/>
-                <w:sz w:val="16"/>
-                <w:szCs w:val="16"/>
-                <w:lang w:eastAsia="zh-CN"/>
-              </w:rPr>
-              <w:t xml:space="preserve"> mut</w:t>
-            </w:r>
-            <w:r>
-              <w:rPr>
-                <w:rFonts w:hint="eastAsia" w:ascii="Times New Roman" w:hAnsi="Times New Roman" w:eastAsia="微软雅黑" w:cs="Times New Roman"/>
-                <w:color w:val="auto"/>
-                <w:sz w:val="16"/>
-                <w:szCs w:val="16"/>
-                <w:lang w:eastAsia="zh-CN"/>
-              </w:rPr>
-              <w:t>内膜样癌，无残留病灶</w:t>
-            </w:r>
-          </w:p>
-          <w:p>
-            <w:pPr>
-              <w:keepNext w:val="0"/>
-              <w:keepLines w:val="0"/>
-              <w:pageBreakBefore w:val="0"/>
-              <w:widowControl/>
-              <w:numPr>
-                <w:ilvl w:val="0"/>
-                <w:numId w:val="12"/>
-              </w:numPr>
-              <w:kinsoku/>
-              <w:wordWrap/>
-              <w:overflowPunct/>
-              <w:topLinePunct w:val="0"/>
-              <w:autoSpaceDE/>
-              <w:autoSpaceDN/>
-              <w:bidi w:val="0"/>
-              <w:adjustRightInd/>
-              <w:snapToGrid/>
-              <w:spacing w:line="236" w:lineRule="auto"/>
-              <w:ind w:left="215" w:leftChars="0" w:hanging="215" w:firstLineChars="0"/>
-              <w:jc w:val="both"/>
-              <w:textAlignment w:val="auto"/>
-              <w:rPr>
-                <w:rFonts w:ascii="Times New Roman" w:hAnsi="Times New Roman" w:eastAsia="微软雅黑" w:cs="Times New Roman"/>
-                <w:color w:val="auto"/>
-                <w:sz w:val="18"/>
-                <w:szCs w:val="18"/>
-                <w:lang w:eastAsia="zh-CN"/>
-              </w:rPr>
-            </w:pPr>
-            <w:r>
-              <w:rPr>
-                <w:rFonts w:ascii="Times New Roman" w:hAnsi="Times New Roman" w:eastAsia="微软雅黑" w:cs="Times New Roman"/>
-                <w:color w:val="auto"/>
-                <w:sz w:val="16"/>
-                <w:szCs w:val="16"/>
-                <w:lang w:eastAsia="zh-CN"/>
-              </w:rPr>
-              <w:t>Ⅰ</w:t>
-            </w:r>
-            <w:r>
-              <w:rPr>
-                <w:rFonts w:hint="eastAsia" w:ascii="Times New Roman" w:hAnsi="Times New Roman" w:eastAsia="微软雅黑" w:cs="Times New Roman"/>
-                <w:color w:val="auto"/>
-                <w:sz w:val="16"/>
-                <w:szCs w:val="16"/>
-                <w:lang w:eastAsia="zh-CN"/>
-              </w:rPr>
-              <w:t>A期，</w:t>
-            </w:r>
-            <w:r>
-              <w:rPr>
-                <w:rFonts w:hint="eastAsia" w:ascii="Times New Roman" w:hAnsi="Times New Roman" w:eastAsia="微软雅黑" w:cs="Times New Roman"/>
-                <w:b/>
-                <w:bCs/>
-                <w:color w:val="auto"/>
-                <w:sz w:val="16"/>
-                <w:szCs w:val="16"/>
-                <w:lang w:eastAsia="zh-CN"/>
-              </w:rPr>
-              <w:t>dMMR/NSMP</w:t>
-            </w:r>
-            <w:r>
-              <w:rPr>
-                <w:rFonts w:hint="eastAsia" w:ascii="Times New Roman" w:hAnsi="Times New Roman" w:eastAsia="微软雅黑" w:cs="Times New Roman"/>
-                <w:color w:val="auto"/>
-                <w:sz w:val="16"/>
-                <w:szCs w:val="16"/>
-                <w:lang w:eastAsia="zh-CN"/>
-              </w:rPr>
-              <w:t>内膜样癌+低级别</w:t>
-            </w:r>
-            <w:r>
-              <w:rPr>
-                <w:rFonts w:hint="eastAsia" w:ascii="Times New Roman" w:hAnsi="Times New Roman" w:eastAsia="微软雅黑" w:cs="Times New Roman"/>
-                <w:color w:val="auto"/>
-                <w:sz w:val="16"/>
-                <w:szCs w:val="16"/>
-                <w:vertAlign w:val="superscript"/>
-                <w:lang w:eastAsia="zh-CN"/>
-              </w:rPr>
-              <w:t>*</w:t>
-            </w:r>
-            <w:r>
-              <w:rPr>
-                <w:rFonts w:hint="eastAsia" w:ascii="Times New Roman" w:hAnsi="Times New Roman" w:eastAsia="微软雅黑" w:cs="Times New Roman"/>
-                <w:color w:val="auto"/>
-                <w:sz w:val="16"/>
-                <w:szCs w:val="16"/>
-                <w:lang w:eastAsia="zh-CN"/>
-              </w:rPr>
-              <w:t>+LVSI无或局灶</w:t>
-            </w:r>
-          </w:p>
-        </w:tc>
-        <w:tc>
-          <w:tcPr>
-            <w:tcW w:w="3268" w:type="dxa"/>
-            <w:tcBorders>
-              <w:top w:val="dashed" w:color="244061" w:sz="4" w:space="0"/>
-              <w:left w:val="dashed" w:color="244061" w:sz="4" w:space="0"/>
-              <w:bottom w:val="dashed" w:color="244061" w:sz="4" w:space="0"/>
-            </w:tcBorders>
-            <w:shd w:val="clear" w:color="auto" w:fill="auto"/>
-            <w:vAlign w:val="center"/>
-          </w:tcPr>
-          <w:p>
-            <w:pPr>
-              <w:keepNext w:val="0"/>
-              <w:keepLines w:val="0"/>
-              <w:pageBreakBefore w:val="0"/>
-              <w:widowControl/>
-              <w:numPr>
-                <w:ilvl w:val="0"/>
-                <w:numId w:val="12"/>
-              </w:numPr>
-              <w:kinsoku/>
-              <w:wordWrap/>
-              <w:overflowPunct/>
-              <w:topLinePunct w:val="0"/>
-              <w:autoSpaceDE/>
-              <w:autoSpaceDN/>
-              <w:bidi w:val="0"/>
-              <w:adjustRightInd/>
-              <w:snapToGrid/>
-              <w:spacing w:line="236" w:lineRule="auto"/>
-              <w:ind w:left="215" w:leftChars="0" w:hanging="215" w:firstLineChars="0"/>
-              <w:jc w:val="both"/>
-              <w:textAlignment w:val="auto"/>
-              <w:rPr>
-                <w:rFonts w:ascii="Times New Roman" w:hAnsi="Times New Roman" w:eastAsia="微软雅黑" w:cs="Times New Roman"/>
-                <w:color w:val="auto"/>
-                <w:sz w:val="18"/>
-                <w:szCs w:val="18"/>
-                <w:lang w:eastAsia="zh-CN"/>
-              </w:rPr>
-            </w:pPr>
-            <w:r>
-              <w:rPr>
-                <w:rFonts w:hint="eastAsia" w:ascii="Times New Roman" w:hAnsi="Times New Roman" w:eastAsia="微软雅黑" w:cs="Times New Roman"/>
-                <w:color w:val="auto"/>
-                <w:sz w:val="16"/>
-                <w:szCs w:val="16"/>
-                <w:lang w:eastAsia="zh-CN"/>
-              </w:rPr>
-              <w:t>不推荐进行辅助治疗</w:t>
-            </w:r>
-          </w:p>
-        </w:tc>
-      </w:tr>
-      <w:tr>
-        <w:tblPrEx>
-          <w:tblBorders>
-            <w:top w:val="single" w:color="244061" w:sz="4" w:space="0"/>
-            <w:left w:val="none" w:color="auto" w:sz="0" w:space="0"/>
-            <w:bottom w:val="single" w:color="BFBFBF" w:sz="4" w:space="0"/>
-            <w:right w:val="none" w:color="auto" w:sz="0" w:space="0"/>
-            <w:insideH w:val="none" w:color="auto" w:sz="0" w:space="0"/>
-            <w:insideV w:val="none" w:color="auto" w:sz="0" w:space="0"/>
-          </w:tblBorders>
-          <w:tblCellMar>
-            <w:top w:w="0" w:type="dxa"/>
-            <w:left w:w="108" w:type="dxa"/>
-            <w:bottom w:w="0" w:type="dxa"/>
-            <w:right w:w="108" w:type="dxa"/>
-          </w:tblCellMar>
-        </w:tblPrEx>
-        <w:trPr>
-          <w:trHeight w:val="510" w:hRule="atLeast"/>
-          <w:jc w:val="center"/>
-        </w:trPr>
-        <w:tc>
-          <w:tcPr>
-            <w:tcW w:w="1210" w:type="dxa"/>
-            <w:tcBorders>
-              <w:top w:val="dashed" w:color="244061" w:sz="4" w:space="0"/>
-              <w:bottom w:val="dashed" w:color="244061" w:sz="4" w:space="0"/>
-              <w:right w:val="dashed" w:color="244061" w:sz="4" w:space="0"/>
-            </w:tcBorders>
-            <w:shd w:val="clear" w:color="auto" w:fill="auto"/>
-            <w:vAlign w:val="center"/>
-          </w:tcPr>
-          <w:p>
-            <w:pPr>
-              <w:keepNext w:val="0"/>
-              <w:keepLines w:val="0"/>
-              <w:pageBreakBefore w:val="0"/>
-              <w:widowControl/>
-              <w:kinsoku/>
-              <w:wordWrap/>
-              <w:overflowPunct/>
-              <w:topLinePunct w:val="0"/>
-              <w:autoSpaceDE/>
-              <w:autoSpaceDN/>
-              <w:bidi w:val="0"/>
-              <w:adjustRightInd/>
-              <w:snapToGrid/>
-              <w:spacing w:line="236" w:lineRule="auto"/>
-              <w:jc w:val="center"/>
-              <w:textAlignment w:val="auto"/>
-              <w:rPr>
-                <w:rFonts w:ascii="Times New Roman" w:hAnsi="Times New Roman" w:eastAsia="微软雅黑" w:cs="Times New Roman"/>
-                <w:color w:val="auto"/>
-                <w:sz w:val="18"/>
-                <w:szCs w:val="18"/>
-                <w:lang w:eastAsia="zh-CN"/>
-              </w:rPr>
-            </w:pPr>
-            <w:r>
-              <w:rPr>
-                <w:rFonts w:hint="eastAsia" w:ascii="Times New Roman" w:hAnsi="Times New Roman" w:eastAsia="微软雅黑" w:cs="Times New Roman"/>
-                <w:color w:val="auto"/>
-                <w:sz w:val="16"/>
-                <w:szCs w:val="16"/>
-                <w:lang w:eastAsia="zh-CN"/>
-              </w:rPr>
-              <w:t>中危</w:t>
-            </w:r>
-          </w:p>
-        </w:tc>
-        <w:tc>
-          <w:tcPr>
-            <w:tcW w:w="2431" w:type="dxa"/>
-            <w:tcBorders>
-              <w:top w:val="dashed" w:color="244061" w:sz="4" w:space="0"/>
-              <w:left w:val="dashed" w:color="244061" w:sz="4" w:space="0"/>
-              <w:bottom w:val="dashed" w:color="244061" w:sz="4" w:space="0"/>
-              <w:right w:val="dashed" w:color="244061" w:sz="4" w:space="0"/>
-            </w:tcBorders>
-            <w:shd w:val="clear" w:color="auto" w:fill="auto"/>
-            <w:vAlign w:val="center"/>
-          </w:tcPr>
-          <w:p>
-            <w:pPr>
-              <w:keepNext w:val="0"/>
-              <w:keepLines w:val="0"/>
-              <w:pageBreakBefore w:val="0"/>
-              <w:widowControl/>
-              <w:numPr>
-                <w:ilvl w:val="0"/>
-                <w:numId w:val="12"/>
-              </w:numPr>
-              <w:kinsoku/>
-              <w:wordWrap/>
-              <w:overflowPunct/>
-              <w:topLinePunct w:val="0"/>
-              <w:autoSpaceDE/>
-              <w:autoSpaceDN/>
-              <w:bidi w:val="0"/>
-              <w:adjustRightInd/>
-              <w:snapToGrid/>
-              <w:spacing w:line="236" w:lineRule="auto"/>
-              <w:ind w:left="215" w:leftChars="0" w:hanging="215" w:firstLineChars="0"/>
-              <w:jc w:val="both"/>
-              <w:textAlignment w:val="auto"/>
-              <w:rPr>
-                <w:rFonts w:ascii="Times New Roman" w:hAnsi="Times New Roman" w:eastAsia="微软雅黑" w:cs="Times New Roman"/>
-                <w:color w:val="auto"/>
-                <w:sz w:val="16"/>
-                <w:szCs w:val="16"/>
-                <w:lang w:eastAsia="zh-CN"/>
-              </w:rPr>
-            </w:pPr>
-            <w:r>
-              <w:rPr>
-                <w:rFonts w:ascii="Times New Roman" w:hAnsi="Times New Roman" w:eastAsia="微软雅黑" w:cs="Times New Roman"/>
-                <w:color w:val="auto"/>
-                <w:sz w:val="16"/>
-                <w:szCs w:val="16"/>
-                <w:lang w:eastAsia="zh-CN"/>
-              </w:rPr>
-              <w:t>Ⅰ</w:t>
-            </w:r>
-            <w:r>
-              <w:rPr>
-                <w:rFonts w:hint="eastAsia" w:ascii="Times New Roman" w:hAnsi="Times New Roman" w:eastAsia="微软雅黑" w:cs="Times New Roman"/>
-                <w:color w:val="auto"/>
-                <w:sz w:val="16"/>
-                <w:szCs w:val="16"/>
-                <w:lang w:eastAsia="zh-CN"/>
-              </w:rPr>
-              <w:t>B期内膜样癌+低级别</w:t>
-            </w:r>
-            <w:r>
-              <w:rPr>
-                <w:rFonts w:ascii="Times New Roman" w:hAnsi="Times New Roman" w:eastAsia="微软雅黑" w:cs="Times New Roman"/>
-                <w:color w:val="auto"/>
-                <w:sz w:val="16"/>
-                <w:szCs w:val="16"/>
-                <w:vertAlign w:val="superscript"/>
-                <w:lang w:eastAsia="zh-CN"/>
-              </w:rPr>
-              <w:t>*</w:t>
-            </w:r>
-            <w:r>
-              <w:rPr>
-                <w:rFonts w:ascii="Times New Roman" w:hAnsi="Times New Roman" w:eastAsia="微软雅黑" w:cs="Times New Roman"/>
-                <w:color w:val="auto"/>
-                <w:sz w:val="16"/>
-                <w:szCs w:val="16"/>
-                <w:lang w:eastAsia="zh-CN"/>
-              </w:rPr>
-              <w:t xml:space="preserve"> +LVSI无或局灶 </w:t>
-            </w:r>
-          </w:p>
-          <w:p>
-            <w:pPr>
-              <w:keepNext w:val="0"/>
-              <w:keepLines w:val="0"/>
-              <w:pageBreakBefore w:val="0"/>
-              <w:widowControl/>
-              <w:numPr>
-                <w:ilvl w:val="0"/>
-                <w:numId w:val="12"/>
-              </w:numPr>
-              <w:kinsoku/>
-              <w:wordWrap/>
-              <w:overflowPunct/>
-              <w:topLinePunct w:val="0"/>
-              <w:autoSpaceDE/>
-              <w:autoSpaceDN/>
-              <w:bidi w:val="0"/>
-              <w:adjustRightInd/>
-              <w:snapToGrid/>
-              <w:spacing w:line="236" w:lineRule="auto"/>
-              <w:ind w:left="215" w:leftChars="0" w:hanging="215" w:firstLineChars="0"/>
-              <w:jc w:val="both"/>
-              <w:textAlignment w:val="auto"/>
-              <w:rPr>
-                <w:rFonts w:ascii="Times New Roman" w:hAnsi="Times New Roman" w:eastAsia="微软雅黑" w:cs="Times New Roman"/>
-                <w:color w:val="auto"/>
-                <w:sz w:val="16"/>
-                <w:szCs w:val="16"/>
-                <w:lang w:eastAsia="zh-CN"/>
-              </w:rPr>
-            </w:pPr>
-            <w:r>
-              <w:rPr>
-                <w:rFonts w:ascii="Times New Roman" w:hAnsi="Times New Roman" w:eastAsia="微软雅黑" w:cs="Times New Roman"/>
-                <w:color w:val="auto"/>
-                <w:sz w:val="16"/>
-                <w:szCs w:val="16"/>
-                <w:lang w:eastAsia="zh-CN"/>
-              </w:rPr>
-              <w:t>ⅠA期内膜样癌+高级别</w:t>
-            </w:r>
-            <w:r>
-              <w:rPr>
-                <w:rFonts w:ascii="Times New Roman" w:hAnsi="Times New Roman" w:eastAsia="微软雅黑" w:cs="Times New Roman"/>
-                <w:color w:val="auto"/>
-                <w:sz w:val="16"/>
-                <w:szCs w:val="16"/>
-                <w:vertAlign w:val="superscript"/>
-                <w:lang w:eastAsia="zh-CN"/>
-              </w:rPr>
-              <w:t>*</w:t>
-            </w:r>
-            <w:r>
-              <w:rPr>
-                <w:rFonts w:ascii="Times New Roman" w:hAnsi="Times New Roman" w:eastAsia="微软雅黑" w:cs="Times New Roman"/>
-                <w:color w:val="auto"/>
-                <w:sz w:val="16"/>
-                <w:szCs w:val="16"/>
-                <w:lang w:eastAsia="zh-CN"/>
-              </w:rPr>
-              <w:t xml:space="preserve"> +LVSI无或局灶 </w:t>
-            </w:r>
-          </w:p>
-          <w:p>
-            <w:pPr>
-              <w:keepNext w:val="0"/>
-              <w:keepLines w:val="0"/>
-              <w:pageBreakBefore w:val="0"/>
-              <w:widowControl/>
-              <w:numPr>
-                <w:ilvl w:val="0"/>
-                <w:numId w:val="12"/>
-              </w:numPr>
-              <w:kinsoku/>
-              <w:wordWrap/>
-              <w:overflowPunct/>
-              <w:topLinePunct w:val="0"/>
-              <w:autoSpaceDE/>
-              <w:autoSpaceDN/>
-              <w:bidi w:val="0"/>
-              <w:adjustRightInd/>
-              <w:snapToGrid/>
-              <w:spacing w:line="236" w:lineRule="auto"/>
-              <w:ind w:left="215" w:leftChars="0" w:hanging="215" w:firstLineChars="0"/>
-              <w:jc w:val="both"/>
-              <w:textAlignment w:val="auto"/>
-              <w:rPr>
-                <w:rFonts w:ascii="Times New Roman" w:hAnsi="Times New Roman" w:eastAsia="微软雅黑" w:cs="Times New Roman"/>
-                <w:color w:val="auto"/>
-                <w:sz w:val="18"/>
-                <w:szCs w:val="18"/>
-                <w:lang w:eastAsia="zh-CN"/>
-              </w:rPr>
-            </w:pPr>
-            <w:r>
-              <w:rPr>
-                <w:rFonts w:ascii="Times New Roman" w:hAnsi="Times New Roman" w:eastAsia="微软雅黑" w:cs="Times New Roman"/>
-                <w:color w:val="auto"/>
-                <w:sz w:val="16"/>
-                <w:szCs w:val="16"/>
-                <w:lang w:eastAsia="zh-CN"/>
-              </w:rPr>
-              <w:t>ⅠA期非内膜样癌（浆液性癌、透明细胞癌、未分化癌、癌肉瘤、混合细胞癌）不伴肌层浸润</w:t>
-            </w:r>
-          </w:p>
-        </w:tc>
-        <w:tc>
-          <w:tcPr>
-            <w:tcW w:w="2584" w:type="dxa"/>
-            <w:tcBorders>
-              <w:top w:val="dashed" w:color="244061" w:sz="4" w:space="0"/>
-              <w:left w:val="dashed" w:color="244061" w:sz="4" w:space="0"/>
-              <w:bottom w:val="dashed" w:color="244061" w:sz="4" w:space="0"/>
-              <w:right w:val="dashed" w:color="244061" w:sz="4" w:space="0"/>
-            </w:tcBorders>
-            <w:shd w:val="clear" w:color="auto" w:fill="auto"/>
-            <w:vAlign w:val="center"/>
-          </w:tcPr>
-          <w:p>
-            <w:pPr>
-              <w:keepNext w:val="0"/>
-              <w:keepLines w:val="0"/>
-              <w:pageBreakBefore w:val="0"/>
-              <w:widowControl/>
-              <w:numPr>
-                <w:ilvl w:val="0"/>
-                <w:numId w:val="12"/>
-              </w:numPr>
-              <w:kinsoku/>
-              <w:wordWrap/>
-              <w:overflowPunct/>
-              <w:topLinePunct w:val="0"/>
-              <w:autoSpaceDE/>
-              <w:autoSpaceDN/>
-              <w:bidi w:val="0"/>
-              <w:adjustRightInd/>
-              <w:snapToGrid/>
-              <w:spacing w:line="236" w:lineRule="auto"/>
-              <w:ind w:left="215" w:leftChars="0" w:hanging="215" w:firstLineChars="0"/>
-              <w:jc w:val="both"/>
-              <w:textAlignment w:val="auto"/>
-              <w:rPr>
-                <w:rFonts w:ascii="Times New Roman" w:hAnsi="Times New Roman" w:eastAsia="微软雅黑" w:cs="Times New Roman"/>
-                <w:color w:val="auto"/>
-                <w:sz w:val="16"/>
-                <w:szCs w:val="16"/>
-                <w:lang w:eastAsia="zh-CN"/>
-              </w:rPr>
-            </w:pPr>
-            <w:r>
-              <w:rPr>
-                <w:rFonts w:ascii="Times New Roman" w:hAnsi="Times New Roman" w:eastAsia="微软雅黑" w:cs="Times New Roman"/>
-                <w:color w:val="auto"/>
-                <w:sz w:val="16"/>
-                <w:szCs w:val="16"/>
-                <w:lang w:eastAsia="zh-CN"/>
-              </w:rPr>
-              <w:t>Ⅰ</w:t>
-            </w:r>
-            <w:r>
-              <w:rPr>
-                <w:rFonts w:hint="eastAsia" w:ascii="Times New Roman" w:hAnsi="Times New Roman" w:eastAsia="微软雅黑" w:cs="Times New Roman"/>
-                <w:color w:val="auto"/>
-                <w:sz w:val="16"/>
-                <w:szCs w:val="16"/>
-                <w:lang w:eastAsia="zh-CN"/>
-              </w:rPr>
-              <w:t>B期，</w:t>
-            </w:r>
-            <w:r>
-              <w:rPr>
-                <w:rFonts w:hint="eastAsia" w:ascii="Times New Roman" w:hAnsi="Times New Roman" w:eastAsia="微软雅黑" w:cs="Times New Roman"/>
-                <w:b/>
-                <w:bCs/>
-                <w:color w:val="auto"/>
-                <w:sz w:val="16"/>
-                <w:szCs w:val="16"/>
-                <w:lang w:eastAsia="zh-CN"/>
-              </w:rPr>
-              <w:t>dMMR/NSMP</w:t>
-            </w:r>
-            <w:r>
-              <w:rPr>
-                <w:rFonts w:hint="eastAsia" w:ascii="Times New Roman" w:hAnsi="Times New Roman" w:eastAsia="微软雅黑" w:cs="Times New Roman"/>
-                <w:color w:val="auto"/>
-                <w:sz w:val="16"/>
-                <w:szCs w:val="16"/>
-                <w:lang w:eastAsia="zh-CN"/>
-              </w:rPr>
-              <w:t>内膜样癌+低级别</w:t>
-            </w:r>
-            <w:r>
-              <w:rPr>
-                <w:rFonts w:ascii="Times New Roman" w:hAnsi="Times New Roman" w:eastAsia="微软雅黑" w:cs="Times New Roman"/>
-                <w:color w:val="auto"/>
-                <w:sz w:val="16"/>
-                <w:szCs w:val="16"/>
-                <w:vertAlign w:val="superscript"/>
-                <w:lang w:eastAsia="zh-CN"/>
-              </w:rPr>
-              <w:t>*</w:t>
-            </w:r>
-            <w:r>
-              <w:rPr>
-                <w:rFonts w:ascii="Times New Roman" w:hAnsi="Times New Roman" w:eastAsia="微软雅黑" w:cs="Times New Roman"/>
-                <w:color w:val="auto"/>
-                <w:sz w:val="16"/>
-                <w:szCs w:val="16"/>
-                <w:lang w:eastAsia="zh-CN"/>
-              </w:rPr>
-              <w:t xml:space="preserve"> +LVSI无或局灶 </w:t>
-            </w:r>
-          </w:p>
-          <w:p>
-            <w:pPr>
-              <w:keepNext w:val="0"/>
-              <w:keepLines w:val="0"/>
-              <w:pageBreakBefore w:val="0"/>
-              <w:widowControl/>
-              <w:numPr>
-                <w:ilvl w:val="0"/>
-                <w:numId w:val="12"/>
-              </w:numPr>
-              <w:kinsoku/>
-              <w:wordWrap/>
-              <w:overflowPunct/>
-              <w:topLinePunct w:val="0"/>
-              <w:autoSpaceDE/>
-              <w:autoSpaceDN/>
-              <w:bidi w:val="0"/>
-              <w:adjustRightInd/>
-              <w:snapToGrid/>
-              <w:spacing w:line="236" w:lineRule="auto"/>
-              <w:ind w:left="215" w:leftChars="0" w:hanging="215" w:firstLineChars="0"/>
-              <w:jc w:val="both"/>
-              <w:textAlignment w:val="auto"/>
-              <w:rPr>
-                <w:rFonts w:ascii="Times New Roman" w:hAnsi="Times New Roman" w:eastAsia="微软雅黑" w:cs="Times New Roman"/>
-                <w:color w:val="auto"/>
-                <w:sz w:val="16"/>
-                <w:szCs w:val="16"/>
-                <w:lang w:eastAsia="zh-CN"/>
-              </w:rPr>
-            </w:pPr>
-            <w:r>
-              <w:rPr>
-                <w:rFonts w:ascii="Times New Roman" w:hAnsi="Times New Roman" w:eastAsia="微软雅黑" w:cs="Times New Roman"/>
-                <w:color w:val="auto"/>
-                <w:sz w:val="16"/>
-                <w:szCs w:val="16"/>
-                <w:lang w:eastAsia="zh-CN"/>
-              </w:rPr>
-              <w:t>ⅠA期</w:t>
-            </w:r>
-            <w:r>
-              <w:rPr>
-                <w:rFonts w:hint="eastAsia" w:ascii="Times New Roman" w:hAnsi="Times New Roman" w:eastAsia="微软雅黑" w:cs="Times New Roman"/>
-                <w:color w:val="auto"/>
-                <w:sz w:val="16"/>
-                <w:szCs w:val="16"/>
-                <w:lang w:eastAsia="zh-CN"/>
-              </w:rPr>
-              <w:t>，</w:t>
-            </w:r>
-            <w:r>
-              <w:rPr>
-                <w:rFonts w:ascii="Times New Roman" w:hAnsi="Times New Roman" w:eastAsia="微软雅黑" w:cs="Times New Roman"/>
-                <w:b/>
-                <w:bCs/>
-                <w:color w:val="auto"/>
-                <w:sz w:val="16"/>
-                <w:szCs w:val="16"/>
-                <w:lang w:eastAsia="zh-CN"/>
-              </w:rPr>
-              <w:t>dMMR/NSMP</w:t>
-            </w:r>
-            <w:r>
-              <w:rPr>
-                <w:rFonts w:ascii="Times New Roman" w:hAnsi="Times New Roman" w:eastAsia="微软雅黑" w:cs="Times New Roman"/>
-                <w:color w:val="auto"/>
-                <w:sz w:val="16"/>
-                <w:szCs w:val="16"/>
-                <w:lang w:eastAsia="zh-CN"/>
-              </w:rPr>
-              <w:t>内膜样癌+高级别</w:t>
-            </w:r>
-            <w:r>
-              <w:rPr>
-                <w:rFonts w:ascii="Times New Roman" w:hAnsi="Times New Roman" w:eastAsia="微软雅黑" w:cs="Times New Roman"/>
-                <w:color w:val="auto"/>
-                <w:sz w:val="16"/>
-                <w:szCs w:val="16"/>
-                <w:vertAlign w:val="superscript"/>
-                <w:lang w:eastAsia="zh-CN"/>
-              </w:rPr>
-              <w:t>*</w:t>
-            </w:r>
-            <w:r>
-              <w:rPr>
-                <w:rFonts w:ascii="Times New Roman" w:hAnsi="Times New Roman" w:eastAsia="微软雅黑" w:cs="Times New Roman"/>
-                <w:color w:val="auto"/>
-                <w:sz w:val="16"/>
-                <w:szCs w:val="16"/>
-                <w:lang w:eastAsia="zh-CN"/>
-              </w:rPr>
-              <w:t xml:space="preserve"> +LVSI无或局灶 </w:t>
-            </w:r>
-          </w:p>
-          <w:p>
-            <w:pPr>
-              <w:keepNext w:val="0"/>
-              <w:keepLines w:val="0"/>
-              <w:pageBreakBefore w:val="0"/>
-              <w:widowControl/>
-              <w:numPr>
-                <w:ilvl w:val="0"/>
-                <w:numId w:val="12"/>
-              </w:numPr>
-              <w:kinsoku/>
-              <w:wordWrap/>
-              <w:overflowPunct/>
-              <w:topLinePunct w:val="0"/>
-              <w:autoSpaceDE/>
-              <w:autoSpaceDN/>
-              <w:bidi w:val="0"/>
-              <w:adjustRightInd/>
-              <w:snapToGrid/>
-              <w:spacing w:line="236" w:lineRule="auto"/>
-              <w:ind w:left="215" w:leftChars="0" w:hanging="215" w:firstLineChars="0"/>
-              <w:jc w:val="both"/>
-              <w:textAlignment w:val="auto"/>
-              <w:rPr>
-                <w:rFonts w:ascii="Times New Roman" w:hAnsi="Times New Roman" w:eastAsia="微软雅黑" w:cs="Times New Roman"/>
-                <w:color w:val="auto"/>
-                <w:sz w:val="18"/>
-                <w:szCs w:val="18"/>
-                <w:lang w:eastAsia="zh-CN"/>
-              </w:rPr>
-            </w:pPr>
-            <w:r>
-              <w:rPr>
-                <w:rFonts w:ascii="Times New Roman" w:hAnsi="Times New Roman" w:eastAsia="微软雅黑" w:cs="Times New Roman"/>
-                <w:color w:val="auto"/>
-                <w:sz w:val="16"/>
-                <w:szCs w:val="16"/>
-                <w:lang w:eastAsia="zh-CN"/>
-              </w:rPr>
-              <w:t>ⅠA期</w:t>
-            </w:r>
-            <w:r>
-              <w:rPr>
-                <w:rFonts w:hint="eastAsia" w:ascii="Times New Roman" w:hAnsi="Times New Roman" w:eastAsia="微软雅黑" w:cs="Times New Roman"/>
-                <w:color w:val="auto"/>
-                <w:sz w:val="16"/>
-                <w:szCs w:val="16"/>
-                <w:lang w:eastAsia="zh-CN"/>
-              </w:rPr>
-              <w:t>，</w:t>
-            </w:r>
-            <w:r>
-              <w:rPr>
-                <w:rFonts w:hint="eastAsia" w:ascii="Times New Roman" w:hAnsi="Times New Roman" w:eastAsia="微软雅黑" w:cs="Times New Roman"/>
-                <w:b/>
-                <w:bCs/>
-                <w:color w:val="auto"/>
-                <w:sz w:val="16"/>
-                <w:szCs w:val="16"/>
-                <w:lang w:eastAsia="zh-CN"/>
-              </w:rPr>
-              <w:t>p</w:t>
-            </w:r>
-            <w:r>
-              <w:rPr>
-                <w:rFonts w:ascii="Times New Roman" w:hAnsi="Times New Roman" w:eastAsia="微软雅黑" w:cs="Times New Roman"/>
-                <w:b/>
-                <w:bCs/>
-                <w:color w:val="auto"/>
-                <w:sz w:val="16"/>
-                <w:szCs w:val="16"/>
-                <w:lang w:eastAsia="zh-CN"/>
-              </w:rPr>
-              <w:t>53abn</w:t>
-            </w:r>
-            <w:r>
-              <w:rPr>
-                <w:rFonts w:ascii="Times New Roman" w:hAnsi="Times New Roman" w:eastAsia="微软雅黑" w:cs="Times New Roman"/>
-                <w:color w:val="auto"/>
-                <w:sz w:val="16"/>
-                <w:szCs w:val="16"/>
-                <w:lang w:eastAsia="zh-CN"/>
-              </w:rPr>
-              <w:t>和（或）非内膜样癌（浆液性癌、透明细胞癌、未分化癌、癌肉瘤、混合细胞癌）不伴肌层浸润</w:t>
-            </w:r>
-          </w:p>
-        </w:tc>
-        <w:tc>
-          <w:tcPr>
-            <w:tcW w:w="3268" w:type="dxa"/>
-            <w:tcBorders>
-              <w:top w:val="dashed" w:color="244061" w:sz="4" w:space="0"/>
-              <w:left w:val="dashed" w:color="244061" w:sz="4" w:space="0"/>
-              <w:bottom w:val="dashed" w:color="244061" w:sz="4" w:space="0"/>
-            </w:tcBorders>
-            <w:shd w:val="clear" w:color="auto" w:fill="auto"/>
-            <w:vAlign w:val="center"/>
-          </w:tcPr>
-          <w:p>
-            <w:pPr>
-              <w:keepNext w:val="0"/>
-              <w:keepLines w:val="0"/>
-              <w:pageBreakBefore w:val="0"/>
-              <w:widowControl/>
-              <w:numPr>
-                <w:ilvl w:val="0"/>
-                <w:numId w:val="12"/>
-              </w:numPr>
-              <w:kinsoku/>
-              <w:wordWrap/>
-              <w:overflowPunct/>
-              <w:topLinePunct w:val="0"/>
-              <w:autoSpaceDE/>
-              <w:autoSpaceDN/>
-              <w:bidi w:val="0"/>
-              <w:adjustRightInd/>
-              <w:snapToGrid/>
-              <w:spacing w:line="236" w:lineRule="auto"/>
-              <w:ind w:left="215" w:leftChars="0" w:hanging="215" w:firstLineChars="0"/>
-              <w:jc w:val="both"/>
-              <w:textAlignment w:val="auto"/>
-              <w:rPr>
-                <w:rFonts w:ascii="Times New Roman" w:hAnsi="Times New Roman" w:eastAsia="微软雅黑" w:cs="Times New Roman"/>
-                <w:color w:val="auto"/>
-                <w:sz w:val="18"/>
-                <w:szCs w:val="18"/>
-                <w:lang w:eastAsia="zh-CN"/>
-              </w:rPr>
-            </w:pPr>
-            <w:r>
-              <w:rPr>
-                <w:rFonts w:hint="eastAsia" w:ascii="Times New Roman" w:hAnsi="Times New Roman" w:eastAsia="微软雅黑" w:cs="Times New Roman"/>
-                <w:color w:val="auto"/>
-                <w:sz w:val="16"/>
-                <w:szCs w:val="16"/>
-                <w:lang w:eastAsia="zh-CN"/>
-              </w:rPr>
-              <w:t>近距离腔内放疗可以减少中危子宫内膜癌患者的复发风险，对中危患者也可不进行辅助治疗，尤其是60岁以下的患者。已知分子分型后，</w:t>
-            </w:r>
-            <w:r>
-              <w:rPr>
-                <w:rFonts w:hint="eastAsia" w:ascii="Times New Roman" w:hAnsi="Times New Roman" w:eastAsia="微软雅黑" w:cs="Times New Roman"/>
-                <w:b/>
-                <w:bCs/>
-                <w:color w:val="auto"/>
-                <w:sz w:val="16"/>
-                <w:szCs w:val="16"/>
-                <w:lang w:eastAsia="zh-CN"/>
-              </w:rPr>
-              <w:t>p53abn</w:t>
-            </w:r>
-            <w:r>
-              <w:rPr>
-                <w:rFonts w:hint="eastAsia" w:ascii="Times New Roman" w:hAnsi="Times New Roman" w:eastAsia="微软雅黑" w:cs="Times New Roman"/>
-                <w:color w:val="auto"/>
-                <w:sz w:val="16"/>
-                <w:szCs w:val="16"/>
-                <w:lang w:eastAsia="zh-CN"/>
-              </w:rPr>
-              <w:t>内膜样癌局限于内膜层或不伴肌层浸润者，通常不建议辅助治疗。</w:t>
             </w:r>
           </w:p>
         </w:tc>
@@ -32327,6 +31441,1062 @@
                 <w:szCs w:val="16"/>
                 <w:lang w:eastAsia="zh-CN"/>
               </w:rPr>
+              <w:t>低危</w:t>
+            </w:r>
+          </w:p>
+        </w:tc>
+        <w:tc>
+          <w:tcPr>
+            <w:tcW w:w="2431" w:type="dxa"/>
+            <w:tcBorders>
+              <w:top w:val="dashed" w:color="244061" w:sz="4" w:space="0"/>
+              <w:left w:val="dashed" w:color="244061" w:sz="4" w:space="0"/>
+              <w:bottom w:val="dashed" w:color="244061" w:sz="4" w:space="0"/>
+              <w:right w:val="dashed" w:color="244061" w:sz="4" w:space="0"/>
+            </w:tcBorders>
+            <w:shd w:val="clear" w:color="auto" w:fill="auto"/>
+            <w:vAlign w:val="center"/>
+          </w:tcPr>
+          <w:p>
+            <w:pPr>
+              <w:keepNext w:val="0"/>
+              <w:keepLines w:val="0"/>
+              <w:pageBreakBefore w:val="0"/>
+              <w:widowControl/>
+              <w:numPr>
+                <w:ilvl w:val="0"/>
+                <w:numId w:val="12"/>
+              </w:numPr>
+              <w:kinsoku/>
+              <w:wordWrap/>
+              <w:overflowPunct/>
+              <w:topLinePunct w:val="0"/>
+              <w:autoSpaceDE/>
+              <w:autoSpaceDN/>
+              <w:bidi w:val="0"/>
+              <w:adjustRightInd/>
+              <w:snapToGrid/>
+              <w:spacing w:line="236" w:lineRule="auto"/>
+              <w:ind w:left="215" w:leftChars="0" w:hanging="215" w:firstLineChars="0"/>
+              <w:jc w:val="both"/>
+              <w:textAlignment w:val="auto"/>
+              <w:rPr>
+                <w:rFonts w:ascii="Times New Roman" w:hAnsi="Times New Roman" w:eastAsia="微软雅黑" w:cs="Times New Roman"/>
+                <w:color w:val="auto"/>
+                <w:sz w:val="18"/>
+                <w:szCs w:val="18"/>
+                <w:lang w:eastAsia="zh-CN"/>
+              </w:rPr>
+            </w:pPr>
+            <w:r>
+              <w:rPr>
+                <w:rFonts w:ascii="Times New Roman" w:hAnsi="Times New Roman" w:eastAsia="微软雅黑" w:cs="Times New Roman"/>
+                <w:color w:val="auto"/>
+                <w:sz w:val="16"/>
+                <w:szCs w:val="16"/>
+                <w:lang w:eastAsia="zh-CN"/>
+              </w:rPr>
+              <w:t>ⅠA</w:t>
+            </w:r>
+            <w:r>
+              <w:rPr>
+                <w:rFonts w:hint="eastAsia" w:ascii="Times New Roman" w:hAnsi="Times New Roman" w:eastAsia="微软雅黑" w:cs="Times New Roman"/>
+                <w:color w:val="auto"/>
+                <w:sz w:val="16"/>
+                <w:szCs w:val="16"/>
+                <w:lang w:eastAsia="zh-CN"/>
+              </w:rPr>
+              <w:t>期内膜样癌+低级别</w:t>
+            </w:r>
+            <w:r>
+              <w:rPr>
+                <w:rFonts w:ascii="Times New Roman" w:hAnsi="Times New Roman" w:eastAsia="微软雅黑" w:cs="Times New Roman"/>
+                <w:color w:val="auto"/>
+                <w:sz w:val="16"/>
+                <w:szCs w:val="16"/>
+                <w:vertAlign w:val="superscript"/>
+                <w:lang w:eastAsia="zh-CN"/>
+              </w:rPr>
+              <w:t>*</w:t>
+            </w:r>
+            <w:r>
+              <w:rPr>
+                <w:rFonts w:ascii="Times New Roman" w:hAnsi="Times New Roman" w:eastAsia="微软雅黑" w:cs="Times New Roman"/>
+                <w:color w:val="auto"/>
+                <w:sz w:val="16"/>
+                <w:szCs w:val="16"/>
+                <w:lang w:eastAsia="zh-CN"/>
+              </w:rPr>
+              <w:t xml:space="preserve"> +LVSI无或局灶</w:t>
+            </w:r>
+          </w:p>
+        </w:tc>
+        <w:tc>
+          <w:tcPr>
+            <w:tcW w:w="2584" w:type="dxa"/>
+            <w:tcBorders>
+              <w:top w:val="dashed" w:color="244061" w:sz="4" w:space="0"/>
+              <w:left w:val="dashed" w:color="244061" w:sz="4" w:space="0"/>
+              <w:bottom w:val="dashed" w:color="244061" w:sz="4" w:space="0"/>
+              <w:right w:val="dashed" w:color="244061" w:sz="4" w:space="0"/>
+            </w:tcBorders>
+            <w:shd w:val="clear" w:color="auto" w:fill="auto"/>
+            <w:vAlign w:val="center"/>
+          </w:tcPr>
+          <w:p>
+            <w:pPr>
+              <w:keepNext w:val="0"/>
+              <w:keepLines w:val="0"/>
+              <w:pageBreakBefore w:val="0"/>
+              <w:widowControl/>
+              <w:numPr>
+                <w:ilvl w:val="0"/>
+                <w:numId w:val="12"/>
+              </w:numPr>
+              <w:kinsoku/>
+              <w:wordWrap/>
+              <w:overflowPunct/>
+              <w:topLinePunct w:val="0"/>
+              <w:autoSpaceDE/>
+              <w:autoSpaceDN/>
+              <w:bidi w:val="0"/>
+              <w:adjustRightInd/>
+              <w:snapToGrid/>
+              <w:spacing w:line="236" w:lineRule="auto"/>
+              <w:ind w:left="215" w:leftChars="0" w:hanging="215" w:firstLineChars="0"/>
+              <w:jc w:val="both"/>
+              <w:textAlignment w:val="auto"/>
+              <w:rPr>
+                <w:rFonts w:ascii="Times New Roman" w:hAnsi="Times New Roman" w:eastAsia="微软雅黑" w:cs="Times New Roman"/>
+                <w:color w:val="auto"/>
+                <w:sz w:val="16"/>
+                <w:szCs w:val="16"/>
+                <w:lang w:eastAsia="zh-CN"/>
+              </w:rPr>
+            </w:pPr>
+            <w:r>
+              <w:rPr>
+                <w:rFonts w:ascii="Times New Roman" w:hAnsi="Times New Roman" w:eastAsia="微软雅黑" w:cs="Times New Roman"/>
+                <w:color w:val="auto"/>
+                <w:sz w:val="16"/>
+                <w:szCs w:val="16"/>
+                <w:lang w:eastAsia="zh-CN"/>
+              </w:rPr>
+              <w:t>Ⅰ</w:t>
+            </w:r>
+            <w:r>
+              <w:rPr>
+                <w:rFonts w:hint="eastAsia" w:ascii="Times New Roman" w:hAnsi="Times New Roman" w:eastAsia="微软雅黑" w:cs="Times New Roman"/>
+                <w:color w:val="auto"/>
+                <w:sz w:val="16"/>
+                <w:szCs w:val="16"/>
+                <w:lang w:eastAsia="zh-CN"/>
+              </w:rPr>
+              <w:t>~</w:t>
+            </w:r>
+            <w:r>
+              <w:rPr>
+                <w:rFonts w:ascii="Times New Roman" w:hAnsi="Times New Roman" w:eastAsia="微软雅黑" w:cs="Times New Roman"/>
+                <w:color w:val="auto"/>
+                <w:sz w:val="16"/>
+                <w:szCs w:val="16"/>
+                <w:lang w:eastAsia="zh-CN"/>
+              </w:rPr>
+              <w:t>Ⅱ</w:t>
+            </w:r>
+            <w:r>
+              <w:rPr>
+                <w:rFonts w:hint="eastAsia" w:ascii="Times New Roman" w:hAnsi="Times New Roman" w:eastAsia="微软雅黑" w:cs="Times New Roman"/>
+                <w:color w:val="auto"/>
+                <w:sz w:val="16"/>
+                <w:szCs w:val="16"/>
+                <w:lang w:eastAsia="zh-CN"/>
+              </w:rPr>
+              <w:t>期，</w:t>
+            </w:r>
+            <w:r>
+              <w:rPr>
+                <w:rFonts w:hint="eastAsia" w:ascii="Times New Roman" w:hAnsi="Times New Roman" w:eastAsia="微软雅黑" w:cs="Times New Roman"/>
+                <w:b/>
+                <w:bCs/>
+                <w:i/>
+                <w:iCs/>
+                <w:color w:val="auto"/>
+                <w:sz w:val="16"/>
+                <w:szCs w:val="16"/>
+                <w:lang w:eastAsia="zh-CN"/>
+              </w:rPr>
+              <w:t>POLE</w:t>
+            </w:r>
+            <w:r>
+              <w:rPr>
+                <w:rFonts w:hint="eastAsia" w:ascii="Times New Roman" w:hAnsi="Times New Roman" w:eastAsia="微软雅黑" w:cs="Times New Roman"/>
+                <w:b/>
+                <w:bCs/>
+                <w:color w:val="auto"/>
+                <w:sz w:val="16"/>
+                <w:szCs w:val="16"/>
+                <w:lang w:eastAsia="zh-CN"/>
+              </w:rPr>
+              <w:t xml:space="preserve"> mut</w:t>
+            </w:r>
+            <w:r>
+              <w:rPr>
+                <w:rFonts w:hint="eastAsia" w:ascii="Times New Roman" w:hAnsi="Times New Roman" w:eastAsia="微软雅黑" w:cs="Times New Roman"/>
+                <w:color w:val="auto"/>
+                <w:sz w:val="16"/>
+                <w:szCs w:val="16"/>
+                <w:lang w:eastAsia="zh-CN"/>
+              </w:rPr>
+              <w:t>内膜样癌，无残留病灶</w:t>
+            </w:r>
+          </w:p>
+          <w:p>
+            <w:pPr>
+              <w:keepNext w:val="0"/>
+              <w:keepLines w:val="0"/>
+              <w:pageBreakBefore w:val="0"/>
+              <w:widowControl/>
+              <w:numPr>
+                <w:ilvl w:val="0"/>
+                <w:numId w:val="12"/>
+              </w:numPr>
+              <w:kinsoku/>
+              <w:wordWrap/>
+              <w:overflowPunct/>
+              <w:topLinePunct w:val="0"/>
+              <w:autoSpaceDE/>
+              <w:autoSpaceDN/>
+              <w:bidi w:val="0"/>
+              <w:adjustRightInd/>
+              <w:snapToGrid/>
+              <w:spacing w:line="236" w:lineRule="auto"/>
+              <w:ind w:left="215" w:leftChars="0" w:hanging="215" w:firstLineChars="0"/>
+              <w:jc w:val="both"/>
+              <w:textAlignment w:val="auto"/>
+              <w:rPr>
+                <w:rFonts w:ascii="Times New Roman" w:hAnsi="Times New Roman" w:eastAsia="微软雅黑" w:cs="Times New Roman"/>
+                <w:color w:val="auto"/>
+                <w:sz w:val="18"/>
+                <w:szCs w:val="18"/>
+                <w:lang w:eastAsia="zh-CN"/>
+              </w:rPr>
+            </w:pPr>
+            <w:r>
+              <w:rPr>
+                <w:rFonts w:ascii="Times New Roman" w:hAnsi="Times New Roman" w:eastAsia="微软雅黑" w:cs="Times New Roman"/>
+                <w:color w:val="auto"/>
+                <w:sz w:val="16"/>
+                <w:szCs w:val="16"/>
+                <w:lang w:eastAsia="zh-CN"/>
+              </w:rPr>
+              <w:t>Ⅰ</w:t>
+            </w:r>
+            <w:r>
+              <w:rPr>
+                <w:rFonts w:hint="eastAsia" w:ascii="Times New Roman" w:hAnsi="Times New Roman" w:eastAsia="微软雅黑" w:cs="Times New Roman"/>
+                <w:color w:val="auto"/>
+                <w:sz w:val="16"/>
+                <w:szCs w:val="16"/>
+                <w:lang w:eastAsia="zh-CN"/>
+              </w:rPr>
+              <w:t>A期，</w:t>
+            </w:r>
+            <w:r>
+              <w:rPr>
+                <w:rFonts w:hint="eastAsia" w:ascii="Times New Roman" w:hAnsi="Times New Roman" w:eastAsia="微软雅黑" w:cs="Times New Roman"/>
+                <w:b/>
+                <w:bCs/>
+                <w:color w:val="auto"/>
+                <w:sz w:val="16"/>
+                <w:szCs w:val="16"/>
+                <w:lang w:eastAsia="zh-CN"/>
+              </w:rPr>
+              <w:t>dMMR/NSMP</w:t>
+            </w:r>
+            <w:r>
+              <w:rPr>
+                <w:rFonts w:hint="eastAsia" w:ascii="Times New Roman" w:hAnsi="Times New Roman" w:eastAsia="微软雅黑" w:cs="Times New Roman"/>
+                <w:color w:val="auto"/>
+                <w:sz w:val="16"/>
+                <w:szCs w:val="16"/>
+                <w:lang w:eastAsia="zh-CN"/>
+              </w:rPr>
+              <w:t>内膜样癌+低级别</w:t>
+            </w:r>
+            <w:r>
+              <w:rPr>
+                <w:rFonts w:hint="eastAsia" w:ascii="Times New Roman" w:hAnsi="Times New Roman" w:eastAsia="微软雅黑" w:cs="Times New Roman"/>
+                <w:color w:val="auto"/>
+                <w:sz w:val="16"/>
+                <w:szCs w:val="16"/>
+                <w:vertAlign w:val="superscript"/>
+                <w:lang w:eastAsia="zh-CN"/>
+              </w:rPr>
+              <w:t>*</w:t>
+            </w:r>
+            <w:r>
+              <w:rPr>
+                <w:rFonts w:hint="eastAsia" w:ascii="Times New Roman" w:hAnsi="Times New Roman" w:eastAsia="微软雅黑" w:cs="Times New Roman"/>
+                <w:color w:val="auto"/>
+                <w:sz w:val="16"/>
+                <w:szCs w:val="16"/>
+                <w:lang w:eastAsia="zh-CN"/>
+              </w:rPr>
+              <w:t>+LVSI无或局灶</w:t>
+            </w:r>
+          </w:p>
+        </w:tc>
+        <w:tc>
+          <w:tcPr>
+            <w:tcW w:w="3268" w:type="dxa"/>
+            <w:tcBorders>
+              <w:top w:val="dashed" w:color="244061" w:sz="4" w:space="0"/>
+              <w:left w:val="dashed" w:color="244061" w:sz="4" w:space="0"/>
+              <w:bottom w:val="dashed" w:color="244061" w:sz="4" w:space="0"/>
+            </w:tcBorders>
+            <w:shd w:val="clear" w:color="auto" w:fill="auto"/>
+            <w:vAlign w:val="center"/>
+          </w:tcPr>
+          <w:p>
+            <w:pPr>
+              <w:keepNext w:val="0"/>
+              <w:keepLines w:val="0"/>
+              <w:pageBreakBefore w:val="0"/>
+              <w:widowControl/>
+              <w:numPr>
+                <w:ilvl w:val="0"/>
+                <w:numId w:val="12"/>
+              </w:numPr>
+              <w:kinsoku/>
+              <w:wordWrap/>
+              <w:overflowPunct/>
+              <w:topLinePunct w:val="0"/>
+              <w:autoSpaceDE/>
+              <w:autoSpaceDN/>
+              <w:bidi w:val="0"/>
+              <w:adjustRightInd/>
+              <w:snapToGrid/>
+              <w:spacing w:line="236" w:lineRule="auto"/>
+              <w:ind w:left="215" w:leftChars="0" w:hanging="215" w:firstLineChars="0"/>
+              <w:jc w:val="both"/>
+              <w:textAlignment w:val="auto"/>
+              <w:rPr>
+                <w:rFonts w:ascii="Times New Roman" w:hAnsi="Times New Roman" w:eastAsia="微软雅黑" w:cs="Times New Roman"/>
+                <w:color w:val="auto"/>
+                <w:sz w:val="18"/>
+                <w:szCs w:val="18"/>
+                <w:lang w:eastAsia="zh-CN"/>
+              </w:rPr>
+            </w:pPr>
+            <w:r>
+              <w:rPr>
+                <w:rFonts w:hint="eastAsia" w:ascii="Times New Roman" w:hAnsi="Times New Roman" w:eastAsia="微软雅黑" w:cs="Times New Roman"/>
+                <w:color w:val="auto"/>
+                <w:sz w:val="16"/>
+                <w:szCs w:val="16"/>
+                <w:lang w:eastAsia="zh-CN"/>
+              </w:rPr>
+              <w:t>不推荐进行辅助治疗</w:t>
+            </w:r>
+          </w:p>
+        </w:tc>
+      </w:tr>
+      <w:tr>
+        <w:tblPrEx>
+          <w:tblBorders>
+            <w:top w:val="single" w:color="244061" w:sz="4" w:space="0"/>
+            <w:left w:val="none" w:color="auto" w:sz="0" w:space="0"/>
+            <w:bottom w:val="single" w:color="BFBFBF" w:sz="4" w:space="0"/>
+            <w:right w:val="none" w:color="auto" w:sz="0" w:space="0"/>
+            <w:insideH w:val="none" w:color="auto" w:sz="0" w:space="0"/>
+            <w:insideV w:val="none" w:color="auto" w:sz="0" w:space="0"/>
+          </w:tblBorders>
+          <w:shd w:val="clear" w:color="auto" w:fill="auto"/>
+          <w:tblCellMar>
+            <w:top w:w="0" w:type="dxa"/>
+            <w:left w:w="108" w:type="dxa"/>
+            <w:bottom w:w="0" w:type="dxa"/>
+            <w:right w:w="108" w:type="dxa"/>
+          </w:tblCellMar>
+        </w:tblPrEx>
+        <w:trPr>
+          <w:trHeight w:val="510" w:hRule="atLeast"/>
+          <w:jc w:val="center"/>
+        </w:trPr>
+        <w:tc>
+          <w:tcPr>
+            <w:tcW w:w="1210" w:type="dxa"/>
+            <w:tcBorders>
+              <w:top w:val="dashed" w:color="244061" w:sz="4" w:space="0"/>
+              <w:bottom w:val="dashed" w:color="244061" w:sz="4" w:space="0"/>
+              <w:right w:val="dashed" w:color="244061" w:sz="4" w:space="0"/>
+            </w:tcBorders>
+            <w:shd w:val="clear" w:color="auto" w:fill="auto"/>
+            <w:vAlign w:val="center"/>
+          </w:tcPr>
+          <w:p>
+            <w:pPr>
+              <w:keepNext w:val="0"/>
+              <w:keepLines w:val="0"/>
+              <w:pageBreakBefore w:val="0"/>
+              <w:widowControl/>
+              <w:kinsoku/>
+              <w:wordWrap/>
+              <w:overflowPunct/>
+              <w:topLinePunct w:val="0"/>
+              <w:autoSpaceDE/>
+              <w:autoSpaceDN/>
+              <w:bidi w:val="0"/>
+              <w:adjustRightInd/>
+              <w:snapToGrid/>
+              <w:spacing w:line="236" w:lineRule="auto"/>
+              <w:jc w:val="center"/>
+              <w:textAlignment w:val="auto"/>
+              <w:rPr>
+                <w:rFonts w:ascii="Times New Roman" w:hAnsi="Times New Roman" w:eastAsia="微软雅黑" w:cs="Times New Roman"/>
+                <w:color w:val="auto"/>
+                <w:sz w:val="18"/>
+                <w:szCs w:val="18"/>
+                <w:lang w:eastAsia="zh-CN"/>
+              </w:rPr>
+            </w:pPr>
+            <w:r>
+              <w:rPr>
+                <w:rFonts w:hint="eastAsia" w:ascii="Times New Roman" w:hAnsi="Times New Roman" w:eastAsia="微软雅黑" w:cs="Times New Roman"/>
+                <w:color w:val="auto"/>
+                <w:sz w:val="16"/>
+                <w:szCs w:val="16"/>
+                <w:lang w:eastAsia="zh-CN"/>
+              </w:rPr>
+              <w:t>中危</w:t>
+            </w:r>
+          </w:p>
+        </w:tc>
+        <w:tc>
+          <w:tcPr>
+            <w:tcW w:w="2431" w:type="dxa"/>
+            <w:tcBorders>
+              <w:top w:val="dashed" w:color="244061" w:sz="4" w:space="0"/>
+              <w:left w:val="dashed" w:color="244061" w:sz="4" w:space="0"/>
+              <w:bottom w:val="dashed" w:color="244061" w:sz="4" w:space="0"/>
+              <w:right w:val="dashed" w:color="244061" w:sz="4" w:space="0"/>
+            </w:tcBorders>
+            <w:shd w:val="clear" w:color="auto" w:fill="auto"/>
+            <w:vAlign w:val="center"/>
+          </w:tcPr>
+          <w:p>
+            <w:pPr>
+              <w:keepNext w:val="0"/>
+              <w:keepLines w:val="0"/>
+              <w:pageBreakBefore w:val="0"/>
+              <w:widowControl/>
+              <w:numPr>
+                <w:ilvl w:val="0"/>
+                <w:numId w:val="12"/>
+              </w:numPr>
+              <w:kinsoku/>
+              <w:wordWrap/>
+              <w:overflowPunct/>
+              <w:topLinePunct w:val="0"/>
+              <w:autoSpaceDE/>
+              <w:autoSpaceDN/>
+              <w:bidi w:val="0"/>
+              <w:adjustRightInd/>
+              <w:snapToGrid/>
+              <w:spacing w:line="236" w:lineRule="auto"/>
+              <w:ind w:left="215" w:leftChars="0" w:hanging="215" w:firstLineChars="0"/>
+              <w:jc w:val="both"/>
+              <w:textAlignment w:val="auto"/>
+              <w:rPr>
+                <w:rFonts w:ascii="Times New Roman" w:hAnsi="Times New Roman" w:eastAsia="微软雅黑" w:cs="Times New Roman"/>
+                <w:color w:val="auto"/>
+                <w:sz w:val="16"/>
+                <w:szCs w:val="16"/>
+                <w:lang w:eastAsia="zh-CN"/>
+              </w:rPr>
+            </w:pPr>
+            <w:r>
+              <w:rPr>
+                <w:rFonts w:ascii="Times New Roman" w:hAnsi="Times New Roman" w:eastAsia="微软雅黑" w:cs="Times New Roman"/>
+                <w:color w:val="auto"/>
+                <w:sz w:val="16"/>
+                <w:szCs w:val="16"/>
+                <w:lang w:eastAsia="zh-CN"/>
+              </w:rPr>
+              <w:t>Ⅰ</w:t>
+            </w:r>
+            <w:r>
+              <w:rPr>
+                <w:rFonts w:hint="eastAsia" w:ascii="Times New Roman" w:hAnsi="Times New Roman" w:eastAsia="微软雅黑" w:cs="Times New Roman"/>
+                <w:color w:val="auto"/>
+                <w:sz w:val="16"/>
+                <w:szCs w:val="16"/>
+                <w:lang w:eastAsia="zh-CN"/>
+              </w:rPr>
+              <w:t>B期内膜样癌+低级别</w:t>
+            </w:r>
+            <w:r>
+              <w:rPr>
+                <w:rFonts w:ascii="Times New Roman" w:hAnsi="Times New Roman" w:eastAsia="微软雅黑" w:cs="Times New Roman"/>
+                <w:color w:val="auto"/>
+                <w:sz w:val="16"/>
+                <w:szCs w:val="16"/>
+                <w:vertAlign w:val="superscript"/>
+                <w:lang w:eastAsia="zh-CN"/>
+              </w:rPr>
+              <w:t>*</w:t>
+            </w:r>
+            <w:r>
+              <w:rPr>
+                <w:rFonts w:ascii="Times New Roman" w:hAnsi="Times New Roman" w:eastAsia="微软雅黑" w:cs="Times New Roman"/>
+                <w:color w:val="auto"/>
+                <w:sz w:val="16"/>
+                <w:szCs w:val="16"/>
+                <w:lang w:eastAsia="zh-CN"/>
+              </w:rPr>
+              <w:t xml:space="preserve"> +LVSI无或局灶 </w:t>
+            </w:r>
+          </w:p>
+          <w:p>
+            <w:pPr>
+              <w:keepNext w:val="0"/>
+              <w:keepLines w:val="0"/>
+              <w:pageBreakBefore w:val="0"/>
+              <w:widowControl/>
+              <w:numPr>
+                <w:ilvl w:val="0"/>
+                <w:numId w:val="12"/>
+              </w:numPr>
+              <w:kinsoku/>
+              <w:wordWrap/>
+              <w:overflowPunct/>
+              <w:topLinePunct w:val="0"/>
+              <w:autoSpaceDE/>
+              <w:autoSpaceDN/>
+              <w:bidi w:val="0"/>
+              <w:adjustRightInd/>
+              <w:snapToGrid/>
+              <w:spacing w:line="236" w:lineRule="auto"/>
+              <w:ind w:left="215" w:leftChars="0" w:hanging="215" w:firstLineChars="0"/>
+              <w:jc w:val="both"/>
+              <w:textAlignment w:val="auto"/>
+              <w:rPr>
+                <w:rFonts w:ascii="Times New Roman" w:hAnsi="Times New Roman" w:eastAsia="微软雅黑" w:cs="Times New Roman"/>
+                <w:color w:val="auto"/>
+                <w:sz w:val="16"/>
+                <w:szCs w:val="16"/>
+                <w:lang w:eastAsia="zh-CN"/>
+              </w:rPr>
+            </w:pPr>
+            <w:r>
+              <w:rPr>
+                <w:rFonts w:ascii="Times New Roman" w:hAnsi="Times New Roman" w:eastAsia="微软雅黑" w:cs="Times New Roman"/>
+                <w:color w:val="auto"/>
+                <w:sz w:val="16"/>
+                <w:szCs w:val="16"/>
+                <w:lang w:eastAsia="zh-CN"/>
+              </w:rPr>
+              <w:t>ⅠA期内膜样癌+高级别</w:t>
+            </w:r>
+            <w:r>
+              <w:rPr>
+                <w:rFonts w:ascii="Times New Roman" w:hAnsi="Times New Roman" w:eastAsia="微软雅黑" w:cs="Times New Roman"/>
+                <w:color w:val="auto"/>
+                <w:sz w:val="16"/>
+                <w:szCs w:val="16"/>
+                <w:vertAlign w:val="superscript"/>
+                <w:lang w:eastAsia="zh-CN"/>
+              </w:rPr>
+              <w:t>*</w:t>
+            </w:r>
+            <w:r>
+              <w:rPr>
+                <w:rFonts w:ascii="Times New Roman" w:hAnsi="Times New Roman" w:eastAsia="微软雅黑" w:cs="Times New Roman"/>
+                <w:color w:val="auto"/>
+                <w:sz w:val="16"/>
+                <w:szCs w:val="16"/>
+                <w:lang w:eastAsia="zh-CN"/>
+              </w:rPr>
+              <w:t xml:space="preserve"> +LVSI无或局灶 </w:t>
+            </w:r>
+          </w:p>
+          <w:p>
+            <w:pPr>
+              <w:keepNext w:val="0"/>
+              <w:keepLines w:val="0"/>
+              <w:pageBreakBefore w:val="0"/>
+              <w:widowControl/>
+              <w:numPr>
+                <w:ilvl w:val="0"/>
+                <w:numId w:val="12"/>
+              </w:numPr>
+              <w:kinsoku/>
+              <w:wordWrap/>
+              <w:overflowPunct/>
+              <w:topLinePunct w:val="0"/>
+              <w:autoSpaceDE/>
+              <w:autoSpaceDN/>
+              <w:bidi w:val="0"/>
+              <w:adjustRightInd/>
+              <w:snapToGrid/>
+              <w:spacing w:line="236" w:lineRule="auto"/>
+              <w:ind w:left="215" w:leftChars="0" w:hanging="215" w:firstLineChars="0"/>
+              <w:jc w:val="both"/>
+              <w:textAlignment w:val="auto"/>
+              <w:rPr>
+                <w:rFonts w:ascii="Times New Roman" w:hAnsi="Times New Roman" w:eastAsia="微软雅黑" w:cs="Times New Roman"/>
+                <w:color w:val="auto"/>
+                <w:sz w:val="18"/>
+                <w:szCs w:val="18"/>
+                <w:lang w:eastAsia="zh-CN"/>
+              </w:rPr>
+            </w:pPr>
+            <w:r>
+              <w:rPr>
+                <w:rFonts w:ascii="Times New Roman" w:hAnsi="Times New Roman" w:eastAsia="微软雅黑" w:cs="Times New Roman"/>
+                <w:color w:val="auto"/>
+                <w:sz w:val="16"/>
+                <w:szCs w:val="16"/>
+                <w:lang w:eastAsia="zh-CN"/>
+              </w:rPr>
+              <w:t>ⅠA期非内膜样癌（浆液性癌、透明细胞癌、未分化癌、癌肉瘤、混合细胞癌）不伴肌层浸润</w:t>
+            </w:r>
+          </w:p>
+        </w:tc>
+        <w:tc>
+          <w:tcPr>
+            <w:tcW w:w="2584" w:type="dxa"/>
+            <w:tcBorders>
+              <w:top w:val="dashed" w:color="244061" w:sz="4" w:space="0"/>
+              <w:left w:val="dashed" w:color="244061" w:sz="4" w:space="0"/>
+              <w:bottom w:val="dashed" w:color="244061" w:sz="4" w:space="0"/>
+              <w:right w:val="dashed" w:color="244061" w:sz="4" w:space="0"/>
+            </w:tcBorders>
+            <w:shd w:val="clear" w:color="auto" w:fill="auto"/>
+            <w:vAlign w:val="center"/>
+          </w:tcPr>
+          <w:p>
+            <w:pPr>
+              <w:keepNext w:val="0"/>
+              <w:keepLines w:val="0"/>
+              <w:pageBreakBefore w:val="0"/>
+              <w:widowControl/>
+              <w:numPr>
+                <w:ilvl w:val="0"/>
+                <w:numId w:val="12"/>
+              </w:numPr>
+              <w:kinsoku/>
+              <w:wordWrap/>
+              <w:overflowPunct/>
+              <w:topLinePunct w:val="0"/>
+              <w:autoSpaceDE/>
+              <w:autoSpaceDN/>
+              <w:bidi w:val="0"/>
+              <w:adjustRightInd/>
+              <w:snapToGrid/>
+              <w:spacing w:line="236" w:lineRule="auto"/>
+              <w:ind w:left="215" w:leftChars="0" w:hanging="215" w:firstLineChars="0"/>
+              <w:jc w:val="both"/>
+              <w:textAlignment w:val="auto"/>
+              <w:rPr>
+                <w:rFonts w:ascii="Times New Roman" w:hAnsi="Times New Roman" w:eastAsia="微软雅黑" w:cs="Times New Roman"/>
+                <w:color w:val="auto"/>
+                <w:sz w:val="16"/>
+                <w:szCs w:val="16"/>
+                <w:lang w:eastAsia="zh-CN"/>
+              </w:rPr>
+            </w:pPr>
+            <w:r>
+              <w:rPr>
+                <w:rFonts w:ascii="Times New Roman" w:hAnsi="Times New Roman" w:eastAsia="微软雅黑" w:cs="Times New Roman"/>
+                <w:color w:val="auto"/>
+                <w:sz w:val="16"/>
+                <w:szCs w:val="16"/>
+                <w:lang w:eastAsia="zh-CN"/>
+              </w:rPr>
+              <w:t>Ⅰ</w:t>
+            </w:r>
+            <w:r>
+              <w:rPr>
+                <w:rFonts w:hint="eastAsia" w:ascii="Times New Roman" w:hAnsi="Times New Roman" w:eastAsia="微软雅黑" w:cs="Times New Roman"/>
+                <w:color w:val="auto"/>
+                <w:sz w:val="16"/>
+                <w:szCs w:val="16"/>
+                <w:lang w:eastAsia="zh-CN"/>
+              </w:rPr>
+              <w:t>B期，</w:t>
+            </w:r>
+            <w:r>
+              <w:rPr>
+                <w:rFonts w:hint="eastAsia" w:ascii="Times New Roman" w:hAnsi="Times New Roman" w:eastAsia="微软雅黑" w:cs="Times New Roman"/>
+                <w:b/>
+                <w:bCs/>
+                <w:color w:val="auto"/>
+                <w:sz w:val="16"/>
+                <w:szCs w:val="16"/>
+                <w:lang w:eastAsia="zh-CN"/>
+              </w:rPr>
+              <w:t>dMMR/NSMP</w:t>
+            </w:r>
+            <w:r>
+              <w:rPr>
+                <w:rFonts w:hint="eastAsia" w:ascii="Times New Roman" w:hAnsi="Times New Roman" w:eastAsia="微软雅黑" w:cs="Times New Roman"/>
+                <w:color w:val="auto"/>
+                <w:sz w:val="16"/>
+                <w:szCs w:val="16"/>
+                <w:lang w:eastAsia="zh-CN"/>
+              </w:rPr>
+              <w:t>内膜样癌+低级别</w:t>
+            </w:r>
+            <w:r>
+              <w:rPr>
+                <w:rFonts w:ascii="Times New Roman" w:hAnsi="Times New Roman" w:eastAsia="微软雅黑" w:cs="Times New Roman"/>
+                <w:color w:val="auto"/>
+                <w:sz w:val="16"/>
+                <w:szCs w:val="16"/>
+                <w:vertAlign w:val="superscript"/>
+                <w:lang w:eastAsia="zh-CN"/>
+              </w:rPr>
+              <w:t>*</w:t>
+            </w:r>
+            <w:r>
+              <w:rPr>
+                <w:rFonts w:ascii="Times New Roman" w:hAnsi="Times New Roman" w:eastAsia="微软雅黑" w:cs="Times New Roman"/>
+                <w:color w:val="auto"/>
+                <w:sz w:val="16"/>
+                <w:szCs w:val="16"/>
+                <w:lang w:eastAsia="zh-CN"/>
+              </w:rPr>
+              <w:t xml:space="preserve"> +LVSI无或局灶 </w:t>
+            </w:r>
+          </w:p>
+          <w:p>
+            <w:pPr>
+              <w:keepNext w:val="0"/>
+              <w:keepLines w:val="0"/>
+              <w:pageBreakBefore w:val="0"/>
+              <w:widowControl/>
+              <w:numPr>
+                <w:ilvl w:val="0"/>
+                <w:numId w:val="12"/>
+              </w:numPr>
+              <w:kinsoku/>
+              <w:wordWrap/>
+              <w:overflowPunct/>
+              <w:topLinePunct w:val="0"/>
+              <w:autoSpaceDE/>
+              <w:autoSpaceDN/>
+              <w:bidi w:val="0"/>
+              <w:adjustRightInd/>
+              <w:snapToGrid/>
+              <w:spacing w:line="236" w:lineRule="auto"/>
+              <w:ind w:left="215" w:leftChars="0" w:hanging="215" w:firstLineChars="0"/>
+              <w:jc w:val="both"/>
+              <w:textAlignment w:val="auto"/>
+              <w:rPr>
+                <w:rFonts w:ascii="Times New Roman" w:hAnsi="Times New Roman" w:eastAsia="微软雅黑" w:cs="Times New Roman"/>
+                <w:color w:val="auto"/>
+                <w:sz w:val="16"/>
+                <w:szCs w:val="16"/>
+                <w:lang w:eastAsia="zh-CN"/>
+              </w:rPr>
+            </w:pPr>
+            <w:r>
+              <w:rPr>
+                <w:rFonts w:ascii="Times New Roman" w:hAnsi="Times New Roman" w:eastAsia="微软雅黑" w:cs="Times New Roman"/>
+                <w:color w:val="auto"/>
+                <w:sz w:val="16"/>
+                <w:szCs w:val="16"/>
+                <w:lang w:eastAsia="zh-CN"/>
+              </w:rPr>
+              <w:t>ⅠA期</w:t>
+            </w:r>
+            <w:r>
+              <w:rPr>
+                <w:rFonts w:hint="eastAsia" w:ascii="Times New Roman" w:hAnsi="Times New Roman" w:eastAsia="微软雅黑" w:cs="Times New Roman"/>
+                <w:color w:val="auto"/>
+                <w:sz w:val="16"/>
+                <w:szCs w:val="16"/>
+                <w:lang w:eastAsia="zh-CN"/>
+              </w:rPr>
+              <w:t>，</w:t>
+            </w:r>
+            <w:r>
+              <w:rPr>
+                <w:rFonts w:ascii="Times New Roman" w:hAnsi="Times New Roman" w:eastAsia="微软雅黑" w:cs="Times New Roman"/>
+                <w:b/>
+                <w:bCs/>
+                <w:color w:val="auto"/>
+                <w:sz w:val="16"/>
+                <w:szCs w:val="16"/>
+                <w:lang w:eastAsia="zh-CN"/>
+              </w:rPr>
+              <w:t>dMMR/NSMP</w:t>
+            </w:r>
+            <w:r>
+              <w:rPr>
+                <w:rFonts w:ascii="Times New Roman" w:hAnsi="Times New Roman" w:eastAsia="微软雅黑" w:cs="Times New Roman"/>
+                <w:color w:val="auto"/>
+                <w:sz w:val="16"/>
+                <w:szCs w:val="16"/>
+                <w:lang w:eastAsia="zh-CN"/>
+              </w:rPr>
+              <w:t>内膜样癌+高级别</w:t>
+            </w:r>
+            <w:r>
+              <w:rPr>
+                <w:rFonts w:ascii="Times New Roman" w:hAnsi="Times New Roman" w:eastAsia="微软雅黑" w:cs="Times New Roman"/>
+                <w:color w:val="auto"/>
+                <w:sz w:val="16"/>
+                <w:szCs w:val="16"/>
+                <w:vertAlign w:val="superscript"/>
+                <w:lang w:eastAsia="zh-CN"/>
+              </w:rPr>
+              <w:t>*</w:t>
+            </w:r>
+            <w:r>
+              <w:rPr>
+                <w:rFonts w:ascii="Times New Roman" w:hAnsi="Times New Roman" w:eastAsia="微软雅黑" w:cs="Times New Roman"/>
+                <w:color w:val="auto"/>
+                <w:sz w:val="16"/>
+                <w:szCs w:val="16"/>
+                <w:lang w:eastAsia="zh-CN"/>
+              </w:rPr>
+              <w:t xml:space="preserve"> +LVSI无或局灶 </w:t>
+            </w:r>
+          </w:p>
+          <w:p>
+            <w:pPr>
+              <w:keepNext w:val="0"/>
+              <w:keepLines w:val="0"/>
+              <w:pageBreakBefore w:val="0"/>
+              <w:widowControl/>
+              <w:numPr>
+                <w:ilvl w:val="0"/>
+                <w:numId w:val="12"/>
+              </w:numPr>
+              <w:kinsoku/>
+              <w:wordWrap/>
+              <w:overflowPunct/>
+              <w:topLinePunct w:val="0"/>
+              <w:autoSpaceDE/>
+              <w:autoSpaceDN/>
+              <w:bidi w:val="0"/>
+              <w:adjustRightInd/>
+              <w:snapToGrid/>
+              <w:spacing w:line="236" w:lineRule="auto"/>
+              <w:ind w:left="215" w:leftChars="0" w:hanging="215" w:firstLineChars="0"/>
+              <w:jc w:val="both"/>
+              <w:textAlignment w:val="auto"/>
+              <w:rPr>
+                <w:rFonts w:ascii="Times New Roman" w:hAnsi="Times New Roman" w:eastAsia="微软雅黑" w:cs="Times New Roman"/>
+                <w:color w:val="auto"/>
+                <w:sz w:val="18"/>
+                <w:szCs w:val="18"/>
+                <w:lang w:eastAsia="zh-CN"/>
+              </w:rPr>
+            </w:pPr>
+            <w:r>
+              <w:rPr>
+                <w:rFonts w:ascii="Times New Roman" w:hAnsi="Times New Roman" w:eastAsia="微软雅黑" w:cs="Times New Roman"/>
+                <w:color w:val="auto"/>
+                <w:sz w:val="16"/>
+                <w:szCs w:val="16"/>
+                <w:lang w:eastAsia="zh-CN"/>
+              </w:rPr>
+              <w:t>ⅠA期</w:t>
+            </w:r>
+            <w:r>
+              <w:rPr>
+                <w:rFonts w:hint="eastAsia" w:ascii="Times New Roman" w:hAnsi="Times New Roman" w:eastAsia="微软雅黑" w:cs="Times New Roman"/>
+                <w:color w:val="auto"/>
+                <w:sz w:val="16"/>
+                <w:szCs w:val="16"/>
+                <w:lang w:eastAsia="zh-CN"/>
+              </w:rPr>
+              <w:t>，</w:t>
+            </w:r>
+            <w:r>
+              <w:rPr>
+                <w:rFonts w:hint="eastAsia" w:ascii="Times New Roman" w:hAnsi="Times New Roman" w:eastAsia="微软雅黑" w:cs="Times New Roman"/>
+                <w:b/>
+                <w:bCs/>
+                <w:color w:val="auto"/>
+                <w:sz w:val="16"/>
+                <w:szCs w:val="16"/>
+                <w:lang w:eastAsia="zh-CN"/>
+              </w:rPr>
+              <w:t>p</w:t>
+            </w:r>
+            <w:r>
+              <w:rPr>
+                <w:rFonts w:ascii="Times New Roman" w:hAnsi="Times New Roman" w:eastAsia="微软雅黑" w:cs="Times New Roman"/>
+                <w:b/>
+                <w:bCs/>
+                <w:color w:val="auto"/>
+                <w:sz w:val="16"/>
+                <w:szCs w:val="16"/>
+                <w:lang w:eastAsia="zh-CN"/>
+              </w:rPr>
+              <w:t>53abn</w:t>
+            </w:r>
+            <w:r>
+              <w:rPr>
+                <w:rFonts w:ascii="Times New Roman" w:hAnsi="Times New Roman" w:eastAsia="微软雅黑" w:cs="Times New Roman"/>
+                <w:color w:val="auto"/>
+                <w:sz w:val="16"/>
+                <w:szCs w:val="16"/>
+                <w:lang w:eastAsia="zh-CN"/>
+              </w:rPr>
+              <w:t>和（或）非内膜样癌（浆液性癌、透明细胞癌、未分化癌、癌肉瘤、混合细胞癌）不伴肌层浸润</w:t>
+            </w:r>
+          </w:p>
+        </w:tc>
+        <w:tc>
+          <w:tcPr>
+            <w:tcW w:w="3268" w:type="dxa"/>
+            <w:tcBorders>
+              <w:top w:val="dashed" w:color="244061" w:sz="4" w:space="0"/>
+              <w:left w:val="dashed" w:color="244061" w:sz="4" w:space="0"/>
+              <w:bottom w:val="dashed" w:color="244061" w:sz="4" w:space="0"/>
+            </w:tcBorders>
+            <w:shd w:val="clear" w:color="auto" w:fill="auto"/>
+            <w:vAlign w:val="center"/>
+          </w:tcPr>
+          <w:p>
+            <w:pPr>
+              <w:keepNext w:val="0"/>
+              <w:keepLines w:val="0"/>
+              <w:pageBreakBefore w:val="0"/>
+              <w:widowControl/>
+              <w:numPr>
+                <w:ilvl w:val="0"/>
+                <w:numId w:val="12"/>
+              </w:numPr>
+              <w:kinsoku/>
+              <w:wordWrap/>
+              <w:overflowPunct/>
+              <w:topLinePunct w:val="0"/>
+              <w:autoSpaceDE/>
+              <w:autoSpaceDN/>
+              <w:bidi w:val="0"/>
+              <w:adjustRightInd/>
+              <w:snapToGrid/>
+              <w:spacing w:line="236" w:lineRule="auto"/>
+              <w:ind w:left="215" w:leftChars="0" w:hanging="215" w:firstLineChars="0"/>
+              <w:jc w:val="both"/>
+              <w:textAlignment w:val="auto"/>
+              <w:rPr>
+                <w:rFonts w:ascii="Times New Roman" w:hAnsi="Times New Roman" w:eastAsia="微软雅黑" w:cs="Times New Roman"/>
+                <w:color w:val="auto"/>
+                <w:sz w:val="18"/>
+                <w:szCs w:val="18"/>
+                <w:lang w:eastAsia="zh-CN"/>
+              </w:rPr>
+            </w:pPr>
+            <w:r>
+              <w:rPr>
+                <w:rFonts w:hint="eastAsia" w:ascii="Times New Roman" w:hAnsi="Times New Roman" w:eastAsia="微软雅黑" w:cs="Times New Roman"/>
+                <w:color w:val="auto"/>
+                <w:sz w:val="16"/>
+                <w:szCs w:val="16"/>
+                <w:lang w:eastAsia="zh-CN"/>
+              </w:rPr>
+              <w:t>近距离腔内放疗可以减少中危子宫内膜癌患者的复发风险，对中危患者也可不进行辅助治疗，尤其是60岁以下的患者。已知分子分型后，</w:t>
+            </w:r>
+            <w:r>
+              <w:rPr>
+                <w:rFonts w:hint="eastAsia" w:ascii="Times New Roman" w:hAnsi="Times New Roman" w:eastAsia="微软雅黑" w:cs="Times New Roman"/>
+                <w:b/>
+                <w:bCs/>
+                <w:color w:val="auto"/>
+                <w:sz w:val="16"/>
+                <w:szCs w:val="16"/>
+                <w:lang w:eastAsia="zh-CN"/>
+              </w:rPr>
+              <w:t>p53abn</w:t>
+            </w:r>
+            <w:r>
+              <w:rPr>
+                <w:rFonts w:hint="eastAsia" w:ascii="Times New Roman" w:hAnsi="Times New Roman" w:eastAsia="微软雅黑" w:cs="Times New Roman"/>
+                <w:color w:val="auto"/>
+                <w:sz w:val="16"/>
+                <w:szCs w:val="16"/>
+                <w:lang w:eastAsia="zh-CN"/>
+              </w:rPr>
+              <w:t>内膜样癌局限于内膜层或不伴肌层浸润者，通常不建议辅助治疗。</w:t>
+            </w:r>
+          </w:p>
+        </w:tc>
+      </w:tr>
+      <w:tr>
+        <w:tblPrEx>
+          <w:tblBorders>
+            <w:top w:val="single" w:color="244061" w:sz="4" w:space="0"/>
+            <w:left w:val="none" w:color="auto" w:sz="0" w:space="0"/>
+            <w:bottom w:val="single" w:color="BFBFBF" w:sz="4" w:space="0"/>
+            <w:right w:val="none" w:color="auto" w:sz="0" w:space="0"/>
+            <w:insideH w:val="none" w:color="auto" w:sz="0" w:space="0"/>
+            <w:insideV w:val="none" w:color="auto" w:sz="0" w:space="0"/>
+          </w:tblBorders>
+          <w:shd w:val="clear" w:color="auto" w:fill="auto"/>
+          <w:tblCellMar>
+            <w:top w:w="0" w:type="dxa"/>
+            <w:left w:w="108" w:type="dxa"/>
+            <w:bottom w:w="0" w:type="dxa"/>
+            <w:right w:w="108" w:type="dxa"/>
+          </w:tblCellMar>
+        </w:tblPrEx>
+        <w:trPr>
+          <w:trHeight w:val="510" w:hRule="atLeast"/>
+          <w:jc w:val="center"/>
+        </w:trPr>
+        <w:tc>
+          <w:tcPr>
+            <w:tcW w:w="1210" w:type="dxa"/>
+            <w:tcBorders>
+              <w:top w:val="dashed" w:color="244061" w:sz="4" w:space="0"/>
+              <w:bottom w:val="dashed" w:color="244061" w:sz="4" w:space="0"/>
+              <w:right w:val="dashed" w:color="244061" w:sz="4" w:space="0"/>
+            </w:tcBorders>
+            <w:shd w:val="clear" w:color="auto" w:fill="auto"/>
+            <w:vAlign w:val="center"/>
+          </w:tcPr>
+          <w:p>
+            <w:pPr>
+              <w:keepNext w:val="0"/>
+              <w:keepLines w:val="0"/>
+              <w:pageBreakBefore w:val="0"/>
+              <w:widowControl/>
+              <w:kinsoku/>
+              <w:wordWrap/>
+              <w:overflowPunct/>
+              <w:topLinePunct w:val="0"/>
+              <w:autoSpaceDE/>
+              <w:autoSpaceDN/>
+              <w:bidi w:val="0"/>
+              <w:adjustRightInd/>
+              <w:snapToGrid/>
+              <w:spacing w:line="236" w:lineRule="auto"/>
+              <w:jc w:val="center"/>
+              <w:textAlignment w:val="auto"/>
+              <w:rPr>
+                <w:rFonts w:ascii="Times New Roman" w:hAnsi="Times New Roman" w:eastAsia="微软雅黑" w:cs="Times New Roman"/>
+                <w:color w:val="auto"/>
+                <w:sz w:val="18"/>
+                <w:szCs w:val="18"/>
+                <w:lang w:eastAsia="zh-CN"/>
+              </w:rPr>
+            </w:pPr>
+            <w:r>
+              <w:rPr>
+                <w:rFonts w:hint="eastAsia" w:ascii="Times New Roman" w:hAnsi="Times New Roman" w:eastAsia="微软雅黑" w:cs="Times New Roman"/>
+                <w:color w:val="auto"/>
+                <w:sz w:val="16"/>
+                <w:szCs w:val="16"/>
+                <w:lang w:eastAsia="zh-CN"/>
+              </w:rPr>
               <w:t>高-中危</w:t>
             </w:r>
           </w:p>
@@ -33433,6 +33603,7 @@
             <w:insideH w:val="none" w:color="auto" w:sz="0" w:space="0"/>
             <w:insideV w:val="none" w:color="auto" w:sz="0" w:space="0"/>
           </w:tblBorders>
+          <w:shd w:val="clear" w:color="auto" w:fill="auto"/>
           <w:tblCellMar>
             <w:top w:w="0" w:type="dxa"/>
             <w:left w:w="108" w:type="dxa"/>
@@ -33943,6 +34114,7 @@
             <w:insideH w:val="single" w:color="auto" w:sz="4" w:space="0"/>
             <w:insideV w:val="single" w:color="auto" w:sz="4" w:space="0"/>
           </w:tblBorders>
+          <w:shd w:val="clear" w:color="auto" w:fill="auto"/>
           <w:tblCellMar>
             <w:top w:w="0" w:type="dxa"/>
             <w:left w:w="108" w:type="dxa"/>
@@ -34493,6 +34665,7 @@
             <w:insideH w:val="single" w:color="auto" w:sz="4" w:space="0"/>
             <w:insideV w:val="single" w:color="auto" w:sz="4" w:space="0"/>
           </w:tblBorders>
+          <w:shd w:val="clear" w:color="auto" w:fill="auto"/>
           <w:tblCellMar>
             <w:top w:w="0" w:type="dxa"/>
             <w:left w:w="108" w:type="dxa"/>
@@ -34704,6 +34877,231 @@
                 <w:lang w:eastAsia="zh-CN"/>
               </w:rPr>
               <w:t>MSI</w:t>
+            </w:r>
+          </w:p>
+        </w:tc>
+      </w:tr>
+      <w:tr>
+        <w:tblPrEx>
+          <w:tblBorders>
+            <w:top w:val="single" w:color="auto" w:sz="4" w:space="0"/>
+            <w:left w:val="single" w:color="auto" w:sz="4" w:space="0"/>
+            <w:bottom w:val="single" w:color="auto" w:sz="4" w:space="0"/>
+            <w:right w:val="single" w:color="auto" w:sz="4" w:space="0"/>
+            <w:insideH w:val="single" w:color="auto" w:sz="4" w:space="0"/>
+            <w:insideV w:val="single" w:color="auto" w:sz="4" w:space="0"/>
+          </w:tblBorders>
+          <w:tblCellMar>
+            <w:top w:w="0" w:type="dxa"/>
+            <w:left w:w="108" w:type="dxa"/>
+            <w:bottom w:w="0" w:type="dxa"/>
+            <w:right w:w="108" w:type="dxa"/>
+          </w:tblCellMar>
+        </w:tblPrEx>
+        <w:trPr>
+          <w:trHeight w:val="510" w:hRule="atLeast"/>
+        </w:trPr>
+        <w:tc>
+          <w:tcPr>
+            <w:tcW w:w="1662" w:type="dxa"/>
+            <w:tcBorders>
+              <w:top w:val="dashed" w:color="244061" w:sz="4" w:space="0"/>
+              <w:left w:val="nil"/>
+              <w:bottom w:val="dashed" w:color="244061" w:sz="4" w:space="0"/>
+              <w:right w:val="dashed" w:color="244061" w:sz="4" w:space="0"/>
+            </w:tcBorders>
+            <w:shd w:val="clear" w:color="auto" w:fill="auto"/>
+            <w:vAlign w:val="center"/>
+          </w:tcPr>
+          <w:p>
+            <w:pPr>
+              <w:widowControl/>
+              <w:jc w:val="center"/>
+              <w:rPr>
+                <w:rFonts w:ascii="Times New Roman" w:hAnsi="Times New Roman" w:eastAsia="微软雅黑" w:cs="Times New Roman"/>
+                <w:sz w:val="18"/>
+                <w:szCs w:val="18"/>
+                <w:lang w:eastAsia="zh-CN"/>
+              </w:rPr>
+            </w:pPr>
+            <w:r>
+              <w:rPr>
+                <w:rFonts w:ascii="Times New Roman" w:hAnsi="Times New Roman" w:eastAsia="微软雅黑" w:cs="Times New Roman"/>
+                <w:sz w:val="18"/>
+                <w:szCs w:val="18"/>
+                <w:lang w:eastAsia="zh-CN"/>
+              </w:rPr>
+              <w:t>NSMP</w:t>
+            </w:r>
+          </w:p>
+        </w:tc>
+        <w:tc>
+          <w:tcPr>
+            <w:tcW w:w="1662" w:type="dxa"/>
+            <w:tcBorders>
+              <w:top w:val="dashed" w:color="244061" w:sz="4" w:space="0"/>
+              <w:left w:val="dashed" w:color="244061" w:sz="4" w:space="0"/>
+              <w:bottom w:val="dashed" w:color="244061" w:sz="4" w:space="0"/>
+              <w:right w:val="dashed" w:color="244061" w:sz="4" w:space="0"/>
+            </w:tcBorders>
+            <w:shd w:val="clear" w:color="auto" w:fill="auto"/>
+            <w:vAlign w:val="center"/>
+          </w:tcPr>
+          <w:p>
+            <w:pPr>
+              <w:widowControl/>
+              <w:jc w:val="center"/>
+              <w:rPr>
+                <w:rFonts w:ascii="Times New Roman" w:hAnsi="Times New Roman" w:eastAsia="微软雅黑" w:cs="Times New Roman"/>
+                <w:sz w:val="18"/>
+                <w:szCs w:val="18"/>
+                <w:lang w:eastAsia="zh-CN"/>
+              </w:rPr>
+            </w:pPr>
+            <w:r>
+              <w:rPr>
+                <w:rFonts w:ascii="Times New Roman" w:hAnsi="Times New Roman" w:eastAsia="微软雅黑" w:cs="Times New Roman"/>
+                <w:sz w:val="18"/>
+                <w:szCs w:val="18"/>
+                <w:lang w:eastAsia="zh-CN"/>
+              </w:rPr>
+              <w:t>NSMP</w:t>
+            </w:r>
+          </w:p>
+        </w:tc>
+        <w:tc>
+          <w:tcPr>
+            <w:tcW w:w="1662" w:type="dxa"/>
+            <w:tcBorders>
+              <w:top w:val="dashed" w:color="244061" w:sz="4" w:space="0"/>
+              <w:left w:val="dashed" w:color="244061" w:sz="4" w:space="0"/>
+              <w:bottom w:val="dashed" w:color="244061" w:sz="4" w:space="0"/>
+              <w:right w:val="dashed" w:color="244061" w:sz="4" w:space="0"/>
+            </w:tcBorders>
+            <w:shd w:val="clear" w:color="auto" w:fill="auto"/>
+            <w:vAlign w:val="center"/>
+          </w:tcPr>
+          <w:p>
+            <w:pPr>
+              <w:widowControl/>
+              <w:jc w:val="center"/>
+              <w:rPr>
+                <w:rFonts w:ascii="Times New Roman" w:hAnsi="Times New Roman" w:eastAsia="微软雅黑" w:cs="Times New Roman"/>
+                <w:sz w:val="18"/>
+                <w:szCs w:val="18"/>
+                <w:lang w:eastAsia="zh-CN"/>
+              </w:rPr>
+            </w:pPr>
+            <w:r>
+              <w:rPr>
+                <w:rFonts w:ascii="Times New Roman" w:hAnsi="Times New Roman" w:eastAsia="微软雅黑" w:cs="Times New Roman"/>
+                <w:sz w:val="18"/>
+                <w:szCs w:val="18"/>
+                <w:lang w:eastAsia="zh-CN"/>
+              </w:rPr>
+              <w:t>Copy-number low</w:t>
+            </w:r>
+          </w:p>
+        </w:tc>
+        <w:tc>
+          <w:tcPr>
+            <w:tcW w:w="1662" w:type="dxa"/>
+            <w:tcBorders>
+              <w:top w:val="dashed" w:color="244061" w:sz="4" w:space="0"/>
+              <w:left w:val="dashed" w:color="244061" w:sz="4" w:space="0"/>
+              <w:bottom w:val="dashed" w:color="244061" w:sz="4" w:space="0"/>
+              <w:right w:val="dashed" w:color="244061" w:sz="4" w:space="0"/>
+            </w:tcBorders>
+            <w:shd w:val="clear" w:color="auto" w:fill="auto"/>
+            <w:vAlign w:val="center"/>
+          </w:tcPr>
+          <w:p>
+            <w:pPr>
+              <w:widowControl/>
+              <w:jc w:val="center"/>
+              <w:rPr>
+                <w:rFonts w:ascii="Times New Roman" w:hAnsi="Times New Roman" w:eastAsia="微软雅黑" w:cs="Times New Roman"/>
+                <w:sz w:val="18"/>
+                <w:szCs w:val="18"/>
+                <w:lang w:eastAsia="zh-CN"/>
+              </w:rPr>
+            </w:pPr>
+            <w:r>
+              <w:rPr>
+                <w:rFonts w:ascii="Times New Roman" w:hAnsi="Times New Roman" w:eastAsia="微软雅黑" w:cs="Times New Roman"/>
+                <w:sz w:val="18"/>
+                <w:szCs w:val="18"/>
+                <w:lang w:eastAsia="zh-CN"/>
+              </w:rPr>
+              <w:t>Copy-number low (endometrioid)</w:t>
+            </w:r>
+          </w:p>
+        </w:tc>
+        <w:tc>
+          <w:tcPr>
+            <w:tcW w:w="1662" w:type="dxa"/>
+            <w:tcBorders>
+              <w:top w:val="dashed" w:color="244061" w:sz="4" w:space="0"/>
+              <w:left w:val="dashed" w:color="244061" w:sz="4" w:space="0"/>
+              <w:bottom w:val="dashed" w:color="244061" w:sz="4" w:space="0"/>
+              <w:right w:val="dashed" w:color="244061" w:sz="4" w:space="0"/>
+            </w:tcBorders>
+            <w:shd w:val="clear" w:color="auto" w:fill="auto"/>
+            <w:vAlign w:val="center"/>
+          </w:tcPr>
+          <w:p>
+            <w:pPr>
+              <w:widowControl/>
+              <w:jc w:val="center"/>
+              <w:rPr>
+                <w:rFonts w:ascii="Times New Roman" w:hAnsi="Times New Roman" w:eastAsia="微软雅黑" w:cs="Times New Roman"/>
+                <w:sz w:val="18"/>
+                <w:szCs w:val="18"/>
+                <w:lang w:eastAsia="zh-CN"/>
+              </w:rPr>
+            </w:pPr>
+            <w:r>
+              <w:rPr>
+                <w:rFonts w:ascii="Times New Roman" w:hAnsi="Times New Roman" w:eastAsia="微软雅黑" w:cs="Times New Roman"/>
+                <w:sz w:val="18"/>
+                <w:szCs w:val="18"/>
+                <w:lang w:eastAsia="zh-CN"/>
+              </w:rPr>
+              <w:t>p53 wt</w:t>
+            </w:r>
+          </w:p>
+        </w:tc>
+        <w:tc>
+          <w:tcPr>
+            <w:tcW w:w="1664" w:type="dxa"/>
+            <w:tcBorders>
+              <w:top w:val="dashed" w:color="244061" w:sz="4" w:space="0"/>
+              <w:left w:val="dashed" w:color="244061" w:sz="4" w:space="0"/>
+              <w:bottom w:val="dashed" w:color="244061" w:sz="4" w:space="0"/>
+              <w:right w:val="nil"/>
+            </w:tcBorders>
+            <w:shd w:val="clear" w:color="auto" w:fill="auto"/>
+            <w:vAlign w:val="center"/>
+          </w:tcPr>
+          <w:p>
+            <w:pPr>
+              <w:widowControl/>
+              <w:jc w:val="center"/>
+              <w:rPr>
+                <w:rFonts w:ascii="Times New Roman" w:hAnsi="Times New Roman" w:eastAsia="微软雅黑" w:cs="Times New Roman"/>
+                <w:sz w:val="18"/>
+                <w:szCs w:val="18"/>
+                <w:lang w:eastAsia="zh-CN"/>
+              </w:rPr>
+            </w:pPr>
+            <w:r>
+              <w:rPr>
+                <w:rFonts w:ascii="Times New Roman" w:hAnsi="Times New Roman" w:eastAsia="微软雅黑" w:cs="Times New Roman"/>
+                <w:sz w:val="18"/>
+                <w:szCs w:val="18"/>
+                <w:lang w:eastAsia="zh-CN"/>
+              </w:rPr>
+              <w:t>NSMP</w:t>
             </w:r>
           </w:p>
         </w:tc>
@@ -34719,231 +35117,6 @@
             <w:insideV w:val="single" w:color="auto" w:sz="4" w:space="0"/>
           </w:tblBorders>
           <w:shd w:val="clear" w:color="auto" w:fill="auto"/>
-          <w:tblCellMar>
-            <w:top w:w="0" w:type="dxa"/>
-            <w:left w:w="108" w:type="dxa"/>
-            <w:bottom w:w="0" w:type="dxa"/>
-            <w:right w:w="108" w:type="dxa"/>
-          </w:tblCellMar>
-        </w:tblPrEx>
-        <w:trPr>
-          <w:trHeight w:val="510" w:hRule="atLeast"/>
-        </w:trPr>
-        <w:tc>
-          <w:tcPr>
-            <w:tcW w:w="1662" w:type="dxa"/>
-            <w:tcBorders>
-              <w:top w:val="dashed" w:color="244061" w:sz="4" w:space="0"/>
-              <w:left w:val="nil"/>
-              <w:bottom w:val="dashed" w:color="244061" w:sz="4" w:space="0"/>
-              <w:right w:val="dashed" w:color="244061" w:sz="4" w:space="0"/>
-            </w:tcBorders>
-            <w:shd w:val="clear" w:color="auto" w:fill="auto"/>
-            <w:vAlign w:val="center"/>
-          </w:tcPr>
-          <w:p>
-            <w:pPr>
-              <w:widowControl/>
-              <w:jc w:val="center"/>
-              <w:rPr>
-                <w:rFonts w:ascii="Times New Roman" w:hAnsi="Times New Roman" w:eastAsia="微软雅黑" w:cs="Times New Roman"/>
-                <w:sz w:val="18"/>
-                <w:szCs w:val="18"/>
-                <w:lang w:eastAsia="zh-CN"/>
-              </w:rPr>
-            </w:pPr>
-            <w:r>
-              <w:rPr>
-                <w:rFonts w:ascii="Times New Roman" w:hAnsi="Times New Roman" w:eastAsia="微软雅黑" w:cs="Times New Roman"/>
-                <w:sz w:val="18"/>
-                <w:szCs w:val="18"/>
-                <w:lang w:eastAsia="zh-CN"/>
-              </w:rPr>
-              <w:t>NSMP</w:t>
-            </w:r>
-          </w:p>
-        </w:tc>
-        <w:tc>
-          <w:tcPr>
-            <w:tcW w:w="1662" w:type="dxa"/>
-            <w:tcBorders>
-              <w:top w:val="dashed" w:color="244061" w:sz="4" w:space="0"/>
-              <w:left w:val="dashed" w:color="244061" w:sz="4" w:space="0"/>
-              <w:bottom w:val="dashed" w:color="244061" w:sz="4" w:space="0"/>
-              <w:right w:val="dashed" w:color="244061" w:sz="4" w:space="0"/>
-            </w:tcBorders>
-            <w:shd w:val="clear" w:color="auto" w:fill="auto"/>
-            <w:vAlign w:val="center"/>
-          </w:tcPr>
-          <w:p>
-            <w:pPr>
-              <w:widowControl/>
-              <w:jc w:val="center"/>
-              <w:rPr>
-                <w:rFonts w:ascii="Times New Roman" w:hAnsi="Times New Roman" w:eastAsia="微软雅黑" w:cs="Times New Roman"/>
-                <w:sz w:val="18"/>
-                <w:szCs w:val="18"/>
-                <w:lang w:eastAsia="zh-CN"/>
-              </w:rPr>
-            </w:pPr>
-            <w:r>
-              <w:rPr>
-                <w:rFonts w:ascii="Times New Roman" w:hAnsi="Times New Roman" w:eastAsia="微软雅黑" w:cs="Times New Roman"/>
-                <w:sz w:val="18"/>
-                <w:szCs w:val="18"/>
-                <w:lang w:eastAsia="zh-CN"/>
-              </w:rPr>
-              <w:t>NSMP</w:t>
-            </w:r>
-          </w:p>
-        </w:tc>
-        <w:tc>
-          <w:tcPr>
-            <w:tcW w:w="1662" w:type="dxa"/>
-            <w:tcBorders>
-              <w:top w:val="dashed" w:color="244061" w:sz="4" w:space="0"/>
-              <w:left w:val="dashed" w:color="244061" w:sz="4" w:space="0"/>
-              <w:bottom w:val="dashed" w:color="244061" w:sz="4" w:space="0"/>
-              <w:right w:val="dashed" w:color="244061" w:sz="4" w:space="0"/>
-            </w:tcBorders>
-            <w:shd w:val="clear" w:color="auto" w:fill="auto"/>
-            <w:vAlign w:val="center"/>
-          </w:tcPr>
-          <w:p>
-            <w:pPr>
-              <w:widowControl/>
-              <w:jc w:val="center"/>
-              <w:rPr>
-                <w:rFonts w:ascii="Times New Roman" w:hAnsi="Times New Roman" w:eastAsia="微软雅黑" w:cs="Times New Roman"/>
-                <w:sz w:val="18"/>
-                <w:szCs w:val="18"/>
-                <w:lang w:eastAsia="zh-CN"/>
-              </w:rPr>
-            </w:pPr>
-            <w:r>
-              <w:rPr>
-                <w:rFonts w:ascii="Times New Roman" w:hAnsi="Times New Roman" w:eastAsia="微软雅黑" w:cs="Times New Roman"/>
-                <w:sz w:val="18"/>
-                <w:szCs w:val="18"/>
-                <w:lang w:eastAsia="zh-CN"/>
-              </w:rPr>
-              <w:t>Copy-number low</w:t>
-            </w:r>
-          </w:p>
-        </w:tc>
-        <w:tc>
-          <w:tcPr>
-            <w:tcW w:w="1662" w:type="dxa"/>
-            <w:tcBorders>
-              <w:top w:val="dashed" w:color="244061" w:sz="4" w:space="0"/>
-              <w:left w:val="dashed" w:color="244061" w:sz="4" w:space="0"/>
-              <w:bottom w:val="dashed" w:color="244061" w:sz="4" w:space="0"/>
-              <w:right w:val="dashed" w:color="244061" w:sz="4" w:space="0"/>
-            </w:tcBorders>
-            <w:shd w:val="clear" w:color="auto" w:fill="auto"/>
-            <w:vAlign w:val="center"/>
-          </w:tcPr>
-          <w:p>
-            <w:pPr>
-              <w:widowControl/>
-              <w:jc w:val="center"/>
-              <w:rPr>
-                <w:rFonts w:ascii="Times New Roman" w:hAnsi="Times New Roman" w:eastAsia="微软雅黑" w:cs="Times New Roman"/>
-                <w:sz w:val="18"/>
-                <w:szCs w:val="18"/>
-                <w:lang w:eastAsia="zh-CN"/>
-              </w:rPr>
-            </w:pPr>
-            <w:r>
-              <w:rPr>
-                <w:rFonts w:ascii="Times New Roman" w:hAnsi="Times New Roman" w:eastAsia="微软雅黑" w:cs="Times New Roman"/>
-                <w:sz w:val="18"/>
-                <w:szCs w:val="18"/>
-                <w:lang w:eastAsia="zh-CN"/>
-              </w:rPr>
-              <w:t>Copy-number low (endometrioid)</w:t>
-            </w:r>
-          </w:p>
-        </w:tc>
-        <w:tc>
-          <w:tcPr>
-            <w:tcW w:w="1662" w:type="dxa"/>
-            <w:tcBorders>
-              <w:top w:val="dashed" w:color="244061" w:sz="4" w:space="0"/>
-              <w:left w:val="dashed" w:color="244061" w:sz="4" w:space="0"/>
-              <w:bottom w:val="dashed" w:color="244061" w:sz="4" w:space="0"/>
-              <w:right w:val="dashed" w:color="244061" w:sz="4" w:space="0"/>
-            </w:tcBorders>
-            <w:shd w:val="clear" w:color="auto" w:fill="auto"/>
-            <w:vAlign w:val="center"/>
-          </w:tcPr>
-          <w:p>
-            <w:pPr>
-              <w:widowControl/>
-              <w:jc w:val="center"/>
-              <w:rPr>
-                <w:rFonts w:ascii="Times New Roman" w:hAnsi="Times New Roman" w:eastAsia="微软雅黑" w:cs="Times New Roman"/>
-                <w:sz w:val="18"/>
-                <w:szCs w:val="18"/>
-                <w:lang w:eastAsia="zh-CN"/>
-              </w:rPr>
-            </w:pPr>
-            <w:r>
-              <w:rPr>
-                <w:rFonts w:ascii="Times New Roman" w:hAnsi="Times New Roman" w:eastAsia="微软雅黑" w:cs="Times New Roman"/>
-                <w:sz w:val="18"/>
-                <w:szCs w:val="18"/>
-                <w:lang w:eastAsia="zh-CN"/>
-              </w:rPr>
-              <w:t>p53 wt</w:t>
-            </w:r>
-          </w:p>
-        </w:tc>
-        <w:tc>
-          <w:tcPr>
-            <w:tcW w:w="1664" w:type="dxa"/>
-            <w:tcBorders>
-              <w:top w:val="dashed" w:color="244061" w:sz="4" w:space="0"/>
-              <w:left w:val="dashed" w:color="244061" w:sz="4" w:space="0"/>
-              <w:bottom w:val="dashed" w:color="244061" w:sz="4" w:space="0"/>
-              <w:right w:val="nil"/>
-            </w:tcBorders>
-            <w:shd w:val="clear" w:color="auto" w:fill="auto"/>
-            <w:vAlign w:val="center"/>
-          </w:tcPr>
-          <w:p>
-            <w:pPr>
-              <w:widowControl/>
-              <w:jc w:val="center"/>
-              <w:rPr>
-                <w:rFonts w:ascii="Times New Roman" w:hAnsi="Times New Roman" w:eastAsia="微软雅黑" w:cs="Times New Roman"/>
-                <w:sz w:val="18"/>
-                <w:szCs w:val="18"/>
-                <w:lang w:eastAsia="zh-CN"/>
-              </w:rPr>
-            </w:pPr>
-            <w:r>
-              <w:rPr>
-                <w:rFonts w:ascii="Times New Roman" w:hAnsi="Times New Roman" w:eastAsia="微软雅黑" w:cs="Times New Roman"/>
-                <w:sz w:val="18"/>
-                <w:szCs w:val="18"/>
-                <w:lang w:eastAsia="zh-CN"/>
-              </w:rPr>
-              <w:t>NSMP</w:t>
-            </w:r>
-          </w:p>
-        </w:tc>
-      </w:tr>
-      <w:tr>
-        <w:tblPrEx>
-          <w:tblBorders>
-            <w:top w:val="single" w:color="auto" w:sz="4" w:space="0"/>
-            <w:left w:val="single" w:color="auto" w:sz="4" w:space="0"/>
-            <w:bottom w:val="single" w:color="auto" w:sz="4" w:space="0"/>
-            <w:right w:val="single" w:color="auto" w:sz="4" w:space="0"/>
-            <w:insideH w:val="single" w:color="auto" w:sz="4" w:space="0"/>
-            <w:insideV w:val="single" w:color="auto" w:sz="4" w:space="0"/>
-          </w:tblBorders>
           <w:tblCellMar>
             <w:top w:w="0" w:type="dxa"/>
             <w:left w:w="108" w:type="dxa"/>

--- a/WebContent/docx/子宫内膜癌检测报告-三峡.docx
+++ b/WebContent/docx/子宫内膜癌检测报告-三峡.docx
@@ -214,7 +214,7 @@
           </w:tcPr>
           <w:p>
             <w:pPr>
-              <w:jc w:val="left"/>
+              <w:jc w:val="center"/>
               <w:rPr>
                 <w:rFonts w:ascii="Times New Roman" w:hAnsi="Times New Roman" w:eastAsia="微软雅黑" w:cs="Times New Roman"/>
                 <w:b/>
@@ -227,7 +227,7 @@
             </w:pPr>
             <w:r>
               <w:rPr>
-                <w:rFonts w:ascii="黑体" w:hAnsi="黑体" w:eastAsia="黑体" w:cs="黑体"/>
+                <w:rFonts w:hint="eastAsia" w:ascii="微软雅黑" w:hAnsi="微软雅黑" w:eastAsia="微软雅黑" w:cs="微软雅黑"/>
                 <w:b/>
                 <w:bCs/>
                 <w:color w:val="254061" w:themeColor="accent1" w:themeShade="80"/>
@@ -238,7 +238,7 @@
             </w:r>
             <w:r>
               <w:rPr>
-                <w:rFonts w:hint="eastAsia" w:ascii="黑体" w:hAnsi="黑体" w:eastAsia="黑体" w:cs="黑体"/>
+                <w:rFonts w:hint="eastAsia" w:ascii="微软雅黑" w:hAnsi="微软雅黑" w:eastAsia="微软雅黑" w:cs="微软雅黑"/>
                 <w:b/>
                 <w:bCs/>
                 <w:color w:val="254061" w:themeColor="accent1" w:themeShade="80"/>
@@ -250,7 +250,7 @@
             </w:r>
             <w:r>
               <w:rPr>
-                <w:rFonts w:ascii="黑体" w:hAnsi="黑体" w:eastAsia="黑体" w:cs="黑体"/>
+                <w:rFonts w:hint="eastAsia" w:ascii="微软雅黑" w:hAnsi="微软雅黑" w:eastAsia="微软雅黑" w:cs="微软雅黑"/>
                 <w:b/>
                 <w:bCs/>
                 <w:color w:val="254061" w:themeColor="accent1" w:themeShade="80"/>
@@ -338,7 +338,7 @@
               <w:bidi w:val="0"/>
               <w:adjustRightInd/>
               <w:snapToGrid/>
-              <w:jc w:val="both"/>
+              <w:jc w:val="center"/>
               <w:textAlignment w:val="auto"/>
               <w:rPr>
                 <w:rFonts w:ascii="Times New Roman" w:hAnsi="Times New Roman" w:eastAsia="微软雅黑" w:cs="Times New Roman"/>
@@ -352,7 +352,7 @@
             </w:pPr>
             <w:r>
               <w:rPr>
-                <w:rFonts w:hint="eastAsia" w:ascii="黑体" w:hAnsi="黑体" w:eastAsia="黑体" w:cs="黑体"/>
+                <w:rFonts w:hint="eastAsia" w:ascii="微软雅黑" w:hAnsi="微软雅黑" w:eastAsia="微软雅黑" w:cs="微软雅黑"/>
                 <w:b/>
                 <w:bCs/>
                 <w:color w:val="254061" w:themeColor="accent1" w:themeShade="80"/>
@@ -360,30 +360,7 @@
                 <w:szCs w:val="32"/>
                 <w:lang w:val="en-US" w:eastAsia="zh-CN"/>
               </w:rPr>
-              <w:t>子宫内膜癌检测报告</w:t>
-            </w:r>
-            <w:r>
-              <w:rPr>
-                <w:rFonts w:hint="eastAsia" w:ascii="黑体" w:hAnsi="黑体" w:eastAsia="黑体" w:cs="黑体"/>
-                <w:b/>
-                <w:bCs/>
-                <w:color w:val="254061" w:themeColor="accent1" w:themeShade="80"/>
-                <w:sz w:val="32"/>
-                <w:szCs w:val="32"/>
-              </w:rPr>
-              <w:t>{% if PDInfo != undefined %}</w:t>
-            </w:r>
-            <w:r>
-              <w:rPr>
-                <w:rFonts w:hint="eastAsia" w:ascii="黑体" w:hAnsi="黑体" w:eastAsia="黑体" w:cs="黑体"/>
-                <w:b/>
-                <w:bCs/>
-                <w:color w:val="254061" w:themeColor="accent1" w:themeShade="80"/>
-                <w:sz w:val="32"/>
-                <w:szCs w:val="32"/>
-                <w:lang w:val="en-US" w:eastAsia="zh-CN"/>
-              </w:rPr>
-              <w:t>（含PD-L1）{% endif %}</w:t>
+              <w:t>分子检测报告单</w:t>
             </w:r>
           </w:p>
         </w:tc>
@@ -402,25 +379,12 @@
         </w:rPr>
       </w:pPr>
     </w:p>
-    <w:p>
-      <w:pPr>
-        <w:jc w:val="center"/>
-        <w:rPr>
-          <w:rFonts w:hint="eastAsia" w:ascii="微软雅黑" w:hAnsi="微软雅黑" w:eastAsia="微软雅黑" w:cs="微软雅黑"/>
-          <w:b/>
-          <w:bCs/>
-          <w:color w:val="1F497D"/>
-          <w:sz w:val="24"/>
-          <w:szCs w:val="24"/>
-        </w:rPr>
-      </w:pPr>
-    </w:p>
     <w:tbl>
       <w:tblPr>
         <w:tblStyle w:val="19"/>
-        <w:tblW w:w="9672" w:type="dxa"/>
+        <w:tblW w:w="0" w:type="auto"/>
         <w:jc w:val="center"/>
-        <w:tblLayout w:type="fixed"/>
+        <w:tblLayout w:type="autofit"/>
         <w:tblCellMar>
           <w:top w:w="0" w:type="dxa"/>
           <w:left w:w="0" w:type="dxa"/>
@@ -429,15 +393,14 @@
         </w:tblCellMar>
       </w:tblPr>
       <w:tblGrid>
-        <w:gridCol w:w="1182"/>
-        <w:gridCol w:w="951"/>
-        <w:gridCol w:w="764"/>
-        <w:gridCol w:w="704"/>
-        <w:gridCol w:w="779"/>
-        <w:gridCol w:w="779"/>
-        <w:gridCol w:w="1334"/>
-        <w:gridCol w:w="1091"/>
-        <w:gridCol w:w="2088"/>
+        <w:gridCol w:w="1177"/>
+        <w:gridCol w:w="1039"/>
+        <w:gridCol w:w="1040"/>
+        <w:gridCol w:w="1037"/>
+        <w:gridCol w:w="1039"/>
+        <w:gridCol w:w="1039"/>
+        <w:gridCol w:w="1030"/>
+        <w:gridCol w:w="2271"/>
       </w:tblGrid>
       <w:tr>
         <w:tblPrEx>
@@ -449,17 +412,17 @@
           </w:tblCellMar>
         </w:tblPrEx>
         <w:trPr>
-          <w:trHeight w:val="402" w:hRule="atLeast"/>
+          <w:trHeight w:val="430" w:hRule="atLeast"/>
           <w:jc w:val="center"/>
         </w:trPr>
         <w:tc>
           <w:tcPr>
-            <w:tcW w:w="1182" w:type="dxa"/>
+            <w:tcW w:w="1323" w:type="dxa"/>
             <w:tcBorders>
-              <w:top w:val="single" w:color="000000" w:sz="8" w:space="0"/>
+              <w:top w:val="single" w:color="auto" w:sz="4" w:space="0"/>
               <w:left w:val="nil"/>
-              <w:bottom w:val="single" w:color="000000" w:sz="8" w:space="0"/>
-              <w:right w:val="single" w:color="000000" w:sz="8" w:space="0"/>
+              <w:bottom w:val="single" w:color="auto" w:sz="4" w:space="0"/>
+              <w:right w:val="single" w:color="auto" w:sz="4" w:space="0"/>
             </w:tcBorders>
             <w:noWrap/>
             <w:tcMar>
@@ -471,24 +434,41 @@
           </w:tcPr>
           <w:p>
             <w:pPr>
+              <w:keepNext w:val="0"/>
+              <w:keepLines w:val="0"/>
+              <w:pageBreakBefore w:val="0"/>
               <w:widowControl/>
+              <w:kinsoku/>
+              <w:wordWrap/>
+              <w:overflowPunct/>
+              <w:topLinePunct w:val="0"/>
+              <w:autoSpaceDE/>
+              <w:autoSpaceDN/>
+              <w:bidi w:val="0"/>
+              <w:adjustRightInd/>
+              <w:snapToGrid/>
+              <w:spacing w:beforeAutospacing="0" w:afterAutospacing="0" w:line="240" w:lineRule="auto"/>
               <w:jc w:val="center"/>
               <w:textAlignment w:val="center"/>
               <w:rPr>
+                <w:rFonts w:hint="eastAsia" w:ascii="微软雅黑" w:hAnsi="微软雅黑" w:eastAsia="微软雅黑" w:cs="微软雅黑"/>
                 <w:b/>
                 <w:color w:val="000000"/>
                 <w:sz w:val="21"/>
                 <w:szCs w:val="21"/>
-                <w:lang w:bidi="ar"/>
-              </w:rPr>
-            </w:pPr>
-            <w:r>
-              <w:rPr>
+                <w:lang w:val="en-US" w:eastAsia="zh-CN" w:bidi="ar"/>
+              </w:rPr>
+            </w:pPr>
+            <w:bookmarkStart w:id="95" w:name="_GoBack"/>
+            <w:bookmarkEnd w:id="95"/>
+            <w:r>
+              <w:rPr>
+                <w:rFonts w:hint="eastAsia" w:ascii="微软雅黑" w:hAnsi="微软雅黑" w:eastAsia="微软雅黑" w:cs="微软雅黑"/>
                 <w:b/>
                 <w:color w:val="000000"/>
                 <w:sz w:val="21"/>
                 <w:szCs w:val="21"/>
-                <w:lang w:bidi="ar"/>
+                <w:lang w:val="en-US" w:eastAsia="zh-CN" w:bidi="ar"/>
               </w:rPr>
               <w:t>姓名</w:t>
             </w:r>
@@ -496,12 +476,12 @@
         </w:tc>
         <w:tc>
           <w:tcPr>
-            <w:tcW w:w="951" w:type="dxa"/>
+            <w:tcW w:w="1191" w:type="dxa"/>
             <w:tcBorders>
-              <w:top w:val="single" w:color="000000" w:sz="8" w:space="0"/>
-              <w:left w:val="single" w:color="000000" w:sz="8" w:space="0"/>
-              <w:bottom w:val="single" w:color="000000" w:sz="8" w:space="0"/>
-              <w:right w:val="single" w:color="000000" w:sz="8" w:space="0"/>
+              <w:top w:val="single" w:color="auto" w:sz="4" w:space="0"/>
+              <w:left w:val="single" w:color="auto" w:sz="4" w:space="0"/>
+              <w:bottom w:val="single" w:color="auto" w:sz="4" w:space="0"/>
+              <w:right w:val="single" w:color="auto" w:sz="4" w:space="0"/>
             </w:tcBorders>
             <w:noWrap/>
             <w:tcMar>
@@ -513,38 +493,53 @@
           </w:tcPr>
           <w:p>
             <w:pPr>
+              <w:keepNext w:val="0"/>
+              <w:keepLines w:val="0"/>
+              <w:pageBreakBefore w:val="0"/>
               <w:widowControl/>
+              <w:kinsoku/>
+              <w:wordWrap/>
+              <w:overflowPunct/>
+              <w:topLinePunct w:val="0"/>
+              <w:autoSpaceDE/>
+              <w:autoSpaceDN/>
+              <w:bidi w:val="0"/>
+              <w:adjustRightInd/>
+              <w:snapToGrid/>
+              <w:spacing w:beforeAutospacing="0" w:afterAutospacing="0" w:line="240" w:lineRule="auto"/>
               <w:jc w:val="center"/>
               <w:textAlignment w:val="center"/>
               <w:rPr>
+                <w:rFonts w:hint="eastAsia" w:ascii="微软雅黑" w:hAnsi="微软雅黑" w:eastAsia="微软雅黑" w:cs="微软雅黑"/>
                 <w:b/>
                 <w:color w:val="000000"/>
                 <w:sz w:val="21"/>
                 <w:szCs w:val="21"/>
+                <w:lang w:eastAsia="zh-CN" w:bidi="ar"/>
+              </w:rPr>
+            </w:pPr>
+            <w:r>
+              <w:rPr>
+                <w:rFonts w:hint="eastAsia" w:ascii="微软雅黑" w:hAnsi="微软雅黑" w:eastAsia="微软雅黑" w:cs="微软雅黑"/>
+                <w:b w:val="0"/>
+                <w:bCs/>
+                <w:color w:val="000000"/>
+                <w:sz w:val="21"/>
+                <w:szCs w:val="21"/>
                 <w:lang w:bidi="ar"/>
               </w:rPr>
-            </w:pPr>
-            <w:r>
-              <w:rPr>
-                <w:rFonts w:hint="eastAsia"/>
-                <w:b/>
-                <w:color w:val="000000"/>
-                <w:sz w:val="21"/>
-                <w:szCs w:val="21"/>
-                <w:lang w:bidi="ar"/>
-              </w:rPr>
               <w:t>{{ client }}</w:t>
             </w:r>
           </w:p>
         </w:tc>
         <w:tc>
           <w:tcPr>
-            <w:tcW w:w="764" w:type="dxa"/>
+            <w:tcW w:w="1193" w:type="dxa"/>
             <w:tcBorders>
-              <w:top w:val="single" w:color="000000" w:sz="8" w:space="0"/>
-              <w:left w:val="single" w:color="000000" w:sz="8" w:space="0"/>
-              <w:bottom w:val="single" w:color="000000" w:sz="8" w:space="0"/>
-              <w:right w:val="single" w:color="000000" w:sz="8" w:space="0"/>
+              <w:top w:val="single" w:color="auto" w:sz="4" w:space="0"/>
+              <w:left w:val="single" w:color="auto" w:sz="4" w:space="0"/>
+              <w:bottom w:val="single" w:color="auto" w:sz="4" w:space="0"/>
+              <w:right w:val="single" w:color="auto" w:sz="4" w:space="0"/>
             </w:tcBorders>
             <w:noWrap/>
             <w:tcMar>
@@ -556,10 +551,24 @@
           </w:tcPr>
           <w:p>
             <w:pPr>
+              <w:keepNext w:val="0"/>
+              <w:keepLines w:val="0"/>
+              <w:pageBreakBefore w:val="0"/>
               <w:widowControl/>
+              <w:kinsoku/>
+              <w:wordWrap/>
+              <w:overflowPunct/>
+              <w:topLinePunct w:val="0"/>
+              <w:autoSpaceDE/>
+              <w:autoSpaceDN/>
+              <w:bidi w:val="0"/>
+              <w:adjustRightInd/>
+              <w:snapToGrid/>
+              <w:spacing w:beforeAutospacing="0" w:afterAutospacing="0" w:line="240" w:lineRule="auto"/>
               <w:jc w:val="center"/>
               <w:textAlignment w:val="center"/>
               <w:rPr>
+                <w:rFonts w:hint="eastAsia" w:ascii="微软雅黑" w:hAnsi="微软雅黑" w:eastAsia="微软雅黑" w:cs="微软雅黑"/>
                 <w:b/>
                 <w:color w:val="000000"/>
                 <w:sz w:val="21"/>
@@ -569,6 +578,7 @@
             </w:pPr>
             <w:r>
               <w:rPr>
+                <w:rFonts w:hint="eastAsia" w:ascii="微软雅黑" w:hAnsi="微软雅黑" w:eastAsia="微软雅黑" w:cs="微软雅黑"/>
                 <w:b/>
                 <w:color w:val="000000"/>
                 <w:sz w:val="21"/>
@@ -581,12 +591,12 @@
         </w:tc>
         <w:tc>
           <w:tcPr>
-            <w:tcW w:w="704" w:type="dxa"/>
+            <w:tcW w:w="1189" w:type="dxa"/>
             <w:tcBorders>
-              <w:top w:val="single" w:color="000000" w:sz="8" w:space="0"/>
-              <w:left w:val="single" w:color="000000" w:sz="8" w:space="0"/>
-              <w:bottom w:val="single" w:color="000000" w:sz="8" w:space="0"/>
-              <w:right w:val="single" w:color="000000" w:sz="8" w:space="0"/>
+              <w:top w:val="single" w:color="auto" w:sz="4" w:space="0"/>
+              <w:left w:val="single" w:color="auto" w:sz="4" w:space="0"/>
+              <w:bottom w:val="single" w:color="auto" w:sz="4" w:space="0"/>
+              <w:right w:val="single" w:color="auto" w:sz="4" w:space="0"/>
             </w:tcBorders>
             <w:noWrap/>
             <w:tcMar>
@@ -598,10 +608,24 @@
           </w:tcPr>
           <w:p>
             <w:pPr>
+              <w:keepNext w:val="0"/>
+              <w:keepLines w:val="0"/>
+              <w:pageBreakBefore w:val="0"/>
               <w:widowControl/>
+              <w:kinsoku/>
+              <w:wordWrap/>
+              <w:overflowPunct/>
+              <w:topLinePunct w:val="0"/>
+              <w:autoSpaceDE/>
+              <w:autoSpaceDN/>
+              <w:bidi w:val="0"/>
+              <w:adjustRightInd/>
+              <w:snapToGrid/>
+              <w:spacing w:beforeAutospacing="0" w:afterAutospacing="0" w:line="240" w:lineRule="auto"/>
               <w:jc w:val="center"/>
               <w:textAlignment w:val="center"/>
               <w:rPr>
+                <w:rFonts w:hint="eastAsia" w:ascii="微软雅黑" w:hAnsi="微软雅黑" w:eastAsia="微软雅黑" w:cs="微软雅黑"/>
                 <w:b/>
                 <w:color w:val="000000"/>
                 <w:sz w:val="21"/>
@@ -611,9 +635,9 @@
             </w:pPr>
             <w:r>
               <w:rPr>
-                <w:rFonts w:hint="eastAsia" w:ascii="宋体" w:hAnsi="宋体" w:eastAsia="宋体" w:cs="宋体"/>
-                <w:b/>
-                <w:bCs w:val="0"/>
+                <w:rFonts w:hint="eastAsia" w:ascii="微软雅黑" w:hAnsi="微软雅黑" w:eastAsia="微软雅黑" w:cs="微软雅黑"/>
+                <w:b w:val="0"/>
+                <w:bCs/>
                 <w:color w:val="000000"/>
                 <w:sz w:val="21"/>
                 <w:szCs w:val="21"/>
@@ -625,12 +649,12 @@
         </w:tc>
         <w:tc>
           <w:tcPr>
-            <w:tcW w:w="779" w:type="dxa"/>
+            <w:tcW w:w="1191" w:type="dxa"/>
             <w:tcBorders>
-              <w:top w:val="single" w:color="000000" w:sz="8" w:space="0"/>
-              <w:left w:val="single" w:color="000000" w:sz="8" w:space="0"/>
-              <w:bottom w:val="single" w:color="000000" w:sz="8" w:space="0"/>
-              <w:right w:val="single" w:color="000000" w:sz="8" w:space="0"/>
+              <w:top w:val="single" w:color="auto" w:sz="4" w:space="0"/>
+              <w:left w:val="single" w:color="auto" w:sz="4" w:space="0"/>
+              <w:bottom w:val="single" w:color="auto" w:sz="4" w:space="0"/>
+              <w:right w:val="single" w:color="auto" w:sz="4" w:space="0"/>
             </w:tcBorders>
             <w:noWrap/>
             <w:tcMar>
@@ -642,23 +666,40 @@
           </w:tcPr>
           <w:p>
             <w:pPr>
+              <w:keepNext w:val="0"/>
+              <w:keepLines w:val="0"/>
+              <w:pageBreakBefore w:val="0"/>
               <w:widowControl/>
+              <w:kinsoku/>
+              <w:wordWrap/>
+              <w:overflowPunct/>
+              <w:topLinePunct w:val="0"/>
+              <w:autoSpaceDE/>
+              <w:autoSpaceDN/>
+              <w:bidi w:val="0"/>
+              <w:adjustRightInd/>
+              <w:snapToGrid/>
+              <w:spacing w:beforeAutospacing="0" w:afterAutospacing="0" w:line="240" w:lineRule="auto"/>
               <w:jc w:val="center"/>
               <w:textAlignment w:val="center"/>
               <w:rPr>
+                <w:rFonts w:hint="eastAsia" w:ascii="微软雅黑" w:hAnsi="微软雅黑" w:eastAsia="微软雅黑" w:cs="微软雅黑"/>
                 <w:b/>
                 <w:color w:val="000000"/>
                 <w:sz w:val="21"/>
                 <w:szCs w:val="21"/>
+                <w:highlight w:val="none"/>
                 <w:lang w:bidi="ar"/>
               </w:rPr>
             </w:pPr>
             <w:r>
               <w:rPr>
+                <w:rFonts w:hint="eastAsia" w:ascii="微软雅黑" w:hAnsi="微软雅黑" w:eastAsia="微软雅黑" w:cs="微软雅黑"/>
                 <w:b/>
                 <w:color w:val="000000"/>
                 <w:sz w:val="21"/>
                 <w:szCs w:val="21"/>
+                <w:highlight w:val="none"/>
                 <w:lang w:bidi="ar"/>
               </w:rPr>
               <w:t>年龄</w:t>
@@ -667,12 +708,12 @@
         </w:tc>
         <w:tc>
           <w:tcPr>
-            <w:tcW w:w="779" w:type="dxa"/>
+            <w:tcW w:w="1191" w:type="dxa"/>
             <w:tcBorders>
-              <w:top w:val="single" w:color="000000" w:sz="8" w:space="0"/>
-              <w:left w:val="single" w:color="000000" w:sz="8" w:space="0"/>
-              <w:bottom w:val="single" w:color="000000" w:sz="8" w:space="0"/>
-              <w:right w:val="single" w:color="000000" w:sz="8" w:space="0"/>
+              <w:top w:val="single" w:color="auto" w:sz="4" w:space="0"/>
+              <w:left w:val="single" w:color="auto" w:sz="4" w:space="0"/>
+              <w:bottom w:val="single" w:color="auto" w:sz="4" w:space="0"/>
+              <w:right w:val="single" w:color="auto" w:sz="4" w:space="0"/>
             </w:tcBorders>
             <w:noWrap/>
             <w:tcMar>
@@ -684,37 +725,54 @@
           </w:tcPr>
           <w:p>
             <w:pPr>
+              <w:keepNext w:val="0"/>
+              <w:keepLines w:val="0"/>
+              <w:pageBreakBefore w:val="0"/>
               <w:widowControl/>
+              <w:kinsoku/>
+              <w:wordWrap/>
+              <w:overflowPunct/>
+              <w:topLinePunct w:val="0"/>
+              <w:autoSpaceDE/>
+              <w:autoSpaceDN/>
+              <w:bidi w:val="0"/>
+              <w:adjustRightInd/>
+              <w:snapToGrid/>
+              <w:spacing w:beforeAutospacing="0" w:afterAutospacing="0" w:line="240" w:lineRule="auto"/>
               <w:jc w:val="center"/>
               <w:textAlignment w:val="center"/>
               <w:rPr>
+                <w:rFonts w:hint="eastAsia" w:ascii="微软雅黑" w:hAnsi="微软雅黑" w:eastAsia="微软雅黑" w:cs="微软雅黑"/>
                 <w:b/>
                 <w:color w:val="000000"/>
                 <w:sz w:val="21"/>
                 <w:szCs w:val="21"/>
+                <w:highlight w:val="none"/>
                 <w:lang w:bidi="ar"/>
               </w:rPr>
             </w:pPr>
             <w:r>
               <w:rPr>
-                <w:rFonts w:hint="default" w:ascii="Times New Roman" w:hAnsi="Times New Roman" w:eastAsia="宋体" w:cs="Times New Roman"/>
-                <w:b/>
-                <w:bCs w:val="0"/>
+                <w:rFonts w:hint="eastAsia" w:ascii="微软雅黑" w:hAnsi="微软雅黑" w:eastAsia="微软雅黑" w:cs="微软雅黑"/>
+                <w:b w:val="0"/>
+                <w:bCs/>
                 <w:color w:val="000000"/>
                 <w:sz w:val="21"/>
                 <w:szCs w:val="21"/>
+                <w:highlight w:val="none"/>
                 <w:lang w:eastAsia="zh-CN"/>
               </w:rPr>
               <w:t>{{ age }}</w:t>
             </w:r>
             <w:r>
               <w:rPr>
-                <w:rFonts w:hint="default" w:ascii="Times New Roman" w:hAnsi="Times New Roman" w:eastAsia="宋体" w:cs="Times New Roman"/>
-                <w:b/>
-                <w:bCs w:val="0"/>
+                <w:rFonts w:hint="eastAsia" w:ascii="微软雅黑" w:hAnsi="微软雅黑" w:eastAsia="微软雅黑" w:cs="微软雅黑"/>
+                <w:b w:val="0"/>
+                <w:bCs/>
                 <w:color w:val="000000"/>
                 <w:sz w:val="21"/>
                 <w:szCs w:val="21"/>
+                <w:highlight w:val="none"/>
                 <w:lang w:bidi="ar"/>
               </w:rPr>
               <w:t>岁</w:t>
@@ -723,12 +781,12 @@
         </w:tc>
         <w:tc>
           <w:tcPr>
-            <w:tcW w:w="1334" w:type="dxa"/>
+            <w:tcW w:w="1181" w:type="dxa"/>
             <w:tcBorders>
-              <w:top w:val="single" w:color="000000" w:sz="8" w:space="0"/>
-              <w:left w:val="single" w:color="000000" w:sz="8" w:space="0"/>
-              <w:bottom w:val="single" w:color="000000" w:sz="8" w:space="0"/>
-              <w:right w:val="single" w:color="000000" w:sz="8" w:space="0"/>
+              <w:top w:val="single" w:color="auto" w:sz="4" w:space="0"/>
+              <w:left w:val="single" w:color="auto" w:sz="4" w:space="0"/>
+              <w:bottom w:val="single" w:color="auto" w:sz="4" w:space="0"/>
+              <w:right w:val="single" w:color="auto" w:sz="4" w:space="0"/>
             </w:tcBorders>
             <w:noWrap/>
             <w:tcMar>
@@ -740,37 +798,53 @@
           </w:tcPr>
           <w:p>
             <w:pPr>
+              <w:keepNext w:val="0"/>
+              <w:keepLines w:val="0"/>
+              <w:pageBreakBefore w:val="0"/>
               <w:widowControl/>
+              <w:kinsoku/>
+              <w:wordWrap/>
+              <w:overflowPunct/>
+              <w:topLinePunct w:val="0"/>
+              <w:autoSpaceDE/>
+              <w:autoSpaceDN/>
+              <w:bidi w:val="0"/>
+              <w:adjustRightInd/>
+              <w:snapToGrid/>
+              <w:spacing w:beforeAutospacing="0" w:afterAutospacing="0" w:line="240" w:lineRule="auto"/>
               <w:jc w:val="center"/>
               <w:textAlignment w:val="center"/>
               <w:rPr>
+                <w:rFonts w:hint="eastAsia" w:ascii="微软雅黑" w:hAnsi="微软雅黑" w:eastAsia="微软雅黑" w:cs="微软雅黑"/>
                 <w:b/>
                 <w:color w:val="000000"/>
                 <w:sz w:val="21"/>
                 <w:szCs w:val="21"/>
-                <w:lang w:bidi="ar"/>
-              </w:rPr>
-            </w:pPr>
-            <w:r>
-              <w:rPr>
+                <w:highlight w:val="none"/>
+                <w:lang w:val="en-US" w:eastAsia="zh-CN" w:bidi="ar"/>
+              </w:rPr>
+            </w:pPr>
+            <w:r>
+              <w:rPr>
+                <w:rFonts w:hint="eastAsia" w:ascii="微软雅黑" w:hAnsi="微软雅黑" w:eastAsia="微软雅黑" w:cs="微软雅黑"/>
                 <w:b/>
                 <w:color w:val="000000"/>
                 <w:sz w:val="21"/>
                 <w:szCs w:val="21"/>
-                <w:lang w:bidi="ar"/>
-              </w:rPr>
-              <w:t>送检医院</w:t>
-            </w:r>
-          </w:p>
-        </w:tc>
-        <w:tc>
-          <w:tcPr>
-            <w:tcW w:w="3179" w:type="dxa"/>
-            <w:gridSpan w:val="2"/>
+                <w:highlight w:val="none"/>
+                <w:lang w:val="en-US" w:eastAsia="zh-CN" w:bidi="ar"/>
+              </w:rPr>
+              <w:t>检测号</w:t>
+            </w:r>
+          </w:p>
+        </w:tc>
+        <w:tc>
+          <w:tcPr>
+            <w:tcW w:w="1497" w:type="dxa"/>
             <w:tcBorders>
-              <w:top w:val="single" w:color="000000" w:sz="8" w:space="0"/>
-              <w:left w:val="single" w:color="000000" w:sz="8" w:space="0"/>
-              <w:bottom w:val="single" w:color="000000" w:sz="8" w:space="0"/>
+              <w:top w:val="single" w:color="auto" w:sz="4" w:space="0"/>
+              <w:left w:val="single" w:color="auto" w:sz="4" w:space="0"/>
+              <w:bottom w:val="single" w:color="auto" w:sz="4" w:space="0"/>
               <w:right w:val="nil"/>
             </w:tcBorders>
             <w:noWrap/>
@@ -783,11 +857,24 @@
           </w:tcPr>
           <w:p>
             <w:pPr>
+              <w:keepNext w:val="0"/>
+              <w:keepLines w:val="0"/>
+              <w:pageBreakBefore w:val="0"/>
               <w:widowControl/>
+              <w:kinsoku/>
+              <w:wordWrap/>
+              <w:overflowPunct/>
+              <w:topLinePunct w:val="0"/>
+              <w:autoSpaceDE/>
+              <w:autoSpaceDN/>
+              <w:bidi w:val="0"/>
+              <w:adjustRightInd/>
+              <w:snapToGrid/>
+              <w:spacing w:beforeAutospacing="0" w:afterAutospacing="0" w:line="240" w:lineRule="auto"/>
               <w:jc w:val="center"/>
               <w:textAlignment w:val="center"/>
               <w:rPr>
-                <w:rFonts w:ascii="Times New Roman" w:hAnsi="Times New Roman" w:cs="Times New Roman"/>
+                <w:rFonts w:hint="eastAsia" w:ascii="微软雅黑" w:hAnsi="微软雅黑" w:eastAsia="微软雅黑" w:cs="微软雅黑"/>
                 <w:b/>
                 <w:bCs/>
                 <w:kern w:val="2"/>
@@ -795,12 +882,15 @@
             </w:pPr>
             <w:r>
               <w:rPr>
-                <w:rFonts w:hint="eastAsia" w:ascii="宋体" w:hAnsi="宋体" w:eastAsia="宋体" w:cs="宋体"/>
-                <w:b/>
+                <w:rFonts w:hint="eastAsia" w:ascii="微软雅黑" w:hAnsi="微软雅黑" w:eastAsia="微软雅黑" w:cs="微软雅黑"/>
+                <w:b w:val="0"/>
                 <w:bCs/>
-                <w:kern w:val="2"/>
-              </w:rPr>
-              <w:t>{{ hospital }}</w:t>
+                <w:color w:val="000000"/>
+                <w:sz w:val="21"/>
+                <w:szCs w:val="21"/>
+                <w:lang w:bidi="ar"/>
+              </w:rPr>
+              <w:t>{{ template_subbarcode }}</w:t>
             </w:r>
           </w:p>
         </w:tc>
@@ -815,17 +905,17 @@
           </w:tblCellMar>
         </w:tblPrEx>
         <w:trPr>
-          <w:trHeight w:val="402" w:hRule="atLeast"/>
+          <w:trHeight w:val="397" w:hRule="atLeast"/>
           <w:jc w:val="center"/>
         </w:trPr>
         <w:tc>
           <w:tcPr>
-            <w:tcW w:w="1182" w:type="dxa"/>
+            <w:tcW w:w="1323" w:type="dxa"/>
             <w:tcBorders>
-              <w:top w:val="nil"/>
+              <w:top w:val="single" w:color="auto" w:sz="4" w:space="0"/>
               <w:left w:val="nil"/>
-              <w:bottom w:val="single" w:color="000000" w:sz="8" w:space="0"/>
-              <w:right w:val="single" w:color="000000" w:sz="8" w:space="0"/>
+              <w:bottom w:val="single" w:color="auto" w:sz="4" w:space="0"/>
+              <w:right w:val="single" w:color="auto" w:sz="4" w:space="0"/>
             </w:tcBorders>
             <w:noWrap/>
             <w:tcMar>
@@ -837,37 +927,53 @@
           </w:tcPr>
           <w:p>
             <w:pPr>
+              <w:keepNext w:val="0"/>
+              <w:keepLines w:val="0"/>
+              <w:pageBreakBefore w:val="0"/>
               <w:widowControl/>
+              <w:kinsoku/>
+              <w:wordWrap/>
+              <w:overflowPunct/>
+              <w:topLinePunct w:val="0"/>
+              <w:autoSpaceDE/>
+              <w:autoSpaceDN/>
+              <w:bidi w:val="0"/>
+              <w:adjustRightInd/>
+              <w:snapToGrid/>
+              <w:spacing w:beforeAutospacing="0" w:afterAutospacing="0" w:line="240" w:lineRule="auto"/>
               <w:jc w:val="center"/>
               <w:textAlignment w:val="center"/>
               <w:rPr>
+                <w:rFonts w:hint="eastAsia" w:ascii="微软雅黑" w:hAnsi="微软雅黑" w:eastAsia="微软雅黑" w:cs="微软雅黑"/>
                 <w:b/>
                 <w:color w:val="000000"/>
                 <w:sz w:val="21"/>
                 <w:szCs w:val="21"/>
-                <w:lang w:bidi="ar"/>
-              </w:rPr>
-            </w:pPr>
-            <w:r>
-              <w:rPr>
+                <w:lang w:val="en-US" w:eastAsia="zh-CN" w:bidi="ar"/>
+              </w:rPr>
+            </w:pPr>
+            <w:r>
+              <w:rPr>
+                <w:rFonts w:hint="eastAsia" w:ascii="微软雅黑" w:hAnsi="微软雅黑" w:eastAsia="微软雅黑" w:cs="微软雅黑"/>
                 <w:b/>
                 <w:color w:val="000000"/>
                 <w:sz w:val="21"/>
                 <w:szCs w:val="21"/>
-                <w:lang w:bidi="ar"/>
-              </w:rPr>
-              <w:t>住院号</w:t>
-            </w:r>
-          </w:p>
-        </w:tc>
-        <w:tc>
-          <w:tcPr>
-            <w:tcW w:w="951" w:type="dxa"/>
+                <w:lang w:val="en-US" w:eastAsia="zh-CN" w:bidi="ar"/>
+              </w:rPr>
+              <w:t>科室</w:t>
+            </w:r>
+          </w:p>
+        </w:tc>
+        <w:tc>
+          <w:tcPr>
+            <w:tcW w:w="3573" w:type="dxa"/>
+            <w:gridSpan w:val="3"/>
             <w:tcBorders>
-              <w:top w:val="nil"/>
-              <w:left w:val="single" w:color="000000" w:sz="8" w:space="0"/>
-              <w:bottom w:val="single" w:color="000000" w:sz="8" w:space="0"/>
-              <w:right w:val="single" w:color="000000" w:sz="8" w:space="0"/>
+              <w:top w:val="single" w:color="auto" w:sz="4" w:space="0"/>
+              <w:left w:val="single" w:color="auto" w:sz="4" w:space="0"/>
+              <w:bottom w:val="single" w:color="auto" w:sz="4" w:space="0"/>
+              <w:right w:val="single" w:color="auto" w:sz="4" w:space="0"/>
             </w:tcBorders>
             <w:noWrap/>
             <w:tcMar>
@@ -879,11 +985,25 @@
           </w:tcPr>
           <w:p>
             <w:pPr>
+              <w:keepNext w:val="0"/>
+              <w:keepLines w:val="0"/>
+              <w:pageBreakBefore w:val="0"/>
               <w:widowControl/>
-              <w:jc w:val="center"/>
-              <w:textAlignment w:val="center"/>
-              <w:rPr>
-                <w:b/>
+              <w:kinsoku/>
+              <w:wordWrap/>
+              <w:overflowPunct/>
+              <w:topLinePunct w:val="0"/>
+              <w:autoSpaceDE/>
+              <w:autoSpaceDN/>
+              <w:bidi w:val="0"/>
+              <w:adjustRightInd/>
+              <w:snapToGrid/>
+              <w:spacing w:beforeAutospacing="0" w:afterAutospacing="0" w:line="240" w:lineRule="auto"/>
+              <w:jc w:val="center"/>
+              <w:rPr>
+                <w:rFonts w:hint="eastAsia" w:ascii="微软雅黑" w:hAnsi="微软雅黑" w:eastAsia="微软雅黑" w:cs="微软雅黑"/>
+                <w:b w:val="0"/>
+                <w:bCs/>
                 <w:color w:val="000000"/>
                 <w:sz w:val="21"/>
                 <w:szCs w:val="21"/>
@@ -892,25 +1012,26 @@
             </w:pPr>
             <w:r>
               <w:rPr>
-                <w:rFonts w:hint="eastAsia"/>
-                <w:b/>
+                <w:rFonts w:hint="eastAsia" w:ascii="微软雅黑" w:hAnsi="微软雅黑" w:eastAsia="微软雅黑" w:cs="微软雅黑"/>
+                <w:b w:val="0"/>
+                <w:bCs/>
                 <w:color w:val="000000"/>
                 <w:sz w:val="21"/>
                 <w:szCs w:val="21"/>
                 <w:lang w:bidi="ar"/>
               </w:rPr>
-              <w:t>{{ room }}</w:t>
-            </w:r>
-          </w:p>
-        </w:tc>
-        <w:tc>
-          <w:tcPr>
-            <w:tcW w:w="764" w:type="dxa"/>
+              <w:t>{{ locationname }}</w:t>
+            </w:r>
+          </w:p>
+        </w:tc>
+        <w:tc>
+          <w:tcPr>
+            <w:tcW w:w="1191" w:type="dxa"/>
             <w:tcBorders>
-              <w:top w:val="nil"/>
-              <w:left w:val="single" w:color="000000" w:sz="8" w:space="0"/>
-              <w:bottom w:val="single" w:color="000000" w:sz="8" w:space="0"/>
-              <w:right w:val="single" w:color="000000" w:sz="8" w:space="0"/>
+              <w:top w:val="single" w:color="auto" w:sz="4" w:space="0"/>
+              <w:left w:val="single" w:color="auto" w:sz="4" w:space="0"/>
+              <w:bottom w:val="single" w:color="auto" w:sz="4" w:space="0"/>
+              <w:right w:val="single" w:color="auto" w:sz="4" w:space="0"/>
             </w:tcBorders>
             <w:noWrap/>
             <w:tcMar>
@@ -922,38 +1043,52 @@
           </w:tcPr>
           <w:p>
             <w:pPr>
+              <w:keepNext w:val="0"/>
+              <w:keepLines w:val="0"/>
+              <w:pageBreakBefore w:val="0"/>
               <w:widowControl/>
+              <w:kinsoku/>
+              <w:wordWrap/>
+              <w:overflowPunct/>
+              <w:topLinePunct w:val="0"/>
+              <w:autoSpaceDE/>
+              <w:autoSpaceDN/>
+              <w:bidi w:val="0"/>
+              <w:adjustRightInd/>
+              <w:snapToGrid/>
+              <w:spacing w:beforeAutospacing="0" w:afterAutospacing="0" w:line="240" w:lineRule="auto"/>
               <w:jc w:val="center"/>
               <w:textAlignment w:val="center"/>
               <w:rPr>
+                <w:rFonts w:hint="eastAsia" w:ascii="微软雅黑" w:hAnsi="微软雅黑" w:eastAsia="微软雅黑" w:cs="微软雅黑"/>
                 <w:b/>
                 <w:color w:val="000000"/>
                 <w:sz w:val="21"/>
                 <w:szCs w:val="21"/>
-                <w:lang w:bidi="ar"/>
-              </w:rPr>
-            </w:pPr>
-            <w:r>
-              <w:rPr>
+                <w:lang w:val="en-US" w:eastAsia="zh-CN" w:bidi="ar"/>
+              </w:rPr>
+            </w:pPr>
+            <w:r>
+              <w:rPr>
+                <w:rFonts w:hint="eastAsia" w:ascii="微软雅黑" w:hAnsi="微软雅黑" w:eastAsia="微软雅黑" w:cs="微软雅黑"/>
                 <w:b/>
                 <w:color w:val="000000"/>
                 <w:sz w:val="21"/>
                 <w:szCs w:val="21"/>
-                <w:lang w:bidi="ar"/>
-              </w:rPr>
-              <w:t>床号</w:t>
-            </w:r>
-          </w:p>
-        </w:tc>
-        <w:tc>
-          <w:tcPr>
-            <w:tcW w:w="1483" w:type="dxa"/>
-            <w:gridSpan w:val="2"/>
+                <w:lang w:val="en-US" w:eastAsia="zh-CN" w:bidi="ar"/>
+              </w:rPr>
+              <w:t>住院号</w:t>
+            </w:r>
+          </w:p>
+        </w:tc>
+        <w:tc>
+          <w:tcPr>
+            <w:tcW w:w="1191" w:type="dxa"/>
             <w:tcBorders>
-              <w:top w:val="nil"/>
-              <w:left w:val="single" w:color="000000" w:sz="8" w:space="0"/>
-              <w:bottom w:val="single" w:color="000000" w:sz="8" w:space="0"/>
-              <w:right w:val="single" w:color="000000" w:sz="8" w:space="0"/>
+              <w:top w:val="single" w:color="auto" w:sz="4" w:space="0"/>
+              <w:left w:val="single" w:color="auto" w:sz="4" w:space="0"/>
+              <w:bottom w:val="single" w:color="auto" w:sz="4" w:space="0"/>
+              <w:right w:val="single" w:color="auto" w:sz="4" w:space="0"/>
             </w:tcBorders>
             <w:noWrap/>
             <w:tcMar>
@@ -965,59 +1100,52 @@
           </w:tcPr>
           <w:p>
             <w:pPr>
-              <w:jc w:val="center"/>
-              <w:rPr>
-                <w:rFonts w:hint="eastAsia" w:eastAsia="宋体"/>
+              <w:keepNext w:val="0"/>
+              <w:keepLines w:val="0"/>
+              <w:pageBreakBefore w:val="0"/>
+              <w:widowControl/>
+              <w:kinsoku/>
+              <w:wordWrap/>
+              <w:overflowPunct/>
+              <w:topLinePunct w:val="0"/>
+              <w:autoSpaceDE/>
+              <w:autoSpaceDN/>
+              <w:bidi w:val="0"/>
+              <w:adjustRightInd/>
+              <w:snapToGrid/>
+              <w:spacing w:beforeAutospacing="0" w:afterAutospacing="0" w:line="240" w:lineRule="auto"/>
+              <w:jc w:val="center"/>
+              <w:rPr>
+                <w:rFonts w:hint="eastAsia" w:ascii="微软雅黑" w:hAnsi="微软雅黑" w:eastAsia="微软雅黑" w:cs="微软雅黑"/>
                 <w:b/>
                 <w:color w:val="000000"/>
                 <w:sz w:val="21"/>
                 <w:szCs w:val="21"/>
-                <w:lang w:eastAsia="zh-CN" w:bidi="ar"/>
-              </w:rPr>
-            </w:pPr>
-            <w:r>
-              <w:rPr>
-                <w:rFonts w:hint="eastAsia"/>
-                <w:b/>
+                <w:lang w:bidi="ar"/>
+              </w:rPr>
+            </w:pPr>
+            <w:r>
+              <w:rPr>
+                <w:rFonts w:hint="eastAsia" w:ascii="微软雅黑" w:hAnsi="微软雅黑" w:eastAsia="微软雅黑" w:cs="微软雅黑"/>
+                <w:b w:val="0"/>
+                <w:bCs/>
                 <w:color w:val="000000"/>
                 <w:sz w:val="21"/>
                 <w:szCs w:val="21"/>
-                <w:lang w:eastAsia="zh-CN" w:bidi="ar"/>
-              </w:rPr>
-              <w:t xml:space="preserve">{{ </w:t>
-            </w:r>
-            <w:r>
-              <w:rPr>
-                <w:rFonts w:hint="eastAsia"/>
-                <w:b/>
-                <w:color w:val="000000"/>
-                <w:sz w:val="21"/>
-                <w:szCs w:val="21"/>
-                <w:lang w:val="en-US" w:eastAsia="zh-CN" w:bidi="ar"/>
-              </w:rPr>
-              <w:t xml:space="preserve">bed </w:t>
-            </w:r>
-            <w:r>
-              <w:rPr>
-                <w:rFonts w:hint="eastAsia"/>
-                <w:b/>
-                <w:color w:val="000000"/>
-                <w:sz w:val="21"/>
-                <w:szCs w:val="21"/>
-                <w:lang w:eastAsia="zh-CN" w:bidi="ar"/>
-              </w:rPr>
-              <w:t>}}</w:t>
-            </w:r>
-          </w:p>
-        </w:tc>
-        <w:tc>
-          <w:tcPr>
-            <w:tcW w:w="779" w:type="dxa"/>
+                <w:lang w:bidi="ar"/>
+              </w:rPr>
+              <w:t>{{ room }}</w:t>
+            </w:r>
+          </w:p>
+        </w:tc>
+        <w:tc>
+          <w:tcPr>
+            <w:tcW w:w="1181" w:type="dxa"/>
             <w:tcBorders>
-              <w:top w:val="nil"/>
-              <w:left w:val="single" w:color="000000" w:sz="8" w:space="0"/>
-              <w:bottom w:val="single" w:color="000000" w:sz="8" w:space="0"/>
-              <w:right w:val="single" w:color="000000" w:sz="8" w:space="0"/>
+              <w:top w:val="single" w:color="auto" w:sz="4" w:space="0"/>
+              <w:left w:val="single" w:color="auto" w:sz="4" w:space="0"/>
+              <w:bottom w:val="single" w:color="auto" w:sz="4" w:space="0"/>
+              <w:right w:val="single" w:color="auto" w:sz="4" w:space="0"/>
             </w:tcBorders>
             <w:noWrap/>
             <w:tcMar>
@@ -1029,10 +1157,24 @@
           </w:tcPr>
           <w:p>
             <w:pPr>
+              <w:keepNext w:val="0"/>
+              <w:keepLines w:val="0"/>
+              <w:pageBreakBefore w:val="0"/>
               <w:widowControl/>
+              <w:kinsoku/>
+              <w:wordWrap/>
+              <w:overflowPunct/>
+              <w:topLinePunct w:val="0"/>
+              <w:autoSpaceDE/>
+              <w:autoSpaceDN/>
+              <w:bidi w:val="0"/>
+              <w:adjustRightInd/>
+              <w:snapToGrid/>
+              <w:spacing w:beforeAutospacing="0" w:afterAutospacing="0" w:line="240" w:lineRule="auto"/>
               <w:jc w:val="center"/>
               <w:textAlignment w:val="center"/>
               <w:rPr>
+                <w:rFonts w:hint="eastAsia" w:ascii="微软雅黑" w:hAnsi="微软雅黑" w:eastAsia="微软雅黑" w:cs="微软雅黑"/>
                 <w:b/>
                 <w:color w:val="000000"/>
                 <w:sz w:val="21"/>
@@ -1042,23 +1184,24 @@
             </w:pPr>
             <w:r>
               <w:rPr>
+                <w:rFonts w:hint="eastAsia" w:ascii="微软雅黑" w:hAnsi="微软雅黑" w:eastAsia="微软雅黑" w:cs="微软雅黑"/>
                 <w:b/>
                 <w:color w:val="000000"/>
                 <w:sz w:val="21"/>
                 <w:szCs w:val="21"/>
-                <w:lang w:bidi="ar"/>
-              </w:rPr>
-              <w:t>科室</w:t>
-            </w:r>
-          </w:p>
-        </w:tc>
-        <w:tc>
-          <w:tcPr>
-            <w:tcW w:w="1334" w:type="dxa"/>
+                <w:lang w:val="en-US" w:eastAsia="zh-CN" w:bidi="ar"/>
+              </w:rPr>
+              <w:t>床号</w:t>
+            </w:r>
+          </w:p>
+        </w:tc>
+        <w:tc>
+          <w:tcPr>
+            <w:tcW w:w="1497" w:type="dxa"/>
             <w:tcBorders>
-              <w:top w:val="nil"/>
-              <w:left w:val="single" w:color="000000" w:sz="8" w:space="0"/>
-              <w:bottom w:val="single" w:color="000000" w:sz="8" w:space="0"/>
+              <w:top w:val="single" w:color="auto" w:sz="4" w:space="0"/>
+              <w:left w:val="single" w:color="auto" w:sz="4" w:space="0"/>
+              <w:bottom w:val="single" w:color="auto" w:sz="4" w:space="0"/>
               <w:right w:val="nil"/>
             </w:tcBorders>
             <w:noWrap/>
@@ -1071,11 +1214,26 @@
           </w:tcPr>
           <w:p>
             <w:pPr>
+              <w:keepNext w:val="0"/>
+              <w:keepLines w:val="0"/>
+              <w:pageBreakBefore w:val="0"/>
               <w:widowControl/>
+              <w:kinsoku/>
+              <w:wordWrap/>
+              <w:overflowPunct/>
+              <w:topLinePunct w:val="0"/>
+              <w:autoSpaceDE/>
+              <w:autoSpaceDN/>
+              <w:bidi w:val="0"/>
+              <w:adjustRightInd/>
+              <w:snapToGrid/>
+              <w:spacing w:beforeAutospacing="0" w:afterAutospacing="0" w:line="240" w:lineRule="auto"/>
               <w:jc w:val="center"/>
               <w:textAlignment w:val="center"/>
               <w:rPr>
-                <w:b/>
+                <w:rFonts w:hint="eastAsia" w:ascii="微软雅黑" w:hAnsi="微软雅黑" w:eastAsia="微软雅黑" w:cs="微软雅黑"/>
+                <w:b w:val="0"/>
+                <w:bCs/>
                 <w:color w:val="000000"/>
                 <w:sz w:val="21"/>
                 <w:szCs w:val="21"/>
@@ -1084,102 +1242,15 @@
             </w:pPr>
             <w:r>
               <w:rPr>
-                <w:rFonts w:hint="eastAsia"/>
-                <w:b/>
+                <w:rFonts w:hint="eastAsia" w:ascii="微软雅黑" w:hAnsi="微软雅黑" w:eastAsia="微软雅黑" w:cs="微软雅黑"/>
+                <w:b w:val="0"/>
+                <w:bCs/>
                 <w:color w:val="000000"/>
                 <w:sz w:val="21"/>
                 <w:szCs w:val="21"/>
                 <w:lang w:bidi="ar"/>
               </w:rPr>
-              <w:t>{{ locationname }}</w:t>
-            </w:r>
-          </w:p>
-        </w:tc>
-        <w:tc>
-          <w:tcPr>
-            <w:tcW w:w="1091" w:type="dxa"/>
-            <w:tcBorders>
-              <w:top w:val="nil"/>
-              <w:left w:val="single" w:color="000000" w:sz="8" w:space="0"/>
-              <w:bottom w:val="single" w:color="000000" w:sz="8" w:space="0"/>
-              <w:right w:val="nil"/>
-            </w:tcBorders>
-            <w:noWrap/>
-            <w:tcMar>
-              <w:top w:w="15" w:type="dxa"/>
-              <w:left w:w="15" w:type="dxa"/>
-              <w:right w:w="15" w:type="dxa"/>
-            </w:tcMar>
-            <w:vAlign w:val="center"/>
-          </w:tcPr>
-          <w:p>
-            <w:pPr>
-              <w:widowControl/>
-              <w:jc w:val="center"/>
-              <w:textAlignment w:val="center"/>
-              <w:rPr>
-                <w:rFonts w:hint="eastAsia"/>
-                <w:b/>
-                <w:color w:val="000000"/>
-                <w:sz w:val="21"/>
-                <w:szCs w:val="21"/>
-                <w:lang w:bidi="ar"/>
-              </w:rPr>
-            </w:pPr>
-            <w:r>
-              <w:rPr>
-                <w:rFonts w:hint="eastAsia"/>
-                <w:b/>
-                <w:color w:val="000000"/>
-                <w:sz w:val="21"/>
-                <w:szCs w:val="21"/>
-                <w:lang w:bidi="ar"/>
-              </w:rPr>
-              <w:t>临床诊断</w:t>
-            </w:r>
-          </w:p>
-        </w:tc>
-        <w:tc>
-          <w:tcPr>
-            <w:tcW w:w="2088" w:type="dxa"/>
-            <w:tcBorders>
-              <w:top w:val="nil"/>
-              <w:left w:val="single" w:color="000000" w:sz="8" w:space="0"/>
-              <w:bottom w:val="single" w:color="000000" w:sz="8" w:space="0"/>
-              <w:right w:val="nil"/>
-            </w:tcBorders>
-            <w:noWrap/>
-            <w:tcMar>
-              <w:top w:w="15" w:type="dxa"/>
-              <w:left w:w="15" w:type="dxa"/>
-              <w:right w:w="15" w:type="dxa"/>
-            </w:tcMar>
-            <w:vAlign w:val="center"/>
-          </w:tcPr>
-          <w:p>
-            <w:pPr>
-              <w:widowControl/>
-              <w:jc w:val="center"/>
-              <w:textAlignment w:val="center"/>
-              <w:rPr>
-                <w:rFonts w:hint="eastAsia"/>
-                <w:b/>
-                <w:color w:val="000000"/>
-                <w:sz w:val="21"/>
-                <w:szCs w:val="21"/>
-                <w:lang w:bidi="ar"/>
-              </w:rPr>
-            </w:pPr>
-            <w:r>
-              <w:rPr>
-                <w:rFonts w:hint="eastAsia"/>
-                <w:b/>
-                <w:color w:val="000000"/>
-                <w:sz w:val="21"/>
-                <w:szCs w:val="21"/>
-                <w:lang w:bidi="ar"/>
-              </w:rPr>
-              <w:t>{{ diseaseName }}</w:t>
+              <w:t>{{ bed }}</w:t>
             </w:r>
           </w:p>
         </w:tc>
@@ -1194,17 +1265,17 @@
           </w:tblCellMar>
         </w:tblPrEx>
         <w:trPr>
-          <w:trHeight w:val="402" w:hRule="atLeast"/>
+          <w:trHeight w:val="397" w:hRule="atLeast"/>
           <w:jc w:val="center"/>
         </w:trPr>
         <w:tc>
           <w:tcPr>
-            <w:tcW w:w="1182" w:type="dxa"/>
+            <w:tcW w:w="1323" w:type="dxa"/>
             <w:tcBorders>
-              <w:top w:val="nil"/>
+              <w:top w:val="single" w:color="auto" w:sz="4" w:space="0"/>
               <w:left w:val="nil"/>
-              <w:bottom w:val="single" w:color="000000" w:sz="8" w:space="0"/>
-              <w:right w:val="single" w:color="000000" w:sz="8" w:space="0"/>
+              <w:bottom w:val="single" w:color="auto" w:sz="4" w:space="0"/>
+              <w:right w:val="single" w:color="auto" w:sz="4" w:space="0"/>
             </w:tcBorders>
             <w:noWrap/>
             <w:tcMar>
@@ -1216,38 +1287,53 @@
           </w:tcPr>
           <w:p>
             <w:pPr>
+              <w:keepNext w:val="0"/>
+              <w:keepLines w:val="0"/>
+              <w:pageBreakBefore w:val="0"/>
               <w:widowControl/>
+              <w:kinsoku/>
+              <w:wordWrap/>
+              <w:overflowPunct/>
+              <w:topLinePunct w:val="0"/>
+              <w:autoSpaceDE/>
+              <w:autoSpaceDN/>
+              <w:bidi w:val="0"/>
+              <w:adjustRightInd/>
+              <w:snapToGrid/>
+              <w:spacing w:beforeAutospacing="0" w:afterAutospacing="0" w:line="240" w:lineRule="auto"/>
               <w:jc w:val="center"/>
               <w:textAlignment w:val="center"/>
               <w:rPr>
+                <w:rFonts w:hint="eastAsia" w:ascii="微软雅黑" w:hAnsi="微软雅黑" w:eastAsia="微软雅黑" w:cs="微软雅黑"/>
                 <w:b/>
                 <w:color w:val="000000"/>
                 <w:sz w:val="21"/>
                 <w:szCs w:val="21"/>
-                <w:lang w:bidi="ar"/>
-              </w:rPr>
-            </w:pPr>
-            <w:r>
-              <w:rPr>
+                <w:lang w:val="en-US" w:eastAsia="zh-CN" w:bidi="ar"/>
+              </w:rPr>
+            </w:pPr>
+            <w:r>
+              <w:rPr>
+                <w:rFonts w:hint="eastAsia" w:ascii="微软雅黑" w:hAnsi="微软雅黑" w:eastAsia="微软雅黑" w:cs="微软雅黑"/>
                 <w:b/>
                 <w:color w:val="000000"/>
                 <w:sz w:val="21"/>
                 <w:szCs w:val="21"/>
-                <w:lang w:bidi="ar"/>
-              </w:rPr>
-              <w:t>分子病理号</w:t>
-            </w:r>
-          </w:p>
-        </w:tc>
-        <w:tc>
-          <w:tcPr>
-            <w:tcW w:w="1715" w:type="dxa"/>
-            <w:gridSpan w:val="2"/>
+                <w:lang w:val="en-US" w:eastAsia="zh-CN" w:bidi="ar"/>
+              </w:rPr>
+              <w:t>临床诊断</w:t>
+            </w:r>
+          </w:p>
+        </w:tc>
+        <w:tc>
+          <w:tcPr>
+            <w:tcW w:w="3573" w:type="dxa"/>
+            <w:gridSpan w:val="3"/>
             <w:tcBorders>
-              <w:top w:val="nil"/>
-              <w:left w:val="single" w:color="000000" w:sz="8" w:space="0"/>
-              <w:bottom w:val="single" w:color="000000" w:sz="8" w:space="0"/>
-              <w:right w:val="single" w:color="000000" w:sz="8" w:space="0"/>
+              <w:top w:val="single" w:color="auto" w:sz="4" w:space="0"/>
+              <w:left w:val="single" w:color="auto" w:sz="4" w:space="0"/>
+              <w:bottom w:val="single" w:color="auto" w:sz="4" w:space="0"/>
+              <w:right w:val="single" w:color="auto" w:sz="4" w:space="0"/>
             </w:tcBorders>
             <w:noWrap/>
             <w:tcMar>
@@ -1259,29 +1345,53 @@
           </w:tcPr>
           <w:p>
             <w:pPr>
+              <w:keepNext w:val="0"/>
+              <w:keepLines w:val="0"/>
+              <w:pageBreakBefore w:val="0"/>
               <w:widowControl/>
-              <w:jc w:val="center"/>
-              <w:textAlignment w:val="center"/>
-              <w:rPr>
-                <w:rFonts w:hint="eastAsia" w:eastAsia="宋体"/>
-                <w:b/>
+              <w:kinsoku/>
+              <w:wordWrap/>
+              <w:overflowPunct/>
+              <w:topLinePunct w:val="0"/>
+              <w:autoSpaceDE/>
+              <w:autoSpaceDN/>
+              <w:bidi w:val="0"/>
+              <w:adjustRightInd/>
+              <w:snapToGrid/>
+              <w:spacing w:beforeAutospacing="0" w:afterAutospacing="0" w:line="240" w:lineRule="auto"/>
+              <w:jc w:val="center"/>
+              <w:rPr>
+                <w:rFonts w:hint="eastAsia" w:ascii="微软雅黑" w:hAnsi="微软雅黑" w:eastAsia="微软雅黑" w:cs="微软雅黑"/>
+                <w:b w:val="0"/>
+                <w:bCs/>
                 <w:color w:val="000000"/>
                 <w:sz w:val="21"/>
                 <w:szCs w:val="21"/>
                 <w:lang w:eastAsia="zh-CN" w:bidi="ar"/>
               </w:rPr>
             </w:pPr>
-          </w:p>
-        </w:tc>
-        <w:tc>
-          <w:tcPr>
-            <w:tcW w:w="1483" w:type="dxa"/>
-            <w:gridSpan w:val="2"/>
+            <w:r>
+              <w:rPr>
+                <w:rFonts w:hint="eastAsia" w:ascii="微软雅黑" w:hAnsi="微软雅黑" w:eastAsia="微软雅黑" w:cs="微软雅黑"/>
+                <w:b w:val="0"/>
+                <w:bCs/>
+                <w:color w:val="000000"/>
+                <w:sz w:val="21"/>
+                <w:szCs w:val="21"/>
+                <w:lang w:bidi="ar"/>
+              </w:rPr>
+              <w:t>{{ diseaseName }}</w:t>
+            </w:r>
+          </w:p>
+        </w:tc>
+        <w:tc>
+          <w:tcPr>
+            <w:tcW w:w="1191" w:type="dxa"/>
             <w:tcBorders>
-              <w:top w:val="nil"/>
-              <w:left w:val="single" w:color="000000" w:sz="8" w:space="0"/>
-              <w:bottom w:val="single" w:color="000000" w:sz="8" w:space="0"/>
-              <w:right w:val="single" w:color="000000" w:sz="8" w:space="0"/>
+              <w:top w:val="single" w:color="auto" w:sz="4" w:space="0"/>
+              <w:left w:val="single" w:color="auto" w:sz="4" w:space="0"/>
+              <w:bottom w:val="single" w:color="auto" w:sz="4" w:space="0"/>
+              <w:right w:val="single" w:color="auto" w:sz="4" w:space="0"/>
             </w:tcBorders>
             <w:noWrap/>
             <w:tcMar>
@@ -1293,38 +1403,54 @@
           </w:tcPr>
           <w:p>
             <w:pPr>
+              <w:keepNext w:val="0"/>
+              <w:keepLines w:val="0"/>
+              <w:pageBreakBefore w:val="0"/>
               <w:widowControl/>
+              <w:kinsoku/>
+              <w:wordWrap/>
+              <w:overflowPunct/>
+              <w:topLinePunct w:val="0"/>
+              <w:autoSpaceDE/>
+              <w:autoSpaceDN/>
+              <w:bidi w:val="0"/>
+              <w:adjustRightInd/>
+              <w:snapToGrid/>
+              <w:spacing w:beforeAutospacing="0" w:afterAutospacing="0" w:line="240" w:lineRule="auto"/>
               <w:jc w:val="center"/>
               <w:textAlignment w:val="center"/>
               <w:rPr>
+                <w:rFonts w:hint="eastAsia" w:ascii="微软雅黑" w:hAnsi="微软雅黑" w:eastAsia="微软雅黑" w:cs="微软雅黑"/>
                 <w:b/>
                 <w:color w:val="000000"/>
                 <w:sz w:val="21"/>
                 <w:szCs w:val="21"/>
-                <w:lang w:bidi="ar"/>
-              </w:rPr>
-            </w:pPr>
-            <w:r>
-              <w:rPr>
+                <w:highlight w:val="none"/>
+                <w:lang w:val="en-US" w:eastAsia="zh-CN" w:bidi="ar"/>
+              </w:rPr>
+            </w:pPr>
+            <w:r>
+              <w:rPr>
+                <w:rFonts w:hint="eastAsia" w:ascii="微软雅黑" w:hAnsi="微软雅黑" w:eastAsia="微软雅黑" w:cs="微软雅黑"/>
                 <w:b/>
                 <w:color w:val="000000"/>
                 <w:sz w:val="21"/>
                 <w:szCs w:val="21"/>
-                <w:lang w:bidi="ar"/>
-              </w:rPr>
-              <w:t>病理号</w:t>
-            </w:r>
-          </w:p>
-        </w:tc>
-        <w:tc>
-          <w:tcPr>
-            <w:tcW w:w="2113" w:type="dxa"/>
-            <w:gridSpan w:val="2"/>
+                <w:highlight w:val="none"/>
+                <w:lang w:val="en-US" w:eastAsia="zh-CN" w:bidi="ar"/>
+              </w:rPr>
+              <w:t>送检医师</w:t>
+            </w:r>
+          </w:p>
+        </w:tc>
+        <w:tc>
+          <w:tcPr>
+            <w:tcW w:w="1191" w:type="dxa"/>
             <w:tcBorders>
-              <w:top w:val="nil"/>
-              <w:left w:val="single" w:color="000000" w:sz="8" w:space="0"/>
-              <w:bottom w:val="single" w:color="000000" w:sz="8" w:space="0"/>
-              <w:right w:val="single" w:color="000000" w:sz="8" w:space="0"/>
+              <w:top w:val="single" w:color="auto" w:sz="4" w:space="0"/>
+              <w:left w:val="single" w:color="auto" w:sz="4" w:space="0"/>
+              <w:bottom w:val="single" w:color="auto" w:sz="4" w:space="0"/>
+              <w:right w:val="single" w:color="auto" w:sz="4" w:space="0"/>
             </w:tcBorders>
             <w:noWrap/>
             <w:tcMar>
@@ -1336,38 +1462,42 @@
           </w:tcPr>
           <w:p>
             <w:pPr>
+              <w:keepNext w:val="0"/>
+              <w:keepLines w:val="0"/>
+              <w:pageBreakBefore w:val="0"/>
               <w:widowControl/>
+              <w:kinsoku/>
+              <w:wordWrap/>
+              <w:overflowPunct/>
+              <w:topLinePunct w:val="0"/>
+              <w:autoSpaceDE/>
+              <w:autoSpaceDN/>
+              <w:bidi w:val="0"/>
+              <w:adjustRightInd/>
+              <w:snapToGrid/>
+              <w:spacing w:beforeAutospacing="0" w:afterAutospacing="0" w:line="240" w:lineRule="auto"/>
               <w:jc w:val="center"/>
               <w:textAlignment w:val="center"/>
               <w:rPr>
+                <w:rFonts w:hint="eastAsia" w:ascii="微软雅黑" w:hAnsi="微软雅黑" w:eastAsia="微软雅黑" w:cs="微软雅黑"/>
                 <w:b/>
                 <w:color w:val="000000"/>
                 <w:sz w:val="21"/>
                 <w:szCs w:val="21"/>
-                <w:lang w:bidi="ar"/>
-              </w:rPr>
-            </w:pPr>
-            <w:r>
-              <w:rPr>
-                <w:rFonts w:hint="eastAsia"/>
-                <w:b/>
-                <w:color w:val="000000"/>
-                <w:sz w:val="21"/>
-                <w:szCs w:val="21"/>
-                <w:lang w:bidi="ar"/>
-              </w:rPr>
-              <w:t>{{ template_subbarcode }}</w:t>
-            </w:r>
-          </w:p>
-        </w:tc>
-        <w:tc>
-          <w:tcPr>
-            <w:tcW w:w="1091" w:type="dxa"/>
+                <w:highlight w:val="none"/>
+                <w:lang w:eastAsia="zh-CN" w:bidi="ar"/>
+              </w:rPr>
+            </w:pPr>
+          </w:p>
+        </w:tc>
+        <w:tc>
+          <w:tcPr>
+            <w:tcW w:w="1181" w:type="dxa"/>
             <w:tcBorders>
-              <w:top w:val="nil"/>
-              <w:left w:val="single" w:color="000000" w:sz="8" w:space="0"/>
-              <w:bottom w:val="single" w:color="000000" w:sz="8" w:space="0"/>
-              <w:right w:val="single" w:color="000000" w:sz="8" w:space="0"/>
+              <w:top w:val="single" w:color="auto" w:sz="4" w:space="0"/>
+              <w:left w:val="single" w:color="auto" w:sz="4" w:space="0"/>
+              <w:bottom w:val="single" w:color="auto" w:sz="4" w:space="0"/>
+              <w:right w:val="single" w:color="auto" w:sz="4" w:space="0"/>
             </w:tcBorders>
             <w:noWrap/>
             <w:tcMar>
@@ -1379,24 +1509,41 @@
           </w:tcPr>
           <w:p>
             <w:pPr>
+              <w:keepNext w:val="0"/>
+              <w:keepLines w:val="0"/>
+              <w:pageBreakBefore w:val="0"/>
               <w:widowControl/>
+              <w:kinsoku/>
+              <w:wordWrap/>
+              <w:overflowPunct/>
+              <w:topLinePunct w:val="0"/>
+              <w:autoSpaceDE/>
+              <w:autoSpaceDN/>
+              <w:bidi w:val="0"/>
+              <w:adjustRightInd/>
+              <w:snapToGrid/>
+              <w:spacing w:beforeAutospacing="0" w:afterAutospacing="0" w:line="240" w:lineRule="auto"/>
               <w:jc w:val="center"/>
               <w:textAlignment w:val="center"/>
               <w:rPr>
+                <w:rFonts w:hint="eastAsia" w:ascii="微软雅黑" w:hAnsi="微软雅黑" w:eastAsia="微软雅黑" w:cs="微软雅黑"/>
                 <w:b/>
                 <w:color w:val="000000"/>
                 <w:sz w:val="21"/>
                 <w:szCs w:val="21"/>
+                <w:highlight w:val="none"/>
                 <w:lang w:bidi="ar"/>
               </w:rPr>
             </w:pPr>
             <w:r>
               <w:rPr>
+                <w:rFonts w:hint="eastAsia" w:ascii="微软雅黑" w:hAnsi="微软雅黑" w:eastAsia="微软雅黑" w:cs="微软雅黑"/>
                 <w:b/>
                 <w:color w:val="000000"/>
                 <w:sz w:val="21"/>
                 <w:szCs w:val="21"/>
-                <w:lang w:bidi="ar"/>
+                <w:highlight w:val="none"/>
+                <w:lang w:val="en-US" w:eastAsia="zh-CN" w:bidi="ar"/>
               </w:rPr>
               <w:t>送检日期</w:t>
             </w:r>
@@ -1404,11 +1551,11 @@
         </w:tc>
         <w:tc>
           <w:tcPr>
-            <w:tcW w:w="2088" w:type="dxa"/>
+            <w:tcW w:w="1497" w:type="dxa"/>
             <w:tcBorders>
-              <w:top w:val="nil"/>
-              <w:left w:val="single" w:color="000000" w:sz="8" w:space="0"/>
-              <w:bottom w:val="single" w:color="000000" w:sz="8" w:space="0"/>
+              <w:top w:val="single" w:color="auto" w:sz="4" w:space="0"/>
+              <w:left w:val="single" w:color="auto" w:sz="4" w:space="0"/>
+              <w:bottom w:val="single" w:color="auto" w:sz="4" w:space="0"/>
               <w:right w:val="nil"/>
             </w:tcBorders>
             <w:noWrap/>
@@ -1421,168 +1568,43 @@
           </w:tcPr>
           <w:p>
             <w:pPr>
+              <w:keepNext w:val="0"/>
+              <w:keepLines w:val="0"/>
+              <w:pageBreakBefore w:val="0"/>
               <w:widowControl/>
+              <w:kinsoku/>
+              <w:wordWrap/>
+              <w:overflowPunct/>
+              <w:topLinePunct w:val="0"/>
+              <w:autoSpaceDE/>
+              <w:autoSpaceDN/>
+              <w:bidi w:val="0"/>
+              <w:adjustRightInd/>
+              <w:snapToGrid/>
+              <w:spacing w:beforeAutospacing="0" w:afterAutospacing="0" w:line="240" w:lineRule="auto"/>
               <w:jc w:val="center"/>
               <w:textAlignment w:val="center"/>
               <w:rPr>
-                <w:b/>
+                <w:rFonts w:hint="eastAsia" w:ascii="微软雅黑" w:hAnsi="微软雅黑" w:eastAsia="微软雅黑" w:cs="微软雅黑"/>
+                <w:b w:val="0"/>
+                <w:bCs/>
                 <w:color w:val="000000"/>
                 <w:sz w:val="21"/>
                 <w:szCs w:val="21"/>
+                <w:lang w:eastAsia="zh-CN" w:bidi="ar"/>
+              </w:rPr>
+            </w:pPr>
+            <w:r>
+              <w:rPr>
+                <w:rFonts w:hint="eastAsia" w:ascii="微软雅黑" w:hAnsi="微软雅黑" w:eastAsia="微软雅黑" w:cs="微软雅黑"/>
+                <w:b w:val="0"/>
+                <w:bCs/>
+                <w:color w:val="000000"/>
+                <w:sz w:val="21"/>
+                <w:szCs w:val="21"/>
                 <w:lang w:bidi="ar"/>
               </w:rPr>
-            </w:pPr>
-            <w:r>
-              <w:rPr>
-                <w:rFonts w:hint="eastAsia"/>
-                <w:b/>
-                <w:color w:val="000000"/>
-                <w:sz w:val="21"/>
-                <w:szCs w:val="21"/>
-                <w:lang w:bidi="ar"/>
-              </w:rPr>
               <w:t>{{ commission_date }}</w:t>
-            </w:r>
-          </w:p>
-        </w:tc>
-      </w:tr>
-    </w:tbl>
-    <w:p>
-      <w:pPr>
-        <w:rPr>
-          <w:rFonts w:hint="eastAsia" w:ascii="微软雅黑" w:hAnsi="微软雅黑" w:eastAsia="微软雅黑" w:cs="微软雅黑"/>
-        </w:rPr>
-      </w:pPr>
-    </w:p>
-    <w:p>
-      <w:pPr>
-        <w:rPr>
-          <w:rFonts w:hint="eastAsia" w:ascii="微软雅黑" w:hAnsi="微软雅黑" w:eastAsia="微软雅黑" w:cs="微软雅黑"/>
-        </w:rPr>
-      </w:pPr>
-    </w:p>
-    <w:p>
-      <w:pPr>
-        <w:rPr>
-          <w:rFonts w:hint="eastAsia" w:ascii="微软雅黑" w:hAnsi="微软雅黑" w:eastAsia="微软雅黑" w:cs="微软雅黑"/>
-        </w:rPr>
-      </w:pPr>
-    </w:p>
-    <w:p>
-      <w:pPr>
-        <w:rPr>
-          <w:rFonts w:hint="eastAsia" w:ascii="微软雅黑" w:hAnsi="微软雅黑" w:eastAsia="微软雅黑" w:cs="微软雅黑"/>
-        </w:rPr>
-      </w:pPr>
-    </w:p>
-    <w:p>
-      <w:pPr>
-        <w:rPr>
-          <w:rFonts w:hint="eastAsia" w:ascii="微软雅黑" w:hAnsi="微软雅黑" w:eastAsia="微软雅黑" w:cs="微软雅黑"/>
-        </w:rPr>
-      </w:pPr>
-    </w:p>
-    <w:p>
-      <w:pPr>
-        <w:rPr>
-          <w:rFonts w:hint="eastAsia" w:ascii="微软雅黑" w:hAnsi="微软雅黑" w:eastAsia="微软雅黑" w:cs="微软雅黑"/>
-        </w:rPr>
-      </w:pPr>
-    </w:p>
-    <w:tbl>
-      <w:tblPr>
-        <w:tblStyle w:val="19"/>
-        <w:tblW w:w="9730" w:type="dxa"/>
-        <w:jc w:val="center"/>
-        <w:tblBorders>
-          <w:top w:val="single" w:color="auto" w:sz="4" w:space="0"/>
-          <w:left w:val="none" w:color="auto" w:sz="0" w:space="0"/>
-          <w:bottom w:val="single" w:color="auto" w:sz="4" w:space="0"/>
-          <w:right w:val="none" w:color="auto" w:sz="0" w:space="0"/>
-          <w:insideH w:val="single" w:color="auto" w:sz="4" w:space="0"/>
-          <w:insideV w:val="single" w:color="auto" w:sz="4" w:space="0"/>
-        </w:tblBorders>
-        <w:tblLayout w:type="fixed"/>
-        <w:tblCellMar>
-          <w:top w:w="0" w:type="dxa"/>
-          <w:left w:w="108" w:type="dxa"/>
-          <w:bottom w:w="0" w:type="dxa"/>
-          <w:right w:w="108" w:type="dxa"/>
-        </w:tblCellMar>
-      </w:tblPr>
-      <w:tblGrid>
-        <w:gridCol w:w="1242"/>
-        <w:gridCol w:w="8488"/>
-      </w:tblGrid>
-      <w:tr>
-        <w:tblPrEx>
-          <w:tblBorders>
-            <w:top w:val="single" w:color="auto" w:sz="4" w:space="0"/>
-            <w:left w:val="none" w:color="auto" w:sz="0" w:space="0"/>
-            <w:bottom w:val="single" w:color="auto" w:sz="4" w:space="0"/>
-            <w:right w:val="none" w:color="auto" w:sz="0" w:space="0"/>
-            <w:insideH w:val="single" w:color="auto" w:sz="4" w:space="0"/>
-            <w:insideV w:val="single" w:color="auto" w:sz="4" w:space="0"/>
-          </w:tblBorders>
-          <w:tblCellMar>
-            <w:top w:w="0" w:type="dxa"/>
-            <w:left w:w="108" w:type="dxa"/>
-            <w:bottom w:w="0" w:type="dxa"/>
-            <w:right w:w="108" w:type="dxa"/>
-          </w:tblCellMar>
-        </w:tblPrEx>
-        <w:trPr>
-          <w:trHeight w:val="413" w:hRule="atLeast"/>
-          <w:jc w:val="center"/>
-        </w:trPr>
-        <w:tc>
-          <w:tcPr>
-            <w:tcW w:w="1242" w:type="dxa"/>
-          </w:tcPr>
-          <w:p>
-            <w:pPr>
-              <w:pStyle w:val="17"/>
-              <w:rPr>
-                <w:rFonts w:asciiTheme="minorEastAsia" w:hAnsiTheme="minorEastAsia" w:eastAsiaTheme="minorEastAsia"/>
-                <w:b/>
-                <w:sz w:val="21"/>
-                <w:szCs w:val="21"/>
-              </w:rPr>
-            </w:pPr>
-            <w:r>
-              <w:rPr>
-                <w:rFonts w:hint="eastAsia" w:asciiTheme="minorEastAsia" w:hAnsiTheme="minorEastAsia" w:eastAsiaTheme="minorEastAsia"/>
-                <w:b/>
-                <w:sz w:val="21"/>
-                <w:szCs w:val="21"/>
-              </w:rPr>
-              <w:t>检测项目</w:t>
-            </w:r>
-          </w:p>
-        </w:tc>
-        <w:tc>
-          <w:tcPr>
-            <w:tcW w:w="8488" w:type="dxa"/>
-            <w:vAlign w:val="center"/>
-          </w:tcPr>
-          <w:p>
-            <w:pPr>
-              <w:pStyle w:val="17"/>
-              <w:rPr>
-                <w:rFonts w:hint="default" w:asciiTheme="minorEastAsia" w:hAnsiTheme="minorEastAsia" w:eastAsiaTheme="minorEastAsia"/>
-                <w:sz w:val="21"/>
-                <w:szCs w:val="21"/>
-                <w:lang w:val="en-US" w:eastAsia="zh-CN"/>
-              </w:rPr>
-            </w:pPr>
-            <w:r>
-              <w:rPr>
-                <w:rFonts w:hint="eastAsia" w:asciiTheme="minorEastAsia" w:hAnsiTheme="minorEastAsia" w:eastAsiaTheme="minorEastAsia"/>
-                <w:sz w:val="21"/>
-                <w:szCs w:val="21"/>
-                <w:lang w:val="en-US" w:eastAsia="zh-CN"/>
-              </w:rPr>
-              <w:t>子宫内膜癌检测报告{% if PDInfo != undefined %}（含PD-L1）{% endif %}</w:t>
             </w:r>
           </w:p>
         </w:tc>
@@ -1605,153 +1627,148 @@
           </w:tblCellMar>
         </w:tblPrEx>
         <w:trPr>
-          <w:trHeight w:val="413" w:hRule="atLeast"/>
+          <w:trHeight w:val="397" w:hRule="atLeast"/>
           <w:jc w:val="center"/>
         </w:trPr>
         <w:tc>
           <w:tcPr>
-            <w:tcW w:w="1242" w:type="dxa"/>
+            <w:tcW w:w="1323" w:type="dxa"/>
+            <w:tcBorders>
+              <w:top w:val="single" w:color="auto" w:sz="4" w:space="0"/>
+              <w:left w:val="nil"/>
+              <w:bottom w:val="single" w:color="auto" w:sz="4" w:space="0"/>
+              <w:right w:val="single" w:color="auto" w:sz="4" w:space="0"/>
+            </w:tcBorders>
+            <w:vAlign w:val="center"/>
           </w:tcPr>
           <w:p>
             <w:pPr>
               <w:pStyle w:val="17"/>
-              <w:rPr>
-                <w:rFonts w:asciiTheme="minorEastAsia" w:hAnsiTheme="minorEastAsia" w:eastAsiaTheme="minorEastAsia"/>
-                <w:b/>
-                <w:sz w:val="21"/>
-                <w:szCs w:val="21"/>
-              </w:rPr>
-            </w:pPr>
-            <w:r>
-              <w:rPr>
-                <w:rFonts w:hint="eastAsia" w:asciiTheme="minorEastAsia" w:hAnsiTheme="minorEastAsia" w:eastAsiaTheme="minorEastAsia"/>
-                <w:b/>
-                <w:sz w:val="21"/>
-                <w:szCs w:val="21"/>
-              </w:rPr>
-              <w:t>标本类型</w:t>
-            </w:r>
-          </w:p>
-        </w:tc>
-        <w:tc>
-          <w:tcPr>
-            <w:tcW w:w="8488" w:type="dxa"/>
+              <w:keepNext w:val="0"/>
+              <w:keepLines w:val="0"/>
+              <w:pageBreakBefore w:val="0"/>
+              <w:widowControl/>
+              <w:kinsoku/>
+              <w:wordWrap/>
+              <w:overflowPunct/>
+              <w:topLinePunct w:val="0"/>
+              <w:autoSpaceDE/>
+              <w:autoSpaceDN/>
+              <w:bidi w:val="0"/>
+              <w:adjustRightInd/>
+              <w:snapToGrid/>
+              <w:spacing w:before="0" w:beforeAutospacing="0" w:after="0" w:afterAutospacing="0" w:line="240" w:lineRule="auto"/>
+              <w:jc w:val="center"/>
+              <w:rPr>
+                <w:rFonts w:hint="eastAsia" w:ascii="微软雅黑" w:hAnsi="微软雅黑" w:eastAsia="微软雅黑" w:cs="微软雅黑"/>
+                <w:b/>
+                <w:color w:val="000000"/>
+                <w:sz w:val="21"/>
+                <w:szCs w:val="21"/>
+                <w:lang w:val="en-US" w:eastAsia="zh-CN" w:bidi="ar"/>
+              </w:rPr>
+            </w:pPr>
+            <w:r>
+              <w:rPr>
+                <w:rFonts w:hint="eastAsia" w:ascii="微软雅黑" w:hAnsi="微软雅黑" w:eastAsia="微软雅黑" w:cs="微软雅黑"/>
+                <w:b/>
+                <w:color w:val="000000"/>
+                <w:sz w:val="21"/>
+                <w:szCs w:val="21"/>
+                <w:lang w:val="en-US" w:eastAsia="zh-CN" w:bidi="ar"/>
+              </w:rPr>
+              <w:t>检测项目</w:t>
+            </w:r>
+          </w:p>
+        </w:tc>
+        <w:tc>
+          <w:tcPr>
+            <w:tcW w:w="8415" w:type="dxa"/>
+            <w:gridSpan w:val="7"/>
+            <w:tcBorders>
+              <w:top w:val="single" w:color="auto" w:sz="4" w:space="0"/>
+              <w:left w:val="single" w:color="auto" w:sz="4" w:space="0"/>
+              <w:bottom w:val="single" w:color="auto" w:sz="4" w:space="0"/>
+              <w:right w:val="nil"/>
+            </w:tcBorders>
             <w:vAlign w:val="center"/>
           </w:tcPr>
           <w:p>
             <w:pPr>
               <w:pStyle w:val="17"/>
-              <w:rPr>
-                <w:rFonts w:asciiTheme="minorEastAsia" w:hAnsiTheme="minorEastAsia" w:eastAsiaTheme="minorEastAsia"/>
-                <w:sz w:val="21"/>
-                <w:szCs w:val="21"/>
-              </w:rPr>
-            </w:pPr>
-            <w:r>
-              <w:rPr>
-                <w:rFonts w:hint="eastAsia" w:asciiTheme="minorEastAsia" w:hAnsiTheme="minorEastAsia" w:eastAsiaTheme="minorEastAsia"/>
-                <w:sz w:val="21"/>
-                <w:szCs w:val="21"/>
-              </w:rPr>
-              <w:t>{{ sample_type }}</w:t>
-            </w:r>
-            <w:r>
-              <w:rPr>
-                <w:rFonts w:hint="eastAsia" w:asciiTheme="minorEastAsia" w:hAnsiTheme="minorEastAsia" w:eastAsiaTheme="minorEastAsia"/>
+              <w:keepNext w:val="0"/>
+              <w:keepLines w:val="0"/>
+              <w:pageBreakBefore w:val="0"/>
+              <w:widowControl/>
+              <w:kinsoku/>
+              <w:wordWrap/>
+              <w:overflowPunct/>
+              <w:topLinePunct w:val="0"/>
+              <w:autoSpaceDE/>
+              <w:autoSpaceDN/>
+              <w:bidi w:val="0"/>
+              <w:adjustRightInd/>
+              <w:snapToGrid/>
+              <w:spacing w:before="0" w:beforeAutospacing="0" w:after="0" w:afterAutospacing="0" w:line="240" w:lineRule="auto"/>
+              <w:jc w:val="left"/>
+              <w:rPr>
+                <w:rFonts w:hint="eastAsia" w:ascii="微软雅黑" w:hAnsi="微软雅黑" w:eastAsia="微软雅黑" w:cs="微软雅黑"/>
                 <w:sz w:val="21"/>
                 <w:szCs w:val="21"/>
                 <w:lang w:val="en-US" w:eastAsia="zh-CN"/>
               </w:rPr>
-              <w:t>，</w:t>
-            </w:r>
-            <w:r>
-              <w:rPr>
-                <w:rFonts w:ascii="宋体" w:hAnsi="宋体" w:eastAsia="宋体" w:cs="宋体"/>
-                <w:sz w:val="21"/>
-                <w:szCs w:val="21"/>
-              </w:rPr>
-              <w:t>肿瘤细胞含量</w:t>
-            </w:r>
-            <w:r>
-              <w:rPr>
-                <w:rFonts w:hint="eastAsia" w:ascii="宋体" w:hAnsi="宋体" w:eastAsia="宋体" w:cs="宋体"/>
-                <w:sz w:val="21"/>
-                <w:szCs w:val="21"/>
-                <w:lang w:eastAsia="zh-CN"/>
-              </w:rPr>
-              <w:t xml:space="preserve">：{% if summaryOfRresults.type == </w:t>
-            </w:r>
-            <w:r>
-              <w:rPr>
-                <w:rFonts w:ascii="宋体" w:hAnsi="宋体" w:eastAsia="宋体" w:cs="宋体"/>
-                <w:sz w:val="21"/>
-                <w:szCs w:val="21"/>
-                <w:lang w:eastAsia="zh-CN"/>
-              </w:rPr>
-              <w:t>“tissue”</w:t>
-            </w:r>
-            <w:r>
-              <w:rPr>
-                <w:rFonts w:hint="eastAsia" w:ascii="宋体" w:hAnsi="宋体" w:eastAsia="宋体" w:cs="宋体"/>
-                <w:sz w:val="21"/>
-                <w:szCs w:val="21"/>
-                <w:lang w:eastAsia="zh-CN"/>
-              </w:rPr>
-              <w:t xml:space="preserve"> %}≥</w:t>
-            </w:r>
-            <w:r>
-              <w:rPr>
-                <w:rFonts w:hint="eastAsia" w:ascii="宋体" w:hAnsi="宋体" w:eastAsia="宋体" w:cs="宋体"/>
+            </w:pPr>
+            <w:r>
+              <w:rPr>
+                <w:rFonts w:hint="eastAsia" w:ascii="微软雅黑" w:hAnsi="微软雅黑" w:eastAsia="微软雅黑" w:cs="微软雅黑"/>
                 <w:sz w:val="21"/>
                 <w:szCs w:val="21"/>
                 <w:lang w:val="en-US" w:eastAsia="zh-CN"/>
               </w:rPr>
-              <w:t>1</w:t>
-            </w:r>
-            <w:r>
-              <w:rPr>
-                <w:rFonts w:ascii="宋体" w:hAnsi="宋体" w:eastAsia="宋体" w:cs="宋体"/>
-                <w:sz w:val="21"/>
-                <w:szCs w:val="21"/>
-                <w:lang w:eastAsia="zh-CN"/>
-              </w:rPr>
-              <w:t>0</w:t>
-            </w:r>
-            <w:r>
-              <w:rPr>
-                <w:rFonts w:hint="eastAsia" w:cs="宋体"/>
+              <w:t>泛实体瘤多</w:t>
+            </w:r>
+            <w:r>
+              <w:rPr>
+                <w:rFonts w:hint="eastAsia" w:ascii="微软雅黑" w:hAnsi="微软雅黑" w:eastAsia="微软雅黑" w:cs="微软雅黑"/>
+                <w:color w:val="auto"/>
                 <w:sz w:val="21"/>
                 <w:szCs w:val="21"/>
                 <w:lang w:val="en-US" w:eastAsia="zh-CN"/>
               </w:rPr>
-              <w:t>%</w:t>
-            </w:r>
-            <w:r>
-              <w:rPr>
-                <w:rFonts w:hint="eastAsia" w:ascii="宋体" w:hAnsi="宋体" w:eastAsia="宋体" w:cs="宋体"/>
-                <w:sz w:val="21"/>
-                <w:szCs w:val="21"/>
-                <w:lang w:eastAsia="zh-CN"/>
-              </w:rPr>
-              <w:t>{% else %}</w:t>
-            </w:r>
-            <w:r>
-              <w:rPr>
-                <w:rFonts w:hint="eastAsia" w:cs="宋体"/>
+              <w:t>基因</w:t>
+            </w:r>
+            <w:r>
+              <w:rPr>
+                <w:rFonts w:hint="eastAsia" w:ascii="微软雅黑" w:hAnsi="微软雅黑" w:eastAsia="微软雅黑" w:cs="微软雅黑"/>
+                <w:i w:val="0"/>
+                <w:iCs w:val="0"/>
+                <w:caps w:val="0"/>
+                <w:color w:val="auto"/>
+                <w:spacing w:val="0"/>
+                <w:sz w:val="19"/>
+                <w:szCs w:val="19"/>
+                <w:shd w:val="clear" w:fill="FFFFFF"/>
+              </w:rPr>
+              <w:t>panel</w:t>
+            </w:r>
+            <w:r>
+              <w:rPr>
+                <w:rFonts w:hint="eastAsia" w:ascii="微软雅黑" w:hAnsi="微软雅黑" w:eastAsia="微软雅黑" w:cs="微软雅黑"/>
+                <w:color w:val="auto"/>
                 <w:sz w:val="21"/>
                 <w:szCs w:val="21"/>
                 <w:lang w:val="en-US" w:eastAsia="zh-CN"/>
               </w:rPr>
-              <w:t>-</w:t>
-            </w:r>
-            <w:r>
-              <w:rPr>
-                <w:rFonts w:hint="eastAsia" w:ascii="宋体" w:hAnsi="宋体" w:eastAsia="宋体" w:cs="宋体"/>
-                <w:sz w:val="21"/>
-                <w:szCs w:val="21"/>
-                <w:lang w:eastAsia="zh-CN"/>
-              </w:rPr>
-              <w:t>{% endif %}</w:t>
+              <w:t>检</w:t>
+            </w:r>
+            <w:r>
+              <w:rPr>
+                <w:rFonts w:hint="eastAsia" w:ascii="微软雅黑" w:hAnsi="微软雅黑" w:eastAsia="微软雅黑" w:cs="微软雅黑"/>
+                <w:sz w:val="21"/>
+                <w:szCs w:val="21"/>
+                <w:lang w:val="en-US" w:eastAsia="zh-CN"/>
+              </w:rPr>
+              <w:t>测</w:t>
             </w:r>
           </w:p>
         </w:tc>
@@ -1774,80 +1791,105 @@
           </w:tblCellMar>
         </w:tblPrEx>
         <w:trPr>
-          <w:trHeight w:val="405" w:hRule="atLeast"/>
+          <w:trHeight w:val="397" w:hRule="atLeast"/>
           <w:jc w:val="center"/>
         </w:trPr>
         <w:tc>
           <w:tcPr>
-            <w:tcW w:w="1242" w:type="dxa"/>
+            <w:tcW w:w="1323" w:type="dxa"/>
+            <w:tcBorders>
+              <w:top w:val="single" w:color="auto" w:sz="4" w:space="0"/>
+              <w:left w:val="nil"/>
+              <w:bottom w:val="single" w:color="auto" w:sz="4" w:space="0"/>
+              <w:right w:val="single" w:color="auto" w:sz="4" w:space="0"/>
+            </w:tcBorders>
+            <w:vAlign w:val="center"/>
           </w:tcPr>
           <w:p>
             <w:pPr>
               <w:pStyle w:val="17"/>
-              <w:rPr>
-                <w:rFonts w:hint="eastAsia" w:asciiTheme="minorEastAsia" w:hAnsiTheme="minorEastAsia" w:eastAsiaTheme="minorEastAsia"/>
-                <w:b/>
-                <w:sz w:val="21"/>
-                <w:szCs w:val="21"/>
-                <w:lang w:eastAsia="zh-CN"/>
-              </w:rPr>
-            </w:pPr>
-            <w:r>
-              <w:rPr>
-                <w:rFonts w:hint="eastAsia" w:asciiTheme="minorEastAsia" w:hAnsiTheme="minorEastAsia" w:eastAsiaTheme="minorEastAsia"/>
-                <w:b/>
-                <w:sz w:val="21"/>
-                <w:szCs w:val="21"/>
-              </w:rPr>
-              <w:t>检测</w:t>
-            </w:r>
-            <w:r>
-              <w:rPr>
-                <w:rFonts w:hint="eastAsia" w:asciiTheme="minorEastAsia" w:hAnsiTheme="minorEastAsia" w:eastAsiaTheme="minorEastAsia"/>
-                <w:b/>
+              <w:keepNext w:val="0"/>
+              <w:keepLines w:val="0"/>
+              <w:pageBreakBefore w:val="0"/>
+              <w:widowControl/>
+              <w:kinsoku/>
+              <w:wordWrap/>
+              <w:overflowPunct/>
+              <w:topLinePunct w:val="0"/>
+              <w:autoSpaceDE/>
+              <w:autoSpaceDN/>
+              <w:bidi w:val="0"/>
+              <w:adjustRightInd/>
+              <w:snapToGrid/>
+              <w:spacing w:before="0" w:beforeAutospacing="0" w:after="0" w:afterAutospacing="0" w:line="240" w:lineRule="auto"/>
+              <w:jc w:val="center"/>
+              <w:rPr>
+                <w:rFonts w:hint="eastAsia" w:ascii="微软雅黑" w:hAnsi="微软雅黑" w:eastAsia="微软雅黑" w:cs="微软雅黑"/>
+                <w:b/>
+                <w:color w:val="000000"/>
+                <w:sz w:val="21"/>
+                <w:szCs w:val="21"/>
+                <w:lang w:val="en-US" w:eastAsia="zh-CN" w:bidi="ar"/>
+              </w:rPr>
+            </w:pPr>
+            <w:r>
+              <w:rPr>
+                <w:rFonts w:hint="eastAsia" w:ascii="微软雅黑" w:hAnsi="微软雅黑" w:eastAsia="微软雅黑" w:cs="微软雅黑"/>
+                <w:b/>
+                <w:color w:val="000000"/>
+                <w:sz w:val="21"/>
+                <w:szCs w:val="21"/>
+                <w:lang w:val="en-US" w:eastAsia="zh-CN" w:bidi="ar"/>
+              </w:rPr>
+              <w:t>标本类型</w:t>
+            </w:r>
+          </w:p>
+        </w:tc>
+        <w:tc>
+          <w:tcPr>
+            <w:tcW w:w="8415" w:type="dxa"/>
+            <w:gridSpan w:val="7"/>
+            <w:tcBorders>
+              <w:top w:val="single" w:color="auto" w:sz="4" w:space="0"/>
+              <w:left w:val="single" w:color="auto" w:sz="4" w:space="0"/>
+              <w:bottom w:val="single" w:color="auto" w:sz="4" w:space="0"/>
+              <w:right w:val="nil"/>
+            </w:tcBorders>
+            <w:vAlign w:val="center"/>
+          </w:tcPr>
+          <w:p>
+            <w:pPr>
+              <w:pStyle w:val="17"/>
+              <w:keepNext w:val="0"/>
+              <w:keepLines w:val="0"/>
+              <w:pageBreakBefore w:val="0"/>
+              <w:widowControl/>
+              <w:kinsoku/>
+              <w:wordWrap/>
+              <w:overflowPunct/>
+              <w:topLinePunct w:val="0"/>
+              <w:autoSpaceDE/>
+              <w:autoSpaceDN/>
+              <w:bidi w:val="0"/>
+              <w:adjustRightInd/>
+              <w:snapToGrid/>
+              <w:spacing w:before="0" w:beforeAutospacing="0" w:after="0" w:afterAutospacing="0" w:line="240" w:lineRule="auto"/>
+              <w:jc w:val="left"/>
+              <w:rPr>
+                <w:rFonts w:hint="eastAsia" w:ascii="微软雅黑" w:hAnsi="微软雅黑" w:eastAsia="微软雅黑" w:cs="微软雅黑"/>
                 <w:sz w:val="21"/>
                 <w:szCs w:val="21"/>
                 <w:lang w:val="en-US" w:eastAsia="zh-CN"/>
               </w:rPr>
-              <w:t>方法</w:t>
-            </w:r>
-          </w:p>
-        </w:tc>
-        <w:tc>
-          <w:tcPr>
-            <w:tcW w:w="8488" w:type="dxa"/>
-            <w:vAlign w:val="center"/>
-          </w:tcPr>
-          <w:p>
-            <w:pPr>
-              <w:pStyle w:val="17"/>
-              <w:rPr>
-                <w:rFonts w:hint="default" w:asciiTheme="minorEastAsia" w:hAnsiTheme="minorEastAsia" w:eastAsiaTheme="minorEastAsia"/>
-                <w:color w:val="000000" w:themeColor="text1"/>
+            </w:pPr>
+            <w:r>
+              <w:rPr>
+                <w:rFonts w:hint="eastAsia" w:ascii="微软雅黑" w:hAnsi="微软雅黑" w:eastAsia="微软雅黑" w:cs="微软雅黑"/>
                 <w:sz w:val="21"/>
                 <w:szCs w:val="21"/>
                 <w:lang w:val="en-US" w:eastAsia="zh-CN"/>
-                <w14:textFill>
-                  <w14:solidFill>
-                    <w14:schemeClr w14:val="tx1"/>
-                  </w14:solidFill>
-                </w14:textFill>
-              </w:rPr>
-            </w:pPr>
-            <w:r>
-              <w:rPr>
-                <w:rFonts w:hint="eastAsia" w:asciiTheme="minorEastAsia" w:hAnsiTheme="minorEastAsia" w:eastAsiaTheme="minorEastAsia"/>
-                <w:color w:val="000000" w:themeColor="text1"/>
-                <w:sz w:val="21"/>
-                <w:szCs w:val="21"/>
-                <w:lang w:val="en-US" w:eastAsia="zh-CN"/>
-                <w14:textFill>
-                  <w14:solidFill>
-                    <w14:schemeClr w14:val="tx1"/>
-                  </w14:solidFill>
-                </w14:textFill>
-              </w:rPr>
-              <w:t>高通量测序（NGS）</w:t>
+              </w:rPr>
+              <w:t>{{ sample_type }}，肿瘤细胞含量：{% if summaryOfRresults.type == “tissue” %}≥10%{% else %}-{% endif %}</w:t>
             </w:r>
           </w:p>
         </w:tc>
@@ -1870,74 +1912,92 @@
           </w:tblCellMar>
         </w:tblPrEx>
         <w:trPr>
-          <w:trHeight w:val="1247" w:hRule="atLeast"/>
+          <w:trHeight w:val="397" w:hRule="atLeast"/>
           <w:jc w:val="center"/>
         </w:trPr>
         <w:tc>
           <w:tcPr>
-            <w:tcW w:w="1242" w:type="dxa"/>
+            <w:tcW w:w="1323" w:type="dxa"/>
+            <w:tcBorders>
+              <w:top w:val="single" w:color="auto" w:sz="4" w:space="0"/>
+              <w:left w:val="nil"/>
+              <w:bottom w:val="single" w:color="auto" w:sz="4" w:space="0"/>
+              <w:right w:val="single" w:color="auto" w:sz="4" w:space="0"/>
+            </w:tcBorders>
+            <w:vAlign w:val="center"/>
           </w:tcPr>
           <w:p>
             <w:pPr>
               <w:pStyle w:val="17"/>
-              <w:rPr>
-                <w:rFonts w:asciiTheme="minorEastAsia" w:hAnsiTheme="minorEastAsia" w:eastAsiaTheme="minorEastAsia"/>
-                <w:b/>
-                <w:sz w:val="21"/>
-                <w:szCs w:val="21"/>
-              </w:rPr>
-            </w:pPr>
-            <w:r>
-              <w:rPr>
-                <w:rFonts w:hint="eastAsia" w:asciiTheme="minorEastAsia" w:hAnsiTheme="minorEastAsia" w:eastAsiaTheme="minorEastAsia"/>
-                <w:b/>
-                <w:sz w:val="21"/>
-                <w:szCs w:val="21"/>
-              </w:rPr>
-              <w:t>检测内容</w:t>
-            </w:r>
-          </w:p>
-        </w:tc>
-        <w:tc>
-          <w:tcPr>
-            <w:tcW w:w="8488" w:type="dxa"/>
+              <w:keepNext w:val="0"/>
+              <w:keepLines w:val="0"/>
+              <w:pageBreakBefore w:val="0"/>
+              <w:widowControl/>
+              <w:kinsoku/>
+              <w:wordWrap/>
+              <w:overflowPunct/>
+              <w:topLinePunct w:val="0"/>
+              <w:autoSpaceDE/>
+              <w:autoSpaceDN/>
+              <w:bidi w:val="0"/>
+              <w:adjustRightInd/>
+              <w:snapToGrid/>
+              <w:spacing w:before="0" w:beforeAutospacing="0" w:after="0" w:afterAutospacing="0" w:line="240" w:lineRule="auto"/>
+              <w:jc w:val="center"/>
+              <w:rPr>
+                <w:rFonts w:hint="eastAsia" w:ascii="微软雅黑" w:hAnsi="微软雅黑" w:eastAsia="微软雅黑" w:cs="微软雅黑"/>
+                <w:b/>
+                <w:color w:val="000000"/>
+                <w:sz w:val="21"/>
+                <w:szCs w:val="21"/>
+                <w:lang w:val="en-US" w:eastAsia="zh-CN" w:bidi="ar"/>
+              </w:rPr>
+            </w:pPr>
+            <w:r>
+              <w:rPr>
+                <w:rFonts w:hint="eastAsia" w:ascii="微软雅黑" w:hAnsi="微软雅黑" w:eastAsia="微软雅黑" w:cs="微软雅黑"/>
+                <w:b/>
+                <w:color w:val="000000"/>
+                <w:sz w:val="21"/>
+                <w:szCs w:val="21"/>
+                <w:lang w:val="en-US" w:eastAsia="zh-CN" w:bidi="ar"/>
+              </w:rPr>
+              <w:t>检测方法</w:t>
+            </w:r>
+          </w:p>
+        </w:tc>
+        <w:tc>
+          <w:tcPr>
+            <w:tcW w:w="8415" w:type="dxa"/>
+            <w:gridSpan w:val="7"/>
+            <w:tcBorders>
+              <w:top w:val="single" w:color="auto" w:sz="4" w:space="0"/>
+              <w:left w:val="single" w:color="auto" w:sz="4" w:space="0"/>
+              <w:bottom w:val="single" w:color="auto" w:sz="4" w:space="0"/>
+              <w:right w:val="nil"/>
+            </w:tcBorders>
             <w:vAlign w:val="center"/>
           </w:tcPr>
           <w:p>
             <w:pPr>
               <w:pStyle w:val="17"/>
-              <w:spacing w:line="260" w:lineRule="exact"/>
-              <w:rPr>
-                <w:rFonts w:asciiTheme="minorEastAsia" w:hAnsiTheme="minorEastAsia" w:eastAsiaTheme="minorEastAsia"/>
-                <w:color w:val="000000" w:themeColor="text1"/>
-                <w:sz w:val="21"/>
-                <w:szCs w:val="21"/>
-                <w:lang w:eastAsia="zh-CN"/>
-                <w14:textFill>
-                  <w14:solidFill>
-                    <w14:schemeClr w14:val="tx1"/>
-                  </w14:solidFill>
-                </w14:textFill>
-              </w:rPr>
-            </w:pPr>
-            <w:r>
-              <w:rPr>
-                <w:rFonts w:asciiTheme="minorEastAsia" w:hAnsiTheme="minorEastAsia" w:eastAsiaTheme="minorEastAsia"/>
-                <w:color w:val="000000" w:themeColor="text1"/>
-                <w:sz w:val="21"/>
-                <w:szCs w:val="21"/>
-                <w:lang w:eastAsia="zh-CN"/>
-                <w14:textFill>
-                  <w14:solidFill>
-                    <w14:schemeClr w14:val="tx1"/>
-                  </w14:solidFill>
-                </w14:textFill>
-              </w:rPr>
-              <w:t>本</w:t>
-            </w:r>
-            <w:r>
-              <w:rPr>
-                <w:rFonts w:hint="eastAsia" w:asciiTheme="minorEastAsia" w:hAnsiTheme="minorEastAsia" w:eastAsiaTheme="minorEastAsia"/>
+              <w:keepNext w:val="0"/>
+              <w:keepLines w:val="0"/>
+              <w:pageBreakBefore w:val="0"/>
+              <w:widowControl/>
+              <w:kinsoku/>
+              <w:wordWrap/>
+              <w:overflowPunct/>
+              <w:topLinePunct w:val="0"/>
+              <w:autoSpaceDE/>
+              <w:autoSpaceDN/>
+              <w:bidi w:val="0"/>
+              <w:adjustRightInd/>
+              <w:snapToGrid/>
+              <w:spacing w:before="0" w:beforeAutospacing="0" w:after="0" w:afterAutospacing="0" w:line="240" w:lineRule="auto"/>
+              <w:jc w:val="left"/>
+              <w:rPr>
+                <w:rFonts w:hint="eastAsia" w:ascii="微软雅黑" w:hAnsi="微软雅黑" w:eastAsia="微软雅黑" w:cs="微软雅黑"/>
                 <w:color w:val="000000" w:themeColor="text1"/>
                 <w:sz w:val="21"/>
                 <w:szCs w:val="21"/>
@@ -1948,26 +2008,10 @@
                   </w14:solidFill>
                 </w14:textFill>
               </w:rPr>
-              <w:t>检测项目为子宫内膜癌36基因检测，针</w:t>
-            </w:r>
-            <w:r>
-              <w:rPr>
-                <w:rFonts w:asciiTheme="minorEastAsia" w:hAnsiTheme="minorEastAsia" w:eastAsiaTheme="minorEastAsia"/>
-                <w:color w:val="000000" w:themeColor="text1"/>
-                <w:sz w:val="21"/>
-                <w:szCs w:val="21"/>
-                <w:lang w:eastAsia="zh-CN"/>
-                <w14:textFill>
-                  <w14:solidFill>
-                    <w14:schemeClr w14:val="tx1"/>
-                  </w14:solidFill>
-                </w14:textFill>
-              </w:rPr>
-              <w:t>对与肿瘤密切相关的</w:t>
-            </w:r>
-            <w:r>
-              <w:rPr>
-                <w:rFonts w:hint="eastAsia" w:asciiTheme="minorEastAsia" w:hAnsiTheme="minorEastAsia" w:eastAsiaTheme="minorEastAsia"/>
+            </w:pPr>
+            <w:r>
+              <w:rPr>
+                <w:rFonts w:hint="eastAsia" w:ascii="微软雅黑" w:hAnsi="微软雅黑" w:eastAsia="微软雅黑" w:cs="微软雅黑"/>
                 <w:color w:val="000000" w:themeColor="text1"/>
                 <w:sz w:val="21"/>
                 <w:szCs w:val="21"/>
@@ -1978,355 +2022,181 @@
                   </w14:solidFill>
                 </w14:textFill>
               </w:rPr>
-              <w:t>36</w:t>
-            </w:r>
-            <w:r>
-              <w:rPr>
-                <w:rFonts w:asciiTheme="minorEastAsia" w:hAnsiTheme="minorEastAsia" w:eastAsiaTheme="minorEastAsia"/>
+              <w:t>高通量测序（NGS）</w:t>
+            </w:r>
+          </w:p>
+        </w:tc>
+      </w:tr>
+      <w:tr>
+        <w:tblPrEx>
+          <w:tblBorders>
+            <w:top w:val="single" w:color="auto" w:sz="4" w:space="0"/>
+            <w:left w:val="none" w:color="auto" w:sz="0" w:space="0"/>
+            <w:bottom w:val="single" w:color="auto" w:sz="4" w:space="0"/>
+            <w:right w:val="none" w:color="auto" w:sz="0" w:space="0"/>
+            <w:insideH w:val="single" w:color="auto" w:sz="4" w:space="0"/>
+            <w:insideV w:val="single" w:color="auto" w:sz="4" w:space="0"/>
+          </w:tblBorders>
+          <w:tblCellMar>
+            <w:top w:w="0" w:type="dxa"/>
+            <w:left w:w="108" w:type="dxa"/>
+            <w:bottom w:w="0" w:type="dxa"/>
+            <w:right w:w="108" w:type="dxa"/>
+          </w:tblCellMar>
+        </w:tblPrEx>
+        <w:trPr>
+          <w:trHeight w:val="1420" w:hRule="atLeast"/>
+          <w:jc w:val="center"/>
+        </w:trPr>
+        <w:tc>
+          <w:tcPr>
+            <w:tcW w:w="1323" w:type="dxa"/>
+            <w:tcBorders>
+              <w:top w:val="single" w:color="auto" w:sz="4" w:space="0"/>
+              <w:left w:val="nil"/>
+              <w:right w:val="single" w:color="auto" w:sz="4" w:space="0"/>
+            </w:tcBorders>
+            <w:vAlign w:val="center"/>
+          </w:tcPr>
+          <w:p>
+            <w:pPr>
+              <w:pStyle w:val="17"/>
+              <w:keepNext w:val="0"/>
+              <w:keepLines w:val="0"/>
+              <w:pageBreakBefore w:val="0"/>
+              <w:widowControl/>
+              <w:kinsoku/>
+              <w:wordWrap/>
+              <w:overflowPunct/>
+              <w:topLinePunct w:val="0"/>
+              <w:autoSpaceDE/>
+              <w:autoSpaceDN/>
+              <w:bidi w:val="0"/>
+              <w:adjustRightInd/>
+              <w:snapToGrid/>
+              <w:spacing w:before="0" w:beforeAutospacing="0" w:after="0" w:afterAutospacing="0" w:line="240" w:lineRule="auto"/>
+              <w:jc w:val="center"/>
+              <w:rPr>
+                <w:rFonts w:hint="eastAsia" w:ascii="微软雅黑" w:hAnsi="微软雅黑" w:eastAsia="微软雅黑" w:cs="微软雅黑"/>
+                <w:b/>
+                <w:color w:val="000000"/>
+                <w:sz w:val="21"/>
+                <w:szCs w:val="21"/>
+                <w:lang w:val="en-US" w:eastAsia="zh-CN" w:bidi="ar"/>
+              </w:rPr>
+            </w:pPr>
+            <w:r>
+              <w:rPr>
+                <w:rFonts w:hint="eastAsia" w:ascii="微软雅黑" w:hAnsi="微软雅黑" w:eastAsia="微软雅黑" w:cs="微软雅黑"/>
+                <w:b/>
+                <w:color w:val="000000"/>
+                <w:sz w:val="21"/>
+                <w:szCs w:val="21"/>
+                <w:lang w:val="en-US" w:eastAsia="zh-CN" w:bidi="ar"/>
+              </w:rPr>
+              <w:t>检测内容</w:t>
+            </w:r>
+          </w:p>
+        </w:tc>
+        <w:tc>
+          <w:tcPr>
+            <w:tcW w:w="8415" w:type="dxa"/>
+            <w:gridSpan w:val="7"/>
+            <w:tcBorders>
+              <w:top w:val="single" w:color="auto" w:sz="4" w:space="0"/>
+              <w:left w:val="single" w:color="auto" w:sz="4" w:space="0"/>
+              <w:right w:val="nil"/>
+            </w:tcBorders>
+            <w:vAlign w:val="center"/>
+          </w:tcPr>
+          <w:p>
+            <w:pPr>
+              <w:pStyle w:val="17"/>
+              <w:keepNext w:val="0"/>
+              <w:keepLines w:val="0"/>
+              <w:pageBreakBefore w:val="0"/>
+              <w:widowControl/>
+              <w:kinsoku/>
+              <w:wordWrap/>
+              <w:overflowPunct/>
+              <w:topLinePunct w:val="0"/>
+              <w:autoSpaceDE/>
+              <w:autoSpaceDN/>
+              <w:bidi w:val="0"/>
+              <w:adjustRightInd/>
+              <w:snapToGrid/>
+              <w:spacing w:before="0" w:beforeAutospacing="0" w:after="0" w:afterAutospacing="0" w:line="240" w:lineRule="auto"/>
+              <w:jc w:val="left"/>
+              <w:rPr>
+                <w:rFonts w:hint="eastAsia" w:ascii="微软雅黑" w:hAnsi="微软雅黑" w:eastAsia="微软雅黑" w:cs="微软雅黑"/>
                 <w:color w:val="000000" w:themeColor="text1"/>
                 <w:sz w:val="21"/>
                 <w:szCs w:val="21"/>
-                <w:lang w:eastAsia="zh-CN"/>
                 <w14:textFill>
                   <w14:solidFill>
                     <w14:schemeClr w14:val="tx1"/>
                   </w14:solidFill>
                 </w14:textFill>
               </w:rPr>
-              <w:t>个基因进行高通量测序</w:t>
-            </w:r>
-            <w:r>
-              <w:rPr>
-                <w:rFonts w:hint="eastAsia" w:asciiTheme="minorEastAsia" w:hAnsiTheme="minorEastAsia" w:eastAsiaTheme="minorEastAsia"/>
+            </w:pPr>
+            <w:r>
+              <w:rPr>
+                <w:rFonts w:hint="eastAsia" w:ascii="微软雅黑" w:hAnsi="微软雅黑" w:eastAsia="微软雅黑" w:cs="微软雅黑"/>
                 <w:color w:val="000000" w:themeColor="text1"/>
                 <w:sz w:val="21"/>
                 <w:szCs w:val="21"/>
-                <w:lang w:eastAsia="zh-CN"/>
                 <w14:textFill>
                   <w14:solidFill>
                     <w14:schemeClr w14:val="tx1"/>
                   </w14:solidFill>
                 </w14:textFill>
               </w:rPr>
-              <w:t>{% if PDInfo != undefined %}，</w:t>
-            </w:r>
-            <w:r>
-              <w:rPr>
-                <w:rFonts w:hint="eastAsia" w:asciiTheme="minorEastAsia" w:hAnsiTheme="minorEastAsia" w:eastAsiaTheme="minorEastAsia"/>
+              <w:t>本检测项目为子宫内膜癌36基因检测，针对与肿瘤密切相关的36个基因进行高通量测序{% if PDInfo != undefined %}，同时，本项目也通过免疫组化检测PD-L1表达情况{% endif %}。检测突变形式为点突变（SNV）、小片段插入缺失（INDEL）、拷贝数变异（CNV）以及融合（FUSION）。</w:t>
+            </w:r>
+          </w:p>
+          <w:p>
+            <w:pPr>
+              <w:pStyle w:val="17"/>
+              <w:keepNext w:val="0"/>
+              <w:keepLines w:val="0"/>
+              <w:pageBreakBefore w:val="0"/>
+              <w:widowControl/>
+              <w:kinsoku/>
+              <w:wordWrap/>
+              <w:overflowPunct/>
+              <w:topLinePunct w:val="0"/>
+              <w:autoSpaceDE/>
+              <w:autoSpaceDN/>
+              <w:bidi w:val="0"/>
+              <w:adjustRightInd/>
+              <w:snapToGrid/>
+              <w:spacing w:before="0" w:beforeAutospacing="0" w:after="0" w:afterAutospacing="0" w:line="240" w:lineRule="auto"/>
+              <w:jc w:val="left"/>
+              <w:rPr>
+                <w:rFonts w:hint="eastAsia" w:ascii="微软雅黑" w:hAnsi="微软雅黑" w:eastAsia="微软雅黑" w:cs="微软雅黑"/>
                 <w:color w:val="000000" w:themeColor="text1"/>
                 <w:sz w:val="21"/>
                 <w:szCs w:val="21"/>
-                <w:lang w:val="en-US" w:eastAsia="zh-CN"/>
                 <w14:textFill>
                   <w14:solidFill>
                     <w14:schemeClr w14:val="tx1"/>
                   </w14:solidFill>
                 </w14:textFill>
               </w:rPr>
-              <w:t>同时，</w:t>
-            </w:r>
-            <w:r>
-              <w:rPr>
-                <w:rFonts w:hint="eastAsia" w:asciiTheme="minorEastAsia" w:hAnsiTheme="minorEastAsia" w:eastAsiaTheme="minorEastAsia"/>
+            </w:pPr>
+            <w:r>
+              <w:rPr>
+                <w:rFonts w:hint="eastAsia" w:ascii="微软雅黑" w:hAnsi="微软雅黑" w:eastAsia="微软雅黑" w:cs="微软雅黑"/>
                 <w:color w:val="000000" w:themeColor="text1"/>
                 <w:sz w:val="21"/>
                 <w:szCs w:val="21"/>
-                <w:lang w:eastAsia="zh-CN"/>
                 <w14:textFill>
                   <w14:solidFill>
                     <w14:schemeClr w14:val="tx1"/>
                   </w14:solidFill>
                 </w14:textFill>
               </w:rPr>
-              <w:t>本</w:t>
-            </w:r>
-            <w:r>
-              <w:rPr>
-                <w:rFonts w:hint="eastAsia" w:asciiTheme="minorEastAsia" w:hAnsiTheme="minorEastAsia" w:eastAsiaTheme="minorEastAsia"/>
-                <w:color w:val="000000" w:themeColor="text1"/>
-                <w:sz w:val="21"/>
-                <w:szCs w:val="21"/>
-                <w:lang w:val="en-US" w:eastAsia="zh-CN"/>
-                <w14:textFill>
-                  <w14:solidFill>
-                    <w14:schemeClr w14:val="tx1"/>
-                  </w14:solidFill>
-                </w14:textFill>
-              </w:rPr>
-              <w:t>项目也</w:t>
-            </w:r>
-            <w:r>
-              <w:rPr>
-                <w:rFonts w:hint="eastAsia" w:asciiTheme="minorEastAsia" w:hAnsiTheme="minorEastAsia" w:eastAsiaTheme="minorEastAsia"/>
-                <w:color w:val="000000" w:themeColor="text1"/>
-                <w:sz w:val="21"/>
-                <w:szCs w:val="21"/>
-                <w:lang w:eastAsia="zh-CN"/>
-                <w14:textFill>
-                  <w14:solidFill>
-                    <w14:schemeClr w14:val="tx1"/>
-                  </w14:solidFill>
-                </w14:textFill>
-              </w:rPr>
-              <w:t>通过免疫组化检测PD-L1表达</w:t>
-            </w:r>
-            <w:r>
-              <w:rPr>
-                <w:rFonts w:hint="eastAsia" w:asciiTheme="minorEastAsia" w:hAnsiTheme="minorEastAsia" w:eastAsiaTheme="minorEastAsia"/>
-                <w:color w:val="000000" w:themeColor="text1"/>
-                <w:sz w:val="21"/>
-                <w:szCs w:val="21"/>
-                <w:lang w:val="en-US" w:eastAsia="zh-CN"/>
-                <w14:textFill>
-                  <w14:solidFill>
-                    <w14:schemeClr w14:val="tx1"/>
-                  </w14:solidFill>
-                </w14:textFill>
-              </w:rPr>
-              <w:t>情况</w:t>
-            </w:r>
-            <w:r>
-              <w:rPr>
-                <w:rFonts w:hint="eastAsia" w:asciiTheme="minorEastAsia" w:hAnsiTheme="minorEastAsia" w:eastAsiaTheme="minorEastAsia"/>
-                <w:color w:val="000000" w:themeColor="text1"/>
-                <w:sz w:val="21"/>
-                <w:szCs w:val="21"/>
-                <w:lang w:eastAsia="zh-CN"/>
-                <w14:textFill>
-                  <w14:solidFill>
-                    <w14:schemeClr w14:val="tx1"/>
-                  </w14:solidFill>
-                </w14:textFill>
-              </w:rPr>
-              <w:t>{% endif %}。</w:t>
-            </w:r>
-            <w:r>
-              <w:rPr>
-                <w:rFonts w:asciiTheme="minorEastAsia" w:hAnsiTheme="minorEastAsia" w:eastAsiaTheme="minorEastAsia"/>
-                <w:color w:val="000000" w:themeColor="text1"/>
-                <w:sz w:val="21"/>
-                <w:szCs w:val="21"/>
-                <w:lang w:eastAsia="zh-CN"/>
-                <w14:textFill>
-                  <w14:solidFill>
-                    <w14:schemeClr w14:val="tx1"/>
-                  </w14:solidFill>
-                </w14:textFill>
-              </w:rPr>
-              <w:t>检测突变形式为点突变</w:t>
-            </w:r>
-            <w:r>
-              <w:rPr>
-                <w:rFonts w:hint="eastAsia" w:asciiTheme="minorEastAsia" w:hAnsiTheme="minorEastAsia" w:eastAsiaTheme="minorEastAsia"/>
-                <w:color w:val="000000" w:themeColor="text1"/>
-                <w:sz w:val="21"/>
-                <w:szCs w:val="21"/>
-                <w:lang w:eastAsia="zh-CN"/>
-                <w14:textFill>
-                  <w14:solidFill>
-                    <w14:schemeClr w14:val="tx1"/>
-                  </w14:solidFill>
-                </w14:textFill>
-              </w:rPr>
-              <w:t>（SNV）</w:t>
-            </w:r>
-            <w:r>
-              <w:rPr>
-                <w:rFonts w:asciiTheme="minorEastAsia" w:hAnsiTheme="minorEastAsia" w:eastAsiaTheme="minorEastAsia"/>
-                <w:color w:val="000000" w:themeColor="text1"/>
-                <w:sz w:val="21"/>
-                <w:szCs w:val="21"/>
-                <w:lang w:eastAsia="zh-CN"/>
-                <w14:textFill>
-                  <w14:solidFill>
-                    <w14:schemeClr w14:val="tx1"/>
-                  </w14:solidFill>
-                </w14:textFill>
-              </w:rPr>
-              <w:t>、小片段插入缺失</w:t>
-            </w:r>
-            <w:r>
-              <w:rPr>
-                <w:rFonts w:hint="eastAsia" w:asciiTheme="minorEastAsia" w:hAnsiTheme="minorEastAsia" w:eastAsiaTheme="minorEastAsia"/>
-                <w:color w:val="000000" w:themeColor="text1"/>
-                <w:sz w:val="21"/>
-                <w:szCs w:val="21"/>
-                <w:lang w:eastAsia="zh-CN"/>
-                <w14:textFill>
-                  <w14:solidFill>
-                    <w14:schemeClr w14:val="tx1"/>
-                  </w14:solidFill>
-                </w14:textFill>
-              </w:rPr>
-              <w:t>（INDEL）</w:t>
-            </w:r>
-            <w:r>
-              <w:rPr>
-                <w:rFonts w:asciiTheme="minorEastAsia" w:hAnsiTheme="minorEastAsia" w:eastAsiaTheme="minorEastAsia"/>
-                <w:color w:val="000000" w:themeColor="text1"/>
-                <w:sz w:val="21"/>
-                <w:szCs w:val="21"/>
-                <w:lang w:eastAsia="zh-CN"/>
-                <w14:textFill>
-                  <w14:solidFill>
-                    <w14:schemeClr w14:val="tx1"/>
-                  </w14:solidFill>
-                </w14:textFill>
-              </w:rPr>
-              <w:t>、拷贝数变异</w:t>
-            </w:r>
-            <w:r>
-              <w:rPr>
-                <w:rFonts w:hint="eastAsia" w:asciiTheme="minorEastAsia" w:hAnsiTheme="minorEastAsia" w:eastAsiaTheme="minorEastAsia"/>
-                <w:color w:val="000000" w:themeColor="text1"/>
-                <w:sz w:val="21"/>
-                <w:szCs w:val="21"/>
-                <w:lang w:eastAsia="zh-CN"/>
-                <w14:textFill>
-                  <w14:solidFill>
-                    <w14:schemeClr w14:val="tx1"/>
-                  </w14:solidFill>
-                </w14:textFill>
-              </w:rPr>
-              <w:t>（CNV）</w:t>
-            </w:r>
-            <w:r>
-              <w:rPr>
-                <w:rFonts w:asciiTheme="minorEastAsia" w:hAnsiTheme="minorEastAsia" w:eastAsiaTheme="minorEastAsia"/>
-                <w:color w:val="000000" w:themeColor="text1"/>
-                <w:sz w:val="21"/>
-                <w:szCs w:val="21"/>
-                <w:lang w:eastAsia="zh-CN"/>
-                <w14:textFill>
-                  <w14:solidFill>
-                    <w14:schemeClr w14:val="tx1"/>
-                  </w14:solidFill>
-                </w14:textFill>
-              </w:rPr>
-              <w:t>以及融合</w:t>
-            </w:r>
-            <w:r>
-              <w:rPr>
-                <w:rFonts w:hint="eastAsia" w:asciiTheme="minorEastAsia" w:hAnsiTheme="minorEastAsia" w:eastAsiaTheme="minorEastAsia"/>
-                <w:color w:val="000000" w:themeColor="text1"/>
-                <w:sz w:val="21"/>
-                <w:szCs w:val="21"/>
-                <w:lang w:eastAsia="zh-CN"/>
-                <w14:textFill>
-                  <w14:solidFill>
-                    <w14:schemeClr w14:val="tx1"/>
-                  </w14:solidFill>
-                </w14:textFill>
-              </w:rPr>
-              <w:t>（FUSION）</w:t>
-            </w:r>
-            <w:r>
-              <w:rPr>
-                <w:rFonts w:asciiTheme="minorEastAsia" w:hAnsiTheme="minorEastAsia" w:eastAsiaTheme="minorEastAsia"/>
-                <w:color w:val="000000" w:themeColor="text1"/>
-                <w:sz w:val="21"/>
-                <w:szCs w:val="21"/>
-                <w:lang w:eastAsia="zh-CN"/>
-                <w14:textFill>
-                  <w14:solidFill>
-                    <w14:schemeClr w14:val="tx1"/>
-                  </w14:solidFill>
-                </w14:textFill>
-              </w:rPr>
-              <w:t>。</w:t>
-            </w:r>
-          </w:p>
-          <w:p>
-            <w:pPr>
-              <w:pStyle w:val="17"/>
-              <w:spacing w:line="260" w:lineRule="exact"/>
-              <w:jc w:val="left"/>
-              <w:rPr>
-                <w:rFonts w:asciiTheme="minorEastAsia" w:hAnsiTheme="minorEastAsia" w:eastAsiaTheme="minorEastAsia"/>
-                <w:color w:val="000000" w:themeColor="text1"/>
-                <w:sz w:val="21"/>
-                <w:szCs w:val="21"/>
-                <w14:textFill>
-                  <w14:solidFill>
-                    <w14:schemeClr w14:val="tx1"/>
-                  </w14:solidFill>
-                </w14:textFill>
-              </w:rPr>
-            </w:pPr>
-            <w:r>
-              <w:rPr>
-                <w:rFonts w:asciiTheme="minorEastAsia" w:hAnsiTheme="minorEastAsia" w:eastAsiaTheme="minorEastAsia"/>
-                <w:color w:val="000000" w:themeColor="text1"/>
-                <w:sz w:val="21"/>
-                <w:szCs w:val="21"/>
-                <w:lang w:eastAsia="zh-CN"/>
-                <w14:textFill>
-                  <w14:solidFill>
-                    <w14:schemeClr w14:val="tx1"/>
-                  </w14:solidFill>
-                </w14:textFill>
-              </w:rPr>
-              <w:t>本报告分析基因变异与</w:t>
-            </w:r>
-            <w:r>
-              <w:rPr>
-                <w:rFonts w:hint="eastAsia" w:asciiTheme="minorEastAsia" w:hAnsiTheme="minorEastAsia" w:eastAsiaTheme="minorEastAsia"/>
-                <w:color w:val="000000" w:themeColor="text1"/>
-                <w:sz w:val="21"/>
-                <w:szCs w:val="21"/>
-                <w:lang w:eastAsia="zh-CN"/>
-                <w14:textFill>
-                  <w14:solidFill>
-                    <w14:schemeClr w14:val="tx1"/>
-                  </w14:solidFill>
-                </w14:textFill>
-              </w:rPr>
-              <w:t>TCGA分子分型、微卫星不稳定性（MSI）、</w:t>
-            </w:r>
-            <w:r>
-              <w:rPr>
-                <w:rFonts w:asciiTheme="minorEastAsia" w:hAnsiTheme="minorEastAsia" w:eastAsiaTheme="minorEastAsia"/>
-                <w:color w:val="000000" w:themeColor="text1"/>
-                <w:sz w:val="21"/>
-                <w:szCs w:val="21"/>
-                <w:lang w:eastAsia="zh-CN"/>
-                <w14:textFill>
-                  <w14:solidFill>
-                    <w14:schemeClr w14:val="tx1"/>
-                  </w14:solidFill>
-                </w14:textFill>
-              </w:rPr>
-              <w:t>靶向药物</w:t>
-            </w:r>
-            <w:r>
-              <w:rPr>
-                <w:rFonts w:hint="eastAsia" w:asciiTheme="minorEastAsia" w:hAnsiTheme="minorEastAsia" w:eastAsiaTheme="minorEastAsia"/>
-                <w:color w:val="000000" w:themeColor="text1"/>
-                <w:sz w:val="21"/>
-                <w:szCs w:val="21"/>
-                <w:lang w:eastAsia="zh-CN"/>
-                <w14:textFill>
-                  <w14:solidFill>
-                    <w14:schemeClr w14:val="tx1"/>
-                  </w14:solidFill>
-                </w14:textFill>
-              </w:rPr>
-              <w:t>和遗传风险</w:t>
-            </w:r>
-            <w:r>
-              <w:rPr>
-                <w:rFonts w:asciiTheme="minorEastAsia" w:hAnsiTheme="minorEastAsia" w:eastAsiaTheme="minorEastAsia"/>
-                <w:color w:val="000000" w:themeColor="text1"/>
-                <w:sz w:val="21"/>
-                <w:szCs w:val="21"/>
-                <w:lang w:eastAsia="zh-CN"/>
-                <w14:textFill>
-                  <w14:solidFill>
-                    <w14:schemeClr w14:val="tx1"/>
-                  </w14:solidFill>
-                </w14:textFill>
-              </w:rPr>
-              <w:t>相关性，给出靶向药物（FDA/NMPA批准药物、临床试验药物等）的用药提示信息，从而为临床制定治疗方案提供参考信息。</w:t>
+              <w:t>本报告分析基因变异与TCGA分子分型、微卫星不稳定性（MSI）、靶向药物和遗传风险相关性，给出靶向药物（FDA/NMPA批准药物、临床试验药物等）的用药提示信息，从而为临床制定治疗方案提供参考信息。</w:t>
             </w:r>
           </w:p>
         </w:tc>
@@ -2369,9 +2239,9 @@
           <w:shd w:val="clear" w:color="auto" w:fill="17365D"/>
         </w:rPr>
       </w:pPr>
-      <w:bookmarkStart w:id="0" w:name="_Toc534637492"/>
-      <w:bookmarkStart w:id="1" w:name="_Toc526855031"/>
-      <w:bookmarkStart w:id="2" w:name="_Toc527112379"/>
+      <w:bookmarkStart w:id="0" w:name="_Toc526855031"/>
+      <w:bookmarkStart w:id="1" w:name="_Toc527112379"/>
+      <w:bookmarkStart w:id="2" w:name="_Toc534637492"/>
       <w:r>
         <w:rPr>
           <w:rFonts w:hint="eastAsia" w:ascii="微软雅黑" w:hAnsi="微软雅黑" w:eastAsia="微软雅黑" w:cs="微软雅黑"/>
@@ -3806,8 +3676,6 @@
           <w:lang w:eastAsia="zh-CN" w:bidi="ar"/>
         </w:rPr>
       </w:pPr>
-      <w:bookmarkStart w:id="95" w:name="_GoBack"/>
-      <w:bookmarkEnd w:id="95"/>
       <w:r>
         <w:rPr>
           <w:rFonts w:ascii="Times New Roman" w:hAnsi="Times New Roman" w:eastAsia="微软雅黑" w:cs="Times New Roman"/>
@@ -3831,12 +3699,12 @@
           <w:lang w:val="en-US" w:eastAsia="zh-CN" w:bidi="ar-SA"/>
         </w:rPr>
       </w:pPr>
-      <w:bookmarkStart w:id="4" w:name="_Toc19898_WPSOffice_Level1"/>
-      <w:bookmarkStart w:id="5" w:name="_Toc2781"/>
-      <w:bookmarkStart w:id="6" w:name="_Toc20136_WPSOffice_Level1"/>
-      <w:bookmarkStart w:id="7" w:name="_Toc499"/>
-      <w:bookmarkStart w:id="8" w:name="_Toc2819"/>
-      <w:bookmarkStart w:id="9" w:name="_Toc22132"/>
+      <w:bookmarkStart w:id="4" w:name="_Toc20136_WPSOffice_Level1"/>
+      <w:bookmarkStart w:id="5" w:name="_Toc2819"/>
+      <w:bookmarkStart w:id="6" w:name="_Toc19898_WPSOffice_Level1"/>
+      <w:bookmarkStart w:id="7" w:name="_Toc2781"/>
+      <w:bookmarkStart w:id="8" w:name="_Toc22132"/>
+      <w:bookmarkStart w:id="9" w:name="_Toc499"/>
       <w:r>
         <w:rPr>
           <w:rFonts w:hint="eastAsia" w:ascii="Times New Roman" w:hAnsi="Times New Roman" w:eastAsia="微软雅黑" w:cs="黑体"/>
@@ -3872,8 +3740,8 @@
           <w:lang w:val="en-US" w:eastAsia="zh-CN"/>
         </w:rPr>
       </w:pPr>
-      <w:bookmarkStart w:id="10" w:name="_Toc19163"/>
-      <w:bookmarkStart w:id="11" w:name="_Toc106294397"/>
+      <w:bookmarkStart w:id="10" w:name="_Toc106294397"/>
+      <w:bookmarkStart w:id="11" w:name="_Toc19163"/>
       <w:bookmarkStart w:id="12" w:name="_Toc32687"/>
       <w:bookmarkStart w:id="13" w:name="_Toc527112386"/>
       <w:bookmarkStart w:id="14" w:name="_Toc21309"/>
@@ -3929,6 +3797,12 @@
             <w:insideH w:val="dashed" w:color="244061" w:sz="4" w:space="0"/>
             <w:insideV w:val="dashed" w:color="244061" w:sz="4" w:space="0"/>
           </w:tblBorders>
+          <w:tblCellMar>
+            <w:top w:w="0" w:type="dxa"/>
+            <w:left w:w="0" w:type="dxa"/>
+            <w:bottom w:w="0" w:type="dxa"/>
+            <w:right w:w="0" w:type="dxa"/>
+          </w:tblCellMar>
         </w:tblPrEx>
         <w:trPr>
           <w:trHeight w:val="490" w:hRule="atLeast"/>
@@ -4650,25 +4524,25 @@
           <w:lang w:val="en-US" w:eastAsia="zh-CN"/>
         </w:rPr>
       </w:pPr>
-      <w:bookmarkStart w:id="22" w:name="_Toc11397"/>
-      <w:bookmarkStart w:id="23" w:name="_Toc15285"/>
-      <w:bookmarkStart w:id="24" w:name="_Toc22976"/>
-      <w:bookmarkStart w:id="25" w:name="_Toc30265"/>
-      <w:bookmarkStart w:id="26" w:name="_Toc9088"/>
-      <w:bookmarkStart w:id="27" w:name="_Toc24979"/>
-      <w:bookmarkStart w:id="28" w:name="_Toc13666"/>
-      <w:bookmarkStart w:id="29" w:name="_Toc106294399"/>
-      <w:bookmarkStart w:id="30" w:name="_Toc23375"/>
-      <w:bookmarkStart w:id="31" w:name="_Toc7517"/>
-      <w:bookmarkStart w:id="32" w:name="_Toc11015_WPSOffice_Level2"/>
-      <w:bookmarkStart w:id="33" w:name="_Toc18062_WPSOffice_Level2"/>
-      <w:bookmarkStart w:id="34" w:name="_Toc23903"/>
+      <w:bookmarkStart w:id="22" w:name="_Toc15285"/>
+      <w:bookmarkStart w:id="23" w:name="_Toc11397"/>
+      <w:bookmarkStart w:id="24" w:name="_Toc13666"/>
+      <w:bookmarkStart w:id="25" w:name="_Toc9088"/>
+      <w:bookmarkStart w:id="26" w:name="_Toc24979"/>
+      <w:bookmarkStart w:id="27" w:name="_Toc23375"/>
+      <w:bookmarkStart w:id="28" w:name="_Toc30265"/>
+      <w:bookmarkStart w:id="29" w:name="_Toc7517"/>
+      <w:bookmarkStart w:id="30" w:name="_Toc11015_WPSOffice_Level2"/>
+      <w:bookmarkStart w:id="31" w:name="_Toc18062_WPSOffice_Level2"/>
+      <w:bookmarkStart w:id="32" w:name="_Toc106294399"/>
+      <w:bookmarkStart w:id="33" w:name="_Toc22976"/>
+      <w:bookmarkStart w:id="34" w:name="_Toc23846_WPSOffice_Level1"/>
       <w:bookmarkStart w:id="35" w:name="_Toc32661"/>
       <w:bookmarkStart w:id="36" w:name="_Toc5598"/>
-      <w:bookmarkStart w:id="37" w:name="_Toc28194"/>
-      <w:bookmarkStart w:id="38" w:name="_Toc23846_WPSOffice_Level1"/>
-      <w:bookmarkStart w:id="39" w:name="_Toc25727"/>
-      <w:bookmarkStart w:id="40" w:name="_Toc4331_WPSOffice_Level1"/>
+      <w:bookmarkStart w:id="37" w:name="_Toc23903"/>
+      <w:bookmarkStart w:id="38" w:name="_Toc28194"/>
+      <w:bookmarkStart w:id="39" w:name="_Toc4331_WPSOffice_Level1"/>
+      <w:bookmarkStart w:id="40" w:name="_Toc25727"/>
       <w:bookmarkStart w:id="41" w:name="_Toc32443_WPSOffice_Level1"/>
       <w:r>
         <w:rPr>
@@ -5734,6 +5608,12 @@
             <w:insideH w:val="dashed" w:color="244061" w:sz="4" w:space="0"/>
             <w:insideV w:val="dashed" w:color="244061" w:sz="4" w:space="0"/>
           </w:tblBorders>
+          <w:tblCellMar>
+            <w:top w:w="0" w:type="dxa"/>
+            <w:left w:w="0" w:type="dxa"/>
+            <w:bottom w:w="0" w:type="dxa"/>
+            <w:right w:w="0" w:type="dxa"/>
+          </w:tblCellMar>
         </w:tblPrEx>
         <w:trPr>
           <w:trHeight w:val="797" w:hRule="atLeast"/>
@@ -9675,23 +9555,23 @@
           <w:lang w:val="en-US" w:eastAsia="zh-CN"/>
         </w:rPr>
       </w:pPr>
-      <w:bookmarkStart w:id="42" w:name="_Toc13489_WPSOffice_Level2"/>
+      <w:bookmarkStart w:id="42" w:name="_Toc19898_WPSOffice_Level2"/>
       <w:bookmarkStart w:id="43" w:name="_Hlk516758315"/>
-      <w:bookmarkStart w:id="44" w:name="_Toc3497"/>
-      <w:bookmarkStart w:id="45" w:name="_Toc19898_WPSOffice_Level2"/>
-      <w:bookmarkStart w:id="46" w:name="_Toc10743"/>
-      <w:bookmarkStart w:id="47" w:name="_Toc24038"/>
-      <w:bookmarkStart w:id="48" w:name="_Toc5962"/>
+      <w:bookmarkStart w:id="44" w:name="_Toc13489_WPSOffice_Level2"/>
+      <w:bookmarkStart w:id="45" w:name="_Toc24038"/>
+      <w:bookmarkStart w:id="46" w:name="_Toc5962"/>
+      <w:bookmarkStart w:id="47" w:name="_Toc3497"/>
+      <w:bookmarkStart w:id="48" w:name="_Toc10743"/>
       <w:bookmarkStart w:id="49" w:name="_Toc106294401"/>
       <w:bookmarkStart w:id="50" w:name="_Toc26583"/>
-      <w:bookmarkStart w:id="51" w:name="_Toc12505"/>
-      <w:bookmarkStart w:id="52" w:name="_Toc28240"/>
-      <w:bookmarkStart w:id="53" w:name="_Toc1707_WPSOffice_Level1"/>
-      <w:bookmarkStart w:id="54" w:name="_Toc27302"/>
+      <w:bookmarkStart w:id="51" w:name="_Toc1707_WPSOffice_Level1"/>
+      <w:bookmarkStart w:id="52" w:name="_Toc27302"/>
+      <w:bookmarkStart w:id="53" w:name="_Toc16594"/>
+      <w:bookmarkStart w:id="54" w:name="_Toc13196_WPSOffice_Level1"/>
       <w:bookmarkStart w:id="55" w:name="_Toc21764_WPSOffice_Level1"/>
-      <w:bookmarkStart w:id="56" w:name="_Toc13196_WPSOffice_Level1"/>
-      <w:bookmarkStart w:id="57" w:name="_Toc2409"/>
-      <w:bookmarkStart w:id="58" w:name="_Toc16594"/>
+      <w:bookmarkStart w:id="56" w:name="_Toc12505"/>
+      <w:bookmarkStart w:id="57" w:name="_Toc28240"/>
+      <w:bookmarkStart w:id="58" w:name="_Toc2409"/>
       <w:r>
         <w:rPr>
           <w:rFonts w:hint="eastAsia" w:ascii="微软雅黑" w:hAnsi="微软雅黑" w:eastAsia="微软雅黑" w:cs="微软雅黑"/>
@@ -10637,6 +10517,12 @@
             <w:insideH w:val="dashed" w:color="244061" w:sz="4" w:space="0"/>
             <w:insideV w:val="dashed" w:color="244061" w:sz="4" w:space="0"/>
           </w:tblBorders>
+          <w:tblCellMar>
+            <w:top w:w="0" w:type="dxa"/>
+            <w:left w:w="0" w:type="dxa"/>
+            <w:bottom w:w="0" w:type="dxa"/>
+            <w:right w:w="0" w:type="dxa"/>
+          </w:tblCellMar>
         </w:tblPrEx>
         <w:trPr>
           <w:trHeight w:val="510" w:hRule="atLeast"/>
@@ -11083,6 +10969,12 @@
             <w:insideH w:val="dashed" w:color="244061" w:sz="4" w:space="0"/>
             <w:insideV w:val="dashed" w:color="244061" w:sz="4" w:space="0"/>
           </w:tblBorders>
+          <w:tblCellMar>
+            <w:top w:w="0" w:type="dxa"/>
+            <w:left w:w="0" w:type="dxa"/>
+            <w:bottom w:w="0" w:type="dxa"/>
+            <w:right w:w="0" w:type="dxa"/>
+          </w:tblCellMar>
         </w:tblPrEx>
         <w:trPr>
           <w:trHeight w:val="510" w:hRule="atLeast"/>
@@ -13245,10 +13137,10 @@
           <w:lang w:val="en-US" w:eastAsia="zh-CN"/>
         </w:rPr>
       </w:pPr>
-      <w:bookmarkStart w:id="59" w:name="_Toc106719764"/>
+      <w:bookmarkStart w:id="59" w:name="_Toc20034"/>
       <w:bookmarkStart w:id="60" w:name="_Toc9387"/>
       <w:bookmarkStart w:id="61" w:name="_Toc10223"/>
-      <w:bookmarkStart w:id="62" w:name="_Toc20034"/>
+      <w:bookmarkStart w:id="62" w:name="_Toc106719764"/>
       <w:r>
         <w:rPr>
           <w:rFonts w:hint="eastAsia" w:ascii="微软雅黑" w:hAnsi="微软雅黑" w:eastAsia="微软雅黑" w:cs="微软雅黑"/>
@@ -13747,7 +13639,6 @@
             <w:insideH w:val="dashed" w:color="244061" w:sz="4" w:space="0"/>
             <w:insideV w:val="dashed" w:color="244061" w:sz="4" w:space="0"/>
           </w:tblBorders>
-          <w:shd w:val="clear" w:color="auto" w:fill="auto"/>
           <w:tblCellMar>
             <w:top w:w="0" w:type="dxa"/>
             <w:left w:w="108" w:type="dxa"/>
@@ -13917,7 +13808,6 @@
             <w:insideH w:val="dashed" w:color="244061" w:sz="4" w:space="0"/>
             <w:insideV w:val="dashed" w:color="244061" w:sz="4" w:space="0"/>
           </w:tblBorders>
-          <w:shd w:val="clear" w:color="auto" w:fill="auto"/>
           <w:tblCellMar>
             <w:top w:w="0" w:type="dxa"/>
             <w:left w:w="108" w:type="dxa"/>
@@ -14157,7 +14047,6 @@
             <w:insideH w:val="dashed" w:color="244061" w:sz="4" w:space="0"/>
             <w:insideV w:val="dashed" w:color="244061" w:sz="4" w:space="0"/>
           </w:tblBorders>
-          <w:shd w:val="clear" w:color="auto" w:fill="auto"/>
           <w:tblCellMar>
             <w:top w:w="0" w:type="dxa"/>
             <w:left w:w="108" w:type="dxa"/>
@@ -16395,9 +16284,9 @@
         </w:rPr>
       </w:pPr>
       <w:bookmarkStart w:id="64" w:name="_Toc11562_WPSOffice_Level3"/>
-      <w:bookmarkStart w:id="65" w:name="_Toc1694"/>
-      <w:bookmarkStart w:id="66" w:name="_Toc106294403"/>
-      <w:bookmarkStart w:id="67" w:name="_Toc3689"/>
+      <w:bookmarkStart w:id="65" w:name="_Toc106294403"/>
+      <w:bookmarkStart w:id="66" w:name="_Toc3689"/>
+      <w:bookmarkStart w:id="67" w:name="_Toc1694"/>
       <w:r>
         <w:rPr>
           <w:rFonts w:hint="eastAsia" w:ascii="微软雅黑" w:hAnsi="微软雅黑" w:eastAsia="微软雅黑" w:cs="微软雅黑"/>
@@ -16443,12 +16332,6 @@
             <w:insideH w:val="dotted" w:color="45A3A7" w:sz="4" w:space="0"/>
             <w:insideV w:val="dotted" w:color="45A3A7" w:sz="4" w:space="0"/>
           </w:tblBorders>
-          <w:tblCellMar>
-            <w:top w:w="0" w:type="dxa"/>
-            <w:left w:w="108" w:type="dxa"/>
-            <w:bottom w:w="0" w:type="dxa"/>
-            <w:right w:w="108" w:type="dxa"/>
-          </w:tblCellMar>
         </w:tblPrEx>
         <w:trPr>
           <w:trHeight w:val="417" w:hRule="atLeast"/>
@@ -17171,7 +17054,6 @@
             <w:insideH w:val="dashed" w:color="244061" w:sz="4" w:space="0"/>
             <w:insideV w:val="dashed" w:color="244061" w:sz="4" w:space="0"/>
           </w:tblBorders>
-          <w:shd w:val="clear" w:color="auto" w:fill="auto"/>
           <w:tblCellMar>
             <w:top w:w="0" w:type="dxa"/>
             <w:left w:w="108" w:type="dxa"/>
@@ -17229,7 +17111,6 @@
             <w:insideH w:val="dashed" w:color="244061" w:sz="4" w:space="0"/>
             <w:insideV w:val="dashed" w:color="244061" w:sz="4" w:space="0"/>
           </w:tblBorders>
-          <w:shd w:val="clear" w:color="auto" w:fill="auto"/>
           <w:tblCellMar>
             <w:top w:w="0" w:type="dxa"/>
             <w:left w:w="108" w:type="dxa"/>
@@ -17499,7 +17380,6 @@
             <w:insideH w:val="dashed" w:color="244061" w:sz="4" w:space="0"/>
             <w:insideV w:val="dashed" w:color="244061" w:sz="4" w:space="0"/>
           </w:tblBorders>
-          <w:shd w:val="clear" w:color="auto" w:fill="auto"/>
           <w:tblCellMar>
             <w:top w:w="0" w:type="dxa"/>
             <w:left w:w="108" w:type="dxa"/>
@@ -17848,7 +17728,6 @@
             <w:insideH w:val="dashed" w:color="244061" w:sz="4" w:space="0"/>
             <w:insideV w:val="dashed" w:color="244061" w:sz="4" w:space="0"/>
           </w:tblBorders>
-          <w:shd w:val="clear" w:color="auto" w:fill="auto"/>
           <w:tblCellMar>
             <w:top w:w="0" w:type="dxa"/>
             <w:left w:w="108" w:type="dxa"/>
@@ -17928,7 +17807,6 @@
             <w:insideH w:val="dashed" w:color="244061" w:sz="4" w:space="0"/>
             <w:insideV w:val="dashed" w:color="244061" w:sz="4" w:space="0"/>
           </w:tblBorders>
-          <w:shd w:val="clear" w:color="auto" w:fill="auto"/>
           <w:tblCellMar>
             <w:top w:w="0" w:type="dxa"/>
             <w:left w:w="108" w:type="dxa"/>
@@ -18197,7 +18075,6 @@
             <w:insideH w:val="dashed" w:color="244061" w:sz="4" w:space="0"/>
             <w:insideV w:val="dashed" w:color="244061" w:sz="4" w:space="0"/>
           </w:tblBorders>
-          <w:shd w:val="clear" w:color="auto" w:fill="auto"/>
           <w:tblCellMar>
             <w:top w:w="0" w:type="dxa"/>
             <w:left w:w="108" w:type="dxa"/>
@@ -18308,15 +18185,15 @@
           <w:lang w:val="en-US" w:eastAsia="zh-CN"/>
         </w:rPr>
       </w:pPr>
-      <w:bookmarkStart w:id="68" w:name="_Toc4331_WPSOffice_Level2"/>
-      <w:bookmarkStart w:id="69" w:name="_Toc22255"/>
+      <w:bookmarkStart w:id="68" w:name="_Toc23606"/>
+      <w:bookmarkStart w:id="69" w:name="_Toc6468"/>
       <w:bookmarkStart w:id="70" w:name="_Toc32443_WPSOffice_Level2"/>
-      <w:bookmarkStart w:id="71" w:name="_Toc6468"/>
-      <w:bookmarkStart w:id="72" w:name="_Toc23606"/>
-      <w:bookmarkStart w:id="73" w:name="_Toc31058"/>
-      <w:bookmarkStart w:id="74" w:name="_Toc23045"/>
-      <w:bookmarkStart w:id="75" w:name="_Toc106294404"/>
-      <w:bookmarkStart w:id="76" w:name="_Toc14985"/>
+      <w:bookmarkStart w:id="71" w:name="_Toc22255"/>
+      <w:bookmarkStart w:id="72" w:name="_Toc4331_WPSOffice_Level2"/>
+      <w:bookmarkStart w:id="73" w:name="_Toc14985"/>
+      <w:bookmarkStart w:id="74" w:name="_Toc31058"/>
+      <w:bookmarkStart w:id="75" w:name="_Toc23045"/>
+      <w:bookmarkStart w:id="76" w:name="_Toc106294404"/>
       <w:r>
         <w:rPr>
           <w:rFonts w:hint="eastAsia" w:ascii="微软雅黑" w:hAnsi="微软雅黑" w:eastAsia="微软雅黑" w:cs="微软雅黑"/>
@@ -18425,9 +18302,9 @@
           </w14:textFill>
         </w:rPr>
       </w:pPr>
-      <w:bookmarkStart w:id="77" w:name="_Toc15289_WPSOffice_Level3"/>
-      <w:bookmarkStart w:id="78" w:name="_Toc6931_WPSOffice_Level3"/>
-      <w:bookmarkStart w:id="79" w:name="_Toc18091_WPSOffice_Level3"/>
+      <w:bookmarkStart w:id="77" w:name="_Toc6931_WPSOffice_Level3"/>
+      <w:bookmarkStart w:id="78" w:name="_Toc18091_WPSOffice_Level3"/>
+      <w:bookmarkStart w:id="79" w:name="_Toc15289_WPSOffice_Level3"/>
       <w:r>
         <w:rPr>
           <w:rFonts w:hint="eastAsia" w:ascii="Times New Roman" w:hAnsi="Times New Roman" w:eastAsia="微软雅黑" w:cs="Times New Roman"/>
@@ -21776,6 +21653,12 @@
             <w:insideH w:val="dotted" w:color="45A3A7" w:sz="4" w:space="0"/>
             <w:insideV w:val="dotted" w:color="45A3A7" w:sz="4" w:space="0"/>
           </w:tblBorders>
+          <w:tblCellMar>
+            <w:top w:w="0" w:type="dxa"/>
+            <w:left w:w="108" w:type="dxa"/>
+            <w:bottom w:w="0" w:type="dxa"/>
+            <w:right w:w="108" w:type="dxa"/>
+          </w:tblCellMar>
         </w:tblPrEx>
         <w:trPr>
           <w:trHeight w:val="329" w:hRule="atLeast"/>
@@ -25377,8 +25260,8 @@
           <w:lang w:val="en-US" w:eastAsia="zh-CN"/>
         </w:rPr>
       </w:pPr>
-      <w:bookmarkStart w:id="80" w:name="_Toc106294405"/>
-      <w:bookmarkStart w:id="81" w:name="_Toc23275"/>
+      <w:bookmarkStart w:id="80" w:name="_Toc23275"/>
+      <w:bookmarkStart w:id="81" w:name="_Toc106294405"/>
       <w:r>
         <w:rPr>
           <w:rFonts w:hint="eastAsia" w:ascii="微软雅黑" w:hAnsi="微软雅黑" w:eastAsia="微软雅黑" w:cs="微软雅黑"/>
@@ -28733,14 +28616,14 @@
           <w:lang w:val="en-US" w:eastAsia="zh-CN"/>
         </w:rPr>
       </w:pPr>
-      <w:bookmarkStart w:id="82" w:name="_Toc14255_WPSOffice_Level1"/>
-      <w:bookmarkStart w:id="83" w:name="_Toc31490"/>
-      <w:bookmarkStart w:id="84" w:name="_Toc15840_WPSOffice_Level1"/>
-      <w:bookmarkStart w:id="85" w:name="_Toc106294406"/>
+      <w:bookmarkStart w:id="82" w:name="_Toc15840_WPSOffice_Level1"/>
+      <w:bookmarkStart w:id="83" w:name="_Toc24085_WPSOffice_Level1"/>
+      <w:bookmarkStart w:id="84" w:name="_Toc17012"/>
+      <w:bookmarkStart w:id="85" w:name="_Toc4168"/>
       <w:bookmarkStart w:id="86" w:name="_Toc27075"/>
-      <w:bookmarkStart w:id="87" w:name="_Toc4168"/>
-      <w:bookmarkStart w:id="88" w:name="_Toc17012"/>
-      <w:bookmarkStart w:id="89" w:name="_Toc24085_WPSOffice_Level1"/>
+      <w:bookmarkStart w:id="87" w:name="_Toc31490"/>
+      <w:bookmarkStart w:id="88" w:name="_Toc106294406"/>
+      <w:bookmarkStart w:id="89" w:name="_Toc14255_WPSOffice_Level1"/>
       <w:r>
         <w:rPr>
           <w:rFonts w:hint="eastAsia" w:ascii="微软雅黑" w:hAnsi="微软雅黑" w:eastAsia="微软雅黑" w:cs="微软雅黑"/>
@@ -29716,7 +29599,6 @@
             <w:insideH w:val="dashed" w:color="244061" w:sz="4" w:space="0"/>
             <w:insideV w:val="dashed" w:color="244061" w:sz="4" w:space="0"/>
           </w:tblBorders>
-          <w:shd w:val="clear" w:color="auto" w:fill="auto"/>
           <w:tblCellMar>
             <w:top w:w="0" w:type="dxa"/>
             <w:left w:w="0" w:type="dxa"/>
@@ -31062,8 +30944,8 @@
           <w:lang w:val="en-US" w:eastAsia="zh-CN"/>
         </w:rPr>
       </w:pPr>
-      <w:bookmarkStart w:id="90" w:name="_Toc4618"/>
-      <w:bookmarkStart w:id="91" w:name="_Toc4233"/>
+      <w:bookmarkStart w:id="90" w:name="_Toc4233"/>
+      <w:bookmarkStart w:id="91" w:name="_Toc4618"/>
       <w:bookmarkStart w:id="92" w:name="_Toc19713"/>
       <w:r>
         <w:rPr>
@@ -31812,7 +31694,6 @@
             <w:insideH w:val="none" w:color="auto" w:sz="0" w:space="0"/>
             <w:insideV w:val="none" w:color="auto" w:sz="0" w:space="0"/>
           </w:tblBorders>
-          <w:shd w:val="clear" w:color="auto" w:fill="auto"/>
           <w:tblCellMar>
             <w:top w:w="0" w:type="dxa"/>
             <w:left w:w="108" w:type="dxa"/>
@@ -33097,6 +32978,7 @@
             <w:insideH w:val="none" w:color="auto" w:sz="0" w:space="0"/>
             <w:insideV w:val="none" w:color="auto" w:sz="0" w:space="0"/>
           </w:tblBorders>
+          <w:shd w:val="clear" w:color="auto" w:fill="auto"/>
           <w:tblCellMar>
             <w:top w:w="0" w:type="dxa"/>
             <w:left w:w="108" w:type="dxa"/>
@@ -35117,12 +34999,6 @@
             <w:insideV w:val="single" w:color="auto" w:sz="4" w:space="0"/>
           </w:tblBorders>
           <w:shd w:val="clear" w:color="auto" w:fill="auto"/>
-          <w:tblCellMar>
-            <w:top w:w="0" w:type="dxa"/>
-            <w:left w:w="108" w:type="dxa"/>
-            <w:bottom w:w="0" w:type="dxa"/>
-            <w:right w:w="108" w:type="dxa"/>
-          </w:tblCellMar>
         </w:tblPrEx>
         <w:trPr>
           <w:trHeight w:val="510" w:hRule="atLeast"/>

--- a/WebContent/docx/子宫内膜癌检测报告-三峡.docx
+++ b/WebContent/docx/子宫内膜癌检测报告-三峡.docx
@@ -393,14 +393,14 @@
         </w:tblCellMar>
       </w:tblPr>
       <w:tblGrid>
-        <w:gridCol w:w="1177"/>
-        <w:gridCol w:w="1039"/>
-        <w:gridCol w:w="1040"/>
-        <w:gridCol w:w="1037"/>
-        <w:gridCol w:w="1039"/>
-        <w:gridCol w:w="1039"/>
-        <w:gridCol w:w="1030"/>
-        <w:gridCol w:w="2271"/>
+        <w:gridCol w:w="1216"/>
+        <w:gridCol w:w="1079"/>
+        <w:gridCol w:w="1081"/>
+        <w:gridCol w:w="1077"/>
+        <w:gridCol w:w="1079"/>
+        <w:gridCol w:w="1079"/>
+        <w:gridCol w:w="1070"/>
+        <w:gridCol w:w="1991"/>
       </w:tblGrid>
       <w:tr>
         <w:tblPrEx>
@@ -459,8 +459,6 @@
                 <w:lang w:val="en-US" w:eastAsia="zh-CN" w:bidi="ar"/>
               </w:rPr>
             </w:pPr>
-            <w:bookmarkStart w:id="95" w:name="_GoBack"/>
-            <w:bookmarkEnd w:id="95"/>
             <w:r>
               <w:rPr>
                 <w:rFonts w:hint="eastAsia" w:ascii="微软雅黑" w:hAnsi="微软雅黑" w:eastAsia="微软雅黑" w:cs="微软雅黑"/>
@@ -890,7 +888,31 @@
                 <w:szCs w:val="21"/>
                 <w:lang w:bidi="ar"/>
               </w:rPr>
-              <w:t>{{ template_subbarcode }}</w:t>
+              <w:t xml:space="preserve">{{ </w:t>
+            </w:r>
+            <w:r>
+              <w:rPr>
+                <w:rFonts w:hint="eastAsia" w:ascii="微软雅黑" w:hAnsi="微软雅黑" w:eastAsia="微软雅黑" w:cs="微软雅黑"/>
+                <w:b w:val="0"/>
+                <w:bCs/>
+                <w:color w:val="000000"/>
+                <w:sz w:val="21"/>
+                <w:szCs w:val="21"/>
+                <w:lang w:val="en-US" w:eastAsia="zh-CN" w:bidi="ar"/>
+              </w:rPr>
+              <w:t>sample.patient_id</w:t>
+            </w:r>
+            <w:r>
+              <w:rPr>
+                <w:rFonts w:hint="eastAsia" w:ascii="微软雅黑" w:hAnsi="微软雅黑" w:eastAsia="微软雅黑" w:cs="微软雅黑"/>
+                <w:b w:val="0"/>
+                <w:bCs/>
+                <w:color w:val="000000"/>
+                <w:sz w:val="21"/>
+                <w:szCs w:val="21"/>
+                <w:lang w:bidi="ar"/>
+              </w:rPr>
+              <w:t xml:space="preserve"> }}</w:t>
             </w:r>
           </w:p>
         </w:tc>
@@ -2239,9 +2261,9 @@
           <w:shd w:val="clear" w:color="auto" w:fill="17365D"/>
         </w:rPr>
       </w:pPr>
-      <w:bookmarkStart w:id="0" w:name="_Toc526855031"/>
+      <w:bookmarkStart w:id="0" w:name="_Toc534637492"/>
       <w:bookmarkStart w:id="1" w:name="_Toc527112379"/>
-      <w:bookmarkStart w:id="2" w:name="_Toc534637492"/>
+      <w:bookmarkStart w:id="2" w:name="_Toc526855031"/>
       <w:r>
         <w:rPr>
           <w:rFonts w:hint="eastAsia" w:ascii="微软雅黑" w:hAnsi="微软雅黑" w:eastAsia="微软雅黑" w:cs="微软雅黑"/>
@@ -3699,12 +3721,12 @@
           <w:lang w:val="en-US" w:eastAsia="zh-CN" w:bidi="ar-SA"/>
         </w:rPr>
       </w:pPr>
-      <w:bookmarkStart w:id="4" w:name="_Toc20136_WPSOffice_Level1"/>
-      <w:bookmarkStart w:id="5" w:name="_Toc2819"/>
-      <w:bookmarkStart w:id="6" w:name="_Toc19898_WPSOffice_Level1"/>
-      <w:bookmarkStart w:id="7" w:name="_Toc2781"/>
-      <w:bookmarkStart w:id="8" w:name="_Toc22132"/>
-      <w:bookmarkStart w:id="9" w:name="_Toc499"/>
+      <w:bookmarkStart w:id="4" w:name="_Toc22132"/>
+      <w:bookmarkStart w:id="5" w:name="_Toc2781"/>
+      <w:bookmarkStart w:id="6" w:name="_Toc20136_WPSOffice_Level1"/>
+      <w:bookmarkStart w:id="7" w:name="_Toc499"/>
+      <w:bookmarkStart w:id="8" w:name="_Toc2819"/>
+      <w:bookmarkStart w:id="9" w:name="_Toc19898_WPSOffice_Level1"/>
       <w:r>
         <w:rPr>
           <w:rFonts w:hint="eastAsia" w:ascii="Times New Roman" w:hAnsi="Times New Roman" w:eastAsia="微软雅黑" w:cs="黑体"/>
@@ -3742,13 +3764,13 @@
       </w:pPr>
       <w:bookmarkStart w:id="10" w:name="_Toc106294397"/>
       <w:bookmarkStart w:id="11" w:name="_Toc19163"/>
-      <w:bookmarkStart w:id="12" w:name="_Toc32687"/>
+      <w:bookmarkStart w:id="12" w:name="_Toc106294402"/>
       <w:bookmarkStart w:id="13" w:name="_Toc527112386"/>
-      <w:bookmarkStart w:id="14" w:name="_Toc21309"/>
+      <w:bookmarkStart w:id="14" w:name="_Toc526855038"/>
       <w:bookmarkStart w:id="15" w:name="_Toc534637499"/>
       <w:bookmarkStart w:id="16" w:name="_Toc29106"/>
-      <w:bookmarkStart w:id="17" w:name="_Toc526855038"/>
-      <w:bookmarkStart w:id="18" w:name="_Toc106294402"/>
+      <w:bookmarkStart w:id="17" w:name="_Toc32687"/>
+      <w:bookmarkStart w:id="18" w:name="_Toc21309"/>
       <w:r>
         <w:rPr>
           <w:rFonts w:hint="eastAsia" w:ascii="微软雅黑" w:hAnsi="微软雅黑" w:eastAsia="微软雅黑" w:cs="微软雅黑"/>
@@ -4027,8 +4049,8 @@
           <w:lang w:eastAsia="zh-CN"/>
         </w:rPr>
       </w:pPr>
-      <w:bookmarkStart w:id="19" w:name="_Toc11347"/>
-      <w:bookmarkStart w:id="20" w:name="_Toc18399"/>
+      <w:bookmarkStart w:id="19" w:name="_Toc18399"/>
+      <w:bookmarkStart w:id="20" w:name="_Toc11347"/>
       <w:bookmarkStart w:id="21" w:name="_Toc106294398"/>
       <w:r>
         <w:rPr>
@@ -4524,26 +4546,26 @@
           <w:lang w:val="en-US" w:eastAsia="zh-CN"/>
         </w:rPr>
       </w:pPr>
-      <w:bookmarkStart w:id="22" w:name="_Toc15285"/>
-      <w:bookmarkStart w:id="23" w:name="_Toc11397"/>
-      <w:bookmarkStart w:id="24" w:name="_Toc13666"/>
-      <w:bookmarkStart w:id="25" w:name="_Toc9088"/>
-      <w:bookmarkStart w:id="26" w:name="_Toc24979"/>
-      <w:bookmarkStart w:id="27" w:name="_Toc23375"/>
-      <w:bookmarkStart w:id="28" w:name="_Toc30265"/>
-      <w:bookmarkStart w:id="29" w:name="_Toc7517"/>
-      <w:bookmarkStart w:id="30" w:name="_Toc11015_WPSOffice_Level2"/>
-      <w:bookmarkStart w:id="31" w:name="_Toc18062_WPSOffice_Level2"/>
-      <w:bookmarkStart w:id="32" w:name="_Toc106294399"/>
-      <w:bookmarkStart w:id="33" w:name="_Toc22976"/>
-      <w:bookmarkStart w:id="34" w:name="_Toc23846_WPSOffice_Level1"/>
-      <w:bookmarkStart w:id="35" w:name="_Toc32661"/>
-      <w:bookmarkStart w:id="36" w:name="_Toc5598"/>
-      <w:bookmarkStart w:id="37" w:name="_Toc23903"/>
-      <w:bookmarkStart w:id="38" w:name="_Toc28194"/>
-      <w:bookmarkStart w:id="39" w:name="_Toc4331_WPSOffice_Level1"/>
-      <w:bookmarkStart w:id="40" w:name="_Toc25727"/>
-      <w:bookmarkStart w:id="41" w:name="_Toc32443_WPSOffice_Level1"/>
+      <w:bookmarkStart w:id="22" w:name="_Toc11397"/>
+      <w:bookmarkStart w:id="23" w:name="_Toc15285"/>
+      <w:bookmarkStart w:id="24" w:name="_Toc24979"/>
+      <w:bookmarkStart w:id="25" w:name="_Toc30265"/>
+      <w:bookmarkStart w:id="26" w:name="_Toc23375"/>
+      <w:bookmarkStart w:id="27" w:name="_Toc18062_WPSOffice_Level2"/>
+      <w:bookmarkStart w:id="28" w:name="_Toc106294399"/>
+      <w:bookmarkStart w:id="29" w:name="_Toc22976"/>
+      <w:bookmarkStart w:id="30" w:name="_Toc7517"/>
+      <w:bookmarkStart w:id="31" w:name="_Toc13666"/>
+      <w:bookmarkStart w:id="32" w:name="_Toc11015_WPSOffice_Level2"/>
+      <w:bookmarkStart w:id="33" w:name="_Toc9088"/>
+      <w:bookmarkStart w:id="34" w:name="_Toc32661"/>
+      <w:bookmarkStart w:id="35" w:name="_Toc23903"/>
+      <w:bookmarkStart w:id="36" w:name="_Toc25727"/>
+      <w:bookmarkStart w:id="37" w:name="_Toc23846_WPSOffice_Level1"/>
+      <w:bookmarkStart w:id="38" w:name="_Toc5598"/>
+      <w:bookmarkStart w:id="39" w:name="_Toc28194"/>
+      <w:bookmarkStart w:id="40" w:name="_Toc32443_WPSOffice_Level1"/>
+      <w:bookmarkStart w:id="41" w:name="_Toc4331_WPSOffice_Level1"/>
       <w:r>
         <w:rPr>
           <w:rFonts w:hint="eastAsia" w:ascii="微软雅黑" w:hAnsi="微软雅黑" w:eastAsia="微软雅黑" w:cs="微软雅黑"/>
@@ -5191,7 +5213,7 @@
             </w14:solidFill>
           </w14:textFill>
         </w:rPr>
-        <w:t>本次样本共检出{{ summaryOfRresults.thisGeneticmarkerVwListSize }}个体细胞突变，其中{{summaryOfRresults.somaticDrugCount}}个与靶向药物相关。{%if BodyDrugDrugDetectionStr or unknownVarAnalysisStr %}具体信息详见“基因检测结果解析”。{% endif %}</w:t>
+        <w:t>本次样本共检出{{ summaryOfRresults.thisGeneticmarkerVwListSize }}个体细胞突变，其中{{summaryOfRresults.somaticDrugCount}}个与靶向药物相关。{%if BodyDrugDrugDetectionStr or unknownVarAnalysisStr %}具体信息详见“检测结果详细解析”。{% endif %}</w:t>
       </w:r>
     </w:p>
     <w:tbl>
@@ -9555,23 +9577,23 @@
           <w:lang w:val="en-US" w:eastAsia="zh-CN"/>
         </w:rPr>
       </w:pPr>
-      <w:bookmarkStart w:id="42" w:name="_Toc19898_WPSOffice_Level2"/>
-      <w:bookmarkStart w:id="43" w:name="_Hlk516758315"/>
-      <w:bookmarkStart w:id="44" w:name="_Toc13489_WPSOffice_Level2"/>
-      <w:bookmarkStart w:id="45" w:name="_Toc24038"/>
-      <w:bookmarkStart w:id="46" w:name="_Toc5962"/>
+      <w:bookmarkStart w:id="42" w:name="_Toc13489_WPSOffice_Level2"/>
+      <w:bookmarkStart w:id="43" w:name="_Toc24038"/>
+      <w:bookmarkStart w:id="44" w:name="_Toc10743"/>
+      <w:bookmarkStart w:id="45" w:name="_Hlk516758315"/>
+      <w:bookmarkStart w:id="46" w:name="_Toc19898_WPSOffice_Level2"/>
       <w:bookmarkStart w:id="47" w:name="_Toc3497"/>
-      <w:bookmarkStart w:id="48" w:name="_Toc10743"/>
+      <w:bookmarkStart w:id="48" w:name="_Toc5962"/>
       <w:bookmarkStart w:id="49" w:name="_Toc106294401"/>
       <w:bookmarkStart w:id="50" w:name="_Toc26583"/>
-      <w:bookmarkStart w:id="51" w:name="_Toc1707_WPSOffice_Level1"/>
-      <w:bookmarkStart w:id="52" w:name="_Toc27302"/>
-      <w:bookmarkStart w:id="53" w:name="_Toc16594"/>
-      <w:bookmarkStart w:id="54" w:name="_Toc13196_WPSOffice_Level1"/>
-      <w:bookmarkStart w:id="55" w:name="_Toc21764_WPSOffice_Level1"/>
-      <w:bookmarkStart w:id="56" w:name="_Toc12505"/>
+      <w:bookmarkStart w:id="51" w:name="_Toc27302"/>
+      <w:bookmarkStart w:id="52" w:name="_Toc21764_WPSOffice_Level1"/>
+      <w:bookmarkStart w:id="53" w:name="_Toc12505"/>
+      <w:bookmarkStart w:id="54" w:name="_Toc16594"/>
+      <w:bookmarkStart w:id="55" w:name="_Toc2409"/>
+      <w:bookmarkStart w:id="56" w:name="_Toc1707_WPSOffice_Level1"/>
       <w:bookmarkStart w:id="57" w:name="_Toc28240"/>
-      <w:bookmarkStart w:id="58" w:name="_Toc2409"/>
+      <w:bookmarkStart w:id="58" w:name="_Toc13196_WPSOffice_Level1"/>
       <w:r>
         <w:rPr>
           <w:rFonts w:hint="eastAsia" w:ascii="微软雅黑" w:hAnsi="微软雅黑" w:eastAsia="微软雅黑" w:cs="微软雅黑"/>
@@ -9714,7 +9736,25 @@
             </w14:solidFill>
           </w14:textFill>
         </w:rPr>
-        <w:t>{%if geneticCancerRiskInfo %}具体信息见“基因检测结果解析”。{% endif %}如果您有家族遗传史，可联系我们做进一步的检测。</w:t>
+        <w:t>{%if geneticCancerRiskInfo %}具体信息见“检测结果详细解析</w:t>
+      </w:r>
+      <w:bookmarkStart w:id="95" w:name="_GoBack"/>
+      <w:bookmarkEnd w:id="95"/>
+      <w:r>
+        <w:rPr>
+          <w:rFonts w:hint="eastAsia" w:ascii="Times New Roman" w:hAnsi="Times New Roman" w:eastAsia="微软雅黑" w:cs="Times New Roman"/>
+          <w:b/>
+          <w:color w:val="000000" w:themeColor="text1"/>
+          <w:sz w:val="21"/>
+          <w:szCs w:val="21"/>
+          <w:lang w:eastAsia="zh-CN"/>
+          <w14:textFill>
+            <w14:solidFill>
+              <w14:schemeClr w14:val="tx1"/>
+            </w14:solidFill>
+          </w14:textFill>
+        </w:rPr>
+        <w:t>”。{% endif %}如果您有家族遗传史，可联系我们做进一步的检测。</w:t>
       </w:r>
     </w:p>
     <w:tbl>
@@ -13137,9 +13177,9 @@
           <w:lang w:val="en-US" w:eastAsia="zh-CN"/>
         </w:rPr>
       </w:pPr>
-      <w:bookmarkStart w:id="59" w:name="_Toc20034"/>
-      <w:bookmarkStart w:id="60" w:name="_Toc9387"/>
-      <w:bookmarkStart w:id="61" w:name="_Toc10223"/>
+      <w:bookmarkStart w:id="59" w:name="_Toc10223"/>
+      <w:bookmarkStart w:id="60" w:name="_Toc20034"/>
+      <w:bookmarkStart w:id="61" w:name="_Toc9387"/>
       <w:bookmarkStart w:id="62" w:name="_Toc106719764"/>
       <w:r>
         <w:rPr>
@@ -13639,6 +13679,7 @@
             <w:insideH w:val="dashed" w:color="244061" w:sz="4" w:space="0"/>
             <w:insideV w:val="dashed" w:color="244061" w:sz="4" w:space="0"/>
           </w:tblBorders>
+          <w:shd w:val="clear" w:color="auto" w:fill="auto"/>
           <w:tblCellMar>
             <w:top w:w="0" w:type="dxa"/>
             <w:left w:w="108" w:type="dxa"/>
@@ -13808,6 +13849,7 @@
             <w:insideH w:val="dashed" w:color="244061" w:sz="4" w:space="0"/>
             <w:insideV w:val="dashed" w:color="244061" w:sz="4" w:space="0"/>
           </w:tblBorders>
+          <w:shd w:val="clear" w:color="auto" w:fill="auto"/>
           <w:tblCellMar>
             <w:top w:w="0" w:type="dxa"/>
             <w:left w:w="108" w:type="dxa"/>
@@ -14047,6 +14089,7 @@
             <w:insideH w:val="dashed" w:color="244061" w:sz="4" w:space="0"/>
             <w:insideV w:val="dashed" w:color="244061" w:sz="4" w:space="0"/>
           </w:tblBorders>
+          <w:shd w:val="clear" w:color="auto" w:fill="auto"/>
           <w:tblCellMar>
             <w:top w:w="0" w:type="dxa"/>
             <w:left w:w="108" w:type="dxa"/>
@@ -16284,9 +16327,9 @@
         </w:rPr>
       </w:pPr>
       <w:bookmarkStart w:id="64" w:name="_Toc11562_WPSOffice_Level3"/>
-      <w:bookmarkStart w:id="65" w:name="_Toc106294403"/>
-      <w:bookmarkStart w:id="66" w:name="_Toc3689"/>
-      <w:bookmarkStart w:id="67" w:name="_Toc1694"/>
+      <w:bookmarkStart w:id="65" w:name="_Toc1694"/>
+      <w:bookmarkStart w:id="66" w:name="_Toc106294403"/>
+      <w:bookmarkStart w:id="67" w:name="_Toc3689"/>
       <w:r>
         <w:rPr>
           <w:rFonts w:hint="eastAsia" w:ascii="微软雅黑" w:hAnsi="微软雅黑" w:eastAsia="微软雅黑" w:cs="微软雅黑"/>
@@ -16332,6 +16375,12 @@
             <w:insideH w:val="dotted" w:color="45A3A7" w:sz="4" w:space="0"/>
             <w:insideV w:val="dotted" w:color="45A3A7" w:sz="4" w:space="0"/>
           </w:tblBorders>
+          <w:tblCellMar>
+            <w:top w:w="0" w:type="dxa"/>
+            <w:left w:w="108" w:type="dxa"/>
+            <w:bottom w:w="0" w:type="dxa"/>
+            <w:right w:w="108" w:type="dxa"/>
+          </w:tblCellMar>
         </w:tblPrEx>
         <w:trPr>
           <w:trHeight w:val="417" w:hRule="atLeast"/>
@@ -17054,6 +17103,7 @@
             <w:insideH w:val="dashed" w:color="244061" w:sz="4" w:space="0"/>
             <w:insideV w:val="dashed" w:color="244061" w:sz="4" w:space="0"/>
           </w:tblBorders>
+          <w:shd w:val="clear" w:color="auto" w:fill="auto"/>
           <w:tblCellMar>
             <w:top w:w="0" w:type="dxa"/>
             <w:left w:w="108" w:type="dxa"/>
@@ -17111,6 +17161,7 @@
             <w:insideH w:val="dashed" w:color="244061" w:sz="4" w:space="0"/>
             <w:insideV w:val="dashed" w:color="244061" w:sz="4" w:space="0"/>
           </w:tblBorders>
+          <w:shd w:val="clear" w:color="auto" w:fill="auto"/>
           <w:tblCellMar>
             <w:top w:w="0" w:type="dxa"/>
             <w:left w:w="108" w:type="dxa"/>
@@ -17380,6 +17431,7 @@
             <w:insideH w:val="dashed" w:color="244061" w:sz="4" w:space="0"/>
             <w:insideV w:val="dashed" w:color="244061" w:sz="4" w:space="0"/>
           </w:tblBorders>
+          <w:shd w:val="clear" w:color="auto" w:fill="auto"/>
           <w:tblCellMar>
             <w:top w:w="0" w:type="dxa"/>
             <w:left w:w="108" w:type="dxa"/>
@@ -17807,6 +17859,7 @@
             <w:insideH w:val="dashed" w:color="244061" w:sz="4" w:space="0"/>
             <w:insideV w:val="dashed" w:color="244061" w:sz="4" w:space="0"/>
           </w:tblBorders>
+          <w:shd w:val="clear" w:color="auto" w:fill="auto"/>
           <w:tblCellMar>
             <w:top w:w="0" w:type="dxa"/>
             <w:left w:w="108" w:type="dxa"/>
@@ -18075,6 +18128,7 @@
             <w:insideH w:val="dashed" w:color="244061" w:sz="4" w:space="0"/>
             <w:insideV w:val="dashed" w:color="244061" w:sz="4" w:space="0"/>
           </w:tblBorders>
+          <w:shd w:val="clear" w:color="auto" w:fill="auto"/>
           <w:tblCellMar>
             <w:top w:w="0" w:type="dxa"/>
             <w:left w:w="108" w:type="dxa"/>
@@ -18185,11 +18239,11 @@
           <w:lang w:val="en-US" w:eastAsia="zh-CN"/>
         </w:rPr>
       </w:pPr>
-      <w:bookmarkStart w:id="68" w:name="_Toc23606"/>
+      <w:bookmarkStart w:id="68" w:name="_Toc22255"/>
       <w:bookmarkStart w:id="69" w:name="_Toc6468"/>
-      <w:bookmarkStart w:id="70" w:name="_Toc32443_WPSOffice_Level2"/>
-      <w:bookmarkStart w:id="71" w:name="_Toc22255"/>
-      <w:bookmarkStart w:id="72" w:name="_Toc4331_WPSOffice_Level2"/>
+      <w:bookmarkStart w:id="70" w:name="_Toc4331_WPSOffice_Level2"/>
+      <w:bookmarkStart w:id="71" w:name="_Toc23606"/>
+      <w:bookmarkStart w:id="72" w:name="_Toc32443_WPSOffice_Level2"/>
       <w:bookmarkStart w:id="73" w:name="_Toc14985"/>
       <w:bookmarkStart w:id="74" w:name="_Toc31058"/>
       <w:bookmarkStart w:id="75" w:name="_Toc23045"/>
@@ -28616,14 +28670,14 @@
           <w:lang w:val="en-US" w:eastAsia="zh-CN"/>
         </w:rPr>
       </w:pPr>
-      <w:bookmarkStart w:id="82" w:name="_Toc15840_WPSOffice_Level1"/>
+      <w:bookmarkStart w:id="82" w:name="_Toc14255_WPSOffice_Level1"/>
       <w:bookmarkStart w:id="83" w:name="_Toc24085_WPSOffice_Level1"/>
-      <w:bookmarkStart w:id="84" w:name="_Toc17012"/>
-      <w:bookmarkStart w:id="85" w:name="_Toc4168"/>
-      <w:bookmarkStart w:id="86" w:name="_Toc27075"/>
-      <w:bookmarkStart w:id="87" w:name="_Toc31490"/>
-      <w:bookmarkStart w:id="88" w:name="_Toc106294406"/>
-      <w:bookmarkStart w:id="89" w:name="_Toc14255_WPSOffice_Level1"/>
+      <w:bookmarkStart w:id="84" w:name="_Toc106294406"/>
+      <w:bookmarkStart w:id="85" w:name="_Toc15840_WPSOffice_Level1"/>
+      <w:bookmarkStart w:id="86" w:name="_Toc17012"/>
+      <w:bookmarkStart w:id="87" w:name="_Toc4168"/>
+      <w:bookmarkStart w:id="88" w:name="_Toc31490"/>
+      <w:bookmarkStart w:id="89" w:name="_Toc27075"/>
       <w:r>
         <w:rPr>
           <w:rFonts w:hint="eastAsia" w:ascii="微软雅黑" w:hAnsi="微软雅黑" w:eastAsia="微软雅黑" w:cs="微软雅黑"/>
@@ -28680,7 +28734,6 @@
             <w:insideH w:val="dashed" w:color="244061" w:sz="4" w:space="0"/>
             <w:insideV w:val="dashed" w:color="244061" w:sz="4" w:space="0"/>
           </w:tblBorders>
-          <w:shd w:val="clear" w:color="auto" w:fill="auto"/>
           <w:tblCellMar>
             <w:top w:w="0" w:type="dxa"/>
             <w:left w:w="0" w:type="dxa"/>
@@ -29599,6 +29652,7 @@
             <w:insideH w:val="dashed" w:color="244061" w:sz="4" w:space="0"/>
             <w:insideV w:val="dashed" w:color="244061" w:sz="4" w:space="0"/>
           </w:tblBorders>
+          <w:shd w:val="clear" w:color="auto" w:fill="auto"/>
           <w:tblCellMar>
             <w:top w:w="0" w:type="dxa"/>
             <w:left w:w="0" w:type="dxa"/>
@@ -30944,9 +30998,9 @@
           <w:lang w:val="en-US" w:eastAsia="zh-CN"/>
         </w:rPr>
       </w:pPr>
-      <w:bookmarkStart w:id="90" w:name="_Toc4233"/>
+      <w:bookmarkStart w:id="90" w:name="_Toc19713"/>
       <w:bookmarkStart w:id="91" w:name="_Toc4618"/>
-      <w:bookmarkStart w:id="92" w:name="_Toc19713"/>
+      <w:bookmarkStart w:id="92" w:name="_Toc4233"/>
       <w:r>
         <w:rPr>
           <w:rFonts w:hint="eastAsia" w:ascii="微软雅黑" w:hAnsi="微软雅黑" w:eastAsia="微软雅黑" w:cs="微软雅黑"/>
@@ -31266,7 +31320,6 @@
             <w:insideH w:val="none" w:color="auto" w:sz="0" w:space="0"/>
             <w:insideV w:val="none" w:color="auto" w:sz="0" w:space="0"/>
           </w:tblBorders>
-          <w:shd w:val="clear" w:color="auto" w:fill="auto"/>
           <w:tblCellMar>
             <w:top w:w="0" w:type="dxa"/>
             <w:left w:w="108" w:type="dxa"/>
@@ -31694,6 +31747,7 @@
             <w:insideH w:val="none" w:color="auto" w:sz="0" w:space="0"/>
             <w:insideV w:val="none" w:color="auto" w:sz="0" w:space="0"/>
           </w:tblBorders>
+          <w:shd w:val="clear" w:color="auto" w:fill="auto"/>
           <w:tblCellMar>
             <w:top w:w="0" w:type="dxa"/>
             <w:left w:w="108" w:type="dxa"/>
@@ -32321,7 +32375,6 @@
             <w:insideH w:val="none" w:color="auto" w:sz="0" w:space="0"/>
             <w:insideV w:val="none" w:color="auto" w:sz="0" w:space="0"/>
           </w:tblBorders>
-          <w:shd w:val="clear" w:color="auto" w:fill="auto"/>
           <w:tblCellMar>
             <w:top w:w="0" w:type="dxa"/>
             <w:left w:w="108" w:type="dxa"/>
@@ -34264,7 +34317,6 @@
             <w:insideH w:val="single" w:color="auto" w:sz="4" w:space="0"/>
             <w:insideV w:val="single" w:color="auto" w:sz="4" w:space="0"/>
           </w:tblBorders>
-          <w:shd w:val="clear" w:color="auto" w:fill="auto"/>
           <w:tblCellMar>
             <w:top w:w="0" w:type="dxa"/>
             <w:left w:w="108" w:type="dxa"/>
@@ -34533,232 +34585,6 @@
                 <w:lang w:eastAsia="zh-CN"/>
               </w:rPr>
               <w:t>-mutant</w:t>
-            </w:r>
-          </w:p>
-        </w:tc>
-      </w:tr>
-      <w:tr>
-        <w:tblPrEx>
-          <w:tblBorders>
-            <w:top w:val="single" w:color="auto" w:sz="4" w:space="0"/>
-            <w:left w:val="single" w:color="auto" w:sz="4" w:space="0"/>
-            <w:bottom w:val="single" w:color="auto" w:sz="4" w:space="0"/>
-            <w:right w:val="single" w:color="auto" w:sz="4" w:space="0"/>
-            <w:insideH w:val="single" w:color="auto" w:sz="4" w:space="0"/>
-            <w:insideV w:val="single" w:color="auto" w:sz="4" w:space="0"/>
-          </w:tblBorders>
-          <w:shd w:val="clear" w:color="auto" w:fill="auto"/>
-          <w:tblCellMar>
-            <w:top w:w="0" w:type="dxa"/>
-            <w:left w:w="108" w:type="dxa"/>
-            <w:bottom w:w="0" w:type="dxa"/>
-            <w:right w:w="108" w:type="dxa"/>
-          </w:tblCellMar>
-        </w:tblPrEx>
-        <w:trPr>
-          <w:trHeight w:val="510" w:hRule="atLeast"/>
-        </w:trPr>
-        <w:tc>
-          <w:tcPr>
-            <w:tcW w:w="1662" w:type="dxa"/>
-            <w:tcBorders>
-              <w:top w:val="dashed" w:color="244061" w:sz="4" w:space="0"/>
-              <w:left w:val="nil"/>
-              <w:bottom w:val="dashed" w:color="244061" w:sz="4" w:space="0"/>
-              <w:right w:val="dashed" w:color="244061" w:sz="4" w:space="0"/>
-            </w:tcBorders>
-            <w:shd w:val="clear" w:color="auto" w:fill="auto"/>
-            <w:vAlign w:val="center"/>
-          </w:tcPr>
-          <w:p>
-            <w:pPr>
-              <w:widowControl/>
-              <w:jc w:val="center"/>
-              <w:rPr>
-                <w:rFonts w:ascii="Times New Roman" w:hAnsi="Times New Roman" w:eastAsia="微软雅黑" w:cs="Times New Roman"/>
-                <w:sz w:val="18"/>
-                <w:szCs w:val="18"/>
-                <w:lang w:eastAsia="zh-CN"/>
-              </w:rPr>
-            </w:pPr>
-            <w:r>
-              <w:rPr>
-                <w:rFonts w:ascii="Times New Roman" w:hAnsi="Times New Roman" w:eastAsia="微软雅黑" w:cs="Times New Roman"/>
-                <w:sz w:val="18"/>
-                <w:szCs w:val="18"/>
-                <w:lang w:eastAsia="zh-CN"/>
-              </w:rPr>
-              <w:t>MMRd</w:t>
-            </w:r>
-          </w:p>
-        </w:tc>
-        <w:tc>
-          <w:tcPr>
-            <w:tcW w:w="1662" w:type="dxa"/>
-            <w:tcBorders>
-              <w:top w:val="dashed" w:color="244061" w:sz="4" w:space="0"/>
-              <w:left w:val="dashed" w:color="244061" w:sz="4" w:space="0"/>
-              <w:bottom w:val="dashed" w:color="244061" w:sz="4" w:space="0"/>
-              <w:right w:val="dashed" w:color="244061" w:sz="4" w:space="0"/>
-            </w:tcBorders>
-            <w:shd w:val="clear" w:color="auto" w:fill="auto"/>
-            <w:vAlign w:val="center"/>
-          </w:tcPr>
-          <w:p>
-            <w:pPr>
-              <w:widowControl/>
-              <w:jc w:val="center"/>
-              <w:rPr>
-                <w:rFonts w:ascii="Times New Roman" w:hAnsi="Times New Roman" w:eastAsia="微软雅黑" w:cs="Times New Roman"/>
-                <w:sz w:val="18"/>
-                <w:szCs w:val="18"/>
-                <w:lang w:eastAsia="zh-CN"/>
-              </w:rPr>
-            </w:pPr>
-            <w:r>
-              <w:rPr>
-                <w:rFonts w:ascii="Times New Roman" w:hAnsi="Times New Roman" w:eastAsia="微软雅黑" w:cs="Times New Roman"/>
-                <w:sz w:val="18"/>
-                <w:szCs w:val="18"/>
-                <w:lang w:eastAsia="zh-CN"/>
-              </w:rPr>
-              <w:t>MMRd</w:t>
-            </w:r>
-          </w:p>
-        </w:tc>
-        <w:tc>
-          <w:tcPr>
-            <w:tcW w:w="1662" w:type="dxa"/>
-            <w:tcBorders>
-              <w:top w:val="dashed" w:color="244061" w:sz="4" w:space="0"/>
-              <w:left w:val="dashed" w:color="244061" w:sz="4" w:space="0"/>
-              <w:bottom w:val="dashed" w:color="244061" w:sz="4" w:space="0"/>
-              <w:right w:val="dashed" w:color="244061" w:sz="4" w:space="0"/>
-            </w:tcBorders>
-            <w:shd w:val="clear" w:color="auto" w:fill="auto"/>
-            <w:vAlign w:val="center"/>
-          </w:tcPr>
-          <w:p>
-            <w:pPr>
-              <w:widowControl/>
-              <w:jc w:val="center"/>
-              <w:rPr>
-                <w:rFonts w:ascii="Times New Roman" w:hAnsi="Times New Roman" w:eastAsia="微软雅黑" w:cs="Times New Roman"/>
-                <w:sz w:val="18"/>
-                <w:szCs w:val="18"/>
-                <w:lang w:eastAsia="zh-CN"/>
-              </w:rPr>
-            </w:pPr>
-            <w:r>
-              <w:rPr>
-                <w:rFonts w:ascii="Times New Roman" w:hAnsi="Times New Roman" w:eastAsia="微软雅黑" w:cs="Times New Roman"/>
-                <w:sz w:val="18"/>
-                <w:szCs w:val="18"/>
-                <w:lang w:eastAsia="zh-CN"/>
-              </w:rPr>
-              <w:t>MSI-H</w:t>
-            </w:r>
-          </w:p>
-        </w:tc>
-        <w:tc>
-          <w:tcPr>
-            <w:tcW w:w="1662" w:type="dxa"/>
-            <w:tcBorders>
-              <w:top w:val="dashed" w:color="244061" w:sz="4" w:space="0"/>
-              <w:left w:val="dashed" w:color="244061" w:sz="4" w:space="0"/>
-              <w:bottom w:val="dashed" w:color="244061" w:sz="4" w:space="0"/>
-              <w:right w:val="dashed" w:color="244061" w:sz="4" w:space="0"/>
-            </w:tcBorders>
-            <w:shd w:val="clear" w:color="auto" w:fill="auto"/>
-            <w:vAlign w:val="center"/>
-          </w:tcPr>
-          <w:p>
-            <w:pPr>
-              <w:widowControl/>
-              <w:jc w:val="center"/>
-              <w:rPr>
-                <w:rFonts w:ascii="Times New Roman" w:hAnsi="Times New Roman" w:eastAsia="微软雅黑" w:cs="Times New Roman"/>
-                <w:sz w:val="18"/>
-                <w:szCs w:val="18"/>
-                <w:lang w:eastAsia="zh-CN"/>
-              </w:rPr>
-            </w:pPr>
-            <w:r>
-              <w:rPr>
-                <w:rFonts w:ascii="Times New Roman" w:hAnsi="Times New Roman" w:eastAsia="微软雅黑" w:cs="Times New Roman"/>
-                <w:sz w:val="18"/>
-                <w:szCs w:val="18"/>
-                <w:lang w:eastAsia="zh-CN"/>
-              </w:rPr>
-              <w:t>MSI (hypermutated)</w:t>
-            </w:r>
-          </w:p>
-        </w:tc>
-        <w:tc>
-          <w:tcPr>
-            <w:tcW w:w="1662" w:type="dxa"/>
-            <w:tcBorders>
-              <w:top w:val="dashed" w:color="244061" w:sz="4" w:space="0"/>
-              <w:left w:val="dashed" w:color="244061" w:sz="4" w:space="0"/>
-              <w:bottom w:val="dashed" w:color="244061" w:sz="4" w:space="0"/>
-              <w:right w:val="dashed" w:color="244061" w:sz="4" w:space="0"/>
-            </w:tcBorders>
-            <w:shd w:val="clear" w:color="auto" w:fill="auto"/>
-            <w:vAlign w:val="center"/>
-          </w:tcPr>
-          <w:p>
-            <w:pPr>
-              <w:widowControl/>
-              <w:jc w:val="center"/>
-              <w:rPr>
-                <w:rFonts w:ascii="Times New Roman" w:hAnsi="Times New Roman" w:eastAsia="微软雅黑" w:cs="Times New Roman"/>
-                <w:sz w:val="18"/>
-                <w:szCs w:val="18"/>
-                <w:lang w:eastAsia="zh-CN"/>
-              </w:rPr>
-            </w:pPr>
-            <w:r>
-              <w:rPr>
-                <w:rFonts w:ascii="Times New Roman" w:hAnsi="Times New Roman" w:eastAsia="微软雅黑" w:cs="Times New Roman"/>
-                <w:sz w:val="18"/>
-                <w:szCs w:val="18"/>
-                <w:lang w:eastAsia="zh-CN"/>
-              </w:rPr>
-              <w:t>MMR-D</w:t>
-            </w:r>
-          </w:p>
-        </w:tc>
-        <w:tc>
-          <w:tcPr>
-            <w:tcW w:w="1664" w:type="dxa"/>
-            <w:tcBorders>
-              <w:top w:val="dashed" w:color="244061" w:sz="4" w:space="0"/>
-              <w:left w:val="dashed" w:color="244061" w:sz="4" w:space="0"/>
-              <w:bottom w:val="dashed" w:color="244061" w:sz="4" w:space="0"/>
-              <w:right w:val="nil"/>
-            </w:tcBorders>
-            <w:shd w:val="clear" w:color="auto" w:fill="auto"/>
-            <w:vAlign w:val="center"/>
-          </w:tcPr>
-          <w:p>
-            <w:pPr>
-              <w:widowControl/>
-              <w:jc w:val="center"/>
-              <w:rPr>
-                <w:rFonts w:ascii="Times New Roman" w:hAnsi="Times New Roman" w:eastAsia="微软雅黑" w:cs="Times New Roman"/>
-                <w:sz w:val="18"/>
-                <w:szCs w:val="18"/>
-                <w:lang w:eastAsia="zh-CN"/>
-              </w:rPr>
-            </w:pPr>
-            <w:r>
-              <w:rPr>
-                <w:rFonts w:hint="eastAsia" w:ascii="Times New Roman" w:hAnsi="Times New Roman" w:eastAsia="微软雅黑" w:cs="Times New Roman"/>
-                <w:sz w:val="18"/>
-                <w:szCs w:val="18"/>
-                <w:lang w:eastAsia="zh-CN"/>
-              </w:rPr>
-              <w:t>MSI</w:t>
             </w:r>
           </w:p>
         </w:tc>
@@ -34813,7 +34639,7 @@
                 <w:szCs w:val="18"/>
                 <w:lang w:eastAsia="zh-CN"/>
               </w:rPr>
-              <w:t>NSMP</w:t>
+              <w:t>MMRd</w:t>
             </w:r>
           </w:p>
         </w:tc>
@@ -34847,7 +34673,7 @@
                 <w:szCs w:val="18"/>
                 <w:lang w:eastAsia="zh-CN"/>
               </w:rPr>
-              <w:t>NSMP</w:t>
+              <w:t>MMRd</w:t>
             </w:r>
           </w:p>
         </w:tc>
@@ -34881,7 +34707,7 @@
                 <w:szCs w:val="18"/>
                 <w:lang w:eastAsia="zh-CN"/>
               </w:rPr>
-              <w:t>Copy-number low</w:t>
+              <w:t>MSI-H</w:t>
             </w:r>
           </w:p>
         </w:tc>
@@ -34915,7 +34741,7 @@
                 <w:szCs w:val="18"/>
                 <w:lang w:eastAsia="zh-CN"/>
               </w:rPr>
-              <w:t>Copy-number low (endometrioid)</w:t>
+              <w:t>MSI (hypermutated)</w:t>
             </w:r>
           </w:p>
         </w:tc>
@@ -34949,7 +34775,7 @@
                 <w:szCs w:val="18"/>
                 <w:lang w:eastAsia="zh-CN"/>
               </w:rPr>
-              <w:t>p53 wt</w:t>
+              <w:t>MMR-D</w:t>
             </w:r>
           </w:p>
         </w:tc>
@@ -34978,12 +34804,12 @@
             </w:pPr>
             <w:r>
               <w:rPr>
-                <w:rFonts w:ascii="Times New Roman" w:hAnsi="Times New Roman" w:eastAsia="微软雅黑" w:cs="Times New Roman"/>
-                <w:sz w:val="18"/>
-                <w:szCs w:val="18"/>
-                <w:lang w:eastAsia="zh-CN"/>
-              </w:rPr>
-              <w:t>NSMP</w:t>
+                <w:rFonts w:hint="eastAsia" w:ascii="Times New Roman" w:hAnsi="Times New Roman" w:eastAsia="微软雅黑" w:cs="Times New Roman"/>
+                <w:sz w:val="18"/>
+                <w:szCs w:val="18"/>
+                <w:lang w:eastAsia="zh-CN"/>
+              </w:rPr>
+              <w:t>MSI</w:t>
             </w:r>
           </w:p>
         </w:tc>
@@ -34998,7 +34824,237 @@
             <w:insideH w:val="single" w:color="auto" w:sz="4" w:space="0"/>
             <w:insideV w:val="single" w:color="auto" w:sz="4" w:space="0"/>
           </w:tblBorders>
-          <w:shd w:val="clear" w:color="auto" w:fill="auto"/>
+          <w:tblCellMar>
+            <w:top w:w="0" w:type="dxa"/>
+            <w:left w:w="108" w:type="dxa"/>
+            <w:bottom w:w="0" w:type="dxa"/>
+            <w:right w:w="108" w:type="dxa"/>
+          </w:tblCellMar>
+        </w:tblPrEx>
+        <w:trPr>
+          <w:trHeight w:val="510" w:hRule="atLeast"/>
+        </w:trPr>
+        <w:tc>
+          <w:tcPr>
+            <w:tcW w:w="1662" w:type="dxa"/>
+            <w:tcBorders>
+              <w:top w:val="dashed" w:color="244061" w:sz="4" w:space="0"/>
+              <w:left w:val="nil"/>
+              <w:bottom w:val="dashed" w:color="244061" w:sz="4" w:space="0"/>
+              <w:right w:val="dashed" w:color="244061" w:sz="4" w:space="0"/>
+            </w:tcBorders>
+            <w:shd w:val="clear" w:color="auto" w:fill="auto"/>
+            <w:vAlign w:val="center"/>
+          </w:tcPr>
+          <w:p>
+            <w:pPr>
+              <w:widowControl/>
+              <w:jc w:val="center"/>
+              <w:rPr>
+                <w:rFonts w:ascii="Times New Roman" w:hAnsi="Times New Roman" w:eastAsia="微软雅黑" w:cs="Times New Roman"/>
+                <w:sz w:val="18"/>
+                <w:szCs w:val="18"/>
+                <w:lang w:eastAsia="zh-CN"/>
+              </w:rPr>
+            </w:pPr>
+            <w:r>
+              <w:rPr>
+                <w:rFonts w:ascii="Times New Roman" w:hAnsi="Times New Roman" w:eastAsia="微软雅黑" w:cs="Times New Roman"/>
+                <w:sz w:val="18"/>
+                <w:szCs w:val="18"/>
+                <w:lang w:eastAsia="zh-CN"/>
+              </w:rPr>
+              <w:t>NSMP</w:t>
+            </w:r>
+          </w:p>
+        </w:tc>
+        <w:tc>
+          <w:tcPr>
+            <w:tcW w:w="1662" w:type="dxa"/>
+            <w:tcBorders>
+              <w:top w:val="dashed" w:color="244061" w:sz="4" w:space="0"/>
+              <w:left w:val="dashed" w:color="244061" w:sz="4" w:space="0"/>
+              <w:bottom w:val="dashed" w:color="244061" w:sz="4" w:space="0"/>
+              <w:right w:val="dashed" w:color="244061" w:sz="4" w:space="0"/>
+            </w:tcBorders>
+            <w:shd w:val="clear" w:color="auto" w:fill="auto"/>
+            <w:vAlign w:val="center"/>
+          </w:tcPr>
+          <w:p>
+            <w:pPr>
+              <w:widowControl/>
+              <w:jc w:val="center"/>
+              <w:rPr>
+                <w:rFonts w:ascii="Times New Roman" w:hAnsi="Times New Roman" w:eastAsia="微软雅黑" w:cs="Times New Roman"/>
+                <w:sz w:val="18"/>
+                <w:szCs w:val="18"/>
+                <w:lang w:eastAsia="zh-CN"/>
+              </w:rPr>
+            </w:pPr>
+            <w:r>
+              <w:rPr>
+                <w:rFonts w:ascii="Times New Roman" w:hAnsi="Times New Roman" w:eastAsia="微软雅黑" w:cs="Times New Roman"/>
+                <w:sz w:val="18"/>
+                <w:szCs w:val="18"/>
+                <w:lang w:eastAsia="zh-CN"/>
+              </w:rPr>
+              <w:t>NSMP</w:t>
+            </w:r>
+          </w:p>
+        </w:tc>
+        <w:tc>
+          <w:tcPr>
+            <w:tcW w:w="1662" w:type="dxa"/>
+            <w:tcBorders>
+              <w:top w:val="dashed" w:color="244061" w:sz="4" w:space="0"/>
+              <w:left w:val="dashed" w:color="244061" w:sz="4" w:space="0"/>
+              <w:bottom w:val="dashed" w:color="244061" w:sz="4" w:space="0"/>
+              <w:right w:val="dashed" w:color="244061" w:sz="4" w:space="0"/>
+            </w:tcBorders>
+            <w:shd w:val="clear" w:color="auto" w:fill="auto"/>
+            <w:vAlign w:val="center"/>
+          </w:tcPr>
+          <w:p>
+            <w:pPr>
+              <w:widowControl/>
+              <w:jc w:val="center"/>
+              <w:rPr>
+                <w:rFonts w:ascii="Times New Roman" w:hAnsi="Times New Roman" w:eastAsia="微软雅黑" w:cs="Times New Roman"/>
+                <w:sz w:val="18"/>
+                <w:szCs w:val="18"/>
+                <w:lang w:eastAsia="zh-CN"/>
+              </w:rPr>
+            </w:pPr>
+            <w:r>
+              <w:rPr>
+                <w:rFonts w:ascii="Times New Roman" w:hAnsi="Times New Roman" w:eastAsia="微软雅黑" w:cs="Times New Roman"/>
+                <w:sz w:val="18"/>
+                <w:szCs w:val="18"/>
+                <w:lang w:eastAsia="zh-CN"/>
+              </w:rPr>
+              <w:t>Copy-number low</w:t>
+            </w:r>
+          </w:p>
+        </w:tc>
+        <w:tc>
+          <w:tcPr>
+            <w:tcW w:w="1662" w:type="dxa"/>
+            <w:tcBorders>
+              <w:top w:val="dashed" w:color="244061" w:sz="4" w:space="0"/>
+              <w:left w:val="dashed" w:color="244061" w:sz="4" w:space="0"/>
+              <w:bottom w:val="dashed" w:color="244061" w:sz="4" w:space="0"/>
+              <w:right w:val="dashed" w:color="244061" w:sz="4" w:space="0"/>
+            </w:tcBorders>
+            <w:shd w:val="clear" w:color="auto" w:fill="auto"/>
+            <w:vAlign w:val="center"/>
+          </w:tcPr>
+          <w:p>
+            <w:pPr>
+              <w:widowControl/>
+              <w:jc w:val="center"/>
+              <w:rPr>
+                <w:rFonts w:ascii="Times New Roman" w:hAnsi="Times New Roman" w:eastAsia="微软雅黑" w:cs="Times New Roman"/>
+                <w:sz w:val="18"/>
+                <w:szCs w:val="18"/>
+                <w:lang w:eastAsia="zh-CN"/>
+              </w:rPr>
+            </w:pPr>
+            <w:r>
+              <w:rPr>
+                <w:rFonts w:ascii="Times New Roman" w:hAnsi="Times New Roman" w:eastAsia="微软雅黑" w:cs="Times New Roman"/>
+                <w:sz w:val="18"/>
+                <w:szCs w:val="18"/>
+                <w:lang w:eastAsia="zh-CN"/>
+              </w:rPr>
+              <w:t>Copy-number low (endometrioid)</w:t>
+            </w:r>
+          </w:p>
+        </w:tc>
+        <w:tc>
+          <w:tcPr>
+            <w:tcW w:w="1662" w:type="dxa"/>
+            <w:tcBorders>
+              <w:top w:val="dashed" w:color="244061" w:sz="4" w:space="0"/>
+              <w:left w:val="dashed" w:color="244061" w:sz="4" w:space="0"/>
+              <w:bottom w:val="dashed" w:color="244061" w:sz="4" w:space="0"/>
+              <w:right w:val="dashed" w:color="244061" w:sz="4" w:space="0"/>
+            </w:tcBorders>
+            <w:shd w:val="clear" w:color="auto" w:fill="auto"/>
+            <w:vAlign w:val="center"/>
+          </w:tcPr>
+          <w:p>
+            <w:pPr>
+              <w:widowControl/>
+              <w:jc w:val="center"/>
+              <w:rPr>
+                <w:rFonts w:ascii="Times New Roman" w:hAnsi="Times New Roman" w:eastAsia="微软雅黑" w:cs="Times New Roman"/>
+                <w:sz w:val="18"/>
+                <w:szCs w:val="18"/>
+                <w:lang w:eastAsia="zh-CN"/>
+              </w:rPr>
+            </w:pPr>
+            <w:r>
+              <w:rPr>
+                <w:rFonts w:ascii="Times New Roman" w:hAnsi="Times New Roman" w:eastAsia="微软雅黑" w:cs="Times New Roman"/>
+                <w:sz w:val="18"/>
+                <w:szCs w:val="18"/>
+                <w:lang w:eastAsia="zh-CN"/>
+              </w:rPr>
+              <w:t>p53 wt</w:t>
+            </w:r>
+          </w:p>
+        </w:tc>
+        <w:tc>
+          <w:tcPr>
+            <w:tcW w:w="1664" w:type="dxa"/>
+            <w:tcBorders>
+              <w:top w:val="dashed" w:color="244061" w:sz="4" w:space="0"/>
+              <w:left w:val="dashed" w:color="244061" w:sz="4" w:space="0"/>
+              <w:bottom w:val="dashed" w:color="244061" w:sz="4" w:space="0"/>
+              <w:right w:val="nil"/>
+            </w:tcBorders>
+            <w:shd w:val="clear" w:color="auto" w:fill="auto"/>
+            <w:vAlign w:val="center"/>
+          </w:tcPr>
+          <w:p>
+            <w:pPr>
+              <w:widowControl/>
+              <w:jc w:val="center"/>
+              <w:rPr>
+                <w:rFonts w:ascii="Times New Roman" w:hAnsi="Times New Roman" w:eastAsia="微软雅黑" w:cs="Times New Roman"/>
+                <w:sz w:val="18"/>
+                <w:szCs w:val="18"/>
+                <w:lang w:eastAsia="zh-CN"/>
+              </w:rPr>
+            </w:pPr>
+            <w:r>
+              <w:rPr>
+                <w:rFonts w:ascii="Times New Roman" w:hAnsi="Times New Roman" w:eastAsia="微软雅黑" w:cs="Times New Roman"/>
+                <w:sz w:val="18"/>
+                <w:szCs w:val="18"/>
+                <w:lang w:eastAsia="zh-CN"/>
+              </w:rPr>
+              <w:t>NSMP</w:t>
+            </w:r>
+          </w:p>
+        </w:tc>
+      </w:tr>
+      <w:tr>
+        <w:tblPrEx>
+          <w:tblBorders>
+            <w:top w:val="single" w:color="auto" w:sz="4" w:space="0"/>
+            <w:left w:val="single" w:color="auto" w:sz="4" w:space="0"/>
+            <w:bottom w:val="single" w:color="auto" w:sz="4" w:space="0"/>
+            <w:right w:val="single" w:color="auto" w:sz="4" w:space="0"/>
+            <w:insideH w:val="single" w:color="auto" w:sz="4" w:space="0"/>
+            <w:insideV w:val="single" w:color="auto" w:sz="4" w:space="0"/>
+          </w:tblBorders>
+          <w:tblCellMar>
+            <w:top w:w="0" w:type="dxa"/>
+            <w:left w:w="108" w:type="dxa"/>
+            <w:bottom w:w="0" w:type="dxa"/>
+            <w:right w:w="108" w:type="dxa"/>
+          </w:tblCellMar>
         </w:tblPrEx>
         <w:trPr>
           <w:trHeight w:val="510" w:hRule="atLeast"/>
@@ -35362,8 +35418,8 @@
           <w:lang w:val="en-US" w:eastAsia="zh-CN"/>
         </w:rPr>
       </w:pPr>
-      <w:bookmarkStart w:id="93" w:name="_Toc4976"/>
-      <w:bookmarkStart w:id="94" w:name="_Toc10807"/>
+      <w:bookmarkStart w:id="93" w:name="_Toc10807"/>
+      <w:bookmarkStart w:id="94" w:name="_Toc4976"/>
       <w:r>
         <w:rPr>
           <w:rFonts w:hint="eastAsia" w:ascii="微软雅黑" w:hAnsi="微软雅黑" w:eastAsia="微软雅黑" w:cs="微软雅黑"/>

--- a/WebContent/docx/子宫内膜癌检测报告-三峡.docx
+++ b/WebContent/docx/子宫内膜癌检测报告-三峡.docx
@@ -2218,7 +2218,7 @@
                   </w14:solidFill>
                 </w14:textFill>
               </w:rPr>
-              <w:t>本报告分析基因变异与TCGA分子分型、微卫星不稳定性（MSI）、靶向药物和遗传风险相关性，给出靶向药物（FDA/NMPA批准药物、临床试验药物等）的用药提示信息，从而为临床制定治疗方案提供参考信息。</w:t>
+              <w:t>本报告分析基因变异与分子分型、微卫星不稳定性（MSI）、靶向药物和遗传风险相关性，给出靶向药物（FDA/NMPA批准药物、临床试验药物等）的用药提示信息，从而为临床制定治疗方案提供参考信息。</w:t>
             </w:r>
           </w:p>
         </w:tc>
@@ -2491,7 +2491,7 @@
                 <w:sz w:val="21"/>
                 <w:szCs w:val="21"/>
               </w:rPr>
-              <w:t>TCGA分子分型</w:t>
+              <w:t>分子分型</w:t>
             </w:r>
           </w:p>
         </w:tc>
@@ -3722,11 +3722,11 @@
         </w:rPr>
       </w:pPr>
       <w:bookmarkStart w:id="4" w:name="_Toc22132"/>
-      <w:bookmarkStart w:id="5" w:name="_Toc2781"/>
+      <w:bookmarkStart w:id="5" w:name="_Toc19898_WPSOffice_Level1"/>
       <w:bookmarkStart w:id="6" w:name="_Toc20136_WPSOffice_Level1"/>
       <w:bookmarkStart w:id="7" w:name="_Toc499"/>
       <w:bookmarkStart w:id="8" w:name="_Toc2819"/>
-      <w:bookmarkStart w:id="9" w:name="_Toc19898_WPSOffice_Level1"/>
+      <w:bookmarkStart w:id="9" w:name="_Toc2781"/>
       <w:r>
         <w:rPr>
           <w:rFonts w:hint="eastAsia" w:ascii="Times New Roman" w:hAnsi="Times New Roman" w:eastAsia="微软雅黑" w:cs="黑体"/>
@@ -3762,22 +3762,22 @@
           <w:lang w:val="en-US" w:eastAsia="zh-CN"/>
         </w:rPr>
       </w:pPr>
-      <w:bookmarkStart w:id="10" w:name="_Toc106294397"/>
-      <w:bookmarkStart w:id="11" w:name="_Toc19163"/>
-      <w:bookmarkStart w:id="12" w:name="_Toc106294402"/>
-      <w:bookmarkStart w:id="13" w:name="_Toc527112386"/>
-      <w:bookmarkStart w:id="14" w:name="_Toc526855038"/>
-      <w:bookmarkStart w:id="15" w:name="_Toc534637499"/>
+      <w:bookmarkStart w:id="10" w:name="_Toc19163"/>
+      <w:bookmarkStart w:id="11" w:name="_Toc106294397"/>
+      <w:bookmarkStart w:id="12" w:name="_Toc21309"/>
+      <w:bookmarkStart w:id="13" w:name="_Toc526855038"/>
+      <w:bookmarkStart w:id="14" w:name="_Toc534637499"/>
+      <w:bookmarkStart w:id="15" w:name="_Toc106294402"/>
       <w:bookmarkStart w:id="16" w:name="_Toc29106"/>
       <w:bookmarkStart w:id="17" w:name="_Toc32687"/>
-      <w:bookmarkStart w:id="18" w:name="_Toc21309"/>
+      <w:bookmarkStart w:id="18" w:name="_Toc527112386"/>
       <w:r>
         <w:rPr>
           <w:rFonts w:hint="eastAsia" w:ascii="微软雅黑" w:hAnsi="微软雅黑" w:eastAsia="微软雅黑" w:cs="微软雅黑"/>
           <w:color w:val="254061" w:themeColor="accent1" w:themeShade="80"/>
           <w:lang w:val="en-US" w:eastAsia="zh-CN"/>
         </w:rPr>
-        <w:t>1 TCGA分子分型检测结果</w:t>
+        <w:t>1 子宫内膜癌分子分型检测结果</w:t>
       </w:r>
       <w:bookmarkEnd w:id="10"/>
       <w:bookmarkEnd w:id="11"/>
@@ -3959,7 +3959,7 @@
                 <w:sz w:val="21"/>
                 <w:lang w:eastAsia="zh-CN"/>
               </w:rPr>
-              <w:t>TCGA分子分型</w:t>
+              <w:t>分子分型</w:t>
             </w:r>
           </w:p>
         </w:tc>
@@ -4001,23 +4001,7 @@
                 <w:sz w:val="21"/>
                 <w:lang w:eastAsia="zh-CN"/>
               </w:rPr>
-              <w:t>{{ summaryOfRresults.</w:t>
-            </w:r>
-            <w:r>
-              <w:rPr>
-                <w:rFonts w:ascii="Times New Roman" w:hAnsi="Times New Roman" w:eastAsia="微软雅黑" w:cs="黑体"/>
-                <w:sz w:val="21"/>
-                <w:lang w:eastAsia="zh-CN"/>
-              </w:rPr>
-              <w:t>tcga</w:t>
-            </w:r>
-            <w:r>
-              <w:rPr>
-                <w:rFonts w:hint="eastAsia" w:ascii="Times New Roman" w:hAnsi="Times New Roman" w:eastAsia="微软雅黑" w:cs="黑体"/>
-                <w:sz w:val="21"/>
-                <w:lang w:eastAsia="zh-CN"/>
-              </w:rPr>
-              <w:t xml:space="preserve"> }}</w:t>
+              <w:t>{{ summaryOfRresults.tcga }}</w:t>
             </w:r>
           </w:p>
         </w:tc>
@@ -4027,6 +4011,8 @@
       <w:pPr>
         <w:rPr>
           <w:rFonts w:ascii="Times New Roman" w:hAnsi="Times New Roman" w:eastAsia="微软雅黑" w:cs="Times New Roman"/>
+          <w:sz w:val="18"/>
+          <w:szCs w:val="18"/>
           <w:lang w:eastAsia="zh-CN"/>
         </w:rPr>
       </w:pPr>
@@ -4040,36 +4026,50 @@
     <w:bookmarkEnd w:id="18"/>
     <w:p>
       <w:pPr>
-        <w:spacing w:before="47"/>
-        <w:rPr>
-          <w:rFonts w:ascii="Times New Roman" w:hAnsi="Times New Roman" w:eastAsia="微软雅黑" w:cs="Times New Roman"/>
+        <w:keepNext w:val="0"/>
+        <w:keepLines w:val="0"/>
+        <w:pageBreakBefore w:val="0"/>
+        <w:widowControl/>
+        <w:kinsoku/>
+        <w:wordWrap/>
+        <w:overflowPunct/>
+        <w:topLinePunct w:val="0"/>
+        <w:autoSpaceDE/>
+        <w:autoSpaceDN/>
+        <w:bidi w:val="0"/>
+        <w:adjustRightInd/>
+        <w:snapToGrid/>
+        <w:jc w:val="both"/>
+        <w:textAlignment w:val="auto"/>
+        <w:rPr>
+          <w:rFonts w:hint="eastAsia" w:ascii="微软雅黑" w:hAnsi="微软雅黑" w:eastAsia="微软雅黑" w:cs="微软雅黑"/>
           <w:sz w:val="18"/>
           <w:szCs w:val="18"/>
-          <w:highlight w:val="yellow"/>
+          <w:highlight w:val="none"/>
           <w:lang w:eastAsia="zh-CN"/>
         </w:rPr>
       </w:pPr>
-      <w:bookmarkStart w:id="19" w:name="_Toc18399"/>
-      <w:bookmarkStart w:id="20" w:name="_Toc11347"/>
-      <w:bookmarkStart w:id="21" w:name="_Toc106294398"/>
-      <w:r>
-        <w:rPr>
-          <w:rFonts w:hint="eastAsia" w:ascii="Times New Roman" w:hAnsi="Times New Roman" w:eastAsia="微软雅黑" w:cs="Times New Roman"/>
-          <w:b/>
-          <w:bCs/>
-          <w:sz w:val="18"/>
-          <w:szCs w:val="18"/>
-          <w:lang w:eastAsia="zh-CN"/>
-        </w:rPr>
-        <w:t>注：</w:t>
-      </w:r>
+      <w:bookmarkStart w:id="19" w:name="_Toc11347"/>
+      <w:bookmarkStart w:id="20" w:name="_Toc106294398"/>
+      <w:bookmarkStart w:id="21" w:name="_Toc18399"/>
     </w:p>
     <w:p>
       <w:pPr>
-        <w:numPr>
-          <w:ilvl w:val="0"/>
-          <w:numId w:val="4"/>
-        </w:numPr>
+        <w:keepNext w:val="0"/>
+        <w:keepLines w:val="0"/>
+        <w:pageBreakBefore w:val="0"/>
+        <w:widowControl/>
+        <w:kinsoku/>
+        <w:wordWrap/>
+        <w:overflowPunct/>
+        <w:topLinePunct w:val="0"/>
+        <w:autoSpaceDE/>
+        <w:autoSpaceDN/>
+        <w:bidi w:val="0"/>
+        <w:adjustRightInd/>
+        <w:snapToGrid/>
+        <w:jc w:val="center"/>
+        <w:textAlignment w:val="auto"/>
         <w:rPr>
           <w:rFonts w:ascii="Times New Roman" w:hAnsi="Times New Roman" w:eastAsia="微软雅黑" w:cs="Times New Roman"/>
           <w:sz w:val="18"/>
@@ -4078,192 +4078,15 @@
       </w:pPr>
       <w:r>
         <w:rPr>
-          <w:rFonts w:ascii="Times New Roman" w:hAnsi="Times New Roman" w:eastAsia="微软雅黑" w:cs="Times New Roman"/>
-          <w:sz w:val="18"/>
-          <w:lang w:eastAsia="zh-CN"/>
-        </w:rPr>
-        <w:t>2013年，癌症基因组图谱</w:t>
-      </w:r>
-      <w:r>
-        <w:rPr>
-          <w:rFonts w:hint="eastAsia" w:ascii="Times New Roman" w:hAnsi="Times New Roman" w:eastAsia="微软雅黑" w:cs="Times New Roman"/>
-          <w:sz w:val="18"/>
-          <w:lang w:eastAsia="zh-CN"/>
-        </w:rPr>
-        <w:t>（</w:t>
-      </w:r>
-      <w:r>
-        <w:rPr>
-          <w:rFonts w:ascii="Times New Roman" w:hAnsi="Times New Roman" w:eastAsia="微软雅黑" w:cs="Times New Roman"/>
-          <w:sz w:val="18"/>
-          <w:lang w:eastAsia="zh-CN"/>
-        </w:rPr>
-        <w:t>The</w:t>
-      </w:r>
-      <w:r>
-        <w:rPr>
-          <w:rFonts w:hint="eastAsia" w:ascii="Times New Roman" w:hAnsi="Times New Roman" w:eastAsia="微软雅黑" w:cs="Times New Roman"/>
-          <w:sz w:val="18"/>
-          <w:lang w:eastAsia="zh-CN"/>
-        </w:rPr>
-        <w:t xml:space="preserve"> </w:t>
-      </w:r>
-      <w:r>
-        <w:rPr>
-          <w:rFonts w:ascii="Times New Roman" w:hAnsi="Times New Roman" w:eastAsia="微软雅黑" w:cs="Times New Roman"/>
-          <w:sz w:val="18"/>
-          <w:lang w:eastAsia="zh-CN"/>
-        </w:rPr>
-        <w:t>Cancer</w:t>
-      </w:r>
-      <w:r>
-        <w:rPr>
-          <w:rFonts w:hint="eastAsia" w:ascii="Times New Roman" w:hAnsi="Times New Roman" w:eastAsia="微软雅黑" w:cs="Times New Roman"/>
-          <w:sz w:val="18"/>
-          <w:lang w:eastAsia="zh-CN"/>
-        </w:rPr>
-        <w:t xml:space="preserve"> </w:t>
-      </w:r>
-      <w:r>
-        <w:rPr>
-          <w:rFonts w:ascii="Times New Roman" w:hAnsi="Times New Roman" w:eastAsia="微软雅黑" w:cs="Times New Roman"/>
-          <w:sz w:val="18"/>
-          <w:lang w:eastAsia="zh-CN"/>
-        </w:rPr>
-        <w:t>Geenome</w:t>
-      </w:r>
-      <w:r>
-        <w:rPr>
-          <w:rFonts w:hint="eastAsia" w:ascii="Times New Roman" w:hAnsi="Times New Roman" w:eastAsia="微软雅黑" w:cs="Times New Roman"/>
-          <w:sz w:val="18"/>
-          <w:lang w:eastAsia="zh-CN"/>
-        </w:rPr>
-        <w:t xml:space="preserve"> </w:t>
-      </w:r>
-      <w:r>
-        <w:rPr>
-          <w:rFonts w:ascii="Times New Roman" w:hAnsi="Times New Roman" w:eastAsia="微软雅黑" w:cs="Times New Roman"/>
-          <w:sz w:val="18"/>
-          <w:lang w:eastAsia="zh-CN"/>
-        </w:rPr>
-        <w:t>Atlas</w:t>
-      </w:r>
-      <w:r>
-        <w:rPr>
-          <w:rFonts w:hint="eastAsia" w:ascii="Times New Roman" w:hAnsi="Times New Roman" w:eastAsia="微软雅黑" w:cs="Times New Roman"/>
-          <w:sz w:val="18"/>
-          <w:lang w:eastAsia="zh-CN"/>
-        </w:rPr>
-        <w:t>，</w:t>
-      </w:r>
-      <w:r>
-        <w:rPr>
-          <w:rFonts w:ascii="Times New Roman" w:hAnsi="Times New Roman" w:eastAsia="微软雅黑" w:cs="Times New Roman"/>
-          <w:sz w:val="18"/>
-          <w:lang w:eastAsia="zh-CN"/>
-        </w:rPr>
-        <w:t>TCGA</w:t>
-      </w:r>
-      <w:r>
-        <w:rPr>
-          <w:rFonts w:hint="eastAsia" w:ascii="Times New Roman" w:hAnsi="Times New Roman" w:eastAsia="微软雅黑" w:cs="Times New Roman"/>
-          <w:sz w:val="18"/>
-          <w:lang w:eastAsia="zh-CN"/>
-        </w:rPr>
-        <w:t>）</w:t>
-      </w:r>
-      <w:r>
-        <w:rPr>
-          <w:rFonts w:ascii="Times New Roman" w:hAnsi="Times New Roman" w:eastAsia="微软雅黑" w:cs="Times New Roman"/>
-          <w:sz w:val="18"/>
-          <w:lang w:eastAsia="zh-CN"/>
-        </w:rPr>
-        <w:t>多组学研究全面揭示了子宫内膜癌的分子遗传图谱，提出新的分子分型策略，依据多组学特征和预后的关联性分为4个亚型：POLE突变型、微卫星不稳定型（MSI-H</w:t>
-      </w:r>
-      <w:r>
-        <w:rPr>
-          <w:rFonts w:hint="eastAsia" w:ascii="Times New Roman" w:hAnsi="Times New Roman" w:eastAsia="微软雅黑" w:cs="Times New Roman"/>
-          <w:sz w:val="18"/>
-          <w:lang w:eastAsia="zh-CN"/>
-        </w:rPr>
-        <w:t>）</w:t>
-      </w:r>
-      <w:r>
-        <w:rPr>
-          <w:rFonts w:ascii="Times New Roman" w:hAnsi="Times New Roman" w:eastAsia="微软雅黑" w:cs="Times New Roman"/>
-          <w:sz w:val="18"/>
-          <w:lang w:eastAsia="zh-CN"/>
-        </w:rPr>
-        <w:t>、高拷贝型</w:t>
-      </w:r>
-      <w:r>
-        <w:rPr>
-          <w:rFonts w:hint="eastAsia" w:ascii="Times New Roman" w:hAnsi="Times New Roman" w:eastAsia="微软雅黑" w:cs="Times New Roman"/>
-          <w:sz w:val="18"/>
-          <w:lang w:eastAsia="zh-CN"/>
-        </w:rPr>
-        <w:t>（CN-H）</w:t>
-      </w:r>
-      <w:r>
-        <w:rPr>
-          <w:rFonts w:ascii="Times New Roman" w:hAnsi="Times New Roman" w:eastAsia="微软雅黑" w:cs="Times New Roman"/>
-          <w:sz w:val="18"/>
-          <w:lang w:eastAsia="zh-CN"/>
-        </w:rPr>
-        <w:t>和低拷贝型</w:t>
-      </w:r>
-      <w:r>
-        <w:rPr>
-          <w:rFonts w:hint="eastAsia" w:ascii="Times New Roman" w:hAnsi="Times New Roman" w:eastAsia="微软雅黑" w:cs="Times New Roman"/>
-          <w:sz w:val="18"/>
-          <w:lang w:eastAsia="zh-CN"/>
-        </w:rPr>
-        <w:t>（CN-L）</w:t>
-      </w:r>
-      <w:r>
-        <w:rPr>
-          <w:rFonts w:ascii="Times New Roman" w:hAnsi="Times New Roman" w:eastAsia="微软雅黑" w:cs="Times New Roman"/>
-          <w:sz w:val="18"/>
-          <w:lang w:eastAsia="zh-CN"/>
-        </w:rPr>
-        <w:t>，用于</w:t>
-      </w:r>
-      <w:r>
-        <w:rPr>
-          <w:rFonts w:hint="eastAsia" w:ascii="Times New Roman" w:hAnsi="Times New Roman" w:eastAsia="微软雅黑" w:cs="Times New Roman"/>
-          <w:sz w:val="18"/>
-          <w:lang w:eastAsia="zh-CN"/>
-        </w:rPr>
-        <w:t>子宫内膜癌</w:t>
-      </w:r>
-      <w:r>
-        <w:rPr>
-          <w:rFonts w:ascii="Times New Roman" w:hAnsi="Times New Roman" w:eastAsia="微软雅黑" w:cs="Times New Roman"/>
-          <w:sz w:val="18"/>
-          <w:lang w:eastAsia="zh-CN"/>
-        </w:rPr>
-        <w:t>患者预后和复发风险评估。当前，该分子分型策略已被纳入NCCN、ESGO等多个指南中，分型规则如下：</w:t>
-      </w:r>
-    </w:p>
-    <w:p>
-      <w:pPr>
-        <w:widowControl/>
-        <w:jc w:val="center"/>
-        <w:rPr>
-          <w:rFonts w:ascii="Times New Roman" w:hAnsi="Times New Roman" w:eastAsia="微软雅黑" w:cs="Times New Roman"/>
-          <w:lang w:eastAsia="zh-CN"/>
-        </w:rPr>
-      </w:pPr>
-      <w:r>
-        <w:rPr>
-          <w:rFonts w:ascii="Times New Roman" w:hAnsi="Times New Roman" w:eastAsia="微软雅黑" w:cs="Times New Roman"/>
-          <w:lang w:eastAsia="zh-CN"/>
+          <w:rFonts w:ascii="宋体" w:hAnsi="宋体" w:eastAsia="宋体" w:cs="宋体"/>
+          <w:sz w:val="24"/>
+          <w:szCs w:val="24"/>
         </w:rPr>
         <w:drawing>
           <wp:inline distT="0" distB="0" distL="114300" distR="114300">
-            <wp:extent cx="5582285" cy="2188845"/>
-            <wp:effectExtent l="0" t="0" r="10795" b="5715"/>
-            <wp:docPr id="2" name="图片 2" descr="图片1"/>
+            <wp:extent cx="5809615" cy="2339975"/>
+            <wp:effectExtent l="0" t="0" r="12065" b="6985"/>
+            <wp:docPr id="8" name="图片 1" descr="IMG_256"/>
             <wp:cNvGraphicFramePr>
               <a:graphicFrameLocks xmlns:a="http://schemas.openxmlformats.org/drawingml/2006/main" noChangeAspect="1"/>
             </wp:cNvGraphicFramePr>
@@ -4271,13 +4094,14 @@
               <a:graphicData uri="http://schemas.openxmlformats.org/drawingml/2006/picture">
                 <pic:pic xmlns:pic="http://schemas.openxmlformats.org/drawingml/2006/picture">
                   <pic:nvPicPr>
-                    <pic:cNvPr id="2" name="图片 2" descr="图片1"/>
+                    <pic:cNvPr id="8" name="图片 1" descr="IMG_256"/>
                     <pic:cNvPicPr>
                       <a:picLocks noChangeAspect="1"/>
                     </pic:cNvPicPr>
                   </pic:nvPicPr>
                   <pic:blipFill>
                     <a:blip r:embed="rId9"/>
+                    <a:srcRect t="10301" r="4169" b="8532"/>
                     <a:stretch>
                       <a:fillRect/>
                     </a:stretch>
@@ -4285,11 +4109,15 @@
                   <pic:spPr>
                     <a:xfrm>
                       <a:off x="0" y="0"/>
-                      <a:ext cx="5582285" cy="2188845"/>
+                      <a:ext cx="5809615" cy="2339975"/>
                     </a:xfrm>
                     <a:prstGeom prst="rect">
                       <a:avLst/>
                     </a:prstGeom>
+                    <a:noFill/>
+                    <a:ln w="9525">
+                      <a:noFill/>
+                    </a:ln>
                   </pic:spPr>
                 </pic:pic>
               </a:graphicData>
@@ -4297,218 +4125,15 @@
           </wp:inline>
         </w:drawing>
       </w:r>
-    </w:p>
-    <w:p>
-      <w:pPr>
-        <w:widowControl/>
-        <w:rPr>
-          <w:rFonts w:ascii="Times New Roman" w:hAnsi="Times New Roman" w:eastAsia="微软雅黑" w:cs="Times New Roman"/>
-          <w:lang w:eastAsia="zh-CN"/>
-        </w:rPr>
-      </w:pPr>
-    </w:p>
-    <w:p>
-      <w:pPr>
-        <w:widowControl/>
-        <w:jc w:val="center"/>
-        <w:rPr>
-          <w:rFonts w:ascii="Times New Roman" w:hAnsi="Times New Roman" w:eastAsia="微软雅黑" w:cs="Times New Roman"/>
+      <w:r>
+        <w:rPr>
+          <w:rFonts w:hint="eastAsia" w:ascii="微软雅黑" w:hAnsi="微软雅黑" w:eastAsia="微软雅黑" w:cs="微软雅黑"/>
           <w:sz w:val="20"/>
           <w:szCs w:val="20"/>
+          <w:highlight w:val="none"/>
           <w:lang w:eastAsia="zh-CN"/>
         </w:rPr>
-      </w:pPr>
-      <w:r>
-        <w:rPr>
-          <w:rFonts w:hint="eastAsia" w:ascii="Times New Roman" w:hAnsi="Times New Roman" w:eastAsia="微软雅黑" w:cs="Times New Roman"/>
-          <w:sz w:val="20"/>
-          <w:szCs w:val="20"/>
-          <w:lang w:eastAsia="zh-CN"/>
-        </w:rPr>
-        <w:t>图：子宫内膜癌分子分型规则（参考自</w:t>
-      </w:r>
-      <w:r>
-        <w:rPr>
-          <w:rFonts w:hint="eastAsia" w:ascii="Times New Roman" w:hAnsi="Times New Roman" w:eastAsia="微软雅黑" w:cs="Times New Roman"/>
-          <w:color w:val="000000"/>
-          <w:sz w:val="20"/>
-          <w:szCs w:val="20"/>
-          <w:lang w:eastAsia="zh-CN" w:bidi="ar"/>
-        </w:rPr>
-        <w:t>NCCN《子宫肿瘤临床实践指南》Version2.2022</w:t>
-      </w:r>
-      <w:r>
-        <w:rPr>
-          <w:rFonts w:hint="eastAsia" w:ascii="Times New Roman" w:hAnsi="Times New Roman" w:eastAsia="微软雅黑" w:cs="Times New Roman"/>
-          <w:sz w:val="20"/>
-          <w:szCs w:val="20"/>
-          <w:lang w:eastAsia="zh-CN"/>
-        </w:rPr>
-        <w:t>）</w:t>
-      </w:r>
-    </w:p>
-    <w:p>
-      <w:pPr>
-        <w:rPr>
-          <w:rFonts w:ascii="Times New Roman" w:hAnsi="Times New Roman" w:eastAsia="微软雅黑" w:cs="Times New Roman"/>
-          <w:sz w:val="18"/>
-          <w:lang w:eastAsia="zh-CN"/>
-        </w:rPr>
-      </w:pPr>
-    </w:p>
-    <w:p>
-      <w:pPr>
-        <w:numPr>
-          <w:ilvl w:val="0"/>
-          <w:numId w:val="4"/>
-        </w:numPr>
-        <w:rPr>
-          <w:rFonts w:ascii="Times New Roman" w:hAnsi="Times New Roman" w:eastAsia="微软雅黑" w:cs="Times New Roman"/>
-          <w:sz w:val="18"/>
-          <w:lang w:eastAsia="zh-CN"/>
-        </w:rPr>
-      </w:pPr>
-      <w:r>
-        <w:rPr>
-          <w:rFonts w:ascii="Times New Roman" w:hAnsi="Times New Roman" w:eastAsia="微软雅黑" w:cs="Times New Roman"/>
-          <w:sz w:val="18"/>
-          <w:lang w:eastAsia="zh-CN"/>
-        </w:rPr>
-        <w:t>根据TCGA分子分型可以对患者的预后进行预测，其中POLE突变型患者预后最好，微卫星不稳定型</w:t>
-      </w:r>
-      <w:r>
-        <w:rPr>
-          <w:rFonts w:hint="eastAsia" w:ascii="Times New Roman" w:hAnsi="Times New Roman" w:eastAsia="微软雅黑" w:cs="Times New Roman"/>
-          <w:sz w:val="18"/>
-          <w:lang w:eastAsia="zh-CN"/>
-        </w:rPr>
-        <w:t>和低</w:t>
-      </w:r>
-      <w:r>
-        <w:rPr>
-          <w:rFonts w:ascii="Times New Roman" w:hAnsi="Times New Roman" w:eastAsia="微软雅黑" w:cs="Times New Roman"/>
-          <w:sz w:val="18"/>
-          <w:lang w:eastAsia="zh-CN"/>
-        </w:rPr>
-        <w:t>拷贝数型患者预后中等</w:t>
-      </w:r>
-      <w:r>
-        <w:rPr>
-          <w:rFonts w:hint="eastAsia" w:ascii="Times New Roman" w:hAnsi="Times New Roman" w:eastAsia="微软雅黑" w:cs="Times New Roman"/>
-          <w:sz w:val="18"/>
-          <w:lang w:eastAsia="zh-CN"/>
-        </w:rPr>
-        <w:t>，高</w:t>
-      </w:r>
-      <w:r>
-        <w:rPr>
-          <w:rFonts w:ascii="Times New Roman" w:hAnsi="Times New Roman" w:eastAsia="微软雅黑" w:cs="Times New Roman"/>
-          <w:sz w:val="18"/>
-          <w:lang w:eastAsia="zh-CN"/>
-        </w:rPr>
-        <w:t>拷贝数型患者</w:t>
-      </w:r>
-      <w:r>
-        <w:rPr>
-          <w:rFonts w:hint="eastAsia" w:ascii="Times New Roman" w:hAnsi="Times New Roman" w:eastAsia="微软雅黑" w:cs="Times New Roman"/>
-          <w:sz w:val="18"/>
-          <w:lang w:eastAsia="zh-CN"/>
-        </w:rPr>
-        <w:t>预后最差。</w:t>
-      </w:r>
-    </w:p>
-    <w:p>
-      <w:pPr>
-        <w:numPr>
-          <w:ilvl w:val="0"/>
-          <w:numId w:val="4"/>
-        </w:numPr>
-        <w:rPr>
-          <w:rFonts w:ascii="Times New Roman" w:hAnsi="Times New Roman" w:eastAsia="微软雅黑" w:cs="Times New Roman"/>
-          <w:sz w:val="18"/>
-          <w:lang w:eastAsia="zh-CN"/>
-        </w:rPr>
-      </w:pPr>
-      <w:r>
-        <w:rPr>
-          <w:rFonts w:ascii="Times New Roman" w:hAnsi="Times New Roman" w:eastAsia="微软雅黑" w:cs="Times New Roman"/>
-          <w:sz w:val="18"/>
-          <w:lang w:eastAsia="zh-CN"/>
-        </w:rPr>
-        <w:t>目前针对TCGA分子分型指导子宫内膜癌辅助治疗的临床应用</w:t>
-      </w:r>
-      <w:r>
-        <w:rPr>
-          <w:rFonts w:hint="eastAsia" w:ascii="Times New Roman" w:hAnsi="Times New Roman" w:eastAsia="微软雅黑" w:cs="Times New Roman"/>
-          <w:sz w:val="18"/>
-          <w:lang w:eastAsia="zh-CN"/>
-        </w:rPr>
-        <w:t>尚</w:t>
-      </w:r>
-      <w:r>
-        <w:rPr>
-          <w:rFonts w:ascii="Times New Roman" w:hAnsi="Times New Roman" w:eastAsia="微软雅黑" w:cs="Times New Roman"/>
-          <w:sz w:val="18"/>
-          <w:lang w:eastAsia="zh-CN"/>
-        </w:rPr>
-        <w:t>缺乏前瞻性研究结果，但欧洲妇科肿瘤学会（ESGO）、欧洲放射治疗和肿瘤学会（ESTRO）、欧洲病理学家协会（ESP）联合制定的</w:t>
-      </w:r>
-      <w:r>
-        <w:rPr>
-          <w:rFonts w:hint="eastAsia" w:ascii="Times New Roman" w:hAnsi="Times New Roman" w:eastAsia="微软雅黑" w:cs="Times New Roman"/>
-          <w:sz w:val="18"/>
-          <w:szCs w:val="18"/>
-          <w:lang w:eastAsia="zh-CN"/>
-        </w:rPr>
-        <w:t>《ESGO/ESTRO/ESP指南：子宫内膜癌患者的管理（2020版）》</w:t>
-      </w:r>
-      <w:r>
-        <w:rPr>
-          <w:rFonts w:ascii="Times New Roman" w:hAnsi="Times New Roman" w:eastAsia="微软雅黑" w:cs="Times New Roman"/>
-          <w:sz w:val="18"/>
-          <w:lang w:eastAsia="zh-CN"/>
-        </w:rPr>
-        <w:t>，推荐将分子分型结果与临床、病理特征进行整合，对患者的复发风险进行分层，用于指导辅助治疗</w:t>
-      </w:r>
-      <w:r>
-        <w:rPr>
-          <w:rFonts w:hint="eastAsia" w:ascii="Times New Roman" w:hAnsi="Times New Roman" w:eastAsia="微软雅黑" w:cs="Times New Roman"/>
-          <w:sz w:val="18"/>
-          <w:lang w:eastAsia="zh-CN"/>
-        </w:rPr>
-        <w:t>。该风险分层和辅助治疗建议进一步被中国抗癌协会妇科肿瘤专业委员会制定的《子宫内膜癌诊断与治疗指南（2021版）》所引用和推荐。</w:t>
-      </w:r>
-      <w:r>
-        <w:rPr>
-          <w:rFonts w:ascii="Times New Roman" w:hAnsi="Times New Roman" w:eastAsia="微软雅黑" w:cs="Times New Roman"/>
-          <w:sz w:val="18"/>
-          <w:lang w:eastAsia="zh-CN"/>
-        </w:rPr>
-        <w:t>复发风险分层和辅助治疗建议见附录</w:t>
-      </w:r>
-      <w:r>
-        <w:rPr>
-          <w:rFonts w:hint="eastAsia" w:ascii="Times New Roman" w:hAnsi="Times New Roman" w:eastAsia="微软雅黑" w:cs="Times New Roman"/>
-          <w:sz w:val="18"/>
-          <w:lang w:eastAsia="zh-CN"/>
-        </w:rPr>
-        <w:t>[子宫内膜癌分子分型与预后的相关性]，</w:t>
-      </w:r>
-      <w:r>
-        <w:rPr>
-          <w:rFonts w:ascii="Times New Roman" w:hAnsi="Times New Roman" w:eastAsia="微软雅黑" w:cs="Times New Roman"/>
-          <w:sz w:val="18"/>
-          <w:lang w:eastAsia="zh-CN"/>
-        </w:rPr>
-        <w:t>具体治疗策略还需结合临床及病理特征综合判断，请遵医嘱</w:t>
-      </w:r>
-      <w:r>
-        <w:rPr>
-          <w:rFonts w:hint="eastAsia" w:ascii="Times New Roman" w:hAnsi="Times New Roman" w:eastAsia="微软雅黑" w:cs="Times New Roman"/>
-          <w:sz w:val="18"/>
-          <w:lang w:eastAsia="zh-CN"/>
-        </w:rPr>
-        <w:t>。</w:t>
+        <w:t>图：子宫内膜癌分子分型规则（参考NCCN Guidelines Version 3.2025 Endometrial Carcinoma）</w:t>
       </w:r>
     </w:p>
     <w:p>
@@ -4546,26 +4171,26 @@
           <w:lang w:val="en-US" w:eastAsia="zh-CN"/>
         </w:rPr>
       </w:pPr>
-      <w:bookmarkStart w:id="22" w:name="_Toc11397"/>
-      <w:bookmarkStart w:id="23" w:name="_Toc15285"/>
-      <w:bookmarkStart w:id="24" w:name="_Toc24979"/>
-      <w:bookmarkStart w:id="25" w:name="_Toc30265"/>
-      <w:bookmarkStart w:id="26" w:name="_Toc23375"/>
-      <w:bookmarkStart w:id="27" w:name="_Toc18062_WPSOffice_Level2"/>
-      <w:bookmarkStart w:id="28" w:name="_Toc106294399"/>
-      <w:bookmarkStart w:id="29" w:name="_Toc22976"/>
-      <w:bookmarkStart w:id="30" w:name="_Toc7517"/>
-      <w:bookmarkStart w:id="31" w:name="_Toc13666"/>
-      <w:bookmarkStart w:id="32" w:name="_Toc11015_WPSOffice_Level2"/>
-      <w:bookmarkStart w:id="33" w:name="_Toc9088"/>
+      <w:bookmarkStart w:id="22" w:name="_Toc15285"/>
+      <w:bookmarkStart w:id="23" w:name="_Toc11397"/>
+      <w:bookmarkStart w:id="24" w:name="_Toc18062_WPSOffice_Level2"/>
+      <w:bookmarkStart w:id="25" w:name="_Toc13666"/>
+      <w:bookmarkStart w:id="26" w:name="_Toc24979"/>
+      <w:bookmarkStart w:id="27" w:name="_Toc30265"/>
+      <w:bookmarkStart w:id="28" w:name="_Toc9088"/>
+      <w:bookmarkStart w:id="29" w:name="_Toc11015_WPSOffice_Level2"/>
+      <w:bookmarkStart w:id="30" w:name="_Toc106294399"/>
+      <w:bookmarkStart w:id="31" w:name="_Toc23375"/>
+      <w:bookmarkStart w:id="32" w:name="_Toc22976"/>
+      <w:bookmarkStart w:id="33" w:name="_Toc7517"/>
       <w:bookmarkStart w:id="34" w:name="_Toc32661"/>
       <w:bookmarkStart w:id="35" w:name="_Toc23903"/>
       <w:bookmarkStart w:id="36" w:name="_Toc25727"/>
-      <w:bookmarkStart w:id="37" w:name="_Toc23846_WPSOffice_Level1"/>
+      <w:bookmarkStart w:id="37" w:name="_Toc4331_WPSOffice_Level1"/>
       <w:bookmarkStart w:id="38" w:name="_Toc5598"/>
       <w:bookmarkStart w:id="39" w:name="_Toc28194"/>
-      <w:bookmarkStart w:id="40" w:name="_Toc32443_WPSOffice_Level1"/>
-      <w:bookmarkStart w:id="41" w:name="_Toc4331_WPSOffice_Level1"/>
+      <w:bookmarkStart w:id="40" w:name="_Toc23846_WPSOffice_Level1"/>
+      <w:bookmarkStart w:id="41" w:name="_Toc32443_WPSOffice_Level1"/>
       <w:r>
         <w:rPr>
           <w:rFonts w:hint="eastAsia" w:ascii="微软雅黑" w:hAnsi="微软雅黑" w:eastAsia="微软雅黑" w:cs="微软雅黑"/>
@@ -5042,7 +4667,7 @@
         <w:pStyle w:val="10"/>
         <w:numPr>
           <w:ilvl w:val="0"/>
-          <w:numId w:val="5"/>
+          <w:numId w:val="4"/>
         </w:numPr>
         <w:rPr>
           <w:rFonts w:ascii="Times New Roman" w:hAnsi="Times New Roman" w:eastAsia="微软雅黑" w:cs="Times New Roman"/>
@@ -5066,7 +4691,7 @@
         <w:pStyle w:val="10"/>
         <w:numPr>
           <w:ilvl w:val="0"/>
-          <w:numId w:val="5"/>
+          <w:numId w:val="4"/>
         </w:numPr>
         <w:rPr>
           <w:rFonts w:ascii="Times New Roman" w:hAnsi="Times New Roman" w:eastAsia="微软雅黑" w:cs="Times New Roman"/>
@@ -5090,7 +4715,7 @@
         <w:pStyle w:val="10"/>
         <w:numPr>
           <w:ilvl w:val="0"/>
-          <w:numId w:val="5"/>
+          <w:numId w:val="4"/>
         </w:numPr>
         <w:rPr>
           <w:rFonts w:ascii="微软雅黑" w:hAnsi="微软雅黑" w:eastAsia="微软雅黑" w:cs="微软雅黑"/>
@@ -9124,7 +8749,7 @@
         <w:pStyle w:val="10"/>
         <w:numPr>
           <w:ilvl w:val="0"/>
-          <w:numId w:val="6"/>
+          <w:numId w:val="5"/>
         </w:numPr>
         <w:rPr>
           <w:rFonts w:ascii="Times New Roman" w:hAnsi="Times New Roman" w:eastAsia="微软雅黑" w:cs="Times New Roman"/>
@@ -9146,7 +8771,7 @@
         <w:pStyle w:val="10"/>
         <w:numPr>
           <w:ilvl w:val="0"/>
-          <w:numId w:val="6"/>
+          <w:numId w:val="5"/>
         </w:numPr>
         <w:rPr>
           <w:rFonts w:ascii="Times New Roman" w:hAnsi="Times New Roman" w:eastAsia="微软雅黑" w:cs="Times New Roman"/>
@@ -9168,7 +8793,7 @@
         <w:pStyle w:val="10"/>
         <w:numPr>
           <w:ilvl w:val="0"/>
-          <w:numId w:val="6"/>
+          <w:numId w:val="5"/>
         </w:numPr>
         <w:rPr>
           <w:rFonts w:ascii="Times New Roman" w:hAnsi="Times New Roman" w:eastAsia="微软雅黑" w:cs="Times New Roman"/>
@@ -9205,7 +8830,7 @@
         <w:pStyle w:val="10"/>
         <w:numPr>
           <w:ilvl w:val="0"/>
-          <w:numId w:val="6"/>
+          <w:numId w:val="5"/>
         </w:numPr>
         <w:rPr>
           <w:rFonts w:ascii="Times New Roman" w:hAnsi="Times New Roman" w:eastAsia="微软雅黑" w:cs="Times New Roman"/>
@@ -9227,7 +8852,7 @@
         <w:pStyle w:val="10"/>
         <w:numPr>
           <w:ilvl w:val="0"/>
-          <w:numId w:val="6"/>
+          <w:numId w:val="5"/>
         </w:numPr>
         <w:rPr>
           <w:rFonts w:ascii="Times New Roman" w:hAnsi="Times New Roman" w:eastAsia="微软雅黑" w:cs="Times New Roman"/>
@@ -9249,7 +8874,7 @@
         <w:pStyle w:val="10"/>
         <w:numPr>
           <w:ilvl w:val="0"/>
-          <w:numId w:val="6"/>
+          <w:numId w:val="5"/>
         </w:numPr>
         <w:rPr>
           <w:rFonts w:ascii="Times New Roman" w:hAnsi="Times New Roman" w:eastAsia="微软雅黑" w:cs="Times New Roman"/>
@@ -9271,7 +8896,7 @@
         <w:pStyle w:val="10"/>
         <w:numPr>
           <w:ilvl w:val="0"/>
-          <w:numId w:val="6"/>
+          <w:numId w:val="5"/>
         </w:numPr>
         <w:rPr>
           <w:rFonts w:ascii="Times New Roman" w:hAnsi="Times New Roman" w:eastAsia="微软雅黑" w:cs="Times New Roman"/>
@@ -9293,7 +8918,7 @@
         <w:pStyle w:val="10"/>
         <w:numPr>
           <w:ilvl w:val="0"/>
-          <w:numId w:val="6"/>
+          <w:numId w:val="5"/>
         </w:numPr>
         <w:rPr>
           <w:rFonts w:ascii="Times New Roman" w:hAnsi="Times New Roman" w:eastAsia="微软雅黑" w:cs="Times New Roman"/>
@@ -9315,7 +8940,7 @@
         <w:pStyle w:val="10"/>
         <w:numPr>
           <w:ilvl w:val="0"/>
-          <w:numId w:val="6"/>
+          <w:numId w:val="5"/>
         </w:numPr>
         <w:rPr>
           <w:rFonts w:ascii="Times New Roman" w:hAnsi="Times New Roman" w:eastAsia="微软雅黑" w:cs="Times New Roman"/>
@@ -9337,7 +8962,7 @@
         <w:pStyle w:val="10"/>
         <w:numPr>
           <w:ilvl w:val="0"/>
-          <w:numId w:val="6"/>
+          <w:numId w:val="5"/>
         </w:numPr>
         <w:rPr>
           <w:rFonts w:ascii="Times New Roman" w:hAnsi="Times New Roman" w:eastAsia="微软雅黑" w:cs="Times New Roman"/>
@@ -9400,7 +9025,7 @@
         <w:pStyle w:val="10"/>
         <w:numPr>
           <w:ilvl w:val="0"/>
-          <w:numId w:val="6"/>
+          <w:numId w:val="5"/>
         </w:numPr>
         <w:rPr>
           <w:rFonts w:ascii="Times New Roman" w:hAnsi="Times New Roman" w:eastAsia="微软雅黑" w:cs="Times New Roman"/>
@@ -9431,7 +9056,7 @@
         <w:pStyle w:val="10"/>
         <w:numPr>
           <w:ilvl w:val="0"/>
-          <w:numId w:val="6"/>
+          <w:numId w:val="5"/>
         </w:numPr>
         <w:rPr>
           <w:rFonts w:ascii="Times New Roman" w:hAnsi="Times New Roman" w:eastAsia="微软雅黑" w:cs="Times New Roman"/>
@@ -9507,7 +9132,7 @@
         <w:pStyle w:val="10"/>
         <w:numPr>
           <w:ilvl w:val="0"/>
-          <w:numId w:val="6"/>
+          <w:numId w:val="5"/>
         </w:numPr>
         <w:rPr>
           <w:rFonts w:ascii="Times New Roman" w:hAnsi="Times New Roman" w:eastAsia="微软雅黑" w:cs="Times New Roman"/>
@@ -9533,7 +9158,7 @@
       <w:pPr>
         <w:numPr>
           <w:ilvl w:val="0"/>
-          <w:numId w:val="7"/>
+          <w:numId w:val="6"/>
         </w:numPr>
         <w:rPr>
           <w:rFonts w:ascii="Times New Roman" w:hAnsi="Times New Roman" w:eastAsia="微软雅黑" w:cs="Times New Roman"/>
@@ -9577,23 +9202,23 @@
           <w:lang w:val="en-US" w:eastAsia="zh-CN"/>
         </w:rPr>
       </w:pPr>
-      <w:bookmarkStart w:id="42" w:name="_Toc13489_WPSOffice_Level2"/>
-      <w:bookmarkStart w:id="43" w:name="_Toc24038"/>
-      <w:bookmarkStart w:id="44" w:name="_Toc10743"/>
-      <w:bookmarkStart w:id="45" w:name="_Hlk516758315"/>
-      <w:bookmarkStart w:id="46" w:name="_Toc19898_WPSOffice_Level2"/>
-      <w:bookmarkStart w:id="47" w:name="_Toc3497"/>
-      <w:bookmarkStart w:id="48" w:name="_Toc5962"/>
-      <w:bookmarkStart w:id="49" w:name="_Toc106294401"/>
-      <w:bookmarkStart w:id="50" w:name="_Toc26583"/>
+      <w:bookmarkStart w:id="42" w:name="_Toc19898_WPSOffice_Level2"/>
+      <w:bookmarkStart w:id="43" w:name="_Toc3497"/>
+      <w:bookmarkStart w:id="44" w:name="_Toc5962"/>
+      <w:bookmarkStart w:id="45" w:name="_Toc10743"/>
+      <w:bookmarkStart w:id="46" w:name="_Toc24038"/>
+      <w:bookmarkStart w:id="47" w:name="_Hlk516758315"/>
+      <w:bookmarkStart w:id="48" w:name="_Toc13489_WPSOffice_Level2"/>
+      <w:bookmarkStart w:id="49" w:name="_Toc26583"/>
+      <w:bookmarkStart w:id="50" w:name="_Toc106294401"/>
       <w:bookmarkStart w:id="51" w:name="_Toc27302"/>
       <w:bookmarkStart w:id="52" w:name="_Toc21764_WPSOffice_Level1"/>
-      <w:bookmarkStart w:id="53" w:name="_Toc12505"/>
+      <w:bookmarkStart w:id="53" w:name="_Toc2409"/>
       <w:bookmarkStart w:id="54" w:name="_Toc16594"/>
-      <w:bookmarkStart w:id="55" w:name="_Toc2409"/>
-      <w:bookmarkStart w:id="56" w:name="_Toc1707_WPSOffice_Level1"/>
-      <w:bookmarkStart w:id="57" w:name="_Toc28240"/>
-      <w:bookmarkStart w:id="58" w:name="_Toc13196_WPSOffice_Level1"/>
+      <w:bookmarkStart w:id="55" w:name="_Toc1707_WPSOffice_Level1"/>
+      <w:bookmarkStart w:id="56" w:name="_Toc12505"/>
+      <w:bookmarkStart w:id="57" w:name="_Toc13196_WPSOffice_Level1"/>
+      <w:bookmarkStart w:id="58" w:name="_Toc28240"/>
       <w:r>
         <w:rPr>
           <w:rFonts w:hint="eastAsia" w:ascii="微软雅黑" w:hAnsi="微软雅黑" w:eastAsia="微软雅黑" w:cs="微软雅黑"/>
@@ -9736,25 +9361,7 @@
             </w14:solidFill>
           </w14:textFill>
         </w:rPr>
-        <w:t>{%if geneticCancerRiskInfo %}具体信息见“检测结果详细解析</w:t>
-      </w:r>
-      <w:bookmarkStart w:id="95" w:name="_GoBack"/>
-      <w:bookmarkEnd w:id="95"/>
-      <w:r>
-        <w:rPr>
-          <w:rFonts w:hint="eastAsia" w:ascii="Times New Roman" w:hAnsi="Times New Roman" w:eastAsia="微软雅黑" w:cs="Times New Roman"/>
-          <w:b/>
-          <w:color w:val="000000" w:themeColor="text1"/>
-          <w:sz w:val="21"/>
-          <w:szCs w:val="21"/>
-          <w:lang w:eastAsia="zh-CN"/>
-          <w14:textFill>
-            <w14:solidFill>
-              <w14:schemeClr w14:val="tx1"/>
-            </w14:solidFill>
-          </w14:textFill>
-        </w:rPr>
-        <w:t>”。{% endif %}如果您有家族遗传史，可联系我们做进一步的检测。</w:t>
+        <w:t>{%if geneticCancerRiskInfo %}具体信息见“检测结果详细解析”。{% endif %}如果您有家族遗传史，可联系我们做进一步的检测。</w:t>
       </w:r>
     </w:p>
     <w:tbl>
@@ -12836,7 +12443,7 @@
         <w:pStyle w:val="50"/>
         <w:numPr>
           <w:ilvl w:val="0"/>
-          <w:numId w:val="8"/>
+          <w:numId w:val="7"/>
         </w:numPr>
         <w:spacing w:before="47"/>
         <w:rPr>
@@ -12861,7 +12468,7 @@
         <w:pStyle w:val="50"/>
         <w:numPr>
           <w:ilvl w:val="0"/>
-          <w:numId w:val="8"/>
+          <w:numId w:val="7"/>
         </w:numPr>
         <w:spacing w:before="47"/>
         <w:rPr>
@@ -13048,7 +12655,7 @@
       <w:pPr>
         <w:numPr>
           <w:ilvl w:val="0"/>
-          <w:numId w:val="8"/>
+          <w:numId w:val="7"/>
         </w:numPr>
         <w:rPr>
           <w:rFonts w:ascii="Times New Roman" w:hAnsi="Times New Roman" w:eastAsia="微软雅黑" w:cs="Times New Roman"/>
@@ -13071,7 +12678,7 @@
       <w:pPr>
         <w:numPr>
           <w:ilvl w:val="0"/>
-          <w:numId w:val="8"/>
+          <w:numId w:val="7"/>
         </w:numPr>
         <w:rPr>
           <w:rFonts w:ascii="Times New Roman" w:hAnsi="Times New Roman" w:eastAsia="微软雅黑" w:cs="Times New Roman"/>
@@ -13177,10 +12784,10 @@
           <w:lang w:val="en-US" w:eastAsia="zh-CN"/>
         </w:rPr>
       </w:pPr>
-      <w:bookmarkStart w:id="59" w:name="_Toc10223"/>
-      <w:bookmarkStart w:id="60" w:name="_Toc20034"/>
-      <w:bookmarkStart w:id="61" w:name="_Toc9387"/>
-      <w:bookmarkStart w:id="62" w:name="_Toc106719764"/>
+      <w:bookmarkStart w:id="59" w:name="_Toc106719764"/>
+      <w:bookmarkStart w:id="60" w:name="_Toc10223"/>
+      <w:bookmarkStart w:id="61" w:name="_Toc20034"/>
+      <w:bookmarkStart w:id="62" w:name="_Toc9387"/>
       <w:r>
         <w:rPr>
           <w:rFonts w:hint="eastAsia" w:ascii="微软雅黑" w:hAnsi="微软雅黑" w:eastAsia="微软雅黑" w:cs="微软雅黑"/>
@@ -14089,7 +13696,6 @@
             <w:insideH w:val="dashed" w:color="244061" w:sz="4" w:space="0"/>
             <w:insideV w:val="dashed" w:color="244061" w:sz="4" w:space="0"/>
           </w:tblBorders>
-          <w:shd w:val="clear" w:color="auto" w:fill="auto"/>
           <w:tblCellMar>
             <w:top w:w="0" w:type="dxa"/>
             <w:left w:w="108" w:type="dxa"/>
@@ -16327,9 +15933,9 @@
         </w:rPr>
       </w:pPr>
       <w:bookmarkStart w:id="64" w:name="_Toc11562_WPSOffice_Level3"/>
-      <w:bookmarkStart w:id="65" w:name="_Toc1694"/>
-      <w:bookmarkStart w:id="66" w:name="_Toc106294403"/>
-      <w:bookmarkStart w:id="67" w:name="_Toc3689"/>
+      <w:bookmarkStart w:id="65" w:name="_Toc106294403"/>
+      <w:bookmarkStart w:id="66" w:name="_Toc3689"/>
+      <w:bookmarkStart w:id="67" w:name="_Toc1694"/>
       <w:r>
         <w:rPr>
           <w:rFonts w:hint="eastAsia" w:ascii="微软雅黑" w:hAnsi="微软雅黑" w:eastAsia="微软雅黑" w:cs="微软雅黑"/>
@@ -17780,6 +17386,7 @@
             <w:insideH w:val="dashed" w:color="244061" w:sz="4" w:space="0"/>
             <w:insideV w:val="dashed" w:color="244061" w:sz="4" w:space="0"/>
           </w:tblBorders>
+          <w:shd w:val="clear" w:color="auto" w:fill="auto"/>
           <w:tblCellMar>
             <w:top w:w="0" w:type="dxa"/>
             <w:left w:w="108" w:type="dxa"/>
@@ -18240,14 +17847,14 @@
         </w:rPr>
       </w:pPr>
       <w:bookmarkStart w:id="68" w:name="_Toc22255"/>
-      <w:bookmarkStart w:id="69" w:name="_Toc6468"/>
-      <w:bookmarkStart w:id="70" w:name="_Toc4331_WPSOffice_Level2"/>
-      <w:bookmarkStart w:id="71" w:name="_Toc23606"/>
+      <w:bookmarkStart w:id="69" w:name="_Toc4331_WPSOffice_Level2"/>
+      <w:bookmarkStart w:id="70" w:name="_Toc23606"/>
+      <w:bookmarkStart w:id="71" w:name="_Toc6468"/>
       <w:bookmarkStart w:id="72" w:name="_Toc32443_WPSOffice_Level2"/>
-      <w:bookmarkStart w:id="73" w:name="_Toc14985"/>
-      <w:bookmarkStart w:id="74" w:name="_Toc31058"/>
-      <w:bookmarkStart w:id="75" w:name="_Toc23045"/>
-      <w:bookmarkStart w:id="76" w:name="_Toc106294404"/>
+      <w:bookmarkStart w:id="73" w:name="_Toc106294404"/>
+      <w:bookmarkStart w:id="74" w:name="_Toc23045"/>
+      <w:bookmarkStart w:id="75" w:name="_Toc31058"/>
+      <w:bookmarkStart w:id="76" w:name="_Toc14985"/>
       <w:r>
         <w:rPr>
           <w:rFonts w:hint="eastAsia" w:ascii="微软雅黑" w:hAnsi="微软雅黑" w:eastAsia="微软雅黑" w:cs="微软雅黑"/>
@@ -18338,7 +17945,7 @@
         <w:keepNext/>
         <w:numPr>
           <w:ilvl w:val="0"/>
-          <w:numId w:val="9"/>
+          <w:numId w:val="8"/>
         </w:numPr>
         <w:spacing w:before="120" w:beforeLines="50" w:after="120" w:afterLines="50"/>
         <w:ind w:left="420" w:leftChars="0" w:firstLine="20" w:firstLineChars="0"/>
@@ -18357,8 +17964,8 @@
         </w:rPr>
       </w:pPr>
       <w:bookmarkStart w:id="77" w:name="_Toc6931_WPSOffice_Level3"/>
-      <w:bookmarkStart w:id="78" w:name="_Toc18091_WPSOffice_Level3"/>
-      <w:bookmarkStart w:id="79" w:name="_Toc15289_WPSOffice_Level3"/>
+      <w:bookmarkStart w:id="78" w:name="_Toc15289_WPSOffice_Level3"/>
+      <w:bookmarkStart w:id="79" w:name="_Toc18091_WPSOffice_Level3"/>
       <w:r>
         <w:rPr>
           <w:rFonts w:hint="eastAsia" w:ascii="Times New Roman" w:hAnsi="Times New Roman" w:eastAsia="微软雅黑" w:cs="Times New Roman"/>
@@ -21645,7 +21252,7 @@
         <w:keepNext/>
         <w:numPr>
           <w:ilvl w:val="0"/>
-          <w:numId w:val="9"/>
+          <w:numId w:val="8"/>
         </w:numPr>
         <w:spacing w:before="120" w:beforeLines="50" w:after="120" w:afterLines="50"/>
         <w:ind w:left="420" w:leftChars="0" w:firstLine="20" w:firstLineChars="0"/>
@@ -22010,7 +21617,7 @@
         <w:keepNext/>
         <w:numPr>
           <w:ilvl w:val="0"/>
-          <w:numId w:val="9"/>
+          <w:numId w:val="8"/>
         </w:numPr>
         <w:spacing w:before="120" w:beforeLines="50" w:after="120" w:afterLines="50"/>
         <w:ind w:left="420" w:leftChars="0" w:firstLine="20" w:firstLineChars="0"/>
@@ -25314,8 +24921,8 @@
           <w:lang w:val="en-US" w:eastAsia="zh-CN"/>
         </w:rPr>
       </w:pPr>
-      <w:bookmarkStart w:id="80" w:name="_Toc23275"/>
-      <w:bookmarkStart w:id="81" w:name="_Toc106294405"/>
+      <w:bookmarkStart w:id="80" w:name="_Toc106294405"/>
+      <w:bookmarkStart w:id="81" w:name="_Toc23275"/>
       <w:r>
         <w:rPr>
           <w:rFonts w:hint="eastAsia" w:ascii="微软雅黑" w:hAnsi="微软雅黑" w:eastAsia="微软雅黑" w:cs="微软雅黑"/>
@@ -25348,7 +24955,7 @@
         <w:keepNext/>
         <w:numPr>
           <w:ilvl w:val="0"/>
-          <w:numId w:val="9"/>
+          <w:numId w:val="8"/>
         </w:numPr>
         <w:spacing w:before="120" w:beforeLines="50" w:after="120" w:afterLines="50"/>
         <w:ind w:left="420" w:leftChars="0" w:firstLine="20" w:firstLineChars="0"/>
@@ -28670,13 +28277,13 @@
           <w:lang w:val="en-US" w:eastAsia="zh-CN"/>
         </w:rPr>
       </w:pPr>
-      <w:bookmarkStart w:id="82" w:name="_Toc14255_WPSOffice_Level1"/>
-      <w:bookmarkStart w:id="83" w:name="_Toc24085_WPSOffice_Level1"/>
-      <w:bookmarkStart w:id="84" w:name="_Toc106294406"/>
-      <w:bookmarkStart w:id="85" w:name="_Toc15840_WPSOffice_Level1"/>
-      <w:bookmarkStart w:id="86" w:name="_Toc17012"/>
-      <w:bookmarkStart w:id="87" w:name="_Toc4168"/>
-      <w:bookmarkStart w:id="88" w:name="_Toc31490"/>
+      <w:bookmarkStart w:id="82" w:name="_Toc15840_WPSOffice_Level1"/>
+      <w:bookmarkStart w:id="83" w:name="_Toc4168"/>
+      <w:bookmarkStart w:id="84" w:name="_Toc31490"/>
+      <w:bookmarkStart w:id="85" w:name="_Toc14255_WPSOffice_Level1"/>
+      <w:bookmarkStart w:id="86" w:name="_Toc24085_WPSOffice_Level1"/>
+      <w:bookmarkStart w:id="87" w:name="_Toc17012"/>
+      <w:bookmarkStart w:id="88" w:name="_Toc106294406"/>
       <w:bookmarkStart w:id="89" w:name="_Toc27075"/>
       <w:r>
         <w:rPr>
@@ -28734,12 +28341,6 @@
             <w:insideH w:val="dashed" w:color="244061" w:sz="4" w:space="0"/>
             <w:insideV w:val="dashed" w:color="244061" w:sz="4" w:space="0"/>
           </w:tblBorders>
-          <w:tblCellMar>
-            <w:top w:w="0" w:type="dxa"/>
-            <w:left w:w="0" w:type="dxa"/>
-            <w:bottom w:w="0" w:type="dxa"/>
-            <w:right w:w="0" w:type="dxa"/>
-          </w:tblCellMar>
         </w:tblPrEx>
         <w:trPr>
           <w:trHeight w:val="513" w:hRule="atLeast"/>
@@ -30443,7 +30044,7 @@
       <w:pPr>
         <w:numPr>
           <w:ilvl w:val="0"/>
-          <w:numId w:val="10"/>
+          <w:numId w:val="9"/>
         </w:numPr>
         <w:spacing w:before="53" w:line="301" w:lineRule="exact"/>
         <w:ind w:left="133"/>
@@ -30464,6 +30065,60 @@
           <w:lang w:eastAsia="zh-CN"/>
         </w:rPr>
         <w:t>肿瘤细胞含量：送检样本经HE染色评估的肿瘤细胞含量。如送检样本不满足病理评估所需条件，则不进行此项评估。血浆cfDNA样本不做此项评估。</w:t>
+      </w:r>
+    </w:p>
+    <w:p>
+      <w:pPr>
+        <w:numPr>
+          <w:ilvl w:val="0"/>
+          <w:numId w:val="9"/>
+        </w:numPr>
+        <w:spacing w:before="53" w:line="301" w:lineRule="exact"/>
+        <w:ind w:left="133"/>
+        <w:rPr>
+          <w:rFonts w:ascii="Times New Roman" w:hAnsi="Times New Roman" w:eastAsia="微软雅黑" w:cs="Times New Roman"/>
+          <w:bCs/>
+          <w:sz w:val="18"/>
+          <w:szCs w:val="18"/>
+          <w:lang w:eastAsia="zh-CN"/>
+        </w:rPr>
+      </w:pPr>
+      <w:r>
+        <w:rPr>
+          <w:rFonts w:hint="eastAsia" w:ascii="Times New Roman" w:hAnsi="Times New Roman" w:eastAsia="微软雅黑" w:cs="Times New Roman"/>
+          <w:bCs/>
+          <w:sz w:val="18"/>
+          <w:szCs w:val="18"/>
+          <w:lang w:eastAsia="zh-CN"/>
+        </w:rPr>
+        <w:t>DNA总量：送检样本的DNA提取总量。</w:t>
+      </w:r>
+    </w:p>
+    <w:p>
+      <w:pPr>
+        <w:numPr>
+          <w:ilvl w:val="0"/>
+          <w:numId w:val="9"/>
+        </w:numPr>
+        <w:spacing w:before="53" w:line="301" w:lineRule="exact"/>
+        <w:ind w:left="133"/>
+        <w:rPr>
+          <w:rFonts w:ascii="Times New Roman" w:hAnsi="Times New Roman" w:eastAsia="微软雅黑" w:cs="Times New Roman"/>
+          <w:bCs/>
+          <w:sz w:val="18"/>
+          <w:szCs w:val="18"/>
+          <w:lang w:eastAsia="zh-CN"/>
+        </w:rPr>
+      </w:pPr>
+      <w:r>
+        <w:rPr>
+          <w:rFonts w:hint="eastAsia" w:ascii="Times New Roman" w:hAnsi="Times New Roman" w:eastAsia="微软雅黑" w:cs="Times New Roman"/>
+          <w:bCs/>
+          <w:sz w:val="18"/>
+          <w:szCs w:val="18"/>
+          <w:lang w:eastAsia="zh-CN"/>
+        </w:rPr>
+        <w:t>DNA降解程度：cfDNA样本不适用于此项评估。</w:t>
       </w:r>
     </w:p>
     <w:p>
@@ -30472,8 +30127,8 @@
           <w:ilvl w:val="0"/>
           <w:numId w:val="10"/>
         </w:numPr>
-        <w:spacing w:before="53" w:line="301" w:lineRule="exact"/>
-        <w:ind w:left="133"/>
+        <w:spacing w:line="270" w:lineRule="exact"/>
+        <w:ind w:left="613" w:leftChars="150" w:hanging="283"/>
         <w:rPr>
           <w:rFonts w:ascii="Times New Roman" w:hAnsi="Times New Roman" w:eastAsia="微软雅黑" w:cs="Times New Roman"/>
           <w:bCs/>
@@ -30484,13 +30139,23 @@
       </w:pPr>
       <w:r>
         <w:rPr>
+          <w:rFonts w:ascii="Times New Roman" w:hAnsi="Times New Roman" w:eastAsia="微软雅黑" w:cs="Times New Roman"/>
+          <w:bCs/>
+          <w:sz w:val="18"/>
+          <w:szCs w:val="18"/>
+          <w:lang w:eastAsia="zh-CN"/>
+        </w:rPr>
+        <w:t>A级：有主带，或降解均匀且降解区域主要集中在5000bp以上</w:t>
+      </w:r>
+      <w:r>
+        <w:rPr>
           <w:rFonts w:hint="eastAsia" w:ascii="Times New Roman" w:hAnsi="Times New Roman" w:eastAsia="微软雅黑" w:cs="Times New Roman"/>
           <w:bCs/>
           <w:sz w:val="18"/>
           <w:szCs w:val="18"/>
           <w:lang w:eastAsia="zh-CN"/>
         </w:rPr>
-        <w:t>DNA总量：送检样本的DNA提取总量。</w:t>
+        <w:t>；</w:t>
       </w:r>
     </w:p>
     <w:p>
@@ -30499,8 +30164,8 @@
           <w:ilvl w:val="0"/>
           <w:numId w:val="10"/>
         </w:numPr>
-        <w:spacing w:before="53" w:line="301" w:lineRule="exact"/>
-        <w:ind w:left="133"/>
+        <w:spacing w:line="270" w:lineRule="exact"/>
+        <w:ind w:left="613" w:leftChars="150" w:hanging="283"/>
         <w:rPr>
           <w:rFonts w:ascii="Times New Roman" w:hAnsi="Times New Roman" w:eastAsia="微软雅黑" w:cs="Times New Roman"/>
           <w:bCs/>
@@ -30511,278 +30176,23 @@
       </w:pPr>
       <w:r>
         <w:rPr>
+          <w:rFonts w:ascii="Times New Roman" w:hAnsi="Times New Roman" w:eastAsia="微软雅黑" w:cs="Times New Roman"/>
+          <w:bCs/>
+          <w:sz w:val="18"/>
+          <w:szCs w:val="18"/>
+          <w:lang w:eastAsia="zh-CN"/>
+        </w:rPr>
+        <w:t>B级：无主带，降解均匀且降解区域主要集中在1500-5000bp之间</w:t>
+      </w:r>
+      <w:r>
+        <w:rPr>
           <w:rFonts w:hint="eastAsia" w:ascii="Times New Roman" w:hAnsi="Times New Roman" w:eastAsia="微软雅黑" w:cs="Times New Roman"/>
           <w:bCs/>
           <w:sz w:val="18"/>
           <w:szCs w:val="18"/>
           <w:lang w:eastAsia="zh-CN"/>
         </w:rPr>
-        <w:t>DNA降解程度：cfDNA样本不适用于此项评估。</w:t>
-      </w:r>
-    </w:p>
-    <w:p>
-      <w:pPr>
-        <w:numPr>
-          <w:ilvl w:val="0"/>
-          <w:numId w:val="11"/>
-        </w:numPr>
-        <w:spacing w:line="270" w:lineRule="exact"/>
-        <w:ind w:left="613" w:leftChars="150" w:hanging="283"/>
-        <w:rPr>
-          <w:rFonts w:ascii="Times New Roman" w:hAnsi="Times New Roman" w:eastAsia="微软雅黑" w:cs="Times New Roman"/>
-          <w:bCs/>
-          <w:sz w:val="18"/>
-          <w:szCs w:val="18"/>
-          <w:lang w:eastAsia="zh-CN"/>
-        </w:rPr>
-      </w:pPr>
-      <w:r>
-        <w:rPr>
-          <w:rFonts w:ascii="Times New Roman" w:hAnsi="Times New Roman" w:eastAsia="微软雅黑" w:cs="Times New Roman"/>
-          <w:bCs/>
-          <w:sz w:val="18"/>
-          <w:szCs w:val="18"/>
-          <w:lang w:eastAsia="zh-CN"/>
-        </w:rPr>
-        <w:t>A级：有主带，或降解均匀且降解区域主要集中在5000bp以上</w:t>
-      </w:r>
-      <w:r>
-        <w:rPr>
-          <w:rFonts w:hint="eastAsia" w:ascii="Times New Roman" w:hAnsi="Times New Roman" w:eastAsia="微软雅黑" w:cs="Times New Roman"/>
-          <w:bCs/>
-          <w:sz w:val="18"/>
-          <w:szCs w:val="18"/>
-          <w:lang w:eastAsia="zh-CN"/>
-        </w:rPr>
         <w:t>；</w:t>
-      </w:r>
-    </w:p>
-    <w:p>
-      <w:pPr>
-        <w:numPr>
-          <w:ilvl w:val="0"/>
-          <w:numId w:val="11"/>
-        </w:numPr>
-        <w:spacing w:line="270" w:lineRule="exact"/>
-        <w:ind w:left="613" w:leftChars="150" w:hanging="283"/>
-        <w:rPr>
-          <w:rFonts w:ascii="Times New Roman" w:hAnsi="Times New Roman" w:eastAsia="微软雅黑" w:cs="Times New Roman"/>
-          <w:bCs/>
-          <w:sz w:val="18"/>
-          <w:szCs w:val="18"/>
-          <w:lang w:eastAsia="zh-CN"/>
-        </w:rPr>
-      </w:pPr>
-      <w:r>
-        <w:rPr>
-          <w:rFonts w:ascii="Times New Roman" w:hAnsi="Times New Roman" w:eastAsia="微软雅黑" w:cs="Times New Roman"/>
-          <w:bCs/>
-          <w:sz w:val="18"/>
-          <w:szCs w:val="18"/>
-          <w:lang w:eastAsia="zh-CN"/>
-        </w:rPr>
-        <w:t>B级：无主带，降解均匀且降解区域主要集中在1500-5000bp之间</w:t>
-      </w:r>
-      <w:r>
-        <w:rPr>
-          <w:rFonts w:hint="eastAsia" w:ascii="Times New Roman" w:hAnsi="Times New Roman" w:eastAsia="微软雅黑" w:cs="Times New Roman"/>
-          <w:bCs/>
-          <w:sz w:val="18"/>
-          <w:szCs w:val="18"/>
-          <w:lang w:eastAsia="zh-CN"/>
-        </w:rPr>
-        <w:t>；</w:t>
-      </w:r>
-    </w:p>
-    <w:p>
-      <w:pPr>
-        <w:numPr>
-          <w:ilvl w:val="0"/>
-          <w:numId w:val="11"/>
-        </w:numPr>
-        <w:spacing w:line="270" w:lineRule="exact"/>
-        <w:ind w:left="613" w:leftChars="150" w:hanging="283"/>
-        <w:rPr>
-          <w:rFonts w:ascii="Times New Roman" w:hAnsi="Times New Roman" w:eastAsia="微软雅黑" w:cs="Times New Roman"/>
-          <w:bCs/>
-          <w:sz w:val="18"/>
-          <w:szCs w:val="18"/>
-          <w:lang w:eastAsia="zh-CN"/>
-        </w:rPr>
-      </w:pPr>
-      <w:r>
-        <w:rPr>
-          <w:rFonts w:ascii="Times New Roman" w:hAnsi="Times New Roman" w:eastAsia="微软雅黑" w:cs="Times New Roman"/>
-          <w:bCs/>
-          <w:sz w:val="18"/>
-          <w:szCs w:val="18"/>
-          <w:lang w:eastAsia="zh-CN"/>
-        </w:rPr>
-        <w:t>C级：无主带，降解均匀且降解区域主要集中在500-1500bp之间</w:t>
-      </w:r>
-      <w:r>
-        <w:rPr>
-          <w:rFonts w:hint="eastAsia" w:ascii="Times New Roman" w:hAnsi="Times New Roman" w:eastAsia="微软雅黑" w:cs="Times New Roman"/>
-          <w:bCs/>
-          <w:sz w:val="18"/>
-          <w:szCs w:val="18"/>
-          <w:lang w:eastAsia="zh-CN"/>
-        </w:rPr>
-        <w:t>；</w:t>
-      </w:r>
-    </w:p>
-    <w:p>
-      <w:pPr>
-        <w:numPr>
-          <w:ilvl w:val="0"/>
-          <w:numId w:val="11"/>
-        </w:numPr>
-        <w:spacing w:line="270" w:lineRule="exact"/>
-        <w:ind w:left="613" w:leftChars="150" w:hanging="283"/>
-        <w:rPr>
-          <w:rFonts w:ascii="Times New Roman" w:hAnsi="Times New Roman" w:eastAsia="微软雅黑" w:cs="Times New Roman"/>
-          <w:bCs/>
-          <w:sz w:val="18"/>
-          <w:szCs w:val="18"/>
-          <w:lang w:eastAsia="zh-CN"/>
-        </w:rPr>
-      </w:pPr>
-      <w:r>
-        <w:rPr>
-          <w:rFonts w:ascii="Times New Roman" w:hAnsi="Times New Roman" w:eastAsia="微软雅黑" w:cs="Times New Roman"/>
-          <w:bCs/>
-          <w:spacing w:val="3"/>
-          <w:sz w:val="18"/>
-          <w:szCs w:val="18"/>
-          <w:lang w:eastAsia="zh-CN"/>
-        </w:rPr>
-        <w:t>D级</w:t>
-      </w:r>
-      <w:r>
-        <w:rPr>
-          <w:rFonts w:ascii="Times New Roman" w:hAnsi="Times New Roman" w:eastAsia="微软雅黑" w:cs="Times New Roman"/>
-          <w:bCs/>
-          <w:sz w:val="18"/>
-          <w:szCs w:val="18"/>
-          <w:lang w:eastAsia="zh-CN"/>
-        </w:rPr>
-        <w:t>（</w:t>
-      </w:r>
-      <w:r>
-        <w:rPr>
-          <w:rFonts w:ascii="Times New Roman" w:hAnsi="Times New Roman" w:eastAsia="微软雅黑" w:cs="Times New Roman"/>
-          <w:bCs/>
-          <w:spacing w:val="1"/>
-          <w:sz w:val="18"/>
-          <w:szCs w:val="18"/>
-          <w:lang w:eastAsia="zh-CN"/>
-        </w:rPr>
-        <w:t>不合格</w:t>
-      </w:r>
-      <w:r>
-        <w:rPr>
-          <w:rFonts w:ascii="Times New Roman" w:hAnsi="Times New Roman" w:eastAsia="微软雅黑" w:cs="Times New Roman"/>
-          <w:bCs/>
-          <w:spacing w:val="-90"/>
-          <w:sz w:val="18"/>
-          <w:szCs w:val="18"/>
-          <w:lang w:eastAsia="zh-CN"/>
-        </w:rPr>
-        <w:t>）</w:t>
-      </w:r>
-      <w:r>
-        <w:rPr>
-          <w:rFonts w:ascii="Times New Roman" w:hAnsi="Times New Roman" w:eastAsia="微软雅黑" w:cs="Times New Roman"/>
-          <w:bCs/>
-          <w:sz w:val="18"/>
-          <w:szCs w:val="18"/>
-          <w:lang w:eastAsia="zh-CN"/>
-        </w:rPr>
-        <w:t>）：无主带，降解均匀且降解区域主要集中在500-1500bp</w:t>
-      </w:r>
-      <w:r>
-        <w:rPr>
-          <w:rFonts w:ascii="Times New Roman" w:hAnsi="Times New Roman" w:eastAsia="微软雅黑" w:cs="Times New Roman"/>
-          <w:bCs/>
-          <w:spacing w:val="-1"/>
-          <w:sz w:val="18"/>
-          <w:szCs w:val="18"/>
-          <w:lang w:eastAsia="zh-CN"/>
-        </w:rPr>
-        <w:t>之间，但总量介于</w:t>
-      </w:r>
-      <w:r>
-        <w:rPr>
-          <w:rFonts w:ascii="Times New Roman" w:hAnsi="Times New Roman" w:eastAsia="微软雅黑" w:cs="Times New Roman"/>
-          <w:bCs/>
-          <w:sz w:val="18"/>
-          <w:szCs w:val="18"/>
-          <w:lang w:eastAsia="zh-CN"/>
-        </w:rPr>
-        <w:t>100ng</w:t>
-      </w:r>
-      <w:r>
-        <w:rPr>
-          <w:rFonts w:ascii="Times New Roman" w:hAnsi="Times New Roman" w:eastAsia="微软雅黑" w:cs="Times New Roman"/>
-          <w:bCs/>
-          <w:spacing w:val="-3"/>
-          <w:sz w:val="18"/>
-          <w:szCs w:val="18"/>
-          <w:lang w:eastAsia="zh-CN"/>
-        </w:rPr>
-        <w:t>到</w:t>
-      </w:r>
-      <w:r>
-        <w:rPr>
-          <w:rFonts w:ascii="Times New Roman" w:hAnsi="Times New Roman" w:eastAsia="微软雅黑" w:cs="Times New Roman"/>
-          <w:bCs/>
-          <w:sz w:val="18"/>
-          <w:szCs w:val="18"/>
-          <w:lang w:eastAsia="zh-CN"/>
-        </w:rPr>
-        <w:t>300ng之间；或降解区</w:t>
-      </w:r>
-      <w:r>
-        <w:rPr>
-          <w:rFonts w:ascii="Times New Roman" w:hAnsi="Times New Roman" w:eastAsia="微软雅黑" w:cs="Times New Roman"/>
-          <w:bCs/>
-          <w:spacing w:val="-2"/>
-          <w:sz w:val="18"/>
-          <w:szCs w:val="18"/>
-          <w:lang w:eastAsia="zh-CN"/>
-        </w:rPr>
-        <w:t>域弥散在</w:t>
-      </w:r>
-      <w:r>
-        <w:rPr>
-          <w:rFonts w:ascii="Times New Roman" w:hAnsi="Times New Roman" w:eastAsia="微软雅黑" w:cs="Times New Roman"/>
-          <w:bCs/>
-          <w:sz w:val="18"/>
-          <w:szCs w:val="18"/>
-          <w:lang w:eastAsia="zh-CN"/>
-        </w:rPr>
-        <w:t>150-1000bp</w:t>
-      </w:r>
-      <w:r>
-        <w:rPr>
-          <w:rFonts w:ascii="Times New Roman" w:hAnsi="Times New Roman" w:eastAsia="微软雅黑" w:cs="Times New Roman"/>
-          <w:bCs/>
-          <w:spacing w:val="-2"/>
-          <w:sz w:val="18"/>
-          <w:szCs w:val="18"/>
-          <w:lang w:eastAsia="zh-CN"/>
-        </w:rPr>
-        <w:t>，或集中在</w:t>
-      </w:r>
-      <w:r>
-        <w:rPr>
-          <w:rFonts w:ascii="Times New Roman" w:hAnsi="Times New Roman" w:eastAsia="微软雅黑" w:cs="Times New Roman"/>
-          <w:bCs/>
-          <w:sz w:val="18"/>
-          <w:szCs w:val="18"/>
-          <w:lang w:eastAsia="zh-CN"/>
-        </w:rPr>
-        <w:t>500bp以下。</w:t>
       </w:r>
     </w:p>
     <w:p>
@@ -30791,8 +30201,8 @@
           <w:ilvl w:val="0"/>
           <w:numId w:val="10"/>
         </w:numPr>
-        <w:spacing w:before="53" w:line="301" w:lineRule="exact"/>
-        <w:ind w:left="133"/>
+        <w:spacing w:line="270" w:lineRule="exact"/>
+        <w:ind w:left="613" w:leftChars="150" w:hanging="283"/>
         <w:rPr>
           <w:rFonts w:ascii="Times New Roman" w:hAnsi="Times New Roman" w:eastAsia="微软雅黑" w:cs="Times New Roman"/>
           <w:bCs/>
@@ -30803,13 +30213,23 @@
       </w:pPr>
       <w:r>
         <w:rPr>
+          <w:rFonts w:ascii="Times New Roman" w:hAnsi="Times New Roman" w:eastAsia="微软雅黑" w:cs="Times New Roman"/>
+          <w:bCs/>
+          <w:sz w:val="18"/>
+          <w:szCs w:val="18"/>
+          <w:lang w:eastAsia="zh-CN"/>
+        </w:rPr>
+        <w:t>C级：无主带，降解均匀且降解区域主要集中在500-1500bp之间</w:t>
+      </w:r>
+      <w:r>
+        <w:rPr>
           <w:rFonts w:hint="eastAsia" w:ascii="Times New Roman" w:hAnsi="Times New Roman" w:eastAsia="微软雅黑" w:cs="Times New Roman"/>
           <w:bCs/>
           <w:sz w:val="18"/>
           <w:szCs w:val="18"/>
           <w:lang w:eastAsia="zh-CN"/>
         </w:rPr>
-        <w:t>预文库总量：核酸片段经过接头连接和扩增纯化后中间产物的总量。</w:t>
+        <w:t>；</w:t>
       </w:r>
     </w:p>
     <w:p>
@@ -30818,6 +30238,187 @@
           <w:ilvl w:val="0"/>
           <w:numId w:val="10"/>
         </w:numPr>
+        <w:spacing w:line="270" w:lineRule="exact"/>
+        <w:ind w:left="613" w:leftChars="150" w:hanging="283"/>
+        <w:rPr>
+          <w:rFonts w:ascii="Times New Roman" w:hAnsi="Times New Roman" w:eastAsia="微软雅黑" w:cs="Times New Roman"/>
+          <w:bCs/>
+          <w:sz w:val="18"/>
+          <w:szCs w:val="18"/>
+          <w:lang w:eastAsia="zh-CN"/>
+        </w:rPr>
+      </w:pPr>
+      <w:r>
+        <w:rPr>
+          <w:rFonts w:ascii="Times New Roman" w:hAnsi="Times New Roman" w:eastAsia="微软雅黑" w:cs="Times New Roman"/>
+          <w:bCs/>
+          <w:spacing w:val="3"/>
+          <w:sz w:val="18"/>
+          <w:szCs w:val="18"/>
+          <w:lang w:eastAsia="zh-CN"/>
+        </w:rPr>
+        <w:t>D级</w:t>
+      </w:r>
+      <w:r>
+        <w:rPr>
+          <w:rFonts w:ascii="Times New Roman" w:hAnsi="Times New Roman" w:eastAsia="微软雅黑" w:cs="Times New Roman"/>
+          <w:bCs/>
+          <w:sz w:val="18"/>
+          <w:szCs w:val="18"/>
+          <w:lang w:eastAsia="zh-CN"/>
+        </w:rPr>
+        <w:t>（</w:t>
+      </w:r>
+      <w:r>
+        <w:rPr>
+          <w:rFonts w:ascii="Times New Roman" w:hAnsi="Times New Roman" w:eastAsia="微软雅黑" w:cs="Times New Roman"/>
+          <w:bCs/>
+          <w:spacing w:val="1"/>
+          <w:sz w:val="18"/>
+          <w:szCs w:val="18"/>
+          <w:lang w:eastAsia="zh-CN"/>
+        </w:rPr>
+        <w:t>不合格</w:t>
+      </w:r>
+      <w:r>
+        <w:rPr>
+          <w:rFonts w:ascii="Times New Roman" w:hAnsi="Times New Roman" w:eastAsia="微软雅黑" w:cs="Times New Roman"/>
+          <w:bCs/>
+          <w:spacing w:val="-90"/>
+          <w:sz w:val="18"/>
+          <w:szCs w:val="18"/>
+          <w:lang w:eastAsia="zh-CN"/>
+        </w:rPr>
+        <w:t>）</w:t>
+      </w:r>
+      <w:r>
+        <w:rPr>
+          <w:rFonts w:ascii="Times New Roman" w:hAnsi="Times New Roman" w:eastAsia="微软雅黑" w:cs="Times New Roman"/>
+          <w:bCs/>
+          <w:sz w:val="18"/>
+          <w:szCs w:val="18"/>
+          <w:lang w:eastAsia="zh-CN"/>
+        </w:rPr>
+        <w:t>）：无主带，降解均匀且降解区域主要集中在500-1500bp</w:t>
+      </w:r>
+      <w:r>
+        <w:rPr>
+          <w:rFonts w:ascii="Times New Roman" w:hAnsi="Times New Roman" w:eastAsia="微软雅黑" w:cs="Times New Roman"/>
+          <w:bCs/>
+          <w:spacing w:val="-1"/>
+          <w:sz w:val="18"/>
+          <w:szCs w:val="18"/>
+          <w:lang w:eastAsia="zh-CN"/>
+        </w:rPr>
+        <w:t>之间，但总量介于</w:t>
+      </w:r>
+      <w:r>
+        <w:rPr>
+          <w:rFonts w:ascii="Times New Roman" w:hAnsi="Times New Roman" w:eastAsia="微软雅黑" w:cs="Times New Roman"/>
+          <w:bCs/>
+          <w:sz w:val="18"/>
+          <w:szCs w:val="18"/>
+          <w:lang w:eastAsia="zh-CN"/>
+        </w:rPr>
+        <w:t>100ng</w:t>
+      </w:r>
+      <w:r>
+        <w:rPr>
+          <w:rFonts w:ascii="Times New Roman" w:hAnsi="Times New Roman" w:eastAsia="微软雅黑" w:cs="Times New Roman"/>
+          <w:bCs/>
+          <w:spacing w:val="-3"/>
+          <w:sz w:val="18"/>
+          <w:szCs w:val="18"/>
+          <w:lang w:eastAsia="zh-CN"/>
+        </w:rPr>
+        <w:t>到</w:t>
+      </w:r>
+      <w:r>
+        <w:rPr>
+          <w:rFonts w:ascii="Times New Roman" w:hAnsi="Times New Roman" w:eastAsia="微软雅黑" w:cs="Times New Roman"/>
+          <w:bCs/>
+          <w:sz w:val="18"/>
+          <w:szCs w:val="18"/>
+          <w:lang w:eastAsia="zh-CN"/>
+        </w:rPr>
+        <w:t>300ng之间；或降解区</w:t>
+      </w:r>
+      <w:r>
+        <w:rPr>
+          <w:rFonts w:ascii="Times New Roman" w:hAnsi="Times New Roman" w:eastAsia="微软雅黑" w:cs="Times New Roman"/>
+          <w:bCs/>
+          <w:spacing w:val="-2"/>
+          <w:sz w:val="18"/>
+          <w:szCs w:val="18"/>
+          <w:lang w:eastAsia="zh-CN"/>
+        </w:rPr>
+        <w:t>域弥散在</w:t>
+      </w:r>
+      <w:r>
+        <w:rPr>
+          <w:rFonts w:ascii="Times New Roman" w:hAnsi="Times New Roman" w:eastAsia="微软雅黑" w:cs="Times New Roman"/>
+          <w:bCs/>
+          <w:sz w:val="18"/>
+          <w:szCs w:val="18"/>
+          <w:lang w:eastAsia="zh-CN"/>
+        </w:rPr>
+        <w:t>150-1000bp</w:t>
+      </w:r>
+      <w:r>
+        <w:rPr>
+          <w:rFonts w:ascii="Times New Roman" w:hAnsi="Times New Roman" w:eastAsia="微软雅黑" w:cs="Times New Roman"/>
+          <w:bCs/>
+          <w:spacing w:val="-2"/>
+          <w:sz w:val="18"/>
+          <w:szCs w:val="18"/>
+          <w:lang w:eastAsia="zh-CN"/>
+        </w:rPr>
+        <w:t>，或集中在</w:t>
+      </w:r>
+      <w:r>
+        <w:rPr>
+          <w:rFonts w:ascii="Times New Roman" w:hAnsi="Times New Roman" w:eastAsia="微软雅黑" w:cs="Times New Roman"/>
+          <w:bCs/>
+          <w:sz w:val="18"/>
+          <w:szCs w:val="18"/>
+          <w:lang w:eastAsia="zh-CN"/>
+        </w:rPr>
+        <w:t>500bp以下。</w:t>
+      </w:r>
+    </w:p>
+    <w:p>
+      <w:pPr>
+        <w:numPr>
+          <w:ilvl w:val="0"/>
+          <w:numId w:val="9"/>
+        </w:numPr>
+        <w:spacing w:before="53" w:line="301" w:lineRule="exact"/>
+        <w:ind w:left="133"/>
+        <w:rPr>
+          <w:rFonts w:ascii="Times New Roman" w:hAnsi="Times New Roman" w:eastAsia="微软雅黑" w:cs="Times New Roman"/>
+          <w:bCs/>
+          <w:sz w:val="18"/>
+          <w:szCs w:val="18"/>
+          <w:lang w:eastAsia="zh-CN"/>
+        </w:rPr>
+      </w:pPr>
+      <w:r>
+        <w:rPr>
+          <w:rFonts w:hint="eastAsia" w:ascii="Times New Roman" w:hAnsi="Times New Roman" w:eastAsia="微软雅黑" w:cs="Times New Roman"/>
+          <w:bCs/>
+          <w:sz w:val="18"/>
+          <w:szCs w:val="18"/>
+          <w:lang w:eastAsia="zh-CN"/>
+        </w:rPr>
+        <w:t>预文库总量：核酸片段经过接头连接和扩增纯化后中间产物的总量。</w:t>
+      </w:r>
+    </w:p>
+    <w:p>
+      <w:pPr>
+        <w:numPr>
+          <w:ilvl w:val="0"/>
+          <w:numId w:val="9"/>
+        </w:numPr>
         <w:spacing w:before="53" w:line="301" w:lineRule="exact"/>
         <w:ind w:left="133"/>
         <w:rPr>
@@ -30843,7 +30444,7 @@
       <w:pPr>
         <w:numPr>
           <w:ilvl w:val="0"/>
-          <w:numId w:val="10"/>
+          <w:numId w:val="9"/>
         </w:numPr>
         <w:spacing w:before="53" w:line="301" w:lineRule="exact"/>
         <w:ind w:left="133"/>
@@ -30870,7 +30471,7 @@
       <w:pPr>
         <w:numPr>
           <w:ilvl w:val="0"/>
-          <w:numId w:val="10"/>
+          <w:numId w:val="9"/>
         </w:numPr>
         <w:spacing w:before="53" w:line="301" w:lineRule="exact"/>
         <w:ind w:left="133"/>
@@ -30897,7 +30498,7 @@
       <w:pPr>
         <w:numPr>
           <w:ilvl w:val="0"/>
-          <w:numId w:val="10"/>
+          <w:numId w:val="9"/>
         </w:numPr>
         <w:spacing w:before="53" w:line="301" w:lineRule="exact"/>
         <w:ind w:left="133"/>
@@ -30924,7 +30525,7 @@
       <w:pPr>
         <w:numPr>
           <w:ilvl w:val="0"/>
-          <w:numId w:val="10"/>
+          <w:numId w:val="9"/>
         </w:numPr>
         <w:spacing w:before="53" w:line="301" w:lineRule="exact"/>
         <w:ind w:left="133"/>
@@ -31019,52 +30620,6 @@
           <w:lang w:val="en-US" w:eastAsia="zh-CN"/>
         </w:rPr>
         <w:t>子宫内膜癌分子分型与预后的相关性</w:t>
-      </w:r>
-    </w:p>
-    <w:p>
-      <w:pPr>
-        <w:keepNext w:val="0"/>
-        <w:keepLines w:val="0"/>
-        <w:pageBreakBefore w:val="0"/>
-        <w:widowControl w:val="0"/>
-        <w:kinsoku/>
-        <w:wordWrap/>
-        <w:overflowPunct/>
-        <w:topLinePunct w:val="0"/>
-        <w:autoSpaceDE/>
-        <w:autoSpaceDN/>
-        <w:bidi w:val="0"/>
-        <w:adjustRightInd/>
-        <w:snapToGrid/>
-        <w:spacing w:line="440" w:lineRule="exact"/>
-        <w:ind w:firstLine="440" w:firstLineChars="200"/>
-        <w:jc w:val="both"/>
-        <w:textAlignment w:val="auto"/>
-        <w:rPr>
-          <w:rFonts w:ascii="Times New Roman" w:hAnsi="Times New Roman" w:eastAsia="微软雅黑" w:cs="Times New Roman"/>
-          <w:lang w:eastAsia="zh-CN"/>
-        </w:rPr>
-      </w:pPr>
-      <w:r>
-        <w:rPr>
-          <w:rFonts w:hint="eastAsia" w:ascii="Times New Roman" w:hAnsi="Times New Roman" w:eastAsia="微软雅黑" w:cs="Times New Roman"/>
-          <w:lang w:eastAsia="zh-CN"/>
-        </w:rPr>
-        <w:t>子宫内膜癌诊断与治疗指南（2021年版）中关于子宫内膜癌预后危险因素定义和分组</w:t>
-      </w:r>
-      <w:r>
-        <w:rPr>
-          <w:rFonts w:hint="eastAsia" w:ascii="Times New Roman" w:hAnsi="Times New Roman" w:eastAsia="微软雅黑" w:cs="Times New Roman"/>
-          <w:lang w:val="en-US" w:eastAsia="zh-CN"/>
-        </w:rPr>
-        <w:t>以及对应的术后辅助治疗建议</w:t>
-      </w:r>
-      <w:r>
-        <w:rPr>
-          <w:rFonts w:hint="eastAsia" w:ascii="Times New Roman" w:hAnsi="Times New Roman" w:eastAsia="微软雅黑" w:cs="Times New Roman"/>
-          <w:lang w:eastAsia="zh-CN"/>
-        </w:rPr>
-        <w:t>的具体描述见表1，不同分子分型命名对照见表2。</w:t>
       </w:r>
     </w:p>
     <w:p>
@@ -31400,7 +30955,7 @@
               <w:widowControl/>
               <w:numPr>
                 <w:ilvl w:val="0"/>
-                <w:numId w:val="12"/>
+                <w:numId w:val="11"/>
               </w:numPr>
               <w:kinsoku/>
               <w:wordWrap/>
@@ -31486,7 +31041,7 @@
               <w:widowControl/>
               <w:numPr>
                 <w:ilvl w:val="0"/>
-                <w:numId w:val="12"/>
+                <w:numId w:val="11"/>
               </w:numPr>
               <w:kinsoku/>
               <w:wordWrap/>
@@ -31594,7 +31149,7 @@
               <w:widowControl/>
               <w:numPr>
                 <w:ilvl w:val="0"/>
-                <w:numId w:val="12"/>
+                <w:numId w:val="11"/>
               </w:numPr>
               <w:kinsoku/>
               <w:wordWrap/>
@@ -31701,7 +31256,7 @@
               <w:widowControl/>
               <w:numPr>
                 <w:ilvl w:val="0"/>
-                <w:numId w:val="12"/>
+                <w:numId w:val="11"/>
               </w:numPr>
               <w:kinsoku/>
               <w:wordWrap/>
@@ -31828,7 +31383,7 @@
               <w:widowControl/>
               <w:numPr>
                 <w:ilvl w:val="0"/>
-                <w:numId w:val="12"/>
+                <w:numId w:val="11"/>
               </w:numPr>
               <w:kinsoku/>
               <w:wordWrap/>
@@ -31901,7 +31456,7 @@
               <w:widowControl/>
               <w:numPr>
                 <w:ilvl w:val="0"/>
-                <w:numId w:val="12"/>
+                <w:numId w:val="11"/>
               </w:numPr>
               <w:kinsoku/>
               <w:wordWrap/>
@@ -31964,7 +31519,7 @@
               <w:widowControl/>
               <w:numPr>
                 <w:ilvl w:val="0"/>
-                <w:numId w:val="12"/>
+                <w:numId w:val="11"/>
               </w:numPr>
               <w:kinsoku/>
               <w:wordWrap/>
@@ -32019,7 +31574,7 @@
               <w:widowControl/>
               <w:numPr>
                 <w:ilvl w:val="0"/>
-                <w:numId w:val="12"/>
+                <w:numId w:val="11"/>
               </w:numPr>
               <w:kinsoku/>
               <w:wordWrap/>
@@ -32114,7 +31669,7 @@
               <w:widowControl/>
               <w:numPr>
                 <w:ilvl w:val="0"/>
-                <w:numId w:val="12"/>
+                <w:numId w:val="11"/>
               </w:numPr>
               <w:kinsoku/>
               <w:wordWrap/>
@@ -32209,7 +31764,7 @@
               <w:widowControl/>
               <w:numPr>
                 <w:ilvl w:val="0"/>
-                <w:numId w:val="12"/>
+                <w:numId w:val="11"/>
               </w:numPr>
               <w:kinsoku/>
               <w:wordWrap/>
@@ -32307,7 +31862,7 @@
               <w:widowControl/>
               <w:numPr>
                 <w:ilvl w:val="0"/>
-                <w:numId w:val="12"/>
+                <w:numId w:val="11"/>
               </w:numPr>
               <w:kinsoku/>
               <w:wordWrap/>
@@ -32361,662 +31916,6 @@
                 <w:lang w:eastAsia="zh-CN"/>
               </w:rPr>
               <w:t>内膜样癌局限于内膜层或不伴肌层浸润者，通常不建议辅助治疗。</w:t>
-            </w:r>
-          </w:p>
-        </w:tc>
-      </w:tr>
-      <w:tr>
-        <w:tblPrEx>
-          <w:tblBorders>
-            <w:top w:val="single" w:color="244061" w:sz="4" w:space="0"/>
-            <w:left w:val="none" w:color="auto" w:sz="0" w:space="0"/>
-            <w:bottom w:val="single" w:color="BFBFBF" w:sz="4" w:space="0"/>
-            <w:right w:val="none" w:color="auto" w:sz="0" w:space="0"/>
-            <w:insideH w:val="none" w:color="auto" w:sz="0" w:space="0"/>
-            <w:insideV w:val="none" w:color="auto" w:sz="0" w:space="0"/>
-          </w:tblBorders>
-          <w:tblCellMar>
-            <w:top w:w="0" w:type="dxa"/>
-            <w:left w:w="108" w:type="dxa"/>
-            <w:bottom w:w="0" w:type="dxa"/>
-            <w:right w:w="108" w:type="dxa"/>
-          </w:tblCellMar>
-        </w:tblPrEx>
-        <w:trPr>
-          <w:trHeight w:val="510" w:hRule="atLeast"/>
-          <w:jc w:val="center"/>
-        </w:trPr>
-        <w:tc>
-          <w:tcPr>
-            <w:tcW w:w="1210" w:type="dxa"/>
-            <w:tcBorders>
-              <w:top w:val="dashed" w:color="244061" w:sz="4" w:space="0"/>
-              <w:bottom w:val="dashed" w:color="244061" w:sz="4" w:space="0"/>
-              <w:right w:val="dashed" w:color="244061" w:sz="4" w:space="0"/>
-            </w:tcBorders>
-            <w:shd w:val="clear" w:color="auto" w:fill="auto"/>
-            <w:vAlign w:val="center"/>
-          </w:tcPr>
-          <w:p>
-            <w:pPr>
-              <w:keepNext w:val="0"/>
-              <w:keepLines w:val="0"/>
-              <w:pageBreakBefore w:val="0"/>
-              <w:widowControl/>
-              <w:kinsoku/>
-              <w:wordWrap/>
-              <w:overflowPunct/>
-              <w:topLinePunct w:val="0"/>
-              <w:autoSpaceDE/>
-              <w:autoSpaceDN/>
-              <w:bidi w:val="0"/>
-              <w:adjustRightInd/>
-              <w:snapToGrid/>
-              <w:spacing w:line="236" w:lineRule="auto"/>
-              <w:jc w:val="center"/>
-              <w:textAlignment w:val="auto"/>
-              <w:rPr>
-                <w:rFonts w:ascii="Times New Roman" w:hAnsi="Times New Roman" w:eastAsia="微软雅黑" w:cs="Times New Roman"/>
-                <w:color w:val="auto"/>
-                <w:sz w:val="18"/>
-                <w:szCs w:val="18"/>
-                <w:lang w:eastAsia="zh-CN"/>
-              </w:rPr>
-            </w:pPr>
-            <w:r>
-              <w:rPr>
-                <w:rFonts w:hint="eastAsia" w:ascii="Times New Roman" w:hAnsi="Times New Roman" w:eastAsia="微软雅黑" w:cs="Times New Roman"/>
-                <w:color w:val="auto"/>
-                <w:sz w:val="16"/>
-                <w:szCs w:val="16"/>
-                <w:lang w:eastAsia="zh-CN"/>
-              </w:rPr>
-              <w:t>高-中危</w:t>
-            </w:r>
-          </w:p>
-        </w:tc>
-        <w:tc>
-          <w:tcPr>
-            <w:tcW w:w="2431" w:type="dxa"/>
-            <w:tcBorders>
-              <w:top w:val="dashed" w:color="244061" w:sz="4" w:space="0"/>
-              <w:left w:val="dashed" w:color="244061" w:sz="4" w:space="0"/>
-              <w:bottom w:val="dashed" w:color="244061" w:sz="4" w:space="0"/>
-              <w:right w:val="dashed" w:color="244061" w:sz="4" w:space="0"/>
-            </w:tcBorders>
-            <w:shd w:val="clear" w:color="auto" w:fill="auto"/>
-            <w:vAlign w:val="center"/>
-          </w:tcPr>
-          <w:p>
-            <w:pPr>
-              <w:keepNext w:val="0"/>
-              <w:keepLines w:val="0"/>
-              <w:pageBreakBefore w:val="0"/>
-              <w:widowControl/>
-              <w:numPr>
-                <w:ilvl w:val="0"/>
-                <w:numId w:val="12"/>
-              </w:numPr>
-              <w:kinsoku/>
-              <w:wordWrap/>
-              <w:overflowPunct/>
-              <w:topLinePunct w:val="0"/>
-              <w:autoSpaceDE/>
-              <w:autoSpaceDN/>
-              <w:bidi w:val="0"/>
-              <w:adjustRightInd/>
-              <w:snapToGrid/>
-              <w:spacing w:line="236" w:lineRule="auto"/>
-              <w:ind w:left="215" w:leftChars="0" w:hanging="215" w:firstLineChars="0"/>
-              <w:jc w:val="both"/>
-              <w:textAlignment w:val="auto"/>
-              <w:rPr>
-                <w:rFonts w:ascii="Times New Roman" w:hAnsi="Times New Roman" w:eastAsia="微软雅黑" w:cs="Times New Roman"/>
-                <w:color w:val="auto"/>
-                <w:sz w:val="16"/>
-                <w:szCs w:val="16"/>
-                <w:lang w:eastAsia="zh-CN"/>
-              </w:rPr>
-            </w:pPr>
-            <w:r>
-              <w:rPr>
-                <w:rFonts w:ascii="Times New Roman" w:hAnsi="Times New Roman" w:eastAsia="微软雅黑" w:cs="Times New Roman"/>
-                <w:color w:val="auto"/>
-                <w:sz w:val="16"/>
-                <w:szCs w:val="16"/>
-                <w:lang w:eastAsia="zh-CN"/>
-              </w:rPr>
-              <w:t>Ⅰ</w:t>
-            </w:r>
-            <w:r>
-              <w:rPr>
-                <w:rFonts w:hint="eastAsia" w:ascii="Times New Roman" w:hAnsi="Times New Roman" w:eastAsia="微软雅黑" w:cs="Times New Roman"/>
-                <w:color w:val="auto"/>
-                <w:sz w:val="16"/>
-                <w:szCs w:val="16"/>
-                <w:lang w:eastAsia="zh-CN"/>
-              </w:rPr>
-              <w:t xml:space="preserve">期内膜样癌+弥漫LVSI，无论级别与浸润深度 </w:t>
-            </w:r>
-          </w:p>
-          <w:p>
-            <w:pPr>
-              <w:keepNext w:val="0"/>
-              <w:keepLines w:val="0"/>
-              <w:pageBreakBefore w:val="0"/>
-              <w:widowControl/>
-              <w:numPr>
-                <w:ilvl w:val="0"/>
-                <w:numId w:val="12"/>
-              </w:numPr>
-              <w:kinsoku/>
-              <w:wordWrap/>
-              <w:overflowPunct/>
-              <w:topLinePunct w:val="0"/>
-              <w:autoSpaceDE/>
-              <w:autoSpaceDN/>
-              <w:bidi w:val="0"/>
-              <w:adjustRightInd/>
-              <w:snapToGrid/>
-              <w:spacing w:line="236" w:lineRule="auto"/>
-              <w:ind w:left="215" w:leftChars="0" w:hanging="215" w:firstLineChars="0"/>
-              <w:jc w:val="both"/>
-              <w:textAlignment w:val="auto"/>
-              <w:rPr>
-                <w:rFonts w:ascii="Times New Roman" w:hAnsi="Times New Roman" w:eastAsia="微软雅黑" w:cs="Times New Roman"/>
-                <w:color w:val="auto"/>
-                <w:sz w:val="16"/>
-                <w:szCs w:val="16"/>
-                <w:lang w:eastAsia="zh-CN"/>
-              </w:rPr>
-            </w:pPr>
-            <w:r>
-              <w:rPr>
-                <w:rFonts w:ascii="Times New Roman" w:hAnsi="Times New Roman" w:eastAsia="微软雅黑" w:cs="Times New Roman"/>
-                <w:color w:val="auto"/>
-                <w:sz w:val="16"/>
-                <w:szCs w:val="16"/>
-                <w:lang w:eastAsia="zh-CN"/>
-              </w:rPr>
-              <w:t>ⅠB期内膜样癌＋高级别</w:t>
-            </w:r>
-            <w:r>
-              <w:rPr>
-                <w:rFonts w:ascii="Times New Roman" w:hAnsi="Times New Roman" w:eastAsia="微软雅黑" w:cs="Times New Roman"/>
-                <w:color w:val="auto"/>
-                <w:sz w:val="16"/>
-                <w:szCs w:val="16"/>
-                <w:vertAlign w:val="superscript"/>
-                <w:lang w:eastAsia="zh-CN"/>
-              </w:rPr>
-              <w:t>*</w:t>
-            </w:r>
-            <w:r>
-              <w:rPr>
-                <w:rFonts w:ascii="Times New Roman" w:hAnsi="Times New Roman" w:eastAsia="微软雅黑" w:cs="Times New Roman"/>
-                <w:color w:val="auto"/>
-                <w:sz w:val="16"/>
-                <w:szCs w:val="16"/>
-                <w:lang w:eastAsia="zh-CN"/>
-              </w:rPr>
-              <w:t xml:space="preserve"> ，无论LVSI状态 </w:t>
-            </w:r>
-          </w:p>
-          <w:p>
-            <w:pPr>
-              <w:keepNext w:val="0"/>
-              <w:keepLines w:val="0"/>
-              <w:pageBreakBefore w:val="0"/>
-              <w:widowControl/>
-              <w:numPr>
-                <w:ilvl w:val="0"/>
-                <w:numId w:val="12"/>
-              </w:numPr>
-              <w:kinsoku/>
-              <w:wordWrap/>
-              <w:overflowPunct/>
-              <w:topLinePunct w:val="0"/>
-              <w:autoSpaceDE/>
-              <w:autoSpaceDN/>
-              <w:bidi w:val="0"/>
-              <w:adjustRightInd/>
-              <w:snapToGrid/>
-              <w:spacing w:line="236" w:lineRule="auto"/>
-              <w:ind w:left="215" w:leftChars="0" w:hanging="215" w:firstLineChars="0"/>
-              <w:jc w:val="both"/>
-              <w:textAlignment w:val="auto"/>
-              <w:rPr>
-                <w:rFonts w:ascii="Times New Roman" w:hAnsi="Times New Roman" w:eastAsia="微软雅黑" w:cs="Times New Roman"/>
-                <w:color w:val="auto"/>
-                <w:sz w:val="18"/>
-                <w:szCs w:val="18"/>
-                <w:lang w:eastAsia="zh-CN"/>
-              </w:rPr>
-            </w:pPr>
-            <w:r>
-              <w:rPr>
-                <w:rFonts w:ascii="Times New Roman" w:hAnsi="Times New Roman" w:eastAsia="微软雅黑" w:cs="Times New Roman"/>
-                <w:color w:val="auto"/>
-                <w:sz w:val="16"/>
-                <w:szCs w:val="16"/>
-                <w:lang w:eastAsia="zh-CN"/>
-              </w:rPr>
-              <w:t>Ⅱ期</w:t>
-            </w:r>
-          </w:p>
-        </w:tc>
-        <w:tc>
-          <w:tcPr>
-            <w:tcW w:w="2584" w:type="dxa"/>
-            <w:tcBorders>
-              <w:top w:val="dashed" w:color="244061" w:sz="4" w:space="0"/>
-              <w:left w:val="dashed" w:color="244061" w:sz="4" w:space="0"/>
-              <w:bottom w:val="dashed" w:color="244061" w:sz="4" w:space="0"/>
-              <w:right w:val="dashed" w:color="244061" w:sz="4" w:space="0"/>
-            </w:tcBorders>
-            <w:shd w:val="clear" w:color="auto" w:fill="auto"/>
-            <w:vAlign w:val="center"/>
-          </w:tcPr>
-          <w:p>
-            <w:pPr>
-              <w:keepNext w:val="0"/>
-              <w:keepLines w:val="0"/>
-              <w:pageBreakBefore w:val="0"/>
-              <w:widowControl/>
-              <w:numPr>
-                <w:ilvl w:val="0"/>
-                <w:numId w:val="12"/>
-              </w:numPr>
-              <w:kinsoku/>
-              <w:wordWrap/>
-              <w:overflowPunct/>
-              <w:topLinePunct w:val="0"/>
-              <w:autoSpaceDE/>
-              <w:autoSpaceDN/>
-              <w:bidi w:val="0"/>
-              <w:adjustRightInd/>
-              <w:snapToGrid/>
-              <w:spacing w:line="236" w:lineRule="auto"/>
-              <w:ind w:left="215" w:leftChars="0" w:hanging="215" w:firstLineChars="0"/>
-              <w:jc w:val="both"/>
-              <w:textAlignment w:val="auto"/>
-              <w:rPr>
-                <w:rFonts w:ascii="Times New Roman" w:hAnsi="Times New Roman" w:eastAsia="微软雅黑" w:cs="Times New Roman"/>
-                <w:color w:val="auto"/>
-                <w:sz w:val="16"/>
-                <w:szCs w:val="16"/>
-                <w:lang w:eastAsia="zh-CN"/>
-              </w:rPr>
-            </w:pPr>
-            <w:r>
-              <w:rPr>
-                <w:rFonts w:ascii="Times New Roman" w:hAnsi="Times New Roman" w:eastAsia="微软雅黑" w:cs="Times New Roman"/>
-                <w:color w:val="auto"/>
-                <w:sz w:val="16"/>
-                <w:szCs w:val="16"/>
-                <w:lang w:eastAsia="zh-CN"/>
-              </w:rPr>
-              <w:t>Ⅰ</w:t>
-            </w:r>
-            <w:r>
-              <w:rPr>
-                <w:rFonts w:hint="eastAsia" w:ascii="Times New Roman" w:hAnsi="Times New Roman" w:eastAsia="微软雅黑" w:cs="Times New Roman"/>
-                <w:color w:val="auto"/>
-                <w:sz w:val="16"/>
-                <w:szCs w:val="16"/>
-                <w:lang w:eastAsia="zh-CN"/>
-              </w:rPr>
-              <w:t>期，</w:t>
-            </w:r>
-            <w:r>
-              <w:rPr>
-                <w:rFonts w:hint="eastAsia" w:ascii="Times New Roman" w:hAnsi="Times New Roman" w:eastAsia="微软雅黑" w:cs="Times New Roman"/>
-                <w:b/>
-                <w:bCs/>
-                <w:color w:val="auto"/>
-                <w:sz w:val="16"/>
-                <w:szCs w:val="16"/>
-                <w:lang w:eastAsia="zh-CN"/>
-              </w:rPr>
-              <w:t>dMMR/NSMP</w:t>
-            </w:r>
-            <w:r>
-              <w:rPr>
-                <w:rFonts w:hint="eastAsia" w:ascii="Times New Roman" w:hAnsi="Times New Roman" w:eastAsia="微软雅黑" w:cs="Times New Roman"/>
-                <w:color w:val="auto"/>
-                <w:sz w:val="16"/>
-                <w:szCs w:val="16"/>
-                <w:lang w:eastAsia="zh-CN"/>
-              </w:rPr>
-              <w:t xml:space="preserve">内膜样癌+弥漫LVSI，无论级别或浸润深度 </w:t>
-            </w:r>
-          </w:p>
-          <w:p>
-            <w:pPr>
-              <w:keepNext w:val="0"/>
-              <w:keepLines w:val="0"/>
-              <w:pageBreakBefore w:val="0"/>
-              <w:widowControl/>
-              <w:numPr>
-                <w:ilvl w:val="0"/>
-                <w:numId w:val="12"/>
-              </w:numPr>
-              <w:kinsoku/>
-              <w:wordWrap/>
-              <w:overflowPunct/>
-              <w:topLinePunct w:val="0"/>
-              <w:autoSpaceDE/>
-              <w:autoSpaceDN/>
-              <w:bidi w:val="0"/>
-              <w:adjustRightInd/>
-              <w:snapToGrid/>
-              <w:spacing w:line="236" w:lineRule="auto"/>
-              <w:ind w:left="215" w:leftChars="0" w:hanging="215" w:firstLineChars="0"/>
-              <w:jc w:val="both"/>
-              <w:textAlignment w:val="auto"/>
-              <w:rPr>
-                <w:rFonts w:ascii="Times New Roman" w:hAnsi="Times New Roman" w:eastAsia="微软雅黑" w:cs="Times New Roman"/>
-                <w:color w:val="auto"/>
-                <w:sz w:val="16"/>
-                <w:szCs w:val="16"/>
-                <w:lang w:eastAsia="zh-CN"/>
-              </w:rPr>
-            </w:pPr>
-            <w:r>
-              <w:rPr>
-                <w:rFonts w:ascii="Times New Roman" w:hAnsi="Times New Roman" w:eastAsia="微软雅黑" w:cs="Times New Roman"/>
-                <w:color w:val="auto"/>
-                <w:sz w:val="16"/>
-                <w:szCs w:val="16"/>
-                <w:lang w:eastAsia="zh-CN"/>
-              </w:rPr>
-              <w:t>ⅠB期</w:t>
-            </w:r>
-            <w:r>
-              <w:rPr>
-                <w:rFonts w:hint="eastAsia" w:ascii="Times New Roman" w:hAnsi="Times New Roman" w:eastAsia="微软雅黑" w:cs="Times New Roman"/>
-                <w:color w:val="auto"/>
-                <w:sz w:val="16"/>
-                <w:szCs w:val="16"/>
-                <w:lang w:eastAsia="zh-CN"/>
-              </w:rPr>
-              <w:t>，</w:t>
-            </w:r>
-            <w:r>
-              <w:rPr>
-                <w:rFonts w:ascii="Times New Roman" w:hAnsi="Times New Roman" w:eastAsia="微软雅黑" w:cs="Times New Roman"/>
-                <w:b/>
-                <w:bCs/>
-                <w:color w:val="auto"/>
-                <w:sz w:val="16"/>
-                <w:szCs w:val="16"/>
-                <w:lang w:eastAsia="zh-CN"/>
-              </w:rPr>
-              <w:t>dMMR/NSMP</w:t>
-            </w:r>
-            <w:r>
-              <w:rPr>
-                <w:rFonts w:ascii="Times New Roman" w:hAnsi="Times New Roman" w:eastAsia="微软雅黑" w:cs="Times New Roman"/>
-                <w:color w:val="auto"/>
-                <w:sz w:val="16"/>
-                <w:szCs w:val="16"/>
-                <w:lang w:eastAsia="zh-CN"/>
-              </w:rPr>
-              <w:t>内膜样癌高级别</w:t>
-            </w:r>
-            <w:r>
-              <w:rPr>
-                <w:rFonts w:ascii="Times New Roman" w:hAnsi="Times New Roman" w:eastAsia="微软雅黑" w:cs="Times New Roman"/>
-                <w:color w:val="auto"/>
-                <w:sz w:val="16"/>
-                <w:szCs w:val="16"/>
-                <w:vertAlign w:val="superscript"/>
-                <w:lang w:eastAsia="zh-CN"/>
-              </w:rPr>
-              <w:t>*</w:t>
-            </w:r>
-            <w:r>
-              <w:rPr>
-                <w:rFonts w:ascii="Times New Roman" w:hAnsi="Times New Roman" w:eastAsia="微软雅黑" w:cs="Times New Roman"/>
-                <w:color w:val="auto"/>
-                <w:sz w:val="16"/>
-                <w:szCs w:val="16"/>
-                <w:lang w:eastAsia="zh-CN"/>
-              </w:rPr>
-              <w:t xml:space="preserve"> ，无论LVSI状态 </w:t>
-            </w:r>
-          </w:p>
-          <w:p>
-            <w:pPr>
-              <w:keepNext w:val="0"/>
-              <w:keepLines w:val="0"/>
-              <w:pageBreakBefore w:val="0"/>
-              <w:widowControl/>
-              <w:numPr>
-                <w:ilvl w:val="0"/>
-                <w:numId w:val="12"/>
-              </w:numPr>
-              <w:kinsoku/>
-              <w:wordWrap/>
-              <w:overflowPunct/>
-              <w:topLinePunct w:val="0"/>
-              <w:autoSpaceDE/>
-              <w:autoSpaceDN/>
-              <w:bidi w:val="0"/>
-              <w:adjustRightInd/>
-              <w:snapToGrid/>
-              <w:spacing w:line="236" w:lineRule="auto"/>
-              <w:ind w:left="215" w:leftChars="0" w:hanging="215" w:firstLineChars="0"/>
-              <w:jc w:val="both"/>
-              <w:textAlignment w:val="auto"/>
-              <w:rPr>
-                <w:rFonts w:ascii="Times New Roman" w:hAnsi="Times New Roman" w:eastAsia="微软雅黑" w:cs="Times New Roman"/>
-                <w:color w:val="auto"/>
-                <w:sz w:val="18"/>
-                <w:szCs w:val="18"/>
-                <w:lang w:eastAsia="zh-CN"/>
-              </w:rPr>
-            </w:pPr>
-            <w:r>
-              <w:rPr>
-                <w:rFonts w:ascii="Times New Roman" w:hAnsi="Times New Roman" w:eastAsia="微软雅黑" w:cs="Times New Roman"/>
-                <w:color w:val="auto"/>
-                <w:sz w:val="16"/>
-                <w:szCs w:val="16"/>
-                <w:lang w:eastAsia="zh-CN"/>
-              </w:rPr>
-              <w:t>Ⅱ期</w:t>
-            </w:r>
-            <w:r>
-              <w:rPr>
-                <w:rFonts w:hint="eastAsia" w:ascii="Times New Roman" w:hAnsi="Times New Roman" w:eastAsia="微软雅黑" w:cs="Times New Roman"/>
-                <w:color w:val="auto"/>
-                <w:sz w:val="16"/>
-                <w:szCs w:val="16"/>
-                <w:lang w:eastAsia="zh-CN"/>
-              </w:rPr>
-              <w:t>，</w:t>
-            </w:r>
-            <w:r>
-              <w:rPr>
-                <w:rFonts w:ascii="Times New Roman" w:hAnsi="Times New Roman" w:eastAsia="微软雅黑" w:cs="Times New Roman"/>
-                <w:b/>
-                <w:bCs/>
-                <w:color w:val="auto"/>
-                <w:sz w:val="16"/>
-                <w:szCs w:val="16"/>
-                <w:lang w:eastAsia="zh-CN"/>
-              </w:rPr>
-              <w:t>dMMR/NSMP</w:t>
-            </w:r>
-            <w:r>
-              <w:rPr>
-                <w:rFonts w:ascii="Times New Roman" w:hAnsi="Times New Roman" w:eastAsia="微软雅黑" w:cs="Times New Roman"/>
-                <w:color w:val="auto"/>
-                <w:sz w:val="16"/>
-                <w:szCs w:val="16"/>
-                <w:lang w:eastAsia="zh-CN"/>
-              </w:rPr>
-              <w:t>内膜样癌</w:t>
-            </w:r>
-          </w:p>
-        </w:tc>
-        <w:tc>
-          <w:tcPr>
-            <w:tcW w:w="3268" w:type="dxa"/>
-            <w:tcBorders>
-              <w:top w:val="dashed" w:color="244061" w:sz="4" w:space="0"/>
-              <w:left w:val="dashed" w:color="244061" w:sz="4" w:space="0"/>
-              <w:bottom w:val="dashed" w:color="244061" w:sz="4" w:space="0"/>
-            </w:tcBorders>
-            <w:shd w:val="clear" w:color="auto" w:fill="auto"/>
-            <w:vAlign w:val="center"/>
-          </w:tcPr>
-          <w:p>
-            <w:pPr>
-              <w:keepNext w:val="0"/>
-              <w:keepLines w:val="0"/>
-              <w:pageBreakBefore w:val="0"/>
-              <w:widowControl/>
-              <w:numPr>
-                <w:ilvl w:val="0"/>
-                <w:numId w:val="12"/>
-              </w:numPr>
-              <w:kinsoku/>
-              <w:wordWrap/>
-              <w:overflowPunct/>
-              <w:topLinePunct w:val="0"/>
-              <w:autoSpaceDE/>
-              <w:autoSpaceDN/>
-              <w:bidi w:val="0"/>
-              <w:adjustRightInd/>
-              <w:snapToGrid/>
-              <w:spacing w:line="236" w:lineRule="auto"/>
-              <w:ind w:left="215" w:leftChars="0" w:hanging="215" w:firstLineChars="0"/>
-              <w:jc w:val="both"/>
-              <w:textAlignment w:val="auto"/>
-              <w:rPr>
-                <w:rFonts w:ascii="Times New Roman" w:hAnsi="Times New Roman" w:eastAsia="微软雅黑" w:cs="Times New Roman"/>
-                <w:color w:val="auto"/>
-                <w:sz w:val="16"/>
-                <w:szCs w:val="16"/>
-                <w:lang w:eastAsia="zh-CN"/>
-              </w:rPr>
-            </w:pPr>
-            <w:r>
-              <w:rPr>
-                <w:rFonts w:hint="eastAsia" w:ascii="Times New Roman" w:hAnsi="Times New Roman" w:eastAsia="微软雅黑" w:cs="Times New Roman"/>
-                <w:color w:val="auto"/>
-                <w:sz w:val="16"/>
-                <w:szCs w:val="16"/>
-                <w:lang w:eastAsia="zh-CN"/>
-              </w:rPr>
-              <w:t>淋巴结分期为pN</w:t>
-            </w:r>
-            <w:r>
-              <w:rPr>
-                <w:rFonts w:hint="eastAsia" w:ascii="Times New Roman" w:hAnsi="Times New Roman" w:eastAsia="微软雅黑" w:cs="Times New Roman"/>
-                <w:color w:val="auto"/>
-                <w:sz w:val="16"/>
-                <w:szCs w:val="16"/>
-                <w:vertAlign w:val="subscript"/>
-                <w:lang w:eastAsia="zh-CN"/>
-              </w:rPr>
-              <w:t>0</w:t>
-            </w:r>
-            <w:r>
-              <w:rPr>
-                <w:rFonts w:hint="eastAsia" w:ascii="Times New Roman" w:hAnsi="Times New Roman" w:eastAsia="微软雅黑" w:cs="Times New Roman"/>
-                <w:color w:val="auto"/>
-                <w:sz w:val="16"/>
-                <w:szCs w:val="16"/>
-                <w:lang w:eastAsia="zh-CN"/>
-              </w:rPr>
-              <w:t>患者，近距离放疗可减少高-中危子宫内膜癌的复发。弥漫LVSI和Ⅱ期患者可考虑辅助盆腔外照射，或考虑辅助化疗，特别是高级别和（或）弥漫LVSI的情况。患者如果能密切随访，也可以选择不进行辅助治疗。</w:t>
-            </w:r>
-          </w:p>
-          <w:p>
-            <w:pPr>
-              <w:keepNext w:val="0"/>
-              <w:keepLines w:val="0"/>
-              <w:pageBreakBefore w:val="0"/>
-              <w:widowControl/>
-              <w:numPr>
-                <w:ilvl w:val="0"/>
-                <w:numId w:val="12"/>
-              </w:numPr>
-              <w:kinsoku/>
-              <w:wordWrap/>
-              <w:overflowPunct/>
-              <w:topLinePunct w:val="0"/>
-              <w:autoSpaceDE/>
-              <w:autoSpaceDN/>
-              <w:bidi w:val="0"/>
-              <w:adjustRightInd/>
-              <w:snapToGrid/>
-              <w:spacing w:line="236" w:lineRule="auto"/>
-              <w:ind w:left="215" w:leftChars="0" w:hanging="215" w:firstLineChars="0"/>
-              <w:jc w:val="both"/>
-              <w:textAlignment w:val="auto"/>
-              <w:rPr>
-                <w:rFonts w:ascii="Times New Roman" w:hAnsi="Times New Roman" w:eastAsia="微软雅黑" w:cs="Times New Roman"/>
-                <w:color w:val="auto"/>
-                <w:sz w:val="18"/>
-                <w:szCs w:val="18"/>
-                <w:lang w:eastAsia="zh-CN"/>
-              </w:rPr>
-            </w:pPr>
-            <w:r>
-              <w:rPr>
-                <w:rFonts w:hint="eastAsia" w:ascii="Times New Roman" w:hAnsi="Times New Roman" w:eastAsia="微软雅黑" w:cs="Times New Roman"/>
-                <w:color w:val="auto"/>
-                <w:sz w:val="16"/>
-                <w:szCs w:val="16"/>
-                <w:lang w:eastAsia="zh-CN"/>
-              </w:rPr>
-              <w:t>未进行淋巴结分期手术（cN</w:t>
-            </w:r>
-            <w:r>
-              <w:rPr>
-                <w:rFonts w:hint="eastAsia" w:ascii="Times New Roman" w:hAnsi="Times New Roman" w:eastAsia="微软雅黑" w:cs="Times New Roman"/>
-                <w:color w:val="auto"/>
-                <w:sz w:val="16"/>
-                <w:szCs w:val="16"/>
-                <w:vertAlign w:val="subscript"/>
-                <w:lang w:eastAsia="zh-CN"/>
-              </w:rPr>
-              <w:t>0</w:t>
-            </w:r>
-            <w:r>
-              <w:rPr>
-                <w:rFonts w:hint="eastAsia" w:ascii="Times New Roman" w:hAnsi="Times New Roman" w:eastAsia="微软雅黑" w:cs="Times New Roman"/>
-                <w:color w:val="auto"/>
-                <w:sz w:val="16"/>
-                <w:szCs w:val="16"/>
-                <w:lang w:eastAsia="zh-CN"/>
-              </w:rPr>
-              <w:t>/pN</w:t>
-            </w:r>
-            <w:r>
-              <w:rPr>
-                <w:rFonts w:hint="eastAsia" w:ascii="Times New Roman" w:hAnsi="Times New Roman" w:eastAsia="微软雅黑" w:cs="Times New Roman"/>
-                <w:color w:val="auto"/>
-                <w:sz w:val="16"/>
-                <w:szCs w:val="16"/>
-                <w:vertAlign w:val="subscript"/>
-                <w:lang w:eastAsia="zh-CN"/>
-              </w:rPr>
-              <w:t>x</w:t>
-            </w:r>
-            <w:r>
-              <w:rPr>
-                <w:rFonts w:hint="eastAsia" w:ascii="Times New Roman" w:hAnsi="Times New Roman" w:eastAsia="微软雅黑" w:cs="Times New Roman"/>
-                <w:color w:val="auto"/>
-                <w:sz w:val="16"/>
-                <w:szCs w:val="16"/>
-                <w:lang w:eastAsia="zh-CN"/>
-              </w:rPr>
-              <w:t>）的高－中危患者，推荐术后进行盆腔外照射，尤其是弥漫LVSI和（或）Ⅱ期患者。除放疗外也可考虑增加辅助化疗，尤其是高级别和（或）弥漫LVSI时。对高级别不伴LVSI的患者以及Ⅱ期内膜样癌G1患者可选择单纯阴道近距离放疗。</w:t>
             </w:r>
           </w:p>
         </w:tc>
@@ -33088,7 +31987,7 @@
                 <w:szCs w:val="16"/>
                 <w:lang w:eastAsia="zh-CN"/>
               </w:rPr>
-              <w:t>高危</w:t>
+              <w:t>高-中危</w:t>
             </w:r>
           </w:p>
         </w:tc>
@@ -33112,7 +32011,7 @@
               <w:widowControl/>
               <w:numPr>
                 <w:ilvl w:val="0"/>
-                <w:numId w:val="12"/>
+                <w:numId w:val="11"/>
               </w:numPr>
               <w:kinsoku/>
               <w:wordWrap/>
@@ -33137,13 +32036,13 @@
             </w:pPr>
             <w:r>
               <w:rPr>
-                <w:rFonts w:hint="default" w:ascii="Times New Roman" w:hAnsi="Times New Roman" w:eastAsia="微软雅黑" w:cs="Times New Roman"/>
+                <w:rFonts w:ascii="Times New Roman" w:hAnsi="Times New Roman" w:eastAsia="微软雅黑" w:cs="Times New Roman"/>
                 <w:color w:val="auto"/>
                 <w:sz w:val="16"/>
                 <w:szCs w:val="16"/>
                 <w:lang w:eastAsia="zh-CN"/>
               </w:rPr>
-              <w:t>Ⅲ~ⅣA</w:t>
+              <w:t>Ⅰ</w:t>
             </w:r>
             <w:r>
               <w:rPr>
@@ -33153,7 +32052,7 @@
                 <w:szCs w:val="16"/>
                 <w:lang w:eastAsia="zh-CN"/>
               </w:rPr>
-              <w:t xml:space="preserve">期，无残留病灶 </w:t>
+              <w:t xml:space="preserve">期内膜样癌+弥漫LVSI，无论级别与浸润深度 </w:t>
             </w:r>
           </w:p>
           <w:p>
@@ -33164,7 +32063,7 @@
               <w:widowControl/>
               <w:numPr>
                 <w:ilvl w:val="0"/>
-                <w:numId w:val="12"/>
+                <w:numId w:val="11"/>
               </w:numPr>
               <w:kinsoku/>
               <w:wordWrap/>
@@ -33195,49 +32094,30 @@
                 <w:szCs w:val="16"/>
                 <w:lang w:eastAsia="zh-CN"/>
               </w:rPr>
-              <w:t>Ⅰ~ⅣA期，非内膜样癌（浆液性癌、透明细胞癌、未分化癌、癌肉瘤、混合细胞癌）伴肌层浸润，无残留病灶</w:t>
-            </w:r>
-          </w:p>
-          <w:p>
-            <w:pPr>
-              <w:keepNext w:val="0"/>
-              <w:keepLines w:val="0"/>
-              <w:pageBreakBefore w:val="0"/>
-              <w:widowControl/>
-              <w:kinsoku/>
-              <w:wordWrap/>
-              <w:overflowPunct/>
-              <w:topLinePunct w:val="0"/>
-              <w:autoSpaceDE/>
-              <w:autoSpaceDN/>
-              <w:bidi w:val="0"/>
-              <w:adjustRightInd/>
-              <w:snapToGrid/>
-              <w:spacing w:line="236" w:lineRule="auto"/>
-              <w:jc w:val="both"/>
-              <w:textAlignment w:val="auto"/>
+              <w:t>ⅠB期内膜样癌＋高级别</w:t>
+            </w:r>
+            <w:r>
               <w:rPr>
                 <w:rFonts w:ascii="Times New Roman" w:hAnsi="Times New Roman" w:eastAsia="微软雅黑" w:cs="Times New Roman"/>
                 <w:color w:val="auto"/>
-                <w:sz w:val="18"/>
-                <w:szCs w:val="18"/>
-                <w:lang w:eastAsia="zh-CN"/>
-              </w:rPr>
-            </w:pPr>
-          </w:p>
-        </w:tc>
-        <w:tc>
-          <w:tcPr>
-            <w:tcW w:w="2584" w:type="dxa"/>
-            <w:tcBorders>
-              <w:top w:val="dashed" w:color="244061" w:sz="4" w:space="0"/>
-              <w:left w:val="dashed" w:color="244061" w:sz="4" w:space="0"/>
-              <w:bottom w:val="dashed" w:color="244061" w:sz="4" w:space="0"/>
-              <w:right w:val="dashed" w:color="244061" w:sz="4" w:space="0"/>
-            </w:tcBorders>
-            <w:shd w:val="clear" w:color="auto" w:fill="auto"/>
-            <w:vAlign w:val="center"/>
-          </w:tcPr>
+                <w:sz w:val="16"/>
+                <w:szCs w:val="16"/>
+                <w:vertAlign w:val="superscript"/>
+                <w:lang w:eastAsia="zh-CN"/>
+              </w:rPr>
+              <w:t>*</w:t>
+            </w:r>
+            <w:r>
+              <w:rPr>
+                <w:rFonts w:ascii="Times New Roman" w:hAnsi="Times New Roman" w:eastAsia="微软雅黑" w:cs="Times New Roman"/>
+                <w:color w:val="auto"/>
+                <w:sz w:val="16"/>
+                <w:szCs w:val="16"/>
+                <w:lang w:eastAsia="zh-CN"/>
+              </w:rPr>
+              <w:t xml:space="preserve"> ，无论LVSI状态 </w:t>
+            </w:r>
+          </w:p>
           <w:p>
             <w:pPr>
               <w:keepNext w:val="0"/>
@@ -33246,7 +32126,7 @@
               <w:widowControl/>
               <w:numPr>
                 <w:ilvl w:val="0"/>
-                <w:numId w:val="12"/>
+                <w:numId w:val="11"/>
               </w:numPr>
               <w:kinsoku/>
               <w:wordWrap/>
@@ -33264,8 +32144,8 @@
               <w:rPr>
                 <w:rFonts w:ascii="Times New Roman" w:hAnsi="Times New Roman" w:eastAsia="微软雅黑" w:cs="Times New Roman"/>
                 <w:color w:val="auto"/>
-                <w:sz w:val="16"/>
-                <w:szCs w:val="16"/>
+                <w:sz w:val="18"/>
+                <w:szCs w:val="18"/>
                 <w:lang w:eastAsia="zh-CN"/>
               </w:rPr>
             </w:pPr>
@@ -33277,61 +32157,22 @@
                 <w:szCs w:val="16"/>
                 <w:lang w:eastAsia="zh-CN"/>
               </w:rPr>
-              <w:t>Ⅲ</w:t>
-            </w:r>
-            <w:r>
-              <w:rPr>
-                <w:rFonts w:hint="eastAsia" w:ascii="Times New Roman" w:hAnsi="Times New Roman" w:eastAsia="微软雅黑" w:cs="Times New Roman"/>
-                <w:color w:val="auto"/>
-                <w:sz w:val="16"/>
-                <w:szCs w:val="16"/>
-                <w:lang w:eastAsia="zh-CN"/>
-              </w:rPr>
-              <w:t>~</w:t>
-            </w:r>
-            <w:r>
-              <w:rPr>
-                <w:rFonts w:ascii="Times New Roman" w:hAnsi="Times New Roman" w:eastAsia="微软雅黑" w:cs="Times New Roman"/>
-                <w:color w:val="auto"/>
-                <w:sz w:val="16"/>
-                <w:szCs w:val="16"/>
-                <w:lang w:eastAsia="zh-CN"/>
-              </w:rPr>
-              <w:t>ⅣA</w:t>
-            </w:r>
-            <w:r>
-              <w:rPr>
-                <w:rFonts w:hint="eastAsia" w:ascii="Times New Roman" w:hAnsi="Times New Roman" w:eastAsia="微软雅黑" w:cs="Times New Roman"/>
-                <w:color w:val="auto"/>
-                <w:sz w:val="16"/>
-                <w:szCs w:val="16"/>
-                <w:lang w:eastAsia="zh-CN"/>
-              </w:rPr>
-              <w:t>期，</w:t>
-            </w:r>
-            <w:r>
-              <w:rPr>
-                <w:rFonts w:hint="eastAsia" w:ascii="Times New Roman" w:hAnsi="Times New Roman" w:eastAsia="微软雅黑" w:cs="Times New Roman"/>
-                <w:b/>
-                <w:bCs/>
-                <w:color w:val="auto"/>
-                <w:sz w:val="16"/>
-                <w:szCs w:val="16"/>
-                <w:lang w:eastAsia="zh-CN"/>
-              </w:rPr>
-              <w:t>dMMR/NSMP</w:t>
-            </w:r>
-            <w:r>
-              <w:rPr>
-                <w:rFonts w:hint="eastAsia" w:ascii="Times New Roman" w:hAnsi="Times New Roman" w:eastAsia="微软雅黑" w:cs="Times New Roman"/>
-                <w:color w:val="auto"/>
-                <w:sz w:val="16"/>
-                <w:szCs w:val="16"/>
-                <w:lang w:eastAsia="zh-CN"/>
-              </w:rPr>
-              <w:t xml:space="preserve">内膜样癌无残留病灶 </w:t>
-            </w:r>
-          </w:p>
+              <w:t>Ⅱ期</w:t>
+            </w:r>
+          </w:p>
+        </w:tc>
+        <w:tc>
+          <w:tcPr>
+            <w:tcW w:w="2584" w:type="dxa"/>
+            <w:tcBorders>
+              <w:top w:val="dashed" w:color="244061" w:sz="4" w:space="0"/>
+              <w:left w:val="dashed" w:color="244061" w:sz="4" w:space="0"/>
+              <w:bottom w:val="dashed" w:color="244061" w:sz="4" w:space="0"/>
+              <w:right w:val="dashed" w:color="244061" w:sz="4" w:space="0"/>
+            </w:tcBorders>
+            <w:shd w:val="clear" w:color="auto" w:fill="auto"/>
+            <w:vAlign w:val="center"/>
+          </w:tcPr>
           <w:p>
             <w:pPr>
               <w:keepNext w:val="0"/>
@@ -33340,7 +32181,7 @@
               <w:widowControl/>
               <w:numPr>
                 <w:ilvl w:val="0"/>
-                <w:numId w:val="12"/>
+                <w:numId w:val="11"/>
               </w:numPr>
               <w:kinsoku/>
               <w:wordWrap/>
@@ -33371,7 +32212,17 @@
                 <w:szCs w:val="16"/>
                 <w:lang w:eastAsia="zh-CN"/>
               </w:rPr>
-              <w:t>Ⅰ~ⅣA期，</w:t>
+              <w:t>Ⅰ</w:t>
+            </w:r>
+            <w:r>
+              <w:rPr>
+                <w:rFonts w:hint="eastAsia" w:ascii="Times New Roman" w:hAnsi="Times New Roman" w:eastAsia="微软雅黑" w:cs="Times New Roman"/>
+                <w:color w:val="auto"/>
+                <w:sz w:val="16"/>
+                <w:szCs w:val="16"/>
+                <w:lang w:eastAsia="zh-CN"/>
+              </w:rPr>
+              <w:t>期，</w:t>
             </w:r>
             <w:r>
               <w:rPr>
@@ -33383,29 +32234,17 @@
                 <w:szCs w:val="16"/>
                 <w:lang w:eastAsia="zh-CN"/>
               </w:rPr>
-              <w:t>p</w:t>
-            </w:r>
-            <w:r>
-              <w:rPr>
-                <w:rFonts w:ascii="Times New Roman" w:hAnsi="Times New Roman" w:eastAsia="微软雅黑" w:cs="Times New Roman"/>
-                <w:b/>
-                <w:bCs/>
+              <w:t>dMMR/NSMP</w:t>
+            </w:r>
+            <w:r>
+              <w:rPr>
+                <w:rFonts w:hint="eastAsia" w:ascii="Times New Roman" w:hAnsi="Times New Roman" w:eastAsia="微软雅黑" w:cs="Times New Roman"/>
                 <w:color w:val="auto"/>
                 <w:sz w:val="16"/>
                 <w:szCs w:val="16"/>
                 <w:lang w:eastAsia="zh-CN"/>
               </w:rPr>
-              <w:t>53abn</w:t>
-            </w:r>
-            <w:r>
-              <w:rPr>
-                <w:rFonts w:ascii="Times New Roman" w:hAnsi="Times New Roman" w:eastAsia="微软雅黑" w:cs="Times New Roman"/>
-                <w:color w:val="auto"/>
-                <w:sz w:val="16"/>
-                <w:szCs w:val="16"/>
-                <w:lang w:eastAsia="zh-CN"/>
-              </w:rPr>
-              <w:t xml:space="preserve">内膜样癌伴肌层浸润，无残留病灶 </w:t>
+              <w:t xml:space="preserve">内膜样癌+弥漫LVSI，无论级别或浸润深度 </w:t>
             </w:r>
           </w:p>
           <w:p>
@@ -33416,7 +32255,7 @@
               <w:widowControl/>
               <w:numPr>
                 <w:ilvl w:val="0"/>
-                <w:numId w:val="12"/>
+                <w:numId w:val="11"/>
               </w:numPr>
               <w:kinsoku/>
               <w:wordWrap/>
@@ -33434,8 +32273,8 @@
               <w:rPr>
                 <w:rFonts w:ascii="Times New Roman" w:hAnsi="Times New Roman" w:eastAsia="微软雅黑" w:cs="Times New Roman"/>
                 <w:color w:val="auto"/>
-                <w:sz w:val="18"/>
-                <w:szCs w:val="18"/>
+                <w:sz w:val="16"/>
+                <w:szCs w:val="16"/>
                 <w:lang w:eastAsia="zh-CN"/>
               </w:rPr>
             </w:pPr>
@@ -33447,7 +32286,17 @@
                 <w:szCs w:val="16"/>
                 <w:lang w:eastAsia="zh-CN"/>
               </w:rPr>
-              <w:t>Ⅰ~ⅣA期，</w:t>
+              <w:t>ⅠB期</w:t>
+            </w:r>
+            <w:r>
+              <w:rPr>
+                <w:rFonts w:hint="eastAsia" w:ascii="Times New Roman" w:hAnsi="Times New Roman" w:eastAsia="微软雅黑" w:cs="Times New Roman"/>
+                <w:color w:val="auto"/>
+                <w:sz w:val="16"/>
+                <w:szCs w:val="16"/>
+                <w:lang w:eastAsia="zh-CN"/>
+              </w:rPr>
+              <w:t>，</w:t>
             </w:r>
             <w:r>
               <w:rPr>
@@ -33469,21 +32318,30 @@
                 <w:szCs w:val="16"/>
                 <w:lang w:eastAsia="zh-CN"/>
               </w:rPr>
-              <w:t>非内膜样癌（浆液性癌、未分化癌、癌肉瘤），伴肌层浸润，无残留病灶</w:t>
-            </w:r>
-          </w:p>
-        </w:tc>
-        <w:tc>
-          <w:tcPr>
-            <w:tcW w:w="3268" w:type="dxa"/>
-            <w:tcBorders>
-              <w:top w:val="dashed" w:color="244061" w:sz="4" w:space="0"/>
-              <w:left w:val="dashed" w:color="244061" w:sz="4" w:space="0"/>
-              <w:bottom w:val="dashed" w:color="244061" w:sz="4" w:space="0"/>
-            </w:tcBorders>
-            <w:shd w:val="clear" w:color="auto" w:fill="auto"/>
-            <w:vAlign w:val="center"/>
-          </w:tcPr>
+              <w:t>内膜样癌高级别</w:t>
+            </w:r>
+            <w:r>
+              <w:rPr>
+                <w:rFonts w:ascii="Times New Roman" w:hAnsi="Times New Roman" w:eastAsia="微软雅黑" w:cs="Times New Roman"/>
+                <w:color w:val="auto"/>
+                <w:sz w:val="16"/>
+                <w:szCs w:val="16"/>
+                <w:vertAlign w:val="superscript"/>
+                <w:lang w:eastAsia="zh-CN"/>
+              </w:rPr>
+              <w:t>*</w:t>
+            </w:r>
+            <w:r>
+              <w:rPr>
+                <w:rFonts w:ascii="Times New Roman" w:hAnsi="Times New Roman" w:eastAsia="微软雅黑" w:cs="Times New Roman"/>
+                <w:color w:val="auto"/>
+                <w:sz w:val="16"/>
+                <w:szCs w:val="16"/>
+                <w:lang w:eastAsia="zh-CN"/>
+              </w:rPr>
+              <w:t xml:space="preserve"> ，无论LVSI状态 </w:t>
+            </w:r>
+          </w:p>
           <w:p>
             <w:pPr>
               <w:keepNext w:val="0"/>
@@ -33492,7 +32350,7 @@
               <w:widowControl/>
               <w:numPr>
                 <w:ilvl w:val="0"/>
-                <w:numId w:val="12"/>
+                <w:numId w:val="11"/>
               </w:numPr>
               <w:kinsoku/>
               <w:wordWrap/>
@@ -33517,13 +32375,204 @@
             </w:pPr>
             <w:r>
               <w:rPr>
-                <w:rFonts w:hint="eastAsia" w:ascii="Times New Roman" w:hAnsi="Times New Roman" w:eastAsia="微软雅黑" w:cs="Times New Roman"/>
+                <w:rFonts w:ascii="Times New Roman" w:hAnsi="Times New Roman" w:eastAsia="微软雅黑" w:cs="Times New Roman"/>
                 <w:color w:val="auto"/>
                 <w:sz w:val="16"/>
                 <w:szCs w:val="16"/>
                 <w:lang w:eastAsia="zh-CN"/>
               </w:rPr>
-              <w:t>推荐术后进行盆腔外照射联合化疗。单纯化疗可作为替代方案。癌肉瘤的术后治疗参照高危内膜癌治疗方案，而不是子宫肉瘤方案。</w:t>
+              <w:t>Ⅱ期</w:t>
+            </w:r>
+            <w:r>
+              <w:rPr>
+                <w:rFonts w:hint="eastAsia" w:ascii="Times New Roman" w:hAnsi="Times New Roman" w:eastAsia="微软雅黑" w:cs="Times New Roman"/>
+                <w:color w:val="auto"/>
+                <w:sz w:val="16"/>
+                <w:szCs w:val="16"/>
+                <w:lang w:eastAsia="zh-CN"/>
+              </w:rPr>
+              <w:t>，</w:t>
+            </w:r>
+            <w:r>
+              <w:rPr>
+                <w:rFonts w:ascii="Times New Roman" w:hAnsi="Times New Roman" w:eastAsia="微软雅黑" w:cs="Times New Roman"/>
+                <w:b/>
+                <w:bCs/>
+                <w:color w:val="auto"/>
+                <w:sz w:val="16"/>
+                <w:szCs w:val="16"/>
+                <w:lang w:eastAsia="zh-CN"/>
+              </w:rPr>
+              <w:t>dMMR/NSMP</w:t>
+            </w:r>
+            <w:r>
+              <w:rPr>
+                <w:rFonts w:ascii="Times New Roman" w:hAnsi="Times New Roman" w:eastAsia="微软雅黑" w:cs="Times New Roman"/>
+                <w:color w:val="auto"/>
+                <w:sz w:val="16"/>
+                <w:szCs w:val="16"/>
+                <w:lang w:eastAsia="zh-CN"/>
+              </w:rPr>
+              <w:t>内膜样癌</w:t>
+            </w:r>
+          </w:p>
+        </w:tc>
+        <w:tc>
+          <w:tcPr>
+            <w:tcW w:w="3268" w:type="dxa"/>
+            <w:tcBorders>
+              <w:top w:val="dashed" w:color="244061" w:sz="4" w:space="0"/>
+              <w:left w:val="dashed" w:color="244061" w:sz="4" w:space="0"/>
+              <w:bottom w:val="dashed" w:color="244061" w:sz="4" w:space="0"/>
+            </w:tcBorders>
+            <w:shd w:val="clear" w:color="auto" w:fill="auto"/>
+            <w:vAlign w:val="center"/>
+          </w:tcPr>
+          <w:p>
+            <w:pPr>
+              <w:keepNext w:val="0"/>
+              <w:keepLines w:val="0"/>
+              <w:pageBreakBefore w:val="0"/>
+              <w:widowControl/>
+              <w:numPr>
+                <w:ilvl w:val="0"/>
+                <w:numId w:val="11"/>
+              </w:numPr>
+              <w:kinsoku/>
+              <w:wordWrap/>
+              <w:overflowPunct/>
+              <w:topLinePunct w:val="0"/>
+              <w:autoSpaceDE/>
+              <w:autoSpaceDN/>
+              <w:bidi w:val="0"/>
+              <w:adjustRightInd/>
+              <w:snapToGrid/>
+              <w:spacing w:line="236" w:lineRule="auto"/>
+              <w:ind w:left="215" w:leftChars="0" w:hanging="215" w:firstLineChars="0"/>
+              <w:jc w:val="both"/>
+              <w:textAlignment w:val="auto"/>
+              <w:rPr>
+                <w:rFonts w:ascii="Times New Roman" w:hAnsi="Times New Roman" w:eastAsia="微软雅黑" w:cs="Times New Roman"/>
+                <w:color w:val="auto"/>
+                <w:sz w:val="16"/>
+                <w:szCs w:val="16"/>
+                <w:lang w:eastAsia="zh-CN"/>
+              </w:rPr>
+            </w:pPr>
+            <w:r>
+              <w:rPr>
+                <w:rFonts w:hint="eastAsia" w:ascii="Times New Roman" w:hAnsi="Times New Roman" w:eastAsia="微软雅黑" w:cs="Times New Roman"/>
+                <w:color w:val="auto"/>
+                <w:sz w:val="16"/>
+                <w:szCs w:val="16"/>
+                <w:lang w:eastAsia="zh-CN"/>
+              </w:rPr>
+              <w:t>淋巴结分期为pN</w:t>
+            </w:r>
+            <w:r>
+              <w:rPr>
+                <w:rFonts w:hint="eastAsia" w:ascii="Times New Roman" w:hAnsi="Times New Roman" w:eastAsia="微软雅黑" w:cs="Times New Roman"/>
+                <w:color w:val="auto"/>
+                <w:sz w:val="16"/>
+                <w:szCs w:val="16"/>
+                <w:vertAlign w:val="subscript"/>
+                <w:lang w:eastAsia="zh-CN"/>
+              </w:rPr>
+              <w:t>0</w:t>
+            </w:r>
+            <w:r>
+              <w:rPr>
+                <w:rFonts w:hint="eastAsia" w:ascii="Times New Roman" w:hAnsi="Times New Roman" w:eastAsia="微软雅黑" w:cs="Times New Roman"/>
+                <w:color w:val="auto"/>
+                <w:sz w:val="16"/>
+                <w:szCs w:val="16"/>
+                <w:lang w:eastAsia="zh-CN"/>
+              </w:rPr>
+              <w:t>患者，近距离放疗可减少高-中危子宫内膜癌的复发。弥漫LVSI和Ⅱ期患者可考虑辅助盆腔外照射，或考虑辅助化疗，特别是高级别和（或）弥漫LVSI的情况。患者如果能密切随访，也可以选择不进行辅助治疗。</w:t>
+            </w:r>
+          </w:p>
+          <w:p>
+            <w:pPr>
+              <w:keepNext w:val="0"/>
+              <w:keepLines w:val="0"/>
+              <w:pageBreakBefore w:val="0"/>
+              <w:widowControl/>
+              <w:numPr>
+                <w:ilvl w:val="0"/>
+                <w:numId w:val="11"/>
+              </w:numPr>
+              <w:kinsoku/>
+              <w:wordWrap/>
+              <w:overflowPunct/>
+              <w:topLinePunct w:val="0"/>
+              <w:autoSpaceDE/>
+              <w:autoSpaceDN/>
+              <w:bidi w:val="0"/>
+              <w:adjustRightInd/>
+              <w:snapToGrid/>
+              <w:spacing w:line="236" w:lineRule="auto"/>
+              <w:ind w:left="215" w:leftChars="0" w:hanging="215" w:firstLineChars="0"/>
+              <w:jc w:val="both"/>
+              <w:textAlignment w:val="auto"/>
+              <w:rPr>
+                <w:rFonts w:ascii="Times New Roman" w:hAnsi="Times New Roman" w:eastAsia="微软雅黑" w:cs="Times New Roman"/>
+                <w:color w:val="auto"/>
+                <w:sz w:val="18"/>
+                <w:szCs w:val="18"/>
+                <w:lang w:eastAsia="zh-CN"/>
+              </w:rPr>
+            </w:pPr>
+            <w:r>
+              <w:rPr>
+                <w:rFonts w:hint="eastAsia" w:ascii="Times New Roman" w:hAnsi="Times New Roman" w:eastAsia="微软雅黑" w:cs="Times New Roman"/>
+                <w:color w:val="auto"/>
+                <w:sz w:val="16"/>
+                <w:szCs w:val="16"/>
+                <w:lang w:eastAsia="zh-CN"/>
+              </w:rPr>
+              <w:t>未进行淋巴结分期手术（cN</w:t>
+            </w:r>
+            <w:r>
+              <w:rPr>
+                <w:rFonts w:hint="eastAsia" w:ascii="Times New Roman" w:hAnsi="Times New Roman" w:eastAsia="微软雅黑" w:cs="Times New Roman"/>
+                <w:color w:val="auto"/>
+                <w:sz w:val="16"/>
+                <w:szCs w:val="16"/>
+                <w:vertAlign w:val="subscript"/>
+                <w:lang w:eastAsia="zh-CN"/>
+              </w:rPr>
+              <w:t>0</w:t>
+            </w:r>
+            <w:r>
+              <w:rPr>
+                <w:rFonts w:hint="eastAsia" w:ascii="Times New Roman" w:hAnsi="Times New Roman" w:eastAsia="微软雅黑" w:cs="Times New Roman"/>
+                <w:color w:val="auto"/>
+                <w:sz w:val="16"/>
+                <w:szCs w:val="16"/>
+                <w:lang w:eastAsia="zh-CN"/>
+              </w:rPr>
+              <w:t>/pN</w:t>
+            </w:r>
+            <w:r>
+              <w:rPr>
+                <w:rFonts w:hint="eastAsia" w:ascii="Times New Roman" w:hAnsi="Times New Roman" w:eastAsia="微软雅黑" w:cs="Times New Roman"/>
+                <w:color w:val="auto"/>
+                <w:sz w:val="16"/>
+                <w:szCs w:val="16"/>
+                <w:vertAlign w:val="subscript"/>
+                <w:lang w:eastAsia="zh-CN"/>
+              </w:rPr>
+              <w:t>x</w:t>
+            </w:r>
+            <w:r>
+              <w:rPr>
+                <w:rFonts w:hint="eastAsia" w:ascii="Times New Roman" w:hAnsi="Times New Roman" w:eastAsia="微软雅黑" w:cs="Times New Roman"/>
+                <w:color w:val="auto"/>
+                <w:sz w:val="16"/>
+                <w:szCs w:val="16"/>
+                <w:lang w:eastAsia="zh-CN"/>
+              </w:rPr>
+              <w:t>）的高－中危患者，推荐术后进行盆腔外照射，尤其是弥漫LVSI和（或）Ⅱ期患者。除放疗外也可考虑增加辅助化疗，尤其是高级别和（或）弥漫LVSI时。对高级别不伴LVSI的患者以及Ⅱ期内膜样癌G1患者可选择单纯阴道近距离放疗。</w:t>
             </w:r>
           </w:p>
         </w:tc>
@@ -33595,7 +32644,7 @@
                 <w:szCs w:val="16"/>
                 <w:lang w:eastAsia="zh-CN"/>
               </w:rPr>
-              <w:t>晚期转移</w:t>
+              <w:t>高危</w:t>
             </w:r>
           </w:p>
         </w:tc>
@@ -33619,7 +32668,7 @@
               <w:widowControl/>
               <w:numPr>
                 <w:ilvl w:val="0"/>
-                <w:numId w:val="12"/>
+                <w:numId w:val="11"/>
               </w:numPr>
               <w:kinsoku/>
               <w:wordWrap/>
@@ -33644,13 +32693,13 @@
             </w:pPr>
             <w:r>
               <w:rPr>
-                <w:rFonts w:ascii="Times New Roman" w:hAnsi="Times New Roman" w:eastAsia="微软雅黑" w:cs="Times New Roman"/>
+                <w:rFonts w:hint="default" w:ascii="Times New Roman" w:hAnsi="Times New Roman" w:eastAsia="微软雅黑" w:cs="Times New Roman"/>
                 <w:color w:val="auto"/>
                 <w:sz w:val="16"/>
                 <w:szCs w:val="16"/>
                 <w:lang w:eastAsia="zh-CN"/>
               </w:rPr>
-              <w:t>Ⅲ</w:t>
+              <w:t>Ⅲ~ⅣA</w:t>
             </w:r>
             <w:r>
               <w:rPr>
@@ -33660,27 +32709,7 @@
                 <w:szCs w:val="16"/>
                 <w:lang w:eastAsia="zh-CN"/>
               </w:rPr>
-              <w:t>~</w:t>
-            </w:r>
-            <w:r>
-              <w:rPr>
-                <w:rFonts w:ascii="Times New Roman" w:hAnsi="Times New Roman" w:eastAsia="微软雅黑" w:cs="Times New Roman"/>
-                <w:color w:val="auto"/>
-                <w:sz w:val="16"/>
-                <w:szCs w:val="16"/>
-                <w:lang w:eastAsia="zh-CN"/>
-              </w:rPr>
-              <w:t>ⅣA</w:t>
-            </w:r>
-            <w:r>
-              <w:rPr>
-                <w:rFonts w:hint="eastAsia" w:ascii="Times New Roman" w:hAnsi="Times New Roman" w:eastAsia="微软雅黑" w:cs="Times New Roman"/>
-                <w:color w:val="auto"/>
-                <w:sz w:val="16"/>
-                <w:szCs w:val="16"/>
-                <w:lang w:eastAsia="zh-CN"/>
-              </w:rPr>
-              <w:t xml:space="preserve">期伴残留病灶 </w:t>
+              <w:t xml:space="preserve">期，无残留病灶 </w:t>
             </w:r>
           </w:p>
           <w:p>
@@ -33691,7 +32720,7 @@
               <w:widowControl/>
               <w:numPr>
                 <w:ilvl w:val="0"/>
-                <w:numId w:val="12"/>
+                <w:numId w:val="11"/>
               </w:numPr>
               <w:kinsoku/>
               <w:wordWrap/>
@@ -33709,8 +32738,8 @@
               <w:rPr>
                 <w:rFonts w:ascii="Times New Roman" w:hAnsi="Times New Roman" w:eastAsia="微软雅黑" w:cs="Times New Roman"/>
                 <w:color w:val="auto"/>
-                <w:sz w:val="18"/>
-                <w:szCs w:val="18"/>
+                <w:sz w:val="16"/>
+                <w:szCs w:val="16"/>
                 <w:lang w:eastAsia="zh-CN"/>
               </w:rPr>
             </w:pPr>
@@ -33722,8 +32751,35 @@
                 <w:szCs w:val="16"/>
                 <w:lang w:eastAsia="zh-CN"/>
               </w:rPr>
-              <w:t>ⅣB期</w:t>
-            </w:r>
+              <w:t>Ⅰ~ⅣA期，非内膜样癌（浆液性癌、透明细胞癌、未分化癌、癌肉瘤、混合细胞癌）伴肌层浸润，无残留病灶</w:t>
+            </w:r>
+          </w:p>
+          <w:p>
+            <w:pPr>
+              <w:keepNext w:val="0"/>
+              <w:keepLines w:val="0"/>
+              <w:pageBreakBefore w:val="0"/>
+              <w:widowControl/>
+              <w:kinsoku/>
+              <w:wordWrap/>
+              <w:overflowPunct/>
+              <w:topLinePunct w:val="0"/>
+              <w:autoSpaceDE/>
+              <w:autoSpaceDN/>
+              <w:bidi w:val="0"/>
+              <w:adjustRightInd/>
+              <w:snapToGrid/>
+              <w:spacing w:line="236" w:lineRule="auto"/>
+              <w:jc w:val="both"/>
+              <w:textAlignment w:val="auto"/>
+              <w:rPr>
+                <w:rFonts w:ascii="Times New Roman" w:hAnsi="Times New Roman" w:eastAsia="微软雅黑" w:cs="Times New Roman"/>
+                <w:color w:val="auto"/>
+                <w:sz w:val="18"/>
+                <w:szCs w:val="18"/>
+                <w:lang w:eastAsia="zh-CN"/>
+              </w:rPr>
+            </w:pPr>
           </w:p>
         </w:tc>
         <w:tc>
@@ -33746,7 +32802,7 @@
               <w:widowControl/>
               <w:numPr>
                 <w:ilvl w:val="0"/>
-                <w:numId w:val="12"/>
+                <w:numId w:val="11"/>
               </w:numPr>
               <w:kinsoku/>
               <w:wordWrap/>
@@ -33807,7 +32863,29 @@
                 <w:szCs w:val="16"/>
                 <w:lang w:eastAsia="zh-CN"/>
               </w:rPr>
-              <w:t xml:space="preserve">期，伴残留病灶，任何分子分型 </w:t>
+              <w:t>期，</w:t>
+            </w:r>
+            <w:r>
+              <w:rPr>
+                <w:rFonts w:hint="eastAsia" w:ascii="Times New Roman" w:hAnsi="Times New Roman" w:eastAsia="微软雅黑" w:cs="Times New Roman"/>
+                <w:b/>
+                <w:bCs/>
+                <w:color w:val="auto"/>
+                <w:sz w:val="16"/>
+                <w:szCs w:val="16"/>
+                <w:lang w:eastAsia="zh-CN"/>
+              </w:rPr>
+              <w:t>dMMR/NSMP</w:t>
+            </w:r>
+            <w:r>
+              <w:rPr>
+                <w:rFonts w:hint="eastAsia" w:ascii="Times New Roman" w:hAnsi="Times New Roman" w:eastAsia="微软雅黑" w:cs="Times New Roman"/>
+                <w:color w:val="auto"/>
+                <w:sz w:val="16"/>
+                <w:szCs w:val="16"/>
+                <w:lang w:eastAsia="zh-CN"/>
+              </w:rPr>
+              <w:t xml:space="preserve">内膜样癌无残留病灶 </w:t>
             </w:r>
           </w:p>
           <w:p>
@@ -33818,7 +32896,7 @@
               <w:widowControl/>
               <w:numPr>
                 <w:ilvl w:val="0"/>
-                <w:numId w:val="12"/>
+                <w:numId w:val="11"/>
               </w:numPr>
               <w:kinsoku/>
               <w:wordWrap/>
@@ -33836,8 +32914,8 @@
               <w:rPr>
                 <w:rFonts w:ascii="Times New Roman" w:hAnsi="Times New Roman" w:eastAsia="微软雅黑" w:cs="Times New Roman"/>
                 <w:color w:val="auto"/>
-                <w:sz w:val="18"/>
-                <w:szCs w:val="18"/>
+                <w:sz w:val="16"/>
+                <w:szCs w:val="16"/>
                 <w:lang w:eastAsia="zh-CN"/>
               </w:rPr>
             </w:pPr>
@@ -33849,21 +32927,43 @@
                 <w:szCs w:val="16"/>
                 <w:lang w:eastAsia="zh-CN"/>
               </w:rPr>
-              <w:t>ⅣB期，任何分子分型</w:t>
-            </w:r>
-          </w:p>
-        </w:tc>
-        <w:tc>
-          <w:tcPr>
-            <w:tcW w:w="3268" w:type="dxa"/>
-            <w:tcBorders>
-              <w:top w:val="dashed" w:color="244061" w:sz="4" w:space="0"/>
-              <w:left w:val="dashed" w:color="244061" w:sz="4" w:space="0"/>
-              <w:bottom w:val="dashed" w:color="244061" w:sz="4" w:space="0"/>
-            </w:tcBorders>
-            <w:shd w:val="clear" w:color="auto" w:fill="auto"/>
-            <w:vAlign w:val="center"/>
-          </w:tcPr>
+              <w:t>Ⅰ~ⅣA期，</w:t>
+            </w:r>
+            <w:r>
+              <w:rPr>
+                <w:rFonts w:hint="eastAsia" w:ascii="Times New Roman" w:hAnsi="Times New Roman" w:eastAsia="微软雅黑" w:cs="Times New Roman"/>
+                <w:b/>
+                <w:bCs/>
+                <w:color w:val="auto"/>
+                <w:sz w:val="16"/>
+                <w:szCs w:val="16"/>
+                <w:lang w:eastAsia="zh-CN"/>
+              </w:rPr>
+              <w:t>p</w:t>
+            </w:r>
+            <w:r>
+              <w:rPr>
+                <w:rFonts w:ascii="Times New Roman" w:hAnsi="Times New Roman" w:eastAsia="微软雅黑" w:cs="Times New Roman"/>
+                <w:b/>
+                <w:bCs/>
+                <w:color w:val="auto"/>
+                <w:sz w:val="16"/>
+                <w:szCs w:val="16"/>
+                <w:lang w:eastAsia="zh-CN"/>
+              </w:rPr>
+              <w:t>53abn</w:t>
+            </w:r>
+            <w:r>
+              <w:rPr>
+                <w:rFonts w:ascii="Times New Roman" w:hAnsi="Times New Roman" w:eastAsia="微软雅黑" w:cs="Times New Roman"/>
+                <w:color w:val="auto"/>
+                <w:sz w:val="16"/>
+                <w:szCs w:val="16"/>
+                <w:lang w:eastAsia="zh-CN"/>
+              </w:rPr>
+              <w:t xml:space="preserve">内膜样癌伴肌层浸润，无残留病灶 </w:t>
+            </w:r>
+          </w:p>
           <w:p>
             <w:pPr>
               <w:keepNext w:val="0"/>
@@ -33872,7 +32972,7 @@
               <w:widowControl/>
               <w:numPr>
                 <w:ilvl w:val="0"/>
-                <w:numId w:val="12"/>
+                <w:numId w:val="11"/>
               </w:numPr>
               <w:kinsoku/>
               <w:wordWrap/>
@@ -33897,6 +32997,462 @@
             </w:pPr>
             <w:r>
               <w:rPr>
+                <w:rFonts w:ascii="Times New Roman" w:hAnsi="Times New Roman" w:eastAsia="微软雅黑" w:cs="Times New Roman"/>
+                <w:color w:val="auto"/>
+                <w:sz w:val="16"/>
+                <w:szCs w:val="16"/>
+                <w:lang w:eastAsia="zh-CN"/>
+              </w:rPr>
+              <w:t>Ⅰ~ⅣA期，</w:t>
+            </w:r>
+            <w:r>
+              <w:rPr>
+                <w:rFonts w:ascii="Times New Roman" w:hAnsi="Times New Roman" w:eastAsia="微软雅黑" w:cs="Times New Roman"/>
+                <w:b/>
+                <w:bCs/>
+                <w:color w:val="auto"/>
+                <w:sz w:val="16"/>
+                <w:szCs w:val="16"/>
+                <w:lang w:eastAsia="zh-CN"/>
+              </w:rPr>
+              <w:t>dMMR/NSMP</w:t>
+            </w:r>
+            <w:r>
+              <w:rPr>
+                <w:rFonts w:ascii="Times New Roman" w:hAnsi="Times New Roman" w:eastAsia="微软雅黑" w:cs="Times New Roman"/>
+                <w:color w:val="auto"/>
+                <w:sz w:val="16"/>
+                <w:szCs w:val="16"/>
+                <w:lang w:eastAsia="zh-CN"/>
+              </w:rPr>
+              <w:t>非内膜样癌（浆液性癌、未分化癌、癌肉瘤），伴肌层浸润，无残留病灶</w:t>
+            </w:r>
+          </w:p>
+        </w:tc>
+        <w:tc>
+          <w:tcPr>
+            <w:tcW w:w="3268" w:type="dxa"/>
+            <w:tcBorders>
+              <w:top w:val="dashed" w:color="244061" w:sz="4" w:space="0"/>
+              <w:left w:val="dashed" w:color="244061" w:sz="4" w:space="0"/>
+              <w:bottom w:val="dashed" w:color="244061" w:sz="4" w:space="0"/>
+            </w:tcBorders>
+            <w:shd w:val="clear" w:color="auto" w:fill="auto"/>
+            <w:vAlign w:val="center"/>
+          </w:tcPr>
+          <w:p>
+            <w:pPr>
+              <w:keepNext w:val="0"/>
+              <w:keepLines w:val="0"/>
+              <w:pageBreakBefore w:val="0"/>
+              <w:widowControl/>
+              <w:numPr>
+                <w:ilvl w:val="0"/>
+                <w:numId w:val="11"/>
+              </w:numPr>
+              <w:kinsoku/>
+              <w:wordWrap/>
+              <w:overflowPunct/>
+              <w:topLinePunct w:val="0"/>
+              <w:autoSpaceDE/>
+              <w:autoSpaceDN/>
+              <w:bidi w:val="0"/>
+              <w:adjustRightInd/>
+              <w:snapToGrid/>
+              <w:spacing w:line="236" w:lineRule="auto"/>
+              <w:ind w:left="215" w:leftChars="0" w:hanging="215" w:firstLineChars="0"/>
+              <w:jc w:val="both"/>
+              <w:textAlignment w:val="auto"/>
+              <w:rPr>
+                <w:rFonts w:ascii="Times New Roman" w:hAnsi="Times New Roman" w:eastAsia="微软雅黑" w:cs="Times New Roman"/>
+                <w:color w:val="auto"/>
+                <w:sz w:val="18"/>
+                <w:szCs w:val="18"/>
+                <w:lang w:eastAsia="zh-CN"/>
+              </w:rPr>
+            </w:pPr>
+            <w:r>
+              <w:rPr>
+                <w:rFonts w:hint="eastAsia" w:ascii="Times New Roman" w:hAnsi="Times New Roman" w:eastAsia="微软雅黑" w:cs="Times New Roman"/>
+                <w:color w:val="auto"/>
+                <w:sz w:val="16"/>
+                <w:szCs w:val="16"/>
+                <w:lang w:eastAsia="zh-CN"/>
+              </w:rPr>
+              <w:t>推荐术后进行盆腔外照射联合化疗。单纯化疗可作为替代方案。癌肉瘤的术后治疗参照高危内膜癌治疗方案，而不是子宫肉瘤方案。</w:t>
+            </w:r>
+          </w:p>
+        </w:tc>
+      </w:tr>
+      <w:tr>
+        <w:tblPrEx>
+          <w:tblBorders>
+            <w:top w:val="single" w:color="244061" w:sz="4" w:space="0"/>
+            <w:left w:val="none" w:color="auto" w:sz="0" w:space="0"/>
+            <w:bottom w:val="single" w:color="BFBFBF" w:sz="4" w:space="0"/>
+            <w:right w:val="none" w:color="auto" w:sz="0" w:space="0"/>
+            <w:insideH w:val="none" w:color="auto" w:sz="0" w:space="0"/>
+            <w:insideV w:val="none" w:color="auto" w:sz="0" w:space="0"/>
+          </w:tblBorders>
+          <w:shd w:val="clear" w:color="auto" w:fill="auto"/>
+          <w:tblCellMar>
+            <w:top w:w="0" w:type="dxa"/>
+            <w:left w:w="108" w:type="dxa"/>
+            <w:bottom w:w="0" w:type="dxa"/>
+            <w:right w:w="108" w:type="dxa"/>
+          </w:tblCellMar>
+        </w:tblPrEx>
+        <w:trPr>
+          <w:trHeight w:val="510" w:hRule="atLeast"/>
+          <w:jc w:val="center"/>
+        </w:trPr>
+        <w:tc>
+          <w:tcPr>
+            <w:tcW w:w="1210" w:type="dxa"/>
+            <w:tcBorders>
+              <w:top w:val="dashed" w:color="244061" w:sz="4" w:space="0"/>
+              <w:bottom w:val="dashed" w:color="244061" w:sz="4" w:space="0"/>
+              <w:right w:val="dashed" w:color="244061" w:sz="4" w:space="0"/>
+            </w:tcBorders>
+            <w:shd w:val="clear" w:color="auto" w:fill="auto"/>
+            <w:vAlign w:val="center"/>
+          </w:tcPr>
+          <w:p>
+            <w:pPr>
+              <w:keepNext w:val="0"/>
+              <w:keepLines w:val="0"/>
+              <w:pageBreakBefore w:val="0"/>
+              <w:widowControl/>
+              <w:kinsoku/>
+              <w:wordWrap/>
+              <w:overflowPunct/>
+              <w:topLinePunct w:val="0"/>
+              <w:autoSpaceDE/>
+              <w:autoSpaceDN/>
+              <w:bidi w:val="0"/>
+              <w:adjustRightInd/>
+              <w:snapToGrid/>
+              <w:spacing w:line="236" w:lineRule="auto"/>
+              <w:jc w:val="center"/>
+              <w:textAlignment w:val="auto"/>
+              <w:rPr>
+                <w:rFonts w:ascii="Times New Roman" w:hAnsi="Times New Roman" w:eastAsia="微软雅黑" w:cs="Times New Roman"/>
+                <w:color w:val="auto"/>
+                <w:sz w:val="18"/>
+                <w:szCs w:val="18"/>
+                <w:lang w:eastAsia="zh-CN"/>
+              </w:rPr>
+            </w:pPr>
+            <w:r>
+              <w:rPr>
+                <w:rFonts w:hint="eastAsia" w:ascii="Times New Roman" w:hAnsi="Times New Roman" w:eastAsia="微软雅黑" w:cs="Times New Roman"/>
+                <w:color w:val="auto"/>
+                <w:sz w:val="16"/>
+                <w:szCs w:val="16"/>
+                <w:lang w:eastAsia="zh-CN"/>
+              </w:rPr>
+              <w:t>晚期转移</w:t>
+            </w:r>
+          </w:p>
+        </w:tc>
+        <w:tc>
+          <w:tcPr>
+            <w:tcW w:w="2431" w:type="dxa"/>
+            <w:tcBorders>
+              <w:top w:val="dashed" w:color="244061" w:sz="4" w:space="0"/>
+              <w:left w:val="dashed" w:color="244061" w:sz="4" w:space="0"/>
+              <w:bottom w:val="dashed" w:color="244061" w:sz="4" w:space="0"/>
+              <w:right w:val="dashed" w:color="244061" w:sz="4" w:space="0"/>
+            </w:tcBorders>
+            <w:shd w:val="clear" w:color="auto" w:fill="auto"/>
+            <w:vAlign w:val="center"/>
+          </w:tcPr>
+          <w:p>
+            <w:pPr>
+              <w:keepNext w:val="0"/>
+              <w:keepLines w:val="0"/>
+              <w:pageBreakBefore w:val="0"/>
+              <w:widowControl/>
+              <w:numPr>
+                <w:ilvl w:val="0"/>
+                <w:numId w:val="11"/>
+              </w:numPr>
+              <w:kinsoku/>
+              <w:wordWrap/>
+              <w:overflowPunct/>
+              <w:topLinePunct w:val="0"/>
+              <w:autoSpaceDE/>
+              <w:autoSpaceDN/>
+              <w:bidi w:val="0"/>
+              <w:adjustRightInd/>
+              <w:snapToGrid/>
+              <w:spacing w:line="236" w:lineRule="auto"/>
+              <w:ind w:left="215" w:leftChars="0" w:hanging="215" w:firstLineChars="0"/>
+              <w:jc w:val="both"/>
+              <w:textAlignment w:val="auto"/>
+              <w:rPr>
+                <w:rFonts w:ascii="Times New Roman" w:hAnsi="Times New Roman" w:eastAsia="微软雅黑" w:cs="Times New Roman"/>
+                <w:color w:val="auto"/>
+                <w:sz w:val="16"/>
+                <w:szCs w:val="16"/>
+                <w:lang w:eastAsia="zh-CN"/>
+              </w:rPr>
+            </w:pPr>
+            <w:r>
+              <w:rPr>
+                <w:rFonts w:ascii="Times New Roman" w:hAnsi="Times New Roman" w:eastAsia="微软雅黑" w:cs="Times New Roman"/>
+                <w:color w:val="auto"/>
+                <w:sz w:val="16"/>
+                <w:szCs w:val="16"/>
+                <w:lang w:eastAsia="zh-CN"/>
+              </w:rPr>
+              <w:t>Ⅲ</w:t>
+            </w:r>
+            <w:r>
+              <w:rPr>
+                <w:rFonts w:hint="eastAsia" w:ascii="Times New Roman" w:hAnsi="Times New Roman" w:eastAsia="微软雅黑" w:cs="Times New Roman"/>
+                <w:color w:val="auto"/>
+                <w:sz w:val="16"/>
+                <w:szCs w:val="16"/>
+                <w:lang w:eastAsia="zh-CN"/>
+              </w:rPr>
+              <w:t>~</w:t>
+            </w:r>
+            <w:r>
+              <w:rPr>
+                <w:rFonts w:ascii="Times New Roman" w:hAnsi="Times New Roman" w:eastAsia="微软雅黑" w:cs="Times New Roman"/>
+                <w:color w:val="auto"/>
+                <w:sz w:val="16"/>
+                <w:szCs w:val="16"/>
+                <w:lang w:eastAsia="zh-CN"/>
+              </w:rPr>
+              <w:t>ⅣA</w:t>
+            </w:r>
+            <w:r>
+              <w:rPr>
+                <w:rFonts w:hint="eastAsia" w:ascii="Times New Roman" w:hAnsi="Times New Roman" w:eastAsia="微软雅黑" w:cs="Times New Roman"/>
+                <w:color w:val="auto"/>
+                <w:sz w:val="16"/>
+                <w:szCs w:val="16"/>
+                <w:lang w:eastAsia="zh-CN"/>
+              </w:rPr>
+              <w:t xml:space="preserve">期伴残留病灶 </w:t>
+            </w:r>
+          </w:p>
+          <w:p>
+            <w:pPr>
+              <w:keepNext w:val="0"/>
+              <w:keepLines w:val="0"/>
+              <w:pageBreakBefore w:val="0"/>
+              <w:widowControl/>
+              <w:numPr>
+                <w:ilvl w:val="0"/>
+                <w:numId w:val="11"/>
+              </w:numPr>
+              <w:kinsoku/>
+              <w:wordWrap/>
+              <w:overflowPunct/>
+              <w:topLinePunct w:val="0"/>
+              <w:autoSpaceDE/>
+              <w:autoSpaceDN/>
+              <w:bidi w:val="0"/>
+              <w:adjustRightInd/>
+              <w:snapToGrid/>
+              <w:spacing w:line="236" w:lineRule="auto"/>
+              <w:ind w:left="215" w:leftChars="0" w:hanging="215" w:firstLineChars="0"/>
+              <w:jc w:val="both"/>
+              <w:textAlignment w:val="auto"/>
+              <w:rPr>
+                <w:rFonts w:ascii="Times New Roman" w:hAnsi="Times New Roman" w:eastAsia="微软雅黑" w:cs="Times New Roman"/>
+                <w:color w:val="auto"/>
+                <w:sz w:val="18"/>
+                <w:szCs w:val="18"/>
+                <w:lang w:eastAsia="zh-CN"/>
+              </w:rPr>
+            </w:pPr>
+            <w:r>
+              <w:rPr>
+                <w:rFonts w:ascii="Times New Roman" w:hAnsi="Times New Roman" w:eastAsia="微软雅黑" w:cs="Times New Roman"/>
+                <w:color w:val="auto"/>
+                <w:sz w:val="16"/>
+                <w:szCs w:val="16"/>
+                <w:lang w:eastAsia="zh-CN"/>
+              </w:rPr>
+              <w:t>ⅣB期</w:t>
+            </w:r>
+          </w:p>
+        </w:tc>
+        <w:tc>
+          <w:tcPr>
+            <w:tcW w:w="2584" w:type="dxa"/>
+            <w:tcBorders>
+              <w:top w:val="dashed" w:color="244061" w:sz="4" w:space="0"/>
+              <w:left w:val="dashed" w:color="244061" w:sz="4" w:space="0"/>
+              <w:bottom w:val="dashed" w:color="244061" w:sz="4" w:space="0"/>
+              <w:right w:val="dashed" w:color="244061" w:sz="4" w:space="0"/>
+            </w:tcBorders>
+            <w:shd w:val="clear" w:color="auto" w:fill="auto"/>
+            <w:vAlign w:val="center"/>
+          </w:tcPr>
+          <w:p>
+            <w:pPr>
+              <w:keepNext w:val="0"/>
+              <w:keepLines w:val="0"/>
+              <w:pageBreakBefore w:val="0"/>
+              <w:widowControl/>
+              <w:numPr>
+                <w:ilvl w:val="0"/>
+                <w:numId w:val="11"/>
+              </w:numPr>
+              <w:kinsoku/>
+              <w:wordWrap/>
+              <w:overflowPunct/>
+              <w:topLinePunct w:val="0"/>
+              <w:autoSpaceDE/>
+              <w:autoSpaceDN/>
+              <w:bidi w:val="0"/>
+              <w:adjustRightInd/>
+              <w:snapToGrid/>
+              <w:spacing w:line="236" w:lineRule="auto"/>
+              <w:ind w:left="215" w:leftChars="0" w:hanging="215" w:firstLineChars="0"/>
+              <w:jc w:val="both"/>
+              <w:textAlignment w:val="auto"/>
+              <w:rPr>
+                <w:rFonts w:ascii="Times New Roman" w:hAnsi="Times New Roman" w:eastAsia="微软雅黑" w:cs="Times New Roman"/>
+                <w:color w:val="auto"/>
+                <w:sz w:val="16"/>
+                <w:szCs w:val="16"/>
+                <w:lang w:eastAsia="zh-CN"/>
+              </w:rPr>
+            </w:pPr>
+            <w:r>
+              <w:rPr>
+                <w:rFonts w:ascii="Times New Roman" w:hAnsi="Times New Roman" w:eastAsia="微软雅黑" w:cs="Times New Roman"/>
+                <w:color w:val="auto"/>
+                <w:sz w:val="16"/>
+                <w:szCs w:val="16"/>
+                <w:lang w:eastAsia="zh-CN"/>
+              </w:rPr>
+              <w:t>Ⅲ</w:t>
+            </w:r>
+            <w:r>
+              <w:rPr>
+                <w:rFonts w:hint="eastAsia" w:ascii="Times New Roman" w:hAnsi="Times New Roman" w:eastAsia="微软雅黑" w:cs="Times New Roman"/>
+                <w:color w:val="auto"/>
+                <w:sz w:val="16"/>
+                <w:szCs w:val="16"/>
+                <w:lang w:eastAsia="zh-CN"/>
+              </w:rPr>
+              <w:t>~</w:t>
+            </w:r>
+            <w:r>
+              <w:rPr>
+                <w:rFonts w:ascii="Times New Roman" w:hAnsi="Times New Roman" w:eastAsia="微软雅黑" w:cs="Times New Roman"/>
+                <w:color w:val="auto"/>
+                <w:sz w:val="16"/>
+                <w:szCs w:val="16"/>
+                <w:lang w:eastAsia="zh-CN"/>
+              </w:rPr>
+              <w:t>ⅣA</w:t>
+            </w:r>
+            <w:r>
+              <w:rPr>
+                <w:rFonts w:hint="eastAsia" w:ascii="Times New Roman" w:hAnsi="Times New Roman" w:eastAsia="微软雅黑" w:cs="Times New Roman"/>
+                <w:color w:val="auto"/>
+                <w:sz w:val="16"/>
+                <w:szCs w:val="16"/>
+                <w:lang w:eastAsia="zh-CN"/>
+              </w:rPr>
+              <w:t xml:space="preserve">期，伴残留病灶，任何分子分型 </w:t>
+            </w:r>
+          </w:p>
+          <w:p>
+            <w:pPr>
+              <w:keepNext w:val="0"/>
+              <w:keepLines w:val="0"/>
+              <w:pageBreakBefore w:val="0"/>
+              <w:widowControl/>
+              <w:numPr>
+                <w:ilvl w:val="0"/>
+                <w:numId w:val="11"/>
+              </w:numPr>
+              <w:kinsoku/>
+              <w:wordWrap/>
+              <w:overflowPunct/>
+              <w:topLinePunct w:val="0"/>
+              <w:autoSpaceDE/>
+              <w:autoSpaceDN/>
+              <w:bidi w:val="0"/>
+              <w:adjustRightInd/>
+              <w:snapToGrid/>
+              <w:spacing w:line="236" w:lineRule="auto"/>
+              <w:ind w:left="215" w:leftChars="0" w:hanging="215" w:firstLineChars="0"/>
+              <w:jc w:val="both"/>
+              <w:textAlignment w:val="auto"/>
+              <w:rPr>
+                <w:rFonts w:ascii="Times New Roman" w:hAnsi="Times New Roman" w:eastAsia="微软雅黑" w:cs="Times New Roman"/>
+                <w:color w:val="auto"/>
+                <w:sz w:val="18"/>
+                <w:szCs w:val="18"/>
+                <w:lang w:eastAsia="zh-CN"/>
+              </w:rPr>
+            </w:pPr>
+            <w:r>
+              <w:rPr>
+                <w:rFonts w:ascii="Times New Roman" w:hAnsi="Times New Roman" w:eastAsia="微软雅黑" w:cs="Times New Roman"/>
+                <w:color w:val="auto"/>
+                <w:sz w:val="16"/>
+                <w:szCs w:val="16"/>
+                <w:lang w:eastAsia="zh-CN"/>
+              </w:rPr>
+              <w:t>ⅣB期，任何分子分型</w:t>
+            </w:r>
+          </w:p>
+        </w:tc>
+        <w:tc>
+          <w:tcPr>
+            <w:tcW w:w="3268" w:type="dxa"/>
+            <w:tcBorders>
+              <w:top w:val="dashed" w:color="244061" w:sz="4" w:space="0"/>
+              <w:left w:val="dashed" w:color="244061" w:sz="4" w:space="0"/>
+              <w:bottom w:val="dashed" w:color="244061" w:sz="4" w:space="0"/>
+            </w:tcBorders>
+            <w:shd w:val="clear" w:color="auto" w:fill="auto"/>
+            <w:vAlign w:val="center"/>
+          </w:tcPr>
+          <w:p>
+            <w:pPr>
+              <w:keepNext w:val="0"/>
+              <w:keepLines w:val="0"/>
+              <w:pageBreakBefore w:val="0"/>
+              <w:widowControl/>
+              <w:numPr>
+                <w:ilvl w:val="0"/>
+                <w:numId w:val="11"/>
+              </w:numPr>
+              <w:kinsoku/>
+              <w:wordWrap/>
+              <w:overflowPunct/>
+              <w:topLinePunct w:val="0"/>
+              <w:autoSpaceDE/>
+              <w:autoSpaceDN/>
+              <w:bidi w:val="0"/>
+              <w:adjustRightInd/>
+              <w:snapToGrid/>
+              <w:spacing w:line="236" w:lineRule="auto"/>
+              <w:ind w:left="215" w:leftChars="0" w:hanging="215" w:firstLineChars="0"/>
+              <w:jc w:val="both"/>
+              <w:textAlignment w:val="auto"/>
+              <w:rPr>
+                <w:rFonts w:ascii="Times New Roman" w:hAnsi="Times New Roman" w:eastAsia="微软雅黑" w:cs="Times New Roman"/>
+                <w:color w:val="auto"/>
+                <w:sz w:val="18"/>
+                <w:szCs w:val="18"/>
+                <w:lang w:eastAsia="zh-CN"/>
+              </w:rPr>
+            </w:pPr>
+            <w:r>
+              <w:rPr>
                 <w:rFonts w:hint="eastAsia" w:ascii="Times New Roman" w:hAnsi="Times New Roman" w:eastAsia="微软雅黑" w:cs="Times New Roman"/>
                 <w:color w:val="auto"/>
                 <w:sz w:val="16"/>
@@ -33934,9 +33490,9 @@
         <w:widowControl/>
         <w:spacing w:before="120" w:beforeLines="50"/>
         <w:rPr>
-          <w:rFonts w:ascii="Times New Roman" w:hAnsi="Times New Roman" w:eastAsia="微软雅黑" w:cs="Times New Roman"/>
-          <w:sz w:val="15"/>
-          <w:szCs w:val="15"/>
+          <w:rFonts w:hint="eastAsia" w:ascii="Times New Roman" w:hAnsi="Times New Roman" w:eastAsia="微软雅黑" w:cs="Times New Roman"/>
+          <w:sz w:val="16"/>
+          <w:szCs w:val="16"/>
           <w:lang w:eastAsia="zh-CN"/>
         </w:rPr>
       </w:pPr>
@@ -33987,6 +33543,42 @@
         </w:rPr>
         <w:t>。</w:t>
       </w:r>
+    </w:p>
+    <w:p>
+      <w:pPr>
+        <w:widowControl/>
+        <w:spacing w:before="120" w:beforeLines="50"/>
+        <w:rPr>
+          <w:rFonts w:hint="eastAsia" w:ascii="Times New Roman" w:hAnsi="Times New Roman" w:eastAsia="微软雅黑" w:cs="Times New Roman"/>
+          <w:sz w:val="16"/>
+          <w:szCs w:val="16"/>
+          <w:lang w:eastAsia="zh-CN"/>
+        </w:rPr>
+      </w:pPr>
+    </w:p>
+    <w:p>
+      <w:pPr>
+        <w:widowControl/>
+        <w:spacing w:before="120" w:beforeLines="50"/>
+        <w:rPr>
+          <w:rFonts w:hint="eastAsia" w:ascii="Times New Roman" w:hAnsi="Times New Roman" w:eastAsia="微软雅黑" w:cs="Times New Roman"/>
+          <w:sz w:val="16"/>
+          <w:szCs w:val="16"/>
+          <w:lang w:eastAsia="zh-CN"/>
+        </w:rPr>
+      </w:pPr>
+    </w:p>
+    <w:p>
+      <w:pPr>
+        <w:widowControl/>
+        <w:spacing w:before="120" w:beforeLines="50"/>
+        <w:rPr>
+          <w:rFonts w:hint="eastAsia" w:ascii="Times New Roman" w:hAnsi="Times New Roman" w:eastAsia="微软雅黑" w:cs="Times New Roman"/>
+          <w:sz w:val="16"/>
+          <w:szCs w:val="16"/>
+          <w:lang w:eastAsia="zh-CN"/>
+        </w:rPr>
+      </w:pPr>
     </w:p>
     <w:p>
       <w:pPr>
@@ -34032,12 +33624,12 @@
         </w:tblCellMar>
       </w:tblPr>
       <w:tblGrid>
-        <w:gridCol w:w="1491"/>
-        <w:gridCol w:w="1500"/>
-        <w:gridCol w:w="1504"/>
-        <w:gridCol w:w="1591"/>
-        <w:gridCol w:w="1539"/>
-        <w:gridCol w:w="1554"/>
+        <w:gridCol w:w="1478"/>
+        <w:gridCol w:w="1487"/>
+        <w:gridCol w:w="1552"/>
+        <w:gridCol w:w="1586"/>
+        <w:gridCol w:w="1530"/>
+        <w:gridCol w:w="1546"/>
       </w:tblGrid>
       <w:tr>
         <w:tblPrEx>
@@ -34599,6 +34191,7 @@
             <w:insideH w:val="single" w:color="auto" w:sz="4" w:space="0"/>
             <w:insideV w:val="single" w:color="auto" w:sz="4" w:space="0"/>
           </w:tblBorders>
+          <w:shd w:val="clear" w:color="auto" w:fill="auto"/>
           <w:tblCellMar>
             <w:top w:w="0" w:type="dxa"/>
             <w:left w:w="108" w:type="dxa"/>
@@ -34707,7 +34300,7 @@
                 <w:szCs w:val="18"/>
                 <w:lang w:eastAsia="zh-CN"/>
               </w:rPr>
-              <w:t>MSI-H</w:t>
+              <w:t>dMMR/MSI-H</w:t>
             </w:r>
           </w:p>
         </w:tc>
@@ -34810,6 +34403,232 @@
                 <w:lang w:eastAsia="zh-CN"/>
               </w:rPr>
               <w:t>MSI</w:t>
+            </w:r>
+          </w:p>
+        </w:tc>
+      </w:tr>
+      <w:tr>
+        <w:tblPrEx>
+          <w:tblBorders>
+            <w:top w:val="single" w:color="auto" w:sz="4" w:space="0"/>
+            <w:left w:val="single" w:color="auto" w:sz="4" w:space="0"/>
+            <w:bottom w:val="single" w:color="auto" w:sz="4" w:space="0"/>
+            <w:right w:val="single" w:color="auto" w:sz="4" w:space="0"/>
+            <w:insideH w:val="single" w:color="auto" w:sz="4" w:space="0"/>
+            <w:insideV w:val="single" w:color="auto" w:sz="4" w:space="0"/>
+          </w:tblBorders>
+          <w:shd w:val="clear" w:color="auto" w:fill="auto"/>
+          <w:tblCellMar>
+            <w:top w:w="0" w:type="dxa"/>
+            <w:left w:w="108" w:type="dxa"/>
+            <w:bottom w:w="0" w:type="dxa"/>
+            <w:right w:w="108" w:type="dxa"/>
+          </w:tblCellMar>
+        </w:tblPrEx>
+        <w:trPr>
+          <w:trHeight w:val="510" w:hRule="atLeast"/>
+        </w:trPr>
+        <w:tc>
+          <w:tcPr>
+            <w:tcW w:w="1662" w:type="dxa"/>
+            <w:tcBorders>
+              <w:top w:val="dashed" w:color="244061" w:sz="4" w:space="0"/>
+              <w:left w:val="nil"/>
+              <w:bottom w:val="dashed" w:color="244061" w:sz="4" w:space="0"/>
+              <w:right w:val="dashed" w:color="244061" w:sz="4" w:space="0"/>
+            </w:tcBorders>
+            <w:shd w:val="clear" w:color="auto" w:fill="auto"/>
+            <w:vAlign w:val="center"/>
+          </w:tcPr>
+          <w:p>
+            <w:pPr>
+              <w:widowControl/>
+              <w:jc w:val="center"/>
+              <w:rPr>
+                <w:rFonts w:ascii="Times New Roman" w:hAnsi="Times New Roman" w:eastAsia="微软雅黑" w:cs="Times New Roman"/>
+                <w:sz w:val="18"/>
+                <w:szCs w:val="18"/>
+                <w:lang w:eastAsia="zh-CN"/>
+              </w:rPr>
+            </w:pPr>
+            <w:r>
+              <w:rPr>
+                <w:rFonts w:ascii="Times New Roman" w:hAnsi="Times New Roman" w:eastAsia="微软雅黑" w:cs="Times New Roman"/>
+                <w:sz w:val="18"/>
+                <w:szCs w:val="18"/>
+                <w:lang w:eastAsia="zh-CN"/>
+              </w:rPr>
+              <w:t>NSMP</w:t>
+            </w:r>
+          </w:p>
+        </w:tc>
+        <w:tc>
+          <w:tcPr>
+            <w:tcW w:w="1662" w:type="dxa"/>
+            <w:tcBorders>
+              <w:top w:val="dashed" w:color="244061" w:sz="4" w:space="0"/>
+              <w:left w:val="dashed" w:color="244061" w:sz="4" w:space="0"/>
+              <w:bottom w:val="dashed" w:color="244061" w:sz="4" w:space="0"/>
+              <w:right w:val="dashed" w:color="244061" w:sz="4" w:space="0"/>
+            </w:tcBorders>
+            <w:shd w:val="clear" w:color="auto" w:fill="auto"/>
+            <w:vAlign w:val="center"/>
+          </w:tcPr>
+          <w:p>
+            <w:pPr>
+              <w:widowControl/>
+              <w:jc w:val="center"/>
+              <w:rPr>
+                <w:rFonts w:ascii="Times New Roman" w:hAnsi="Times New Roman" w:eastAsia="微软雅黑" w:cs="Times New Roman"/>
+                <w:sz w:val="18"/>
+                <w:szCs w:val="18"/>
+                <w:lang w:eastAsia="zh-CN"/>
+              </w:rPr>
+            </w:pPr>
+            <w:r>
+              <w:rPr>
+                <w:rFonts w:ascii="Times New Roman" w:hAnsi="Times New Roman" w:eastAsia="微软雅黑" w:cs="Times New Roman"/>
+                <w:sz w:val="18"/>
+                <w:szCs w:val="18"/>
+                <w:lang w:eastAsia="zh-CN"/>
+              </w:rPr>
+              <w:t>NSMP</w:t>
+            </w:r>
+          </w:p>
+        </w:tc>
+        <w:tc>
+          <w:tcPr>
+            <w:tcW w:w="1662" w:type="dxa"/>
+            <w:tcBorders>
+              <w:top w:val="dashed" w:color="244061" w:sz="4" w:space="0"/>
+              <w:left w:val="dashed" w:color="244061" w:sz="4" w:space="0"/>
+              <w:bottom w:val="dashed" w:color="244061" w:sz="4" w:space="0"/>
+              <w:right w:val="dashed" w:color="244061" w:sz="4" w:space="0"/>
+            </w:tcBorders>
+            <w:shd w:val="clear" w:color="auto" w:fill="auto"/>
+            <w:vAlign w:val="center"/>
+          </w:tcPr>
+          <w:p>
+            <w:pPr>
+              <w:widowControl/>
+              <w:jc w:val="center"/>
+              <w:rPr>
+                <w:rFonts w:ascii="Times New Roman" w:hAnsi="Times New Roman" w:eastAsia="微软雅黑" w:cs="Times New Roman"/>
+                <w:sz w:val="18"/>
+                <w:szCs w:val="18"/>
+                <w:lang w:eastAsia="zh-CN"/>
+              </w:rPr>
+            </w:pPr>
+            <w:r>
+              <w:rPr>
+                <w:rFonts w:ascii="Times New Roman" w:hAnsi="Times New Roman" w:eastAsia="微软雅黑" w:cs="Times New Roman"/>
+                <w:sz w:val="18"/>
+                <w:szCs w:val="18"/>
+                <w:lang w:eastAsia="zh-CN"/>
+              </w:rPr>
+              <w:t>NSMP</w:t>
+            </w:r>
+          </w:p>
+        </w:tc>
+        <w:tc>
+          <w:tcPr>
+            <w:tcW w:w="1662" w:type="dxa"/>
+            <w:tcBorders>
+              <w:top w:val="dashed" w:color="244061" w:sz="4" w:space="0"/>
+              <w:left w:val="dashed" w:color="244061" w:sz="4" w:space="0"/>
+              <w:bottom w:val="dashed" w:color="244061" w:sz="4" w:space="0"/>
+              <w:right w:val="dashed" w:color="244061" w:sz="4" w:space="0"/>
+            </w:tcBorders>
+            <w:shd w:val="clear" w:color="auto" w:fill="auto"/>
+            <w:vAlign w:val="center"/>
+          </w:tcPr>
+          <w:p>
+            <w:pPr>
+              <w:widowControl/>
+              <w:jc w:val="center"/>
+              <w:rPr>
+                <w:rFonts w:ascii="Times New Roman" w:hAnsi="Times New Roman" w:eastAsia="微软雅黑" w:cs="Times New Roman"/>
+                <w:sz w:val="18"/>
+                <w:szCs w:val="18"/>
+                <w:lang w:eastAsia="zh-CN"/>
+              </w:rPr>
+            </w:pPr>
+            <w:r>
+              <w:rPr>
+                <w:rFonts w:hint="eastAsia" w:ascii="Times New Roman" w:hAnsi="Times New Roman" w:eastAsia="微软雅黑" w:cs="Times New Roman"/>
+                <w:sz w:val="18"/>
+                <w:szCs w:val="18"/>
+                <w:lang w:eastAsia="zh-CN"/>
+              </w:rPr>
+              <w:t>CNL (endometrioid)</w:t>
+            </w:r>
+          </w:p>
+        </w:tc>
+        <w:tc>
+          <w:tcPr>
+            <w:tcW w:w="1662" w:type="dxa"/>
+            <w:tcBorders>
+              <w:top w:val="dashed" w:color="244061" w:sz="4" w:space="0"/>
+              <w:left w:val="dashed" w:color="244061" w:sz="4" w:space="0"/>
+              <w:bottom w:val="dashed" w:color="244061" w:sz="4" w:space="0"/>
+              <w:right w:val="dashed" w:color="244061" w:sz="4" w:space="0"/>
+            </w:tcBorders>
+            <w:shd w:val="clear" w:color="auto" w:fill="auto"/>
+            <w:vAlign w:val="center"/>
+          </w:tcPr>
+          <w:p>
+            <w:pPr>
+              <w:widowControl/>
+              <w:jc w:val="center"/>
+              <w:rPr>
+                <w:rFonts w:ascii="Times New Roman" w:hAnsi="Times New Roman" w:eastAsia="微软雅黑" w:cs="Times New Roman"/>
+                <w:sz w:val="18"/>
+                <w:szCs w:val="18"/>
+                <w:lang w:eastAsia="zh-CN"/>
+              </w:rPr>
+            </w:pPr>
+            <w:r>
+              <w:rPr>
+                <w:rFonts w:ascii="Times New Roman" w:hAnsi="Times New Roman" w:eastAsia="微软雅黑" w:cs="Times New Roman"/>
+                <w:sz w:val="18"/>
+                <w:szCs w:val="18"/>
+                <w:lang w:eastAsia="zh-CN"/>
+              </w:rPr>
+              <w:t>p53 wt</w:t>
+            </w:r>
+          </w:p>
+        </w:tc>
+        <w:tc>
+          <w:tcPr>
+            <w:tcW w:w="1664" w:type="dxa"/>
+            <w:tcBorders>
+              <w:top w:val="dashed" w:color="244061" w:sz="4" w:space="0"/>
+              <w:left w:val="dashed" w:color="244061" w:sz="4" w:space="0"/>
+              <w:bottom w:val="dashed" w:color="244061" w:sz="4" w:space="0"/>
+              <w:right w:val="nil"/>
+            </w:tcBorders>
+            <w:shd w:val="clear" w:color="auto" w:fill="auto"/>
+            <w:vAlign w:val="center"/>
+          </w:tcPr>
+          <w:p>
+            <w:pPr>
+              <w:widowControl/>
+              <w:jc w:val="center"/>
+              <w:rPr>
+                <w:rFonts w:ascii="Times New Roman" w:hAnsi="Times New Roman" w:eastAsia="微软雅黑" w:cs="Times New Roman"/>
+                <w:sz w:val="18"/>
+                <w:szCs w:val="18"/>
+                <w:lang w:eastAsia="zh-CN"/>
+              </w:rPr>
+            </w:pPr>
+            <w:r>
+              <w:rPr>
+                <w:rFonts w:ascii="Times New Roman" w:hAnsi="Times New Roman" w:eastAsia="微软雅黑" w:cs="Times New Roman"/>
+                <w:sz w:val="18"/>
+                <w:szCs w:val="18"/>
+                <w:lang w:eastAsia="zh-CN"/>
+              </w:rPr>
+              <w:t>NSMP</w:t>
             </w:r>
           </w:p>
         </w:tc>
@@ -34864,7 +34683,7 @@
                 <w:szCs w:val="18"/>
                 <w:lang w:eastAsia="zh-CN"/>
               </w:rPr>
-              <w:t>NSMP</w:t>
+              <w:t>p53 abn</w:t>
             </w:r>
           </w:p>
         </w:tc>
@@ -34898,7 +34717,7 @@
                 <w:szCs w:val="18"/>
                 <w:lang w:eastAsia="zh-CN"/>
               </w:rPr>
-              <w:t>NSMP</w:t>
+              <w:t>p53 abn</w:t>
             </w:r>
           </w:p>
         </w:tc>
@@ -34932,7 +34751,7 @@
                 <w:szCs w:val="18"/>
                 <w:lang w:eastAsia="zh-CN"/>
               </w:rPr>
-              <w:t>Copy-number low</w:t>
+              <w:t>p53-aberrant</w:t>
             </w:r>
           </w:p>
         </w:tc>
@@ -34961,12 +34780,12 @@
             </w:pPr>
             <w:r>
               <w:rPr>
-                <w:rFonts w:ascii="Times New Roman" w:hAnsi="Times New Roman" w:eastAsia="微软雅黑" w:cs="Times New Roman"/>
-                <w:sz w:val="18"/>
-                <w:szCs w:val="18"/>
-                <w:lang w:eastAsia="zh-CN"/>
-              </w:rPr>
-              <w:t>Copy-number low (endometrioid)</w:t>
+                <w:rFonts w:hint="eastAsia" w:ascii="Times New Roman" w:hAnsi="Times New Roman" w:eastAsia="微软雅黑" w:cs="Times New Roman"/>
+                <w:sz w:val="18"/>
+                <w:szCs w:val="18"/>
+                <w:lang w:eastAsia="zh-CN"/>
+              </w:rPr>
+              <w:t>CNH (serous-like)</w:t>
             </w:r>
           </w:p>
         </w:tc>
@@ -35000,7 +34819,7 @@
                 <w:szCs w:val="18"/>
                 <w:lang w:eastAsia="zh-CN"/>
               </w:rPr>
-              <w:t>p53 wt</w:t>
+              <w:t>p53 abn</w:t>
             </w:r>
           </w:p>
         </w:tc>
@@ -35034,231 +34853,6 @@
                 <w:szCs w:val="18"/>
                 <w:lang w:eastAsia="zh-CN"/>
               </w:rPr>
-              <w:t>NSMP</w:t>
-            </w:r>
-          </w:p>
-        </w:tc>
-      </w:tr>
-      <w:tr>
-        <w:tblPrEx>
-          <w:tblBorders>
-            <w:top w:val="single" w:color="auto" w:sz="4" w:space="0"/>
-            <w:left w:val="single" w:color="auto" w:sz="4" w:space="0"/>
-            <w:bottom w:val="single" w:color="auto" w:sz="4" w:space="0"/>
-            <w:right w:val="single" w:color="auto" w:sz="4" w:space="0"/>
-            <w:insideH w:val="single" w:color="auto" w:sz="4" w:space="0"/>
-            <w:insideV w:val="single" w:color="auto" w:sz="4" w:space="0"/>
-          </w:tblBorders>
-          <w:tblCellMar>
-            <w:top w:w="0" w:type="dxa"/>
-            <w:left w:w="108" w:type="dxa"/>
-            <w:bottom w:w="0" w:type="dxa"/>
-            <w:right w:w="108" w:type="dxa"/>
-          </w:tblCellMar>
-        </w:tblPrEx>
-        <w:trPr>
-          <w:trHeight w:val="510" w:hRule="atLeast"/>
-        </w:trPr>
-        <w:tc>
-          <w:tcPr>
-            <w:tcW w:w="1662" w:type="dxa"/>
-            <w:tcBorders>
-              <w:top w:val="dashed" w:color="244061" w:sz="4" w:space="0"/>
-              <w:left w:val="nil"/>
-              <w:bottom w:val="dashed" w:color="244061" w:sz="4" w:space="0"/>
-              <w:right w:val="dashed" w:color="244061" w:sz="4" w:space="0"/>
-            </w:tcBorders>
-            <w:shd w:val="clear" w:color="auto" w:fill="auto"/>
-            <w:vAlign w:val="center"/>
-          </w:tcPr>
-          <w:p>
-            <w:pPr>
-              <w:widowControl/>
-              <w:jc w:val="center"/>
-              <w:rPr>
-                <w:rFonts w:ascii="Times New Roman" w:hAnsi="Times New Roman" w:eastAsia="微软雅黑" w:cs="Times New Roman"/>
-                <w:sz w:val="18"/>
-                <w:szCs w:val="18"/>
-                <w:lang w:eastAsia="zh-CN"/>
-              </w:rPr>
-            </w:pPr>
-            <w:r>
-              <w:rPr>
-                <w:rFonts w:ascii="Times New Roman" w:hAnsi="Times New Roman" w:eastAsia="微软雅黑" w:cs="Times New Roman"/>
-                <w:sz w:val="18"/>
-                <w:szCs w:val="18"/>
-                <w:lang w:eastAsia="zh-CN"/>
-              </w:rPr>
-              <w:t>p53 abn</w:t>
-            </w:r>
-          </w:p>
-        </w:tc>
-        <w:tc>
-          <w:tcPr>
-            <w:tcW w:w="1662" w:type="dxa"/>
-            <w:tcBorders>
-              <w:top w:val="dashed" w:color="244061" w:sz="4" w:space="0"/>
-              <w:left w:val="dashed" w:color="244061" w:sz="4" w:space="0"/>
-              <w:bottom w:val="dashed" w:color="244061" w:sz="4" w:space="0"/>
-              <w:right w:val="dashed" w:color="244061" w:sz="4" w:space="0"/>
-            </w:tcBorders>
-            <w:shd w:val="clear" w:color="auto" w:fill="auto"/>
-            <w:vAlign w:val="center"/>
-          </w:tcPr>
-          <w:p>
-            <w:pPr>
-              <w:widowControl/>
-              <w:jc w:val="center"/>
-              <w:rPr>
-                <w:rFonts w:ascii="Times New Roman" w:hAnsi="Times New Roman" w:eastAsia="微软雅黑" w:cs="Times New Roman"/>
-                <w:sz w:val="18"/>
-                <w:szCs w:val="18"/>
-                <w:lang w:eastAsia="zh-CN"/>
-              </w:rPr>
-            </w:pPr>
-            <w:r>
-              <w:rPr>
-                <w:rFonts w:ascii="Times New Roman" w:hAnsi="Times New Roman" w:eastAsia="微软雅黑" w:cs="Times New Roman"/>
-                <w:sz w:val="18"/>
-                <w:szCs w:val="18"/>
-                <w:lang w:eastAsia="zh-CN"/>
-              </w:rPr>
-              <w:t>p53 abn</w:t>
-            </w:r>
-          </w:p>
-        </w:tc>
-        <w:tc>
-          <w:tcPr>
-            <w:tcW w:w="1662" w:type="dxa"/>
-            <w:tcBorders>
-              <w:top w:val="dashed" w:color="244061" w:sz="4" w:space="0"/>
-              <w:left w:val="dashed" w:color="244061" w:sz="4" w:space="0"/>
-              <w:bottom w:val="dashed" w:color="244061" w:sz="4" w:space="0"/>
-              <w:right w:val="dashed" w:color="244061" w:sz="4" w:space="0"/>
-            </w:tcBorders>
-            <w:shd w:val="clear" w:color="auto" w:fill="auto"/>
-            <w:vAlign w:val="center"/>
-          </w:tcPr>
-          <w:p>
-            <w:pPr>
-              <w:widowControl/>
-              <w:jc w:val="center"/>
-              <w:rPr>
-                <w:rFonts w:ascii="Times New Roman" w:hAnsi="Times New Roman" w:eastAsia="微软雅黑" w:cs="Times New Roman"/>
-                <w:sz w:val="18"/>
-                <w:szCs w:val="18"/>
-                <w:lang w:eastAsia="zh-CN"/>
-              </w:rPr>
-            </w:pPr>
-            <w:r>
-              <w:rPr>
-                <w:rFonts w:ascii="Times New Roman" w:hAnsi="Times New Roman" w:eastAsia="微软雅黑" w:cs="Times New Roman"/>
-                <w:sz w:val="18"/>
-                <w:szCs w:val="18"/>
-                <w:lang w:eastAsia="zh-CN"/>
-              </w:rPr>
-              <w:t>Copy-number high</w:t>
-            </w:r>
-          </w:p>
-        </w:tc>
-        <w:tc>
-          <w:tcPr>
-            <w:tcW w:w="1662" w:type="dxa"/>
-            <w:tcBorders>
-              <w:top w:val="dashed" w:color="244061" w:sz="4" w:space="0"/>
-              <w:left w:val="dashed" w:color="244061" w:sz="4" w:space="0"/>
-              <w:bottom w:val="dashed" w:color="244061" w:sz="4" w:space="0"/>
-              <w:right w:val="dashed" w:color="244061" w:sz="4" w:space="0"/>
-            </w:tcBorders>
-            <w:shd w:val="clear" w:color="auto" w:fill="auto"/>
-            <w:vAlign w:val="center"/>
-          </w:tcPr>
-          <w:p>
-            <w:pPr>
-              <w:widowControl/>
-              <w:jc w:val="center"/>
-              <w:rPr>
-                <w:rFonts w:ascii="Times New Roman" w:hAnsi="Times New Roman" w:eastAsia="微软雅黑" w:cs="Times New Roman"/>
-                <w:sz w:val="18"/>
-                <w:szCs w:val="18"/>
-                <w:lang w:eastAsia="zh-CN"/>
-              </w:rPr>
-            </w:pPr>
-            <w:r>
-              <w:rPr>
-                <w:rFonts w:ascii="Times New Roman" w:hAnsi="Times New Roman" w:eastAsia="微软雅黑" w:cs="Times New Roman"/>
-                <w:sz w:val="18"/>
-                <w:szCs w:val="18"/>
-                <w:lang w:eastAsia="zh-CN"/>
-              </w:rPr>
-              <w:t>Copy-number high (serous-like)</w:t>
-            </w:r>
-          </w:p>
-        </w:tc>
-        <w:tc>
-          <w:tcPr>
-            <w:tcW w:w="1662" w:type="dxa"/>
-            <w:tcBorders>
-              <w:top w:val="dashed" w:color="244061" w:sz="4" w:space="0"/>
-              <w:left w:val="dashed" w:color="244061" w:sz="4" w:space="0"/>
-              <w:bottom w:val="dashed" w:color="244061" w:sz="4" w:space="0"/>
-              <w:right w:val="dashed" w:color="244061" w:sz="4" w:space="0"/>
-            </w:tcBorders>
-            <w:shd w:val="clear" w:color="auto" w:fill="auto"/>
-            <w:vAlign w:val="center"/>
-          </w:tcPr>
-          <w:p>
-            <w:pPr>
-              <w:widowControl/>
-              <w:jc w:val="center"/>
-              <w:rPr>
-                <w:rFonts w:ascii="Times New Roman" w:hAnsi="Times New Roman" w:eastAsia="微软雅黑" w:cs="Times New Roman"/>
-                <w:sz w:val="18"/>
-                <w:szCs w:val="18"/>
-                <w:lang w:eastAsia="zh-CN"/>
-              </w:rPr>
-            </w:pPr>
-            <w:r>
-              <w:rPr>
-                <w:rFonts w:ascii="Times New Roman" w:hAnsi="Times New Roman" w:eastAsia="微软雅黑" w:cs="Times New Roman"/>
-                <w:sz w:val="18"/>
-                <w:szCs w:val="18"/>
-                <w:lang w:eastAsia="zh-CN"/>
-              </w:rPr>
-              <w:t>p53 abn</w:t>
-            </w:r>
-          </w:p>
-        </w:tc>
-        <w:tc>
-          <w:tcPr>
-            <w:tcW w:w="1664" w:type="dxa"/>
-            <w:tcBorders>
-              <w:top w:val="dashed" w:color="244061" w:sz="4" w:space="0"/>
-              <w:left w:val="dashed" w:color="244061" w:sz="4" w:space="0"/>
-              <w:bottom w:val="dashed" w:color="244061" w:sz="4" w:space="0"/>
-              <w:right w:val="nil"/>
-            </w:tcBorders>
-            <w:shd w:val="clear" w:color="auto" w:fill="auto"/>
-            <w:vAlign w:val="center"/>
-          </w:tcPr>
-          <w:p>
-            <w:pPr>
-              <w:widowControl/>
-              <w:jc w:val="center"/>
-              <w:rPr>
-                <w:rFonts w:ascii="Times New Roman" w:hAnsi="Times New Roman" w:eastAsia="微软雅黑" w:cs="Times New Roman"/>
-                <w:sz w:val="18"/>
-                <w:szCs w:val="18"/>
-                <w:lang w:eastAsia="zh-CN"/>
-              </w:rPr>
-            </w:pPr>
-            <w:r>
-              <w:rPr>
-                <w:rFonts w:ascii="Times New Roman" w:hAnsi="Times New Roman" w:eastAsia="微软雅黑" w:cs="Times New Roman"/>
-                <w:sz w:val="18"/>
-                <w:szCs w:val="18"/>
-                <w:lang w:eastAsia="zh-CN"/>
-              </w:rPr>
               <w:t>p53-mutant</w:t>
             </w:r>
           </w:p>
@@ -35267,125 +34861,6 @@
     </w:tbl>
     <w:p>
       <w:pPr>
-        <w:widowControl/>
-        <w:spacing w:before="120" w:beforeLines="50"/>
-        <w:rPr>
-          <w:rFonts w:ascii="Times New Roman" w:hAnsi="Times New Roman" w:eastAsia="微软雅黑" w:cs="Times New Roman"/>
-          <w:sz w:val="16"/>
-          <w:szCs w:val="16"/>
-          <w:lang w:eastAsia="zh-CN"/>
-        </w:rPr>
-      </w:pPr>
-      <w:r>
-        <w:rPr>
-          <w:rFonts w:hint="eastAsia" w:ascii="Times New Roman" w:hAnsi="Times New Roman" w:eastAsia="微软雅黑" w:cs="Times New Roman"/>
-          <w:sz w:val="16"/>
-          <w:szCs w:val="16"/>
-          <w:lang w:eastAsia="zh-CN"/>
-        </w:rPr>
-        <w:t>注：表1的预后危险因素定义和分组最初是引自ESGO/ESTRO/ESP 2020子宫内膜癌指南，它的分子分型方法与本报告采取的分子分型方法并非完全一致，所以对应的四组分型结果并不能保证完全重叠。因此，基于本报告的分子分型结果对应表1的预后风险信息仅供参考。</w:t>
-      </w:r>
-    </w:p>
-    <w:p>
-      <w:pPr>
-        <w:rPr>
-          <w:rFonts w:ascii="Times New Roman" w:hAnsi="Times New Roman" w:eastAsia="微软雅黑" w:cs="Times New Roman"/>
-          <w:sz w:val="20"/>
-          <w:szCs w:val="20"/>
-          <w:lang w:eastAsia="zh-CN"/>
-        </w:rPr>
-      </w:pPr>
-    </w:p>
-    <w:p>
-      <w:pPr>
-        <w:rPr>
-          <w:rFonts w:ascii="Times New Roman" w:hAnsi="Times New Roman" w:eastAsia="微软雅黑" w:cs="Times New Roman"/>
-          <w:sz w:val="20"/>
-          <w:szCs w:val="20"/>
-          <w:lang w:eastAsia="zh-CN"/>
-        </w:rPr>
-      </w:pPr>
-      <w:r>
-        <w:rPr>
-          <w:rFonts w:hint="eastAsia" w:ascii="Times New Roman" w:hAnsi="Times New Roman" w:eastAsia="微软雅黑" w:cs="Times New Roman"/>
-          <w:sz w:val="20"/>
-          <w:szCs w:val="20"/>
-          <w:lang w:eastAsia="zh-CN"/>
-        </w:rPr>
-        <w:t>参考文献：</w:t>
-      </w:r>
-    </w:p>
-    <w:p>
-      <w:pPr>
-        <w:numPr>
-          <w:ilvl w:val="0"/>
-          <w:numId w:val="13"/>
-        </w:numPr>
-        <w:rPr>
-          <w:rFonts w:ascii="Times New Roman" w:hAnsi="Times New Roman" w:eastAsia="微软雅黑" w:cs="Times New Roman"/>
-          <w:sz w:val="18"/>
-          <w:szCs w:val="18"/>
-          <w:lang w:eastAsia="zh-CN"/>
-        </w:rPr>
-      </w:pPr>
-      <w:r>
-        <w:rPr>
-          <w:rFonts w:hint="eastAsia" w:ascii="Times New Roman" w:hAnsi="Times New Roman" w:eastAsia="微软雅黑" w:cs="Times New Roman"/>
-          <w:sz w:val="18"/>
-          <w:szCs w:val="18"/>
-          <w:lang w:eastAsia="zh-CN"/>
-        </w:rPr>
-        <w:t>《ESGO／ESTRO／ESP指南：子宫内膜癌患者的管理（2020版）》；</w:t>
-      </w:r>
-    </w:p>
-    <w:p>
-      <w:pPr>
-        <w:numPr>
-          <w:ilvl w:val="0"/>
-          <w:numId w:val="13"/>
-        </w:numPr>
-        <w:rPr>
-          <w:rFonts w:ascii="Calibri" w:hAnsi="Calibri" w:eastAsia="微软雅黑" w:cs="Calibri"/>
-          <w:sz w:val="18"/>
-          <w:szCs w:val="18"/>
-          <w:lang w:eastAsia="zh-CN"/>
-        </w:rPr>
-      </w:pPr>
-      <w:r>
-        <w:rPr>
-          <w:rFonts w:hint="eastAsia" w:ascii="Times New Roman" w:hAnsi="Times New Roman" w:eastAsia="微软雅黑" w:cs="Times New Roman"/>
-          <w:sz w:val="18"/>
-          <w:szCs w:val="18"/>
-          <w:lang w:eastAsia="zh-CN"/>
-        </w:rPr>
-        <w:t>《子宫内膜癌诊断与治疗指南（2021版）》；</w:t>
-      </w:r>
-    </w:p>
-    <w:p>
-      <w:pPr>
-        <w:numPr>
-          <w:ilvl w:val="0"/>
-          <w:numId w:val="13"/>
-        </w:numPr>
-        <w:rPr>
-          <w:rFonts w:ascii="Times New Roman" w:hAnsi="Times New Roman" w:eastAsia="微软雅黑" w:cs="Times New Roman"/>
-          <w:sz w:val="18"/>
-          <w:szCs w:val="18"/>
-          <w:lang w:eastAsia="zh-CN"/>
-        </w:rPr>
-      </w:pPr>
-      <w:r>
-        <w:rPr>
-          <w:rFonts w:hint="eastAsia" w:ascii="Times New Roman" w:hAnsi="Times New Roman" w:eastAsia="微软雅黑" w:cs="Times New Roman"/>
-          <w:sz w:val="18"/>
-          <w:szCs w:val="18"/>
-          <w:lang w:eastAsia="zh-CN"/>
-        </w:rPr>
-        <w:t>《子宫内膜癌分子检测中国专家共识（2021版）》。</w:t>
-      </w:r>
-    </w:p>
-    <w:p>
-      <w:pPr>
         <w:rPr>
           <w:rFonts w:hint="eastAsia" w:ascii="Times New Roman" w:hAnsi="Times New Roman"/>
           <w:color w:val="auto"/>
@@ -35393,6 +34868,8 @@
           <w:lang w:eastAsia="zh-CN"/>
         </w:rPr>
       </w:pPr>
+      <w:bookmarkStart w:id="95" w:name="_GoBack"/>
+      <w:bookmarkEnd w:id="95"/>
       <w:r>
         <w:rPr>
           <w:rFonts w:hint="eastAsia" w:ascii="Times New Roman" w:hAnsi="Times New Roman"/>
@@ -35418,8 +34895,8 @@
           <w:lang w:val="en-US" w:eastAsia="zh-CN"/>
         </w:rPr>
       </w:pPr>
-      <w:bookmarkStart w:id="93" w:name="_Toc10807"/>
-      <w:bookmarkStart w:id="94" w:name="_Toc4976"/>
+      <w:bookmarkStart w:id="93" w:name="_Toc4976"/>
+      <w:bookmarkStart w:id="94" w:name="_Toc10807"/>
       <w:r>
         <w:rPr>
           <w:rFonts w:hint="eastAsia" w:ascii="微软雅黑" w:hAnsi="微软雅黑" w:eastAsia="微软雅黑" w:cs="微软雅黑"/>
@@ -35942,7 +35419,7 @@
       <w:pPr>
         <w:numPr>
           <w:ilvl w:val="0"/>
-          <w:numId w:val="14"/>
+          <w:numId w:val="12"/>
         </w:numPr>
         <w:spacing w:line="360" w:lineRule="auto"/>
         <w:ind w:left="425" w:leftChars="0" w:hanging="425" w:firstLineChars="0"/>
@@ -35967,7 +35444,7 @@
       <w:pPr>
         <w:numPr>
           <w:ilvl w:val="0"/>
-          <w:numId w:val="14"/>
+          <w:numId w:val="12"/>
         </w:numPr>
         <w:spacing w:line="360" w:lineRule="auto"/>
         <w:ind w:left="425" w:leftChars="0" w:hanging="425" w:firstLineChars="0"/>
@@ -35992,7 +35469,7 @@
       <w:pPr>
         <w:numPr>
           <w:ilvl w:val="0"/>
-          <w:numId w:val="14"/>
+          <w:numId w:val="12"/>
         </w:numPr>
         <w:spacing w:line="360" w:lineRule="auto"/>
         <w:ind w:left="425" w:leftChars="0" w:hanging="425" w:firstLineChars="0"/>
@@ -36017,7 +35494,7 @@
       <w:pPr>
         <w:numPr>
           <w:ilvl w:val="0"/>
-          <w:numId w:val="14"/>
+          <w:numId w:val="12"/>
         </w:numPr>
         <w:spacing w:line="360" w:lineRule="auto"/>
         <w:ind w:left="425" w:leftChars="0" w:hanging="425" w:firstLineChars="0"/>
@@ -36405,23 +35882,6 @@
     </w:lvl>
   </w:abstractNum>
   <w:abstractNum w:abstractNumId="1">
-    <w:nsid w:val="C4B0A655"/>
-    <w:multiLevelType w:val="singleLevel"/>
-    <w:tmpl w:val="C4B0A655"/>
-    <w:lvl w:ilvl="0" w:tentative="0">
-      <w:start w:val="1"/>
-      <w:numFmt w:val="decimal"/>
-      <w:suff w:val="space"/>
-      <w:lvlText w:val="%1."/>
-      <w:lvlJc w:val="left"/>
-      <w:rPr>
-        <w:rFonts w:hint="default"/>
-        <w:sz w:val="18"/>
-        <w:szCs w:val="18"/>
-      </w:rPr>
-    </w:lvl>
-  </w:abstractNum>
-  <w:abstractNum w:abstractNumId="2">
     <w:nsid w:val="FE6C8412"/>
     <w:multiLevelType w:val="singleLevel"/>
     <w:tmpl w:val="FE6C8412"/>
@@ -36440,7 +35900,7 @@
       </w:rPr>
     </w:lvl>
   </w:abstractNum>
-  <w:abstractNum w:abstractNumId="3">
+  <w:abstractNum w:abstractNumId="2">
     <w:nsid w:val="219D0AF6"/>
     <w:multiLevelType w:val="singleLevel"/>
     <w:tmpl w:val="219D0AF6"/>
@@ -36452,7 +35912,7 @@
       <w:lvlJc w:val="left"/>
     </w:lvl>
   </w:abstractNum>
-  <w:abstractNum w:abstractNumId="4">
+  <w:abstractNum w:abstractNumId="3">
     <w:nsid w:val="2DA1C343"/>
     <w:multiLevelType w:val="singleLevel"/>
     <w:tmpl w:val="2DA1C343"/>
@@ -36469,7 +35929,7 @@
       </w:rPr>
     </w:lvl>
   </w:abstractNum>
-  <w:abstractNum w:abstractNumId="5">
+  <w:abstractNum w:abstractNumId="4">
     <w:nsid w:val="2F8B9B55"/>
     <w:multiLevelType w:val="singleLevel"/>
     <w:tmpl w:val="2F8B9B55"/>
@@ -36486,146 +35946,7 @@
       </w:rPr>
     </w:lvl>
   </w:abstractNum>
-  <w:abstractNum w:abstractNumId="6">
-    <w:nsid w:val="33AC014C"/>
-    <w:multiLevelType w:val="multilevel"/>
-    <w:tmpl w:val="33AC014C"/>
-    <w:lvl w:ilvl="0" w:tentative="0">
-      <w:start w:val="1"/>
-      <w:numFmt w:val="decimal"/>
-      <w:lvlText w:val="%1."/>
-      <w:lvlJc w:val="left"/>
-      <w:pPr>
-        <w:ind w:left="425" w:hanging="425"/>
-      </w:pPr>
-      <w:rPr>
-        <w:rFonts w:hint="default"/>
-        <w:sz w:val="18"/>
-        <w:szCs w:val="18"/>
-      </w:rPr>
-    </w:lvl>
-    <w:lvl w:ilvl="1" w:tentative="0">
-      <w:start w:val="1"/>
-      <w:numFmt w:val="decimal"/>
-      <w:lvlText w:val="(%2)"/>
-      <w:lvlJc w:val="left"/>
-      <w:pPr>
-        <w:tabs>
-          <w:tab w:val="left" w:pos="840"/>
-        </w:tabs>
-        <w:ind w:left="840" w:hanging="420"/>
-      </w:pPr>
-      <w:rPr>
-        <w:rFonts w:hint="default"/>
-      </w:rPr>
-    </w:lvl>
-    <w:lvl w:ilvl="2" w:tentative="0">
-      <w:start w:val="1"/>
-      <w:numFmt w:val="decimalEnclosedCircleChinese"/>
-      <w:lvlText w:val="%3"/>
-      <w:lvlJc w:val="left"/>
-      <w:pPr>
-        <w:tabs>
-          <w:tab w:val="left" w:pos="1260"/>
-        </w:tabs>
-        <w:ind w:left="1260" w:hanging="420"/>
-      </w:pPr>
-      <w:rPr>
-        <w:rFonts w:hint="default"/>
-      </w:rPr>
-    </w:lvl>
-    <w:lvl w:ilvl="3" w:tentative="0">
-      <w:start w:val="1"/>
-      <w:numFmt w:val="decimal"/>
-      <w:lvlText w:val="%4)"/>
-      <w:lvlJc w:val="left"/>
-      <w:pPr>
-        <w:tabs>
-          <w:tab w:val="left" w:pos="1680"/>
-        </w:tabs>
-        <w:ind w:left="1680" w:hanging="420"/>
-      </w:pPr>
-      <w:rPr>
-        <w:rFonts w:hint="default"/>
-      </w:rPr>
-    </w:lvl>
-    <w:lvl w:ilvl="4" w:tentative="0">
-      <w:start w:val="1"/>
-      <w:numFmt w:val="lowerLetter"/>
-      <w:lvlText w:val="%5."/>
-      <w:lvlJc w:val="left"/>
-      <w:pPr>
-        <w:tabs>
-          <w:tab w:val="left" w:pos="2100"/>
-        </w:tabs>
-        <w:ind w:left="2100" w:hanging="420"/>
-      </w:pPr>
-      <w:rPr>
-        <w:rFonts w:hint="default"/>
-      </w:rPr>
-    </w:lvl>
-    <w:lvl w:ilvl="5" w:tentative="0">
-      <w:start w:val="1"/>
-      <w:numFmt w:val="lowerLetter"/>
-      <w:lvlText w:val="%6)"/>
-      <w:lvlJc w:val="left"/>
-      <w:pPr>
-        <w:tabs>
-          <w:tab w:val="left" w:pos="2520"/>
-        </w:tabs>
-        <w:ind w:left="2520" w:hanging="420"/>
-      </w:pPr>
-      <w:rPr>
-        <w:rFonts w:hint="default"/>
-      </w:rPr>
-    </w:lvl>
-    <w:lvl w:ilvl="6" w:tentative="0">
-      <w:start w:val="1"/>
-      <w:numFmt w:val="lowerRoman"/>
-      <w:lvlText w:val="%7."/>
-      <w:lvlJc w:val="left"/>
-      <w:pPr>
-        <w:tabs>
-          <w:tab w:val="left" w:pos="2940"/>
-        </w:tabs>
-        <w:ind w:left="2940" w:hanging="420"/>
-      </w:pPr>
-      <w:rPr>
-        <w:rFonts w:hint="default"/>
-      </w:rPr>
-    </w:lvl>
-    <w:lvl w:ilvl="7" w:tentative="0">
-      <w:start w:val="1"/>
-      <w:numFmt w:val="lowerRoman"/>
-      <w:lvlText w:val="%8)"/>
-      <w:lvlJc w:val="left"/>
-      <w:pPr>
-        <w:tabs>
-          <w:tab w:val="left" w:pos="3360"/>
-        </w:tabs>
-        <w:ind w:left="3360" w:hanging="420"/>
-      </w:pPr>
-      <w:rPr>
-        <w:rFonts w:hint="default"/>
-      </w:rPr>
-    </w:lvl>
-    <w:lvl w:ilvl="8" w:tentative="0">
-      <w:start w:val="1"/>
-      <w:numFmt w:val="lowerLetter"/>
-      <w:lvlText w:val="%9."/>
-      <w:lvlJc w:val="left"/>
-      <w:pPr>
-        <w:tabs>
-          <w:tab w:val="left" w:pos="3780"/>
-        </w:tabs>
-        <w:ind w:left="3780" w:hanging="420"/>
-      </w:pPr>
-      <w:rPr>
-        <w:rFonts w:hint="default"/>
-      </w:rPr>
-    </w:lvl>
-  </w:abstractNum>
-  <w:abstractNum w:abstractNumId="7">
+  <w:abstractNum w:abstractNumId="5">
     <w:nsid w:val="361A96C8"/>
     <w:multiLevelType w:val="singleLevel"/>
     <w:tmpl w:val="361A96C8"/>
@@ -36645,7 +35966,7 @@
       </w:rPr>
     </w:lvl>
   </w:abstractNum>
-  <w:abstractNum w:abstractNumId="8">
+  <w:abstractNum w:abstractNumId="6">
     <w:nsid w:val="3FE2A38E"/>
     <w:multiLevelType w:val="singleLevel"/>
     <w:tmpl w:val="3FE2A38E"/>
@@ -36662,7 +35983,7 @@
       </w:rPr>
     </w:lvl>
   </w:abstractNum>
-  <w:abstractNum w:abstractNumId="9">
+  <w:abstractNum w:abstractNumId="7">
     <w:nsid w:val="51FFA607"/>
     <w:multiLevelType w:val="singleLevel"/>
     <w:tmpl w:val="51FFA607"/>
@@ -36682,7 +36003,7 @@
       </w:rPr>
     </w:lvl>
   </w:abstractNum>
-  <w:abstractNum w:abstractNumId="10">
+  <w:abstractNum w:abstractNumId="8">
     <w:nsid w:val="58AABCAB"/>
     <w:multiLevelType w:val="singleLevel"/>
     <w:tmpl w:val="58AABCAB"/>
@@ -36699,7 +36020,7 @@
       </w:rPr>
     </w:lvl>
   </w:abstractNum>
-  <w:abstractNum w:abstractNumId="11">
+  <w:abstractNum w:abstractNumId="9">
     <w:nsid w:val="5B812BEF"/>
     <w:multiLevelType w:val="multilevel"/>
     <w:tmpl w:val="5B812BEF"/>
@@ -36817,7 +36138,7 @@
       </w:rPr>
     </w:lvl>
   </w:abstractNum>
-  <w:abstractNum w:abstractNumId="12">
+  <w:abstractNum w:abstractNumId="10">
     <w:nsid w:val="632AD6FB"/>
     <w:multiLevelType w:val="singleLevel"/>
     <w:tmpl w:val="632AD6FB"/>
@@ -36838,7 +36159,7 @@
       </w:rPr>
     </w:lvl>
   </w:abstractNum>
-  <w:abstractNum w:abstractNumId="13">
+  <w:abstractNum w:abstractNumId="11">
     <w:nsid w:val="6D5ACEB7"/>
     <w:multiLevelType w:val="multilevel"/>
     <w:tmpl w:val="6D5ACEB7"/>
@@ -36928,43 +36249,37 @@
     <w:abstractNumId w:val="0"/>
   </w:num>
   <w:num w:numId="2">
+    <w:abstractNumId w:val="9"/>
+  </w:num>
+  <w:num w:numId="3">
+    <w:abstractNumId w:val="1"/>
+  </w:num>
+  <w:num w:numId="4">
+    <w:abstractNumId w:val="7"/>
+  </w:num>
+  <w:num w:numId="5">
+    <w:abstractNumId w:val="5"/>
+  </w:num>
+  <w:num w:numId="6">
     <w:abstractNumId w:val="11"/>
   </w:num>
-  <w:num w:numId="3">
+  <w:num w:numId="7">
+    <w:abstractNumId w:val="6"/>
+  </w:num>
+  <w:num w:numId="8">
+    <w:abstractNumId w:val="4"/>
+  </w:num>
+  <w:num w:numId="9">
     <w:abstractNumId w:val="2"/>
   </w:num>
-  <w:num w:numId="4">
-    <w:abstractNumId w:val="6"/>
-  </w:num>
-  <w:num w:numId="5">
-    <w:abstractNumId w:val="9"/>
-  </w:num>
-  <w:num w:numId="6">
-    <w:abstractNumId w:val="7"/>
-  </w:num>
-  <w:num w:numId="7">
-    <w:abstractNumId w:val="13"/>
-  </w:num>
-  <w:num w:numId="8">
+  <w:num w:numId="10">
     <w:abstractNumId w:val="8"/>
-  </w:num>
-  <w:num w:numId="9">
-    <w:abstractNumId w:val="5"/>
-  </w:num>
-  <w:num w:numId="10">
-    <w:abstractNumId w:val="3"/>
   </w:num>
   <w:num w:numId="11">
     <w:abstractNumId w:val="10"/>
   </w:num>
   <w:num w:numId="12">
-    <w:abstractNumId w:val="12"/>
-  </w:num>
-  <w:num w:numId="13">
-    <w:abstractNumId w:val="1"/>
-  </w:num>
-  <w:num w:numId="14">
-    <w:abstractNumId w:val="4"/>
+    <w:abstractNumId w:val="3"/>
   </w:num>
 </w:numbering>
 </file>

--- a/WebContent/docx/子宫内膜癌检测报告-三峡.docx
+++ b/WebContent/docx/子宫内膜癌检测报告-三峡.docx
@@ -2262,8 +2262,8 @@
         </w:rPr>
       </w:pPr>
       <w:bookmarkStart w:id="0" w:name="_Toc534637492"/>
-      <w:bookmarkStart w:id="1" w:name="_Toc527112379"/>
-      <w:bookmarkStart w:id="2" w:name="_Toc526855031"/>
+      <w:bookmarkStart w:id="1" w:name="_Toc526855031"/>
+      <w:bookmarkStart w:id="2" w:name="_Toc527112379"/>
       <w:r>
         <w:rPr>
           <w:rFonts w:hint="eastAsia" w:ascii="微软雅黑" w:hAnsi="微软雅黑" w:eastAsia="微软雅黑" w:cs="微软雅黑"/>
@@ -3721,12 +3721,12 @@
           <w:lang w:val="en-US" w:eastAsia="zh-CN" w:bidi="ar-SA"/>
         </w:rPr>
       </w:pPr>
-      <w:bookmarkStart w:id="4" w:name="_Toc22132"/>
-      <w:bookmarkStart w:id="5" w:name="_Toc19898_WPSOffice_Level1"/>
-      <w:bookmarkStart w:id="6" w:name="_Toc20136_WPSOffice_Level1"/>
-      <w:bookmarkStart w:id="7" w:name="_Toc499"/>
-      <w:bookmarkStart w:id="8" w:name="_Toc2819"/>
-      <w:bookmarkStart w:id="9" w:name="_Toc2781"/>
+      <w:bookmarkStart w:id="4" w:name="_Toc2781"/>
+      <w:bookmarkStart w:id="5" w:name="_Toc22132"/>
+      <w:bookmarkStart w:id="6" w:name="_Toc499"/>
+      <w:bookmarkStart w:id="7" w:name="_Toc2819"/>
+      <w:bookmarkStart w:id="8" w:name="_Toc19898_WPSOffice_Level1"/>
+      <w:bookmarkStart w:id="9" w:name="_Toc20136_WPSOffice_Level1"/>
       <w:r>
         <w:rPr>
           <w:rFonts w:hint="eastAsia" w:ascii="Times New Roman" w:hAnsi="Times New Roman" w:eastAsia="微软雅黑" w:cs="黑体"/>
@@ -3764,13 +3764,13 @@
       </w:pPr>
       <w:bookmarkStart w:id="10" w:name="_Toc19163"/>
       <w:bookmarkStart w:id="11" w:name="_Toc106294397"/>
-      <w:bookmarkStart w:id="12" w:name="_Toc21309"/>
-      <w:bookmarkStart w:id="13" w:name="_Toc526855038"/>
-      <w:bookmarkStart w:id="14" w:name="_Toc534637499"/>
-      <w:bookmarkStart w:id="15" w:name="_Toc106294402"/>
+      <w:bookmarkStart w:id="12" w:name="_Toc106294402"/>
+      <w:bookmarkStart w:id="13" w:name="_Toc527112386"/>
+      <w:bookmarkStart w:id="14" w:name="_Toc21309"/>
+      <w:bookmarkStart w:id="15" w:name="_Toc526855038"/>
       <w:bookmarkStart w:id="16" w:name="_Toc29106"/>
       <w:bookmarkStart w:id="17" w:name="_Toc32687"/>
-      <w:bookmarkStart w:id="18" w:name="_Toc527112386"/>
+      <w:bookmarkStart w:id="18" w:name="_Toc534637499"/>
       <w:r>
         <w:rPr>
           <w:rFonts w:hint="eastAsia" w:ascii="微软雅黑" w:hAnsi="微软雅黑" w:eastAsia="微软雅黑" w:cs="微软雅黑"/>
@@ -4173,24 +4173,24 @@
       </w:pPr>
       <w:bookmarkStart w:id="22" w:name="_Toc15285"/>
       <w:bookmarkStart w:id="23" w:name="_Toc11397"/>
-      <w:bookmarkStart w:id="24" w:name="_Toc18062_WPSOffice_Level2"/>
-      <w:bookmarkStart w:id="25" w:name="_Toc13666"/>
-      <w:bookmarkStart w:id="26" w:name="_Toc24979"/>
-      <w:bookmarkStart w:id="27" w:name="_Toc30265"/>
-      <w:bookmarkStart w:id="28" w:name="_Toc9088"/>
-      <w:bookmarkStart w:id="29" w:name="_Toc11015_WPSOffice_Level2"/>
+      <w:bookmarkStart w:id="24" w:name="_Toc13666"/>
+      <w:bookmarkStart w:id="25" w:name="_Toc24979"/>
+      <w:bookmarkStart w:id="26" w:name="_Toc30265"/>
+      <w:bookmarkStart w:id="27" w:name="_Toc18062_WPSOffice_Level2"/>
+      <w:bookmarkStart w:id="28" w:name="_Toc11015_WPSOffice_Level2"/>
+      <w:bookmarkStart w:id="29" w:name="_Toc9088"/>
       <w:bookmarkStart w:id="30" w:name="_Toc106294399"/>
       <w:bookmarkStart w:id="31" w:name="_Toc23375"/>
-      <w:bookmarkStart w:id="32" w:name="_Toc22976"/>
-      <w:bookmarkStart w:id="33" w:name="_Toc7517"/>
-      <w:bookmarkStart w:id="34" w:name="_Toc32661"/>
-      <w:bookmarkStart w:id="35" w:name="_Toc23903"/>
-      <w:bookmarkStart w:id="36" w:name="_Toc25727"/>
-      <w:bookmarkStart w:id="37" w:name="_Toc4331_WPSOffice_Level1"/>
-      <w:bookmarkStart w:id="38" w:name="_Toc5598"/>
-      <w:bookmarkStart w:id="39" w:name="_Toc28194"/>
+      <w:bookmarkStart w:id="32" w:name="_Toc7517"/>
+      <w:bookmarkStart w:id="33" w:name="_Toc22976"/>
+      <w:bookmarkStart w:id="34" w:name="_Toc4331_WPSOffice_Level1"/>
+      <w:bookmarkStart w:id="35" w:name="_Toc28194"/>
+      <w:bookmarkStart w:id="36" w:name="_Toc32443_WPSOffice_Level1"/>
+      <w:bookmarkStart w:id="37" w:name="_Toc23903"/>
+      <w:bookmarkStart w:id="38" w:name="_Toc25727"/>
+      <w:bookmarkStart w:id="39" w:name="_Toc5598"/>
       <w:bookmarkStart w:id="40" w:name="_Toc23846_WPSOffice_Level1"/>
-      <w:bookmarkStart w:id="41" w:name="_Toc32443_WPSOffice_Level1"/>
+      <w:bookmarkStart w:id="41" w:name="_Toc32661"/>
       <w:r>
         <w:rPr>
           <w:rFonts w:hint="eastAsia" w:ascii="微软雅黑" w:hAnsi="微软雅黑" w:eastAsia="微软雅黑" w:cs="微软雅黑"/>
@@ -4945,13 +4945,24 @@
             </w:pPr>
             <w:r>
               <w:rPr>
-                <w:rFonts w:ascii="Times New Roman" w:hAnsi="Times New Roman" w:eastAsia="微软雅黑" w:cs="Times New Roman"/>
+                <w:rFonts w:hint="eastAsia" w:ascii="Times New Roman" w:hAnsi="Times New Roman" w:eastAsia="微软雅黑" w:cs="Times New Roman"/>
                 <w:b/>
                 <w:color w:val="244061"/>
                 <w:sz w:val="21"/>
                 <w:szCs w:val="21"/>
-              </w:rPr>
-              <w:t>突变基因</w:t>
+                <w:lang w:val="en-US" w:eastAsia="zh-CN"/>
+              </w:rPr>
+              <w:t>检测</w:t>
+            </w:r>
+            <w:r>
+              <w:rPr>
+                <w:rFonts w:ascii="Times New Roman" w:hAnsi="Times New Roman" w:eastAsia="微软雅黑" w:cs="Times New Roman"/>
+                <w:b/>
+                <w:color w:val="244061"/>
+                <w:sz w:val="21"/>
+                <w:szCs w:val="21"/>
+              </w:rPr>
+              <w:t>基因</w:t>
             </w:r>
           </w:p>
         </w:tc>
@@ -7104,60 +7115,80 @@
         </w:tc>
         <w:tc>
           <w:tcPr>
-            <w:tcW w:w="535" w:type="pct"/>
+            <w:tcW w:w="1031" w:type="dxa"/>
             <w:shd w:val="clear" w:color="auto" w:fill="auto"/>
             <w:vAlign w:val="center"/>
           </w:tcPr>
           <w:p>
             <w:pPr>
-              <w:ind w:left="162" w:right="163"/>
-              <w:jc w:val="center"/>
-              <w:rPr>
-                <w:rFonts w:ascii="Times New Roman" w:hAnsi="Times New Roman" w:eastAsia="微软雅黑" w:cs="Times New Roman"/>
-                <w:b/>
-                <w:sz w:val="21"/>
-                <w:szCs w:val="21"/>
-                <w:lang w:eastAsia="zh-CN"/>
-              </w:rPr>
-            </w:pPr>
-            <w:r>
-              <w:rPr>
-                <w:rFonts w:hint="eastAsia" w:ascii="Times New Roman" w:hAnsi="Times New Roman" w:eastAsia="微软雅黑" w:cs="Times New Roman"/>
-                <w:b/>
+              <w:ind w:left="162" w:leftChars="0" w:right="163" w:rightChars="0"/>
+              <w:jc w:val="center"/>
+              <w:rPr>
+                <w:rFonts w:ascii="Times New Roman" w:hAnsi="Times New Roman" w:eastAsia="微软雅黑" w:cs="Times New Roman"/>
+                <w:b/>
+                <w:sz w:val="21"/>
+                <w:szCs w:val="21"/>
+                <w:lang w:eastAsia="zh-CN"/>
+              </w:rPr>
+            </w:pPr>
+            <w:r>
+              <w:rPr>
+                <w:rFonts w:hint="default" w:ascii="Times New Roman" w:hAnsi="Times New Roman" w:eastAsia="微软雅黑" w:cs="Times New Roman"/>
+                <w:b/>
+                <w:sz w:val="21"/>
+                <w:szCs w:val="21"/>
+                <w:lang w:eastAsia="zh-CN"/>
+              </w:rPr>
+              <w:t>{{ tip.comutation</w:t>
+            </w:r>
+            <w:r>
+              <w:rPr>
+                <w:rFonts w:hint="eastAsia" w:ascii="Times New Roman" w:hAnsi="Times New Roman" w:eastAsia="微软雅黑" w:cs="Times New Roman"/>
+                <w:b/>
+                <w:sz w:val="21"/>
+                <w:szCs w:val="21"/>
+                <w:lang w:val="en-US" w:eastAsia="zh-CN"/>
+              </w:rPr>
+              <w:t>1</w:t>
+            </w:r>
+            <w:r>
+              <w:rPr>
+                <w:rFonts w:hint="default" w:ascii="Times New Roman" w:hAnsi="Times New Roman" w:eastAsia="微软雅黑" w:cs="Times New Roman"/>
+                <w:b/>
+                <w:sz w:val="21"/>
+                <w:szCs w:val="21"/>
+                <w:lang w:eastAsia="zh-CN"/>
+              </w:rPr>
+              <w:t xml:space="preserve"> }}</w:t>
+            </w:r>
+          </w:p>
+        </w:tc>
+        <w:tc>
+          <w:tcPr>
+            <w:tcW w:w="1463" w:type="dxa"/>
+            <w:shd w:val="clear" w:color="auto" w:fill="auto"/>
+            <w:vAlign w:val="center"/>
+          </w:tcPr>
+          <w:p>
+            <w:pPr>
+              <w:spacing w:before="2"/>
+              <w:ind w:left="116" w:leftChars="0" w:right="116" w:rightChars="0"/>
+              <w:jc w:val="center"/>
+              <w:rPr>
+                <w:rFonts w:ascii="Times New Roman" w:hAnsi="Times New Roman" w:eastAsia="微软雅黑" w:cs="Times New Roman"/>
+                <w:sz w:val="21"/>
+                <w:szCs w:val="21"/>
+                <w:lang w:eastAsia="zh-CN"/>
+              </w:rPr>
+            </w:pPr>
+            <w:r>
+              <w:rPr>
+                <w:rFonts w:hint="default" w:ascii="Times New Roman" w:hAnsi="Times New Roman" w:eastAsia="微软雅黑" w:cs="Times New Roman"/>
                 <w:sz w:val="21"/>
                 <w:szCs w:val="21"/>
                 <w:lang w:eastAsia="zh-CN"/>
               </w:rPr>
               <w:t>{{ tip.comutation }}</w:t>
-            </w:r>
-          </w:p>
-        </w:tc>
-        <w:tc>
-          <w:tcPr>
-            <w:tcW w:w="759" w:type="pct"/>
-            <w:shd w:val="clear" w:color="auto" w:fill="auto"/>
-            <w:vAlign w:val="center"/>
-          </w:tcPr>
-          <w:p>
-            <w:pPr>
-              <w:spacing w:before="2"/>
-              <w:ind w:left="116" w:right="116"/>
-              <w:jc w:val="center"/>
-              <w:rPr>
-                <w:rFonts w:ascii="Times New Roman" w:hAnsi="Times New Roman" w:eastAsia="微软雅黑" w:cs="Times New Roman"/>
-                <w:sz w:val="21"/>
-                <w:szCs w:val="21"/>
-                <w:lang w:eastAsia="zh-CN"/>
-              </w:rPr>
-            </w:pPr>
-            <w:r>
-              <w:rPr>
-                <w:rFonts w:hint="eastAsia" w:ascii="Times New Roman" w:hAnsi="Times New Roman" w:eastAsia="微软雅黑" w:cs="Times New Roman"/>
-                <w:sz w:val="21"/>
-                <w:szCs w:val="21"/>
-                <w:lang w:val="en-US" w:eastAsia="zh-CN"/>
-              </w:rPr>
-              <w:t>-</w:t>
             </w:r>
           </w:p>
         </w:tc>
@@ -9202,23 +9233,23 @@
           <w:lang w:val="en-US" w:eastAsia="zh-CN"/>
         </w:rPr>
       </w:pPr>
-      <w:bookmarkStart w:id="42" w:name="_Toc19898_WPSOffice_Level2"/>
-      <w:bookmarkStart w:id="43" w:name="_Toc3497"/>
-      <w:bookmarkStart w:id="44" w:name="_Toc5962"/>
-      <w:bookmarkStart w:id="45" w:name="_Toc10743"/>
-      <w:bookmarkStart w:id="46" w:name="_Toc24038"/>
-      <w:bookmarkStart w:id="47" w:name="_Hlk516758315"/>
-      <w:bookmarkStart w:id="48" w:name="_Toc13489_WPSOffice_Level2"/>
+      <w:bookmarkStart w:id="42" w:name="_Toc24038"/>
+      <w:bookmarkStart w:id="43" w:name="_Toc13489_WPSOffice_Level2"/>
+      <w:bookmarkStart w:id="44" w:name="_Toc3497"/>
+      <w:bookmarkStart w:id="45" w:name="_Hlk516758315"/>
+      <w:bookmarkStart w:id="46" w:name="_Toc10743"/>
+      <w:bookmarkStart w:id="47" w:name="_Toc19898_WPSOffice_Level2"/>
+      <w:bookmarkStart w:id="48" w:name="_Toc5962"/>
       <w:bookmarkStart w:id="49" w:name="_Toc26583"/>
       <w:bookmarkStart w:id="50" w:name="_Toc106294401"/>
-      <w:bookmarkStart w:id="51" w:name="_Toc27302"/>
-      <w:bookmarkStart w:id="52" w:name="_Toc21764_WPSOffice_Level1"/>
-      <w:bookmarkStart w:id="53" w:name="_Toc2409"/>
-      <w:bookmarkStart w:id="54" w:name="_Toc16594"/>
-      <w:bookmarkStart w:id="55" w:name="_Toc1707_WPSOffice_Level1"/>
-      <w:bookmarkStart w:id="56" w:name="_Toc12505"/>
-      <w:bookmarkStart w:id="57" w:name="_Toc13196_WPSOffice_Level1"/>
-      <w:bookmarkStart w:id="58" w:name="_Toc28240"/>
+      <w:bookmarkStart w:id="51" w:name="_Toc16594"/>
+      <w:bookmarkStart w:id="52" w:name="_Toc1707_WPSOffice_Level1"/>
+      <w:bookmarkStart w:id="53" w:name="_Toc12505"/>
+      <w:bookmarkStart w:id="54" w:name="_Toc28240"/>
+      <w:bookmarkStart w:id="55" w:name="_Toc27302"/>
+      <w:bookmarkStart w:id="56" w:name="_Toc13196_WPSOffice_Level1"/>
+      <w:bookmarkStart w:id="57" w:name="_Toc21764_WPSOffice_Level1"/>
+      <w:bookmarkStart w:id="58" w:name="_Toc2409"/>
       <w:r>
         <w:rPr>
           <w:rFonts w:hint="eastAsia" w:ascii="微软雅黑" w:hAnsi="微软雅黑" w:eastAsia="微软雅黑" w:cs="微软雅黑"/>
@@ -9438,13 +9469,12 @@
               <w:rPr>
                 <w:rFonts w:hint="eastAsia" w:ascii="Times New Roman" w:hAnsi="Times New Roman" w:eastAsia="微软雅黑" w:cs="Times New Roman"/>
                 <w:b/>
-                <w:bCs/>
                 <w:color w:val="244061"/>
                 <w:sz w:val="21"/>
                 <w:szCs w:val="21"/>
-                <w:lang w:eastAsia="zh-CN"/>
-              </w:rPr>
-              <w:t>突变</w:t>
+                <w:lang w:val="en-US" w:eastAsia="zh-CN"/>
+              </w:rPr>
+              <w:t>检测</w:t>
             </w:r>
             <w:r>
               <w:rPr>
@@ -10651,13 +10681,24 @@
             </w:pPr>
             <w:r>
               <w:rPr>
-                <w:rFonts w:ascii="Times New Roman" w:hAnsi="Times New Roman" w:eastAsia="微软雅黑" w:cs="Times New Roman"/>
+                <w:rFonts w:hint="eastAsia" w:ascii="Times New Roman" w:hAnsi="Times New Roman" w:eastAsia="微软雅黑" w:cs="Times New Roman"/>
                 <w:b/>
                 <w:color w:val="244061"/>
                 <w:sz w:val="21"/>
                 <w:szCs w:val="21"/>
-              </w:rPr>
-              <w:t>突变基因</w:t>
+                <w:lang w:val="en-US" w:eastAsia="zh-CN"/>
+              </w:rPr>
+              <w:t>检测</w:t>
+            </w:r>
+            <w:r>
+              <w:rPr>
+                <w:rFonts w:ascii="Times New Roman" w:hAnsi="Times New Roman" w:eastAsia="微软雅黑" w:cs="Times New Roman"/>
+                <w:b/>
+                <w:color w:val="244061"/>
+                <w:sz w:val="21"/>
+                <w:szCs w:val="21"/>
+              </w:rPr>
+              <w:t>基因</w:t>
             </w:r>
           </w:p>
         </w:tc>
@@ -12786,8 +12827,8 @@
       </w:pPr>
       <w:bookmarkStart w:id="59" w:name="_Toc106719764"/>
       <w:bookmarkStart w:id="60" w:name="_Toc10223"/>
-      <w:bookmarkStart w:id="61" w:name="_Toc20034"/>
-      <w:bookmarkStart w:id="62" w:name="_Toc9387"/>
+      <w:bookmarkStart w:id="61" w:name="_Toc9387"/>
+      <w:bookmarkStart w:id="62" w:name="_Toc20034"/>
       <w:r>
         <w:rPr>
           <w:rFonts w:hint="eastAsia" w:ascii="微软雅黑" w:hAnsi="微软雅黑" w:eastAsia="微软雅黑" w:cs="微软雅黑"/>
@@ -13456,7 +13497,6 @@
             <w:insideH w:val="dashed" w:color="244061" w:sz="4" w:space="0"/>
             <w:insideV w:val="dashed" w:color="244061" w:sz="4" w:space="0"/>
           </w:tblBorders>
-          <w:shd w:val="clear" w:color="auto" w:fill="auto"/>
           <w:tblCellMar>
             <w:top w:w="0" w:type="dxa"/>
             <w:left w:w="108" w:type="dxa"/>
@@ -13696,6 +13736,7 @@
             <w:insideH w:val="dashed" w:color="244061" w:sz="4" w:space="0"/>
             <w:insideV w:val="dashed" w:color="244061" w:sz="4" w:space="0"/>
           </w:tblBorders>
+          <w:shd w:val="clear" w:color="auto" w:fill="auto"/>
           <w:tblCellMar>
             <w:top w:w="0" w:type="dxa"/>
             <w:left w:w="108" w:type="dxa"/>
@@ -15933,9 +15974,9 @@
         </w:rPr>
       </w:pPr>
       <w:bookmarkStart w:id="64" w:name="_Toc11562_WPSOffice_Level3"/>
-      <w:bookmarkStart w:id="65" w:name="_Toc106294403"/>
+      <w:bookmarkStart w:id="65" w:name="_Toc1694"/>
       <w:bookmarkStart w:id="66" w:name="_Toc3689"/>
-      <w:bookmarkStart w:id="67" w:name="_Toc1694"/>
+      <w:bookmarkStart w:id="67" w:name="_Toc106294403"/>
       <w:r>
         <w:rPr>
           <w:rFonts w:hint="eastAsia" w:ascii="微软雅黑" w:hAnsi="微软雅黑" w:eastAsia="微软雅黑" w:cs="微软雅黑"/>
@@ -16768,12 +16809,6 @@
             <w:insideV w:val="dashed" w:color="244061" w:sz="4" w:space="0"/>
           </w:tblBorders>
           <w:shd w:val="clear" w:color="auto" w:fill="auto"/>
-          <w:tblCellMar>
-            <w:top w:w="0" w:type="dxa"/>
-            <w:left w:w="108" w:type="dxa"/>
-            <w:bottom w:w="0" w:type="dxa"/>
-            <w:right w:w="108" w:type="dxa"/>
-          </w:tblCellMar>
         </w:tblPrEx>
         <w:trPr>
           <w:trHeight w:val="494" w:hRule="atLeast"/>
@@ -17220,7 +17255,6 @@
             <w:insideH w:val="dashed" w:color="244061" w:sz="4" w:space="0"/>
             <w:insideV w:val="dashed" w:color="244061" w:sz="4" w:space="0"/>
           </w:tblBorders>
-          <w:shd w:val="clear" w:color="auto" w:fill="auto"/>
           <w:tblCellMar>
             <w:top w:w="0" w:type="dxa"/>
             <w:left w:w="108" w:type="dxa"/>
@@ -17735,7 +17769,6 @@
             <w:insideH w:val="dashed" w:color="244061" w:sz="4" w:space="0"/>
             <w:insideV w:val="dashed" w:color="244061" w:sz="4" w:space="0"/>
           </w:tblBorders>
-          <w:shd w:val="clear" w:color="auto" w:fill="auto"/>
           <w:tblCellMar>
             <w:top w:w="0" w:type="dxa"/>
             <w:left w:w="108" w:type="dxa"/>
@@ -17851,9 +17884,9 @@
       <w:bookmarkStart w:id="70" w:name="_Toc23606"/>
       <w:bookmarkStart w:id="71" w:name="_Toc6468"/>
       <w:bookmarkStart w:id="72" w:name="_Toc32443_WPSOffice_Level2"/>
-      <w:bookmarkStart w:id="73" w:name="_Toc106294404"/>
-      <w:bookmarkStart w:id="74" w:name="_Toc23045"/>
-      <w:bookmarkStart w:id="75" w:name="_Toc31058"/>
+      <w:bookmarkStart w:id="73" w:name="_Toc31058"/>
+      <w:bookmarkStart w:id="74" w:name="_Toc106294404"/>
+      <w:bookmarkStart w:id="75" w:name="_Toc23045"/>
       <w:bookmarkStart w:id="76" w:name="_Toc14985"/>
       <w:r>
         <w:rPr>
@@ -17963,9 +17996,9 @@
           </w14:textFill>
         </w:rPr>
       </w:pPr>
-      <w:bookmarkStart w:id="77" w:name="_Toc6931_WPSOffice_Level3"/>
-      <w:bookmarkStart w:id="78" w:name="_Toc15289_WPSOffice_Level3"/>
-      <w:bookmarkStart w:id="79" w:name="_Toc18091_WPSOffice_Level3"/>
+      <w:bookmarkStart w:id="77" w:name="_Toc15289_WPSOffice_Level3"/>
+      <w:bookmarkStart w:id="78" w:name="_Toc18091_WPSOffice_Level3"/>
+      <w:bookmarkStart w:id="79" w:name="_Toc6931_WPSOffice_Level3"/>
       <w:r>
         <w:rPr>
           <w:rFonts w:hint="eastAsia" w:ascii="Times New Roman" w:hAnsi="Times New Roman" w:eastAsia="微软雅黑" w:cs="Times New Roman"/>
@@ -21639,7 +21672,31 @@
           <w:szCs w:val="24"/>
           <w:lang w:eastAsia="zh-CN"/>
         </w:rPr>
-        <w:t>{{ tdd.comutation }}</w:t>
+        <w:t>{{ tdd.comutation</w:t>
+      </w:r>
+      <w:r>
+        <w:rPr>
+          <w:rFonts w:hint="eastAsia" w:ascii="Times New Roman" w:hAnsi="Times New Roman" w:eastAsia="微软雅黑" w:cs="Times New Roman"/>
+          <w:b/>
+          <w:color w:val="auto"/>
+          <w:sz w:val="24"/>
+          <w:szCs w:val="24"/>
+          <w:lang w:val="en-US" w:eastAsia="zh-CN"/>
+        </w:rPr>
+        <w:t>1</w:t>
+      </w:r>
+      <w:bookmarkStart w:id="95" w:name="_GoBack"/>
+      <w:bookmarkEnd w:id="95"/>
+      <w:r>
+        <w:rPr>
+          <w:rFonts w:hint="eastAsia" w:ascii="Times New Roman" w:hAnsi="Times New Roman" w:eastAsia="微软雅黑" w:cs="Times New Roman"/>
+          <w:b/>
+          <w:color w:val="auto"/>
+          <w:sz w:val="24"/>
+          <w:szCs w:val="24"/>
+          <w:lang w:eastAsia="zh-CN"/>
+        </w:rPr>
+        <w:t xml:space="preserve"> }}</w:t>
       </w:r>
     </w:p>
     <w:tbl>
@@ -21763,7 +21820,7 @@
                 <w:szCs w:val="18"/>
                 <w:lang w:val="en-US" w:eastAsia="zh-CN"/>
               </w:rPr>
-              <w:t>-</w:t>
+              <w:t>{{tdd.comutation}}</w:t>
             </w:r>
           </w:p>
         </w:tc>
@@ -23511,6 +23568,3278 @@
                 <w:lang w:eastAsia="zh-CN"/>
               </w:rPr>
               <w:t>{% for md in tdd.medicationDescription %}{% if md.key == '突变说明</w:t>
+            </w:r>
+            <w:r>
+              <w:rPr>
+                <w:rFonts w:ascii="Times New Roman" w:hAnsi="Times New Roman" w:eastAsia="微软雅黑" w:cs="Times New Roman"/>
+                <w:sz w:val="18"/>
+                <w:szCs w:val="18"/>
+                <w:lang w:eastAsia="zh-CN"/>
+              </w:rPr>
+              <w:t>:</w:t>
+            </w:r>
+            <w:r>
+              <w:rPr>
+                <w:rFonts w:hint="eastAsia" w:ascii="Times New Roman" w:hAnsi="Times New Roman" w:eastAsia="微软雅黑" w:cs="Times New Roman"/>
+                <w:sz w:val="18"/>
+                <w:szCs w:val="18"/>
+                <w:lang w:eastAsia="zh-CN"/>
+              </w:rPr>
+              <w:t>' %}</w:t>
+            </w:r>
+            <w:r>
+              <w:rPr>
+                <w:rFonts w:hint="eastAsia" w:ascii="Times New Roman" w:hAnsi="Times New Roman" w:eastAsia="微软雅黑" w:cs="Times New Roman"/>
+                <w:b/>
+                <w:bCs/>
+                <w:sz w:val="18"/>
+                <w:szCs w:val="18"/>
+                <w:lang w:eastAsia="zh-CN"/>
+              </w:rPr>
+              <w:t>{{md.key}}</w:t>
+            </w:r>
+            <w:r>
+              <w:rPr>
+                <w:rFonts w:hint="eastAsia" w:ascii="Times New Roman" w:hAnsi="Times New Roman" w:eastAsia="微软雅黑" w:cs="Times New Roman"/>
+                <w:sz w:val="18"/>
+                <w:szCs w:val="18"/>
+                <w:lang w:eastAsia="zh-CN"/>
+              </w:rPr>
+              <w:t>{{md.value}}{% elif md.value == '' %}{% else%}</w:t>
+            </w:r>
+            <w:r>
+              <w:rPr>
+                <w:rFonts w:hint="eastAsia" w:ascii="Times New Roman" w:hAnsi="Times New Roman" w:eastAsia="微软雅黑" w:cs="Times New Roman"/>
+                <w:b/>
+                <w:bCs/>
+                <w:sz w:val="18"/>
+                <w:szCs w:val="18"/>
+                <w:lang w:eastAsia="zh-CN"/>
+              </w:rPr>
+              <w:t>{{md.key}}</w:t>
+            </w:r>
+            <w:r>
+              <w:rPr>
+                <w:rFonts w:hint="eastAsia" w:ascii="Times New Roman" w:hAnsi="Times New Roman" w:eastAsia="微软雅黑" w:cs="Times New Roman"/>
+                <w:sz w:val="18"/>
+                <w:szCs w:val="18"/>
+                <w:lang w:eastAsia="zh-CN"/>
+              </w:rPr>
+              <w:t>{{md.value}}</w:t>
+            </w:r>
+          </w:p>
+          <w:p>
+            <w:pPr>
+              <w:keepNext/>
+              <w:spacing w:before="26"/>
+              <w:rPr>
+                <w:rFonts w:ascii="Times New Roman" w:hAnsi="Times New Roman" w:eastAsia="微软雅黑" w:cs="Times New Roman"/>
+                <w:sz w:val="18"/>
+                <w:szCs w:val="18"/>
+                <w:lang w:eastAsia="zh-CN"/>
+              </w:rPr>
+            </w:pPr>
+            <w:r>
+              <w:rPr>
+                <w:rFonts w:hint="eastAsia" w:ascii="Times New Roman" w:hAnsi="Times New Roman" w:eastAsia="微软雅黑" w:cs="Times New Roman"/>
+                <w:sz w:val="18"/>
+                <w:szCs w:val="18"/>
+                <w:lang w:eastAsia="zh-CN"/>
+              </w:rPr>
+              <w:t>{% endif %}{% endfor %}</w:t>
+            </w:r>
+          </w:p>
+        </w:tc>
+      </w:tr>
+    </w:tbl>
+    <w:p>
+      <w:pPr>
+        <w:spacing w:before="26"/>
+        <w:rPr>
+          <w:rFonts w:ascii="Times New Roman" w:hAnsi="Times New Roman" w:eastAsia="微软雅黑" w:cs="Times New Roman"/>
+          <w:b/>
+          <w:sz w:val="24"/>
+          <w:szCs w:val="24"/>
+          <w:lang w:eastAsia="zh-CN"/>
+        </w:rPr>
+      </w:pPr>
+      <w:r>
+        <w:rPr>
+          <w:rFonts w:hint="eastAsia" w:ascii="Times New Roman" w:hAnsi="Times New Roman" w:eastAsia="微软雅黑" w:cs="Times New Roman"/>
+          <w:b/>
+          <w:sz w:val="24"/>
+          <w:szCs w:val="24"/>
+          <w:lang w:eastAsia="zh-CN"/>
+        </w:rPr>
+        <w:t>{%if tdd.drugResearchList != [] %}</w:t>
+      </w:r>
+    </w:p>
+    <w:p>
+      <w:pPr>
+        <w:keepNext/>
+        <w:keepLines w:val="0"/>
+        <w:pageBreakBefore w:val="0"/>
+        <w:widowControl w:val="0"/>
+        <w:kinsoku/>
+        <w:wordWrap/>
+        <w:overflowPunct/>
+        <w:topLinePunct w:val="0"/>
+        <w:autoSpaceDE/>
+        <w:autoSpaceDN/>
+        <w:bidi w:val="0"/>
+        <w:adjustRightInd/>
+        <w:snapToGrid/>
+        <w:spacing w:before="26"/>
+        <w:ind w:left="414"/>
+        <w:textAlignment w:val="auto"/>
+        <w:rPr>
+          <w:rFonts w:hint="eastAsia" w:ascii="Times New Roman" w:hAnsi="Times New Roman" w:eastAsia="微软雅黑" w:cs="Times New Roman"/>
+          <w:b/>
+          <w:sz w:val="24"/>
+          <w:lang w:eastAsia="zh-CN"/>
+        </w:rPr>
+      </w:pPr>
+      <w:r>
+        <w:rPr>
+          <w:rFonts w:hint="eastAsia" w:ascii="Times New Roman" w:hAnsi="Times New Roman" w:eastAsia="微软雅黑" w:cs="Times New Roman"/>
+          <w:b/>
+          <w:sz w:val="24"/>
+          <w:lang w:eastAsia="zh-CN"/>
+        </w:rPr>
+        <w:t>潜在受益药物研究信息：</w:t>
+      </w:r>
+    </w:p>
+    <w:tbl>
+      <w:tblPr>
+        <w:tblStyle w:val="19"/>
+        <w:tblpPr w:leftFromText="180" w:rightFromText="180" w:vertAnchor="text" w:tblpXSpec="center" w:tblpY="1"/>
+        <w:tblOverlap w:val="never"/>
+        <w:tblW w:w="9870" w:type="dxa"/>
+        <w:jc w:val="center"/>
+        <w:tblBorders>
+          <w:top w:val="single" w:color="244061" w:sz="18" w:space="0"/>
+          <w:left w:val="none" w:color="auto" w:sz="0" w:space="0"/>
+          <w:bottom w:val="dashed" w:color="244061" w:sz="4" w:space="0"/>
+          <w:right w:val="none" w:color="auto" w:sz="0" w:space="0"/>
+          <w:insideH w:val="dashed" w:color="244061" w:sz="4" w:space="0"/>
+          <w:insideV w:val="dashed" w:color="244061" w:sz="4" w:space="0"/>
+        </w:tblBorders>
+        <w:tblLayout w:type="fixed"/>
+        <w:tblCellMar>
+          <w:top w:w="0" w:type="dxa"/>
+          <w:left w:w="108" w:type="dxa"/>
+          <w:bottom w:w="0" w:type="dxa"/>
+          <w:right w:w="108" w:type="dxa"/>
+        </w:tblCellMar>
+      </w:tblPr>
+      <w:tblGrid>
+        <w:gridCol w:w="1526"/>
+        <w:gridCol w:w="1417"/>
+        <w:gridCol w:w="1232"/>
+        <w:gridCol w:w="5695"/>
+      </w:tblGrid>
+      <w:tr>
+        <w:tblPrEx>
+          <w:tblBorders>
+            <w:top w:val="single" w:color="244061" w:sz="18" w:space="0"/>
+            <w:left w:val="none" w:color="auto" w:sz="0" w:space="0"/>
+            <w:bottom w:val="dashed" w:color="244061" w:sz="4" w:space="0"/>
+            <w:right w:val="none" w:color="auto" w:sz="0" w:space="0"/>
+            <w:insideH w:val="dashed" w:color="244061" w:sz="4" w:space="0"/>
+            <w:insideV w:val="dashed" w:color="244061" w:sz="4" w:space="0"/>
+          </w:tblBorders>
+        </w:tblPrEx>
+        <w:trPr>
+          <w:trHeight w:val="417" w:hRule="atLeast"/>
+          <w:jc w:val="center"/>
+        </w:trPr>
+        <w:tc>
+          <w:tcPr>
+            <w:tcW w:w="1526" w:type="dxa"/>
+            <w:tcBorders>
+              <w:tl2br w:val="nil"/>
+              <w:tr2bl w:val="nil"/>
+            </w:tcBorders>
+            <w:shd w:val="clear" w:color="auto" w:fill="auto"/>
+            <w:vAlign w:val="center"/>
+          </w:tcPr>
+          <w:p>
+            <w:pPr>
+              <w:keepNext/>
+              <w:jc w:val="center"/>
+              <w:rPr>
+                <w:rFonts w:ascii="Times New Roman" w:hAnsi="Times New Roman" w:eastAsia="微软雅黑" w:cs="Times New Roman"/>
+                <w:b/>
+                <w:color w:val="244061"/>
+                <w:sz w:val="18"/>
+                <w:szCs w:val="18"/>
+                <w:lang w:eastAsia="zh-CN"/>
+              </w:rPr>
+            </w:pPr>
+            <w:r>
+              <w:rPr>
+                <w:rFonts w:ascii="Times New Roman" w:hAnsi="Times New Roman" w:eastAsia="微软雅黑" w:cs="Times New Roman"/>
+                <w:b/>
+                <w:color w:val="244061"/>
+                <w:sz w:val="18"/>
+                <w:szCs w:val="18"/>
+                <w:lang w:eastAsia="zh-CN"/>
+              </w:rPr>
+              <w:t>药物名称</w:t>
+            </w:r>
+          </w:p>
+        </w:tc>
+        <w:tc>
+          <w:tcPr>
+            <w:tcW w:w="1417" w:type="dxa"/>
+            <w:tcBorders>
+              <w:tl2br w:val="nil"/>
+              <w:tr2bl w:val="nil"/>
+            </w:tcBorders>
+            <w:shd w:val="clear" w:color="auto" w:fill="auto"/>
+            <w:vAlign w:val="center"/>
+          </w:tcPr>
+          <w:p>
+            <w:pPr>
+              <w:keepNext/>
+              <w:jc w:val="center"/>
+              <w:rPr>
+                <w:rFonts w:ascii="Times New Roman" w:hAnsi="Times New Roman" w:eastAsia="微软雅黑" w:cs="Times New Roman"/>
+                <w:b/>
+                <w:color w:val="244061"/>
+                <w:sz w:val="18"/>
+                <w:szCs w:val="18"/>
+                <w:lang w:eastAsia="zh-CN"/>
+              </w:rPr>
+            </w:pPr>
+            <w:r>
+              <w:rPr>
+                <w:rFonts w:ascii="Times New Roman" w:hAnsi="Times New Roman" w:eastAsia="微软雅黑" w:cs="Times New Roman"/>
+                <w:b/>
+                <w:color w:val="244061"/>
+                <w:sz w:val="18"/>
+                <w:szCs w:val="18"/>
+                <w:lang w:eastAsia="zh-CN"/>
+              </w:rPr>
+              <w:t>相关疾病</w:t>
+            </w:r>
+          </w:p>
+        </w:tc>
+        <w:tc>
+          <w:tcPr>
+            <w:tcW w:w="1232" w:type="dxa"/>
+            <w:tcBorders>
+              <w:tl2br w:val="nil"/>
+              <w:tr2bl w:val="nil"/>
+            </w:tcBorders>
+            <w:shd w:val="clear" w:color="auto" w:fill="auto"/>
+            <w:vAlign w:val="center"/>
+          </w:tcPr>
+          <w:p>
+            <w:pPr>
+              <w:keepNext/>
+              <w:jc w:val="center"/>
+              <w:rPr>
+                <w:rFonts w:ascii="Times New Roman" w:hAnsi="Times New Roman" w:eastAsia="微软雅黑" w:cs="Times New Roman"/>
+                <w:b/>
+                <w:color w:val="244061"/>
+                <w:sz w:val="18"/>
+                <w:szCs w:val="18"/>
+                <w:lang w:eastAsia="zh-CN"/>
+              </w:rPr>
+            </w:pPr>
+            <w:r>
+              <w:rPr>
+                <w:rFonts w:ascii="Times New Roman" w:hAnsi="Times New Roman" w:eastAsia="微软雅黑" w:cs="Times New Roman"/>
+                <w:b/>
+                <w:color w:val="244061"/>
+                <w:sz w:val="18"/>
+                <w:szCs w:val="18"/>
+                <w:lang w:eastAsia="zh-CN"/>
+              </w:rPr>
+              <w:t>证据</w:t>
+            </w:r>
+            <w:r>
+              <w:rPr>
+                <w:rFonts w:hint="eastAsia" w:ascii="Times New Roman" w:hAnsi="Times New Roman" w:eastAsia="微软雅黑" w:cs="Times New Roman"/>
+                <w:b/>
+                <w:color w:val="244061"/>
+                <w:sz w:val="18"/>
+                <w:szCs w:val="18"/>
+                <w:lang w:eastAsia="zh-CN"/>
+              </w:rPr>
+              <w:t>等级</w:t>
+            </w:r>
+          </w:p>
+        </w:tc>
+        <w:tc>
+          <w:tcPr>
+            <w:tcW w:w="5695" w:type="dxa"/>
+            <w:tcBorders>
+              <w:tl2br w:val="nil"/>
+              <w:tr2bl w:val="nil"/>
+            </w:tcBorders>
+            <w:shd w:val="clear" w:color="auto" w:fill="auto"/>
+            <w:vAlign w:val="center"/>
+          </w:tcPr>
+          <w:p>
+            <w:pPr>
+              <w:keepNext/>
+              <w:jc w:val="center"/>
+              <w:rPr>
+                <w:rFonts w:ascii="Times New Roman" w:hAnsi="Times New Roman" w:eastAsia="微软雅黑" w:cs="Times New Roman"/>
+                <w:b/>
+                <w:color w:val="244061"/>
+                <w:sz w:val="18"/>
+                <w:szCs w:val="18"/>
+                <w:lang w:eastAsia="zh-CN"/>
+              </w:rPr>
+            </w:pPr>
+            <w:r>
+              <w:rPr>
+                <w:rFonts w:ascii="Times New Roman" w:hAnsi="Times New Roman" w:eastAsia="微软雅黑" w:cs="Times New Roman"/>
+                <w:b/>
+                <w:color w:val="244061"/>
+                <w:sz w:val="18"/>
+                <w:szCs w:val="18"/>
+                <w:lang w:eastAsia="zh-CN"/>
+              </w:rPr>
+              <w:t>循证医学信息</w:t>
+            </w:r>
+          </w:p>
+        </w:tc>
+      </w:tr>
+      <w:tr>
+        <w:tblPrEx>
+          <w:tblBorders>
+            <w:top w:val="single" w:color="244061" w:sz="18" w:space="0"/>
+            <w:left w:val="none" w:color="auto" w:sz="0" w:space="0"/>
+            <w:bottom w:val="dashed" w:color="244061" w:sz="4" w:space="0"/>
+            <w:right w:val="none" w:color="auto" w:sz="0" w:space="0"/>
+            <w:insideH w:val="dashed" w:color="244061" w:sz="4" w:space="0"/>
+            <w:insideV w:val="dashed" w:color="244061" w:sz="4" w:space="0"/>
+          </w:tblBorders>
+          <w:tblCellMar>
+            <w:top w:w="0" w:type="dxa"/>
+            <w:left w:w="108" w:type="dxa"/>
+            <w:bottom w:w="0" w:type="dxa"/>
+            <w:right w:w="108" w:type="dxa"/>
+          </w:tblCellMar>
+        </w:tblPrEx>
+        <w:trPr>
+          <w:trHeight w:val="494" w:hRule="atLeast"/>
+          <w:jc w:val="center"/>
+        </w:trPr>
+        <w:tc>
+          <w:tcPr>
+            <w:tcW w:w="9870" w:type="dxa"/>
+            <w:gridSpan w:val="4"/>
+            <w:tcBorders>
+              <w:tl2br w:val="nil"/>
+              <w:tr2bl w:val="nil"/>
+            </w:tcBorders>
+            <w:vAlign w:val="center"/>
+          </w:tcPr>
+          <w:p>
+            <w:pPr>
+              <w:keepNext/>
+              <w:spacing w:before="26"/>
+              <w:jc w:val="center"/>
+              <w:rPr>
+                <w:rFonts w:ascii="Times New Roman" w:hAnsi="Times New Roman" w:eastAsia="微软雅黑" w:cs="Times New Roman"/>
+                <w:bCs/>
+                <w:sz w:val="18"/>
+                <w:szCs w:val="18"/>
+                <w:highlight w:val="yellow"/>
+                <w:lang w:eastAsia="zh-CN"/>
+              </w:rPr>
+            </w:pPr>
+            <w:r>
+              <w:rPr>
+                <w:rFonts w:hint="eastAsia" w:ascii="Times New Roman" w:hAnsi="Times New Roman" w:eastAsia="微软雅黑" w:cs="Times New Roman"/>
+                <w:b/>
+                <w:sz w:val="18"/>
+                <w:szCs w:val="18"/>
+                <w:lang w:eastAsia="zh-CN"/>
+              </w:rPr>
+              <w:t>{%tr for dis in tdd.drugResearchList %}</w:t>
+            </w:r>
+          </w:p>
+        </w:tc>
+      </w:tr>
+      <w:tr>
+        <w:tblPrEx>
+          <w:tblBorders>
+            <w:top w:val="single" w:color="244061" w:sz="18" w:space="0"/>
+            <w:left w:val="none" w:color="auto" w:sz="0" w:space="0"/>
+            <w:bottom w:val="dashed" w:color="244061" w:sz="4" w:space="0"/>
+            <w:right w:val="none" w:color="auto" w:sz="0" w:space="0"/>
+            <w:insideH w:val="dashed" w:color="244061" w:sz="4" w:space="0"/>
+            <w:insideV w:val="dashed" w:color="244061" w:sz="4" w:space="0"/>
+          </w:tblBorders>
+          <w:tblCellMar>
+            <w:top w:w="0" w:type="dxa"/>
+            <w:left w:w="108" w:type="dxa"/>
+            <w:bottom w:w="0" w:type="dxa"/>
+            <w:right w:w="108" w:type="dxa"/>
+          </w:tblCellMar>
+        </w:tblPrEx>
+        <w:trPr>
+          <w:trHeight w:val="494" w:hRule="atLeast"/>
+          <w:jc w:val="center"/>
+        </w:trPr>
+        <w:tc>
+          <w:tcPr>
+            <w:tcW w:w="1526" w:type="dxa"/>
+            <w:tcBorders>
+              <w:tl2br w:val="nil"/>
+              <w:tr2bl w:val="nil"/>
+            </w:tcBorders>
+            <w:vAlign w:val="center"/>
+          </w:tcPr>
+          <w:p>
+            <w:pPr>
+              <w:spacing w:before="1" w:line="249" w:lineRule="auto"/>
+              <w:ind w:right="131"/>
+              <w:jc w:val="center"/>
+              <w:rPr>
+                <w:rFonts w:ascii="Times New Roman" w:hAnsi="Times New Roman" w:eastAsia="微软雅黑" w:cs="Times New Roman"/>
+                <w:b/>
+                <w:sz w:val="18"/>
+                <w:szCs w:val="18"/>
+                <w:highlight w:val="yellow"/>
+              </w:rPr>
+            </w:pPr>
+            <w:r>
+              <w:rPr>
+                <w:rFonts w:ascii="Times New Roman" w:hAnsi="Times New Roman" w:eastAsia="微软雅黑" w:cs="Times New Roman"/>
+                <w:sz w:val="18"/>
+                <w:szCs w:val="18"/>
+                <w:lang w:eastAsia="zh-CN"/>
+              </w:rPr>
+              <w:t>{{</w:t>
+            </w:r>
+            <w:r>
+              <w:rPr>
+                <w:rFonts w:ascii="Times New Roman" w:hAnsi="Times New Roman" w:eastAsia="微软雅黑" w:cs="Times New Roman"/>
+                <w:bCs/>
+                <w:sz w:val="18"/>
+                <w:szCs w:val="18"/>
+                <w:lang w:eastAsia="zh-CN"/>
+              </w:rPr>
+              <w:t>dis.drug_name_chinese</w:t>
+            </w:r>
+            <w:r>
+              <w:rPr>
+                <w:rFonts w:hint="eastAsia" w:ascii="Times New Roman" w:hAnsi="Times New Roman" w:eastAsia="微软雅黑" w:cs="Times New Roman"/>
+                <w:bCs/>
+                <w:sz w:val="18"/>
+                <w:szCs w:val="18"/>
+                <w:lang w:eastAsia="zh-CN"/>
+              </w:rPr>
+              <w:t>3</w:t>
+            </w:r>
+            <w:r>
+              <w:rPr>
+                <w:rFonts w:ascii="Times New Roman" w:hAnsi="Times New Roman" w:eastAsia="微软雅黑" w:cs="Times New Roman"/>
+                <w:sz w:val="18"/>
+                <w:szCs w:val="18"/>
+                <w:lang w:eastAsia="zh-CN"/>
+              </w:rPr>
+              <w:t xml:space="preserve"> }}</w:t>
+            </w:r>
+          </w:p>
+        </w:tc>
+        <w:tc>
+          <w:tcPr>
+            <w:tcW w:w="1417" w:type="dxa"/>
+            <w:tcBorders>
+              <w:tl2br w:val="nil"/>
+              <w:tr2bl w:val="nil"/>
+            </w:tcBorders>
+            <w:vAlign w:val="center"/>
+          </w:tcPr>
+          <w:p>
+            <w:pPr>
+              <w:keepNext/>
+              <w:spacing w:before="26"/>
+              <w:jc w:val="center"/>
+              <w:rPr>
+                <w:rFonts w:ascii="Times New Roman" w:hAnsi="Times New Roman" w:eastAsia="微软雅黑" w:cs="Times New Roman"/>
+                <w:bCs/>
+                <w:sz w:val="18"/>
+                <w:szCs w:val="18"/>
+                <w:highlight w:val="yellow"/>
+                <w:lang w:eastAsia="zh-CN"/>
+              </w:rPr>
+            </w:pPr>
+            <w:r>
+              <w:rPr>
+                <w:rFonts w:hint="eastAsia" w:ascii="Times New Roman" w:hAnsi="Times New Roman" w:eastAsia="微软雅黑" w:cs="Times New Roman"/>
+                <w:sz w:val="18"/>
+                <w:szCs w:val="18"/>
+                <w:lang w:eastAsia="zh-CN"/>
+              </w:rPr>
+              <w:t>{{dis.</w:t>
+            </w:r>
+            <w:r>
+              <w:rPr>
+                <w:rFonts w:hint="eastAsia" w:ascii="Times New Roman" w:hAnsi="Times New Roman" w:eastAsia="微软雅黑" w:cs="Times New Roman"/>
+                <w:bCs/>
+                <w:sz w:val="18"/>
+                <w:szCs w:val="18"/>
+                <w:lang w:eastAsia="zh-CN"/>
+              </w:rPr>
+              <w:t>disease_name_chinese</w:t>
+            </w:r>
+            <w:r>
+              <w:rPr>
+                <w:rFonts w:hint="eastAsia" w:ascii="Times New Roman" w:hAnsi="Times New Roman" w:eastAsia="微软雅黑" w:cs="Times New Roman"/>
+                <w:sz w:val="18"/>
+                <w:szCs w:val="18"/>
+                <w:lang w:eastAsia="zh-CN"/>
+              </w:rPr>
+              <w:t>}}</w:t>
+            </w:r>
+          </w:p>
+        </w:tc>
+        <w:tc>
+          <w:tcPr>
+            <w:tcW w:w="1232" w:type="dxa"/>
+            <w:tcBorders>
+              <w:tl2br w:val="nil"/>
+              <w:tr2bl w:val="nil"/>
+            </w:tcBorders>
+            <w:vAlign w:val="center"/>
+          </w:tcPr>
+          <w:p>
+            <w:pPr>
+              <w:keepNext/>
+              <w:spacing w:before="26"/>
+              <w:jc w:val="center"/>
+              <w:rPr>
+                <w:rFonts w:ascii="Times New Roman" w:hAnsi="Times New Roman" w:eastAsia="微软雅黑" w:cs="Times New Roman"/>
+                <w:bCs/>
+                <w:sz w:val="18"/>
+                <w:szCs w:val="18"/>
+                <w:highlight w:val="yellow"/>
+                <w:lang w:eastAsia="zh-CN"/>
+              </w:rPr>
+            </w:pPr>
+            <w:r>
+              <w:rPr>
+                <w:rFonts w:hint="eastAsia" w:ascii="Times New Roman" w:hAnsi="Times New Roman" w:eastAsia="微软雅黑" w:cs="Times New Roman"/>
+                <w:sz w:val="18"/>
+                <w:szCs w:val="18"/>
+                <w:lang w:eastAsia="zh-CN"/>
+              </w:rPr>
+              <w:t>{{</w:t>
+            </w:r>
+            <w:r>
+              <w:rPr>
+                <w:rFonts w:hint="eastAsia" w:ascii="Times New Roman" w:hAnsi="Times New Roman" w:eastAsia="微软雅黑" w:cs="Times New Roman"/>
+                <w:bCs/>
+                <w:sz w:val="18"/>
+                <w:szCs w:val="18"/>
+                <w:lang w:eastAsia="zh-CN"/>
+              </w:rPr>
+              <w:t>dis.evidence_phase_chinese</w:t>
+            </w:r>
+            <w:r>
+              <w:rPr>
+                <w:rFonts w:hint="eastAsia" w:ascii="Times New Roman" w:hAnsi="Times New Roman" w:eastAsia="微软雅黑" w:cs="Times New Roman"/>
+                <w:sz w:val="18"/>
+                <w:szCs w:val="18"/>
+                <w:lang w:eastAsia="zh-CN"/>
+              </w:rPr>
+              <w:t>}}</w:t>
+            </w:r>
+          </w:p>
+        </w:tc>
+        <w:tc>
+          <w:tcPr>
+            <w:tcW w:w="5695" w:type="dxa"/>
+            <w:tcBorders>
+              <w:tl2br w:val="nil"/>
+              <w:tr2bl w:val="nil"/>
+            </w:tcBorders>
+            <w:vAlign w:val="center"/>
+          </w:tcPr>
+          <w:p>
+            <w:pPr>
+              <w:keepNext/>
+              <w:spacing w:before="26"/>
+              <w:jc w:val="center"/>
+              <w:rPr>
+                <w:rFonts w:ascii="Times New Roman" w:hAnsi="Times New Roman" w:eastAsia="微软雅黑" w:cs="Times New Roman"/>
+                <w:bCs/>
+                <w:sz w:val="18"/>
+                <w:szCs w:val="18"/>
+                <w:highlight w:val="yellow"/>
+                <w:lang w:eastAsia="zh-CN"/>
+              </w:rPr>
+            </w:pPr>
+            <w:r>
+              <w:rPr>
+                <w:rFonts w:hint="eastAsia" w:ascii="Times New Roman" w:hAnsi="Times New Roman" w:eastAsia="微软雅黑" w:cs="Times New Roman"/>
+                <w:sz w:val="18"/>
+                <w:szCs w:val="18"/>
+                <w:lang w:eastAsia="zh-CN"/>
+              </w:rPr>
+              <w:t>{{</w:t>
+            </w:r>
+            <w:r>
+              <w:rPr>
+                <w:rFonts w:hint="eastAsia" w:ascii="Times New Roman" w:hAnsi="Times New Roman" w:eastAsia="微软雅黑" w:cs="Times New Roman"/>
+                <w:bCs/>
+                <w:sz w:val="18"/>
+                <w:szCs w:val="18"/>
+                <w:lang w:eastAsia="zh-CN"/>
+              </w:rPr>
+              <w:t>dis.annotation_chinese</w:t>
+            </w:r>
+            <w:r>
+              <w:rPr>
+                <w:rFonts w:hint="eastAsia" w:ascii="Times New Roman" w:hAnsi="Times New Roman" w:eastAsia="微软雅黑" w:cs="Times New Roman"/>
+                <w:sz w:val="18"/>
+                <w:szCs w:val="18"/>
+                <w:lang w:eastAsia="zh-CN"/>
+              </w:rPr>
+              <w:t>}}</w:t>
+            </w:r>
+          </w:p>
+        </w:tc>
+      </w:tr>
+      <w:tr>
+        <w:tblPrEx>
+          <w:tblBorders>
+            <w:top w:val="single" w:color="244061" w:sz="18" w:space="0"/>
+            <w:left w:val="none" w:color="auto" w:sz="0" w:space="0"/>
+            <w:bottom w:val="dashed" w:color="244061" w:sz="4" w:space="0"/>
+            <w:right w:val="none" w:color="auto" w:sz="0" w:space="0"/>
+            <w:insideH w:val="dashed" w:color="244061" w:sz="4" w:space="0"/>
+            <w:insideV w:val="dashed" w:color="244061" w:sz="4" w:space="0"/>
+          </w:tblBorders>
+          <w:tblCellMar>
+            <w:top w:w="0" w:type="dxa"/>
+            <w:left w:w="108" w:type="dxa"/>
+            <w:bottom w:w="0" w:type="dxa"/>
+            <w:right w:w="108" w:type="dxa"/>
+          </w:tblCellMar>
+        </w:tblPrEx>
+        <w:trPr>
+          <w:trHeight w:val="494" w:hRule="atLeast"/>
+          <w:jc w:val="center"/>
+        </w:trPr>
+        <w:tc>
+          <w:tcPr>
+            <w:tcW w:w="9870" w:type="dxa"/>
+            <w:gridSpan w:val="4"/>
+            <w:tcBorders>
+              <w:tl2br w:val="nil"/>
+              <w:tr2bl w:val="nil"/>
+            </w:tcBorders>
+            <w:vAlign w:val="center"/>
+          </w:tcPr>
+          <w:p>
+            <w:pPr>
+              <w:keepNext/>
+              <w:spacing w:before="26"/>
+              <w:jc w:val="center"/>
+              <w:rPr>
+                <w:rFonts w:ascii="Times New Roman" w:hAnsi="Times New Roman" w:eastAsia="微软雅黑" w:cs="Times New Roman"/>
+                <w:bCs/>
+                <w:sz w:val="18"/>
+                <w:szCs w:val="18"/>
+                <w:lang w:eastAsia="zh-CN"/>
+              </w:rPr>
+            </w:pPr>
+            <w:r>
+              <w:rPr>
+                <w:rFonts w:hint="eastAsia" w:ascii="Times New Roman" w:hAnsi="Times New Roman" w:eastAsia="微软雅黑" w:cs="Times New Roman"/>
+                <w:b/>
+                <w:sz w:val="18"/>
+                <w:szCs w:val="18"/>
+                <w:lang w:eastAsia="zh-CN"/>
+              </w:rPr>
+              <w:t>{%tr endfor %}</w:t>
+            </w:r>
+          </w:p>
+        </w:tc>
+      </w:tr>
+    </w:tbl>
+    <w:p>
+      <w:pPr>
+        <w:spacing w:before="26"/>
+        <w:rPr>
+          <w:rFonts w:ascii="Times New Roman" w:hAnsi="Times New Roman" w:eastAsia="微软雅黑" w:cs="Times New Roman"/>
+          <w:b/>
+          <w:sz w:val="24"/>
+          <w:szCs w:val="24"/>
+          <w:lang w:eastAsia="zh-CN"/>
+        </w:rPr>
+      </w:pPr>
+      <w:r>
+        <w:rPr>
+          <w:rFonts w:hint="eastAsia" w:ascii="Times New Roman" w:hAnsi="Times New Roman" w:eastAsia="微软雅黑" w:cs="Times New Roman"/>
+          <w:b/>
+          <w:sz w:val="24"/>
+          <w:szCs w:val="24"/>
+          <w:lang w:eastAsia="zh-CN"/>
+        </w:rPr>
+        <w:t>{% endif %}{%if tdd.potentialDrugList != [] %}</w:t>
+      </w:r>
+    </w:p>
+    <w:p>
+      <w:pPr>
+        <w:keepNext/>
+        <w:keepLines w:val="0"/>
+        <w:pageBreakBefore w:val="0"/>
+        <w:widowControl w:val="0"/>
+        <w:kinsoku/>
+        <w:wordWrap/>
+        <w:overflowPunct/>
+        <w:topLinePunct w:val="0"/>
+        <w:autoSpaceDE/>
+        <w:autoSpaceDN/>
+        <w:bidi w:val="0"/>
+        <w:adjustRightInd/>
+        <w:snapToGrid/>
+        <w:spacing w:before="26"/>
+        <w:ind w:left="414"/>
+        <w:textAlignment w:val="auto"/>
+        <w:rPr>
+          <w:rFonts w:hint="eastAsia" w:ascii="Times New Roman" w:hAnsi="Times New Roman" w:eastAsia="微软雅黑" w:cs="Times New Roman"/>
+          <w:b/>
+          <w:sz w:val="24"/>
+          <w:lang w:eastAsia="zh-CN"/>
+        </w:rPr>
+      </w:pPr>
+      <w:r>
+        <w:rPr>
+          <w:rFonts w:hint="eastAsia" w:ascii="Times New Roman" w:hAnsi="Times New Roman" w:eastAsia="微软雅黑" w:cs="Times New Roman"/>
+          <w:b/>
+          <w:sz w:val="24"/>
+          <w:lang w:eastAsia="zh-CN"/>
+        </w:rPr>
+        <w:t>潜在耐药研究信息：</w:t>
+      </w:r>
+    </w:p>
+    <w:tbl>
+      <w:tblPr>
+        <w:tblStyle w:val="19"/>
+        <w:tblpPr w:leftFromText="180" w:rightFromText="180" w:vertAnchor="text" w:tblpXSpec="center" w:tblpY="1"/>
+        <w:tblOverlap w:val="never"/>
+        <w:tblW w:w="9870" w:type="dxa"/>
+        <w:jc w:val="center"/>
+        <w:tblBorders>
+          <w:top w:val="single" w:color="244061" w:sz="18" w:space="0"/>
+          <w:left w:val="none" w:color="auto" w:sz="0" w:space="0"/>
+          <w:bottom w:val="dashed" w:color="244061" w:sz="4" w:space="0"/>
+          <w:right w:val="none" w:color="auto" w:sz="0" w:space="0"/>
+          <w:insideH w:val="dashed" w:color="244061" w:sz="4" w:space="0"/>
+          <w:insideV w:val="dashed" w:color="244061" w:sz="4" w:space="0"/>
+        </w:tblBorders>
+        <w:tblLayout w:type="fixed"/>
+        <w:tblCellMar>
+          <w:top w:w="0" w:type="dxa"/>
+          <w:left w:w="108" w:type="dxa"/>
+          <w:bottom w:w="0" w:type="dxa"/>
+          <w:right w:w="108" w:type="dxa"/>
+        </w:tblCellMar>
+      </w:tblPr>
+      <w:tblGrid>
+        <w:gridCol w:w="1526"/>
+        <w:gridCol w:w="1417"/>
+        <w:gridCol w:w="1261"/>
+        <w:gridCol w:w="5666"/>
+      </w:tblGrid>
+      <w:tr>
+        <w:tblPrEx>
+          <w:tblBorders>
+            <w:top w:val="single" w:color="244061" w:sz="18" w:space="0"/>
+            <w:left w:val="none" w:color="auto" w:sz="0" w:space="0"/>
+            <w:bottom w:val="dashed" w:color="244061" w:sz="4" w:space="0"/>
+            <w:right w:val="none" w:color="auto" w:sz="0" w:space="0"/>
+            <w:insideH w:val="dashed" w:color="244061" w:sz="4" w:space="0"/>
+            <w:insideV w:val="dashed" w:color="244061" w:sz="4" w:space="0"/>
+          </w:tblBorders>
+          <w:tblCellMar>
+            <w:top w:w="0" w:type="dxa"/>
+            <w:left w:w="108" w:type="dxa"/>
+            <w:bottom w:w="0" w:type="dxa"/>
+            <w:right w:w="108" w:type="dxa"/>
+          </w:tblCellMar>
+        </w:tblPrEx>
+        <w:trPr>
+          <w:trHeight w:val="417" w:hRule="atLeast"/>
+          <w:jc w:val="center"/>
+        </w:trPr>
+        <w:tc>
+          <w:tcPr>
+            <w:tcW w:w="1526" w:type="dxa"/>
+            <w:tcBorders>
+              <w:tl2br w:val="nil"/>
+              <w:tr2bl w:val="nil"/>
+            </w:tcBorders>
+            <w:shd w:val="clear" w:color="auto" w:fill="auto"/>
+            <w:vAlign w:val="center"/>
+          </w:tcPr>
+          <w:p>
+            <w:pPr>
+              <w:keepNext/>
+              <w:jc w:val="center"/>
+              <w:rPr>
+                <w:rFonts w:ascii="Times New Roman" w:hAnsi="Times New Roman" w:eastAsia="微软雅黑" w:cs="Times New Roman"/>
+                <w:b/>
+                <w:color w:val="244061"/>
+                <w:sz w:val="18"/>
+                <w:szCs w:val="18"/>
+                <w:lang w:eastAsia="zh-CN"/>
+              </w:rPr>
+            </w:pPr>
+            <w:r>
+              <w:rPr>
+                <w:rFonts w:ascii="Times New Roman" w:hAnsi="Times New Roman" w:eastAsia="微软雅黑" w:cs="Times New Roman"/>
+                <w:b/>
+                <w:color w:val="244061"/>
+                <w:sz w:val="18"/>
+                <w:szCs w:val="18"/>
+                <w:lang w:eastAsia="zh-CN"/>
+              </w:rPr>
+              <w:t>药物名称</w:t>
+            </w:r>
+          </w:p>
+        </w:tc>
+        <w:tc>
+          <w:tcPr>
+            <w:tcW w:w="1417" w:type="dxa"/>
+            <w:tcBorders>
+              <w:tl2br w:val="nil"/>
+              <w:tr2bl w:val="nil"/>
+            </w:tcBorders>
+            <w:shd w:val="clear" w:color="auto" w:fill="auto"/>
+            <w:vAlign w:val="center"/>
+          </w:tcPr>
+          <w:p>
+            <w:pPr>
+              <w:keepNext/>
+              <w:jc w:val="center"/>
+              <w:rPr>
+                <w:rFonts w:ascii="Times New Roman" w:hAnsi="Times New Roman" w:eastAsia="微软雅黑" w:cs="Times New Roman"/>
+                <w:b/>
+                <w:color w:val="244061"/>
+                <w:sz w:val="18"/>
+                <w:szCs w:val="18"/>
+                <w:lang w:eastAsia="zh-CN"/>
+              </w:rPr>
+            </w:pPr>
+            <w:r>
+              <w:rPr>
+                <w:rFonts w:ascii="Times New Roman" w:hAnsi="Times New Roman" w:eastAsia="微软雅黑" w:cs="Times New Roman"/>
+                <w:b/>
+                <w:color w:val="244061"/>
+                <w:sz w:val="18"/>
+                <w:szCs w:val="18"/>
+                <w:lang w:eastAsia="zh-CN"/>
+              </w:rPr>
+              <w:t>相关疾病</w:t>
+            </w:r>
+          </w:p>
+        </w:tc>
+        <w:tc>
+          <w:tcPr>
+            <w:tcW w:w="1261" w:type="dxa"/>
+            <w:tcBorders>
+              <w:tl2br w:val="nil"/>
+              <w:tr2bl w:val="nil"/>
+            </w:tcBorders>
+            <w:shd w:val="clear" w:color="auto" w:fill="auto"/>
+            <w:vAlign w:val="center"/>
+          </w:tcPr>
+          <w:p>
+            <w:pPr>
+              <w:keepNext/>
+              <w:jc w:val="center"/>
+              <w:rPr>
+                <w:rFonts w:ascii="Times New Roman" w:hAnsi="Times New Roman" w:eastAsia="微软雅黑" w:cs="Times New Roman"/>
+                <w:b/>
+                <w:color w:val="244061"/>
+                <w:sz w:val="18"/>
+                <w:szCs w:val="18"/>
+                <w:lang w:eastAsia="zh-CN"/>
+              </w:rPr>
+            </w:pPr>
+            <w:r>
+              <w:rPr>
+                <w:rFonts w:ascii="Times New Roman" w:hAnsi="Times New Roman" w:eastAsia="微软雅黑" w:cs="Times New Roman"/>
+                <w:b/>
+                <w:color w:val="244061"/>
+                <w:sz w:val="18"/>
+                <w:szCs w:val="18"/>
+                <w:lang w:eastAsia="zh-CN"/>
+              </w:rPr>
+              <w:t>证据</w:t>
+            </w:r>
+            <w:r>
+              <w:rPr>
+                <w:rFonts w:hint="eastAsia" w:ascii="Times New Roman" w:hAnsi="Times New Roman" w:eastAsia="微软雅黑" w:cs="Times New Roman"/>
+                <w:b/>
+                <w:color w:val="244061"/>
+                <w:sz w:val="18"/>
+                <w:szCs w:val="18"/>
+                <w:lang w:eastAsia="zh-CN"/>
+              </w:rPr>
+              <w:t>等级</w:t>
+            </w:r>
+          </w:p>
+        </w:tc>
+        <w:tc>
+          <w:tcPr>
+            <w:tcW w:w="5666" w:type="dxa"/>
+            <w:tcBorders>
+              <w:tl2br w:val="nil"/>
+              <w:tr2bl w:val="nil"/>
+            </w:tcBorders>
+            <w:shd w:val="clear" w:color="auto" w:fill="auto"/>
+            <w:vAlign w:val="center"/>
+          </w:tcPr>
+          <w:p>
+            <w:pPr>
+              <w:keepNext/>
+              <w:jc w:val="center"/>
+              <w:rPr>
+                <w:rFonts w:ascii="Times New Roman" w:hAnsi="Times New Roman" w:eastAsia="微软雅黑" w:cs="Times New Roman"/>
+                <w:b/>
+                <w:color w:val="244061"/>
+                <w:sz w:val="18"/>
+                <w:szCs w:val="18"/>
+                <w:lang w:eastAsia="zh-CN"/>
+              </w:rPr>
+            </w:pPr>
+            <w:r>
+              <w:rPr>
+                <w:rFonts w:ascii="Times New Roman" w:hAnsi="Times New Roman" w:eastAsia="微软雅黑" w:cs="Times New Roman"/>
+                <w:b/>
+                <w:color w:val="244061"/>
+                <w:sz w:val="18"/>
+                <w:szCs w:val="18"/>
+                <w:lang w:eastAsia="zh-CN"/>
+              </w:rPr>
+              <w:t>循证医学信息</w:t>
+            </w:r>
+          </w:p>
+        </w:tc>
+      </w:tr>
+      <w:tr>
+        <w:tblPrEx>
+          <w:tblBorders>
+            <w:top w:val="single" w:color="244061" w:sz="18" w:space="0"/>
+            <w:left w:val="none" w:color="auto" w:sz="0" w:space="0"/>
+            <w:bottom w:val="dashed" w:color="244061" w:sz="4" w:space="0"/>
+            <w:right w:val="none" w:color="auto" w:sz="0" w:space="0"/>
+            <w:insideH w:val="dashed" w:color="244061" w:sz="4" w:space="0"/>
+            <w:insideV w:val="dashed" w:color="244061" w:sz="4" w:space="0"/>
+          </w:tblBorders>
+          <w:tblCellMar>
+            <w:top w:w="0" w:type="dxa"/>
+            <w:left w:w="108" w:type="dxa"/>
+            <w:bottom w:w="0" w:type="dxa"/>
+            <w:right w:w="108" w:type="dxa"/>
+          </w:tblCellMar>
+        </w:tblPrEx>
+        <w:trPr>
+          <w:trHeight w:val="494" w:hRule="atLeast"/>
+          <w:jc w:val="center"/>
+        </w:trPr>
+        <w:tc>
+          <w:tcPr>
+            <w:tcW w:w="9870" w:type="dxa"/>
+            <w:gridSpan w:val="4"/>
+            <w:tcBorders>
+              <w:tl2br w:val="nil"/>
+              <w:tr2bl w:val="nil"/>
+            </w:tcBorders>
+            <w:vAlign w:val="center"/>
+          </w:tcPr>
+          <w:p>
+            <w:pPr>
+              <w:keepNext/>
+              <w:spacing w:before="26"/>
+              <w:jc w:val="center"/>
+              <w:rPr>
+                <w:rFonts w:ascii="Times New Roman" w:hAnsi="Times New Roman" w:eastAsia="微软雅黑" w:cs="Times New Roman"/>
+                <w:bCs/>
+                <w:sz w:val="18"/>
+                <w:szCs w:val="18"/>
+                <w:highlight w:val="yellow"/>
+                <w:lang w:eastAsia="zh-CN"/>
+              </w:rPr>
+            </w:pPr>
+            <w:r>
+              <w:rPr>
+                <w:rFonts w:hint="eastAsia" w:ascii="Times New Roman" w:hAnsi="Times New Roman" w:eastAsia="微软雅黑" w:cs="Times New Roman"/>
+                <w:b/>
+                <w:sz w:val="18"/>
+                <w:szCs w:val="18"/>
+                <w:lang w:eastAsia="zh-CN"/>
+              </w:rPr>
+              <w:t>{%tr for dis in tdd.</w:t>
+            </w:r>
+            <w:r>
+              <w:rPr>
+                <w:rFonts w:ascii="Times New Roman" w:hAnsi="Times New Roman" w:eastAsia="微软雅黑" w:cs="Times New Roman"/>
+                <w:b/>
+                <w:sz w:val="18"/>
+                <w:szCs w:val="18"/>
+                <w:lang w:eastAsia="zh-CN"/>
+              </w:rPr>
+              <w:t>potentialDrugList</w:t>
+            </w:r>
+            <w:r>
+              <w:rPr>
+                <w:rFonts w:hint="eastAsia" w:ascii="Times New Roman" w:hAnsi="Times New Roman" w:eastAsia="微软雅黑" w:cs="Times New Roman"/>
+                <w:b/>
+                <w:sz w:val="18"/>
+                <w:szCs w:val="18"/>
+                <w:lang w:eastAsia="zh-CN"/>
+              </w:rPr>
+              <w:t xml:space="preserve"> %}</w:t>
+            </w:r>
+          </w:p>
+        </w:tc>
+      </w:tr>
+      <w:tr>
+        <w:tblPrEx>
+          <w:tblBorders>
+            <w:top w:val="single" w:color="244061" w:sz="18" w:space="0"/>
+            <w:left w:val="none" w:color="auto" w:sz="0" w:space="0"/>
+            <w:bottom w:val="dashed" w:color="244061" w:sz="4" w:space="0"/>
+            <w:right w:val="none" w:color="auto" w:sz="0" w:space="0"/>
+            <w:insideH w:val="dashed" w:color="244061" w:sz="4" w:space="0"/>
+            <w:insideV w:val="dashed" w:color="244061" w:sz="4" w:space="0"/>
+          </w:tblBorders>
+          <w:tblCellMar>
+            <w:top w:w="0" w:type="dxa"/>
+            <w:left w:w="108" w:type="dxa"/>
+            <w:bottom w:w="0" w:type="dxa"/>
+            <w:right w:w="108" w:type="dxa"/>
+          </w:tblCellMar>
+        </w:tblPrEx>
+        <w:trPr>
+          <w:trHeight w:val="494" w:hRule="atLeast"/>
+          <w:jc w:val="center"/>
+        </w:trPr>
+        <w:tc>
+          <w:tcPr>
+            <w:tcW w:w="1526" w:type="dxa"/>
+            <w:tcBorders>
+              <w:tl2br w:val="nil"/>
+              <w:tr2bl w:val="nil"/>
+            </w:tcBorders>
+            <w:vAlign w:val="center"/>
+          </w:tcPr>
+          <w:p>
+            <w:pPr>
+              <w:spacing w:before="1" w:line="249" w:lineRule="auto"/>
+              <w:ind w:right="131"/>
+              <w:jc w:val="center"/>
+              <w:rPr>
+                <w:rFonts w:ascii="Times New Roman" w:hAnsi="Times New Roman" w:eastAsia="微软雅黑" w:cs="Times New Roman"/>
+                <w:b/>
+                <w:sz w:val="18"/>
+                <w:szCs w:val="18"/>
+                <w:highlight w:val="yellow"/>
+              </w:rPr>
+            </w:pPr>
+            <w:r>
+              <w:rPr>
+                <w:rFonts w:ascii="Times New Roman" w:hAnsi="Times New Roman" w:eastAsia="微软雅黑" w:cs="Times New Roman"/>
+                <w:sz w:val="18"/>
+                <w:szCs w:val="18"/>
+                <w:lang w:eastAsia="zh-CN"/>
+              </w:rPr>
+              <w:t>{{</w:t>
+            </w:r>
+            <w:r>
+              <w:rPr>
+                <w:rFonts w:ascii="Times New Roman" w:hAnsi="Times New Roman" w:eastAsia="微软雅黑" w:cs="Times New Roman"/>
+                <w:bCs/>
+                <w:sz w:val="18"/>
+                <w:szCs w:val="18"/>
+                <w:lang w:eastAsia="zh-CN"/>
+              </w:rPr>
+              <w:t>dis.drug_name_chinese</w:t>
+            </w:r>
+            <w:r>
+              <w:rPr>
+                <w:rFonts w:hint="eastAsia" w:ascii="Times New Roman" w:hAnsi="Times New Roman" w:eastAsia="微软雅黑" w:cs="Times New Roman"/>
+                <w:bCs/>
+                <w:sz w:val="18"/>
+                <w:szCs w:val="18"/>
+                <w:lang w:eastAsia="zh-CN"/>
+              </w:rPr>
+              <w:t>3</w:t>
+            </w:r>
+            <w:r>
+              <w:rPr>
+                <w:rFonts w:ascii="Times New Roman" w:hAnsi="Times New Roman" w:eastAsia="微软雅黑" w:cs="Times New Roman"/>
+                <w:sz w:val="18"/>
+                <w:szCs w:val="18"/>
+                <w:lang w:eastAsia="zh-CN"/>
+              </w:rPr>
+              <w:t xml:space="preserve"> }}</w:t>
+            </w:r>
+          </w:p>
+        </w:tc>
+        <w:tc>
+          <w:tcPr>
+            <w:tcW w:w="1417" w:type="dxa"/>
+            <w:tcBorders>
+              <w:tl2br w:val="nil"/>
+              <w:tr2bl w:val="nil"/>
+            </w:tcBorders>
+            <w:vAlign w:val="center"/>
+          </w:tcPr>
+          <w:p>
+            <w:pPr>
+              <w:keepNext/>
+              <w:spacing w:before="26"/>
+              <w:jc w:val="center"/>
+              <w:rPr>
+                <w:rFonts w:ascii="Times New Roman" w:hAnsi="Times New Roman" w:eastAsia="微软雅黑" w:cs="Times New Roman"/>
+                <w:bCs/>
+                <w:sz w:val="18"/>
+                <w:szCs w:val="18"/>
+                <w:highlight w:val="yellow"/>
+                <w:lang w:eastAsia="zh-CN"/>
+              </w:rPr>
+            </w:pPr>
+            <w:r>
+              <w:rPr>
+                <w:rFonts w:hint="eastAsia" w:ascii="Times New Roman" w:hAnsi="Times New Roman" w:eastAsia="微软雅黑" w:cs="Times New Roman"/>
+                <w:sz w:val="18"/>
+                <w:szCs w:val="18"/>
+                <w:lang w:eastAsia="zh-CN"/>
+              </w:rPr>
+              <w:t>{{dis.</w:t>
+            </w:r>
+            <w:r>
+              <w:rPr>
+                <w:rFonts w:hint="eastAsia" w:ascii="Times New Roman" w:hAnsi="Times New Roman" w:eastAsia="微软雅黑" w:cs="Times New Roman"/>
+                <w:bCs/>
+                <w:sz w:val="18"/>
+                <w:szCs w:val="18"/>
+                <w:lang w:eastAsia="zh-CN"/>
+              </w:rPr>
+              <w:t>disease_name_chinese</w:t>
+            </w:r>
+            <w:r>
+              <w:rPr>
+                <w:rFonts w:hint="eastAsia" w:ascii="Times New Roman" w:hAnsi="Times New Roman" w:eastAsia="微软雅黑" w:cs="Times New Roman"/>
+                <w:sz w:val="18"/>
+                <w:szCs w:val="18"/>
+                <w:lang w:eastAsia="zh-CN"/>
+              </w:rPr>
+              <w:t>}}</w:t>
+            </w:r>
+          </w:p>
+        </w:tc>
+        <w:tc>
+          <w:tcPr>
+            <w:tcW w:w="1261" w:type="dxa"/>
+            <w:tcBorders>
+              <w:tl2br w:val="nil"/>
+              <w:tr2bl w:val="nil"/>
+            </w:tcBorders>
+            <w:vAlign w:val="center"/>
+          </w:tcPr>
+          <w:p>
+            <w:pPr>
+              <w:keepNext/>
+              <w:spacing w:before="26"/>
+              <w:jc w:val="center"/>
+              <w:rPr>
+                <w:rFonts w:ascii="Times New Roman" w:hAnsi="Times New Roman" w:eastAsia="微软雅黑" w:cs="Times New Roman"/>
+                <w:bCs/>
+                <w:sz w:val="18"/>
+                <w:szCs w:val="18"/>
+                <w:highlight w:val="yellow"/>
+                <w:lang w:eastAsia="zh-CN"/>
+              </w:rPr>
+            </w:pPr>
+            <w:r>
+              <w:rPr>
+                <w:rFonts w:hint="eastAsia" w:ascii="Times New Roman" w:hAnsi="Times New Roman" w:eastAsia="微软雅黑" w:cs="Times New Roman"/>
+                <w:sz w:val="18"/>
+                <w:szCs w:val="18"/>
+                <w:lang w:eastAsia="zh-CN"/>
+              </w:rPr>
+              <w:t>{{</w:t>
+            </w:r>
+            <w:r>
+              <w:rPr>
+                <w:rFonts w:hint="eastAsia" w:ascii="Times New Roman" w:hAnsi="Times New Roman" w:eastAsia="微软雅黑" w:cs="Times New Roman"/>
+                <w:bCs/>
+                <w:sz w:val="18"/>
+                <w:szCs w:val="18"/>
+                <w:lang w:eastAsia="zh-CN"/>
+              </w:rPr>
+              <w:t>dis.evidence_phase_chinese</w:t>
+            </w:r>
+            <w:r>
+              <w:rPr>
+                <w:rFonts w:hint="eastAsia" w:ascii="Times New Roman" w:hAnsi="Times New Roman" w:eastAsia="微软雅黑" w:cs="Times New Roman"/>
+                <w:sz w:val="18"/>
+                <w:szCs w:val="18"/>
+                <w:lang w:eastAsia="zh-CN"/>
+              </w:rPr>
+              <w:t>}}</w:t>
+            </w:r>
+          </w:p>
+        </w:tc>
+        <w:tc>
+          <w:tcPr>
+            <w:tcW w:w="5666" w:type="dxa"/>
+            <w:tcBorders>
+              <w:tl2br w:val="nil"/>
+              <w:tr2bl w:val="nil"/>
+            </w:tcBorders>
+            <w:vAlign w:val="center"/>
+          </w:tcPr>
+          <w:p>
+            <w:pPr>
+              <w:keepNext/>
+              <w:spacing w:before="26"/>
+              <w:jc w:val="center"/>
+              <w:rPr>
+                <w:rFonts w:ascii="Times New Roman" w:hAnsi="Times New Roman" w:eastAsia="微软雅黑" w:cs="Times New Roman"/>
+                <w:bCs/>
+                <w:sz w:val="18"/>
+                <w:szCs w:val="18"/>
+                <w:highlight w:val="yellow"/>
+                <w:lang w:eastAsia="zh-CN"/>
+              </w:rPr>
+            </w:pPr>
+            <w:r>
+              <w:rPr>
+                <w:rFonts w:hint="eastAsia" w:ascii="Times New Roman" w:hAnsi="Times New Roman" w:eastAsia="微软雅黑" w:cs="Times New Roman"/>
+                <w:sz w:val="18"/>
+                <w:szCs w:val="18"/>
+                <w:lang w:eastAsia="zh-CN"/>
+              </w:rPr>
+              <w:t>{{</w:t>
+            </w:r>
+            <w:r>
+              <w:rPr>
+                <w:rFonts w:hint="eastAsia" w:ascii="Times New Roman" w:hAnsi="Times New Roman" w:eastAsia="微软雅黑" w:cs="Times New Roman"/>
+                <w:bCs/>
+                <w:sz w:val="18"/>
+                <w:szCs w:val="18"/>
+                <w:lang w:eastAsia="zh-CN"/>
+              </w:rPr>
+              <w:t>dis.annotation_chinese</w:t>
+            </w:r>
+            <w:r>
+              <w:rPr>
+                <w:rFonts w:hint="eastAsia" w:ascii="Times New Roman" w:hAnsi="Times New Roman" w:eastAsia="微软雅黑" w:cs="Times New Roman"/>
+                <w:sz w:val="18"/>
+                <w:szCs w:val="18"/>
+                <w:lang w:eastAsia="zh-CN"/>
+              </w:rPr>
+              <w:t>}}</w:t>
+            </w:r>
+          </w:p>
+        </w:tc>
+      </w:tr>
+      <w:tr>
+        <w:tblPrEx>
+          <w:tblBorders>
+            <w:top w:val="single" w:color="244061" w:sz="18" w:space="0"/>
+            <w:left w:val="none" w:color="auto" w:sz="0" w:space="0"/>
+            <w:bottom w:val="dashed" w:color="244061" w:sz="4" w:space="0"/>
+            <w:right w:val="none" w:color="auto" w:sz="0" w:space="0"/>
+            <w:insideH w:val="dashed" w:color="244061" w:sz="4" w:space="0"/>
+            <w:insideV w:val="dashed" w:color="244061" w:sz="4" w:space="0"/>
+          </w:tblBorders>
+          <w:tblCellMar>
+            <w:top w:w="0" w:type="dxa"/>
+            <w:left w:w="108" w:type="dxa"/>
+            <w:bottom w:w="0" w:type="dxa"/>
+            <w:right w:w="108" w:type="dxa"/>
+          </w:tblCellMar>
+        </w:tblPrEx>
+        <w:trPr>
+          <w:trHeight w:val="494" w:hRule="atLeast"/>
+          <w:jc w:val="center"/>
+        </w:trPr>
+        <w:tc>
+          <w:tcPr>
+            <w:tcW w:w="9870" w:type="dxa"/>
+            <w:gridSpan w:val="4"/>
+            <w:tcBorders>
+              <w:tl2br w:val="nil"/>
+              <w:tr2bl w:val="nil"/>
+            </w:tcBorders>
+            <w:vAlign w:val="center"/>
+          </w:tcPr>
+          <w:p>
+            <w:pPr>
+              <w:keepNext/>
+              <w:spacing w:before="26"/>
+              <w:jc w:val="center"/>
+              <w:rPr>
+                <w:rFonts w:ascii="Times New Roman" w:hAnsi="Times New Roman" w:eastAsia="微软雅黑" w:cs="Times New Roman"/>
+                <w:bCs/>
+                <w:sz w:val="18"/>
+                <w:szCs w:val="18"/>
+                <w:lang w:eastAsia="zh-CN"/>
+              </w:rPr>
+            </w:pPr>
+            <w:r>
+              <w:rPr>
+                <w:rFonts w:hint="eastAsia" w:ascii="Times New Roman" w:hAnsi="Times New Roman" w:eastAsia="微软雅黑" w:cs="Times New Roman"/>
+                <w:b/>
+                <w:sz w:val="18"/>
+                <w:szCs w:val="18"/>
+                <w:lang w:eastAsia="zh-CN"/>
+              </w:rPr>
+              <w:t>{%tr endfor %}</w:t>
+            </w:r>
+          </w:p>
+        </w:tc>
+      </w:tr>
+    </w:tbl>
+    <w:p>
+      <w:pPr>
+        <w:numPr>
+          <w:ilvl w:val="0"/>
+          <w:numId w:val="0"/>
+        </w:numPr>
+        <w:ind w:left="412" w:leftChars="0"/>
+        <w:jc w:val="both"/>
+        <w:outlineLvl w:val="9"/>
+        <w:rPr>
+          <w:rFonts w:hint="eastAsia" w:ascii="Times New Roman" w:hAnsi="Times New Roman" w:eastAsia="微软雅黑" w:cs="Times New Roman"/>
+          <w:b/>
+          <w:color w:val="auto"/>
+          <w:sz w:val="24"/>
+          <w:szCs w:val="24"/>
+          <w:lang w:eastAsia="zh-CN"/>
+        </w:rPr>
+      </w:pPr>
+      <w:r>
+        <w:rPr>
+          <w:rFonts w:hint="eastAsia" w:ascii="Times New Roman" w:hAnsi="Times New Roman" w:eastAsia="微软雅黑" w:cs="Times New Roman"/>
+          <w:b/>
+          <w:sz w:val="24"/>
+          <w:szCs w:val="24"/>
+          <w:lang w:eastAsia="zh-CN"/>
+        </w:rPr>
+        <w:t>{% endif %}{% endfor %}{% endif %}</w:t>
+      </w:r>
+      <w:r>
+        <w:rPr>
+          <w:rFonts w:hint="eastAsia" w:ascii="Times New Roman" w:hAnsi="Times New Roman" w:eastAsia="微软雅黑" w:cs="Times New Roman"/>
+          <w:b/>
+          <w:color w:val="auto"/>
+          <w:sz w:val="24"/>
+          <w:szCs w:val="24"/>
+          <w:lang w:eastAsia="zh-CN"/>
+        </w:rPr>
+        <w:br w:type="page"/>
+      </w:r>
+    </w:p>
+    <w:bookmarkEnd w:id="63"/>
+    <w:bookmarkEnd w:id="73"/>
+    <w:bookmarkEnd w:id="74"/>
+    <w:bookmarkEnd w:id="75"/>
+    <w:bookmarkEnd w:id="76"/>
+    <w:p>
+      <w:pPr>
+        <w:pStyle w:val="3"/>
+        <w:numPr>
+          <w:ilvl w:val="0"/>
+          <w:numId w:val="0"/>
+        </w:numPr>
+        <w:ind w:left="412" w:leftChars="0"/>
+        <w:jc w:val="both"/>
+        <w:rPr>
+          <w:rFonts w:hint="eastAsia" w:ascii="微软雅黑" w:hAnsi="微软雅黑" w:eastAsia="微软雅黑" w:cs="微软雅黑"/>
+          <w:color w:val="254061" w:themeColor="accent1" w:themeShade="80"/>
+          <w:sz w:val="28"/>
+          <w:szCs w:val="28"/>
+          <w:lang w:val="en-US" w:eastAsia="zh-CN"/>
+        </w:rPr>
+      </w:pPr>
+      <w:bookmarkStart w:id="80" w:name="_Toc23275"/>
+      <w:bookmarkStart w:id="81" w:name="_Toc106294405"/>
+      <w:r>
+        <w:rPr>
+          <w:rFonts w:hint="eastAsia" w:ascii="微软雅黑" w:hAnsi="微软雅黑" w:eastAsia="微软雅黑" w:cs="微软雅黑"/>
+          <w:color w:val="254061" w:themeColor="accent1" w:themeShade="80"/>
+          <w:sz w:val="28"/>
+          <w:szCs w:val="28"/>
+          <w:lang w:val="en-US" w:eastAsia="zh-CN"/>
+        </w:rPr>
+        <w:t>3 胚系变异结果解析</w:t>
+      </w:r>
+    </w:p>
+    <w:p>
+      <w:pPr>
+        <w:pStyle w:val="55"/>
+        <w:ind w:left="0" w:leftChars="0" w:firstLine="439" w:firstLineChars="183"/>
+        <w:rPr>
+          <w:color w:val="244061"/>
+        </w:rPr>
+      </w:pPr>
+      <w:r>
+        <w:rPr>
+          <w:rFonts w:hint="eastAsia"/>
+          <w:color w:val="244061"/>
+        </w:rPr>
+        <w:t>{%if geneticCancerRiskInfo %}{% for tdd in geneticCancerRiskInfo %}</w:t>
+      </w:r>
+    </w:p>
+    <w:p>
+      <w:pPr>
+        <w:keepNext/>
+        <w:numPr>
+          <w:ilvl w:val="0"/>
+          <w:numId w:val="8"/>
+        </w:numPr>
+        <w:spacing w:before="120" w:beforeLines="50" w:after="120" w:afterLines="50"/>
+        <w:ind w:left="420" w:leftChars="0" w:firstLine="20" w:firstLineChars="0"/>
+        <w:rPr>
+          <w:rFonts w:hint="eastAsia" w:ascii="Times New Roman" w:hAnsi="Times New Roman" w:eastAsia="微软雅黑" w:cs="Times New Roman"/>
+          <w:b/>
+          <w:color w:val="auto"/>
+          <w:sz w:val="24"/>
+          <w:szCs w:val="24"/>
+          <w:lang w:eastAsia="zh-CN"/>
+        </w:rPr>
+      </w:pPr>
+      <w:r>
+        <w:rPr>
+          <w:rFonts w:hint="eastAsia" w:ascii="Times New Roman" w:hAnsi="Times New Roman" w:eastAsia="微软雅黑" w:cs="Times New Roman"/>
+          <w:b/>
+          <w:color w:val="auto"/>
+          <w:sz w:val="24"/>
+          <w:szCs w:val="24"/>
+          <w:lang w:eastAsia="zh-CN"/>
+        </w:rPr>
+        <w:t>{{ tdd.gene }}</w:t>
+      </w:r>
+    </w:p>
+    <w:tbl>
+      <w:tblPr>
+        <w:tblStyle w:val="19"/>
+        <w:tblpPr w:leftFromText="180" w:rightFromText="180" w:vertAnchor="text" w:tblpXSpec="center" w:tblpY="1"/>
+        <w:tblOverlap w:val="never"/>
+        <w:tblW w:w="9870" w:type="dxa"/>
+        <w:jc w:val="center"/>
+        <w:tblBorders>
+          <w:top w:val="single" w:color="244061" w:sz="18" w:space="0"/>
+          <w:left w:val="none" w:color="auto" w:sz="0" w:space="0"/>
+          <w:bottom w:val="dashed" w:color="244061" w:sz="4" w:space="0"/>
+          <w:right w:val="none" w:color="auto" w:sz="0" w:space="0"/>
+          <w:insideH w:val="dashed" w:color="244061" w:sz="4" w:space="0"/>
+          <w:insideV w:val="dashed" w:color="244061" w:sz="4" w:space="0"/>
+        </w:tblBorders>
+        <w:tblLayout w:type="fixed"/>
+        <w:tblCellMar>
+          <w:top w:w="0" w:type="dxa"/>
+          <w:left w:w="108" w:type="dxa"/>
+          <w:bottom w:w="0" w:type="dxa"/>
+          <w:right w:w="108" w:type="dxa"/>
+        </w:tblCellMar>
+      </w:tblPr>
+      <w:tblGrid>
+        <w:gridCol w:w="432"/>
+        <w:gridCol w:w="1191"/>
+        <w:gridCol w:w="8247"/>
+      </w:tblGrid>
+      <w:tr>
+        <w:tblPrEx>
+          <w:tblBorders>
+            <w:top w:val="single" w:color="244061" w:sz="18" w:space="0"/>
+            <w:left w:val="none" w:color="auto" w:sz="0" w:space="0"/>
+            <w:bottom w:val="dashed" w:color="244061" w:sz="4" w:space="0"/>
+            <w:right w:val="none" w:color="auto" w:sz="0" w:space="0"/>
+            <w:insideH w:val="dashed" w:color="244061" w:sz="4" w:space="0"/>
+            <w:insideV w:val="dashed" w:color="244061" w:sz="4" w:space="0"/>
+          </w:tblBorders>
+          <w:tblCellMar>
+            <w:top w:w="0" w:type="dxa"/>
+            <w:left w:w="108" w:type="dxa"/>
+            <w:bottom w:w="0" w:type="dxa"/>
+            <w:right w:w="108" w:type="dxa"/>
+          </w:tblCellMar>
+        </w:tblPrEx>
+        <w:trPr>
+          <w:trHeight w:val="417" w:hRule="atLeast"/>
+          <w:jc w:val="center"/>
+        </w:trPr>
+        <w:tc>
+          <w:tcPr>
+            <w:tcW w:w="1623" w:type="dxa"/>
+            <w:gridSpan w:val="2"/>
+            <w:tcBorders>
+              <w:tl2br w:val="nil"/>
+              <w:tr2bl w:val="nil"/>
+            </w:tcBorders>
+            <w:shd w:val="clear" w:color="auto" w:fill="auto"/>
+            <w:vAlign w:val="center"/>
+          </w:tcPr>
+          <w:p>
+            <w:pPr>
+              <w:keepNext/>
+              <w:spacing w:before="26"/>
+              <w:jc w:val="center"/>
+              <w:rPr>
+                <w:rFonts w:ascii="Times New Roman" w:hAnsi="Times New Roman" w:eastAsia="微软雅黑" w:cs="Times New Roman"/>
+                <w:b/>
+                <w:color w:val="244061"/>
+                <w:sz w:val="18"/>
+                <w:szCs w:val="18"/>
+                <w:lang w:eastAsia="zh-CN"/>
+              </w:rPr>
+            </w:pPr>
+            <w:r>
+              <w:rPr>
+                <w:rFonts w:ascii="Times New Roman" w:hAnsi="Times New Roman" w:eastAsia="微软雅黑" w:cs="Times New Roman"/>
+                <w:b/>
+                <w:color w:val="244061"/>
+                <w:sz w:val="18"/>
+                <w:szCs w:val="18"/>
+                <w:lang w:eastAsia="zh-CN"/>
+              </w:rPr>
+              <w:t>突变形式</w:t>
+            </w:r>
+          </w:p>
+        </w:tc>
+        <w:tc>
+          <w:tcPr>
+            <w:tcW w:w="8247" w:type="dxa"/>
+            <w:tcBorders>
+              <w:tl2br w:val="nil"/>
+              <w:tr2bl w:val="nil"/>
+            </w:tcBorders>
+            <w:vAlign w:val="center"/>
+          </w:tcPr>
+          <w:p>
+            <w:pPr>
+              <w:keepNext/>
+              <w:spacing w:before="26"/>
+              <w:jc w:val="center"/>
+              <w:rPr>
+                <w:rFonts w:ascii="Times New Roman" w:hAnsi="Times New Roman" w:eastAsia="微软雅黑" w:cs="Times New Roman"/>
+                <w:bCs/>
+                <w:sz w:val="18"/>
+                <w:szCs w:val="18"/>
+                <w:lang w:eastAsia="zh-CN"/>
+              </w:rPr>
+            </w:pPr>
+            <w:r>
+              <w:rPr>
+                <w:rFonts w:hint="eastAsia" w:ascii="Times New Roman" w:hAnsi="Times New Roman" w:eastAsia="微软雅黑" w:cs="Times New Roman"/>
+                <w:bCs/>
+                <w:sz w:val="18"/>
+                <w:szCs w:val="18"/>
+                <w:lang w:eastAsia="zh-CN"/>
+              </w:rPr>
+              <w:t>{{ tdd.ori_variant }}</w:t>
+            </w:r>
+          </w:p>
+        </w:tc>
+      </w:tr>
+      <w:tr>
+        <w:tblPrEx>
+          <w:tblBorders>
+            <w:top w:val="single" w:color="244061" w:sz="18" w:space="0"/>
+            <w:left w:val="none" w:color="auto" w:sz="0" w:space="0"/>
+            <w:bottom w:val="dashed" w:color="244061" w:sz="4" w:space="0"/>
+            <w:right w:val="none" w:color="auto" w:sz="0" w:space="0"/>
+            <w:insideH w:val="dashed" w:color="244061" w:sz="4" w:space="0"/>
+            <w:insideV w:val="dashed" w:color="244061" w:sz="4" w:space="0"/>
+          </w:tblBorders>
+          <w:tblCellMar>
+            <w:top w:w="0" w:type="dxa"/>
+            <w:left w:w="108" w:type="dxa"/>
+            <w:bottom w:w="0" w:type="dxa"/>
+            <w:right w:w="108" w:type="dxa"/>
+          </w:tblCellMar>
+        </w:tblPrEx>
+        <w:trPr>
+          <w:trHeight w:val="494" w:hRule="atLeast"/>
+          <w:jc w:val="center"/>
+        </w:trPr>
+        <w:tc>
+          <w:tcPr>
+            <w:tcW w:w="1623" w:type="dxa"/>
+            <w:gridSpan w:val="2"/>
+            <w:tcBorders>
+              <w:tl2br w:val="nil"/>
+              <w:tr2bl w:val="nil"/>
+            </w:tcBorders>
+            <w:shd w:val="clear" w:color="auto" w:fill="auto"/>
+            <w:vAlign w:val="center"/>
+          </w:tcPr>
+          <w:p>
+            <w:pPr>
+              <w:keepNext/>
+              <w:spacing w:before="26"/>
+              <w:jc w:val="center"/>
+              <w:rPr>
+                <w:rFonts w:ascii="Times New Roman" w:hAnsi="Times New Roman" w:eastAsia="微软雅黑" w:cs="Times New Roman"/>
+                <w:b/>
+                <w:color w:val="244061"/>
+                <w:sz w:val="18"/>
+                <w:szCs w:val="18"/>
+                <w:lang w:eastAsia="zh-CN"/>
+              </w:rPr>
+            </w:pPr>
+            <w:r>
+              <w:rPr>
+                <w:rFonts w:hint="eastAsia" w:ascii="Times New Roman" w:hAnsi="Times New Roman" w:eastAsia="微软雅黑" w:cs="Times New Roman"/>
+                <w:b/>
+                <w:color w:val="244061"/>
+                <w:sz w:val="18"/>
+                <w:szCs w:val="18"/>
+                <w:highlight w:val="none"/>
+                <w:lang w:eastAsia="zh-CN"/>
+              </w:rPr>
+              <w:t>{{ tdd.mutFreq</w:t>
+            </w:r>
+            <w:r>
+              <w:rPr>
+                <w:rFonts w:hint="eastAsia" w:ascii="Times New Roman" w:hAnsi="Times New Roman" w:eastAsia="微软雅黑" w:cs="Times New Roman"/>
+                <w:b/>
+                <w:color w:val="244061"/>
+                <w:sz w:val="18"/>
+                <w:szCs w:val="18"/>
+                <w:highlight w:val="none"/>
+                <w:lang w:val="en-US" w:eastAsia="zh-CN"/>
+              </w:rPr>
+              <w:t>Type</w:t>
+            </w:r>
+            <w:r>
+              <w:rPr>
+                <w:rFonts w:hint="eastAsia" w:ascii="Times New Roman" w:hAnsi="Times New Roman" w:eastAsia="微软雅黑" w:cs="Times New Roman"/>
+                <w:b/>
+                <w:color w:val="244061"/>
+                <w:sz w:val="18"/>
+                <w:szCs w:val="18"/>
+                <w:highlight w:val="none"/>
+                <w:lang w:eastAsia="zh-CN"/>
+              </w:rPr>
+              <w:t xml:space="preserve"> }}</w:t>
+            </w:r>
+          </w:p>
+        </w:tc>
+        <w:tc>
+          <w:tcPr>
+            <w:tcW w:w="8247" w:type="dxa"/>
+            <w:tcBorders>
+              <w:tl2br w:val="nil"/>
+              <w:tr2bl w:val="nil"/>
+            </w:tcBorders>
+            <w:vAlign w:val="center"/>
+          </w:tcPr>
+          <w:p>
+            <w:pPr>
+              <w:keepNext/>
+              <w:spacing w:before="26"/>
+              <w:jc w:val="center"/>
+              <w:rPr>
+                <w:rFonts w:ascii="Times New Roman" w:hAnsi="Times New Roman" w:eastAsia="微软雅黑" w:cs="Times New Roman"/>
+                <w:bCs/>
+                <w:sz w:val="18"/>
+                <w:szCs w:val="18"/>
+                <w:lang w:eastAsia="zh-CN"/>
+              </w:rPr>
+            </w:pPr>
+            <w:r>
+              <w:rPr>
+                <w:rFonts w:hint="eastAsia" w:ascii="Times New Roman" w:hAnsi="Times New Roman" w:eastAsia="微软雅黑" w:cs="Times New Roman"/>
+                <w:bCs/>
+                <w:sz w:val="18"/>
+                <w:szCs w:val="18"/>
+                <w:lang w:eastAsia="zh-CN"/>
+              </w:rPr>
+              <w:t>{{ tdd.mutFreq }}</w:t>
+            </w:r>
+          </w:p>
+        </w:tc>
+      </w:tr>
+      <w:tr>
+        <w:tblPrEx>
+          <w:tblBorders>
+            <w:top w:val="single" w:color="244061" w:sz="18" w:space="0"/>
+            <w:left w:val="none" w:color="auto" w:sz="0" w:space="0"/>
+            <w:bottom w:val="dashed" w:color="244061" w:sz="4" w:space="0"/>
+            <w:right w:val="none" w:color="auto" w:sz="0" w:space="0"/>
+            <w:insideH w:val="dashed" w:color="244061" w:sz="4" w:space="0"/>
+            <w:insideV w:val="dashed" w:color="244061" w:sz="4" w:space="0"/>
+          </w:tblBorders>
+          <w:tblCellMar>
+            <w:top w:w="0" w:type="dxa"/>
+            <w:left w:w="108" w:type="dxa"/>
+            <w:bottom w:w="0" w:type="dxa"/>
+            <w:right w:w="108" w:type="dxa"/>
+          </w:tblCellMar>
+        </w:tblPrEx>
+        <w:trPr>
+          <w:trHeight w:val="474" w:hRule="atLeast"/>
+          <w:jc w:val="center"/>
+        </w:trPr>
+        <w:tc>
+          <w:tcPr>
+            <w:tcW w:w="432" w:type="dxa"/>
+            <w:vMerge w:val="restart"/>
+            <w:tcBorders>
+              <w:tl2br w:val="nil"/>
+              <w:tr2bl w:val="nil"/>
+            </w:tcBorders>
+            <w:shd w:val="clear" w:color="auto" w:fill="auto"/>
+            <w:vAlign w:val="center"/>
+          </w:tcPr>
+          <w:p>
+            <w:pPr>
+              <w:spacing w:before="1" w:line="250" w:lineRule="auto"/>
+              <w:jc w:val="center"/>
+              <w:rPr>
+                <w:rFonts w:ascii="Times New Roman" w:hAnsi="Times New Roman" w:eastAsia="微软雅黑" w:cs="Times New Roman"/>
+                <w:color w:val="244061"/>
+                <w:sz w:val="18"/>
+                <w:szCs w:val="18"/>
+                <w:lang w:eastAsia="zh-CN"/>
+              </w:rPr>
+            </w:pPr>
+            <w:r>
+              <w:rPr>
+                <w:rFonts w:ascii="Times New Roman" w:hAnsi="Times New Roman" w:eastAsia="微软雅黑" w:cs="Times New Roman"/>
+                <w:b/>
+                <w:color w:val="244061"/>
+                <w:sz w:val="18"/>
+                <w:szCs w:val="18"/>
+                <w:lang w:eastAsia="zh-CN"/>
+              </w:rPr>
+              <w:t>潜在获益药物</w:t>
+            </w:r>
+          </w:p>
+        </w:tc>
+        <w:tc>
+          <w:tcPr>
+            <w:tcW w:w="1191" w:type="dxa"/>
+            <w:tcBorders>
+              <w:tl2br w:val="nil"/>
+              <w:tr2bl w:val="nil"/>
+            </w:tcBorders>
+            <w:shd w:val="clear" w:color="auto" w:fill="auto"/>
+            <w:vAlign w:val="center"/>
+          </w:tcPr>
+          <w:p>
+            <w:pPr>
+              <w:spacing w:before="1" w:line="250" w:lineRule="auto"/>
+              <w:jc w:val="center"/>
+              <w:rPr>
+                <w:rFonts w:ascii="Times New Roman" w:hAnsi="Times New Roman" w:eastAsia="微软雅黑" w:cs="Times New Roman"/>
+                <w:b/>
+                <w:color w:val="244061"/>
+                <w:sz w:val="18"/>
+                <w:szCs w:val="18"/>
+                <w:lang w:eastAsia="zh-CN"/>
+              </w:rPr>
+            </w:pPr>
+            <w:r>
+              <w:rPr>
+                <w:rFonts w:ascii="Times New Roman" w:hAnsi="Times New Roman" w:eastAsia="微软雅黑" w:cs="Times New Roman"/>
+                <w:b/>
+                <w:color w:val="244061"/>
+                <w:sz w:val="18"/>
+                <w:szCs w:val="18"/>
+                <w:lang w:eastAsia="zh-CN"/>
+              </w:rPr>
+              <w:t>A级</w:t>
+            </w:r>
+          </w:p>
+        </w:tc>
+        <w:tc>
+          <w:tcPr>
+            <w:tcW w:w="8247" w:type="dxa"/>
+            <w:tcBorders>
+              <w:tl2br w:val="nil"/>
+              <w:tr2bl w:val="nil"/>
+            </w:tcBorders>
+            <w:shd w:val="clear" w:color="auto" w:fill="auto"/>
+            <w:vAlign w:val="center"/>
+          </w:tcPr>
+          <w:p>
+            <w:pPr>
+              <w:spacing w:before="1" w:line="250" w:lineRule="auto"/>
+              <w:jc w:val="center"/>
+              <w:rPr>
+                <w:rFonts w:ascii="Times New Roman" w:hAnsi="Times New Roman" w:eastAsia="微软雅黑" w:cs="Times New Roman"/>
+                <w:b/>
+                <w:color w:val="FFFFFF" w:themeColor="background1"/>
+                <w:sz w:val="18"/>
+                <w:szCs w:val="18"/>
+                <w:lang w:eastAsia="zh-CN"/>
+                <w14:textFill>
+                  <w14:solidFill>
+                    <w14:schemeClr w14:val="bg1"/>
+                  </w14:solidFill>
+                </w14:textFill>
+              </w:rPr>
+            </w:pPr>
+            <w:r>
+              <w:rPr>
+                <w:rFonts w:ascii="Times New Roman" w:hAnsi="Times New Roman" w:eastAsia="微软雅黑" w:cs="Times New Roman"/>
+                <w:sz w:val="18"/>
+                <w:szCs w:val="18"/>
+                <w:lang w:eastAsia="zh-CN"/>
+              </w:rPr>
+              <w:t>{% if tdd.drugaStr == [] %}无{% else%}{% for d in tdd.drugaStr %}{%if loop.last%}</w:t>
+            </w:r>
+            <w:r>
+              <w:rPr>
+                <w:rFonts w:hint="eastAsia" w:ascii="Times New Roman" w:hAnsi="Times New Roman" w:eastAsia="微软雅黑" w:cs="Times New Roman"/>
+                <w:sz w:val="18"/>
+                <w:szCs w:val="18"/>
+                <w:lang w:eastAsia="zh-CN"/>
+              </w:rPr>
+              <w:t>{{ d.nameLevel }}</w:t>
+            </w:r>
+            <w:r>
+              <w:rPr>
+                <w:rFonts w:ascii="Times New Roman" w:hAnsi="Times New Roman" w:eastAsia="微软雅黑" w:cs="Times New Roman"/>
+                <w:sz w:val="18"/>
+                <w:szCs w:val="18"/>
+                <w:lang w:eastAsia="zh-CN"/>
+              </w:rPr>
+              <w:t>{%else%}</w:t>
+            </w:r>
+            <w:r>
+              <w:rPr>
+                <w:rFonts w:hint="eastAsia" w:ascii="Times New Roman" w:hAnsi="Times New Roman" w:eastAsia="微软雅黑" w:cs="Times New Roman"/>
+                <w:sz w:val="18"/>
+                <w:szCs w:val="18"/>
+                <w:lang w:eastAsia="zh-CN"/>
+              </w:rPr>
+              <w:t>{{ d.nameLevel }}</w:t>
+            </w:r>
+            <w:r>
+              <w:rPr>
+                <w:rFonts w:ascii="Times New Roman" w:hAnsi="Times New Roman" w:eastAsia="微软雅黑" w:cs="Times New Roman"/>
+                <w:sz w:val="18"/>
+                <w:szCs w:val="18"/>
+                <w:lang w:eastAsia="zh-CN"/>
+              </w:rPr>
+              <w:t>，{%endif%}{% endfor %}{% endif%}</w:t>
+            </w:r>
+          </w:p>
+        </w:tc>
+      </w:tr>
+      <w:tr>
+        <w:tblPrEx>
+          <w:tblBorders>
+            <w:top w:val="single" w:color="244061" w:sz="18" w:space="0"/>
+            <w:left w:val="none" w:color="auto" w:sz="0" w:space="0"/>
+            <w:bottom w:val="dashed" w:color="244061" w:sz="4" w:space="0"/>
+            <w:right w:val="none" w:color="auto" w:sz="0" w:space="0"/>
+            <w:insideH w:val="dashed" w:color="244061" w:sz="4" w:space="0"/>
+            <w:insideV w:val="dashed" w:color="244061" w:sz="4" w:space="0"/>
+          </w:tblBorders>
+          <w:tblCellMar>
+            <w:top w:w="0" w:type="dxa"/>
+            <w:left w:w="108" w:type="dxa"/>
+            <w:bottom w:w="0" w:type="dxa"/>
+            <w:right w:w="108" w:type="dxa"/>
+          </w:tblCellMar>
+        </w:tblPrEx>
+        <w:trPr>
+          <w:trHeight w:val="474" w:hRule="atLeast"/>
+          <w:jc w:val="center"/>
+        </w:trPr>
+        <w:tc>
+          <w:tcPr>
+            <w:tcW w:w="432" w:type="dxa"/>
+            <w:vMerge w:val="continue"/>
+            <w:tcBorders>
+              <w:tl2br w:val="nil"/>
+              <w:tr2bl w:val="nil"/>
+            </w:tcBorders>
+            <w:shd w:val="clear" w:color="auto" w:fill="auto"/>
+            <w:vAlign w:val="center"/>
+          </w:tcPr>
+          <w:p>
+            <w:pPr>
+              <w:spacing w:before="1" w:line="250" w:lineRule="auto"/>
+              <w:jc w:val="center"/>
+              <w:rPr>
+                <w:rFonts w:ascii="Times New Roman" w:hAnsi="Times New Roman" w:eastAsia="微软雅黑" w:cs="Times New Roman"/>
+                <w:b/>
+                <w:color w:val="244061"/>
+                <w:sz w:val="18"/>
+                <w:szCs w:val="18"/>
+                <w:lang w:eastAsia="zh-CN"/>
+              </w:rPr>
+            </w:pPr>
+          </w:p>
+        </w:tc>
+        <w:tc>
+          <w:tcPr>
+            <w:tcW w:w="1191" w:type="dxa"/>
+            <w:tcBorders>
+              <w:tl2br w:val="nil"/>
+              <w:tr2bl w:val="nil"/>
+            </w:tcBorders>
+            <w:shd w:val="clear" w:color="auto" w:fill="auto"/>
+            <w:vAlign w:val="center"/>
+          </w:tcPr>
+          <w:p>
+            <w:pPr>
+              <w:spacing w:before="1" w:line="250" w:lineRule="auto"/>
+              <w:jc w:val="center"/>
+              <w:rPr>
+                <w:rFonts w:ascii="Times New Roman" w:hAnsi="Times New Roman" w:eastAsia="微软雅黑" w:cs="Times New Roman"/>
+                <w:b/>
+                <w:color w:val="244061"/>
+                <w:sz w:val="18"/>
+                <w:szCs w:val="18"/>
+                <w:lang w:eastAsia="zh-CN"/>
+              </w:rPr>
+            </w:pPr>
+            <w:r>
+              <w:rPr>
+                <w:rFonts w:ascii="Times New Roman" w:hAnsi="Times New Roman" w:eastAsia="微软雅黑" w:cs="Times New Roman"/>
+                <w:b/>
+                <w:color w:val="244061"/>
+                <w:sz w:val="18"/>
+                <w:szCs w:val="18"/>
+                <w:lang w:eastAsia="zh-CN"/>
+              </w:rPr>
+              <w:t>B级</w:t>
+            </w:r>
+          </w:p>
+        </w:tc>
+        <w:tc>
+          <w:tcPr>
+            <w:tcW w:w="8247" w:type="dxa"/>
+            <w:tcBorders>
+              <w:tl2br w:val="nil"/>
+              <w:tr2bl w:val="nil"/>
+            </w:tcBorders>
+            <w:shd w:val="clear" w:color="auto" w:fill="auto"/>
+            <w:vAlign w:val="center"/>
+          </w:tcPr>
+          <w:p>
+            <w:pPr>
+              <w:keepNext/>
+              <w:spacing w:before="26"/>
+              <w:jc w:val="center"/>
+              <w:rPr>
+                <w:rFonts w:ascii="Times New Roman" w:hAnsi="Times New Roman" w:eastAsia="微软雅黑" w:cs="Times New Roman"/>
+                <w:b/>
+                <w:color w:val="FFFFFF" w:themeColor="background1"/>
+                <w:sz w:val="18"/>
+                <w:szCs w:val="18"/>
+                <w:lang w:eastAsia="zh-CN"/>
+                <w14:textFill>
+                  <w14:solidFill>
+                    <w14:schemeClr w14:val="bg1"/>
+                  </w14:solidFill>
+                </w14:textFill>
+              </w:rPr>
+            </w:pPr>
+            <w:r>
+              <w:rPr>
+                <w:rFonts w:ascii="Times New Roman" w:hAnsi="Times New Roman" w:eastAsia="微软雅黑" w:cs="Times New Roman"/>
+                <w:sz w:val="18"/>
+                <w:szCs w:val="18"/>
+                <w:lang w:eastAsia="zh-CN"/>
+              </w:rPr>
+              <w:t>{% if tdd.drugbStr == [] %}无{% else%}{% for d in tdd.drugbStr %}{%if loop.last%}</w:t>
+            </w:r>
+            <w:r>
+              <w:rPr>
+                <w:rFonts w:hint="eastAsia" w:ascii="Times New Roman" w:hAnsi="Times New Roman" w:eastAsia="微软雅黑" w:cs="Times New Roman"/>
+                <w:sz w:val="18"/>
+                <w:szCs w:val="18"/>
+                <w:lang w:eastAsia="zh-CN"/>
+              </w:rPr>
+              <w:t>{{ d.nameLevel }}</w:t>
+            </w:r>
+            <w:r>
+              <w:rPr>
+                <w:rFonts w:ascii="Times New Roman" w:hAnsi="Times New Roman" w:eastAsia="微软雅黑" w:cs="Times New Roman"/>
+                <w:sz w:val="18"/>
+                <w:szCs w:val="18"/>
+                <w:lang w:eastAsia="zh-CN"/>
+              </w:rPr>
+              <w:t>{%else%}</w:t>
+            </w:r>
+            <w:r>
+              <w:rPr>
+                <w:rFonts w:hint="eastAsia" w:ascii="Times New Roman" w:hAnsi="Times New Roman" w:eastAsia="微软雅黑" w:cs="Times New Roman"/>
+                <w:sz w:val="18"/>
+                <w:szCs w:val="18"/>
+                <w:lang w:eastAsia="zh-CN"/>
+              </w:rPr>
+              <w:t>{{ d.nameLevel }}</w:t>
+            </w:r>
+            <w:r>
+              <w:rPr>
+                <w:rFonts w:ascii="Times New Roman" w:hAnsi="Times New Roman" w:eastAsia="微软雅黑" w:cs="Times New Roman"/>
+                <w:sz w:val="18"/>
+                <w:szCs w:val="18"/>
+                <w:lang w:eastAsia="zh-CN"/>
+              </w:rPr>
+              <w:t>，{%endif%}{% endfor %}{% endif%}</w:t>
+            </w:r>
+          </w:p>
+        </w:tc>
+      </w:tr>
+      <w:tr>
+        <w:tblPrEx>
+          <w:tblBorders>
+            <w:top w:val="single" w:color="244061" w:sz="18" w:space="0"/>
+            <w:left w:val="none" w:color="auto" w:sz="0" w:space="0"/>
+            <w:bottom w:val="dashed" w:color="244061" w:sz="4" w:space="0"/>
+            <w:right w:val="none" w:color="auto" w:sz="0" w:space="0"/>
+            <w:insideH w:val="dashed" w:color="244061" w:sz="4" w:space="0"/>
+            <w:insideV w:val="dashed" w:color="244061" w:sz="4" w:space="0"/>
+          </w:tblBorders>
+          <w:tblCellMar>
+            <w:top w:w="0" w:type="dxa"/>
+            <w:left w:w="108" w:type="dxa"/>
+            <w:bottom w:w="0" w:type="dxa"/>
+            <w:right w:w="108" w:type="dxa"/>
+          </w:tblCellMar>
+        </w:tblPrEx>
+        <w:trPr>
+          <w:trHeight w:val="474" w:hRule="atLeast"/>
+          <w:jc w:val="center"/>
+        </w:trPr>
+        <w:tc>
+          <w:tcPr>
+            <w:tcW w:w="432" w:type="dxa"/>
+            <w:vMerge w:val="continue"/>
+            <w:tcBorders>
+              <w:tl2br w:val="nil"/>
+              <w:tr2bl w:val="nil"/>
+            </w:tcBorders>
+            <w:shd w:val="clear" w:color="auto" w:fill="auto"/>
+            <w:vAlign w:val="center"/>
+          </w:tcPr>
+          <w:p>
+            <w:pPr>
+              <w:spacing w:before="1" w:line="250" w:lineRule="auto"/>
+              <w:jc w:val="center"/>
+              <w:rPr>
+                <w:rFonts w:ascii="Times New Roman" w:hAnsi="Times New Roman" w:eastAsia="微软雅黑" w:cs="Times New Roman"/>
+                <w:b/>
+                <w:color w:val="244061"/>
+                <w:sz w:val="18"/>
+                <w:szCs w:val="18"/>
+                <w:lang w:eastAsia="zh-CN"/>
+              </w:rPr>
+            </w:pPr>
+          </w:p>
+        </w:tc>
+        <w:tc>
+          <w:tcPr>
+            <w:tcW w:w="1191" w:type="dxa"/>
+            <w:tcBorders>
+              <w:tl2br w:val="nil"/>
+              <w:tr2bl w:val="nil"/>
+            </w:tcBorders>
+            <w:shd w:val="clear" w:color="auto" w:fill="auto"/>
+            <w:vAlign w:val="center"/>
+          </w:tcPr>
+          <w:p>
+            <w:pPr>
+              <w:spacing w:before="1" w:line="250" w:lineRule="auto"/>
+              <w:jc w:val="center"/>
+              <w:rPr>
+                <w:rFonts w:ascii="Times New Roman" w:hAnsi="Times New Roman" w:eastAsia="微软雅黑" w:cs="Times New Roman"/>
+                <w:b/>
+                <w:color w:val="244061"/>
+                <w:sz w:val="18"/>
+                <w:szCs w:val="18"/>
+                <w:lang w:eastAsia="zh-CN"/>
+              </w:rPr>
+            </w:pPr>
+            <w:r>
+              <w:rPr>
+                <w:rFonts w:ascii="Times New Roman" w:hAnsi="Times New Roman" w:eastAsia="微软雅黑" w:cs="Times New Roman"/>
+                <w:b/>
+                <w:color w:val="244061"/>
+                <w:sz w:val="18"/>
+                <w:szCs w:val="18"/>
+                <w:lang w:eastAsia="zh-CN"/>
+              </w:rPr>
+              <w:t>C级</w:t>
+            </w:r>
+          </w:p>
+        </w:tc>
+        <w:tc>
+          <w:tcPr>
+            <w:tcW w:w="8247" w:type="dxa"/>
+            <w:tcBorders>
+              <w:tl2br w:val="nil"/>
+              <w:tr2bl w:val="nil"/>
+            </w:tcBorders>
+            <w:shd w:val="clear" w:color="auto" w:fill="auto"/>
+            <w:vAlign w:val="center"/>
+          </w:tcPr>
+          <w:p>
+            <w:pPr>
+              <w:keepNext/>
+              <w:spacing w:before="26"/>
+              <w:jc w:val="center"/>
+              <w:rPr>
+                <w:rFonts w:ascii="Times New Roman" w:hAnsi="Times New Roman" w:eastAsia="微软雅黑" w:cs="Times New Roman"/>
+                <w:b/>
+                <w:color w:val="FFFFFF" w:themeColor="background1"/>
+                <w:sz w:val="18"/>
+                <w:szCs w:val="18"/>
+                <w:lang w:eastAsia="zh-CN"/>
+                <w14:textFill>
+                  <w14:solidFill>
+                    <w14:schemeClr w14:val="bg1"/>
+                  </w14:solidFill>
+                </w14:textFill>
+              </w:rPr>
+            </w:pPr>
+            <w:r>
+              <w:rPr>
+                <w:rFonts w:ascii="Times New Roman" w:hAnsi="Times New Roman" w:eastAsia="微软雅黑" w:cs="Times New Roman"/>
+                <w:sz w:val="18"/>
+                <w:szCs w:val="18"/>
+                <w:lang w:eastAsia="zh-CN"/>
+              </w:rPr>
+              <w:t>{% if tdd.drugcStr == [] %}无{% else%}{% for d in tdd.drugcStr %}{%if loop.last%}</w:t>
+            </w:r>
+            <w:r>
+              <w:rPr>
+                <w:rFonts w:hint="eastAsia" w:ascii="Times New Roman" w:hAnsi="Times New Roman" w:eastAsia="微软雅黑" w:cs="Times New Roman"/>
+                <w:sz w:val="18"/>
+                <w:szCs w:val="18"/>
+                <w:lang w:eastAsia="zh-CN"/>
+              </w:rPr>
+              <w:t>{{ d.nameLevel }}</w:t>
+            </w:r>
+            <w:r>
+              <w:rPr>
+                <w:rFonts w:ascii="Times New Roman" w:hAnsi="Times New Roman" w:eastAsia="微软雅黑" w:cs="Times New Roman"/>
+                <w:sz w:val="18"/>
+                <w:szCs w:val="18"/>
+                <w:lang w:eastAsia="zh-CN"/>
+              </w:rPr>
+              <w:t>{%else%}</w:t>
+            </w:r>
+            <w:r>
+              <w:rPr>
+                <w:rFonts w:hint="eastAsia" w:ascii="Times New Roman" w:hAnsi="Times New Roman" w:eastAsia="微软雅黑" w:cs="Times New Roman"/>
+                <w:sz w:val="18"/>
+                <w:szCs w:val="18"/>
+                <w:lang w:eastAsia="zh-CN"/>
+              </w:rPr>
+              <w:t>{{ d.nameLevel }}</w:t>
+            </w:r>
+            <w:r>
+              <w:rPr>
+                <w:rFonts w:ascii="Times New Roman" w:hAnsi="Times New Roman" w:eastAsia="微软雅黑" w:cs="Times New Roman"/>
+                <w:sz w:val="18"/>
+                <w:szCs w:val="18"/>
+                <w:lang w:eastAsia="zh-CN"/>
+              </w:rPr>
+              <w:t>，{%endif%}{% endfor %}{% endif%}</w:t>
+            </w:r>
+          </w:p>
+        </w:tc>
+      </w:tr>
+      <w:tr>
+        <w:tblPrEx>
+          <w:tblBorders>
+            <w:top w:val="single" w:color="244061" w:sz="18" w:space="0"/>
+            <w:left w:val="none" w:color="auto" w:sz="0" w:space="0"/>
+            <w:bottom w:val="dashed" w:color="244061" w:sz="4" w:space="0"/>
+            <w:right w:val="none" w:color="auto" w:sz="0" w:space="0"/>
+            <w:insideH w:val="dashed" w:color="244061" w:sz="4" w:space="0"/>
+            <w:insideV w:val="dashed" w:color="244061" w:sz="4" w:space="0"/>
+          </w:tblBorders>
+          <w:tblCellMar>
+            <w:top w:w="0" w:type="dxa"/>
+            <w:left w:w="108" w:type="dxa"/>
+            <w:bottom w:w="0" w:type="dxa"/>
+            <w:right w:w="108" w:type="dxa"/>
+          </w:tblCellMar>
+        </w:tblPrEx>
+        <w:trPr>
+          <w:trHeight w:val="474" w:hRule="atLeast"/>
+          <w:jc w:val="center"/>
+        </w:trPr>
+        <w:tc>
+          <w:tcPr>
+            <w:tcW w:w="432" w:type="dxa"/>
+            <w:vMerge w:val="continue"/>
+            <w:tcBorders>
+              <w:tl2br w:val="nil"/>
+              <w:tr2bl w:val="nil"/>
+            </w:tcBorders>
+            <w:shd w:val="clear" w:color="auto" w:fill="auto"/>
+            <w:vAlign w:val="center"/>
+          </w:tcPr>
+          <w:p>
+            <w:pPr>
+              <w:spacing w:before="1" w:line="250" w:lineRule="auto"/>
+              <w:jc w:val="center"/>
+              <w:rPr>
+                <w:rFonts w:ascii="Times New Roman" w:hAnsi="Times New Roman" w:eastAsia="微软雅黑" w:cs="Times New Roman"/>
+                <w:b/>
+                <w:color w:val="244061"/>
+                <w:sz w:val="18"/>
+                <w:szCs w:val="18"/>
+                <w:lang w:eastAsia="zh-CN"/>
+              </w:rPr>
+            </w:pPr>
+          </w:p>
+        </w:tc>
+        <w:tc>
+          <w:tcPr>
+            <w:tcW w:w="1191" w:type="dxa"/>
+            <w:tcBorders>
+              <w:tl2br w:val="nil"/>
+              <w:tr2bl w:val="nil"/>
+            </w:tcBorders>
+            <w:shd w:val="clear" w:color="auto" w:fill="auto"/>
+            <w:vAlign w:val="center"/>
+          </w:tcPr>
+          <w:p>
+            <w:pPr>
+              <w:spacing w:before="1" w:line="250" w:lineRule="auto"/>
+              <w:jc w:val="center"/>
+              <w:rPr>
+                <w:rFonts w:ascii="Times New Roman" w:hAnsi="Times New Roman" w:eastAsia="微软雅黑" w:cs="Times New Roman"/>
+                <w:b/>
+                <w:color w:val="244061"/>
+                <w:sz w:val="18"/>
+                <w:szCs w:val="18"/>
+                <w:lang w:eastAsia="zh-CN"/>
+              </w:rPr>
+            </w:pPr>
+            <w:r>
+              <w:rPr>
+                <w:rFonts w:hint="eastAsia" w:ascii="Times New Roman" w:hAnsi="Times New Roman" w:eastAsia="微软雅黑" w:cs="Times New Roman"/>
+                <w:b/>
+                <w:color w:val="244061"/>
+                <w:sz w:val="18"/>
+                <w:szCs w:val="18"/>
+                <w:lang w:eastAsia="zh-CN"/>
+              </w:rPr>
+              <w:t>D</w:t>
+            </w:r>
+            <w:r>
+              <w:rPr>
+                <w:rFonts w:ascii="Times New Roman" w:hAnsi="Times New Roman" w:eastAsia="微软雅黑" w:cs="Times New Roman"/>
+                <w:b/>
+                <w:color w:val="244061"/>
+                <w:sz w:val="18"/>
+                <w:szCs w:val="18"/>
+                <w:lang w:eastAsia="zh-CN"/>
+              </w:rPr>
+              <w:t>级</w:t>
+            </w:r>
+          </w:p>
+        </w:tc>
+        <w:tc>
+          <w:tcPr>
+            <w:tcW w:w="8247" w:type="dxa"/>
+            <w:tcBorders>
+              <w:tl2br w:val="nil"/>
+              <w:tr2bl w:val="nil"/>
+            </w:tcBorders>
+            <w:shd w:val="clear" w:color="auto" w:fill="auto"/>
+            <w:vAlign w:val="center"/>
+          </w:tcPr>
+          <w:p>
+            <w:pPr>
+              <w:keepNext/>
+              <w:spacing w:before="26"/>
+              <w:jc w:val="center"/>
+              <w:rPr>
+                <w:rFonts w:ascii="Times New Roman" w:hAnsi="Times New Roman" w:eastAsia="微软雅黑" w:cs="Times New Roman"/>
+                <w:b/>
+                <w:color w:val="FFFFFF" w:themeColor="background1"/>
+                <w:sz w:val="18"/>
+                <w:szCs w:val="18"/>
+                <w:lang w:eastAsia="zh-CN"/>
+                <w14:textFill>
+                  <w14:solidFill>
+                    <w14:schemeClr w14:val="bg1"/>
+                  </w14:solidFill>
+                </w14:textFill>
+              </w:rPr>
+            </w:pPr>
+            <w:r>
+              <w:rPr>
+                <w:rFonts w:ascii="Times New Roman" w:hAnsi="Times New Roman" w:eastAsia="微软雅黑" w:cs="Times New Roman"/>
+                <w:sz w:val="18"/>
+                <w:szCs w:val="18"/>
+                <w:lang w:eastAsia="zh-CN"/>
+              </w:rPr>
+              <w:t>{% if tdd.drug</w:t>
+            </w:r>
+            <w:r>
+              <w:rPr>
+                <w:rFonts w:hint="eastAsia" w:ascii="Times New Roman" w:hAnsi="Times New Roman" w:eastAsia="微软雅黑" w:cs="Times New Roman"/>
+                <w:sz w:val="18"/>
+                <w:szCs w:val="18"/>
+                <w:lang w:eastAsia="zh-CN"/>
+              </w:rPr>
+              <w:t>d</w:t>
+            </w:r>
+            <w:r>
+              <w:rPr>
+                <w:rFonts w:ascii="Times New Roman" w:hAnsi="Times New Roman" w:eastAsia="微软雅黑" w:cs="Times New Roman"/>
+                <w:sz w:val="18"/>
+                <w:szCs w:val="18"/>
+                <w:lang w:eastAsia="zh-CN"/>
+              </w:rPr>
+              <w:t>Str == [] %}无{% else%}{% for d in tdd.drug</w:t>
+            </w:r>
+            <w:r>
+              <w:rPr>
+                <w:rFonts w:hint="eastAsia" w:ascii="Times New Roman" w:hAnsi="Times New Roman" w:eastAsia="微软雅黑" w:cs="Times New Roman"/>
+                <w:sz w:val="18"/>
+                <w:szCs w:val="18"/>
+                <w:lang w:eastAsia="zh-CN"/>
+              </w:rPr>
+              <w:t>d</w:t>
+            </w:r>
+            <w:r>
+              <w:rPr>
+                <w:rFonts w:ascii="Times New Roman" w:hAnsi="Times New Roman" w:eastAsia="微软雅黑" w:cs="Times New Roman"/>
+                <w:sz w:val="18"/>
+                <w:szCs w:val="18"/>
+                <w:lang w:eastAsia="zh-CN"/>
+              </w:rPr>
+              <w:t>Str %}{%if loop.last%}</w:t>
+            </w:r>
+            <w:r>
+              <w:rPr>
+                <w:rFonts w:hint="eastAsia" w:ascii="Times New Roman" w:hAnsi="Times New Roman" w:eastAsia="微软雅黑" w:cs="Times New Roman"/>
+                <w:sz w:val="18"/>
+                <w:szCs w:val="18"/>
+                <w:lang w:eastAsia="zh-CN"/>
+              </w:rPr>
+              <w:t>{{ d.nameLevel }}</w:t>
+            </w:r>
+            <w:r>
+              <w:rPr>
+                <w:rFonts w:ascii="Times New Roman" w:hAnsi="Times New Roman" w:eastAsia="微软雅黑" w:cs="Times New Roman"/>
+                <w:sz w:val="18"/>
+                <w:szCs w:val="18"/>
+                <w:lang w:eastAsia="zh-CN"/>
+              </w:rPr>
+              <w:t>{%else%}</w:t>
+            </w:r>
+            <w:r>
+              <w:rPr>
+                <w:rFonts w:hint="eastAsia" w:ascii="Times New Roman" w:hAnsi="Times New Roman" w:eastAsia="微软雅黑" w:cs="Times New Roman"/>
+                <w:sz w:val="18"/>
+                <w:szCs w:val="18"/>
+                <w:lang w:eastAsia="zh-CN"/>
+              </w:rPr>
+              <w:t>{{ d.nameLevel }}</w:t>
+            </w:r>
+            <w:r>
+              <w:rPr>
+                <w:rFonts w:ascii="Times New Roman" w:hAnsi="Times New Roman" w:eastAsia="微软雅黑" w:cs="Times New Roman"/>
+                <w:sz w:val="18"/>
+                <w:szCs w:val="18"/>
+                <w:lang w:eastAsia="zh-CN"/>
+              </w:rPr>
+              <w:t>，{%endif%}{% endfor %}{% endif%}</w:t>
+            </w:r>
+          </w:p>
+        </w:tc>
+      </w:tr>
+      <w:tr>
+        <w:tblPrEx>
+          <w:tblBorders>
+            <w:top w:val="single" w:color="244061" w:sz="18" w:space="0"/>
+            <w:left w:val="none" w:color="auto" w:sz="0" w:space="0"/>
+            <w:bottom w:val="dashed" w:color="244061" w:sz="4" w:space="0"/>
+            <w:right w:val="none" w:color="auto" w:sz="0" w:space="0"/>
+            <w:insideH w:val="dashed" w:color="244061" w:sz="4" w:space="0"/>
+            <w:insideV w:val="dashed" w:color="244061" w:sz="4" w:space="0"/>
+          </w:tblBorders>
+          <w:tblCellMar>
+            <w:top w:w="0" w:type="dxa"/>
+            <w:left w:w="108" w:type="dxa"/>
+            <w:bottom w:w="0" w:type="dxa"/>
+            <w:right w:w="108" w:type="dxa"/>
+          </w:tblCellMar>
+        </w:tblPrEx>
+        <w:trPr>
+          <w:trHeight w:val="474" w:hRule="atLeast"/>
+          <w:jc w:val="center"/>
+        </w:trPr>
+        <w:tc>
+          <w:tcPr>
+            <w:tcW w:w="432" w:type="dxa"/>
+            <w:vMerge w:val="restart"/>
+            <w:tcBorders>
+              <w:tl2br w:val="nil"/>
+              <w:tr2bl w:val="nil"/>
+            </w:tcBorders>
+            <w:shd w:val="clear" w:color="auto" w:fill="auto"/>
+            <w:vAlign w:val="center"/>
+          </w:tcPr>
+          <w:p>
+            <w:pPr>
+              <w:keepNext/>
+              <w:spacing w:before="26"/>
+              <w:jc w:val="center"/>
+              <w:rPr>
+                <w:rFonts w:ascii="Times New Roman" w:hAnsi="Times New Roman" w:eastAsia="微软雅黑" w:cs="Times New Roman"/>
+                <w:b/>
+                <w:color w:val="244061"/>
+                <w:sz w:val="18"/>
+                <w:szCs w:val="18"/>
+                <w:lang w:eastAsia="zh-CN"/>
+              </w:rPr>
+            </w:pPr>
+            <w:r>
+              <w:rPr>
+                <w:rFonts w:ascii="Times New Roman" w:hAnsi="Times New Roman" w:eastAsia="微软雅黑" w:cs="Times New Roman"/>
+                <w:b/>
+                <w:color w:val="244061"/>
+                <w:sz w:val="18"/>
+                <w:szCs w:val="18"/>
+                <w:lang w:eastAsia="zh-CN"/>
+              </w:rPr>
+              <w:t>潜在耐药信息</w:t>
+            </w:r>
+          </w:p>
+        </w:tc>
+        <w:tc>
+          <w:tcPr>
+            <w:tcW w:w="1191" w:type="dxa"/>
+            <w:tcBorders>
+              <w:tl2br w:val="nil"/>
+              <w:tr2bl w:val="nil"/>
+            </w:tcBorders>
+            <w:shd w:val="clear" w:color="auto" w:fill="auto"/>
+            <w:vAlign w:val="center"/>
+          </w:tcPr>
+          <w:p>
+            <w:pPr>
+              <w:keepNext/>
+              <w:spacing w:before="26"/>
+              <w:jc w:val="center"/>
+              <w:rPr>
+                <w:rFonts w:ascii="Times New Roman" w:hAnsi="Times New Roman" w:eastAsia="微软雅黑" w:cs="Times New Roman"/>
+                <w:b/>
+                <w:color w:val="244061"/>
+                <w:sz w:val="18"/>
+                <w:szCs w:val="18"/>
+                <w:lang w:eastAsia="zh-CN"/>
+              </w:rPr>
+            </w:pPr>
+            <w:r>
+              <w:rPr>
+                <w:rFonts w:ascii="Times New Roman" w:hAnsi="Times New Roman" w:eastAsia="微软雅黑" w:cs="Times New Roman"/>
+                <w:b/>
+                <w:color w:val="244061"/>
+                <w:sz w:val="18"/>
+                <w:szCs w:val="18"/>
+                <w:lang w:eastAsia="zh-CN"/>
+              </w:rPr>
+              <w:t>A级</w:t>
+            </w:r>
+          </w:p>
+        </w:tc>
+        <w:tc>
+          <w:tcPr>
+            <w:tcW w:w="8247" w:type="dxa"/>
+            <w:tcBorders>
+              <w:tl2br w:val="nil"/>
+              <w:tr2bl w:val="nil"/>
+            </w:tcBorders>
+            <w:shd w:val="clear" w:color="auto" w:fill="auto"/>
+            <w:vAlign w:val="center"/>
+          </w:tcPr>
+          <w:p>
+            <w:pPr>
+              <w:keepNext/>
+              <w:spacing w:before="26"/>
+              <w:jc w:val="center"/>
+              <w:rPr>
+                <w:rFonts w:ascii="Times New Roman" w:hAnsi="Times New Roman" w:eastAsia="微软雅黑" w:cs="Times New Roman"/>
+                <w:sz w:val="18"/>
+                <w:szCs w:val="18"/>
+                <w:lang w:eastAsia="zh-CN"/>
+              </w:rPr>
+            </w:pPr>
+            <w:r>
+              <w:rPr>
+                <w:rFonts w:ascii="Times New Roman" w:hAnsi="Times New Roman" w:eastAsia="微软雅黑" w:cs="Times New Roman"/>
+                <w:sz w:val="18"/>
+                <w:szCs w:val="18"/>
+                <w:lang w:eastAsia="zh-CN"/>
+              </w:rPr>
+              <w:t>{% if tdd.resistant</w:t>
+            </w:r>
+            <w:r>
+              <w:rPr>
+                <w:rFonts w:hint="eastAsia" w:ascii="Times New Roman" w:hAnsi="Times New Roman" w:eastAsia="微软雅黑" w:cs="Times New Roman"/>
+                <w:sz w:val="18"/>
+                <w:szCs w:val="18"/>
+                <w:lang w:eastAsia="zh-CN"/>
+              </w:rPr>
+              <w:t>a</w:t>
+            </w:r>
+            <w:r>
+              <w:rPr>
+                <w:rFonts w:ascii="Times New Roman" w:hAnsi="Times New Roman" w:eastAsia="微软雅黑" w:cs="Times New Roman"/>
+                <w:sz w:val="18"/>
+                <w:szCs w:val="18"/>
+                <w:lang w:eastAsia="zh-CN"/>
+              </w:rPr>
+              <w:t>Str == [] %}无{% else%}{% for d in tdd.resistant</w:t>
+            </w:r>
+            <w:r>
+              <w:rPr>
+                <w:rFonts w:hint="eastAsia" w:ascii="Times New Roman" w:hAnsi="Times New Roman" w:eastAsia="微软雅黑" w:cs="Times New Roman"/>
+                <w:sz w:val="18"/>
+                <w:szCs w:val="18"/>
+                <w:lang w:eastAsia="zh-CN"/>
+              </w:rPr>
+              <w:t>a</w:t>
+            </w:r>
+            <w:r>
+              <w:rPr>
+                <w:rFonts w:ascii="Times New Roman" w:hAnsi="Times New Roman" w:eastAsia="微软雅黑" w:cs="Times New Roman"/>
+                <w:sz w:val="18"/>
+                <w:szCs w:val="18"/>
+                <w:lang w:eastAsia="zh-CN"/>
+              </w:rPr>
+              <w:t>Str %}{%if loop.last%}</w:t>
+            </w:r>
+            <w:r>
+              <w:rPr>
+                <w:rFonts w:hint="eastAsia" w:ascii="Times New Roman" w:hAnsi="Times New Roman" w:eastAsia="微软雅黑" w:cs="Times New Roman"/>
+                <w:sz w:val="18"/>
+                <w:szCs w:val="18"/>
+                <w:lang w:eastAsia="zh-CN"/>
+              </w:rPr>
+              <w:t>{{ d.nameLevel }}</w:t>
+            </w:r>
+            <w:r>
+              <w:rPr>
+                <w:rFonts w:ascii="Times New Roman" w:hAnsi="Times New Roman" w:eastAsia="微软雅黑" w:cs="Times New Roman"/>
+                <w:sz w:val="18"/>
+                <w:szCs w:val="18"/>
+                <w:lang w:eastAsia="zh-CN"/>
+              </w:rPr>
+              <w:t>{%else%}</w:t>
+            </w:r>
+            <w:r>
+              <w:rPr>
+                <w:rFonts w:hint="eastAsia" w:ascii="Times New Roman" w:hAnsi="Times New Roman" w:eastAsia="微软雅黑" w:cs="Times New Roman"/>
+                <w:sz w:val="18"/>
+                <w:szCs w:val="18"/>
+                <w:lang w:eastAsia="zh-CN"/>
+              </w:rPr>
+              <w:t>{{ d.nameLevel }}</w:t>
+            </w:r>
+            <w:r>
+              <w:rPr>
+                <w:rFonts w:ascii="Times New Roman" w:hAnsi="Times New Roman" w:eastAsia="微软雅黑" w:cs="Times New Roman"/>
+                <w:sz w:val="18"/>
+                <w:szCs w:val="18"/>
+                <w:lang w:eastAsia="zh-CN"/>
+              </w:rPr>
+              <w:t>，{%endif%}{% endfor %}{% endif%}</w:t>
+            </w:r>
+          </w:p>
+        </w:tc>
+      </w:tr>
+      <w:tr>
+        <w:tblPrEx>
+          <w:tblBorders>
+            <w:top w:val="single" w:color="244061" w:sz="18" w:space="0"/>
+            <w:left w:val="none" w:color="auto" w:sz="0" w:space="0"/>
+            <w:bottom w:val="dashed" w:color="244061" w:sz="4" w:space="0"/>
+            <w:right w:val="none" w:color="auto" w:sz="0" w:space="0"/>
+            <w:insideH w:val="dashed" w:color="244061" w:sz="4" w:space="0"/>
+            <w:insideV w:val="dashed" w:color="244061" w:sz="4" w:space="0"/>
+          </w:tblBorders>
+          <w:tblCellMar>
+            <w:top w:w="0" w:type="dxa"/>
+            <w:left w:w="108" w:type="dxa"/>
+            <w:bottom w:w="0" w:type="dxa"/>
+            <w:right w:w="108" w:type="dxa"/>
+          </w:tblCellMar>
+        </w:tblPrEx>
+        <w:trPr>
+          <w:trHeight w:val="474" w:hRule="atLeast"/>
+          <w:jc w:val="center"/>
+        </w:trPr>
+        <w:tc>
+          <w:tcPr>
+            <w:tcW w:w="432" w:type="dxa"/>
+            <w:vMerge w:val="continue"/>
+            <w:tcBorders>
+              <w:tl2br w:val="nil"/>
+              <w:tr2bl w:val="nil"/>
+            </w:tcBorders>
+            <w:shd w:val="clear" w:color="auto" w:fill="auto"/>
+            <w:vAlign w:val="center"/>
+          </w:tcPr>
+          <w:p>
+            <w:pPr>
+              <w:keepNext/>
+              <w:spacing w:before="26"/>
+              <w:jc w:val="center"/>
+              <w:rPr>
+                <w:rFonts w:ascii="Times New Roman" w:hAnsi="Times New Roman" w:eastAsia="微软雅黑" w:cs="Times New Roman"/>
+                <w:b/>
+                <w:color w:val="244061"/>
+                <w:sz w:val="18"/>
+                <w:szCs w:val="18"/>
+                <w:lang w:eastAsia="zh-CN"/>
+              </w:rPr>
+            </w:pPr>
+          </w:p>
+        </w:tc>
+        <w:tc>
+          <w:tcPr>
+            <w:tcW w:w="1191" w:type="dxa"/>
+            <w:tcBorders>
+              <w:tl2br w:val="nil"/>
+              <w:tr2bl w:val="nil"/>
+            </w:tcBorders>
+            <w:shd w:val="clear" w:color="auto" w:fill="auto"/>
+            <w:vAlign w:val="center"/>
+          </w:tcPr>
+          <w:p>
+            <w:pPr>
+              <w:keepNext/>
+              <w:spacing w:before="26"/>
+              <w:jc w:val="center"/>
+              <w:rPr>
+                <w:rFonts w:ascii="Times New Roman" w:hAnsi="Times New Roman" w:eastAsia="微软雅黑" w:cs="Times New Roman"/>
+                <w:b/>
+                <w:color w:val="244061"/>
+                <w:sz w:val="18"/>
+                <w:szCs w:val="18"/>
+                <w:lang w:eastAsia="zh-CN"/>
+              </w:rPr>
+            </w:pPr>
+            <w:r>
+              <w:rPr>
+                <w:rFonts w:ascii="Times New Roman" w:hAnsi="Times New Roman" w:eastAsia="微软雅黑" w:cs="Times New Roman"/>
+                <w:b/>
+                <w:color w:val="244061"/>
+                <w:sz w:val="18"/>
+                <w:szCs w:val="18"/>
+                <w:lang w:eastAsia="zh-CN"/>
+              </w:rPr>
+              <w:t>B级</w:t>
+            </w:r>
+          </w:p>
+        </w:tc>
+        <w:tc>
+          <w:tcPr>
+            <w:tcW w:w="8247" w:type="dxa"/>
+            <w:tcBorders>
+              <w:tl2br w:val="nil"/>
+              <w:tr2bl w:val="nil"/>
+            </w:tcBorders>
+            <w:shd w:val="clear" w:color="auto" w:fill="auto"/>
+            <w:vAlign w:val="center"/>
+          </w:tcPr>
+          <w:p>
+            <w:pPr>
+              <w:keepNext/>
+              <w:spacing w:before="26"/>
+              <w:jc w:val="center"/>
+              <w:rPr>
+                <w:rFonts w:ascii="Times New Roman" w:hAnsi="Times New Roman" w:eastAsia="微软雅黑" w:cs="Times New Roman"/>
+                <w:sz w:val="18"/>
+                <w:szCs w:val="18"/>
+                <w:lang w:eastAsia="zh-CN"/>
+              </w:rPr>
+            </w:pPr>
+            <w:r>
+              <w:rPr>
+                <w:rFonts w:ascii="Times New Roman" w:hAnsi="Times New Roman" w:eastAsia="微软雅黑" w:cs="Times New Roman"/>
+                <w:sz w:val="18"/>
+                <w:szCs w:val="18"/>
+                <w:lang w:eastAsia="zh-CN"/>
+              </w:rPr>
+              <w:t>{% if tdd.resistant</w:t>
+            </w:r>
+            <w:r>
+              <w:rPr>
+                <w:rFonts w:hint="eastAsia" w:ascii="Times New Roman" w:hAnsi="Times New Roman" w:eastAsia="微软雅黑" w:cs="Times New Roman"/>
+                <w:sz w:val="18"/>
+                <w:szCs w:val="18"/>
+                <w:lang w:eastAsia="zh-CN"/>
+              </w:rPr>
+              <w:t>b</w:t>
+            </w:r>
+            <w:r>
+              <w:rPr>
+                <w:rFonts w:ascii="Times New Roman" w:hAnsi="Times New Roman" w:eastAsia="微软雅黑" w:cs="Times New Roman"/>
+                <w:sz w:val="18"/>
+                <w:szCs w:val="18"/>
+                <w:lang w:eastAsia="zh-CN"/>
+              </w:rPr>
+              <w:t>Str == [] %}无{% else%}{% for d in tdd.resistant</w:t>
+            </w:r>
+            <w:r>
+              <w:rPr>
+                <w:rFonts w:hint="eastAsia" w:ascii="Times New Roman" w:hAnsi="Times New Roman" w:eastAsia="微软雅黑" w:cs="Times New Roman"/>
+                <w:sz w:val="18"/>
+                <w:szCs w:val="18"/>
+                <w:lang w:eastAsia="zh-CN"/>
+              </w:rPr>
+              <w:t>b</w:t>
+            </w:r>
+            <w:r>
+              <w:rPr>
+                <w:rFonts w:ascii="Times New Roman" w:hAnsi="Times New Roman" w:eastAsia="微软雅黑" w:cs="Times New Roman"/>
+                <w:sz w:val="18"/>
+                <w:szCs w:val="18"/>
+                <w:lang w:eastAsia="zh-CN"/>
+              </w:rPr>
+              <w:t>Str %}{%if loop.last%}</w:t>
+            </w:r>
+            <w:r>
+              <w:rPr>
+                <w:rFonts w:hint="eastAsia" w:ascii="Times New Roman" w:hAnsi="Times New Roman" w:eastAsia="微软雅黑" w:cs="Times New Roman"/>
+                <w:sz w:val="18"/>
+                <w:szCs w:val="18"/>
+                <w:lang w:eastAsia="zh-CN"/>
+              </w:rPr>
+              <w:t>{{ d.nameLevel }}</w:t>
+            </w:r>
+            <w:r>
+              <w:rPr>
+                <w:rFonts w:ascii="Times New Roman" w:hAnsi="Times New Roman" w:eastAsia="微软雅黑" w:cs="Times New Roman"/>
+                <w:sz w:val="18"/>
+                <w:szCs w:val="18"/>
+                <w:lang w:eastAsia="zh-CN"/>
+              </w:rPr>
+              <w:t>{%else%}</w:t>
+            </w:r>
+            <w:r>
+              <w:rPr>
+                <w:rFonts w:hint="eastAsia" w:ascii="Times New Roman" w:hAnsi="Times New Roman" w:eastAsia="微软雅黑" w:cs="Times New Roman"/>
+                <w:sz w:val="18"/>
+                <w:szCs w:val="18"/>
+                <w:lang w:eastAsia="zh-CN"/>
+              </w:rPr>
+              <w:t>{{ d.nameLevel }}</w:t>
+            </w:r>
+            <w:r>
+              <w:rPr>
+                <w:rFonts w:ascii="Times New Roman" w:hAnsi="Times New Roman" w:eastAsia="微软雅黑" w:cs="Times New Roman"/>
+                <w:sz w:val="18"/>
+                <w:szCs w:val="18"/>
+                <w:lang w:eastAsia="zh-CN"/>
+              </w:rPr>
+              <w:t>，{%endif%}{% endfor %}{% endif%}</w:t>
+            </w:r>
+          </w:p>
+        </w:tc>
+      </w:tr>
+      <w:tr>
+        <w:tblPrEx>
+          <w:tblBorders>
+            <w:top w:val="single" w:color="244061" w:sz="18" w:space="0"/>
+            <w:left w:val="none" w:color="auto" w:sz="0" w:space="0"/>
+            <w:bottom w:val="dashed" w:color="244061" w:sz="4" w:space="0"/>
+            <w:right w:val="none" w:color="auto" w:sz="0" w:space="0"/>
+            <w:insideH w:val="dashed" w:color="244061" w:sz="4" w:space="0"/>
+            <w:insideV w:val="dashed" w:color="244061" w:sz="4" w:space="0"/>
+          </w:tblBorders>
+          <w:tblCellMar>
+            <w:top w:w="0" w:type="dxa"/>
+            <w:left w:w="108" w:type="dxa"/>
+            <w:bottom w:w="0" w:type="dxa"/>
+            <w:right w:w="108" w:type="dxa"/>
+          </w:tblCellMar>
+        </w:tblPrEx>
+        <w:trPr>
+          <w:trHeight w:val="474" w:hRule="atLeast"/>
+          <w:jc w:val="center"/>
+        </w:trPr>
+        <w:tc>
+          <w:tcPr>
+            <w:tcW w:w="432" w:type="dxa"/>
+            <w:vMerge w:val="continue"/>
+            <w:tcBorders>
+              <w:tl2br w:val="nil"/>
+              <w:tr2bl w:val="nil"/>
+            </w:tcBorders>
+            <w:shd w:val="clear" w:color="auto" w:fill="auto"/>
+            <w:vAlign w:val="center"/>
+          </w:tcPr>
+          <w:p>
+            <w:pPr>
+              <w:keepNext/>
+              <w:spacing w:before="26"/>
+              <w:jc w:val="center"/>
+              <w:rPr>
+                <w:rFonts w:ascii="Times New Roman" w:hAnsi="Times New Roman" w:eastAsia="微软雅黑" w:cs="Times New Roman"/>
+                <w:b/>
+                <w:color w:val="244061"/>
+                <w:sz w:val="18"/>
+                <w:szCs w:val="18"/>
+                <w:lang w:eastAsia="zh-CN"/>
+              </w:rPr>
+            </w:pPr>
+          </w:p>
+        </w:tc>
+        <w:tc>
+          <w:tcPr>
+            <w:tcW w:w="1191" w:type="dxa"/>
+            <w:tcBorders>
+              <w:tl2br w:val="nil"/>
+              <w:tr2bl w:val="nil"/>
+            </w:tcBorders>
+            <w:shd w:val="clear" w:color="auto" w:fill="auto"/>
+            <w:vAlign w:val="center"/>
+          </w:tcPr>
+          <w:p>
+            <w:pPr>
+              <w:keepNext/>
+              <w:spacing w:before="26"/>
+              <w:jc w:val="center"/>
+              <w:rPr>
+                <w:rFonts w:ascii="Times New Roman" w:hAnsi="Times New Roman" w:eastAsia="微软雅黑" w:cs="Times New Roman"/>
+                <w:b/>
+                <w:color w:val="244061"/>
+                <w:sz w:val="18"/>
+                <w:szCs w:val="18"/>
+                <w:lang w:eastAsia="zh-CN"/>
+              </w:rPr>
+            </w:pPr>
+            <w:r>
+              <w:rPr>
+                <w:rFonts w:ascii="Times New Roman" w:hAnsi="Times New Roman" w:eastAsia="微软雅黑" w:cs="Times New Roman"/>
+                <w:b/>
+                <w:color w:val="244061"/>
+                <w:sz w:val="18"/>
+                <w:szCs w:val="18"/>
+                <w:lang w:eastAsia="zh-CN"/>
+              </w:rPr>
+              <w:t>C级</w:t>
+            </w:r>
+          </w:p>
+        </w:tc>
+        <w:tc>
+          <w:tcPr>
+            <w:tcW w:w="8247" w:type="dxa"/>
+            <w:tcBorders>
+              <w:tl2br w:val="nil"/>
+              <w:tr2bl w:val="nil"/>
+            </w:tcBorders>
+            <w:shd w:val="clear" w:color="auto" w:fill="auto"/>
+            <w:vAlign w:val="center"/>
+          </w:tcPr>
+          <w:p>
+            <w:pPr>
+              <w:keepNext/>
+              <w:spacing w:before="26"/>
+              <w:jc w:val="center"/>
+              <w:rPr>
+                <w:rFonts w:ascii="Times New Roman" w:hAnsi="Times New Roman" w:eastAsia="微软雅黑" w:cs="Times New Roman"/>
+                <w:sz w:val="18"/>
+                <w:szCs w:val="18"/>
+                <w:lang w:eastAsia="zh-CN"/>
+              </w:rPr>
+            </w:pPr>
+            <w:r>
+              <w:rPr>
+                <w:rFonts w:ascii="Times New Roman" w:hAnsi="Times New Roman" w:eastAsia="微软雅黑" w:cs="Times New Roman"/>
+                <w:sz w:val="18"/>
+                <w:szCs w:val="18"/>
+                <w:lang w:eastAsia="zh-CN"/>
+              </w:rPr>
+              <w:t>{% if tdd.resistant</w:t>
+            </w:r>
+            <w:r>
+              <w:rPr>
+                <w:rFonts w:hint="eastAsia" w:ascii="Times New Roman" w:hAnsi="Times New Roman" w:eastAsia="微软雅黑" w:cs="Times New Roman"/>
+                <w:sz w:val="18"/>
+                <w:szCs w:val="18"/>
+                <w:lang w:eastAsia="zh-CN"/>
+              </w:rPr>
+              <w:t>c</w:t>
+            </w:r>
+            <w:r>
+              <w:rPr>
+                <w:rFonts w:ascii="Times New Roman" w:hAnsi="Times New Roman" w:eastAsia="微软雅黑" w:cs="Times New Roman"/>
+                <w:sz w:val="18"/>
+                <w:szCs w:val="18"/>
+                <w:lang w:eastAsia="zh-CN"/>
+              </w:rPr>
+              <w:t>Str == [] %}无{% else%}{% for d in tdd.resistant</w:t>
+            </w:r>
+            <w:r>
+              <w:rPr>
+                <w:rFonts w:hint="eastAsia" w:ascii="Times New Roman" w:hAnsi="Times New Roman" w:eastAsia="微软雅黑" w:cs="Times New Roman"/>
+                <w:sz w:val="18"/>
+                <w:szCs w:val="18"/>
+                <w:lang w:eastAsia="zh-CN"/>
+              </w:rPr>
+              <w:t>c</w:t>
+            </w:r>
+            <w:r>
+              <w:rPr>
+                <w:rFonts w:ascii="Times New Roman" w:hAnsi="Times New Roman" w:eastAsia="微软雅黑" w:cs="Times New Roman"/>
+                <w:sz w:val="18"/>
+                <w:szCs w:val="18"/>
+                <w:lang w:eastAsia="zh-CN"/>
+              </w:rPr>
+              <w:t>Str %}{%if loop.last%}</w:t>
+            </w:r>
+            <w:r>
+              <w:rPr>
+                <w:rFonts w:hint="eastAsia" w:ascii="Times New Roman" w:hAnsi="Times New Roman" w:eastAsia="微软雅黑" w:cs="Times New Roman"/>
+                <w:sz w:val="18"/>
+                <w:szCs w:val="18"/>
+                <w:lang w:eastAsia="zh-CN"/>
+              </w:rPr>
+              <w:t>{{ d.nameLevel }}</w:t>
+            </w:r>
+            <w:r>
+              <w:rPr>
+                <w:rFonts w:ascii="Times New Roman" w:hAnsi="Times New Roman" w:eastAsia="微软雅黑" w:cs="Times New Roman"/>
+                <w:sz w:val="18"/>
+                <w:szCs w:val="18"/>
+                <w:lang w:eastAsia="zh-CN"/>
+              </w:rPr>
+              <w:t>{%else%}</w:t>
+            </w:r>
+            <w:r>
+              <w:rPr>
+                <w:rFonts w:hint="eastAsia" w:ascii="Times New Roman" w:hAnsi="Times New Roman" w:eastAsia="微软雅黑" w:cs="Times New Roman"/>
+                <w:sz w:val="18"/>
+                <w:szCs w:val="18"/>
+                <w:lang w:eastAsia="zh-CN"/>
+              </w:rPr>
+              <w:t>{{ d.nameLevel }}</w:t>
+            </w:r>
+            <w:r>
+              <w:rPr>
+                <w:rFonts w:ascii="Times New Roman" w:hAnsi="Times New Roman" w:eastAsia="微软雅黑" w:cs="Times New Roman"/>
+                <w:sz w:val="18"/>
+                <w:szCs w:val="18"/>
+                <w:lang w:eastAsia="zh-CN"/>
+              </w:rPr>
+              <w:t>，{%endif%}{% endfor %}{% endif%}</w:t>
+            </w:r>
+          </w:p>
+        </w:tc>
+      </w:tr>
+      <w:tr>
+        <w:tblPrEx>
+          <w:tblBorders>
+            <w:top w:val="single" w:color="244061" w:sz="18" w:space="0"/>
+            <w:left w:val="none" w:color="auto" w:sz="0" w:space="0"/>
+            <w:bottom w:val="dashed" w:color="244061" w:sz="4" w:space="0"/>
+            <w:right w:val="none" w:color="auto" w:sz="0" w:space="0"/>
+            <w:insideH w:val="dashed" w:color="244061" w:sz="4" w:space="0"/>
+            <w:insideV w:val="dashed" w:color="244061" w:sz="4" w:space="0"/>
+          </w:tblBorders>
+          <w:tblCellMar>
+            <w:top w:w="0" w:type="dxa"/>
+            <w:left w:w="108" w:type="dxa"/>
+            <w:bottom w:w="0" w:type="dxa"/>
+            <w:right w:w="108" w:type="dxa"/>
+          </w:tblCellMar>
+        </w:tblPrEx>
+        <w:trPr>
+          <w:trHeight w:val="474" w:hRule="atLeast"/>
+          <w:jc w:val="center"/>
+        </w:trPr>
+        <w:tc>
+          <w:tcPr>
+            <w:tcW w:w="432" w:type="dxa"/>
+            <w:vMerge w:val="continue"/>
+            <w:tcBorders>
+              <w:tl2br w:val="nil"/>
+              <w:tr2bl w:val="nil"/>
+            </w:tcBorders>
+            <w:shd w:val="clear" w:color="auto" w:fill="auto"/>
+            <w:vAlign w:val="center"/>
+          </w:tcPr>
+          <w:p>
+            <w:pPr>
+              <w:keepNext/>
+              <w:spacing w:before="26"/>
+              <w:jc w:val="center"/>
+              <w:rPr>
+                <w:rFonts w:ascii="Times New Roman" w:hAnsi="Times New Roman" w:eastAsia="微软雅黑" w:cs="Times New Roman"/>
+                <w:b/>
+                <w:color w:val="244061"/>
+                <w:sz w:val="18"/>
+                <w:szCs w:val="18"/>
+                <w:lang w:eastAsia="zh-CN"/>
+              </w:rPr>
+            </w:pPr>
+          </w:p>
+        </w:tc>
+        <w:tc>
+          <w:tcPr>
+            <w:tcW w:w="1191" w:type="dxa"/>
+            <w:tcBorders>
+              <w:tl2br w:val="nil"/>
+              <w:tr2bl w:val="nil"/>
+            </w:tcBorders>
+            <w:shd w:val="clear" w:color="auto" w:fill="auto"/>
+            <w:vAlign w:val="center"/>
+          </w:tcPr>
+          <w:p>
+            <w:pPr>
+              <w:keepNext/>
+              <w:spacing w:before="26"/>
+              <w:jc w:val="center"/>
+              <w:rPr>
+                <w:rFonts w:ascii="Times New Roman" w:hAnsi="Times New Roman" w:eastAsia="微软雅黑" w:cs="Times New Roman"/>
+                <w:b/>
+                <w:color w:val="244061"/>
+                <w:sz w:val="18"/>
+                <w:szCs w:val="18"/>
+                <w:lang w:eastAsia="zh-CN"/>
+              </w:rPr>
+            </w:pPr>
+            <w:r>
+              <w:rPr>
+                <w:rFonts w:hint="eastAsia" w:ascii="Times New Roman" w:hAnsi="Times New Roman" w:eastAsia="微软雅黑" w:cs="Times New Roman"/>
+                <w:b/>
+                <w:color w:val="244061"/>
+                <w:sz w:val="18"/>
+                <w:szCs w:val="18"/>
+                <w:lang w:eastAsia="zh-CN"/>
+              </w:rPr>
+              <w:t>D</w:t>
+            </w:r>
+            <w:r>
+              <w:rPr>
+                <w:rFonts w:ascii="Times New Roman" w:hAnsi="Times New Roman" w:eastAsia="微软雅黑" w:cs="Times New Roman"/>
+                <w:b/>
+                <w:color w:val="244061"/>
+                <w:sz w:val="18"/>
+                <w:szCs w:val="18"/>
+                <w:lang w:eastAsia="zh-CN"/>
+              </w:rPr>
+              <w:t>级</w:t>
+            </w:r>
+          </w:p>
+        </w:tc>
+        <w:tc>
+          <w:tcPr>
+            <w:tcW w:w="8247" w:type="dxa"/>
+            <w:tcBorders>
+              <w:tl2br w:val="nil"/>
+              <w:tr2bl w:val="nil"/>
+            </w:tcBorders>
+            <w:shd w:val="clear" w:color="auto" w:fill="auto"/>
+            <w:vAlign w:val="center"/>
+          </w:tcPr>
+          <w:p>
+            <w:pPr>
+              <w:keepNext/>
+              <w:spacing w:before="26"/>
+              <w:jc w:val="center"/>
+              <w:rPr>
+                <w:rFonts w:ascii="Times New Roman" w:hAnsi="Times New Roman" w:eastAsia="微软雅黑" w:cs="Times New Roman"/>
+                <w:sz w:val="18"/>
+                <w:szCs w:val="18"/>
+                <w:lang w:eastAsia="zh-CN"/>
+              </w:rPr>
+            </w:pPr>
+            <w:r>
+              <w:rPr>
+                <w:rFonts w:ascii="Times New Roman" w:hAnsi="Times New Roman" w:eastAsia="微软雅黑" w:cs="Times New Roman"/>
+                <w:sz w:val="18"/>
+                <w:szCs w:val="18"/>
+                <w:lang w:eastAsia="zh-CN"/>
+              </w:rPr>
+              <w:t>{% if tdd.resistant</w:t>
+            </w:r>
+            <w:r>
+              <w:rPr>
+                <w:rFonts w:hint="eastAsia" w:ascii="Times New Roman" w:hAnsi="Times New Roman" w:eastAsia="微软雅黑" w:cs="Times New Roman"/>
+                <w:sz w:val="18"/>
+                <w:szCs w:val="18"/>
+                <w:lang w:eastAsia="zh-CN"/>
+              </w:rPr>
+              <w:t>d</w:t>
+            </w:r>
+            <w:r>
+              <w:rPr>
+                <w:rFonts w:ascii="Times New Roman" w:hAnsi="Times New Roman" w:eastAsia="微软雅黑" w:cs="Times New Roman"/>
+                <w:sz w:val="18"/>
+                <w:szCs w:val="18"/>
+                <w:lang w:eastAsia="zh-CN"/>
+              </w:rPr>
+              <w:t>Str == [] %}无{% else%}{% for d in tdd.resistant</w:t>
+            </w:r>
+            <w:r>
+              <w:rPr>
+                <w:rFonts w:hint="eastAsia" w:ascii="Times New Roman" w:hAnsi="Times New Roman" w:eastAsia="微软雅黑" w:cs="Times New Roman"/>
+                <w:sz w:val="18"/>
+                <w:szCs w:val="18"/>
+                <w:lang w:eastAsia="zh-CN"/>
+              </w:rPr>
+              <w:t>d</w:t>
+            </w:r>
+            <w:r>
+              <w:rPr>
+                <w:rFonts w:ascii="Times New Roman" w:hAnsi="Times New Roman" w:eastAsia="微软雅黑" w:cs="Times New Roman"/>
+                <w:sz w:val="18"/>
+                <w:szCs w:val="18"/>
+                <w:lang w:eastAsia="zh-CN"/>
+              </w:rPr>
+              <w:t>Str %}{%if loop.last%}</w:t>
+            </w:r>
+            <w:r>
+              <w:rPr>
+                <w:rFonts w:hint="eastAsia" w:ascii="Times New Roman" w:hAnsi="Times New Roman" w:eastAsia="微软雅黑" w:cs="Times New Roman"/>
+                <w:sz w:val="18"/>
+                <w:szCs w:val="18"/>
+                <w:lang w:eastAsia="zh-CN"/>
+              </w:rPr>
+              <w:t>{{ d.nameLevel }}</w:t>
+            </w:r>
+            <w:r>
+              <w:rPr>
+                <w:rFonts w:ascii="Times New Roman" w:hAnsi="Times New Roman" w:eastAsia="微软雅黑" w:cs="Times New Roman"/>
+                <w:sz w:val="18"/>
+                <w:szCs w:val="18"/>
+                <w:lang w:eastAsia="zh-CN"/>
+              </w:rPr>
+              <w:t>{%else%}</w:t>
+            </w:r>
+            <w:r>
+              <w:rPr>
+                <w:rFonts w:hint="eastAsia" w:ascii="Times New Roman" w:hAnsi="Times New Roman" w:eastAsia="微软雅黑" w:cs="Times New Roman"/>
+                <w:sz w:val="18"/>
+                <w:szCs w:val="18"/>
+                <w:lang w:eastAsia="zh-CN"/>
+              </w:rPr>
+              <w:t>{{ d.nameLevel }}</w:t>
+            </w:r>
+            <w:r>
+              <w:rPr>
+                <w:rFonts w:ascii="Times New Roman" w:hAnsi="Times New Roman" w:eastAsia="微软雅黑" w:cs="Times New Roman"/>
+                <w:sz w:val="18"/>
+                <w:szCs w:val="18"/>
+                <w:lang w:eastAsia="zh-CN"/>
+              </w:rPr>
+              <w:t>，{%endif%}{% endfor %}{% endif%}</w:t>
+            </w:r>
+          </w:p>
+        </w:tc>
+      </w:tr>
+      <w:tr>
+        <w:tblPrEx>
+          <w:tblBorders>
+            <w:top w:val="single" w:color="244061" w:sz="18" w:space="0"/>
+            <w:left w:val="none" w:color="auto" w:sz="0" w:space="0"/>
+            <w:bottom w:val="dashed" w:color="244061" w:sz="4" w:space="0"/>
+            <w:right w:val="none" w:color="auto" w:sz="0" w:space="0"/>
+            <w:insideH w:val="dashed" w:color="244061" w:sz="4" w:space="0"/>
+            <w:insideV w:val="dashed" w:color="244061" w:sz="4" w:space="0"/>
+          </w:tblBorders>
+          <w:tblCellMar>
+            <w:top w:w="0" w:type="dxa"/>
+            <w:left w:w="108" w:type="dxa"/>
+            <w:bottom w:w="0" w:type="dxa"/>
+            <w:right w:w="108" w:type="dxa"/>
+          </w:tblCellMar>
+        </w:tblPrEx>
+        <w:trPr>
+          <w:jc w:val="center"/>
+        </w:trPr>
+        <w:tc>
+          <w:tcPr>
+            <w:tcW w:w="1623" w:type="dxa"/>
+            <w:gridSpan w:val="2"/>
+            <w:tcBorders>
+              <w:tl2br w:val="nil"/>
+              <w:tr2bl w:val="nil"/>
+            </w:tcBorders>
+            <w:shd w:val="clear" w:color="auto" w:fill="auto"/>
+            <w:vAlign w:val="center"/>
+          </w:tcPr>
+          <w:p>
+            <w:pPr>
+              <w:keepNext/>
+              <w:spacing w:before="26"/>
+              <w:jc w:val="center"/>
+              <w:rPr>
+                <w:rFonts w:ascii="Times New Roman" w:hAnsi="Times New Roman" w:eastAsia="微软雅黑" w:cs="Times New Roman"/>
+                <w:b/>
+                <w:color w:val="244061"/>
+                <w:sz w:val="18"/>
+                <w:szCs w:val="18"/>
+                <w:lang w:eastAsia="zh-CN"/>
+              </w:rPr>
+            </w:pPr>
+            <w:r>
+              <w:rPr>
+                <w:rFonts w:hint="eastAsia" w:ascii="Times New Roman" w:hAnsi="Times New Roman" w:eastAsia="微软雅黑" w:cs="Times New Roman"/>
+                <w:b/>
+                <w:color w:val="244061"/>
+                <w:sz w:val="18"/>
+                <w:szCs w:val="18"/>
+                <w:lang w:eastAsia="zh-CN"/>
+              </w:rPr>
+              <w:t>基因突变相关说明</w:t>
+            </w:r>
+          </w:p>
+        </w:tc>
+        <w:tc>
+          <w:tcPr>
+            <w:tcW w:w="8247" w:type="dxa"/>
+            <w:tcBorders>
+              <w:tl2br w:val="nil"/>
+              <w:tr2bl w:val="nil"/>
+            </w:tcBorders>
+            <w:vAlign w:val="center"/>
+          </w:tcPr>
+          <w:p>
+            <w:pPr>
+              <w:keepNext/>
+              <w:spacing w:before="26"/>
+              <w:rPr>
+                <w:rFonts w:ascii="Times New Roman" w:hAnsi="Times New Roman" w:eastAsia="微软雅黑" w:cs="Times New Roman"/>
+                <w:sz w:val="18"/>
+                <w:szCs w:val="18"/>
+                <w:lang w:eastAsia="zh-CN"/>
+              </w:rPr>
+            </w:pPr>
+            <w:r>
+              <w:rPr>
+                <w:rFonts w:hint="eastAsia" w:ascii="Times New Roman" w:hAnsi="Times New Roman" w:eastAsia="微软雅黑" w:cs="Times New Roman"/>
+                <w:sz w:val="18"/>
+                <w:szCs w:val="18"/>
+                <w:lang w:eastAsia="zh-CN"/>
+              </w:rPr>
+              <w:t>{% for md in tdd.medicationDescription %}{% if md.key == '变异解析</w:t>
             </w:r>
             <w:r>
               <w:rPr>
@@ -24861,3284 +28190,6 @@
     </w:tbl>
     <w:p>
       <w:pPr>
-        <w:numPr>
-          <w:ilvl w:val="0"/>
-          <w:numId w:val="0"/>
-        </w:numPr>
-        <w:ind w:left="412" w:leftChars="0"/>
-        <w:jc w:val="both"/>
-        <w:outlineLvl w:val="9"/>
-        <w:rPr>
-          <w:rFonts w:hint="eastAsia" w:ascii="Times New Roman" w:hAnsi="Times New Roman" w:eastAsia="微软雅黑" w:cs="Times New Roman"/>
-          <w:b/>
-          <w:color w:val="auto"/>
-          <w:sz w:val="24"/>
-          <w:szCs w:val="24"/>
-          <w:lang w:eastAsia="zh-CN"/>
-        </w:rPr>
-      </w:pPr>
-      <w:r>
-        <w:rPr>
-          <w:rFonts w:hint="eastAsia" w:ascii="Times New Roman" w:hAnsi="Times New Roman" w:eastAsia="微软雅黑" w:cs="Times New Roman"/>
-          <w:b/>
-          <w:sz w:val="24"/>
-          <w:szCs w:val="24"/>
-          <w:lang w:eastAsia="zh-CN"/>
-        </w:rPr>
-        <w:t>{% endif %}{% endfor %}{% endif %}</w:t>
-      </w:r>
-      <w:r>
-        <w:rPr>
-          <w:rFonts w:hint="eastAsia" w:ascii="Times New Roman" w:hAnsi="Times New Roman" w:eastAsia="微软雅黑" w:cs="Times New Roman"/>
-          <w:b/>
-          <w:color w:val="auto"/>
-          <w:sz w:val="24"/>
-          <w:szCs w:val="24"/>
-          <w:lang w:eastAsia="zh-CN"/>
-        </w:rPr>
-        <w:br w:type="page"/>
-      </w:r>
-    </w:p>
-    <w:bookmarkEnd w:id="63"/>
-    <w:bookmarkEnd w:id="73"/>
-    <w:bookmarkEnd w:id="74"/>
-    <w:bookmarkEnd w:id="75"/>
-    <w:bookmarkEnd w:id="76"/>
-    <w:p>
-      <w:pPr>
-        <w:pStyle w:val="3"/>
-        <w:numPr>
-          <w:ilvl w:val="0"/>
-          <w:numId w:val="0"/>
-        </w:numPr>
-        <w:ind w:left="412" w:leftChars="0"/>
-        <w:jc w:val="both"/>
-        <w:rPr>
-          <w:rFonts w:hint="eastAsia" w:ascii="微软雅黑" w:hAnsi="微软雅黑" w:eastAsia="微软雅黑" w:cs="微软雅黑"/>
-          <w:color w:val="254061" w:themeColor="accent1" w:themeShade="80"/>
-          <w:sz w:val="28"/>
-          <w:szCs w:val="28"/>
-          <w:lang w:val="en-US" w:eastAsia="zh-CN"/>
-        </w:rPr>
-      </w:pPr>
-      <w:bookmarkStart w:id="80" w:name="_Toc106294405"/>
-      <w:bookmarkStart w:id="81" w:name="_Toc23275"/>
-      <w:r>
-        <w:rPr>
-          <w:rFonts w:hint="eastAsia" w:ascii="微软雅黑" w:hAnsi="微软雅黑" w:eastAsia="微软雅黑" w:cs="微软雅黑"/>
-          <w:color w:val="254061" w:themeColor="accent1" w:themeShade="80"/>
-          <w:sz w:val="28"/>
-          <w:szCs w:val="28"/>
-          <w:lang w:val="en-US" w:eastAsia="zh-CN"/>
-        </w:rPr>
-        <w:t>3 胚系变异结果解析</w:t>
-      </w:r>
-    </w:p>
-    <w:p>
-      <w:pPr>
-        <w:pStyle w:val="55"/>
-        <w:ind w:left="0" w:leftChars="0" w:firstLine="439" w:firstLineChars="183"/>
-        <w:rPr>
-          <w:color w:val="244061"/>
-        </w:rPr>
-      </w:pPr>
-      <w:r>
-        <w:rPr>
-          <w:rFonts w:hint="eastAsia"/>
-          <w:color w:val="244061"/>
-        </w:rPr>
-        <w:t>{%if geneticCancerRiskInfo %}{% for tdd in geneticCancerRiskInfo %}</w:t>
-      </w:r>
-    </w:p>
-    <w:p>
-      <w:pPr>
-        <w:keepNext/>
-        <w:numPr>
-          <w:ilvl w:val="0"/>
-          <w:numId w:val="8"/>
-        </w:numPr>
-        <w:spacing w:before="120" w:beforeLines="50" w:after="120" w:afterLines="50"/>
-        <w:ind w:left="420" w:leftChars="0" w:firstLine="20" w:firstLineChars="0"/>
-        <w:rPr>
-          <w:rFonts w:hint="eastAsia" w:ascii="Times New Roman" w:hAnsi="Times New Roman" w:eastAsia="微软雅黑" w:cs="Times New Roman"/>
-          <w:b/>
-          <w:color w:val="auto"/>
-          <w:sz w:val="24"/>
-          <w:szCs w:val="24"/>
-          <w:lang w:eastAsia="zh-CN"/>
-        </w:rPr>
-      </w:pPr>
-      <w:r>
-        <w:rPr>
-          <w:rFonts w:hint="eastAsia" w:ascii="Times New Roman" w:hAnsi="Times New Roman" w:eastAsia="微软雅黑" w:cs="Times New Roman"/>
-          <w:b/>
-          <w:color w:val="auto"/>
-          <w:sz w:val="24"/>
-          <w:szCs w:val="24"/>
-          <w:lang w:eastAsia="zh-CN"/>
-        </w:rPr>
-        <w:t>{{ tdd.gene }}</w:t>
-      </w:r>
-    </w:p>
-    <w:tbl>
-      <w:tblPr>
-        <w:tblStyle w:val="19"/>
-        <w:tblpPr w:leftFromText="180" w:rightFromText="180" w:vertAnchor="text" w:tblpXSpec="center" w:tblpY="1"/>
-        <w:tblOverlap w:val="never"/>
-        <w:tblW w:w="9870" w:type="dxa"/>
-        <w:jc w:val="center"/>
-        <w:tblBorders>
-          <w:top w:val="single" w:color="244061" w:sz="18" w:space="0"/>
-          <w:left w:val="none" w:color="auto" w:sz="0" w:space="0"/>
-          <w:bottom w:val="dashed" w:color="244061" w:sz="4" w:space="0"/>
-          <w:right w:val="none" w:color="auto" w:sz="0" w:space="0"/>
-          <w:insideH w:val="dashed" w:color="244061" w:sz="4" w:space="0"/>
-          <w:insideV w:val="dashed" w:color="244061" w:sz="4" w:space="0"/>
-        </w:tblBorders>
-        <w:tblLayout w:type="fixed"/>
-        <w:tblCellMar>
-          <w:top w:w="0" w:type="dxa"/>
-          <w:left w:w="108" w:type="dxa"/>
-          <w:bottom w:w="0" w:type="dxa"/>
-          <w:right w:w="108" w:type="dxa"/>
-        </w:tblCellMar>
-      </w:tblPr>
-      <w:tblGrid>
-        <w:gridCol w:w="432"/>
-        <w:gridCol w:w="1191"/>
-        <w:gridCol w:w="8247"/>
-      </w:tblGrid>
-      <w:tr>
-        <w:tblPrEx>
-          <w:tblBorders>
-            <w:top w:val="single" w:color="244061" w:sz="18" w:space="0"/>
-            <w:left w:val="none" w:color="auto" w:sz="0" w:space="0"/>
-            <w:bottom w:val="dashed" w:color="244061" w:sz="4" w:space="0"/>
-            <w:right w:val="none" w:color="auto" w:sz="0" w:space="0"/>
-            <w:insideH w:val="dashed" w:color="244061" w:sz="4" w:space="0"/>
-            <w:insideV w:val="dashed" w:color="244061" w:sz="4" w:space="0"/>
-          </w:tblBorders>
-          <w:tblCellMar>
-            <w:top w:w="0" w:type="dxa"/>
-            <w:left w:w="108" w:type="dxa"/>
-            <w:bottom w:w="0" w:type="dxa"/>
-            <w:right w:w="108" w:type="dxa"/>
-          </w:tblCellMar>
-        </w:tblPrEx>
-        <w:trPr>
-          <w:trHeight w:val="417" w:hRule="atLeast"/>
-          <w:jc w:val="center"/>
-        </w:trPr>
-        <w:tc>
-          <w:tcPr>
-            <w:tcW w:w="1623" w:type="dxa"/>
-            <w:gridSpan w:val="2"/>
-            <w:tcBorders>
-              <w:tl2br w:val="nil"/>
-              <w:tr2bl w:val="nil"/>
-            </w:tcBorders>
-            <w:shd w:val="clear" w:color="auto" w:fill="auto"/>
-            <w:vAlign w:val="center"/>
-          </w:tcPr>
-          <w:p>
-            <w:pPr>
-              <w:keepNext/>
-              <w:spacing w:before="26"/>
-              <w:jc w:val="center"/>
-              <w:rPr>
-                <w:rFonts w:ascii="Times New Roman" w:hAnsi="Times New Roman" w:eastAsia="微软雅黑" w:cs="Times New Roman"/>
-                <w:b/>
-                <w:color w:val="244061"/>
-                <w:sz w:val="18"/>
-                <w:szCs w:val="18"/>
-                <w:lang w:eastAsia="zh-CN"/>
-              </w:rPr>
-            </w:pPr>
-            <w:r>
-              <w:rPr>
-                <w:rFonts w:ascii="Times New Roman" w:hAnsi="Times New Roman" w:eastAsia="微软雅黑" w:cs="Times New Roman"/>
-                <w:b/>
-                <w:color w:val="244061"/>
-                <w:sz w:val="18"/>
-                <w:szCs w:val="18"/>
-                <w:lang w:eastAsia="zh-CN"/>
-              </w:rPr>
-              <w:t>突变形式</w:t>
-            </w:r>
-          </w:p>
-        </w:tc>
-        <w:tc>
-          <w:tcPr>
-            <w:tcW w:w="8247" w:type="dxa"/>
-            <w:tcBorders>
-              <w:tl2br w:val="nil"/>
-              <w:tr2bl w:val="nil"/>
-            </w:tcBorders>
-            <w:vAlign w:val="center"/>
-          </w:tcPr>
-          <w:p>
-            <w:pPr>
-              <w:keepNext/>
-              <w:spacing w:before="26"/>
-              <w:jc w:val="center"/>
-              <w:rPr>
-                <w:rFonts w:ascii="Times New Roman" w:hAnsi="Times New Roman" w:eastAsia="微软雅黑" w:cs="Times New Roman"/>
-                <w:bCs/>
-                <w:sz w:val="18"/>
-                <w:szCs w:val="18"/>
-                <w:lang w:eastAsia="zh-CN"/>
-              </w:rPr>
-            </w:pPr>
-            <w:r>
-              <w:rPr>
-                <w:rFonts w:hint="eastAsia" w:ascii="Times New Roman" w:hAnsi="Times New Roman" w:eastAsia="微软雅黑" w:cs="Times New Roman"/>
-                <w:bCs/>
-                <w:sz w:val="18"/>
-                <w:szCs w:val="18"/>
-                <w:lang w:eastAsia="zh-CN"/>
-              </w:rPr>
-              <w:t>{{ tdd.ori_variant }}</w:t>
-            </w:r>
-          </w:p>
-        </w:tc>
-      </w:tr>
-      <w:tr>
-        <w:tblPrEx>
-          <w:tblBorders>
-            <w:top w:val="single" w:color="244061" w:sz="18" w:space="0"/>
-            <w:left w:val="none" w:color="auto" w:sz="0" w:space="0"/>
-            <w:bottom w:val="dashed" w:color="244061" w:sz="4" w:space="0"/>
-            <w:right w:val="none" w:color="auto" w:sz="0" w:space="0"/>
-            <w:insideH w:val="dashed" w:color="244061" w:sz="4" w:space="0"/>
-            <w:insideV w:val="dashed" w:color="244061" w:sz="4" w:space="0"/>
-          </w:tblBorders>
-          <w:tblCellMar>
-            <w:top w:w="0" w:type="dxa"/>
-            <w:left w:w="108" w:type="dxa"/>
-            <w:bottom w:w="0" w:type="dxa"/>
-            <w:right w:w="108" w:type="dxa"/>
-          </w:tblCellMar>
-        </w:tblPrEx>
-        <w:trPr>
-          <w:trHeight w:val="494" w:hRule="atLeast"/>
-          <w:jc w:val="center"/>
-        </w:trPr>
-        <w:tc>
-          <w:tcPr>
-            <w:tcW w:w="1623" w:type="dxa"/>
-            <w:gridSpan w:val="2"/>
-            <w:tcBorders>
-              <w:tl2br w:val="nil"/>
-              <w:tr2bl w:val="nil"/>
-            </w:tcBorders>
-            <w:shd w:val="clear" w:color="auto" w:fill="auto"/>
-            <w:vAlign w:val="center"/>
-          </w:tcPr>
-          <w:p>
-            <w:pPr>
-              <w:keepNext/>
-              <w:spacing w:before="26"/>
-              <w:jc w:val="center"/>
-              <w:rPr>
-                <w:rFonts w:ascii="Times New Roman" w:hAnsi="Times New Roman" w:eastAsia="微软雅黑" w:cs="Times New Roman"/>
-                <w:b/>
-                <w:color w:val="244061"/>
-                <w:sz w:val="18"/>
-                <w:szCs w:val="18"/>
-                <w:lang w:eastAsia="zh-CN"/>
-              </w:rPr>
-            </w:pPr>
-            <w:r>
-              <w:rPr>
-                <w:rFonts w:hint="eastAsia" w:ascii="Times New Roman" w:hAnsi="Times New Roman" w:eastAsia="微软雅黑" w:cs="Times New Roman"/>
-                <w:b/>
-                <w:color w:val="244061"/>
-                <w:sz w:val="18"/>
-                <w:szCs w:val="18"/>
-                <w:highlight w:val="none"/>
-                <w:lang w:eastAsia="zh-CN"/>
-              </w:rPr>
-              <w:t>{{ tdd.mutFreq</w:t>
-            </w:r>
-            <w:r>
-              <w:rPr>
-                <w:rFonts w:hint="eastAsia" w:ascii="Times New Roman" w:hAnsi="Times New Roman" w:eastAsia="微软雅黑" w:cs="Times New Roman"/>
-                <w:b/>
-                <w:color w:val="244061"/>
-                <w:sz w:val="18"/>
-                <w:szCs w:val="18"/>
-                <w:highlight w:val="none"/>
-                <w:lang w:val="en-US" w:eastAsia="zh-CN"/>
-              </w:rPr>
-              <w:t>Type</w:t>
-            </w:r>
-            <w:r>
-              <w:rPr>
-                <w:rFonts w:hint="eastAsia" w:ascii="Times New Roman" w:hAnsi="Times New Roman" w:eastAsia="微软雅黑" w:cs="Times New Roman"/>
-                <w:b/>
-                <w:color w:val="244061"/>
-                <w:sz w:val="18"/>
-                <w:szCs w:val="18"/>
-                <w:highlight w:val="none"/>
-                <w:lang w:eastAsia="zh-CN"/>
-              </w:rPr>
-              <w:t xml:space="preserve"> }}</w:t>
-            </w:r>
-          </w:p>
-        </w:tc>
-        <w:tc>
-          <w:tcPr>
-            <w:tcW w:w="8247" w:type="dxa"/>
-            <w:tcBorders>
-              <w:tl2br w:val="nil"/>
-              <w:tr2bl w:val="nil"/>
-            </w:tcBorders>
-            <w:vAlign w:val="center"/>
-          </w:tcPr>
-          <w:p>
-            <w:pPr>
-              <w:keepNext/>
-              <w:spacing w:before="26"/>
-              <w:jc w:val="center"/>
-              <w:rPr>
-                <w:rFonts w:ascii="Times New Roman" w:hAnsi="Times New Roman" w:eastAsia="微软雅黑" w:cs="Times New Roman"/>
-                <w:bCs/>
-                <w:sz w:val="18"/>
-                <w:szCs w:val="18"/>
-                <w:lang w:eastAsia="zh-CN"/>
-              </w:rPr>
-            </w:pPr>
-            <w:r>
-              <w:rPr>
-                <w:rFonts w:hint="eastAsia" w:ascii="Times New Roman" w:hAnsi="Times New Roman" w:eastAsia="微软雅黑" w:cs="Times New Roman"/>
-                <w:bCs/>
-                <w:sz w:val="18"/>
-                <w:szCs w:val="18"/>
-                <w:lang w:eastAsia="zh-CN"/>
-              </w:rPr>
-              <w:t>{{ tdd.mutFreq }}</w:t>
-            </w:r>
-          </w:p>
-        </w:tc>
-      </w:tr>
-      <w:tr>
-        <w:tblPrEx>
-          <w:tblBorders>
-            <w:top w:val="single" w:color="244061" w:sz="18" w:space="0"/>
-            <w:left w:val="none" w:color="auto" w:sz="0" w:space="0"/>
-            <w:bottom w:val="dashed" w:color="244061" w:sz="4" w:space="0"/>
-            <w:right w:val="none" w:color="auto" w:sz="0" w:space="0"/>
-            <w:insideH w:val="dashed" w:color="244061" w:sz="4" w:space="0"/>
-            <w:insideV w:val="dashed" w:color="244061" w:sz="4" w:space="0"/>
-          </w:tblBorders>
-          <w:tblCellMar>
-            <w:top w:w="0" w:type="dxa"/>
-            <w:left w:w="108" w:type="dxa"/>
-            <w:bottom w:w="0" w:type="dxa"/>
-            <w:right w:w="108" w:type="dxa"/>
-          </w:tblCellMar>
-        </w:tblPrEx>
-        <w:trPr>
-          <w:trHeight w:val="474" w:hRule="atLeast"/>
-          <w:jc w:val="center"/>
-        </w:trPr>
-        <w:tc>
-          <w:tcPr>
-            <w:tcW w:w="432" w:type="dxa"/>
-            <w:vMerge w:val="restart"/>
-            <w:tcBorders>
-              <w:tl2br w:val="nil"/>
-              <w:tr2bl w:val="nil"/>
-            </w:tcBorders>
-            <w:shd w:val="clear" w:color="auto" w:fill="auto"/>
-            <w:vAlign w:val="center"/>
-          </w:tcPr>
-          <w:p>
-            <w:pPr>
-              <w:spacing w:before="1" w:line="250" w:lineRule="auto"/>
-              <w:jc w:val="center"/>
-              <w:rPr>
-                <w:rFonts w:ascii="Times New Roman" w:hAnsi="Times New Roman" w:eastAsia="微软雅黑" w:cs="Times New Roman"/>
-                <w:color w:val="244061"/>
-                <w:sz w:val="18"/>
-                <w:szCs w:val="18"/>
-                <w:lang w:eastAsia="zh-CN"/>
-              </w:rPr>
-            </w:pPr>
-            <w:r>
-              <w:rPr>
-                <w:rFonts w:ascii="Times New Roman" w:hAnsi="Times New Roman" w:eastAsia="微软雅黑" w:cs="Times New Roman"/>
-                <w:b/>
-                <w:color w:val="244061"/>
-                <w:sz w:val="18"/>
-                <w:szCs w:val="18"/>
-                <w:lang w:eastAsia="zh-CN"/>
-              </w:rPr>
-              <w:t>潜在获益药物</w:t>
-            </w:r>
-          </w:p>
-        </w:tc>
-        <w:tc>
-          <w:tcPr>
-            <w:tcW w:w="1191" w:type="dxa"/>
-            <w:tcBorders>
-              <w:tl2br w:val="nil"/>
-              <w:tr2bl w:val="nil"/>
-            </w:tcBorders>
-            <w:shd w:val="clear" w:color="auto" w:fill="auto"/>
-            <w:vAlign w:val="center"/>
-          </w:tcPr>
-          <w:p>
-            <w:pPr>
-              <w:spacing w:before="1" w:line="250" w:lineRule="auto"/>
-              <w:jc w:val="center"/>
-              <w:rPr>
-                <w:rFonts w:ascii="Times New Roman" w:hAnsi="Times New Roman" w:eastAsia="微软雅黑" w:cs="Times New Roman"/>
-                <w:b/>
-                <w:color w:val="244061"/>
-                <w:sz w:val="18"/>
-                <w:szCs w:val="18"/>
-                <w:lang w:eastAsia="zh-CN"/>
-              </w:rPr>
-            </w:pPr>
-            <w:r>
-              <w:rPr>
-                <w:rFonts w:ascii="Times New Roman" w:hAnsi="Times New Roman" w:eastAsia="微软雅黑" w:cs="Times New Roman"/>
-                <w:b/>
-                <w:color w:val="244061"/>
-                <w:sz w:val="18"/>
-                <w:szCs w:val="18"/>
-                <w:lang w:eastAsia="zh-CN"/>
-              </w:rPr>
-              <w:t>A级</w:t>
-            </w:r>
-          </w:p>
-        </w:tc>
-        <w:tc>
-          <w:tcPr>
-            <w:tcW w:w="8247" w:type="dxa"/>
-            <w:tcBorders>
-              <w:tl2br w:val="nil"/>
-              <w:tr2bl w:val="nil"/>
-            </w:tcBorders>
-            <w:shd w:val="clear" w:color="auto" w:fill="auto"/>
-            <w:vAlign w:val="center"/>
-          </w:tcPr>
-          <w:p>
-            <w:pPr>
-              <w:spacing w:before="1" w:line="250" w:lineRule="auto"/>
-              <w:jc w:val="center"/>
-              <w:rPr>
-                <w:rFonts w:ascii="Times New Roman" w:hAnsi="Times New Roman" w:eastAsia="微软雅黑" w:cs="Times New Roman"/>
-                <w:b/>
-                <w:color w:val="FFFFFF" w:themeColor="background1"/>
-                <w:sz w:val="18"/>
-                <w:szCs w:val="18"/>
-                <w:lang w:eastAsia="zh-CN"/>
-                <w14:textFill>
-                  <w14:solidFill>
-                    <w14:schemeClr w14:val="bg1"/>
-                  </w14:solidFill>
-                </w14:textFill>
-              </w:rPr>
-            </w:pPr>
-            <w:r>
-              <w:rPr>
-                <w:rFonts w:ascii="Times New Roman" w:hAnsi="Times New Roman" w:eastAsia="微软雅黑" w:cs="Times New Roman"/>
-                <w:sz w:val="18"/>
-                <w:szCs w:val="18"/>
-                <w:lang w:eastAsia="zh-CN"/>
-              </w:rPr>
-              <w:t>{% if tdd.drugaStr == [] %}无{% else%}{% for d in tdd.drugaStr %}{%if loop.last%}</w:t>
-            </w:r>
-            <w:r>
-              <w:rPr>
-                <w:rFonts w:hint="eastAsia" w:ascii="Times New Roman" w:hAnsi="Times New Roman" w:eastAsia="微软雅黑" w:cs="Times New Roman"/>
-                <w:sz w:val="18"/>
-                <w:szCs w:val="18"/>
-                <w:lang w:eastAsia="zh-CN"/>
-              </w:rPr>
-              <w:t>{{ d.nameLevel }}</w:t>
-            </w:r>
-            <w:r>
-              <w:rPr>
-                <w:rFonts w:ascii="Times New Roman" w:hAnsi="Times New Roman" w:eastAsia="微软雅黑" w:cs="Times New Roman"/>
-                <w:sz w:val="18"/>
-                <w:szCs w:val="18"/>
-                <w:lang w:eastAsia="zh-CN"/>
-              </w:rPr>
-              <w:t>{%else%}</w:t>
-            </w:r>
-            <w:r>
-              <w:rPr>
-                <w:rFonts w:hint="eastAsia" w:ascii="Times New Roman" w:hAnsi="Times New Roman" w:eastAsia="微软雅黑" w:cs="Times New Roman"/>
-                <w:sz w:val="18"/>
-                <w:szCs w:val="18"/>
-                <w:lang w:eastAsia="zh-CN"/>
-              </w:rPr>
-              <w:t>{{ d.nameLevel }}</w:t>
-            </w:r>
-            <w:r>
-              <w:rPr>
-                <w:rFonts w:ascii="Times New Roman" w:hAnsi="Times New Roman" w:eastAsia="微软雅黑" w:cs="Times New Roman"/>
-                <w:sz w:val="18"/>
-                <w:szCs w:val="18"/>
-                <w:lang w:eastAsia="zh-CN"/>
-              </w:rPr>
-              <w:t>，{%endif%}{% endfor %}{% endif%}</w:t>
-            </w:r>
-          </w:p>
-        </w:tc>
-      </w:tr>
-      <w:tr>
-        <w:tblPrEx>
-          <w:tblBorders>
-            <w:top w:val="single" w:color="244061" w:sz="18" w:space="0"/>
-            <w:left w:val="none" w:color="auto" w:sz="0" w:space="0"/>
-            <w:bottom w:val="dashed" w:color="244061" w:sz="4" w:space="0"/>
-            <w:right w:val="none" w:color="auto" w:sz="0" w:space="0"/>
-            <w:insideH w:val="dashed" w:color="244061" w:sz="4" w:space="0"/>
-            <w:insideV w:val="dashed" w:color="244061" w:sz="4" w:space="0"/>
-          </w:tblBorders>
-          <w:tblCellMar>
-            <w:top w:w="0" w:type="dxa"/>
-            <w:left w:w="108" w:type="dxa"/>
-            <w:bottom w:w="0" w:type="dxa"/>
-            <w:right w:w="108" w:type="dxa"/>
-          </w:tblCellMar>
-        </w:tblPrEx>
-        <w:trPr>
-          <w:trHeight w:val="474" w:hRule="atLeast"/>
-          <w:jc w:val="center"/>
-        </w:trPr>
-        <w:tc>
-          <w:tcPr>
-            <w:tcW w:w="432" w:type="dxa"/>
-            <w:vMerge w:val="continue"/>
-            <w:tcBorders>
-              <w:tl2br w:val="nil"/>
-              <w:tr2bl w:val="nil"/>
-            </w:tcBorders>
-            <w:shd w:val="clear" w:color="auto" w:fill="auto"/>
-            <w:vAlign w:val="center"/>
-          </w:tcPr>
-          <w:p>
-            <w:pPr>
-              <w:spacing w:before="1" w:line="250" w:lineRule="auto"/>
-              <w:jc w:val="center"/>
-              <w:rPr>
-                <w:rFonts w:ascii="Times New Roman" w:hAnsi="Times New Roman" w:eastAsia="微软雅黑" w:cs="Times New Roman"/>
-                <w:b/>
-                <w:color w:val="244061"/>
-                <w:sz w:val="18"/>
-                <w:szCs w:val="18"/>
-                <w:lang w:eastAsia="zh-CN"/>
-              </w:rPr>
-            </w:pPr>
-          </w:p>
-        </w:tc>
-        <w:tc>
-          <w:tcPr>
-            <w:tcW w:w="1191" w:type="dxa"/>
-            <w:tcBorders>
-              <w:tl2br w:val="nil"/>
-              <w:tr2bl w:val="nil"/>
-            </w:tcBorders>
-            <w:shd w:val="clear" w:color="auto" w:fill="auto"/>
-            <w:vAlign w:val="center"/>
-          </w:tcPr>
-          <w:p>
-            <w:pPr>
-              <w:spacing w:before="1" w:line="250" w:lineRule="auto"/>
-              <w:jc w:val="center"/>
-              <w:rPr>
-                <w:rFonts w:ascii="Times New Roman" w:hAnsi="Times New Roman" w:eastAsia="微软雅黑" w:cs="Times New Roman"/>
-                <w:b/>
-                <w:color w:val="244061"/>
-                <w:sz w:val="18"/>
-                <w:szCs w:val="18"/>
-                <w:lang w:eastAsia="zh-CN"/>
-              </w:rPr>
-            </w:pPr>
-            <w:r>
-              <w:rPr>
-                <w:rFonts w:ascii="Times New Roman" w:hAnsi="Times New Roman" w:eastAsia="微软雅黑" w:cs="Times New Roman"/>
-                <w:b/>
-                <w:color w:val="244061"/>
-                <w:sz w:val="18"/>
-                <w:szCs w:val="18"/>
-                <w:lang w:eastAsia="zh-CN"/>
-              </w:rPr>
-              <w:t>B级</w:t>
-            </w:r>
-          </w:p>
-        </w:tc>
-        <w:tc>
-          <w:tcPr>
-            <w:tcW w:w="8247" w:type="dxa"/>
-            <w:tcBorders>
-              <w:tl2br w:val="nil"/>
-              <w:tr2bl w:val="nil"/>
-            </w:tcBorders>
-            <w:shd w:val="clear" w:color="auto" w:fill="auto"/>
-            <w:vAlign w:val="center"/>
-          </w:tcPr>
-          <w:p>
-            <w:pPr>
-              <w:keepNext/>
-              <w:spacing w:before="26"/>
-              <w:jc w:val="center"/>
-              <w:rPr>
-                <w:rFonts w:ascii="Times New Roman" w:hAnsi="Times New Roman" w:eastAsia="微软雅黑" w:cs="Times New Roman"/>
-                <w:b/>
-                <w:color w:val="FFFFFF" w:themeColor="background1"/>
-                <w:sz w:val="18"/>
-                <w:szCs w:val="18"/>
-                <w:lang w:eastAsia="zh-CN"/>
-                <w14:textFill>
-                  <w14:solidFill>
-                    <w14:schemeClr w14:val="bg1"/>
-                  </w14:solidFill>
-                </w14:textFill>
-              </w:rPr>
-            </w:pPr>
-            <w:r>
-              <w:rPr>
-                <w:rFonts w:ascii="Times New Roman" w:hAnsi="Times New Roman" w:eastAsia="微软雅黑" w:cs="Times New Roman"/>
-                <w:sz w:val="18"/>
-                <w:szCs w:val="18"/>
-                <w:lang w:eastAsia="zh-CN"/>
-              </w:rPr>
-              <w:t>{% if tdd.drugbStr == [] %}无{% else%}{% for d in tdd.drugbStr %}{%if loop.last%}</w:t>
-            </w:r>
-            <w:r>
-              <w:rPr>
-                <w:rFonts w:hint="eastAsia" w:ascii="Times New Roman" w:hAnsi="Times New Roman" w:eastAsia="微软雅黑" w:cs="Times New Roman"/>
-                <w:sz w:val="18"/>
-                <w:szCs w:val="18"/>
-                <w:lang w:eastAsia="zh-CN"/>
-              </w:rPr>
-              <w:t>{{ d.nameLevel }}</w:t>
-            </w:r>
-            <w:r>
-              <w:rPr>
-                <w:rFonts w:ascii="Times New Roman" w:hAnsi="Times New Roman" w:eastAsia="微软雅黑" w:cs="Times New Roman"/>
-                <w:sz w:val="18"/>
-                <w:szCs w:val="18"/>
-                <w:lang w:eastAsia="zh-CN"/>
-              </w:rPr>
-              <w:t>{%else%}</w:t>
-            </w:r>
-            <w:r>
-              <w:rPr>
-                <w:rFonts w:hint="eastAsia" w:ascii="Times New Roman" w:hAnsi="Times New Roman" w:eastAsia="微软雅黑" w:cs="Times New Roman"/>
-                <w:sz w:val="18"/>
-                <w:szCs w:val="18"/>
-                <w:lang w:eastAsia="zh-CN"/>
-              </w:rPr>
-              <w:t>{{ d.nameLevel }}</w:t>
-            </w:r>
-            <w:r>
-              <w:rPr>
-                <w:rFonts w:ascii="Times New Roman" w:hAnsi="Times New Roman" w:eastAsia="微软雅黑" w:cs="Times New Roman"/>
-                <w:sz w:val="18"/>
-                <w:szCs w:val="18"/>
-                <w:lang w:eastAsia="zh-CN"/>
-              </w:rPr>
-              <w:t>，{%endif%}{% endfor %}{% endif%}</w:t>
-            </w:r>
-          </w:p>
-        </w:tc>
-      </w:tr>
-      <w:tr>
-        <w:tblPrEx>
-          <w:tblBorders>
-            <w:top w:val="single" w:color="244061" w:sz="18" w:space="0"/>
-            <w:left w:val="none" w:color="auto" w:sz="0" w:space="0"/>
-            <w:bottom w:val="dashed" w:color="244061" w:sz="4" w:space="0"/>
-            <w:right w:val="none" w:color="auto" w:sz="0" w:space="0"/>
-            <w:insideH w:val="dashed" w:color="244061" w:sz="4" w:space="0"/>
-            <w:insideV w:val="dashed" w:color="244061" w:sz="4" w:space="0"/>
-          </w:tblBorders>
-          <w:tblCellMar>
-            <w:top w:w="0" w:type="dxa"/>
-            <w:left w:w="108" w:type="dxa"/>
-            <w:bottom w:w="0" w:type="dxa"/>
-            <w:right w:w="108" w:type="dxa"/>
-          </w:tblCellMar>
-        </w:tblPrEx>
-        <w:trPr>
-          <w:trHeight w:val="474" w:hRule="atLeast"/>
-          <w:jc w:val="center"/>
-        </w:trPr>
-        <w:tc>
-          <w:tcPr>
-            <w:tcW w:w="432" w:type="dxa"/>
-            <w:vMerge w:val="continue"/>
-            <w:tcBorders>
-              <w:tl2br w:val="nil"/>
-              <w:tr2bl w:val="nil"/>
-            </w:tcBorders>
-            <w:shd w:val="clear" w:color="auto" w:fill="auto"/>
-            <w:vAlign w:val="center"/>
-          </w:tcPr>
-          <w:p>
-            <w:pPr>
-              <w:spacing w:before="1" w:line="250" w:lineRule="auto"/>
-              <w:jc w:val="center"/>
-              <w:rPr>
-                <w:rFonts w:ascii="Times New Roman" w:hAnsi="Times New Roman" w:eastAsia="微软雅黑" w:cs="Times New Roman"/>
-                <w:b/>
-                <w:color w:val="244061"/>
-                <w:sz w:val="18"/>
-                <w:szCs w:val="18"/>
-                <w:lang w:eastAsia="zh-CN"/>
-              </w:rPr>
-            </w:pPr>
-          </w:p>
-        </w:tc>
-        <w:tc>
-          <w:tcPr>
-            <w:tcW w:w="1191" w:type="dxa"/>
-            <w:tcBorders>
-              <w:tl2br w:val="nil"/>
-              <w:tr2bl w:val="nil"/>
-            </w:tcBorders>
-            <w:shd w:val="clear" w:color="auto" w:fill="auto"/>
-            <w:vAlign w:val="center"/>
-          </w:tcPr>
-          <w:p>
-            <w:pPr>
-              <w:spacing w:before="1" w:line="250" w:lineRule="auto"/>
-              <w:jc w:val="center"/>
-              <w:rPr>
-                <w:rFonts w:ascii="Times New Roman" w:hAnsi="Times New Roman" w:eastAsia="微软雅黑" w:cs="Times New Roman"/>
-                <w:b/>
-                <w:color w:val="244061"/>
-                <w:sz w:val="18"/>
-                <w:szCs w:val="18"/>
-                <w:lang w:eastAsia="zh-CN"/>
-              </w:rPr>
-            </w:pPr>
-            <w:r>
-              <w:rPr>
-                <w:rFonts w:ascii="Times New Roman" w:hAnsi="Times New Roman" w:eastAsia="微软雅黑" w:cs="Times New Roman"/>
-                <w:b/>
-                <w:color w:val="244061"/>
-                <w:sz w:val="18"/>
-                <w:szCs w:val="18"/>
-                <w:lang w:eastAsia="zh-CN"/>
-              </w:rPr>
-              <w:t>C级</w:t>
-            </w:r>
-          </w:p>
-        </w:tc>
-        <w:tc>
-          <w:tcPr>
-            <w:tcW w:w="8247" w:type="dxa"/>
-            <w:tcBorders>
-              <w:tl2br w:val="nil"/>
-              <w:tr2bl w:val="nil"/>
-            </w:tcBorders>
-            <w:shd w:val="clear" w:color="auto" w:fill="auto"/>
-            <w:vAlign w:val="center"/>
-          </w:tcPr>
-          <w:p>
-            <w:pPr>
-              <w:keepNext/>
-              <w:spacing w:before="26"/>
-              <w:jc w:val="center"/>
-              <w:rPr>
-                <w:rFonts w:ascii="Times New Roman" w:hAnsi="Times New Roman" w:eastAsia="微软雅黑" w:cs="Times New Roman"/>
-                <w:b/>
-                <w:color w:val="FFFFFF" w:themeColor="background1"/>
-                <w:sz w:val="18"/>
-                <w:szCs w:val="18"/>
-                <w:lang w:eastAsia="zh-CN"/>
-                <w14:textFill>
-                  <w14:solidFill>
-                    <w14:schemeClr w14:val="bg1"/>
-                  </w14:solidFill>
-                </w14:textFill>
-              </w:rPr>
-            </w:pPr>
-            <w:r>
-              <w:rPr>
-                <w:rFonts w:ascii="Times New Roman" w:hAnsi="Times New Roman" w:eastAsia="微软雅黑" w:cs="Times New Roman"/>
-                <w:sz w:val="18"/>
-                <w:szCs w:val="18"/>
-                <w:lang w:eastAsia="zh-CN"/>
-              </w:rPr>
-              <w:t>{% if tdd.drugcStr == [] %}无{% else%}{% for d in tdd.drugcStr %}{%if loop.last%}</w:t>
-            </w:r>
-            <w:r>
-              <w:rPr>
-                <w:rFonts w:hint="eastAsia" w:ascii="Times New Roman" w:hAnsi="Times New Roman" w:eastAsia="微软雅黑" w:cs="Times New Roman"/>
-                <w:sz w:val="18"/>
-                <w:szCs w:val="18"/>
-                <w:lang w:eastAsia="zh-CN"/>
-              </w:rPr>
-              <w:t>{{ d.nameLevel }}</w:t>
-            </w:r>
-            <w:r>
-              <w:rPr>
-                <w:rFonts w:ascii="Times New Roman" w:hAnsi="Times New Roman" w:eastAsia="微软雅黑" w:cs="Times New Roman"/>
-                <w:sz w:val="18"/>
-                <w:szCs w:val="18"/>
-                <w:lang w:eastAsia="zh-CN"/>
-              </w:rPr>
-              <w:t>{%else%}</w:t>
-            </w:r>
-            <w:r>
-              <w:rPr>
-                <w:rFonts w:hint="eastAsia" w:ascii="Times New Roman" w:hAnsi="Times New Roman" w:eastAsia="微软雅黑" w:cs="Times New Roman"/>
-                <w:sz w:val="18"/>
-                <w:szCs w:val="18"/>
-                <w:lang w:eastAsia="zh-CN"/>
-              </w:rPr>
-              <w:t>{{ d.nameLevel }}</w:t>
-            </w:r>
-            <w:r>
-              <w:rPr>
-                <w:rFonts w:ascii="Times New Roman" w:hAnsi="Times New Roman" w:eastAsia="微软雅黑" w:cs="Times New Roman"/>
-                <w:sz w:val="18"/>
-                <w:szCs w:val="18"/>
-                <w:lang w:eastAsia="zh-CN"/>
-              </w:rPr>
-              <w:t>，{%endif%}{% endfor %}{% endif%}</w:t>
-            </w:r>
-          </w:p>
-        </w:tc>
-      </w:tr>
-      <w:tr>
-        <w:tblPrEx>
-          <w:tblBorders>
-            <w:top w:val="single" w:color="244061" w:sz="18" w:space="0"/>
-            <w:left w:val="none" w:color="auto" w:sz="0" w:space="0"/>
-            <w:bottom w:val="dashed" w:color="244061" w:sz="4" w:space="0"/>
-            <w:right w:val="none" w:color="auto" w:sz="0" w:space="0"/>
-            <w:insideH w:val="dashed" w:color="244061" w:sz="4" w:space="0"/>
-            <w:insideV w:val="dashed" w:color="244061" w:sz="4" w:space="0"/>
-          </w:tblBorders>
-          <w:tblCellMar>
-            <w:top w:w="0" w:type="dxa"/>
-            <w:left w:w="108" w:type="dxa"/>
-            <w:bottom w:w="0" w:type="dxa"/>
-            <w:right w:w="108" w:type="dxa"/>
-          </w:tblCellMar>
-        </w:tblPrEx>
-        <w:trPr>
-          <w:trHeight w:val="474" w:hRule="atLeast"/>
-          <w:jc w:val="center"/>
-        </w:trPr>
-        <w:tc>
-          <w:tcPr>
-            <w:tcW w:w="432" w:type="dxa"/>
-            <w:vMerge w:val="continue"/>
-            <w:tcBorders>
-              <w:tl2br w:val="nil"/>
-              <w:tr2bl w:val="nil"/>
-            </w:tcBorders>
-            <w:shd w:val="clear" w:color="auto" w:fill="auto"/>
-            <w:vAlign w:val="center"/>
-          </w:tcPr>
-          <w:p>
-            <w:pPr>
-              <w:spacing w:before="1" w:line="250" w:lineRule="auto"/>
-              <w:jc w:val="center"/>
-              <w:rPr>
-                <w:rFonts w:ascii="Times New Roman" w:hAnsi="Times New Roman" w:eastAsia="微软雅黑" w:cs="Times New Roman"/>
-                <w:b/>
-                <w:color w:val="244061"/>
-                <w:sz w:val="18"/>
-                <w:szCs w:val="18"/>
-                <w:lang w:eastAsia="zh-CN"/>
-              </w:rPr>
-            </w:pPr>
-          </w:p>
-        </w:tc>
-        <w:tc>
-          <w:tcPr>
-            <w:tcW w:w="1191" w:type="dxa"/>
-            <w:tcBorders>
-              <w:tl2br w:val="nil"/>
-              <w:tr2bl w:val="nil"/>
-            </w:tcBorders>
-            <w:shd w:val="clear" w:color="auto" w:fill="auto"/>
-            <w:vAlign w:val="center"/>
-          </w:tcPr>
-          <w:p>
-            <w:pPr>
-              <w:spacing w:before="1" w:line="250" w:lineRule="auto"/>
-              <w:jc w:val="center"/>
-              <w:rPr>
-                <w:rFonts w:ascii="Times New Roman" w:hAnsi="Times New Roman" w:eastAsia="微软雅黑" w:cs="Times New Roman"/>
-                <w:b/>
-                <w:color w:val="244061"/>
-                <w:sz w:val="18"/>
-                <w:szCs w:val="18"/>
-                <w:lang w:eastAsia="zh-CN"/>
-              </w:rPr>
-            </w:pPr>
-            <w:r>
-              <w:rPr>
-                <w:rFonts w:hint="eastAsia" w:ascii="Times New Roman" w:hAnsi="Times New Roman" w:eastAsia="微软雅黑" w:cs="Times New Roman"/>
-                <w:b/>
-                <w:color w:val="244061"/>
-                <w:sz w:val="18"/>
-                <w:szCs w:val="18"/>
-                <w:lang w:eastAsia="zh-CN"/>
-              </w:rPr>
-              <w:t>D</w:t>
-            </w:r>
-            <w:r>
-              <w:rPr>
-                <w:rFonts w:ascii="Times New Roman" w:hAnsi="Times New Roman" w:eastAsia="微软雅黑" w:cs="Times New Roman"/>
-                <w:b/>
-                <w:color w:val="244061"/>
-                <w:sz w:val="18"/>
-                <w:szCs w:val="18"/>
-                <w:lang w:eastAsia="zh-CN"/>
-              </w:rPr>
-              <w:t>级</w:t>
-            </w:r>
-          </w:p>
-        </w:tc>
-        <w:tc>
-          <w:tcPr>
-            <w:tcW w:w="8247" w:type="dxa"/>
-            <w:tcBorders>
-              <w:tl2br w:val="nil"/>
-              <w:tr2bl w:val="nil"/>
-            </w:tcBorders>
-            <w:shd w:val="clear" w:color="auto" w:fill="auto"/>
-            <w:vAlign w:val="center"/>
-          </w:tcPr>
-          <w:p>
-            <w:pPr>
-              <w:keepNext/>
-              <w:spacing w:before="26"/>
-              <w:jc w:val="center"/>
-              <w:rPr>
-                <w:rFonts w:ascii="Times New Roman" w:hAnsi="Times New Roman" w:eastAsia="微软雅黑" w:cs="Times New Roman"/>
-                <w:b/>
-                <w:color w:val="FFFFFF" w:themeColor="background1"/>
-                <w:sz w:val="18"/>
-                <w:szCs w:val="18"/>
-                <w:lang w:eastAsia="zh-CN"/>
-                <w14:textFill>
-                  <w14:solidFill>
-                    <w14:schemeClr w14:val="bg1"/>
-                  </w14:solidFill>
-                </w14:textFill>
-              </w:rPr>
-            </w:pPr>
-            <w:r>
-              <w:rPr>
-                <w:rFonts w:ascii="Times New Roman" w:hAnsi="Times New Roman" w:eastAsia="微软雅黑" w:cs="Times New Roman"/>
-                <w:sz w:val="18"/>
-                <w:szCs w:val="18"/>
-                <w:lang w:eastAsia="zh-CN"/>
-              </w:rPr>
-              <w:t>{% if tdd.drug</w:t>
-            </w:r>
-            <w:r>
-              <w:rPr>
-                <w:rFonts w:hint="eastAsia" w:ascii="Times New Roman" w:hAnsi="Times New Roman" w:eastAsia="微软雅黑" w:cs="Times New Roman"/>
-                <w:sz w:val="18"/>
-                <w:szCs w:val="18"/>
-                <w:lang w:eastAsia="zh-CN"/>
-              </w:rPr>
-              <w:t>d</w:t>
-            </w:r>
-            <w:r>
-              <w:rPr>
-                <w:rFonts w:ascii="Times New Roman" w:hAnsi="Times New Roman" w:eastAsia="微软雅黑" w:cs="Times New Roman"/>
-                <w:sz w:val="18"/>
-                <w:szCs w:val="18"/>
-                <w:lang w:eastAsia="zh-CN"/>
-              </w:rPr>
-              <w:t>Str == [] %}无{% else%}{% for d in tdd.drug</w:t>
-            </w:r>
-            <w:r>
-              <w:rPr>
-                <w:rFonts w:hint="eastAsia" w:ascii="Times New Roman" w:hAnsi="Times New Roman" w:eastAsia="微软雅黑" w:cs="Times New Roman"/>
-                <w:sz w:val="18"/>
-                <w:szCs w:val="18"/>
-                <w:lang w:eastAsia="zh-CN"/>
-              </w:rPr>
-              <w:t>d</w:t>
-            </w:r>
-            <w:r>
-              <w:rPr>
-                <w:rFonts w:ascii="Times New Roman" w:hAnsi="Times New Roman" w:eastAsia="微软雅黑" w:cs="Times New Roman"/>
-                <w:sz w:val="18"/>
-                <w:szCs w:val="18"/>
-                <w:lang w:eastAsia="zh-CN"/>
-              </w:rPr>
-              <w:t>Str %}{%if loop.last%}</w:t>
-            </w:r>
-            <w:r>
-              <w:rPr>
-                <w:rFonts w:hint="eastAsia" w:ascii="Times New Roman" w:hAnsi="Times New Roman" w:eastAsia="微软雅黑" w:cs="Times New Roman"/>
-                <w:sz w:val="18"/>
-                <w:szCs w:val="18"/>
-                <w:lang w:eastAsia="zh-CN"/>
-              </w:rPr>
-              <w:t>{{ d.nameLevel }}</w:t>
-            </w:r>
-            <w:r>
-              <w:rPr>
-                <w:rFonts w:ascii="Times New Roman" w:hAnsi="Times New Roman" w:eastAsia="微软雅黑" w:cs="Times New Roman"/>
-                <w:sz w:val="18"/>
-                <w:szCs w:val="18"/>
-                <w:lang w:eastAsia="zh-CN"/>
-              </w:rPr>
-              <w:t>{%else%}</w:t>
-            </w:r>
-            <w:r>
-              <w:rPr>
-                <w:rFonts w:hint="eastAsia" w:ascii="Times New Roman" w:hAnsi="Times New Roman" w:eastAsia="微软雅黑" w:cs="Times New Roman"/>
-                <w:sz w:val="18"/>
-                <w:szCs w:val="18"/>
-                <w:lang w:eastAsia="zh-CN"/>
-              </w:rPr>
-              <w:t>{{ d.nameLevel }}</w:t>
-            </w:r>
-            <w:r>
-              <w:rPr>
-                <w:rFonts w:ascii="Times New Roman" w:hAnsi="Times New Roman" w:eastAsia="微软雅黑" w:cs="Times New Roman"/>
-                <w:sz w:val="18"/>
-                <w:szCs w:val="18"/>
-                <w:lang w:eastAsia="zh-CN"/>
-              </w:rPr>
-              <w:t>，{%endif%}{% endfor %}{% endif%}</w:t>
-            </w:r>
-          </w:p>
-        </w:tc>
-      </w:tr>
-      <w:tr>
-        <w:tblPrEx>
-          <w:tblBorders>
-            <w:top w:val="single" w:color="244061" w:sz="18" w:space="0"/>
-            <w:left w:val="none" w:color="auto" w:sz="0" w:space="0"/>
-            <w:bottom w:val="dashed" w:color="244061" w:sz="4" w:space="0"/>
-            <w:right w:val="none" w:color="auto" w:sz="0" w:space="0"/>
-            <w:insideH w:val="dashed" w:color="244061" w:sz="4" w:space="0"/>
-            <w:insideV w:val="dashed" w:color="244061" w:sz="4" w:space="0"/>
-          </w:tblBorders>
-          <w:tblCellMar>
-            <w:top w:w="0" w:type="dxa"/>
-            <w:left w:w="108" w:type="dxa"/>
-            <w:bottom w:w="0" w:type="dxa"/>
-            <w:right w:w="108" w:type="dxa"/>
-          </w:tblCellMar>
-        </w:tblPrEx>
-        <w:trPr>
-          <w:trHeight w:val="474" w:hRule="atLeast"/>
-          <w:jc w:val="center"/>
-        </w:trPr>
-        <w:tc>
-          <w:tcPr>
-            <w:tcW w:w="432" w:type="dxa"/>
-            <w:vMerge w:val="restart"/>
-            <w:tcBorders>
-              <w:tl2br w:val="nil"/>
-              <w:tr2bl w:val="nil"/>
-            </w:tcBorders>
-            <w:shd w:val="clear" w:color="auto" w:fill="auto"/>
-            <w:vAlign w:val="center"/>
-          </w:tcPr>
-          <w:p>
-            <w:pPr>
-              <w:keepNext/>
-              <w:spacing w:before="26"/>
-              <w:jc w:val="center"/>
-              <w:rPr>
-                <w:rFonts w:ascii="Times New Roman" w:hAnsi="Times New Roman" w:eastAsia="微软雅黑" w:cs="Times New Roman"/>
-                <w:b/>
-                <w:color w:val="244061"/>
-                <w:sz w:val="18"/>
-                <w:szCs w:val="18"/>
-                <w:lang w:eastAsia="zh-CN"/>
-              </w:rPr>
-            </w:pPr>
-            <w:r>
-              <w:rPr>
-                <w:rFonts w:ascii="Times New Roman" w:hAnsi="Times New Roman" w:eastAsia="微软雅黑" w:cs="Times New Roman"/>
-                <w:b/>
-                <w:color w:val="244061"/>
-                <w:sz w:val="18"/>
-                <w:szCs w:val="18"/>
-                <w:lang w:eastAsia="zh-CN"/>
-              </w:rPr>
-              <w:t>潜在耐药信息</w:t>
-            </w:r>
-          </w:p>
-        </w:tc>
-        <w:tc>
-          <w:tcPr>
-            <w:tcW w:w="1191" w:type="dxa"/>
-            <w:tcBorders>
-              <w:tl2br w:val="nil"/>
-              <w:tr2bl w:val="nil"/>
-            </w:tcBorders>
-            <w:shd w:val="clear" w:color="auto" w:fill="auto"/>
-            <w:vAlign w:val="center"/>
-          </w:tcPr>
-          <w:p>
-            <w:pPr>
-              <w:keepNext/>
-              <w:spacing w:before="26"/>
-              <w:jc w:val="center"/>
-              <w:rPr>
-                <w:rFonts w:ascii="Times New Roman" w:hAnsi="Times New Roman" w:eastAsia="微软雅黑" w:cs="Times New Roman"/>
-                <w:b/>
-                <w:color w:val="244061"/>
-                <w:sz w:val="18"/>
-                <w:szCs w:val="18"/>
-                <w:lang w:eastAsia="zh-CN"/>
-              </w:rPr>
-            </w:pPr>
-            <w:r>
-              <w:rPr>
-                <w:rFonts w:ascii="Times New Roman" w:hAnsi="Times New Roman" w:eastAsia="微软雅黑" w:cs="Times New Roman"/>
-                <w:b/>
-                <w:color w:val="244061"/>
-                <w:sz w:val="18"/>
-                <w:szCs w:val="18"/>
-                <w:lang w:eastAsia="zh-CN"/>
-              </w:rPr>
-              <w:t>A级</w:t>
-            </w:r>
-          </w:p>
-        </w:tc>
-        <w:tc>
-          <w:tcPr>
-            <w:tcW w:w="8247" w:type="dxa"/>
-            <w:tcBorders>
-              <w:tl2br w:val="nil"/>
-              <w:tr2bl w:val="nil"/>
-            </w:tcBorders>
-            <w:shd w:val="clear" w:color="auto" w:fill="auto"/>
-            <w:vAlign w:val="center"/>
-          </w:tcPr>
-          <w:p>
-            <w:pPr>
-              <w:keepNext/>
-              <w:spacing w:before="26"/>
-              <w:jc w:val="center"/>
-              <w:rPr>
-                <w:rFonts w:ascii="Times New Roman" w:hAnsi="Times New Roman" w:eastAsia="微软雅黑" w:cs="Times New Roman"/>
-                <w:sz w:val="18"/>
-                <w:szCs w:val="18"/>
-                <w:lang w:eastAsia="zh-CN"/>
-              </w:rPr>
-            </w:pPr>
-            <w:r>
-              <w:rPr>
-                <w:rFonts w:ascii="Times New Roman" w:hAnsi="Times New Roman" w:eastAsia="微软雅黑" w:cs="Times New Roman"/>
-                <w:sz w:val="18"/>
-                <w:szCs w:val="18"/>
-                <w:lang w:eastAsia="zh-CN"/>
-              </w:rPr>
-              <w:t>{% if tdd.resistant</w:t>
-            </w:r>
-            <w:r>
-              <w:rPr>
-                <w:rFonts w:hint="eastAsia" w:ascii="Times New Roman" w:hAnsi="Times New Roman" w:eastAsia="微软雅黑" w:cs="Times New Roman"/>
-                <w:sz w:val="18"/>
-                <w:szCs w:val="18"/>
-                <w:lang w:eastAsia="zh-CN"/>
-              </w:rPr>
-              <w:t>a</w:t>
-            </w:r>
-            <w:r>
-              <w:rPr>
-                <w:rFonts w:ascii="Times New Roman" w:hAnsi="Times New Roman" w:eastAsia="微软雅黑" w:cs="Times New Roman"/>
-                <w:sz w:val="18"/>
-                <w:szCs w:val="18"/>
-                <w:lang w:eastAsia="zh-CN"/>
-              </w:rPr>
-              <w:t>Str == [] %}无{% else%}{% for d in tdd.resistant</w:t>
-            </w:r>
-            <w:r>
-              <w:rPr>
-                <w:rFonts w:hint="eastAsia" w:ascii="Times New Roman" w:hAnsi="Times New Roman" w:eastAsia="微软雅黑" w:cs="Times New Roman"/>
-                <w:sz w:val="18"/>
-                <w:szCs w:val="18"/>
-                <w:lang w:eastAsia="zh-CN"/>
-              </w:rPr>
-              <w:t>a</w:t>
-            </w:r>
-            <w:r>
-              <w:rPr>
-                <w:rFonts w:ascii="Times New Roman" w:hAnsi="Times New Roman" w:eastAsia="微软雅黑" w:cs="Times New Roman"/>
-                <w:sz w:val="18"/>
-                <w:szCs w:val="18"/>
-                <w:lang w:eastAsia="zh-CN"/>
-              </w:rPr>
-              <w:t>Str %}{%if loop.last%}</w:t>
-            </w:r>
-            <w:r>
-              <w:rPr>
-                <w:rFonts w:hint="eastAsia" w:ascii="Times New Roman" w:hAnsi="Times New Roman" w:eastAsia="微软雅黑" w:cs="Times New Roman"/>
-                <w:sz w:val="18"/>
-                <w:szCs w:val="18"/>
-                <w:lang w:eastAsia="zh-CN"/>
-              </w:rPr>
-              <w:t>{{ d.nameLevel }}</w:t>
-            </w:r>
-            <w:r>
-              <w:rPr>
-                <w:rFonts w:ascii="Times New Roman" w:hAnsi="Times New Roman" w:eastAsia="微软雅黑" w:cs="Times New Roman"/>
-                <w:sz w:val="18"/>
-                <w:szCs w:val="18"/>
-                <w:lang w:eastAsia="zh-CN"/>
-              </w:rPr>
-              <w:t>{%else%}</w:t>
-            </w:r>
-            <w:r>
-              <w:rPr>
-                <w:rFonts w:hint="eastAsia" w:ascii="Times New Roman" w:hAnsi="Times New Roman" w:eastAsia="微软雅黑" w:cs="Times New Roman"/>
-                <w:sz w:val="18"/>
-                <w:szCs w:val="18"/>
-                <w:lang w:eastAsia="zh-CN"/>
-              </w:rPr>
-              <w:t>{{ d.nameLevel }}</w:t>
-            </w:r>
-            <w:r>
-              <w:rPr>
-                <w:rFonts w:ascii="Times New Roman" w:hAnsi="Times New Roman" w:eastAsia="微软雅黑" w:cs="Times New Roman"/>
-                <w:sz w:val="18"/>
-                <w:szCs w:val="18"/>
-                <w:lang w:eastAsia="zh-CN"/>
-              </w:rPr>
-              <w:t>，{%endif%}{% endfor %}{% endif%}</w:t>
-            </w:r>
-          </w:p>
-        </w:tc>
-      </w:tr>
-      <w:tr>
-        <w:tblPrEx>
-          <w:tblBorders>
-            <w:top w:val="single" w:color="244061" w:sz="18" w:space="0"/>
-            <w:left w:val="none" w:color="auto" w:sz="0" w:space="0"/>
-            <w:bottom w:val="dashed" w:color="244061" w:sz="4" w:space="0"/>
-            <w:right w:val="none" w:color="auto" w:sz="0" w:space="0"/>
-            <w:insideH w:val="dashed" w:color="244061" w:sz="4" w:space="0"/>
-            <w:insideV w:val="dashed" w:color="244061" w:sz="4" w:space="0"/>
-          </w:tblBorders>
-          <w:tblCellMar>
-            <w:top w:w="0" w:type="dxa"/>
-            <w:left w:w="108" w:type="dxa"/>
-            <w:bottom w:w="0" w:type="dxa"/>
-            <w:right w:w="108" w:type="dxa"/>
-          </w:tblCellMar>
-        </w:tblPrEx>
-        <w:trPr>
-          <w:trHeight w:val="474" w:hRule="atLeast"/>
-          <w:jc w:val="center"/>
-        </w:trPr>
-        <w:tc>
-          <w:tcPr>
-            <w:tcW w:w="432" w:type="dxa"/>
-            <w:vMerge w:val="continue"/>
-            <w:tcBorders>
-              <w:tl2br w:val="nil"/>
-              <w:tr2bl w:val="nil"/>
-            </w:tcBorders>
-            <w:shd w:val="clear" w:color="auto" w:fill="auto"/>
-            <w:vAlign w:val="center"/>
-          </w:tcPr>
-          <w:p>
-            <w:pPr>
-              <w:keepNext/>
-              <w:spacing w:before="26"/>
-              <w:jc w:val="center"/>
-              <w:rPr>
-                <w:rFonts w:ascii="Times New Roman" w:hAnsi="Times New Roman" w:eastAsia="微软雅黑" w:cs="Times New Roman"/>
-                <w:b/>
-                <w:color w:val="244061"/>
-                <w:sz w:val="18"/>
-                <w:szCs w:val="18"/>
-                <w:lang w:eastAsia="zh-CN"/>
-              </w:rPr>
-            </w:pPr>
-          </w:p>
-        </w:tc>
-        <w:tc>
-          <w:tcPr>
-            <w:tcW w:w="1191" w:type="dxa"/>
-            <w:tcBorders>
-              <w:tl2br w:val="nil"/>
-              <w:tr2bl w:val="nil"/>
-            </w:tcBorders>
-            <w:shd w:val="clear" w:color="auto" w:fill="auto"/>
-            <w:vAlign w:val="center"/>
-          </w:tcPr>
-          <w:p>
-            <w:pPr>
-              <w:keepNext/>
-              <w:spacing w:before="26"/>
-              <w:jc w:val="center"/>
-              <w:rPr>
-                <w:rFonts w:ascii="Times New Roman" w:hAnsi="Times New Roman" w:eastAsia="微软雅黑" w:cs="Times New Roman"/>
-                <w:b/>
-                <w:color w:val="244061"/>
-                <w:sz w:val="18"/>
-                <w:szCs w:val="18"/>
-                <w:lang w:eastAsia="zh-CN"/>
-              </w:rPr>
-            </w:pPr>
-            <w:r>
-              <w:rPr>
-                <w:rFonts w:ascii="Times New Roman" w:hAnsi="Times New Roman" w:eastAsia="微软雅黑" w:cs="Times New Roman"/>
-                <w:b/>
-                <w:color w:val="244061"/>
-                <w:sz w:val="18"/>
-                <w:szCs w:val="18"/>
-                <w:lang w:eastAsia="zh-CN"/>
-              </w:rPr>
-              <w:t>B级</w:t>
-            </w:r>
-          </w:p>
-        </w:tc>
-        <w:tc>
-          <w:tcPr>
-            <w:tcW w:w="8247" w:type="dxa"/>
-            <w:tcBorders>
-              <w:tl2br w:val="nil"/>
-              <w:tr2bl w:val="nil"/>
-            </w:tcBorders>
-            <w:shd w:val="clear" w:color="auto" w:fill="auto"/>
-            <w:vAlign w:val="center"/>
-          </w:tcPr>
-          <w:p>
-            <w:pPr>
-              <w:keepNext/>
-              <w:spacing w:before="26"/>
-              <w:jc w:val="center"/>
-              <w:rPr>
-                <w:rFonts w:ascii="Times New Roman" w:hAnsi="Times New Roman" w:eastAsia="微软雅黑" w:cs="Times New Roman"/>
-                <w:sz w:val="18"/>
-                <w:szCs w:val="18"/>
-                <w:lang w:eastAsia="zh-CN"/>
-              </w:rPr>
-            </w:pPr>
-            <w:r>
-              <w:rPr>
-                <w:rFonts w:ascii="Times New Roman" w:hAnsi="Times New Roman" w:eastAsia="微软雅黑" w:cs="Times New Roman"/>
-                <w:sz w:val="18"/>
-                <w:szCs w:val="18"/>
-                <w:lang w:eastAsia="zh-CN"/>
-              </w:rPr>
-              <w:t>{% if tdd.resistant</w:t>
-            </w:r>
-            <w:r>
-              <w:rPr>
-                <w:rFonts w:hint="eastAsia" w:ascii="Times New Roman" w:hAnsi="Times New Roman" w:eastAsia="微软雅黑" w:cs="Times New Roman"/>
-                <w:sz w:val="18"/>
-                <w:szCs w:val="18"/>
-                <w:lang w:eastAsia="zh-CN"/>
-              </w:rPr>
-              <w:t>b</w:t>
-            </w:r>
-            <w:r>
-              <w:rPr>
-                <w:rFonts w:ascii="Times New Roman" w:hAnsi="Times New Roman" w:eastAsia="微软雅黑" w:cs="Times New Roman"/>
-                <w:sz w:val="18"/>
-                <w:szCs w:val="18"/>
-                <w:lang w:eastAsia="zh-CN"/>
-              </w:rPr>
-              <w:t>Str == [] %}无{% else%}{% for d in tdd.resistant</w:t>
-            </w:r>
-            <w:r>
-              <w:rPr>
-                <w:rFonts w:hint="eastAsia" w:ascii="Times New Roman" w:hAnsi="Times New Roman" w:eastAsia="微软雅黑" w:cs="Times New Roman"/>
-                <w:sz w:val="18"/>
-                <w:szCs w:val="18"/>
-                <w:lang w:eastAsia="zh-CN"/>
-              </w:rPr>
-              <w:t>b</w:t>
-            </w:r>
-            <w:r>
-              <w:rPr>
-                <w:rFonts w:ascii="Times New Roman" w:hAnsi="Times New Roman" w:eastAsia="微软雅黑" w:cs="Times New Roman"/>
-                <w:sz w:val="18"/>
-                <w:szCs w:val="18"/>
-                <w:lang w:eastAsia="zh-CN"/>
-              </w:rPr>
-              <w:t>Str %}{%if loop.last%}</w:t>
-            </w:r>
-            <w:r>
-              <w:rPr>
-                <w:rFonts w:hint="eastAsia" w:ascii="Times New Roman" w:hAnsi="Times New Roman" w:eastAsia="微软雅黑" w:cs="Times New Roman"/>
-                <w:sz w:val="18"/>
-                <w:szCs w:val="18"/>
-                <w:lang w:eastAsia="zh-CN"/>
-              </w:rPr>
-              <w:t>{{ d.nameLevel }}</w:t>
-            </w:r>
-            <w:r>
-              <w:rPr>
-                <w:rFonts w:ascii="Times New Roman" w:hAnsi="Times New Roman" w:eastAsia="微软雅黑" w:cs="Times New Roman"/>
-                <w:sz w:val="18"/>
-                <w:szCs w:val="18"/>
-                <w:lang w:eastAsia="zh-CN"/>
-              </w:rPr>
-              <w:t>{%else%}</w:t>
-            </w:r>
-            <w:r>
-              <w:rPr>
-                <w:rFonts w:hint="eastAsia" w:ascii="Times New Roman" w:hAnsi="Times New Roman" w:eastAsia="微软雅黑" w:cs="Times New Roman"/>
-                <w:sz w:val="18"/>
-                <w:szCs w:val="18"/>
-                <w:lang w:eastAsia="zh-CN"/>
-              </w:rPr>
-              <w:t>{{ d.nameLevel }}</w:t>
-            </w:r>
-            <w:r>
-              <w:rPr>
-                <w:rFonts w:ascii="Times New Roman" w:hAnsi="Times New Roman" w:eastAsia="微软雅黑" w:cs="Times New Roman"/>
-                <w:sz w:val="18"/>
-                <w:szCs w:val="18"/>
-                <w:lang w:eastAsia="zh-CN"/>
-              </w:rPr>
-              <w:t>，{%endif%}{% endfor %}{% endif%}</w:t>
-            </w:r>
-          </w:p>
-        </w:tc>
-      </w:tr>
-      <w:tr>
-        <w:tblPrEx>
-          <w:tblBorders>
-            <w:top w:val="single" w:color="244061" w:sz="18" w:space="0"/>
-            <w:left w:val="none" w:color="auto" w:sz="0" w:space="0"/>
-            <w:bottom w:val="dashed" w:color="244061" w:sz="4" w:space="0"/>
-            <w:right w:val="none" w:color="auto" w:sz="0" w:space="0"/>
-            <w:insideH w:val="dashed" w:color="244061" w:sz="4" w:space="0"/>
-            <w:insideV w:val="dashed" w:color="244061" w:sz="4" w:space="0"/>
-          </w:tblBorders>
-          <w:tblCellMar>
-            <w:top w:w="0" w:type="dxa"/>
-            <w:left w:w="108" w:type="dxa"/>
-            <w:bottom w:w="0" w:type="dxa"/>
-            <w:right w:w="108" w:type="dxa"/>
-          </w:tblCellMar>
-        </w:tblPrEx>
-        <w:trPr>
-          <w:trHeight w:val="474" w:hRule="atLeast"/>
-          <w:jc w:val="center"/>
-        </w:trPr>
-        <w:tc>
-          <w:tcPr>
-            <w:tcW w:w="432" w:type="dxa"/>
-            <w:vMerge w:val="continue"/>
-            <w:tcBorders>
-              <w:tl2br w:val="nil"/>
-              <w:tr2bl w:val="nil"/>
-            </w:tcBorders>
-            <w:shd w:val="clear" w:color="auto" w:fill="auto"/>
-            <w:vAlign w:val="center"/>
-          </w:tcPr>
-          <w:p>
-            <w:pPr>
-              <w:keepNext/>
-              <w:spacing w:before="26"/>
-              <w:jc w:val="center"/>
-              <w:rPr>
-                <w:rFonts w:ascii="Times New Roman" w:hAnsi="Times New Roman" w:eastAsia="微软雅黑" w:cs="Times New Roman"/>
-                <w:b/>
-                <w:color w:val="244061"/>
-                <w:sz w:val="18"/>
-                <w:szCs w:val="18"/>
-                <w:lang w:eastAsia="zh-CN"/>
-              </w:rPr>
-            </w:pPr>
-          </w:p>
-        </w:tc>
-        <w:tc>
-          <w:tcPr>
-            <w:tcW w:w="1191" w:type="dxa"/>
-            <w:tcBorders>
-              <w:tl2br w:val="nil"/>
-              <w:tr2bl w:val="nil"/>
-            </w:tcBorders>
-            <w:shd w:val="clear" w:color="auto" w:fill="auto"/>
-            <w:vAlign w:val="center"/>
-          </w:tcPr>
-          <w:p>
-            <w:pPr>
-              <w:keepNext/>
-              <w:spacing w:before="26"/>
-              <w:jc w:val="center"/>
-              <w:rPr>
-                <w:rFonts w:ascii="Times New Roman" w:hAnsi="Times New Roman" w:eastAsia="微软雅黑" w:cs="Times New Roman"/>
-                <w:b/>
-                <w:color w:val="244061"/>
-                <w:sz w:val="18"/>
-                <w:szCs w:val="18"/>
-                <w:lang w:eastAsia="zh-CN"/>
-              </w:rPr>
-            </w:pPr>
-            <w:r>
-              <w:rPr>
-                <w:rFonts w:ascii="Times New Roman" w:hAnsi="Times New Roman" w:eastAsia="微软雅黑" w:cs="Times New Roman"/>
-                <w:b/>
-                <w:color w:val="244061"/>
-                <w:sz w:val="18"/>
-                <w:szCs w:val="18"/>
-                <w:lang w:eastAsia="zh-CN"/>
-              </w:rPr>
-              <w:t>C级</w:t>
-            </w:r>
-          </w:p>
-        </w:tc>
-        <w:tc>
-          <w:tcPr>
-            <w:tcW w:w="8247" w:type="dxa"/>
-            <w:tcBorders>
-              <w:tl2br w:val="nil"/>
-              <w:tr2bl w:val="nil"/>
-            </w:tcBorders>
-            <w:shd w:val="clear" w:color="auto" w:fill="auto"/>
-            <w:vAlign w:val="center"/>
-          </w:tcPr>
-          <w:p>
-            <w:pPr>
-              <w:keepNext/>
-              <w:spacing w:before="26"/>
-              <w:jc w:val="center"/>
-              <w:rPr>
-                <w:rFonts w:ascii="Times New Roman" w:hAnsi="Times New Roman" w:eastAsia="微软雅黑" w:cs="Times New Roman"/>
-                <w:sz w:val="18"/>
-                <w:szCs w:val="18"/>
-                <w:lang w:eastAsia="zh-CN"/>
-              </w:rPr>
-            </w:pPr>
-            <w:r>
-              <w:rPr>
-                <w:rFonts w:ascii="Times New Roman" w:hAnsi="Times New Roman" w:eastAsia="微软雅黑" w:cs="Times New Roman"/>
-                <w:sz w:val="18"/>
-                <w:szCs w:val="18"/>
-                <w:lang w:eastAsia="zh-CN"/>
-              </w:rPr>
-              <w:t>{% if tdd.resistant</w:t>
-            </w:r>
-            <w:r>
-              <w:rPr>
-                <w:rFonts w:hint="eastAsia" w:ascii="Times New Roman" w:hAnsi="Times New Roman" w:eastAsia="微软雅黑" w:cs="Times New Roman"/>
-                <w:sz w:val="18"/>
-                <w:szCs w:val="18"/>
-                <w:lang w:eastAsia="zh-CN"/>
-              </w:rPr>
-              <w:t>c</w:t>
-            </w:r>
-            <w:r>
-              <w:rPr>
-                <w:rFonts w:ascii="Times New Roman" w:hAnsi="Times New Roman" w:eastAsia="微软雅黑" w:cs="Times New Roman"/>
-                <w:sz w:val="18"/>
-                <w:szCs w:val="18"/>
-                <w:lang w:eastAsia="zh-CN"/>
-              </w:rPr>
-              <w:t>Str == [] %}无{% else%}{% for d in tdd.resistant</w:t>
-            </w:r>
-            <w:r>
-              <w:rPr>
-                <w:rFonts w:hint="eastAsia" w:ascii="Times New Roman" w:hAnsi="Times New Roman" w:eastAsia="微软雅黑" w:cs="Times New Roman"/>
-                <w:sz w:val="18"/>
-                <w:szCs w:val="18"/>
-                <w:lang w:eastAsia="zh-CN"/>
-              </w:rPr>
-              <w:t>c</w:t>
-            </w:r>
-            <w:r>
-              <w:rPr>
-                <w:rFonts w:ascii="Times New Roman" w:hAnsi="Times New Roman" w:eastAsia="微软雅黑" w:cs="Times New Roman"/>
-                <w:sz w:val="18"/>
-                <w:szCs w:val="18"/>
-                <w:lang w:eastAsia="zh-CN"/>
-              </w:rPr>
-              <w:t>Str %}{%if loop.last%}</w:t>
-            </w:r>
-            <w:r>
-              <w:rPr>
-                <w:rFonts w:hint="eastAsia" w:ascii="Times New Roman" w:hAnsi="Times New Roman" w:eastAsia="微软雅黑" w:cs="Times New Roman"/>
-                <w:sz w:val="18"/>
-                <w:szCs w:val="18"/>
-                <w:lang w:eastAsia="zh-CN"/>
-              </w:rPr>
-              <w:t>{{ d.nameLevel }}</w:t>
-            </w:r>
-            <w:r>
-              <w:rPr>
-                <w:rFonts w:ascii="Times New Roman" w:hAnsi="Times New Roman" w:eastAsia="微软雅黑" w:cs="Times New Roman"/>
-                <w:sz w:val="18"/>
-                <w:szCs w:val="18"/>
-                <w:lang w:eastAsia="zh-CN"/>
-              </w:rPr>
-              <w:t>{%else%}</w:t>
-            </w:r>
-            <w:r>
-              <w:rPr>
-                <w:rFonts w:hint="eastAsia" w:ascii="Times New Roman" w:hAnsi="Times New Roman" w:eastAsia="微软雅黑" w:cs="Times New Roman"/>
-                <w:sz w:val="18"/>
-                <w:szCs w:val="18"/>
-                <w:lang w:eastAsia="zh-CN"/>
-              </w:rPr>
-              <w:t>{{ d.nameLevel }}</w:t>
-            </w:r>
-            <w:r>
-              <w:rPr>
-                <w:rFonts w:ascii="Times New Roman" w:hAnsi="Times New Roman" w:eastAsia="微软雅黑" w:cs="Times New Roman"/>
-                <w:sz w:val="18"/>
-                <w:szCs w:val="18"/>
-                <w:lang w:eastAsia="zh-CN"/>
-              </w:rPr>
-              <w:t>，{%endif%}{% endfor %}{% endif%}</w:t>
-            </w:r>
-          </w:p>
-        </w:tc>
-      </w:tr>
-      <w:tr>
-        <w:tblPrEx>
-          <w:tblBorders>
-            <w:top w:val="single" w:color="244061" w:sz="18" w:space="0"/>
-            <w:left w:val="none" w:color="auto" w:sz="0" w:space="0"/>
-            <w:bottom w:val="dashed" w:color="244061" w:sz="4" w:space="0"/>
-            <w:right w:val="none" w:color="auto" w:sz="0" w:space="0"/>
-            <w:insideH w:val="dashed" w:color="244061" w:sz="4" w:space="0"/>
-            <w:insideV w:val="dashed" w:color="244061" w:sz="4" w:space="0"/>
-          </w:tblBorders>
-          <w:tblCellMar>
-            <w:top w:w="0" w:type="dxa"/>
-            <w:left w:w="108" w:type="dxa"/>
-            <w:bottom w:w="0" w:type="dxa"/>
-            <w:right w:w="108" w:type="dxa"/>
-          </w:tblCellMar>
-        </w:tblPrEx>
-        <w:trPr>
-          <w:trHeight w:val="474" w:hRule="atLeast"/>
-          <w:jc w:val="center"/>
-        </w:trPr>
-        <w:tc>
-          <w:tcPr>
-            <w:tcW w:w="432" w:type="dxa"/>
-            <w:vMerge w:val="continue"/>
-            <w:tcBorders>
-              <w:tl2br w:val="nil"/>
-              <w:tr2bl w:val="nil"/>
-            </w:tcBorders>
-            <w:shd w:val="clear" w:color="auto" w:fill="auto"/>
-            <w:vAlign w:val="center"/>
-          </w:tcPr>
-          <w:p>
-            <w:pPr>
-              <w:keepNext/>
-              <w:spacing w:before="26"/>
-              <w:jc w:val="center"/>
-              <w:rPr>
-                <w:rFonts w:ascii="Times New Roman" w:hAnsi="Times New Roman" w:eastAsia="微软雅黑" w:cs="Times New Roman"/>
-                <w:b/>
-                <w:color w:val="244061"/>
-                <w:sz w:val="18"/>
-                <w:szCs w:val="18"/>
-                <w:lang w:eastAsia="zh-CN"/>
-              </w:rPr>
-            </w:pPr>
-          </w:p>
-        </w:tc>
-        <w:tc>
-          <w:tcPr>
-            <w:tcW w:w="1191" w:type="dxa"/>
-            <w:tcBorders>
-              <w:tl2br w:val="nil"/>
-              <w:tr2bl w:val="nil"/>
-            </w:tcBorders>
-            <w:shd w:val="clear" w:color="auto" w:fill="auto"/>
-            <w:vAlign w:val="center"/>
-          </w:tcPr>
-          <w:p>
-            <w:pPr>
-              <w:keepNext/>
-              <w:spacing w:before="26"/>
-              <w:jc w:val="center"/>
-              <w:rPr>
-                <w:rFonts w:ascii="Times New Roman" w:hAnsi="Times New Roman" w:eastAsia="微软雅黑" w:cs="Times New Roman"/>
-                <w:b/>
-                <w:color w:val="244061"/>
-                <w:sz w:val="18"/>
-                <w:szCs w:val="18"/>
-                <w:lang w:eastAsia="zh-CN"/>
-              </w:rPr>
-            </w:pPr>
-            <w:r>
-              <w:rPr>
-                <w:rFonts w:hint="eastAsia" w:ascii="Times New Roman" w:hAnsi="Times New Roman" w:eastAsia="微软雅黑" w:cs="Times New Roman"/>
-                <w:b/>
-                <w:color w:val="244061"/>
-                <w:sz w:val="18"/>
-                <w:szCs w:val="18"/>
-                <w:lang w:eastAsia="zh-CN"/>
-              </w:rPr>
-              <w:t>D</w:t>
-            </w:r>
-            <w:r>
-              <w:rPr>
-                <w:rFonts w:ascii="Times New Roman" w:hAnsi="Times New Roman" w:eastAsia="微软雅黑" w:cs="Times New Roman"/>
-                <w:b/>
-                <w:color w:val="244061"/>
-                <w:sz w:val="18"/>
-                <w:szCs w:val="18"/>
-                <w:lang w:eastAsia="zh-CN"/>
-              </w:rPr>
-              <w:t>级</w:t>
-            </w:r>
-          </w:p>
-        </w:tc>
-        <w:tc>
-          <w:tcPr>
-            <w:tcW w:w="8247" w:type="dxa"/>
-            <w:tcBorders>
-              <w:tl2br w:val="nil"/>
-              <w:tr2bl w:val="nil"/>
-            </w:tcBorders>
-            <w:shd w:val="clear" w:color="auto" w:fill="auto"/>
-            <w:vAlign w:val="center"/>
-          </w:tcPr>
-          <w:p>
-            <w:pPr>
-              <w:keepNext/>
-              <w:spacing w:before="26"/>
-              <w:jc w:val="center"/>
-              <w:rPr>
-                <w:rFonts w:ascii="Times New Roman" w:hAnsi="Times New Roman" w:eastAsia="微软雅黑" w:cs="Times New Roman"/>
-                <w:sz w:val="18"/>
-                <w:szCs w:val="18"/>
-                <w:lang w:eastAsia="zh-CN"/>
-              </w:rPr>
-            </w:pPr>
-            <w:r>
-              <w:rPr>
-                <w:rFonts w:ascii="Times New Roman" w:hAnsi="Times New Roman" w:eastAsia="微软雅黑" w:cs="Times New Roman"/>
-                <w:sz w:val="18"/>
-                <w:szCs w:val="18"/>
-                <w:lang w:eastAsia="zh-CN"/>
-              </w:rPr>
-              <w:t>{% if tdd.resistant</w:t>
-            </w:r>
-            <w:r>
-              <w:rPr>
-                <w:rFonts w:hint="eastAsia" w:ascii="Times New Roman" w:hAnsi="Times New Roman" w:eastAsia="微软雅黑" w:cs="Times New Roman"/>
-                <w:sz w:val="18"/>
-                <w:szCs w:val="18"/>
-                <w:lang w:eastAsia="zh-CN"/>
-              </w:rPr>
-              <w:t>d</w:t>
-            </w:r>
-            <w:r>
-              <w:rPr>
-                <w:rFonts w:ascii="Times New Roman" w:hAnsi="Times New Roman" w:eastAsia="微软雅黑" w:cs="Times New Roman"/>
-                <w:sz w:val="18"/>
-                <w:szCs w:val="18"/>
-                <w:lang w:eastAsia="zh-CN"/>
-              </w:rPr>
-              <w:t>Str == [] %}无{% else%}{% for d in tdd.resistant</w:t>
-            </w:r>
-            <w:r>
-              <w:rPr>
-                <w:rFonts w:hint="eastAsia" w:ascii="Times New Roman" w:hAnsi="Times New Roman" w:eastAsia="微软雅黑" w:cs="Times New Roman"/>
-                <w:sz w:val="18"/>
-                <w:szCs w:val="18"/>
-                <w:lang w:eastAsia="zh-CN"/>
-              </w:rPr>
-              <w:t>d</w:t>
-            </w:r>
-            <w:r>
-              <w:rPr>
-                <w:rFonts w:ascii="Times New Roman" w:hAnsi="Times New Roman" w:eastAsia="微软雅黑" w:cs="Times New Roman"/>
-                <w:sz w:val="18"/>
-                <w:szCs w:val="18"/>
-                <w:lang w:eastAsia="zh-CN"/>
-              </w:rPr>
-              <w:t>Str %}{%if loop.last%}</w:t>
-            </w:r>
-            <w:r>
-              <w:rPr>
-                <w:rFonts w:hint="eastAsia" w:ascii="Times New Roman" w:hAnsi="Times New Roman" w:eastAsia="微软雅黑" w:cs="Times New Roman"/>
-                <w:sz w:val="18"/>
-                <w:szCs w:val="18"/>
-                <w:lang w:eastAsia="zh-CN"/>
-              </w:rPr>
-              <w:t>{{ d.nameLevel }}</w:t>
-            </w:r>
-            <w:r>
-              <w:rPr>
-                <w:rFonts w:ascii="Times New Roman" w:hAnsi="Times New Roman" w:eastAsia="微软雅黑" w:cs="Times New Roman"/>
-                <w:sz w:val="18"/>
-                <w:szCs w:val="18"/>
-                <w:lang w:eastAsia="zh-CN"/>
-              </w:rPr>
-              <w:t>{%else%}</w:t>
-            </w:r>
-            <w:r>
-              <w:rPr>
-                <w:rFonts w:hint="eastAsia" w:ascii="Times New Roman" w:hAnsi="Times New Roman" w:eastAsia="微软雅黑" w:cs="Times New Roman"/>
-                <w:sz w:val="18"/>
-                <w:szCs w:val="18"/>
-                <w:lang w:eastAsia="zh-CN"/>
-              </w:rPr>
-              <w:t>{{ d.nameLevel }}</w:t>
-            </w:r>
-            <w:r>
-              <w:rPr>
-                <w:rFonts w:ascii="Times New Roman" w:hAnsi="Times New Roman" w:eastAsia="微软雅黑" w:cs="Times New Roman"/>
-                <w:sz w:val="18"/>
-                <w:szCs w:val="18"/>
-                <w:lang w:eastAsia="zh-CN"/>
-              </w:rPr>
-              <w:t>，{%endif%}{% endfor %}{% endif%}</w:t>
-            </w:r>
-          </w:p>
-        </w:tc>
-      </w:tr>
-      <w:tr>
-        <w:tblPrEx>
-          <w:tblBorders>
-            <w:top w:val="single" w:color="244061" w:sz="18" w:space="0"/>
-            <w:left w:val="none" w:color="auto" w:sz="0" w:space="0"/>
-            <w:bottom w:val="dashed" w:color="244061" w:sz="4" w:space="0"/>
-            <w:right w:val="none" w:color="auto" w:sz="0" w:space="0"/>
-            <w:insideH w:val="dashed" w:color="244061" w:sz="4" w:space="0"/>
-            <w:insideV w:val="dashed" w:color="244061" w:sz="4" w:space="0"/>
-          </w:tblBorders>
-          <w:tblCellMar>
-            <w:top w:w="0" w:type="dxa"/>
-            <w:left w:w="108" w:type="dxa"/>
-            <w:bottom w:w="0" w:type="dxa"/>
-            <w:right w:w="108" w:type="dxa"/>
-          </w:tblCellMar>
-        </w:tblPrEx>
-        <w:trPr>
-          <w:jc w:val="center"/>
-        </w:trPr>
-        <w:tc>
-          <w:tcPr>
-            <w:tcW w:w="1623" w:type="dxa"/>
-            <w:gridSpan w:val="2"/>
-            <w:tcBorders>
-              <w:tl2br w:val="nil"/>
-              <w:tr2bl w:val="nil"/>
-            </w:tcBorders>
-            <w:shd w:val="clear" w:color="auto" w:fill="auto"/>
-            <w:vAlign w:val="center"/>
-          </w:tcPr>
-          <w:p>
-            <w:pPr>
-              <w:keepNext/>
-              <w:spacing w:before="26"/>
-              <w:jc w:val="center"/>
-              <w:rPr>
-                <w:rFonts w:ascii="Times New Roman" w:hAnsi="Times New Roman" w:eastAsia="微软雅黑" w:cs="Times New Roman"/>
-                <w:b/>
-                <w:color w:val="244061"/>
-                <w:sz w:val="18"/>
-                <w:szCs w:val="18"/>
-                <w:lang w:eastAsia="zh-CN"/>
-              </w:rPr>
-            </w:pPr>
-            <w:r>
-              <w:rPr>
-                <w:rFonts w:hint="eastAsia" w:ascii="Times New Roman" w:hAnsi="Times New Roman" w:eastAsia="微软雅黑" w:cs="Times New Roman"/>
-                <w:b/>
-                <w:color w:val="244061"/>
-                <w:sz w:val="18"/>
-                <w:szCs w:val="18"/>
-                <w:lang w:eastAsia="zh-CN"/>
-              </w:rPr>
-              <w:t>基因突变相关说明</w:t>
-            </w:r>
-          </w:p>
-        </w:tc>
-        <w:tc>
-          <w:tcPr>
-            <w:tcW w:w="8247" w:type="dxa"/>
-            <w:tcBorders>
-              <w:tl2br w:val="nil"/>
-              <w:tr2bl w:val="nil"/>
-            </w:tcBorders>
-            <w:vAlign w:val="center"/>
-          </w:tcPr>
-          <w:p>
-            <w:pPr>
-              <w:keepNext/>
-              <w:spacing w:before="26"/>
-              <w:rPr>
-                <w:rFonts w:ascii="Times New Roman" w:hAnsi="Times New Roman" w:eastAsia="微软雅黑" w:cs="Times New Roman"/>
-                <w:sz w:val="18"/>
-                <w:szCs w:val="18"/>
-                <w:lang w:eastAsia="zh-CN"/>
-              </w:rPr>
-            </w:pPr>
-            <w:r>
-              <w:rPr>
-                <w:rFonts w:hint="eastAsia" w:ascii="Times New Roman" w:hAnsi="Times New Roman" w:eastAsia="微软雅黑" w:cs="Times New Roman"/>
-                <w:sz w:val="18"/>
-                <w:szCs w:val="18"/>
-                <w:lang w:eastAsia="zh-CN"/>
-              </w:rPr>
-              <w:t>{% for md in tdd.medicationDescription %}{% if md.key == '变异解析</w:t>
-            </w:r>
-            <w:r>
-              <w:rPr>
-                <w:rFonts w:ascii="Times New Roman" w:hAnsi="Times New Roman" w:eastAsia="微软雅黑" w:cs="Times New Roman"/>
-                <w:sz w:val="18"/>
-                <w:szCs w:val="18"/>
-                <w:lang w:eastAsia="zh-CN"/>
-              </w:rPr>
-              <w:t>:</w:t>
-            </w:r>
-            <w:r>
-              <w:rPr>
-                <w:rFonts w:hint="eastAsia" w:ascii="Times New Roman" w:hAnsi="Times New Roman" w:eastAsia="微软雅黑" w:cs="Times New Roman"/>
-                <w:sz w:val="18"/>
-                <w:szCs w:val="18"/>
-                <w:lang w:eastAsia="zh-CN"/>
-              </w:rPr>
-              <w:t>' %}</w:t>
-            </w:r>
-            <w:r>
-              <w:rPr>
-                <w:rFonts w:hint="eastAsia" w:ascii="Times New Roman" w:hAnsi="Times New Roman" w:eastAsia="微软雅黑" w:cs="Times New Roman"/>
-                <w:b/>
-                <w:bCs/>
-                <w:sz w:val="18"/>
-                <w:szCs w:val="18"/>
-                <w:lang w:eastAsia="zh-CN"/>
-              </w:rPr>
-              <w:t>{{md.key}}</w:t>
-            </w:r>
-            <w:r>
-              <w:rPr>
-                <w:rFonts w:hint="eastAsia" w:ascii="Times New Roman" w:hAnsi="Times New Roman" w:eastAsia="微软雅黑" w:cs="Times New Roman"/>
-                <w:sz w:val="18"/>
-                <w:szCs w:val="18"/>
-                <w:lang w:eastAsia="zh-CN"/>
-              </w:rPr>
-              <w:t>{{md.value}}{% elif md.value == '' %}{% else%}</w:t>
-            </w:r>
-            <w:r>
-              <w:rPr>
-                <w:rFonts w:hint="eastAsia" w:ascii="Times New Roman" w:hAnsi="Times New Roman" w:eastAsia="微软雅黑" w:cs="Times New Roman"/>
-                <w:b/>
-                <w:bCs/>
-                <w:sz w:val="18"/>
-                <w:szCs w:val="18"/>
-                <w:lang w:eastAsia="zh-CN"/>
-              </w:rPr>
-              <w:t>{{md.key}}</w:t>
-            </w:r>
-            <w:r>
-              <w:rPr>
-                <w:rFonts w:hint="eastAsia" w:ascii="Times New Roman" w:hAnsi="Times New Roman" w:eastAsia="微软雅黑" w:cs="Times New Roman"/>
-                <w:sz w:val="18"/>
-                <w:szCs w:val="18"/>
-                <w:lang w:eastAsia="zh-CN"/>
-              </w:rPr>
-              <w:t>{{md.value}}</w:t>
-            </w:r>
-          </w:p>
-          <w:p>
-            <w:pPr>
-              <w:keepNext/>
-              <w:spacing w:before="26"/>
-              <w:rPr>
-                <w:rFonts w:ascii="Times New Roman" w:hAnsi="Times New Roman" w:eastAsia="微软雅黑" w:cs="Times New Roman"/>
-                <w:sz w:val="18"/>
-                <w:szCs w:val="18"/>
-                <w:lang w:eastAsia="zh-CN"/>
-              </w:rPr>
-            </w:pPr>
-            <w:r>
-              <w:rPr>
-                <w:rFonts w:hint="eastAsia" w:ascii="Times New Roman" w:hAnsi="Times New Roman" w:eastAsia="微软雅黑" w:cs="Times New Roman"/>
-                <w:sz w:val="18"/>
-                <w:szCs w:val="18"/>
-                <w:lang w:eastAsia="zh-CN"/>
-              </w:rPr>
-              <w:t>{% endif %}{% endfor %}</w:t>
-            </w:r>
-          </w:p>
-        </w:tc>
-      </w:tr>
-    </w:tbl>
-    <w:p>
-      <w:pPr>
-        <w:spacing w:before="26"/>
-        <w:rPr>
-          <w:rFonts w:ascii="Times New Roman" w:hAnsi="Times New Roman" w:eastAsia="微软雅黑" w:cs="Times New Roman"/>
-          <w:b/>
-          <w:sz w:val="24"/>
-          <w:szCs w:val="24"/>
-          <w:lang w:eastAsia="zh-CN"/>
-        </w:rPr>
-      </w:pPr>
-      <w:r>
-        <w:rPr>
-          <w:rFonts w:hint="eastAsia" w:ascii="Times New Roman" w:hAnsi="Times New Roman" w:eastAsia="微软雅黑" w:cs="Times New Roman"/>
-          <w:b/>
-          <w:sz w:val="24"/>
-          <w:szCs w:val="24"/>
-          <w:lang w:eastAsia="zh-CN"/>
-        </w:rPr>
-        <w:t>{%if tdd.drugResearchList != [] %}</w:t>
-      </w:r>
-    </w:p>
-    <w:p>
-      <w:pPr>
-        <w:keepNext/>
-        <w:keepLines w:val="0"/>
-        <w:pageBreakBefore w:val="0"/>
-        <w:widowControl w:val="0"/>
-        <w:kinsoku/>
-        <w:wordWrap/>
-        <w:overflowPunct/>
-        <w:topLinePunct w:val="0"/>
-        <w:autoSpaceDE/>
-        <w:autoSpaceDN/>
-        <w:bidi w:val="0"/>
-        <w:adjustRightInd/>
-        <w:snapToGrid/>
-        <w:spacing w:before="26"/>
-        <w:ind w:left="414"/>
-        <w:textAlignment w:val="auto"/>
-        <w:rPr>
-          <w:rFonts w:hint="eastAsia" w:ascii="Times New Roman" w:hAnsi="Times New Roman" w:eastAsia="微软雅黑" w:cs="Times New Roman"/>
-          <w:b/>
-          <w:sz w:val="24"/>
-          <w:lang w:eastAsia="zh-CN"/>
-        </w:rPr>
-      </w:pPr>
-      <w:r>
-        <w:rPr>
-          <w:rFonts w:hint="eastAsia" w:ascii="Times New Roman" w:hAnsi="Times New Roman" w:eastAsia="微软雅黑" w:cs="Times New Roman"/>
-          <w:b/>
-          <w:sz w:val="24"/>
-          <w:lang w:eastAsia="zh-CN"/>
-        </w:rPr>
-        <w:t>潜在受益药物研究信息：</w:t>
-      </w:r>
-    </w:p>
-    <w:tbl>
-      <w:tblPr>
-        <w:tblStyle w:val="19"/>
-        <w:tblpPr w:leftFromText="180" w:rightFromText="180" w:vertAnchor="text" w:tblpXSpec="center" w:tblpY="1"/>
-        <w:tblOverlap w:val="never"/>
-        <w:tblW w:w="9870" w:type="dxa"/>
-        <w:jc w:val="center"/>
-        <w:tblBorders>
-          <w:top w:val="single" w:color="244061" w:sz="18" w:space="0"/>
-          <w:left w:val="none" w:color="auto" w:sz="0" w:space="0"/>
-          <w:bottom w:val="dashed" w:color="244061" w:sz="4" w:space="0"/>
-          <w:right w:val="none" w:color="auto" w:sz="0" w:space="0"/>
-          <w:insideH w:val="dashed" w:color="244061" w:sz="4" w:space="0"/>
-          <w:insideV w:val="dashed" w:color="244061" w:sz="4" w:space="0"/>
-        </w:tblBorders>
-        <w:tblLayout w:type="fixed"/>
-        <w:tblCellMar>
-          <w:top w:w="0" w:type="dxa"/>
-          <w:left w:w="108" w:type="dxa"/>
-          <w:bottom w:w="0" w:type="dxa"/>
-          <w:right w:w="108" w:type="dxa"/>
-        </w:tblCellMar>
-      </w:tblPr>
-      <w:tblGrid>
-        <w:gridCol w:w="1526"/>
-        <w:gridCol w:w="1417"/>
-        <w:gridCol w:w="1232"/>
-        <w:gridCol w:w="5695"/>
-      </w:tblGrid>
-      <w:tr>
-        <w:tblPrEx>
-          <w:tblBorders>
-            <w:top w:val="single" w:color="244061" w:sz="18" w:space="0"/>
-            <w:left w:val="none" w:color="auto" w:sz="0" w:space="0"/>
-            <w:bottom w:val="dashed" w:color="244061" w:sz="4" w:space="0"/>
-            <w:right w:val="none" w:color="auto" w:sz="0" w:space="0"/>
-            <w:insideH w:val="dashed" w:color="244061" w:sz="4" w:space="0"/>
-            <w:insideV w:val="dashed" w:color="244061" w:sz="4" w:space="0"/>
-          </w:tblBorders>
-          <w:tblCellMar>
-            <w:top w:w="0" w:type="dxa"/>
-            <w:left w:w="108" w:type="dxa"/>
-            <w:bottom w:w="0" w:type="dxa"/>
-            <w:right w:w="108" w:type="dxa"/>
-          </w:tblCellMar>
-        </w:tblPrEx>
-        <w:trPr>
-          <w:trHeight w:val="417" w:hRule="atLeast"/>
-          <w:jc w:val="center"/>
-        </w:trPr>
-        <w:tc>
-          <w:tcPr>
-            <w:tcW w:w="1526" w:type="dxa"/>
-            <w:tcBorders>
-              <w:tl2br w:val="nil"/>
-              <w:tr2bl w:val="nil"/>
-            </w:tcBorders>
-            <w:shd w:val="clear" w:color="auto" w:fill="auto"/>
-            <w:vAlign w:val="center"/>
-          </w:tcPr>
-          <w:p>
-            <w:pPr>
-              <w:keepNext/>
-              <w:jc w:val="center"/>
-              <w:rPr>
-                <w:rFonts w:ascii="Times New Roman" w:hAnsi="Times New Roman" w:eastAsia="微软雅黑" w:cs="Times New Roman"/>
-                <w:b/>
-                <w:color w:val="244061"/>
-                <w:sz w:val="18"/>
-                <w:szCs w:val="18"/>
-                <w:lang w:eastAsia="zh-CN"/>
-              </w:rPr>
-            </w:pPr>
-            <w:r>
-              <w:rPr>
-                <w:rFonts w:ascii="Times New Roman" w:hAnsi="Times New Roman" w:eastAsia="微软雅黑" w:cs="Times New Roman"/>
-                <w:b/>
-                <w:color w:val="244061"/>
-                <w:sz w:val="18"/>
-                <w:szCs w:val="18"/>
-                <w:lang w:eastAsia="zh-CN"/>
-              </w:rPr>
-              <w:t>药物名称</w:t>
-            </w:r>
-          </w:p>
-        </w:tc>
-        <w:tc>
-          <w:tcPr>
-            <w:tcW w:w="1417" w:type="dxa"/>
-            <w:tcBorders>
-              <w:tl2br w:val="nil"/>
-              <w:tr2bl w:val="nil"/>
-            </w:tcBorders>
-            <w:shd w:val="clear" w:color="auto" w:fill="auto"/>
-            <w:vAlign w:val="center"/>
-          </w:tcPr>
-          <w:p>
-            <w:pPr>
-              <w:keepNext/>
-              <w:jc w:val="center"/>
-              <w:rPr>
-                <w:rFonts w:ascii="Times New Roman" w:hAnsi="Times New Roman" w:eastAsia="微软雅黑" w:cs="Times New Roman"/>
-                <w:b/>
-                <w:color w:val="244061"/>
-                <w:sz w:val="18"/>
-                <w:szCs w:val="18"/>
-                <w:lang w:eastAsia="zh-CN"/>
-              </w:rPr>
-            </w:pPr>
-            <w:r>
-              <w:rPr>
-                <w:rFonts w:ascii="Times New Roman" w:hAnsi="Times New Roman" w:eastAsia="微软雅黑" w:cs="Times New Roman"/>
-                <w:b/>
-                <w:color w:val="244061"/>
-                <w:sz w:val="18"/>
-                <w:szCs w:val="18"/>
-                <w:lang w:eastAsia="zh-CN"/>
-              </w:rPr>
-              <w:t>相关疾病</w:t>
-            </w:r>
-          </w:p>
-        </w:tc>
-        <w:tc>
-          <w:tcPr>
-            <w:tcW w:w="1232" w:type="dxa"/>
-            <w:tcBorders>
-              <w:tl2br w:val="nil"/>
-              <w:tr2bl w:val="nil"/>
-            </w:tcBorders>
-            <w:shd w:val="clear" w:color="auto" w:fill="auto"/>
-            <w:vAlign w:val="center"/>
-          </w:tcPr>
-          <w:p>
-            <w:pPr>
-              <w:keepNext/>
-              <w:jc w:val="center"/>
-              <w:rPr>
-                <w:rFonts w:ascii="Times New Roman" w:hAnsi="Times New Roman" w:eastAsia="微软雅黑" w:cs="Times New Roman"/>
-                <w:b/>
-                <w:color w:val="244061"/>
-                <w:sz w:val="18"/>
-                <w:szCs w:val="18"/>
-                <w:lang w:eastAsia="zh-CN"/>
-              </w:rPr>
-            </w:pPr>
-            <w:r>
-              <w:rPr>
-                <w:rFonts w:ascii="Times New Roman" w:hAnsi="Times New Roman" w:eastAsia="微软雅黑" w:cs="Times New Roman"/>
-                <w:b/>
-                <w:color w:val="244061"/>
-                <w:sz w:val="18"/>
-                <w:szCs w:val="18"/>
-                <w:lang w:eastAsia="zh-CN"/>
-              </w:rPr>
-              <w:t>证据</w:t>
-            </w:r>
-            <w:r>
-              <w:rPr>
-                <w:rFonts w:hint="eastAsia" w:ascii="Times New Roman" w:hAnsi="Times New Roman" w:eastAsia="微软雅黑" w:cs="Times New Roman"/>
-                <w:b/>
-                <w:color w:val="244061"/>
-                <w:sz w:val="18"/>
-                <w:szCs w:val="18"/>
-                <w:lang w:eastAsia="zh-CN"/>
-              </w:rPr>
-              <w:t>等级</w:t>
-            </w:r>
-          </w:p>
-        </w:tc>
-        <w:tc>
-          <w:tcPr>
-            <w:tcW w:w="5695" w:type="dxa"/>
-            <w:tcBorders>
-              <w:tl2br w:val="nil"/>
-              <w:tr2bl w:val="nil"/>
-            </w:tcBorders>
-            <w:shd w:val="clear" w:color="auto" w:fill="auto"/>
-            <w:vAlign w:val="center"/>
-          </w:tcPr>
-          <w:p>
-            <w:pPr>
-              <w:keepNext/>
-              <w:jc w:val="center"/>
-              <w:rPr>
-                <w:rFonts w:ascii="Times New Roman" w:hAnsi="Times New Roman" w:eastAsia="微软雅黑" w:cs="Times New Roman"/>
-                <w:b/>
-                <w:color w:val="244061"/>
-                <w:sz w:val="18"/>
-                <w:szCs w:val="18"/>
-                <w:lang w:eastAsia="zh-CN"/>
-              </w:rPr>
-            </w:pPr>
-            <w:r>
-              <w:rPr>
-                <w:rFonts w:ascii="Times New Roman" w:hAnsi="Times New Roman" w:eastAsia="微软雅黑" w:cs="Times New Roman"/>
-                <w:b/>
-                <w:color w:val="244061"/>
-                <w:sz w:val="18"/>
-                <w:szCs w:val="18"/>
-                <w:lang w:eastAsia="zh-CN"/>
-              </w:rPr>
-              <w:t>循证医学信息</w:t>
-            </w:r>
-          </w:p>
-        </w:tc>
-      </w:tr>
-      <w:tr>
-        <w:tblPrEx>
-          <w:tblBorders>
-            <w:top w:val="single" w:color="244061" w:sz="18" w:space="0"/>
-            <w:left w:val="none" w:color="auto" w:sz="0" w:space="0"/>
-            <w:bottom w:val="dashed" w:color="244061" w:sz="4" w:space="0"/>
-            <w:right w:val="none" w:color="auto" w:sz="0" w:space="0"/>
-            <w:insideH w:val="dashed" w:color="244061" w:sz="4" w:space="0"/>
-            <w:insideV w:val="dashed" w:color="244061" w:sz="4" w:space="0"/>
-          </w:tblBorders>
-          <w:tblCellMar>
-            <w:top w:w="0" w:type="dxa"/>
-            <w:left w:w="108" w:type="dxa"/>
-            <w:bottom w:w="0" w:type="dxa"/>
-            <w:right w:w="108" w:type="dxa"/>
-          </w:tblCellMar>
-        </w:tblPrEx>
-        <w:trPr>
-          <w:trHeight w:val="494" w:hRule="atLeast"/>
-          <w:jc w:val="center"/>
-        </w:trPr>
-        <w:tc>
-          <w:tcPr>
-            <w:tcW w:w="9870" w:type="dxa"/>
-            <w:gridSpan w:val="4"/>
-            <w:tcBorders>
-              <w:tl2br w:val="nil"/>
-              <w:tr2bl w:val="nil"/>
-            </w:tcBorders>
-            <w:vAlign w:val="center"/>
-          </w:tcPr>
-          <w:p>
-            <w:pPr>
-              <w:keepNext/>
-              <w:spacing w:before="26"/>
-              <w:jc w:val="center"/>
-              <w:rPr>
-                <w:rFonts w:ascii="Times New Roman" w:hAnsi="Times New Roman" w:eastAsia="微软雅黑" w:cs="Times New Roman"/>
-                <w:bCs/>
-                <w:sz w:val="18"/>
-                <w:szCs w:val="18"/>
-                <w:highlight w:val="yellow"/>
-                <w:lang w:eastAsia="zh-CN"/>
-              </w:rPr>
-            </w:pPr>
-            <w:r>
-              <w:rPr>
-                <w:rFonts w:hint="eastAsia" w:ascii="Times New Roman" w:hAnsi="Times New Roman" w:eastAsia="微软雅黑" w:cs="Times New Roman"/>
-                <w:b/>
-                <w:sz w:val="18"/>
-                <w:szCs w:val="18"/>
-                <w:lang w:eastAsia="zh-CN"/>
-              </w:rPr>
-              <w:t>{%tr for dis in tdd.drugResearchList %}</w:t>
-            </w:r>
-          </w:p>
-        </w:tc>
-      </w:tr>
-      <w:tr>
-        <w:tblPrEx>
-          <w:tblBorders>
-            <w:top w:val="single" w:color="244061" w:sz="18" w:space="0"/>
-            <w:left w:val="none" w:color="auto" w:sz="0" w:space="0"/>
-            <w:bottom w:val="dashed" w:color="244061" w:sz="4" w:space="0"/>
-            <w:right w:val="none" w:color="auto" w:sz="0" w:space="0"/>
-            <w:insideH w:val="dashed" w:color="244061" w:sz="4" w:space="0"/>
-            <w:insideV w:val="dashed" w:color="244061" w:sz="4" w:space="0"/>
-          </w:tblBorders>
-          <w:tblCellMar>
-            <w:top w:w="0" w:type="dxa"/>
-            <w:left w:w="108" w:type="dxa"/>
-            <w:bottom w:w="0" w:type="dxa"/>
-            <w:right w:w="108" w:type="dxa"/>
-          </w:tblCellMar>
-        </w:tblPrEx>
-        <w:trPr>
-          <w:trHeight w:val="494" w:hRule="atLeast"/>
-          <w:jc w:val="center"/>
-        </w:trPr>
-        <w:tc>
-          <w:tcPr>
-            <w:tcW w:w="1526" w:type="dxa"/>
-            <w:tcBorders>
-              <w:tl2br w:val="nil"/>
-              <w:tr2bl w:val="nil"/>
-            </w:tcBorders>
-            <w:vAlign w:val="center"/>
-          </w:tcPr>
-          <w:p>
-            <w:pPr>
-              <w:spacing w:before="1" w:line="249" w:lineRule="auto"/>
-              <w:ind w:right="131"/>
-              <w:jc w:val="center"/>
-              <w:rPr>
-                <w:rFonts w:ascii="Times New Roman" w:hAnsi="Times New Roman" w:eastAsia="微软雅黑" w:cs="Times New Roman"/>
-                <w:b/>
-                <w:sz w:val="18"/>
-                <w:szCs w:val="18"/>
-                <w:highlight w:val="yellow"/>
-              </w:rPr>
-            </w:pPr>
-            <w:r>
-              <w:rPr>
-                <w:rFonts w:ascii="Times New Roman" w:hAnsi="Times New Roman" w:eastAsia="微软雅黑" w:cs="Times New Roman"/>
-                <w:sz w:val="18"/>
-                <w:szCs w:val="18"/>
-                <w:lang w:eastAsia="zh-CN"/>
-              </w:rPr>
-              <w:t>{{</w:t>
-            </w:r>
-            <w:r>
-              <w:rPr>
-                <w:rFonts w:ascii="Times New Roman" w:hAnsi="Times New Roman" w:eastAsia="微软雅黑" w:cs="Times New Roman"/>
-                <w:bCs/>
-                <w:sz w:val="18"/>
-                <w:szCs w:val="18"/>
-                <w:lang w:eastAsia="zh-CN"/>
-              </w:rPr>
-              <w:t>dis.drug_name_chinese</w:t>
-            </w:r>
-            <w:r>
-              <w:rPr>
-                <w:rFonts w:hint="eastAsia" w:ascii="Times New Roman" w:hAnsi="Times New Roman" w:eastAsia="微软雅黑" w:cs="Times New Roman"/>
-                <w:bCs/>
-                <w:sz w:val="18"/>
-                <w:szCs w:val="18"/>
-                <w:lang w:eastAsia="zh-CN"/>
-              </w:rPr>
-              <w:t>3</w:t>
-            </w:r>
-            <w:r>
-              <w:rPr>
-                <w:rFonts w:ascii="Times New Roman" w:hAnsi="Times New Roman" w:eastAsia="微软雅黑" w:cs="Times New Roman"/>
-                <w:sz w:val="18"/>
-                <w:szCs w:val="18"/>
-                <w:lang w:eastAsia="zh-CN"/>
-              </w:rPr>
-              <w:t xml:space="preserve"> }}</w:t>
-            </w:r>
-          </w:p>
-        </w:tc>
-        <w:tc>
-          <w:tcPr>
-            <w:tcW w:w="1417" w:type="dxa"/>
-            <w:tcBorders>
-              <w:tl2br w:val="nil"/>
-              <w:tr2bl w:val="nil"/>
-            </w:tcBorders>
-            <w:vAlign w:val="center"/>
-          </w:tcPr>
-          <w:p>
-            <w:pPr>
-              <w:keepNext/>
-              <w:spacing w:before="26"/>
-              <w:jc w:val="center"/>
-              <w:rPr>
-                <w:rFonts w:ascii="Times New Roman" w:hAnsi="Times New Roman" w:eastAsia="微软雅黑" w:cs="Times New Roman"/>
-                <w:bCs/>
-                <w:sz w:val="18"/>
-                <w:szCs w:val="18"/>
-                <w:highlight w:val="yellow"/>
-                <w:lang w:eastAsia="zh-CN"/>
-              </w:rPr>
-            </w:pPr>
-            <w:r>
-              <w:rPr>
-                <w:rFonts w:hint="eastAsia" w:ascii="Times New Roman" w:hAnsi="Times New Roman" w:eastAsia="微软雅黑" w:cs="Times New Roman"/>
-                <w:sz w:val="18"/>
-                <w:szCs w:val="18"/>
-                <w:lang w:eastAsia="zh-CN"/>
-              </w:rPr>
-              <w:t>{{dis.</w:t>
-            </w:r>
-            <w:r>
-              <w:rPr>
-                <w:rFonts w:hint="eastAsia" w:ascii="Times New Roman" w:hAnsi="Times New Roman" w:eastAsia="微软雅黑" w:cs="Times New Roman"/>
-                <w:bCs/>
-                <w:sz w:val="18"/>
-                <w:szCs w:val="18"/>
-                <w:lang w:eastAsia="zh-CN"/>
-              </w:rPr>
-              <w:t>disease_name_chinese</w:t>
-            </w:r>
-            <w:r>
-              <w:rPr>
-                <w:rFonts w:hint="eastAsia" w:ascii="Times New Roman" w:hAnsi="Times New Roman" w:eastAsia="微软雅黑" w:cs="Times New Roman"/>
-                <w:sz w:val="18"/>
-                <w:szCs w:val="18"/>
-                <w:lang w:eastAsia="zh-CN"/>
-              </w:rPr>
-              <w:t>}}</w:t>
-            </w:r>
-          </w:p>
-        </w:tc>
-        <w:tc>
-          <w:tcPr>
-            <w:tcW w:w="1232" w:type="dxa"/>
-            <w:tcBorders>
-              <w:tl2br w:val="nil"/>
-              <w:tr2bl w:val="nil"/>
-            </w:tcBorders>
-            <w:vAlign w:val="center"/>
-          </w:tcPr>
-          <w:p>
-            <w:pPr>
-              <w:keepNext/>
-              <w:spacing w:before="26"/>
-              <w:jc w:val="center"/>
-              <w:rPr>
-                <w:rFonts w:ascii="Times New Roman" w:hAnsi="Times New Roman" w:eastAsia="微软雅黑" w:cs="Times New Roman"/>
-                <w:bCs/>
-                <w:sz w:val="18"/>
-                <w:szCs w:val="18"/>
-                <w:highlight w:val="yellow"/>
-                <w:lang w:eastAsia="zh-CN"/>
-              </w:rPr>
-            </w:pPr>
-            <w:r>
-              <w:rPr>
-                <w:rFonts w:hint="eastAsia" w:ascii="Times New Roman" w:hAnsi="Times New Roman" w:eastAsia="微软雅黑" w:cs="Times New Roman"/>
-                <w:sz w:val="18"/>
-                <w:szCs w:val="18"/>
-                <w:lang w:eastAsia="zh-CN"/>
-              </w:rPr>
-              <w:t>{{</w:t>
-            </w:r>
-            <w:r>
-              <w:rPr>
-                <w:rFonts w:hint="eastAsia" w:ascii="Times New Roman" w:hAnsi="Times New Roman" w:eastAsia="微软雅黑" w:cs="Times New Roman"/>
-                <w:bCs/>
-                <w:sz w:val="18"/>
-                <w:szCs w:val="18"/>
-                <w:lang w:eastAsia="zh-CN"/>
-              </w:rPr>
-              <w:t>dis.evidence_phase_chinese</w:t>
-            </w:r>
-            <w:r>
-              <w:rPr>
-                <w:rFonts w:hint="eastAsia" w:ascii="Times New Roman" w:hAnsi="Times New Roman" w:eastAsia="微软雅黑" w:cs="Times New Roman"/>
-                <w:sz w:val="18"/>
-                <w:szCs w:val="18"/>
-                <w:lang w:eastAsia="zh-CN"/>
-              </w:rPr>
-              <w:t>}}</w:t>
-            </w:r>
-          </w:p>
-        </w:tc>
-        <w:tc>
-          <w:tcPr>
-            <w:tcW w:w="5695" w:type="dxa"/>
-            <w:tcBorders>
-              <w:tl2br w:val="nil"/>
-              <w:tr2bl w:val="nil"/>
-            </w:tcBorders>
-            <w:vAlign w:val="center"/>
-          </w:tcPr>
-          <w:p>
-            <w:pPr>
-              <w:keepNext/>
-              <w:spacing w:before="26"/>
-              <w:jc w:val="center"/>
-              <w:rPr>
-                <w:rFonts w:ascii="Times New Roman" w:hAnsi="Times New Roman" w:eastAsia="微软雅黑" w:cs="Times New Roman"/>
-                <w:bCs/>
-                <w:sz w:val="18"/>
-                <w:szCs w:val="18"/>
-                <w:highlight w:val="yellow"/>
-                <w:lang w:eastAsia="zh-CN"/>
-              </w:rPr>
-            </w:pPr>
-            <w:r>
-              <w:rPr>
-                <w:rFonts w:hint="eastAsia" w:ascii="Times New Roman" w:hAnsi="Times New Roman" w:eastAsia="微软雅黑" w:cs="Times New Roman"/>
-                <w:sz w:val="18"/>
-                <w:szCs w:val="18"/>
-                <w:lang w:eastAsia="zh-CN"/>
-              </w:rPr>
-              <w:t>{{</w:t>
-            </w:r>
-            <w:r>
-              <w:rPr>
-                <w:rFonts w:hint="eastAsia" w:ascii="Times New Roman" w:hAnsi="Times New Roman" w:eastAsia="微软雅黑" w:cs="Times New Roman"/>
-                <w:bCs/>
-                <w:sz w:val="18"/>
-                <w:szCs w:val="18"/>
-                <w:lang w:eastAsia="zh-CN"/>
-              </w:rPr>
-              <w:t>dis.annotation_chinese</w:t>
-            </w:r>
-            <w:r>
-              <w:rPr>
-                <w:rFonts w:hint="eastAsia" w:ascii="Times New Roman" w:hAnsi="Times New Roman" w:eastAsia="微软雅黑" w:cs="Times New Roman"/>
-                <w:sz w:val="18"/>
-                <w:szCs w:val="18"/>
-                <w:lang w:eastAsia="zh-CN"/>
-              </w:rPr>
-              <w:t>}}</w:t>
-            </w:r>
-          </w:p>
-        </w:tc>
-      </w:tr>
-      <w:tr>
-        <w:tblPrEx>
-          <w:tblBorders>
-            <w:top w:val="single" w:color="244061" w:sz="18" w:space="0"/>
-            <w:left w:val="none" w:color="auto" w:sz="0" w:space="0"/>
-            <w:bottom w:val="dashed" w:color="244061" w:sz="4" w:space="0"/>
-            <w:right w:val="none" w:color="auto" w:sz="0" w:space="0"/>
-            <w:insideH w:val="dashed" w:color="244061" w:sz="4" w:space="0"/>
-            <w:insideV w:val="dashed" w:color="244061" w:sz="4" w:space="0"/>
-          </w:tblBorders>
-          <w:tblCellMar>
-            <w:top w:w="0" w:type="dxa"/>
-            <w:left w:w="108" w:type="dxa"/>
-            <w:bottom w:w="0" w:type="dxa"/>
-            <w:right w:w="108" w:type="dxa"/>
-          </w:tblCellMar>
-        </w:tblPrEx>
-        <w:trPr>
-          <w:trHeight w:val="494" w:hRule="atLeast"/>
-          <w:jc w:val="center"/>
-        </w:trPr>
-        <w:tc>
-          <w:tcPr>
-            <w:tcW w:w="9870" w:type="dxa"/>
-            <w:gridSpan w:val="4"/>
-            <w:tcBorders>
-              <w:tl2br w:val="nil"/>
-              <w:tr2bl w:val="nil"/>
-            </w:tcBorders>
-            <w:vAlign w:val="center"/>
-          </w:tcPr>
-          <w:p>
-            <w:pPr>
-              <w:keepNext/>
-              <w:spacing w:before="26"/>
-              <w:jc w:val="center"/>
-              <w:rPr>
-                <w:rFonts w:ascii="Times New Roman" w:hAnsi="Times New Roman" w:eastAsia="微软雅黑" w:cs="Times New Roman"/>
-                <w:bCs/>
-                <w:sz w:val="18"/>
-                <w:szCs w:val="18"/>
-                <w:lang w:eastAsia="zh-CN"/>
-              </w:rPr>
-            </w:pPr>
-            <w:r>
-              <w:rPr>
-                <w:rFonts w:hint="eastAsia" w:ascii="Times New Roman" w:hAnsi="Times New Roman" w:eastAsia="微软雅黑" w:cs="Times New Roman"/>
-                <w:b/>
-                <w:sz w:val="18"/>
-                <w:szCs w:val="18"/>
-                <w:lang w:eastAsia="zh-CN"/>
-              </w:rPr>
-              <w:t>{%tr endfor %}</w:t>
-            </w:r>
-          </w:p>
-        </w:tc>
-      </w:tr>
-    </w:tbl>
-    <w:p>
-      <w:pPr>
-        <w:spacing w:before="26"/>
-        <w:rPr>
-          <w:rFonts w:ascii="Times New Roman" w:hAnsi="Times New Roman" w:eastAsia="微软雅黑" w:cs="Times New Roman"/>
-          <w:b/>
-          <w:sz w:val="24"/>
-          <w:szCs w:val="24"/>
-          <w:lang w:eastAsia="zh-CN"/>
-        </w:rPr>
-      </w:pPr>
-      <w:r>
-        <w:rPr>
-          <w:rFonts w:hint="eastAsia" w:ascii="Times New Roman" w:hAnsi="Times New Roman" w:eastAsia="微软雅黑" w:cs="Times New Roman"/>
-          <w:b/>
-          <w:sz w:val="24"/>
-          <w:szCs w:val="24"/>
-          <w:lang w:eastAsia="zh-CN"/>
-        </w:rPr>
-        <w:t>{% endif %}{%if tdd.potentialDrugList != [] %}</w:t>
-      </w:r>
-    </w:p>
-    <w:p>
-      <w:pPr>
-        <w:keepNext/>
-        <w:keepLines w:val="0"/>
-        <w:pageBreakBefore w:val="0"/>
-        <w:widowControl w:val="0"/>
-        <w:kinsoku/>
-        <w:wordWrap/>
-        <w:overflowPunct/>
-        <w:topLinePunct w:val="0"/>
-        <w:autoSpaceDE/>
-        <w:autoSpaceDN/>
-        <w:bidi w:val="0"/>
-        <w:adjustRightInd/>
-        <w:snapToGrid/>
-        <w:spacing w:before="26"/>
-        <w:ind w:left="414"/>
-        <w:textAlignment w:val="auto"/>
-        <w:rPr>
-          <w:rFonts w:hint="eastAsia" w:ascii="Times New Roman" w:hAnsi="Times New Roman" w:eastAsia="微软雅黑" w:cs="Times New Roman"/>
-          <w:b/>
-          <w:sz w:val="24"/>
-          <w:lang w:eastAsia="zh-CN"/>
-        </w:rPr>
-      </w:pPr>
-      <w:r>
-        <w:rPr>
-          <w:rFonts w:hint="eastAsia" w:ascii="Times New Roman" w:hAnsi="Times New Roman" w:eastAsia="微软雅黑" w:cs="Times New Roman"/>
-          <w:b/>
-          <w:sz w:val="24"/>
-          <w:lang w:eastAsia="zh-CN"/>
-        </w:rPr>
-        <w:t>潜在耐药研究信息：</w:t>
-      </w:r>
-    </w:p>
-    <w:tbl>
-      <w:tblPr>
-        <w:tblStyle w:val="19"/>
-        <w:tblpPr w:leftFromText="180" w:rightFromText="180" w:vertAnchor="text" w:tblpXSpec="center" w:tblpY="1"/>
-        <w:tblOverlap w:val="never"/>
-        <w:tblW w:w="9870" w:type="dxa"/>
-        <w:jc w:val="center"/>
-        <w:tblBorders>
-          <w:top w:val="single" w:color="244061" w:sz="18" w:space="0"/>
-          <w:left w:val="none" w:color="auto" w:sz="0" w:space="0"/>
-          <w:bottom w:val="dashed" w:color="244061" w:sz="4" w:space="0"/>
-          <w:right w:val="none" w:color="auto" w:sz="0" w:space="0"/>
-          <w:insideH w:val="dashed" w:color="244061" w:sz="4" w:space="0"/>
-          <w:insideV w:val="dashed" w:color="244061" w:sz="4" w:space="0"/>
-        </w:tblBorders>
-        <w:tblLayout w:type="fixed"/>
-        <w:tblCellMar>
-          <w:top w:w="0" w:type="dxa"/>
-          <w:left w:w="108" w:type="dxa"/>
-          <w:bottom w:w="0" w:type="dxa"/>
-          <w:right w:w="108" w:type="dxa"/>
-        </w:tblCellMar>
-      </w:tblPr>
-      <w:tblGrid>
-        <w:gridCol w:w="1526"/>
-        <w:gridCol w:w="1417"/>
-        <w:gridCol w:w="1261"/>
-        <w:gridCol w:w="5666"/>
-      </w:tblGrid>
-      <w:tr>
-        <w:tblPrEx>
-          <w:tblBorders>
-            <w:top w:val="single" w:color="244061" w:sz="18" w:space="0"/>
-            <w:left w:val="none" w:color="auto" w:sz="0" w:space="0"/>
-            <w:bottom w:val="dashed" w:color="244061" w:sz="4" w:space="0"/>
-            <w:right w:val="none" w:color="auto" w:sz="0" w:space="0"/>
-            <w:insideH w:val="dashed" w:color="244061" w:sz="4" w:space="0"/>
-            <w:insideV w:val="dashed" w:color="244061" w:sz="4" w:space="0"/>
-          </w:tblBorders>
-          <w:tblCellMar>
-            <w:top w:w="0" w:type="dxa"/>
-            <w:left w:w="108" w:type="dxa"/>
-            <w:bottom w:w="0" w:type="dxa"/>
-            <w:right w:w="108" w:type="dxa"/>
-          </w:tblCellMar>
-        </w:tblPrEx>
-        <w:trPr>
-          <w:trHeight w:val="417" w:hRule="atLeast"/>
-          <w:jc w:val="center"/>
-        </w:trPr>
-        <w:tc>
-          <w:tcPr>
-            <w:tcW w:w="1526" w:type="dxa"/>
-            <w:tcBorders>
-              <w:tl2br w:val="nil"/>
-              <w:tr2bl w:val="nil"/>
-            </w:tcBorders>
-            <w:shd w:val="clear" w:color="auto" w:fill="auto"/>
-            <w:vAlign w:val="center"/>
-          </w:tcPr>
-          <w:p>
-            <w:pPr>
-              <w:keepNext/>
-              <w:jc w:val="center"/>
-              <w:rPr>
-                <w:rFonts w:ascii="Times New Roman" w:hAnsi="Times New Roman" w:eastAsia="微软雅黑" w:cs="Times New Roman"/>
-                <w:b/>
-                <w:color w:val="244061"/>
-                <w:sz w:val="18"/>
-                <w:szCs w:val="18"/>
-                <w:lang w:eastAsia="zh-CN"/>
-              </w:rPr>
-            </w:pPr>
-            <w:r>
-              <w:rPr>
-                <w:rFonts w:ascii="Times New Roman" w:hAnsi="Times New Roman" w:eastAsia="微软雅黑" w:cs="Times New Roman"/>
-                <w:b/>
-                <w:color w:val="244061"/>
-                <w:sz w:val="18"/>
-                <w:szCs w:val="18"/>
-                <w:lang w:eastAsia="zh-CN"/>
-              </w:rPr>
-              <w:t>药物名称</w:t>
-            </w:r>
-          </w:p>
-        </w:tc>
-        <w:tc>
-          <w:tcPr>
-            <w:tcW w:w="1417" w:type="dxa"/>
-            <w:tcBorders>
-              <w:tl2br w:val="nil"/>
-              <w:tr2bl w:val="nil"/>
-            </w:tcBorders>
-            <w:shd w:val="clear" w:color="auto" w:fill="auto"/>
-            <w:vAlign w:val="center"/>
-          </w:tcPr>
-          <w:p>
-            <w:pPr>
-              <w:keepNext/>
-              <w:jc w:val="center"/>
-              <w:rPr>
-                <w:rFonts w:ascii="Times New Roman" w:hAnsi="Times New Roman" w:eastAsia="微软雅黑" w:cs="Times New Roman"/>
-                <w:b/>
-                <w:color w:val="244061"/>
-                <w:sz w:val="18"/>
-                <w:szCs w:val="18"/>
-                <w:lang w:eastAsia="zh-CN"/>
-              </w:rPr>
-            </w:pPr>
-            <w:r>
-              <w:rPr>
-                <w:rFonts w:ascii="Times New Roman" w:hAnsi="Times New Roman" w:eastAsia="微软雅黑" w:cs="Times New Roman"/>
-                <w:b/>
-                <w:color w:val="244061"/>
-                <w:sz w:val="18"/>
-                <w:szCs w:val="18"/>
-                <w:lang w:eastAsia="zh-CN"/>
-              </w:rPr>
-              <w:t>相关疾病</w:t>
-            </w:r>
-          </w:p>
-        </w:tc>
-        <w:tc>
-          <w:tcPr>
-            <w:tcW w:w="1261" w:type="dxa"/>
-            <w:tcBorders>
-              <w:tl2br w:val="nil"/>
-              <w:tr2bl w:val="nil"/>
-            </w:tcBorders>
-            <w:shd w:val="clear" w:color="auto" w:fill="auto"/>
-            <w:vAlign w:val="center"/>
-          </w:tcPr>
-          <w:p>
-            <w:pPr>
-              <w:keepNext/>
-              <w:jc w:val="center"/>
-              <w:rPr>
-                <w:rFonts w:ascii="Times New Roman" w:hAnsi="Times New Roman" w:eastAsia="微软雅黑" w:cs="Times New Roman"/>
-                <w:b/>
-                <w:color w:val="244061"/>
-                <w:sz w:val="18"/>
-                <w:szCs w:val="18"/>
-                <w:lang w:eastAsia="zh-CN"/>
-              </w:rPr>
-            </w:pPr>
-            <w:r>
-              <w:rPr>
-                <w:rFonts w:ascii="Times New Roman" w:hAnsi="Times New Roman" w:eastAsia="微软雅黑" w:cs="Times New Roman"/>
-                <w:b/>
-                <w:color w:val="244061"/>
-                <w:sz w:val="18"/>
-                <w:szCs w:val="18"/>
-                <w:lang w:eastAsia="zh-CN"/>
-              </w:rPr>
-              <w:t>证据</w:t>
-            </w:r>
-            <w:r>
-              <w:rPr>
-                <w:rFonts w:hint="eastAsia" w:ascii="Times New Roman" w:hAnsi="Times New Roman" w:eastAsia="微软雅黑" w:cs="Times New Roman"/>
-                <w:b/>
-                <w:color w:val="244061"/>
-                <w:sz w:val="18"/>
-                <w:szCs w:val="18"/>
-                <w:lang w:eastAsia="zh-CN"/>
-              </w:rPr>
-              <w:t>等级</w:t>
-            </w:r>
-          </w:p>
-        </w:tc>
-        <w:tc>
-          <w:tcPr>
-            <w:tcW w:w="5666" w:type="dxa"/>
-            <w:tcBorders>
-              <w:tl2br w:val="nil"/>
-              <w:tr2bl w:val="nil"/>
-            </w:tcBorders>
-            <w:shd w:val="clear" w:color="auto" w:fill="auto"/>
-            <w:vAlign w:val="center"/>
-          </w:tcPr>
-          <w:p>
-            <w:pPr>
-              <w:keepNext/>
-              <w:jc w:val="center"/>
-              <w:rPr>
-                <w:rFonts w:ascii="Times New Roman" w:hAnsi="Times New Roman" w:eastAsia="微软雅黑" w:cs="Times New Roman"/>
-                <w:b/>
-                <w:color w:val="244061"/>
-                <w:sz w:val="18"/>
-                <w:szCs w:val="18"/>
-                <w:lang w:eastAsia="zh-CN"/>
-              </w:rPr>
-            </w:pPr>
-            <w:r>
-              <w:rPr>
-                <w:rFonts w:ascii="Times New Roman" w:hAnsi="Times New Roman" w:eastAsia="微软雅黑" w:cs="Times New Roman"/>
-                <w:b/>
-                <w:color w:val="244061"/>
-                <w:sz w:val="18"/>
-                <w:szCs w:val="18"/>
-                <w:lang w:eastAsia="zh-CN"/>
-              </w:rPr>
-              <w:t>循证医学信息</w:t>
-            </w:r>
-          </w:p>
-        </w:tc>
-      </w:tr>
-      <w:tr>
-        <w:tblPrEx>
-          <w:tblBorders>
-            <w:top w:val="single" w:color="244061" w:sz="18" w:space="0"/>
-            <w:left w:val="none" w:color="auto" w:sz="0" w:space="0"/>
-            <w:bottom w:val="dashed" w:color="244061" w:sz="4" w:space="0"/>
-            <w:right w:val="none" w:color="auto" w:sz="0" w:space="0"/>
-            <w:insideH w:val="dashed" w:color="244061" w:sz="4" w:space="0"/>
-            <w:insideV w:val="dashed" w:color="244061" w:sz="4" w:space="0"/>
-          </w:tblBorders>
-          <w:tblCellMar>
-            <w:top w:w="0" w:type="dxa"/>
-            <w:left w:w="108" w:type="dxa"/>
-            <w:bottom w:w="0" w:type="dxa"/>
-            <w:right w:w="108" w:type="dxa"/>
-          </w:tblCellMar>
-        </w:tblPrEx>
-        <w:trPr>
-          <w:trHeight w:val="494" w:hRule="atLeast"/>
-          <w:jc w:val="center"/>
-        </w:trPr>
-        <w:tc>
-          <w:tcPr>
-            <w:tcW w:w="9870" w:type="dxa"/>
-            <w:gridSpan w:val="4"/>
-            <w:tcBorders>
-              <w:tl2br w:val="nil"/>
-              <w:tr2bl w:val="nil"/>
-            </w:tcBorders>
-            <w:vAlign w:val="center"/>
-          </w:tcPr>
-          <w:p>
-            <w:pPr>
-              <w:keepNext/>
-              <w:spacing w:before="26"/>
-              <w:jc w:val="center"/>
-              <w:rPr>
-                <w:rFonts w:ascii="Times New Roman" w:hAnsi="Times New Roman" w:eastAsia="微软雅黑" w:cs="Times New Roman"/>
-                <w:bCs/>
-                <w:sz w:val="18"/>
-                <w:szCs w:val="18"/>
-                <w:highlight w:val="yellow"/>
-                <w:lang w:eastAsia="zh-CN"/>
-              </w:rPr>
-            </w:pPr>
-            <w:r>
-              <w:rPr>
-                <w:rFonts w:hint="eastAsia" w:ascii="Times New Roman" w:hAnsi="Times New Roman" w:eastAsia="微软雅黑" w:cs="Times New Roman"/>
-                <w:b/>
-                <w:sz w:val="18"/>
-                <w:szCs w:val="18"/>
-                <w:lang w:eastAsia="zh-CN"/>
-              </w:rPr>
-              <w:t>{%tr for dis in tdd.</w:t>
-            </w:r>
-            <w:r>
-              <w:rPr>
-                <w:rFonts w:ascii="Times New Roman" w:hAnsi="Times New Roman" w:eastAsia="微软雅黑" w:cs="Times New Roman"/>
-                <w:b/>
-                <w:sz w:val="18"/>
-                <w:szCs w:val="18"/>
-                <w:lang w:eastAsia="zh-CN"/>
-              </w:rPr>
-              <w:t>potentialDrugList</w:t>
-            </w:r>
-            <w:r>
-              <w:rPr>
-                <w:rFonts w:hint="eastAsia" w:ascii="Times New Roman" w:hAnsi="Times New Roman" w:eastAsia="微软雅黑" w:cs="Times New Roman"/>
-                <w:b/>
-                <w:sz w:val="18"/>
-                <w:szCs w:val="18"/>
-                <w:lang w:eastAsia="zh-CN"/>
-              </w:rPr>
-              <w:t xml:space="preserve"> %}</w:t>
-            </w:r>
-          </w:p>
-        </w:tc>
-      </w:tr>
-      <w:tr>
-        <w:tblPrEx>
-          <w:tblBorders>
-            <w:top w:val="single" w:color="244061" w:sz="18" w:space="0"/>
-            <w:left w:val="none" w:color="auto" w:sz="0" w:space="0"/>
-            <w:bottom w:val="dashed" w:color="244061" w:sz="4" w:space="0"/>
-            <w:right w:val="none" w:color="auto" w:sz="0" w:space="0"/>
-            <w:insideH w:val="dashed" w:color="244061" w:sz="4" w:space="0"/>
-            <w:insideV w:val="dashed" w:color="244061" w:sz="4" w:space="0"/>
-          </w:tblBorders>
-          <w:tblCellMar>
-            <w:top w:w="0" w:type="dxa"/>
-            <w:left w:w="108" w:type="dxa"/>
-            <w:bottom w:w="0" w:type="dxa"/>
-            <w:right w:w="108" w:type="dxa"/>
-          </w:tblCellMar>
-        </w:tblPrEx>
-        <w:trPr>
-          <w:trHeight w:val="494" w:hRule="atLeast"/>
-          <w:jc w:val="center"/>
-        </w:trPr>
-        <w:tc>
-          <w:tcPr>
-            <w:tcW w:w="1526" w:type="dxa"/>
-            <w:tcBorders>
-              <w:tl2br w:val="nil"/>
-              <w:tr2bl w:val="nil"/>
-            </w:tcBorders>
-            <w:vAlign w:val="center"/>
-          </w:tcPr>
-          <w:p>
-            <w:pPr>
-              <w:spacing w:before="1" w:line="249" w:lineRule="auto"/>
-              <w:ind w:right="131"/>
-              <w:jc w:val="center"/>
-              <w:rPr>
-                <w:rFonts w:ascii="Times New Roman" w:hAnsi="Times New Roman" w:eastAsia="微软雅黑" w:cs="Times New Roman"/>
-                <w:b/>
-                <w:sz w:val="18"/>
-                <w:szCs w:val="18"/>
-                <w:highlight w:val="yellow"/>
-              </w:rPr>
-            </w:pPr>
-            <w:r>
-              <w:rPr>
-                <w:rFonts w:ascii="Times New Roman" w:hAnsi="Times New Roman" w:eastAsia="微软雅黑" w:cs="Times New Roman"/>
-                <w:sz w:val="18"/>
-                <w:szCs w:val="18"/>
-                <w:lang w:eastAsia="zh-CN"/>
-              </w:rPr>
-              <w:t>{{</w:t>
-            </w:r>
-            <w:r>
-              <w:rPr>
-                <w:rFonts w:ascii="Times New Roman" w:hAnsi="Times New Roman" w:eastAsia="微软雅黑" w:cs="Times New Roman"/>
-                <w:bCs/>
-                <w:sz w:val="18"/>
-                <w:szCs w:val="18"/>
-                <w:lang w:eastAsia="zh-CN"/>
-              </w:rPr>
-              <w:t>dis.drug_name_chinese</w:t>
-            </w:r>
-            <w:r>
-              <w:rPr>
-                <w:rFonts w:hint="eastAsia" w:ascii="Times New Roman" w:hAnsi="Times New Roman" w:eastAsia="微软雅黑" w:cs="Times New Roman"/>
-                <w:bCs/>
-                <w:sz w:val="18"/>
-                <w:szCs w:val="18"/>
-                <w:lang w:eastAsia="zh-CN"/>
-              </w:rPr>
-              <w:t>3</w:t>
-            </w:r>
-            <w:r>
-              <w:rPr>
-                <w:rFonts w:ascii="Times New Roman" w:hAnsi="Times New Roman" w:eastAsia="微软雅黑" w:cs="Times New Roman"/>
-                <w:sz w:val="18"/>
-                <w:szCs w:val="18"/>
-                <w:lang w:eastAsia="zh-CN"/>
-              </w:rPr>
-              <w:t xml:space="preserve"> }}</w:t>
-            </w:r>
-          </w:p>
-        </w:tc>
-        <w:tc>
-          <w:tcPr>
-            <w:tcW w:w="1417" w:type="dxa"/>
-            <w:tcBorders>
-              <w:tl2br w:val="nil"/>
-              <w:tr2bl w:val="nil"/>
-            </w:tcBorders>
-            <w:vAlign w:val="center"/>
-          </w:tcPr>
-          <w:p>
-            <w:pPr>
-              <w:keepNext/>
-              <w:spacing w:before="26"/>
-              <w:jc w:val="center"/>
-              <w:rPr>
-                <w:rFonts w:ascii="Times New Roman" w:hAnsi="Times New Roman" w:eastAsia="微软雅黑" w:cs="Times New Roman"/>
-                <w:bCs/>
-                <w:sz w:val="18"/>
-                <w:szCs w:val="18"/>
-                <w:highlight w:val="yellow"/>
-                <w:lang w:eastAsia="zh-CN"/>
-              </w:rPr>
-            </w:pPr>
-            <w:r>
-              <w:rPr>
-                <w:rFonts w:hint="eastAsia" w:ascii="Times New Roman" w:hAnsi="Times New Roman" w:eastAsia="微软雅黑" w:cs="Times New Roman"/>
-                <w:sz w:val="18"/>
-                <w:szCs w:val="18"/>
-                <w:lang w:eastAsia="zh-CN"/>
-              </w:rPr>
-              <w:t>{{dis.</w:t>
-            </w:r>
-            <w:r>
-              <w:rPr>
-                <w:rFonts w:hint="eastAsia" w:ascii="Times New Roman" w:hAnsi="Times New Roman" w:eastAsia="微软雅黑" w:cs="Times New Roman"/>
-                <w:bCs/>
-                <w:sz w:val="18"/>
-                <w:szCs w:val="18"/>
-                <w:lang w:eastAsia="zh-CN"/>
-              </w:rPr>
-              <w:t>disease_name_chinese</w:t>
-            </w:r>
-            <w:r>
-              <w:rPr>
-                <w:rFonts w:hint="eastAsia" w:ascii="Times New Roman" w:hAnsi="Times New Roman" w:eastAsia="微软雅黑" w:cs="Times New Roman"/>
-                <w:sz w:val="18"/>
-                <w:szCs w:val="18"/>
-                <w:lang w:eastAsia="zh-CN"/>
-              </w:rPr>
-              <w:t>}}</w:t>
-            </w:r>
-          </w:p>
-        </w:tc>
-        <w:tc>
-          <w:tcPr>
-            <w:tcW w:w="1261" w:type="dxa"/>
-            <w:tcBorders>
-              <w:tl2br w:val="nil"/>
-              <w:tr2bl w:val="nil"/>
-            </w:tcBorders>
-            <w:vAlign w:val="center"/>
-          </w:tcPr>
-          <w:p>
-            <w:pPr>
-              <w:keepNext/>
-              <w:spacing w:before="26"/>
-              <w:jc w:val="center"/>
-              <w:rPr>
-                <w:rFonts w:ascii="Times New Roman" w:hAnsi="Times New Roman" w:eastAsia="微软雅黑" w:cs="Times New Roman"/>
-                <w:bCs/>
-                <w:sz w:val="18"/>
-                <w:szCs w:val="18"/>
-                <w:highlight w:val="yellow"/>
-                <w:lang w:eastAsia="zh-CN"/>
-              </w:rPr>
-            </w:pPr>
-            <w:r>
-              <w:rPr>
-                <w:rFonts w:hint="eastAsia" w:ascii="Times New Roman" w:hAnsi="Times New Roman" w:eastAsia="微软雅黑" w:cs="Times New Roman"/>
-                <w:sz w:val="18"/>
-                <w:szCs w:val="18"/>
-                <w:lang w:eastAsia="zh-CN"/>
-              </w:rPr>
-              <w:t>{{</w:t>
-            </w:r>
-            <w:r>
-              <w:rPr>
-                <w:rFonts w:hint="eastAsia" w:ascii="Times New Roman" w:hAnsi="Times New Roman" w:eastAsia="微软雅黑" w:cs="Times New Roman"/>
-                <w:bCs/>
-                <w:sz w:val="18"/>
-                <w:szCs w:val="18"/>
-                <w:lang w:eastAsia="zh-CN"/>
-              </w:rPr>
-              <w:t>dis.evidence_phase_chinese</w:t>
-            </w:r>
-            <w:r>
-              <w:rPr>
-                <w:rFonts w:hint="eastAsia" w:ascii="Times New Roman" w:hAnsi="Times New Roman" w:eastAsia="微软雅黑" w:cs="Times New Roman"/>
-                <w:sz w:val="18"/>
-                <w:szCs w:val="18"/>
-                <w:lang w:eastAsia="zh-CN"/>
-              </w:rPr>
-              <w:t>}}</w:t>
-            </w:r>
-          </w:p>
-        </w:tc>
-        <w:tc>
-          <w:tcPr>
-            <w:tcW w:w="5666" w:type="dxa"/>
-            <w:tcBorders>
-              <w:tl2br w:val="nil"/>
-              <w:tr2bl w:val="nil"/>
-            </w:tcBorders>
-            <w:vAlign w:val="center"/>
-          </w:tcPr>
-          <w:p>
-            <w:pPr>
-              <w:keepNext/>
-              <w:spacing w:before="26"/>
-              <w:jc w:val="center"/>
-              <w:rPr>
-                <w:rFonts w:ascii="Times New Roman" w:hAnsi="Times New Roman" w:eastAsia="微软雅黑" w:cs="Times New Roman"/>
-                <w:bCs/>
-                <w:sz w:val="18"/>
-                <w:szCs w:val="18"/>
-                <w:highlight w:val="yellow"/>
-                <w:lang w:eastAsia="zh-CN"/>
-              </w:rPr>
-            </w:pPr>
-            <w:r>
-              <w:rPr>
-                <w:rFonts w:hint="eastAsia" w:ascii="Times New Roman" w:hAnsi="Times New Roman" w:eastAsia="微软雅黑" w:cs="Times New Roman"/>
-                <w:sz w:val="18"/>
-                <w:szCs w:val="18"/>
-                <w:lang w:eastAsia="zh-CN"/>
-              </w:rPr>
-              <w:t>{{</w:t>
-            </w:r>
-            <w:r>
-              <w:rPr>
-                <w:rFonts w:hint="eastAsia" w:ascii="Times New Roman" w:hAnsi="Times New Roman" w:eastAsia="微软雅黑" w:cs="Times New Roman"/>
-                <w:bCs/>
-                <w:sz w:val="18"/>
-                <w:szCs w:val="18"/>
-                <w:lang w:eastAsia="zh-CN"/>
-              </w:rPr>
-              <w:t>dis.annotation_chinese</w:t>
-            </w:r>
-            <w:r>
-              <w:rPr>
-                <w:rFonts w:hint="eastAsia" w:ascii="Times New Roman" w:hAnsi="Times New Roman" w:eastAsia="微软雅黑" w:cs="Times New Roman"/>
-                <w:sz w:val="18"/>
-                <w:szCs w:val="18"/>
-                <w:lang w:eastAsia="zh-CN"/>
-              </w:rPr>
-              <w:t>}}</w:t>
-            </w:r>
-          </w:p>
-        </w:tc>
-      </w:tr>
-      <w:tr>
-        <w:tblPrEx>
-          <w:tblBorders>
-            <w:top w:val="single" w:color="244061" w:sz="18" w:space="0"/>
-            <w:left w:val="none" w:color="auto" w:sz="0" w:space="0"/>
-            <w:bottom w:val="dashed" w:color="244061" w:sz="4" w:space="0"/>
-            <w:right w:val="none" w:color="auto" w:sz="0" w:space="0"/>
-            <w:insideH w:val="dashed" w:color="244061" w:sz="4" w:space="0"/>
-            <w:insideV w:val="dashed" w:color="244061" w:sz="4" w:space="0"/>
-          </w:tblBorders>
-          <w:tblCellMar>
-            <w:top w:w="0" w:type="dxa"/>
-            <w:left w:w="108" w:type="dxa"/>
-            <w:bottom w:w="0" w:type="dxa"/>
-            <w:right w:w="108" w:type="dxa"/>
-          </w:tblCellMar>
-        </w:tblPrEx>
-        <w:trPr>
-          <w:trHeight w:val="494" w:hRule="atLeast"/>
-          <w:jc w:val="center"/>
-        </w:trPr>
-        <w:tc>
-          <w:tcPr>
-            <w:tcW w:w="9870" w:type="dxa"/>
-            <w:gridSpan w:val="4"/>
-            <w:tcBorders>
-              <w:tl2br w:val="nil"/>
-              <w:tr2bl w:val="nil"/>
-            </w:tcBorders>
-            <w:vAlign w:val="center"/>
-          </w:tcPr>
-          <w:p>
-            <w:pPr>
-              <w:keepNext/>
-              <w:spacing w:before="26"/>
-              <w:jc w:val="center"/>
-              <w:rPr>
-                <w:rFonts w:ascii="Times New Roman" w:hAnsi="Times New Roman" w:eastAsia="微软雅黑" w:cs="Times New Roman"/>
-                <w:bCs/>
-                <w:sz w:val="18"/>
-                <w:szCs w:val="18"/>
-                <w:lang w:eastAsia="zh-CN"/>
-              </w:rPr>
-            </w:pPr>
-            <w:r>
-              <w:rPr>
-                <w:rFonts w:hint="eastAsia" w:ascii="Times New Roman" w:hAnsi="Times New Roman" w:eastAsia="微软雅黑" w:cs="Times New Roman"/>
-                <w:b/>
-                <w:sz w:val="18"/>
-                <w:szCs w:val="18"/>
-                <w:lang w:eastAsia="zh-CN"/>
-              </w:rPr>
-              <w:t>{%tr endfor %}</w:t>
-            </w:r>
-          </w:p>
-        </w:tc>
-      </w:tr>
-    </w:tbl>
-    <w:p>
-      <w:pPr>
         <w:pStyle w:val="55"/>
         <w:rPr>
           <w:rFonts w:hint="eastAsia"/>
@@ -28277,14 +28328,14 @@
           <w:lang w:val="en-US" w:eastAsia="zh-CN"/>
         </w:rPr>
       </w:pPr>
-      <w:bookmarkStart w:id="82" w:name="_Toc15840_WPSOffice_Level1"/>
-      <w:bookmarkStart w:id="83" w:name="_Toc4168"/>
-      <w:bookmarkStart w:id="84" w:name="_Toc31490"/>
-      <w:bookmarkStart w:id="85" w:name="_Toc14255_WPSOffice_Level1"/>
-      <w:bookmarkStart w:id="86" w:name="_Toc24085_WPSOffice_Level1"/>
-      <w:bookmarkStart w:id="87" w:name="_Toc17012"/>
-      <w:bookmarkStart w:id="88" w:name="_Toc106294406"/>
-      <w:bookmarkStart w:id="89" w:name="_Toc27075"/>
+      <w:bookmarkStart w:id="82" w:name="_Toc17012"/>
+      <w:bookmarkStart w:id="83" w:name="_Toc14255_WPSOffice_Level1"/>
+      <w:bookmarkStart w:id="84" w:name="_Toc106294406"/>
+      <w:bookmarkStart w:id="85" w:name="_Toc27075"/>
+      <w:bookmarkStart w:id="86" w:name="_Toc15840_WPSOffice_Level1"/>
+      <w:bookmarkStart w:id="87" w:name="_Toc31490"/>
+      <w:bookmarkStart w:id="88" w:name="_Toc24085_WPSOffice_Level1"/>
+      <w:bookmarkStart w:id="89" w:name="_Toc4168"/>
       <w:r>
         <w:rPr>
           <w:rFonts w:hint="eastAsia" w:ascii="微软雅黑" w:hAnsi="微软雅黑" w:eastAsia="微软雅黑" w:cs="微软雅黑"/>
@@ -28341,6 +28392,13 @@
             <w:insideH w:val="dashed" w:color="244061" w:sz="4" w:space="0"/>
             <w:insideV w:val="dashed" w:color="244061" w:sz="4" w:space="0"/>
           </w:tblBorders>
+          <w:shd w:val="clear" w:color="auto" w:fill="auto"/>
+          <w:tblCellMar>
+            <w:top w:w="0" w:type="dxa"/>
+            <w:left w:w="0" w:type="dxa"/>
+            <w:bottom w:w="0" w:type="dxa"/>
+            <w:right w:w="0" w:type="dxa"/>
+          </w:tblCellMar>
         </w:tblPrEx>
         <w:trPr>
           <w:trHeight w:val="513" w:hRule="atLeast"/>
@@ -28670,7 +28728,6 @@
             <w:insideH w:val="dashed" w:color="244061" w:sz="4" w:space="0"/>
             <w:insideV w:val="dashed" w:color="244061" w:sz="4" w:space="0"/>
           </w:tblBorders>
-          <w:shd w:val="clear" w:color="auto" w:fill="auto"/>
           <w:tblCellMar>
             <w:top w:w="0" w:type="dxa"/>
             <w:left w:w="0" w:type="dxa"/>
@@ -28912,6 +28969,164 @@
                 <w:lang w:eastAsia="zh-CN"/>
               </w:rPr>
               <w:t>{% endif %}</w:t>
+            </w:r>
+          </w:p>
+        </w:tc>
+      </w:tr>
+      <w:tr>
+        <w:tblPrEx>
+          <w:tblBorders>
+            <w:top w:val="dashed" w:color="244061" w:sz="4" w:space="0"/>
+            <w:left w:val="none" w:color="auto" w:sz="0" w:space="0"/>
+            <w:bottom w:val="dashed" w:color="244061" w:sz="4" w:space="0"/>
+            <w:right w:val="none" w:color="auto" w:sz="0" w:space="0"/>
+            <w:insideH w:val="dashed" w:color="244061" w:sz="4" w:space="0"/>
+            <w:insideV w:val="dashed" w:color="244061" w:sz="4" w:space="0"/>
+          </w:tblBorders>
+          <w:tblCellMar>
+            <w:top w:w="0" w:type="dxa"/>
+            <w:left w:w="0" w:type="dxa"/>
+            <w:bottom w:w="0" w:type="dxa"/>
+            <w:right w:w="0" w:type="dxa"/>
+          </w:tblCellMar>
+        </w:tblPrEx>
+        <w:trPr>
+          <w:trHeight w:val="512" w:hRule="atLeast"/>
+          <w:jc w:val="center"/>
+        </w:trPr>
+        <w:tc>
+          <w:tcPr>
+            <w:tcW w:w="1984" w:type="dxa"/>
+            <w:vMerge w:val="continue"/>
+            <w:shd w:val="clear" w:color="auto" w:fill="auto"/>
+            <w:vAlign w:val="center"/>
+          </w:tcPr>
+          <w:p>
+            <w:pPr>
+              <w:rPr>
+                <w:rFonts w:ascii="Times New Roman" w:hAnsi="Times New Roman" w:cs="Times New Roman"/>
+                <w:b/>
+                <w:bCs/>
+                <w:sz w:val="20"/>
+                <w:szCs w:val="20"/>
+              </w:rPr>
+            </w:pPr>
+          </w:p>
+        </w:tc>
+        <w:tc>
+          <w:tcPr>
+            <w:tcW w:w="2717" w:type="dxa"/>
+            <w:shd w:val="clear" w:color="auto" w:fill="auto"/>
+            <w:vAlign w:val="center"/>
+          </w:tcPr>
+          <w:p>
+            <w:pPr>
+              <w:autoSpaceDE w:val="0"/>
+              <w:ind w:left="110" w:leftChars="50"/>
+              <w:jc w:val="center"/>
+              <w:rPr>
+                <w:rFonts w:ascii="Times New Roman" w:hAnsi="Times New Roman" w:eastAsia="微软雅黑" w:cs="Times New Roman"/>
+                <w:sz w:val="21"/>
+                <w:szCs w:val="21"/>
+              </w:rPr>
+            </w:pPr>
+            <w:r>
+              <w:rPr>
+                <w:rFonts w:ascii="Times New Roman" w:hAnsi="Times New Roman" w:eastAsia="微软雅黑" w:cs="Times New Roman"/>
+                <w:sz w:val="21"/>
+                <w:szCs w:val="21"/>
+                <w:lang w:eastAsia="zh-CN" w:bidi="ar"/>
+              </w:rPr>
+              <w:t>DNA</w:t>
+            </w:r>
+            <w:r>
+              <w:rPr>
+                <w:rFonts w:hint="eastAsia" w:ascii="微软雅黑" w:hAnsi="微软雅黑" w:eastAsia="微软雅黑" w:cs="微软雅黑"/>
+                <w:sz w:val="21"/>
+                <w:szCs w:val="21"/>
+                <w:lang w:eastAsia="zh-CN" w:bidi="ar"/>
+              </w:rPr>
+              <w:t>降解程度</w:t>
+            </w:r>
+          </w:p>
+        </w:tc>
+        <w:tc>
+          <w:tcPr>
+            <w:tcW w:w="2378" w:type="dxa"/>
+            <w:shd w:val="clear" w:color="auto" w:fill="auto"/>
+            <w:vAlign w:val="center"/>
+          </w:tcPr>
+          <w:p>
+            <w:pPr>
+              <w:ind w:left="119"/>
+              <w:jc w:val="center"/>
+              <w:rPr>
+                <w:rFonts w:ascii="Times New Roman" w:hAnsi="Times New Roman" w:eastAsia="微软雅黑" w:cs="Times New Roman"/>
+                <w:sz w:val="21"/>
+                <w:szCs w:val="21"/>
+              </w:rPr>
+            </w:pPr>
+            <w:r>
+              <w:rPr>
+                <w:rFonts w:hint="eastAsia" w:ascii="Times New Roman" w:hAnsi="Times New Roman" w:eastAsia="微软雅黑" w:cs="Times New Roman"/>
+                <w:sz w:val="21"/>
+                <w:lang w:eastAsia="zh-CN"/>
+              </w:rPr>
+              <w:t xml:space="preserve">{{ </w:t>
+            </w:r>
+            <w:r>
+              <w:rPr>
+                <w:rFonts w:ascii="Times New Roman" w:hAnsi="Times New Roman" w:eastAsia="微软雅黑" w:cs="Times New Roman"/>
+                <w:sz w:val="21"/>
+                <w:lang w:eastAsia="zh-CN"/>
+              </w:rPr>
+              <w:t>DNA_degradation</w:t>
+            </w:r>
+            <w:r>
+              <w:rPr>
+                <w:rFonts w:hint="eastAsia" w:ascii="Times New Roman" w:hAnsi="Times New Roman" w:eastAsia="微软雅黑" w:cs="Times New Roman"/>
+                <w:sz w:val="21"/>
+                <w:lang w:eastAsia="zh-CN"/>
+              </w:rPr>
+              <w:t xml:space="preserve"> }}</w:t>
+            </w:r>
+          </w:p>
+        </w:tc>
+        <w:tc>
+          <w:tcPr>
+            <w:tcW w:w="2731" w:type="dxa"/>
+            <w:gridSpan w:val="2"/>
+            <w:shd w:val="clear" w:color="auto" w:fill="auto"/>
+            <w:vAlign w:val="center"/>
+          </w:tcPr>
+          <w:p>
+            <w:pPr>
+              <w:autoSpaceDE w:val="0"/>
+              <w:ind w:left="110" w:leftChars="50"/>
+              <w:jc w:val="center"/>
+              <w:rPr>
+                <w:rFonts w:ascii="Times New Roman" w:hAnsi="Times New Roman" w:eastAsia="微软雅黑" w:cs="Times New Roman"/>
+                <w:sz w:val="21"/>
+                <w:szCs w:val="21"/>
+              </w:rPr>
+            </w:pPr>
+            <w:r>
+              <w:rPr>
+                <w:rFonts w:ascii="Times New Roman" w:hAnsi="Times New Roman" w:eastAsia="微软雅黑" w:cs="Times New Roman"/>
+                <w:sz w:val="21"/>
+                <w:szCs w:val="21"/>
+                <w:lang w:eastAsia="zh-CN" w:bidi="ar"/>
+              </w:rPr>
+              <w:t>A/B/C</w:t>
+            </w:r>
+            <w:r>
+              <w:rPr>
+                <w:rFonts w:hint="eastAsia" w:ascii="微软雅黑" w:hAnsi="微软雅黑" w:eastAsia="微软雅黑" w:cs="微软雅黑"/>
+                <w:sz w:val="21"/>
+                <w:szCs w:val="21"/>
+                <w:lang w:eastAsia="zh-CN" w:bidi="ar"/>
+              </w:rPr>
+              <w:t>级</w:t>
             </w:r>
           </w:p>
         </w:tc>
@@ -28976,12 +29191,21 @@
             </w:pPr>
             <w:r>
               <w:rPr>
-                <w:rFonts w:ascii="Times New Roman" w:hAnsi="Times New Roman" w:eastAsia="微软雅黑" w:cs="Times New Roman"/>
+                <w:rFonts w:hint="eastAsia" w:ascii="微软雅黑" w:hAnsi="微软雅黑" w:eastAsia="微软雅黑" w:cs="微软雅黑"/>
                 <w:sz w:val="21"/>
                 <w:szCs w:val="21"/>
                 <w:lang w:eastAsia="zh-CN" w:bidi="ar"/>
               </w:rPr>
-              <w:t>DNA</w:t>
+              <w:t>预文库总量（</w:t>
+            </w:r>
+            <w:r>
+              <w:rPr>
+                <w:rFonts w:ascii="Times New Roman" w:hAnsi="Times New Roman" w:eastAsia="微软雅黑" w:cs="Times New Roman"/>
+                <w:sz w:val="21"/>
+                <w:szCs w:val="21"/>
+                <w:lang w:eastAsia="zh-CN" w:bidi="ar"/>
+              </w:rPr>
+              <w:t>ng</w:t>
             </w:r>
             <w:r>
               <w:rPr>
@@ -28990,7 +29214,7 @@
                 <w:szCs w:val="21"/>
                 <w:lang w:eastAsia="zh-CN" w:bidi="ar"/>
               </w:rPr>
-              <w:t>降解程度</w:t>
+              <w:t>）</w:t>
             </w:r>
           </w:p>
         </w:tc>
@@ -29024,7 +29248,7 @@
                 <w:sz w:val="21"/>
                 <w:lang w:eastAsia="zh-CN"/>
               </w:rPr>
-              <w:t>DNA_degradation</w:t>
+              <w:t>outbound_quantity</w:t>
             </w:r>
             <w:r>
               <w:rPr>
@@ -29056,21 +29280,253 @@
             </w:pPr>
             <w:r>
               <w:rPr>
-                <w:rFonts w:ascii="Times New Roman" w:hAnsi="Times New Roman" w:eastAsia="微软雅黑" w:cs="Times New Roman"/>
+                <w:rFonts w:hint="eastAsia" w:ascii="微软雅黑" w:hAnsi="微软雅黑" w:eastAsia="微软雅黑" w:cs="微软雅黑"/>
                 <w:sz w:val="21"/>
                 <w:szCs w:val="21"/>
                 <w:lang w:eastAsia="zh-CN" w:bidi="ar"/>
               </w:rPr>
-              <w:t>A/B/C</w:t>
-            </w:r>
+              <w:t>≥</w:t>
+            </w:r>
+            <w:r>
+              <w:rPr>
+                <w:rFonts w:ascii="Times New Roman" w:hAnsi="Times New Roman" w:eastAsia="微软雅黑" w:cs="Times New Roman"/>
+                <w:sz w:val="21"/>
+                <w:szCs w:val="21"/>
+                <w:lang w:eastAsia="zh-CN" w:bidi="ar"/>
+              </w:rPr>
+              <w:t>500</w:t>
+            </w:r>
+          </w:p>
+        </w:tc>
+      </w:tr>
+      <w:tr>
+        <w:tblPrEx>
+          <w:tblBorders>
+            <w:top w:val="dashed" w:color="244061" w:sz="4" w:space="0"/>
+            <w:left w:val="none" w:color="auto" w:sz="0" w:space="0"/>
+            <w:bottom w:val="dashed" w:color="244061" w:sz="4" w:space="0"/>
+            <w:right w:val="none" w:color="auto" w:sz="0" w:space="0"/>
+            <w:insideH w:val="dashed" w:color="244061" w:sz="4" w:space="0"/>
+            <w:insideV w:val="dashed" w:color="244061" w:sz="4" w:space="0"/>
+          </w:tblBorders>
+          <w:tblCellMar>
+            <w:top w:w="0" w:type="dxa"/>
+            <w:left w:w="0" w:type="dxa"/>
+            <w:bottom w:w="0" w:type="dxa"/>
+            <w:right w:w="0" w:type="dxa"/>
+          </w:tblCellMar>
+        </w:tblPrEx>
+        <w:trPr>
+          <w:trHeight w:val="512" w:hRule="atLeast"/>
+          <w:jc w:val="center"/>
+        </w:trPr>
+        <w:tc>
+          <w:tcPr>
+            <w:tcW w:w="1984" w:type="dxa"/>
+            <w:vMerge w:val="restart"/>
+            <w:shd w:val="clear" w:color="auto" w:fill="auto"/>
+            <w:vAlign w:val="center"/>
+          </w:tcPr>
+          <w:p>
+            <w:pPr>
+              <w:autoSpaceDE w:val="0"/>
+              <w:ind w:left="110" w:leftChars="50"/>
+              <w:jc w:val="center"/>
+              <w:rPr>
+                <w:rFonts w:ascii="Times New Roman" w:hAnsi="Times New Roman" w:eastAsia="微软雅黑" w:cs="Times New Roman"/>
+                <w:b/>
+                <w:bCs/>
+                <w:sz w:val="21"/>
+                <w:szCs w:val="21"/>
+              </w:rPr>
+            </w:pPr>
             <w:r>
               <w:rPr>
                 <w:rFonts w:hint="eastAsia" w:ascii="微软雅黑" w:hAnsi="微软雅黑" w:eastAsia="微软雅黑" w:cs="微软雅黑"/>
+                <w:b/>
+                <w:bCs/>
                 <w:sz w:val="21"/>
                 <w:szCs w:val="21"/>
                 <w:lang w:eastAsia="zh-CN" w:bidi="ar"/>
               </w:rPr>
-              <w:t>级</w:t>
+              <w:t>测序质量评估</w:t>
+            </w:r>
+          </w:p>
+        </w:tc>
+        <w:tc>
+          <w:tcPr>
+            <w:tcW w:w="2717" w:type="dxa"/>
+            <w:shd w:val="clear" w:color="auto" w:fill="auto"/>
+            <w:vAlign w:val="center"/>
+          </w:tcPr>
+          <w:p>
+            <w:pPr>
+              <w:autoSpaceDE w:val="0"/>
+              <w:ind w:left="110" w:leftChars="50"/>
+              <w:jc w:val="center"/>
+              <w:rPr>
+                <w:rFonts w:ascii="Times New Roman" w:hAnsi="Times New Roman" w:eastAsia="微软雅黑" w:cs="Times New Roman"/>
+                <w:sz w:val="21"/>
+                <w:szCs w:val="21"/>
+              </w:rPr>
+            </w:pPr>
+            <w:r>
+              <w:rPr>
+                <w:rFonts w:hint="eastAsia" w:ascii="微软雅黑" w:hAnsi="微软雅黑" w:eastAsia="微软雅黑" w:cs="微软雅黑"/>
+                <w:sz w:val="21"/>
+                <w:szCs w:val="21"/>
+                <w:lang w:eastAsia="zh-CN" w:bidi="ar"/>
+              </w:rPr>
+              <w:t>平均测序深度</w:t>
+            </w:r>
+          </w:p>
+        </w:tc>
+        <w:tc>
+          <w:tcPr>
+            <w:tcW w:w="2378" w:type="dxa"/>
+            <w:shd w:val="clear" w:color="auto" w:fill="auto"/>
+            <w:vAlign w:val="center"/>
+          </w:tcPr>
+          <w:p>
+            <w:pPr>
+              <w:ind w:left="119"/>
+              <w:jc w:val="center"/>
+              <w:rPr>
+                <w:rFonts w:ascii="Times New Roman" w:hAnsi="Times New Roman" w:eastAsia="微软雅黑" w:cs="Times New Roman"/>
+                <w:sz w:val="21"/>
+                <w:szCs w:val="21"/>
+                <w:highlight w:val="lightGray"/>
+              </w:rPr>
+            </w:pPr>
+            <w:r>
+              <w:rPr>
+                <w:rFonts w:hint="eastAsia" w:ascii="Times New Roman" w:hAnsi="Times New Roman" w:eastAsia="微软雅黑" w:cs="Times New Roman"/>
+                <w:sz w:val="21"/>
+                <w:lang w:eastAsia="zh-CN"/>
+              </w:rPr>
+              <w:t xml:space="preserve">{{ </w:t>
+            </w:r>
+            <w:r>
+              <w:rPr>
+                <w:rFonts w:ascii="Times New Roman" w:hAnsi="Times New Roman" w:eastAsia="微软雅黑" w:cs="Times New Roman"/>
+                <w:sz w:val="21"/>
+                <w:lang w:eastAsia="zh-CN"/>
+              </w:rPr>
+              <w:t>sequencing_depth</w:t>
+            </w:r>
+            <w:r>
+              <w:rPr>
+                <w:rFonts w:hint="eastAsia" w:ascii="Times New Roman" w:hAnsi="Times New Roman" w:eastAsia="微软雅黑" w:cs="Times New Roman"/>
+                <w:sz w:val="21"/>
+                <w:lang w:eastAsia="zh-CN"/>
+              </w:rPr>
+              <w:t xml:space="preserve"> }}</w:t>
+            </w:r>
+          </w:p>
+        </w:tc>
+        <w:tc>
+          <w:tcPr>
+            <w:tcW w:w="2731" w:type="dxa"/>
+            <w:gridSpan w:val="2"/>
+            <w:shd w:val="clear" w:color="auto" w:fill="auto"/>
+            <w:vAlign w:val="center"/>
+          </w:tcPr>
+          <w:p>
+            <w:pPr>
+              <w:autoSpaceDE w:val="0"/>
+              <w:ind w:left="110" w:leftChars="50"/>
+              <w:jc w:val="center"/>
+              <w:rPr>
+                <w:rFonts w:ascii="Times New Roman" w:hAnsi="Times New Roman" w:eastAsia="微软雅黑" w:cs="Times New Roman"/>
+                <w:sz w:val="21"/>
+                <w:szCs w:val="21"/>
+              </w:rPr>
+            </w:pPr>
+            <w:r>
+              <w:rPr>
+                <w:rFonts w:hint="eastAsia" w:ascii="Times New Roman" w:hAnsi="Times New Roman" w:eastAsia="微软雅黑" w:cs="黑体"/>
+                <w:sz w:val="21"/>
+                <w:lang w:eastAsia="zh-CN"/>
+              </w:rPr>
+              <w:t xml:space="preserve">{% if summaryOfRresults.type == </w:t>
+            </w:r>
+            <w:r>
+              <w:rPr>
+                <w:rFonts w:ascii="Times New Roman" w:hAnsi="Times New Roman" w:eastAsia="微软雅黑" w:cs="黑体"/>
+                <w:sz w:val="21"/>
+                <w:lang w:eastAsia="zh-CN"/>
+              </w:rPr>
+              <w:t>“tissue”</w:t>
+            </w:r>
+            <w:r>
+              <w:rPr>
+                <w:rFonts w:hint="eastAsia" w:ascii="Times New Roman" w:hAnsi="Times New Roman" w:eastAsia="微软雅黑" w:cs="黑体"/>
+                <w:sz w:val="21"/>
+                <w:lang w:eastAsia="zh-CN"/>
+              </w:rPr>
+              <w:t xml:space="preserve"> %}</w:t>
+            </w:r>
+            <w:r>
+              <w:rPr>
+                <w:rFonts w:hint="eastAsia" w:ascii="微软雅黑" w:hAnsi="微软雅黑" w:eastAsia="微软雅黑" w:cs="微软雅黑"/>
+                <w:sz w:val="21"/>
+                <w:szCs w:val="21"/>
+                <w:lang w:eastAsia="zh-CN" w:bidi="ar"/>
+              </w:rPr>
+              <w:t>≥</w:t>
+            </w:r>
+            <w:r>
+              <w:rPr>
+                <w:rFonts w:ascii="Times New Roman" w:hAnsi="Times New Roman" w:eastAsia="微软雅黑" w:cs="Times New Roman"/>
+                <w:sz w:val="21"/>
+                <w:szCs w:val="21"/>
+                <w:lang w:eastAsia="zh-CN" w:bidi="ar"/>
+              </w:rPr>
+              <w:t>500</w:t>
+            </w:r>
+            <w:r>
+              <w:rPr>
+                <w:rFonts w:hint="eastAsia" w:ascii="Times New Roman" w:hAnsi="Times New Roman" w:eastAsia="微软雅黑" w:cs="黑体"/>
+                <w:sz w:val="21"/>
+                <w:lang w:eastAsia="zh-CN"/>
+              </w:rPr>
+              <w:t>{% else %}</w:t>
+            </w:r>
+            <w:r>
+              <w:rPr>
+                <w:rFonts w:hint="eastAsia" w:ascii="微软雅黑" w:hAnsi="微软雅黑" w:eastAsia="微软雅黑" w:cs="微软雅黑"/>
+                <w:sz w:val="21"/>
+                <w:szCs w:val="21"/>
+                <w:lang w:eastAsia="zh-CN" w:bidi="ar"/>
+              </w:rPr>
+              <w:t>≥</w:t>
+            </w:r>
+            <w:r>
+              <w:rPr>
+                <w:rFonts w:hint="eastAsia" w:ascii="Times New Roman" w:hAnsi="Times New Roman" w:cs="Times New Roman"/>
+                <w:color w:val="000000"/>
+                <w:sz w:val="21"/>
+                <w:szCs w:val="21"/>
+                <w:lang w:eastAsia="zh-CN"/>
+              </w:rPr>
+              <w:t>15</w:t>
+            </w:r>
+            <w:r>
+              <w:rPr>
+                <w:rFonts w:ascii="Times New Roman" w:hAnsi="Times New Roman" w:cs="Times New Roman"/>
+                <w:color w:val="000000"/>
+                <w:sz w:val="21"/>
+                <w:szCs w:val="21"/>
+              </w:rPr>
+              <w:t>00</w:t>
+            </w:r>
+            <w:r>
+              <w:rPr>
+                <w:rFonts w:hint="eastAsia" w:ascii="Times New Roman" w:hAnsi="Times New Roman" w:eastAsia="微软雅黑" w:cs="黑体"/>
+                <w:sz w:val="21"/>
+                <w:lang w:eastAsia="zh-CN"/>
+              </w:rPr>
+              <w:t>{% endif %}</w:t>
             </w:r>
           </w:p>
         </w:tc>
@@ -29140,407 +29596,6 @@
                 <w:szCs w:val="21"/>
                 <w:lang w:eastAsia="zh-CN" w:bidi="ar"/>
               </w:rPr>
-              <w:t>预文库总量（</w:t>
-            </w:r>
-            <w:r>
-              <w:rPr>
-                <w:rFonts w:ascii="Times New Roman" w:hAnsi="Times New Roman" w:eastAsia="微软雅黑" w:cs="Times New Roman"/>
-                <w:sz w:val="21"/>
-                <w:szCs w:val="21"/>
-                <w:lang w:eastAsia="zh-CN" w:bidi="ar"/>
-              </w:rPr>
-              <w:t>ng</w:t>
-            </w:r>
-            <w:r>
-              <w:rPr>
-                <w:rFonts w:hint="eastAsia" w:ascii="微软雅黑" w:hAnsi="微软雅黑" w:eastAsia="微软雅黑" w:cs="微软雅黑"/>
-                <w:sz w:val="21"/>
-                <w:szCs w:val="21"/>
-                <w:lang w:eastAsia="zh-CN" w:bidi="ar"/>
-              </w:rPr>
-              <w:t>）</w:t>
-            </w:r>
-          </w:p>
-        </w:tc>
-        <w:tc>
-          <w:tcPr>
-            <w:tcW w:w="2378" w:type="dxa"/>
-            <w:shd w:val="clear" w:color="auto" w:fill="auto"/>
-            <w:vAlign w:val="center"/>
-          </w:tcPr>
-          <w:p>
-            <w:pPr>
-              <w:ind w:left="119"/>
-              <w:jc w:val="center"/>
-              <w:rPr>
-                <w:rFonts w:ascii="Times New Roman" w:hAnsi="Times New Roman" w:eastAsia="微软雅黑" w:cs="Times New Roman"/>
-                <w:sz w:val="21"/>
-                <w:szCs w:val="21"/>
-              </w:rPr>
-            </w:pPr>
-            <w:r>
-              <w:rPr>
-                <w:rFonts w:hint="eastAsia" w:ascii="Times New Roman" w:hAnsi="Times New Roman" w:eastAsia="微软雅黑" w:cs="Times New Roman"/>
-                <w:sz w:val="21"/>
-                <w:lang w:eastAsia="zh-CN"/>
-              </w:rPr>
-              <w:t xml:space="preserve">{{ </w:t>
-            </w:r>
-            <w:r>
-              <w:rPr>
-                <w:rFonts w:ascii="Times New Roman" w:hAnsi="Times New Roman" w:eastAsia="微软雅黑" w:cs="Times New Roman"/>
-                <w:sz w:val="21"/>
-                <w:lang w:eastAsia="zh-CN"/>
-              </w:rPr>
-              <w:t>outbound_quantity</w:t>
-            </w:r>
-            <w:r>
-              <w:rPr>
-                <w:rFonts w:hint="eastAsia" w:ascii="Times New Roman" w:hAnsi="Times New Roman" w:eastAsia="微软雅黑" w:cs="Times New Roman"/>
-                <w:sz w:val="21"/>
-                <w:lang w:eastAsia="zh-CN"/>
-              </w:rPr>
-              <w:t xml:space="preserve"> }}</w:t>
-            </w:r>
-          </w:p>
-        </w:tc>
-        <w:tc>
-          <w:tcPr>
-            <w:tcW w:w="2731" w:type="dxa"/>
-            <w:gridSpan w:val="2"/>
-            <w:shd w:val="clear" w:color="auto" w:fill="auto"/>
-            <w:vAlign w:val="center"/>
-          </w:tcPr>
-          <w:p>
-            <w:pPr>
-              <w:autoSpaceDE w:val="0"/>
-              <w:ind w:left="110" w:leftChars="50"/>
-              <w:jc w:val="center"/>
-              <w:rPr>
-                <w:rFonts w:ascii="Times New Roman" w:hAnsi="Times New Roman" w:eastAsia="微软雅黑" w:cs="Times New Roman"/>
-                <w:sz w:val="21"/>
-                <w:szCs w:val="21"/>
-              </w:rPr>
-            </w:pPr>
-            <w:r>
-              <w:rPr>
-                <w:rFonts w:hint="eastAsia" w:ascii="微软雅黑" w:hAnsi="微软雅黑" w:eastAsia="微软雅黑" w:cs="微软雅黑"/>
-                <w:sz w:val="21"/>
-                <w:szCs w:val="21"/>
-                <w:lang w:eastAsia="zh-CN" w:bidi="ar"/>
-              </w:rPr>
-              <w:t>≥</w:t>
-            </w:r>
-            <w:r>
-              <w:rPr>
-                <w:rFonts w:ascii="Times New Roman" w:hAnsi="Times New Roman" w:eastAsia="微软雅黑" w:cs="Times New Roman"/>
-                <w:sz w:val="21"/>
-                <w:szCs w:val="21"/>
-                <w:lang w:eastAsia="zh-CN" w:bidi="ar"/>
-              </w:rPr>
-              <w:t>500</w:t>
-            </w:r>
-          </w:p>
-        </w:tc>
-      </w:tr>
-      <w:tr>
-        <w:tblPrEx>
-          <w:tblBorders>
-            <w:top w:val="dashed" w:color="244061" w:sz="4" w:space="0"/>
-            <w:left w:val="none" w:color="auto" w:sz="0" w:space="0"/>
-            <w:bottom w:val="dashed" w:color="244061" w:sz="4" w:space="0"/>
-            <w:right w:val="none" w:color="auto" w:sz="0" w:space="0"/>
-            <w:insideH w:val="dashed" w:color="244061" w:sz="4" w:space="0"/>
-            <w:insideV w:val="dashed" w:color="244061" w:sz="4" w:space="0"/>
-          </w:tblBorders>
-          <w:shd w:val="clear" w:color="auto" w:fill="auto"/>
-          <w:tblCellMar>
-            <w:top w:w="0" w:type="dxa"/>
-            <w:left w:w="0" w:type="dxa"/>
-            <w:bottom w:w="0" w:type="dxa"/>
-            <w:right w:w="0" w:type="dxa"/>
-          </w:tblCellMar>
-        </w:tblPrEx>
-        <w:trPr>
-          <w:trHeight w:val="512" w:hRule="atLeast"/>
-          <w:jc w:val="center"/>
-        </w:trPr>
-        <w:tc>
-          <w:tcPr>
-            <w:tcW w:w="1984" w:type="dxa"/>
-            <w:vMerge w:val="restart"/>
-            <w:shd w:val="clear" w:color="auto" w:fill="auto"/>
-            <w:vAlign w:val="center"/>
-          </w:tcPr>
-          <w:p>
-            <w:pPr>
-              <w:autoSpaceDE w:val="0"/>
-              <w:ind w:left="110" w:leftChars="50"/>
-              <w:jc w:val="center"/>
-              <w:rPr>
-                <w:rFonts w:ascii="Times New Roman" w:hAnsi="Times New Roman" w:eastAsia="微软雅黑" w:cs="Times New Roman"/>
-                <w:b/>
-                <w:bCs/>
-                <w:sz w:val="21"/>
-                <w:szCs w:val="21"/>
-              </w:rPr>
-            </w:pPr>
-            <w:r>
-              <w:rPr>
-                <w:rFonts w:hint="eastAsia" w:ascii="微软雅黑" w:hAnsi="微软雅黑" w:eastAsia="微软雅黑" w:cs="微软雅黑"/>
-                <w:b/>
-                <w:bCs/>
-                <w:sz w:val="21"/>
-                <w:szCs w:val="21"/>
-                <w:lang w:eastAsia="zh-CN" w:bidi="ar"/>
-              </w:rPr>
-              <w:t>测序质量评估</w:t>
-            </w:r>
-          </w:p>
-        </w:tc>
-        <w:tc>
-          <w:tcPr>
-            <w:tcW w:w="2717" w:type="dxa"/>
-            <w:shd w:val="clear" w:color="auto" w:fill="auto"/>
-            <w:vAlign w:val="center"/>
-          </w:tcPr>
-          <w:p>
-            <w:pPr>
-              <w:autoSpaceDE w:val="0"/>
-              <w:ind w:left="110" w:leftChars="50"/>
-              <w:jc w:val="center"/>
-              <w:rPr>
-                <w:rFonts w:ascii="Times New Roman" w:hAnsi="Times New Roman" w:eastAsia="微软雅黑" w:cs="Times New Roman"/>
-                <w:sz w:val="21"/>
-                <w:szCs w:val="21"/>
-              </w:rPr>
-            </w:pPr>
-            <w:r>
-              <w:rPr>
-                <w:rFonts w:hint="eastAsia" w:ascii="微软雅黑" w:hAnsi="微软雅黑" w:eastAsia="微软雅黑" w:cs="微软雅黑"/>
-                <w:sz w:val="21"/>
-                <w:szCs w:val="21"/>
-                <w:lang w:eastAsia="zh-CN" w:bidi="ar"/>
-              </w:rPr>
-              <w:t>平均测序深度</w:t>
-            </w:r>
-          </w:p>
-        </w:tc>
-        <w:tc>
-          <w:tcPr>
-            <w:tcW w:w="2378" w:type="dxa"/>
-            <w:shd w:val="clear" w:color="auto" w:fill="auto"/>
-            <w:vAlign w:val="center"/>
-          </w:tcPr>
-          <w:p>
-            <w:pPr>
-              <w:ind w:left="119"/>
-              <w:jc w:val="center"/>
-              <w:rPr>
-                <w:rFonts w:ascii="Times New Roman" w:hAnsi="Times New Roman" w:eastAsia="微软雅黑" w:cs="Times New Roman"/>
-                <w:sz w:val="21"/>
-                <w:szCs w:val="21"/>
-                <w:highlight w:val="lightGray"/>
-              </w:rPr>
-            </w:pPr>
-            <w:r>
-              <w:rPr>
-                <w:rFonts w:hint="eastAsia" w:ascii="Times New Roman" w:hAnsi="Times New Roman" w:eastAsia="微软雅黑" w:cs="Times New Roman"/>
-                <w:sz w:val="21"/>
-                <w:lang w:eastAsia="zh-CN"/>
-              </w:rPr>
-              <w:t xml:space="preserve">{{ </w:t>
-            </w:r>
-            <w:r>
-              <w:rPr>
-                <w:rFonts w:ascii="Times New Roman" w:hAnsi="Times New Roman" w:eastAsia="微软雅黑" w:cs="Times New Roman"/>
-                <w:sz w:val="21"/>
-                <w:lang w:eastAsia="zh-CN"/>
-              </w:rPr>
-              <w:t>sequencing_depth</w:t>
-            </w:r>
-            <w:r>
-              <w:rPr>
-                <w:rFonts w:hint="eastAsia" w:ascii="Times New Roman" w:hAnsi="Times New Roman" w:eastAsia="微软雅黑" w:cs="Times New Roman"/>
-                <w:sz w:val="21"/>
-                <w:lang w:eastAsia="zh-CN"/>
-              </w:rPr>
-              <w:t xml:space="preserve"> }}</w:t>
-            </w:r>
-          </w:p>
-        </w:tc>
-        <w:tc>
-          <w:tcPr>
-            <w:tcW w:w="2731" w:type="dxa"/>
-            <w:gridSpan w:val="2"/>
-            <w:shd w:val="clear" w:color="auto" w:fill="auto"/>
-            <w:vAlign w:val="center"/>
-          </w:tcPr>
-          <w:p>
-            <w:pPr>
-              <w:autoSpaceDE w:val="0"/>
-              <w:ind w:left="110" w:leftChars="50"/>
-              <w:jc w:val="center"/>
-              <w:rPr>
-                <w:rFonts w:ascii="Times New Roman" w:hAnsi="Times New Roman" w:eastAsia="微软雅黑" w:cs="Times New Roman"/>
-                <w:sz w:val="21"/>
-                <w:szCs w:val="21"/>
-              </w:rPr>
-            </w:pPr>
-            <w:r>
-              <w:rPr>
-                <w:rFonts w:hint="eastAsia" w:ascii="Times New Roman" w:hAnsi="Times New Roman" w:eastAsia="微软雅黑" w:cs="黑体"/>
-                <w:sz w:val="21"/>
-                <w:lang w:eastAsia="zh-CN"/>
-              </w:rPr>
-              <w:t xml:space="preserve">{% if summaryOfRresults.type == </w:t>
-            </w:r>
-            <w:r>
-              <w:rPr>
-                <w:rFonts w:ascii="Times New Roman" w:hAnsi="Times New Roman" w:eastAsia="微软雅黑" w:cs="黑体"/>
-                <w:sz w:val="21"/>
-                <w:lang w:eastAsia="zh-CN"/>
-              </w:rPr>
-              <w:t>“tissue”</w:t>
-            </w:r>
-            <w:r>
-              <w:rPr>
-                <w:rFonts w:hint="eastAsia" w:ascii="Times New Roman" w:hAnsi="Times New Roman" w:eastAsia="微软雅黑" w:cs="黑体"/>
-                <w:sz w:val="21"/>
-                <w:lang w:eastAsia="zh-CN"/>
-              </w:rPr>
-              <w:t xml:space="preserve"> %}</w:t>
-            </w:r>
-            <w:r>
-              <w:rPr>
-                <w:rFonts w:hint="eastAsia" w:ascii="微软雅黑" w:hAnsi="微软雅黑" w:eastAsia="微软雅黑" w:cs="微软雅黑"/>
-                <w:sz w:val="21"/>
-                <w:szCs w:val="21"/>
-                <w:lang w:eastAsia="zh-CN" w:bidi="ar"/>
-              </w:rPr>
-              <w:t>≥</w:t>
-            </w:r>
-            <w:r>
-              <w:rPr>
-                <w:rFonts w:ascii="Times New Roman" w:hAnsi="Times New Roman" w:eastAsia="微软雅黑" w:cs="Times New Roman"/>
-                <w:sz w:val="21"/>
-                <w:szCs w:val="21"/>
-                <w:lang w:eastAsia="zh-CN" w:bidi="ar"/>
-              </w:rPr>
-              <w:t>500</w:t>
-            </w:r>
-            <w:r>
-              <w:rPr>
-                <w:rFonts w:hint="eastAsia" w:ascii="Times New Roman" w:hAnsi="Times New Roman" w:eastAsia="微软雅黑" w:cs="黑体"/>
-                <w:sz w:val="21"/>
-                <w:lang w:eastAsia="zh-CN"/>
-              </w:rPr>
-              <w:t>{% else %}</w:t>
-            </w:r>
-            <w:r>
-              <w:rPr>
-                <w:rFonts w:hint="eastAsia" w:ascii="微软雅黑" w:hAnsi="微软雅黑" w:eastAsia="微软雅黑" w:cs="微软雅黑"/>
-                <w:sz w:val="21"/>
-                <w:szCs w:val="21"/>
-                <w:lang w:eastAsia="zh-CN" w:bidi="ar"/>
-              </w:rPr>
-              <w:t>≥</w:t>
-            </w:r>
-            <w:r>
-              <w:rPr>
-                <w:rFonts w:hint="eastAsia" w:ascii="Times New Roman" w:hAnsi="Times New Roman" w:cs="Times New Roman"/>
-                <w:color w:val="000000"/>
-                <w:sz w:val="21"/>
-                <w:szCs w:val="21"/>
-                <w:lang w:eastAsia="zh-CN"/>
-              </w:rPr>
-              <w:t>15</w:t>
-            </w:r>
-            <w:r>
-              <w:rPr>
-                <w:rFonts w:ascii="Times New Roman" w:hAnsi="Times New Roman" w:cs="Times New Roman"/>
-                <w:color w:val="000000"/>
-                <w:sz w:val="21"/>
-                <w:szCs w:val="21"/>
-              </w:rPr>
-              <w:t>00</w:t>
-            </w:r>
-            <w:r>
-              <w:rPr>
-                <w:rFonts w:hint="eastAsia" w:ascii="Times New Roman" w:hAnsi="Times New Roman" w:eastAsia="微软雅黑" w:cs="黑体"/>
-                <w:sz w:val="21"/>
-                <w:lang w:eastAsia="zh-CN"/>
-              </w:rPr>
-              <w:t>{% endif %}</w:t>
-            </w:r>
-          </w:p>
-        </w:tc>
-      </w:tr>
-      <w:tr>
-        <w:tblPrEx>
-          <w:tblBorders>
-            <w:top w:val="dashed" w:color="244061" w:sz="4" w:space="0"/>
-            <w:left w:val="none" w:color="auto" w:sz="0" w:space="0"/>
-            <w:bottom w:val="dashed" w:color="244061" w:sz="4" w:space="0"/>
-            <w:right w:val="none" w:color="auto" w:sz="0" w:space="0"/>
-            <w:insideH w:val="dashed" w:color="244061" w:sz="4" w:space="0"/>
-            <w:insideV w:val="dashed" w:color="244061" w:sz="4" w:space="0"/>
-          </w:tblBorders>
-          <w:shd w:val="clear" w:color="auto" w:fill="auto"/>
-          <w:tblCellMar>
-            <w:top w:w="0" w:type="dxa"/>
-            <w:left w:w="0" w:type="dxa"/>
-            <w:bottom w:w="0" w:type="dxa"/>
-            <w:right w:w="0" w:type="dxa"/>
-          </w:tblCellMar>
-        </w:tblPrEx>
-        <w:trPr>
-          <w:trHeight w:val="512" w:hRule="atLeast"/>
-          <w:jc w:val="center"/>
-        </w:trPr>
-        <w:tc>
-          <w:tcPr>
-            <w:tcW w:w="1984" w:type="dxa"/>
-            <w:vMerge w:val="continue"/>
-            <w:shd w:val="clear" w:color="auto" w:fill="auto"/>
-            <w:vAlign w:val="center"/>
-          </w:tcPr>
-          <w:p>
-            <w:pPr>
-              <w:rPr>
-                <w:rFonts w:ascii="Times New Roman" w:hAnsi="Times New Roman" w:cs="Times New Roman"/>
-                <w:b/>
-                <w:bCs/>
-                <w:sz w:val="20"/>
-                <w:szCs w:val="20"/>
-              </w:rPr>
-            </w:pPr>
-          </w:p>
-        </w:tc>
-        <w:tc>
-          <w:tcPr>
-            <w:tcW w:w="2717" w:type="dxa"/>
-            <w:shd w:val="clear" w:color="auto" w:fill="auto"/>
-            <w:vAlign w:val="center"/>
-          </w:tcPr>
-          <w:p>
-            <w:pPr>
-              <w:autoSpaceDE w:val="0"/>
-              <w:ind w:left="110" w:leftChars="50"/>
-              <w:jc w:val="center"/>
-              <w:rPr>
-                <w:rFonts w:ascii="Times New Roman" w:hAnsi="Times New Roman" w:eastAsia="微软雅黑" w:cs="Times New Roman"/>
-                <w:sz w:val="21"/>
-                <w:szCs w:val="21"/>
-              </w:rPr>
-            </w:pPr>
-            <w:r>
-              <w:rPr>
-                <w:rFonts w:hint="eastAsia" w:ascii="微软雅黑" w:hAnsi="微软雅黑" w:eastAsia="微软雅黑" w:cs="微软雅黑"/>
-                <w:sz w:val="21"/>
-                <w:szCs w:val="21"/>
-                <w:lang w:eastAsia="zh-CN" w:bidi="ar"/>
-              </w:rPr>
               <w:t>覆盖均一性</w:t>
             </w:r>
           </w:p>
@@ -29756,7 +29811,6 @@
             <w:insideH w:val="dashed" w:color="244061" w:sz="4" w:space="0"/>
             <w:insideV w:val="dashed" w:color="244061" w:sz="4" w:space="0"/>
           </w:tblBorders>
-          <w:shd w:val="clear" w:color="auto" w:fill="auto"/>
           <w:tblCellMar>
             <w:top w:w="0" w:type="dxa"/>
             <w:left w:w="0" w:type="dxa"/>
@@ -30600,8 +30654,8 @@
         </w:rPr>
       </w:pPr>
       <w:bookmarkStart w:id="90" w:name="_Toc19713"/>
-      <w:bookmarkStart w:id="91" w:name="_Toc4618"/>
-      <w:bookmarkStart w:id="92" w:name="_Toc4233"/>
+      <w:bookmarkStart w:id="91" w:name="_Toc4233"/>
+      <w:bookmarkStart w:id="92" w:name="_Toc4618"/>
       <w:r>
         <w:rPr>
           <w:rFonts w:hint="eastAsia" w:ascii="微软雅黑" w:hAnsi="微软雅黑" w:eastAsia="微软雅黑" w:cs="微软雅黑"/>
@@ -30875,6 +30929,7 @@
             <w:insideH w:val="none" w:color="auto" w:sz="0" w:space="0"/>
             <w:insideV w:val="none" w:color="auto" w:sz="0" w:space="0"/>
           </w:tblBorders>
+          <w:shd w:val="clear" w:color="auto" w:fill="auto"/>
           <w:tblCellMar>
             <w:top w:w="0" w:type="dxa"/>
             <w:left w:w="108" w:type="dxa"/>
@@ -34643,6 +34698,7 @@
             <w:insideH w:val="single" w:color="auto" w:sz="4" w:space="0"/>
             <w:insideV w:val="single" w:color="auto" w:sz="4" w:space="0"/>
           </w:tblBorders>
+          <w:shd w:val="clear" w:color="auto" w:fill="auto"/>
           <w:tblCellMar>
             <w:top w:w="0" w:type="dxa"/>
             <w:left w:w="108" w:type="dxa"/>
@@ -34868,8 +34924,6 @@
           <w:lang w:eastAsia="zh-CN"/>
         </w:rPr>
       </w:pPr>
-      <w:bookmarkStart w:id="95" w:name="_GoBack"/>
-      <w:bookmarkEnd w:id="95"/>
       <w:r>
         <w:rPr>
           <w:rFonts w:hint="eastAsia" w:ascii="Times New Roman" w:hAnsi="Times New Roman"/>

--- a/WebContent/docx/子宫内膜癌检测报告-三峡.docx
+++ b/WebContent/docx/子宫内膜癌检测报告-三峡.docx
@@ -3721,12 +3721,12 @@
           <w:lang w:val="en-US" w:eastAsia="zh-CN" w:bidi="ar-SA"/>
         </w:rPr>
       </w:pPr>
-      <w:bookmarkStart w:id="4" w:name="_Toc2781"/>
-      <w:bookmarkStart w:id="5" w:name="_Toc22132"/>
-      <w:bookmarkStart w:id="6" w:name="_Toc499"/>
+      <w:bookmarkStart w:id="4" w:name="_Toc22132"/>
+      <w:bookmarkStart w:id="5" w:name="_Toc499"/>
+      <w:bookmarkStart w:id="6" w:name="_Toc2781"/>
       <w:bookmarkStart w:id="7" w:name="_Toc2819"/>
-      <w:bookmarkStart w:id="8" w:name="_Toc19898_WPSOffice_Level1"/>
-      <w:bookmarkStart w:id="9" w:name="_Toc20136_WPSOffice_Level1"/>
+      <w:bookmarkStart w:id="8" w:name="_Toc20136_WPSOffice_Level1"/>
+      <w:bookmarkStart w:id="9" w:name="_Toc19898_WPSOffice_Level1"/>
       <w:r>
         <w:rPr>
           <w:rFonts w:hint="eastAsia" w:ascii="Times New Roman" w:hAnsi="Times New Roman" w:eastAsia="微软雅黑" w:cs="黑体"/>
@@ -3762,15 +3762,15 @@
           <w:lang w:val="en-US" w:eastAsia="zh-CN"/>
         </w:rPr>
       </w:pPr>
-      <w:bookmarkStart w:id="10" w:name="_Toc19163"/>
-      <w:bookmarkStart w:id="11" w:name="_Toc106294397"/>
+      <w:bookmarkStart w:id="10" w:name="_Toc106294397"/>
+      <w:bookmarkStart w:id="11" w:name="_Toc19163"/>
       <w:bookmarkStart w:id="12" w:name="_Toc106294402"/>
-      <w:bookmarkStart w:id="13" w:name="_Toc527112386"/>
-      <w:bookmarkStart w:id="14" w:name="_Toc21309"/>
-      <w:bookmarkStart w:id="15" w:name="_Toc526855038"/>
-      <w:bookmarkStart w:id="16" w:name="_Toc29106"/>
-      <w:bookmarkStart w:id="17" w:name="_Toc32687"/>
-      <w:bookmarkStart w:id="18" w:name="_Toc534637499"/>
+      <w:bookmarkStart w:id="13" w:name="_Toc21309"/>
+      <w:bookmarkStart w:id="14" w:name="_Toc29106"/>
+      <w:bookmarkStart w:id="15" w:name="_Toc32687"/>
+      <w:bookmarkStart w:id="16" w:name="_Toc534637499"/>
+      <w:bookmarkStart w:id="17" w:name="_Toc526855038"/>
+      <w:bookmarkStart w:id="18" w:name="_Toc527112386"/>
       <w:r>
         <w:rPr>
           <w:rFonts w:hint="eastAsia" w:ascii="微软雅黑" w:hAnsi="微软雅黑" w:eastAsia="微软雅黑" w:cs="微软雅黑"/>
@@ -4171,26 +4171,26 @@
           <w:lang w:val="en-US" w:eastAsia="zh-CN"/>
         </w:rPr>
       </w:pPr>
-      <w:bookmarkStart w:id="22" w:name="_Toc15285"/>
-      <w:bookmarkStart w:id="23" w:name="_Toc11397"/>
-      <w:bookmarkStart w:id="24" w:name="_Toc13666"/>
-      <w:bookmarkStart w:id="25" w:name="_Toc24979"/>
+      <w:bookmarkStart w:id="22" w:name="_Toc11397"/>
+      <w:bookmarkStart w:id="23" w:name="_Toc15285"/>
+      <w:bookmarkStart w:id="24" w:name="_Toc11015_WPSOffice_Level2"/>
+      <w:bookmarkStart w:id="25" w:name="_Toc13666"/>
       <w:bookmarkStart w:id="26" w:name="_Toc30265"/>
-      <w:bookmarkStart w:id="27" w:name="_Toc18062_WPSOffice_Level2"/>
-      <w:bookmarkStart w:id="28" w:name="_Toc11015_WPSOffice_Level2"/>
-      <w:bookmarkStart w:id="29" w:name="_Toc9088"/>
-      <w:bookmarkStart w:id="30" w:name="_Toc106294399"/>
+      <w:bookmarkStart w:id="27" w:name="_Toc24979"/>
+      <w:bookmarkStart w:id="28" w:name="_Toc18062_WPSOffice_Level2"/>
+      <w:bookmarkStart w:id="29" w:name="_Toc106294399"/>
+      <w:bookmarkStart w:id="30" w:name="_Toc7517"/>
       <w:bookmarkStart w:id="31" w:name="_Toc23375"/>
-      <w:bookmarkStart w:id="32" w:name="_Toc7517"/>
-      <w:bookmarkStart w:id="33" w:name="_Toc22976"/>
+      <w:bookmarkStart w:id="32" w:name="_Toc22976"/>
+      <w:bookmarkStart w:id="33" w:name="_Toc9088"/>
       <w:bookmarkStart w:id="34" w:name="_Toc4331_WPSOffice_Level1"/>
-      <w:bookmarkStart w:id="35" w:name="_Toc28194"/>
-      <w:bookmarkStart w:id="36" w:name="_Toc32443_WPSOffice_Level1"/>
+      <w:bookmarkStart w:id="35" w:name="_Toc32443_WPSOffice_Level1"/>
+      <w:bookmarkStart w:id="36" w:name="_Toc25727"/>
       <w:bookmarkStart w:id="37" w:name="_Toc23903"/>
-      <w:bookmarkStart w:id="38" w:name="_Toc25727"/>
-      <w:bookmarkStart w:id="39" w:name="_Toc5598"/>
-      <w:bookmarkStart w:id="40" w:name="_Toc23846_WPSOffice_Level1"/>
-      <w:bookmarkStart w:id="41" w:name="_Toc32661"/>
+      <w:bookmarkStart w:id="38" w:name="_Toc28194"/>
+      <w:bookmarkStart w:id="39" w:name="_Toc23846_WPSOffice_Level1"/>
+      <w:bookmarkStart w:id="40" w:name="_Toc32661"/>
+      <w:bookmarkStart w:id="41" w:name="_Toc5598"/>
       <w:r>
         <w:rPr>
           <w:rFonts w:hint="eastAsia" w:ascii="微软雅黑" w:hAnsi="微软雅黑" w:eastAsia="微软雅黑" w:cs="微软雅黑"/>
@@ -5458,7 +5458,27 @@
                 <w:szCs w:val="21"/>
                 <w:lang w:eastAsia="zh-CN"/>
               </w:rPr>
-              <w:t>{{ tip.ExonicFunc }}</w:t>
+              <w:t>{{ tip.ExonicFunc</w:t>
+            </w:r>
+            <w:r>
+              <w:rPr>
+                <w:rFonts w:hint="eastAsia" w:ascii="Times New Roman" w:hAnsi="Times New Roman" w:eastAsia="微软雅黑" w:cs="Times New Roman"/>
+                <w:sz w:val="21"/>
+                <w:szCs w:val="21"/>
+                <w:lang w:val="en-US" w:eastAsia="zh-CN"/>
+              </w:rPr>
+              <w:t>3</w:t>
+            </w:r>
+            <w:bookmarkStart w:id="95" w:name="_GoBack"/>
+            <w:bookmarkEnd w:id="95"/>
+            <w:r>
+              <w:rPr>
+                <w:rFonts w:hint="eastAsia" w:ascii="Times New Roman" w:hAnsi="Times New Roman" w:eastAsia="微软雅黑" w:cs="Times New Roman"/>
+                <w:sz w:val="21"/>
+                <w:szCs w:val="21"/>
+                <w:lang w:eastAsia="zh-CN"/>
+              </w:rPr>
+              <w:t xml:space="preserve"> }}</w:t>
             </w:r>
           </w:p>
         </w:tc>
@@ -6950,12 +6970,6 @@
             <w:insideH w:val="dashed" w:color="244061" w:sz="4" w:space="0"/>
             <w:insideV w:val="dashed" w:color="244061" w:sz="4" w:space="0"/>
           </w:tblBorders>
-          <w:tblCellMar>
-            <w:top w:w="0" w:type="dxa"/>
-            <w:left w:w="0" w:type="dxa"/>
-            <w:bottom w:w="0" w:type="dxa"/>
-            <w:right w:w="0" w:type="dxa"/>
-          </w:tblCellMar>
         </w:tblPrEx>
         <w:trPr>
           <w:trHeight w:val="790" w:hRule="atLeast"/>
@@ -9235,21 +9249,21 @@
       </w:pPr>
       <w:bookmarkStart w:id="42" w:name="_Toc24038"/>
       <w:bookmarkStart w:id="43" w:name="_Toc13489_WPSOffice_Level2"/>
-      <w:bookmarkStart w:id="44" w:name="_Toc3497"/>
-      <w:bookmarkStart w:id="45" w:name="_Hlk516758315"/>
-      <w:bookmarkStart w:id="46" w:name="_Toc10743"/>
-      <w:bookmarkStart w:id="47" w:name="_Toc19898_WPSOffice_Level2"/>
-      <w:bookmarkStart w:id="48" w:name="_Toc5962"/>
-      <w:bookmarkStart w:id="49" w:name="_Toc26583"/>
-      <w:bookmarkStart w:id="50" w:name="_Toc106294401"/>
+      <w:bookmarkStart w:id="44" w:name="_Hlk516758315"/>
+      <w:bookmarkStart w:id="45" w:name="_Toc19898_WPSOffice_Level2"/>
+      <w:bookmarkStart w:id="46" w:name="_Toc5962"/>
+      <w:bookmarkStart w:id="47" w:name="_Toc3497"/>
+      <w:bookmarkStart w:id="48" w:name="_Toc10743"/>
+      <w:bookmarkStart w:id="49" w:name="_Toc106294401"/>
+      <w:bookmarkStart w:id="50" w:name="_Toc26583"/>
       <w:bookmarkStart w:id="51" w:name="_Toc16594"/>
-      <w:bookmarkStart w:id="52" w:name="_Toc1707_WPSOffice_Level1"/>
-      <w:bookmarkStart w:id="53" w:name="_Toc12505"/>
-      <w:bookmarkStart w:id="54" w:name="_Toc28240"/>
-      <w:bookmarkStart w:id="55" w:name="_Toc27302"/>
-      <w:bookmarkStart w:id="56" w:name="_Toc13196_WPSOffice_Level1"/>
-      <w:bookmarkStart w:id="57" w:name="_Toc21764_WPSOffice_Level1"/>
-      <w:bookmarkStart w:id="58" w:name="_Toc2409"/>
+      <w:bookmarkStart w:id="52" w:name="_Toc12505"/>
+      <w:bookmarkStart w:id="53" w:name="_Toc28240"/>
+      <w:bookmarkStart w:id="54" w:name="_Toc27302"/>
+      <w:bookmarkStart w:id="55" w:name="_Toc13196_WPSOffice_Level1"/>
+      <w:bookmarkStart w:id="56" w:name="_Toc1707_WPSOffice_Level1"/>
+      <w:bookmarkStart w:id="57" w:name="_Toc2409"/>
+      <w:bookmarkStart w:id="58" w:name="_Toc21764_WPSOffice_Level1"/>
       <w:r>
         <w:rPr>
           <w:rFonts w:hint="eastAsia" w:ascii="微软雅黑" w:hAnsi="微软雅黑" w:eastAsia="微软雅黑" w:cs="微软雅黑"/>
@@ -12826,9 +12840,9 @@
         </w:rPr>
       </w:pPr>
       <w:bookmarkStart w:id="59" w:name="_Toc106719764"/>
-      <w:bookmarkStart w:id="60" w:name="_Toc10223"/>
-      <w:bookmarkStart w:id="61" w:name="_Toc9387"/>
-      <w:bookmarkStart w:id="62" w:name="_Toc20034"/>
+      <w:bookmarkStart w:id="60" w:name="_Toc20034"/>
+      <w:bookmarkStart w:id="61" w:name="_Toc10223"/>
+      <w:bookmarkStart w:id="62" w:name="_Toc9387"/>
       <w:r>
         <w:rPr>
           <w:rFonts w:hint="eastAsia" w:ascii="微软雅黑" w:hAnsi="微软雅黑" w:eastAsia="微软雅黑" w:cs="微软雅黑"/>
@@ -13327,7 +13341,6 @@
             <w:insideH w:val="dashed" w:color="244061" w:sz="4" w:space="0"/>
             <w:insideV w:val="dashed" w:color="244061" w:sz="4" w:space="0"/>
           </w:tblBorders>
-          <w:shd w:val="clear" w:color="auto" w:fill="auto"/>
           <w:tblCellMar>
             <w:top w:w="0" w:type="dxa"/>
             <w:left w:w="108" w:type="dxa"/>
@@ -13483,245 +13496,6 @@
                 <w:lang w:val="en-US" w:eastAsia="en-US" w:bidi="ar-SA"/>
               </w:rPr>
               <w:t>检测结果</w:t>
-            </w:r>
-          </w:p>
-        </w:tc>
-      </w:tr>
-      <w:tr>
-        <w:tblPrEx>
-          <w:tblBorders>
-            <w:top w:val="single" w:color="244061" w:sz="18" w:space="0"/>
-            <w:left w:val="none" w:color="auto" w:sz="0" w:space="0"/>
-            <w:bottom w:val="dashed" w:color="244061" w:sz="4" w:space="0"/>
-            <w:right w:val="none" w:color="auto" w:sz="0" w:space="0"/>
-            <w:insideH w:val="dashed" w:color="244061" w:sz="4" w:space="0"/>
-            <w:insideV w:val="dashed" w:color="244061" w:sz="4" w:space="0"/>
-          </w:tblBorders>
-          <w:tblCellMar>
-            <w:top w:w="0" w:type="dxa"/>
-            <w:left w:w="108" w:type="dxa"/>
-            <w:bottom w:w="0" w:type="dxa"/>
-            <w:right w:w="108" w:type="dxa"/>
-          </w:tblCellMar>
-        </w:tblPrEx>
-        <w:trPr>
-          <w:trHeight w:val="218" w:hRule="atLeast"/>
-          <w:jc w:val="center"/>
-        </w:trPr>
-        <w:tc>
-          <w:tcPr>
-            <w:tcW w:w="2194" w:type="dxa"/>
-            <w:vMerge w:val="restart"/>
-            <w:tcBorders>
-              <w:tl2br w:val="nil"/>
-              <w:tr2bl w:val="nil"/>
-            </w:tcBorders>
-            <w:shd w:val="clear" w:color="auto" w:fill="auto"/>
-            <w:vAlign w:val="center"/>
-          </w:tcPr>
-          <w:p>
-            <w:pPr>
-              <w:spacing w:line="276" w:lineRule="auto"/>
-              <w:jc w:val="center"/>
-              <w:rPr>
-                <w:rFonts w:ascii="Times New Roman" w:hAnsi="Times New Roman" w:eastAsia="微软雅黑" w:cs="Times New Roman"/>
-                <w:b/>
-                <w:sz w:val="18"/>
-                <w:szCs w:val="18"/>
-              </w:rPr>
-            </w:pPr>
-            <w:r>
-              <w:rPr>
-                <w:rFonts w:hint="eastAsia" w:ascii="Times New Roman" w:hAnsi="Times New Roman" w:eastAsia="微软雅黑" w:cs="Times New Roman"/>
-                <w:sz w:val="18"/>
-                <w:szCs w:val="18"/>
-              </w:rPr>
-              <w:t>{{</w:t>
-            </w:r>
-            <w:r>
-              <w:rPr>
-                <w:rFonts w:ascii="Times New Roman" w:hAnsi="Times New Roman" w:eastAsia="微软雅黑" w:cs="Times New Roman"/>
-                <w:sz w:val="18"/>
-                <w:szCs w:val="18"/>
-              </w:rPr>
-              <w:t xml:space="preserve"> PDInfo</w:t>
-            </w:r>
-            <w:r>
-              <w:rPr>
-                <w:rFonts w:hint="eastAsia" w:ascii="Times New Roman" w:hAnsi="Times New Roman" w:eastAsia="微软雅黑" w:cs="Times New Roman"/>
-                <w:sz w:val="18"/>
-                <w:szCs w:val="18"/>
-              </w:rPr>
-              <w:t>.</w:t>
-            </w:r>
-            <w:r>
-              <w:rPr>
-                <w:rFonts w:ascii="Times New Roman" w:hAnsi="Times New Roman" w:eastAsia="微软雅黑" w:cs="Times New Roman"/>
-                <w:sz w:val="18"/>
-                <w:szCs w:val="18"/>
-              </w:rPr>
-              <w:t>test_item</w:t>
-            </w:r>
-            <w:r>
-              <w:rPr>
-                <w:rFonts w:hint="eastAsia" w:ascii="Times New Roman" w:hAnsi="Times New Roman" w:eastAsia="微软雅黑" w:cs="Times New Roman"/>
-                <w:sz w:val="18"/>
-                <w:szCs w:val="18"/>
-              </w:rPr>
-              <w:t xml:space="preserve"> }}</w:t>
-            </w:r>
-          </w:p>
-        </w:tc>
-        <w:tc>
-          <w:tcPr>
-            <w:tcW w:w="2127" w:type="dxa"/>
-            <w:vMerge w:val="restart"/>
-            <w:tcBorders>
-              <w:tl2br w:val="nil"/>
-              <w:tr2bl w:val="nil"/>
-            </w:tcBorders>
-            <w:shd w:val="clear" w:color="auto" w:fill="auto"/>
-            <w:vAlign w:val="center"/>
-          </w:tcPr>
-          <w:p>
-            <w:pPr>
-              <w:spacing w:line="276" w:lineRule="auto"/>
-              <w:jc w:val="center"/>
-              <w:rPr>
-                <w:rFonts w:ascii="Times New Roman" w:hAnsi="Times New Roman" w:eastAsia="微软雅黑" w:cs="Times New Roman"/>
-                <w:b/>
-                <w:sz w:val="18"/>
-                <w:szCs w:val="18"/>
-              </w:rPr>
-            </w:pPr>
-            <w:r>
-              <w:rPr>
-                <w:rFonts w:hint="eastAsia" w:ascii="Times New Roman" w:hAnsi="Times New Roman" w:eastAsia="微软雅黑" w:cs="Times New Roman"/>
-                <w:sz w:val="18"/>
-                <w:szCs w:val="18"/>
-              </w:rPr>
-              <w:t>{{</w:t>
-            </w:r>
-            <w:r>
-              <w:rPr>
-                <w:rFonts w:ascii="Times New Roman" w:hAnsi="Times New Roman" w:eastAsia="微软雅黑" w:cs="Times New Roman"/>
-                <w:sz w:val="18"/>
-                <w:szCs w:val="18"/>
-              </w:rPr>
-              <w:t xml:space="preserve"> PDInfo</w:t>
-            </w:r>
-            <w:r>
-              <w:rPr>
-                <w:rFonts w:hint="eastAsia" w:ascii="Times New Roman" w:hAnsi="Times New Roman" w:eastAsia="微软雅黑" w:cs="Times New Roman"/>
-                <w:sz w:val="18"/>
-                <w:szCs w:val="18"/>
-              </w:rPr>
-              <w:t>.</w:t>
-            </w:r>
-            <w:r>
-              <w:rPr>
-                <w:rFonts w:ascii="Times New Roman" w:hAnsi="Times New Roman" w:eastAsia="微软雅黑" w:cs="Times New Roman"/>
-                <w:sz w:val="18"/>
-                <w:szCs w:val="18"/>
-              </w:rPr>
-              <w:t>Detection_method</w:t>
-            </w:r>
-            <w:r>
-              <w:rPr>
-                <w:rFonts w:hint="eastAsia" w:ascii="Times New Roman" w:hAnsi="Times New Roman" w:eastAsia="微软雅黑" w:cs="Times New Roman"/>
-                <w:sz w:val="18"/>
-                <w:szCs w:val="18"/>
-              </w:rPr>
-              <w:t xml:space="preserve"> }}</w:t>
-            </w:r>
-          </w:p>
-        </w:tc>
-        <w:tc>
-          <w:tcPr>
-            <w:tcW w:w="2190" w:type="dxa"/>
-            <w:vMerge w:val="restart"/>
-            <w:tcBorders>
-              <w:tl2br w:val="nil"/>
-              <w:tr2bl w:val="nil"/>
-            </w:tcBorders>
-            <w:shd w:val="clear" w:color="auto" w:fill="auto"/>
-            <w:vAlign w:val="center"/>
-          </w:tcPr>
-          <w:p>
-            <w:pPr>
-              <w:spacing w:line="276" w:lineRule="auto"/>
-              <w:jc w:val="center"/>
-              <w:rPr>
-                <w:rFonts w:ascii="Times New Roman" w:hAnsi="Times New Roman" w:eastAsia="微软雅黑" w:cs="Times New Roman"/>
-                <w:b/>
-                <w:sz w:val="18"/>
-                <w:szCs w:val="18"/>
-              </w:rPr>
-            </w:pPr>
-            <w:r>
-              <w:rPr>
-                <w:rFonts w:hint="eastAsia" w:ascii="Times New Roman" w:hAnsi="Times New Roman" w:eastAsia="微软雅黑" w:cs="Times New Roman"/>
-                <w:sz w:val="18"/>
-                <w:szCs w:val="18"/>
-              </w:rPr>
-              <w:t>{{</w:t>
-            </w:r>
-            <w:r>
-              <w:rPr>
-                <w:rFonts w:ascii="Times New Roman" w:hAnsi="Times New Roman" w:eastAsia="微软雅黑" w:cs="Times New Roman"/>
-                <w:sz w:val="18"/>
-                <w:szCs w:val="18"/>
-              </w:rPr>
-              <w:t xml:space="preserve"> PDInfo</w:t>
-            </w:r>
-            <w:r>
-              <w:rPr>
-                <w:rFonts w:hint="eastAsia" w:ascii="Times New Roman" w:hAnsi="Times New Roman" w:eastAsia="微软雅黑" w:cs="Times New Roman"/>
-                <w:sz w:val="18"/>
-                <w:szCs w:val="18"/>
-              </w:rPr>
-              <w:t>.</w:t>
-            </w:r>
-            <w:r>
-              <w:rPr>
-                <w:rFonts w:ascii="Times New Roman" w:hAnsi="Times New Roman" w:eastAsia="微软雅黑" w:cs="Times New Roman"/>
-                <w:sz w:val="18"/>
-                <w:szCs w:val="18"/>
-              </w:rPr>
-              <w:t>Detect_antibody</w:t>
-            </w:r>
-            <w:r>
-              <w:rPr>
-                <w:rFonts w:hint="eastAsia" w:ascii="Times New Roman" w:hAnsi="Times New Roman" w:eastAsia="微软雅黑" w:cs="Times New Roman"/>
-                <w:sz w:val="18"/>
-                <w:szCs w:val="18"/>
-              </w:rPr>
-              <w:t xml:space="preserve"> }}</w:t>
-            </w:r>
-          </w:p>
-        </w:tc>
-        <w:tc>
-          <w:tcPr>
-            <w:tcW w:w="3693" w:type="dxa"/>
-            <w:tcBorders>
-              <w:tl2br w:val="nil"/>
-              <w:tr2bl w:val="nil"/>
-            </w:tcBorders>
-            <w:shd w:val="clear" w:color="auto" w:fill="auto"/>
-            <w:vAlign w:val="center"/>
-          </w:tcPr>
-          <w:p>
-            <w:pPr>
-              <w:pStyle w:val="59"/>
-              <w:rPr>
-                <w:rFonts w:hint="default" w:ascii="Times New Roman" w:hAnsi="Times New Roman" w:cs="Times New Roman"/>
-              </w:rPr>
-            </w:pPr>
-            <w:r>
-              <w:rPr>
-                <w:rFonts w:hint="default" w:ascii="Times New Roman" w:hAnsi="Times New Roman" w:cs="Times New Roman"/>
-              </w:rPr>
-              <w:t>TPS：{{ PDInfo.TPS }}</w:t>
             </w:r>
           </w:p>
         </w:tc>
@@ -13737,6 +13511,245 @@
             <w:insideV w:val="dashed" w:color="244061" w:sz="4" w:space="0"/>
           </w:tblBorders>
           <w:shd w:val="clear" w:color="auto" w:fill="auto"/>
+          <w:tblCellMar>
+            <w:top w:w="0" w:type="dxa"/>
+            <w:left w:w="108" w:type="dxa"/>
+            <w:bottom w:w="0" w:type="dxa"/>
+            <w:right w:w="108" w:type="dxa"/>
+          </w:tblCellMar>
+        </w:tblPrEx>
+        <w:trPr>
+          <w:trHeight w:val="218" w:hRule="atLeast"/>
+          <w:jc w:val="center"/>
+        </w:trPr>
+        <w:tc>
+          <w:tcPr>
+            <w:tcW w:w="2194" w:type="dxa"/>
+            <w:vMerge w:val="restart"/>
+            <w:tcBorders>
+              <w:tl2br w:val="nil"/>
+              <w:tr2bl w:val="nil"/>
+            </w:tcBorders>
+            <w:shd w:val="clear" w:color="auto" w:fill="auto"/>
+            <w:vAlign w:val="center"/>
+          </w:tcPr>
+          <w:p>
+            <w:pPr>
+              <w:spacing w:line="276" w:lineRule="auto"/>
+              <w:jc w:val="center"/>
+              <w:rPr>
+                <w:rFonts w:ascii="Times New Roman" w:hAnsi="Times New Roman" w:eastAsia="微软雅黑" w:cs="Times New Roman"/>
+                <w:b/>
+                <w:sz w:val="18"/>
+                <w:szCs w:val="18"/>
+              </w:rPr>
+            </w:pPr>
+            <w:r>
+              <w:rPr>
+                <w:rFonts w:hint="eastAsia" w:ascii="Times New Roman" w:hAnsi="Times New Roman" w:eastAsia="微软雅黑" w:cs="Times New Roman"/>
+                <w:sz w:val="18"/>
+                <w:szCs w:val="18"/>
+              </w:rPr>
+              <w:t>{{</w:t>
+            </w:r>
+            <w:r>
+              <w:rPr>
+                <w:rFonts w:ascii="Times New Roman" w:hAnsi="Times New Roman" w:eastAsia="微软雅黑" w:cs="Times New Roman"/>
+                <w:sz w:val="18"/>
+                <w:szCs w:val="18"/>
+              </w:rPr>
+              <w:t xml:space="preserve"> PDInfo</w:t>
+            </w:r>
+            <w:r>
+              <w:rPr>
+                <w:rFonts w:hint="eastAsia" w:ascii="Times New Roman" w:hAnsi="Times New Roman" w:eastAsia="微软雅黑" w:cs="Times New Roman"/>
+                <w:sz w:val="18"/>
+                <w:szCs w:val="18"/>
+              </w:rPr>
+              <w:t>.</w:t>
+            </w:r>
+            <w:r>
+              <w:rPr>
+                <w:rFonts w:ascii="Times New Roman" w:hAnsi="Times New Roman" w:eastAsia="微软雅黑" w:cs="Times New Roman"/>
+                <w:sz w:val="18"/>
+                <w:szCs w:val="18"/>
+              </w:rPr>
+              <w:t>test_item</w:t>
+            </w:r>
+            <w:r>
+              <w:rPr>
+                <w:rFonts w:hint="eastAsia" w:ascii="Times New Roman" w:hAnsi="Times New Roman" w:eastAsia="微软雅黑" w:cs="Times New Roman"/>
+                <w:sz w:val="18"/>
+                <w:szCs w:val="18"/>
+              </w:rPr>
+              <w:t xml:space="preserve"> }}</w:t>
+            </w:r>
+          </w:p>
+        </w:tc>
+        <w:tc>
+          <w:tcPr>
+            <w:tcW w:w="2127" w:type="dxa"/>
+            <w:vMerge w:val="restart"/>
+            <w:tcBorders>
+              <w:tl2br w:val="nil"/>
+              <w:tr2bl w:val="nil"/>
+            </w:tcBorders>
+            <w:shd w:val="clear" w:color="auto" w:fill="auto"/>
+            <w:vAlign w:val="center"/>
+          </w:tcPr>
+          <w:p>
+            <w:pPr>
+              <w:spacing w:line="276" w:lineRule="auto"/>
+              <w:jc w:val="center"/>
+              <w:rPr>
+                <w:rFonts w:ascii="Times New Roman" w:hAnsi="Times New Roman" w:eastAsia="微软雅黑" w:cs="Times New Roman"/>
+                <w:b/>
+                <w:sz w:val="18"/>
+                <w:szCs w:val="18"/>
+              </w:rPr>
+            </w:pPr>
+            <w:r>
+              <w:rPr>
+                <w:rFonts w:hint="eastAsia" w:ascii="Times New Roman" w:hAnsi="Times New Roman" w:eastAsia="微软雅黑" w:cs="Times New Roman"/>
+                <w:sz w:val="18"/>
+                <w:szCs w:val="18"/>
+              </w:rPr>
+              <w:t>{{</w:t>
+            </w:r>
+            <w:r>
+              <w:rPr>
+                <w:rFonts w:ascii="Times New Roman" w:hAnsi="Times New Roman" w:eastAsia="微软雅黑" w:cs="Times New Roman"/>
+                <w:sz w:val="18"/>
+                <w:szCs w:val="18"/>
+              </w:rPr>
+              <w:t xml:space="preserve"> PDInfo</w:t>
+            </w:r>
+            <w:r>
+              <w:rPr>
+                <w:rFonts w:hint="eastAsia" w:ascii="Times New Roman" w:hAnsi="Times New Roman" w:eastAsia="微软雅黑" w:cs="Times New Roman"/>
+                <w:sz w:val="18"/>
+                <w:szCs w:val="18"/>
+              </w:rPr>
+              <w:t>.</w:t>
+            </w:r>
+            <w:r>
+              <w:rPr>
+                <w:rFonts w:ascii="Times New Roman" w:hAnsi="Times New Roman" w:eastAsia="微软雅黑" w:cs="Times New Roman"/>
+                <w:sz w:val="18"/>
+                <w:szCs w:val="18"/>
+              </w:rPr>
+              <w:t>Detection_method</w:t>
+            </w:r>
+            <w:r>
+              <w:rPr>
+                <w:rFonts w:hint="eastAsia" w:ascii="Times New Roman" w:hAnsi="Times New Roman" w:eastAsia="微软雅黑" w:cs="Times New Roman"/>
+                <w:sz w:val="18"/>
+                <w:szCs w:val="18"/>
+              </w:rPr>
+              <w:t xml:space="preserve"> }}</w:t>
+            </w:r>
+          </w:p>
+        </w:tc>
+        <w:tc>
+          <w:tcPr>
+            <w:tcW w:w="2190" w:type="dxa"/>
+            <w:vMerge w:val="restart"/>
+            <w:tcBorders>
+              <w:tl2br w:val="nil"/>
+              <w:tr2bl w:val="nil"/>
+            </w:tcBorders>
+            <w:shd w:val="clear" w:color="auto" w:fill="auto"/>
+            <w:vAlign w:val="center"/>
+          </w:tcPr>
+          <w:p>
+            <w:pPr>
+              <w:spacing w:line="276" w:lineRule="auto"/>
+              <w:jc w:val="center"/>
+              <w:rPr>
+                <w:rFonts w:ascii="Times New Roman" w:hAnsi="Times New Roman" w:eastAsia="微软雅黑" w:cs="Times New Roman"/>
+                <w:b/>
+                <w:sz w:val="18"/>
+                <w:szCs w:val="18"/>
+              </w:rPr>
+            </w:pPr>
+            <w:r>
+              <w:rPr>
+                <w:rFonts w:hint="eastAsia" w:ascii="Times New Roman" w:hAnsi="Times New Roman" w:eastAsia="微软雅黑" w:cs="Times New Roman"/>
+                <w:sz w:val="18"/>
+                <w:szCs w:val="18"/>
+              </w:rPr>
+              <w:t>{{</w:t>
+            </w:r>
+            <w:r>
+              <w:rPr>
+                <w:rFonts w:ascii="Times New Roman" w:hAnsi="Times New Roman" w:eastAsia="微软雅黑" w:cs="Times New Roman"/>
+                <w:sz w:val="18"/>
+                <w:szCs w:val="18"/>
+              </w:rPr>
+              <w:t xml:space="preserve"> PDInfo</w:t>
+            </w:r>
+            <w:r>
+              <w:rPr>
+                <w:rFonts w:hint="eastAsia" w:ascii="Times New Roman" w:hAnsi="Times New Roman" w:eastAsia="微软雅黑" w:cs="Times New Roman"/>
+                <w:sz w:val="18"/>
+                <w:szCs w:val="18"/>
+              </w:rPr>
+              <w:t>.</w:t>
+            </w:r>
+            <w:r>
+              <w:rPr>
+                <w:rFonts w:ascii="Times New Roman" w:hAnsi="Times New Roman" w:eastAsia="微软雅黑" w:cs="Times New Roman"/>
+                <w:sz w:val="18"/>
+                <w:szCs w:val="18"/>
+              </w:rPr>
+              <w:t>Detect_antibody</w:t>
+            </w:r>
+            <w:r>
+              <w:rPr>
+                <w:rFonts w:hint="eastAsia" w:ascii="Times New Roman" w:hAnsi="Times New Roman" w:eastAsia="微软雅黑" w:cs="Times New Roman"/>
+                <w:sz w:val="18"/>
+                <w:szCs w:val="18"/>
+              </w:rPr>
+              <w:t xml:space="preserve"> }}</w:t>
+            </w:r>
+          </w:p>
+        </w:tc>
+        <w:tc>
+          <w:tcPr>
+            <w:tcW w:w="3693" w:type="dxa"/>
+            <w:tcBorders>
+              <w:tl2br w:val="nil"/>
+              <w:tr2bl w:val="nil"/>
+            </w:tcBorders>
+            <w:shd w:val="clear" w:color="auto" w:fill="auto"/>
+            <w:vAlign w:val="center"/>
+          </w:tcPr>
+          <w:p>
+            <w:pPr>
+              <w:pStyle w:val="59"/>
+              <w:rPr>
+                <w:rFonts w:hint="default" w:ascii="Times New Roman" w:hAnsi="Times New Roman" w:cs="Times New Roman"/>
+              </w:rPr>
+            </w:pPr>
+            <w:r>
+              <w:rPr>
+                <w:rFonts w:hint="default" w:ascii="Times New Roman" w:hAnsi="Times New Roman" w:cs="Times New Roman"/>
+              </w:rPr>
+              <w:t>TPS：{{ PDInfo.TPS }}</w:t>
+            </w:r>
+          </w:p>
+        </w:tc>
+      </w:tr>
+      <w:tr>
+        <w:tblPrEx>
+          <w:tblBorders>
+            <w:top w:val="single" w:color="244061" w:sz="18" w:space="0"/>
+            <w:left w:val="none" w:color="auto" w:sz="0" w:space="0"/>
+            <w:bottom w:val="dashed" w:color="244061" w:sz="4" w:space="0"/>
+            <w:right w:val="none" w:color="auto" w:sz="0" w:space="0"/>
+            <w:insideH w:val="dashed" w:color="244061" w:sz="4" w:space="0"/>
+            <w:insideV w:val="dashed" w:color="244061" w:sz="4" w:space="0"/>
+          </w:tblBorders>
           <w:tblCellMar>
             <w:top w:w="0" w:type="dxa"/>
             <w:left w:w="108" w:type="dxa"/>
@@ -15974,9 +15987,9 @@
         </w:rPr>
       </w:pPr>
       <w:bookmarkStart w:id="64" w:name="_Toc11562_WPSOffice_Level3"/>
-      <w:bookmarkStart w:id="65" w:name="_Toc1694"/>
-      <w:bookmarkStart w:id="66" w:name="_Toc3689"/>
-      <w:bookmarkStart w:id="67" w:name="_Toc106294403"/>
+      <w:bookmarkStart w:id="65" w:name="_Toc3689"/>
+      <w:bookmarkStart w:id="66" w:name="_Toc106294403"/>
+      <w:bookmarkStart w:id="67" w:name="_Toc1694"/>
       <w:r>
         <w:rPr>
           <w:rFonts w:hint="eastAsia" w:ascii="微软雅黑" w:hAnsi="微软雅黑" w:eastAsia="微软雅黑" w:cs="微软雅黑"/>
@@ -16542,6 +16555,682 @@
           <w:lang w:eastAsia="zh-CN"/>
         </w:rPr>
         <w:t>潜在受益药物研究信息：</w:t>
+      </w:r>
+    </w:p>
+    <w:tbl>
+      <w:tblPr>
+        <w:tblStyle w:val="19"/>
+        <w:tblpPr w:leftFromText="180" w:rightFromText="180" w:vertAnchor="text" w:tblpXSpec="center" w:tblpY="1"/>
+        <w:tblOverlap w:val="never"/>
+        <w:tblW w:w="9870" w:type="dxa"/>
+        <w:jc w:val="center"/>
+        <w:tblBorders>
+          <w:top w:val="single" w:color="244061" w:sz="18" w:space="0"/>
+          <w:left w:val="none" w:color="auto" w:sz="0" w:space="0"/>
+          <w:bottom w:val="dashed" w:color="244061" w:sz="4" w:space="0"/>
+          <w:right w:val="none" w:color="auto" w:sz="0" w:space="0"/>
+          <w:insideH w:val="dashed" w:color="244061" w:sz="4" w:space="0"/>
+          <w:insideV w:val="dashed" w:color="244061" w:sz="4" w:space="0"/>
+        </w:tblBorders>
+        <w:shd w:val="clear" w:color="auto" w:fill="auto"/>
+        <w:tblLayout w:type="fixed"/>
+        <w:tblCellMar>
+          <w:top w:w="0" w:type="dxa"/>
+          <w:left w:w="108" w:type="dxa"/>
+          <w:bottom w:w="0" w:type="dxa"/>
+          <w:right w:w="108" w:type="dxa"/>
+        </w:tblCellMar>
+      </w:tblPr>
+      <w:tblGrid>
+        <w:gridCol w:w="1526"/>
+        <w:gridCol w:w="1417"/>
+        <w:gridCol w:w="1134"/>
+        <w:gridCol w:w="5793"/>
+      </w:tblGrid>
+      <w:tr>
+        <w:tblPrEx>
+          <w:tblBorders>
+            <w:top w:val="single" w:color="244061" w:sz="18" w:space="0"/>
+            <w:left w:val="none" w:color="auto" w:sz="0" w:space="0"/>
+            <w:bottom w:val="dashed" w:color="244061" w:sz="4" w:space="0"/>
+            <w:right w:val="none" w:color="auto" w:sz="0" w:space="0"/>
+            <w:insideH w:val="dashed" w:color="244061" w:sz="4" w:space="0"/>
+            <w:insideV w:val="dashed" w:color="244061" w:sz="4" w:space="0"/>
+          </w:tblBorders>
+          <w:tblCellMar>
+            <w:top w:w="0" w:type="dxa"/>
+            <w:left w:w="108" w:type="dxa"/>
+            <w:bottom w:w="0" w:type="dxa"/>
+            <w:right w:w="108" w:type="dxa"/>
+          </w:tblCellMar>
+        </w:tblPrEx>
+        <w:trPr>
+          <w:trHeight w:val="417" w:hRule="atLeast"/>
+          <w:jc w:val="center"/>
+        </w:trPr>
+        <w:tc>
+          <w:tcPr>
+            <w:tcW w:w="1526" w:type="dxa"/>
+            <w:shd w:val="clear" w:color="auto" w:fill="auto"/>
+            <w:vAlign w:val="center"/>
+          </w:tcPr>
+          <w:p>
+            <w:pPr>
+              <w:keepNext/>
+              <w:spacing w:before="26"/>
+              <w:ind w:firstLine="180" w:firstLineChars="100"/>
+              <w:rPr>
+                <w:rFonts w:ascii="Times New Roman" w:hAnsi="Times New Roman" w:eastAsia="微软雅黑" w:cs="Times New Roman"/>
+                <w:b/>
+                <w:color w:val="244061"/>
+                <w:sz w:val="18"/>
+                <w:szCs w:val="18"/>
+                <w:lang w:eastAsia="zh-CN"/>
+              </w:rPr>
+            </w:pPr>
+            <w:r>
+              <w:rPr>
+                <w:rFonts w:ascii="Times New Roman" w:hAnsi="Times New Roman" w:eastAsia="微软雅黑" w:cs="Times New Roman"/>
+                <w:b/>
+                <w:color w:val="244061"/>
+                <w:sz w:val="18"/>
+                <w:szCs w:val="18"/>
+                <w:lang w:eastAsia="zh-CN"/>
+              </w:rPr>
+              <w:t>药物名称</w:t>
+            </w:r>
+          </w:p>
+        </w:tc>
+        <w:tc>
+          <w:tcPr>
+            <w:tcW w:w="1417" w:type="dxa"/>
+            <w:shd w:val="clear" w:color="auto" w:fill="auto"/>
+            <w:vAlign w:val="center"/>
+          </w:tcPr>
+          <w:p>
+            <w:pPr>
+              <w:keepNext/>
+              <w:spacing w:before="26"/>
+              <w:jc w:val="center"/>
+              <w:rPr>
+                <w:rFonts w:ascii="Times New Roman" w:hAnsi="Times New Roman" w:eastAsia="微软雅黑" w:cs="Times New Roman"/>
+                <w:b/>
+                <w:color w:val="244061"/>
+                <w:sz w:val="18"/>
+                <w:szCs w:val="18"/>
+                <w:lang w:eastAsia="zh-CN"/>
+              </w:rPr>
+            </w:pPr>
+            <w:r>
+              <w:rPr>
+                <w:rFonts w:ascii="Times New Roman" w:hAnsi="Times New Roman" w:eastAsia="微软雅黑" w:cs="Times New Roman"/>
+                <w:b/>
+                <w:color w:val="244061"/>
+                <w:sz w:val="18"/>
+                <w:szCs w:val="18"/>
+                <w:lang w:eastAsia="zh-CN"/>
+              </w:rPr>
+              <w:t>相关疾病</w:t>
+            </w:r>
+          </w:p>
+        </w:tc>
+        <w:tc>
+          <w:tcPr>
+            <w:tcW w:w="1134" w:type="dxa"/>
+            <w:shd w:val="clear" w:color="auto" w:fill="auto"/>
+            <w:vAlign w:val="center"/>
+          </w:tcPr>
+          <w:p>
+            <w:pPr>
+              <w:keepNext/>
+              <w:spacing w:before="26"/>
+              <w:jc w:val="center"/>
+              <w:rPr>
+                <w:rFonts w:ascii="Times New Roman" w:hAnsi="Times New Roman" w:eastAsia="微软雅黑" w:cs="Times New Roman"/>
+                <w:b/>
+                <w:color w:val="244061"/>
+                <w:sz w:val="18"/>
+                <w:szCs w:val="18"/>
+                <w:lang w:eastAsia="zh-CN"/>
+              </w:rPr>
+            </w:pPr>
+            <w:r>
+              <w:rPr>
+                <w:rFonts w:ascii="Times New Roman" w:hAnsi="Times New Roman" w:eastAsia="微软雅黑" w:cs="Times New Roman"/>
+                <w:b/>
+                <w:color w:val="244061"/>
+                <w:sz w:val="18"/>
+                <w:szCs w:val="18"/>
+                <w:lang w:eastAsia="zh-CN"/>
+              </w:rPr>
+              <w:t>证据</w:t>
+            </w:r>
+            <w:r>
+              <w:rPr>
+                <w:rFonts w:hint="eastAsia" w:ascii="Times New Roman" w:hAnsi="Times New Roman" w:eastAsia="微软雅黑" w:cs="Times New Roman"/>
+                <w:b/>
+                <w:color w:val="244061"/>
+                <w:sz w:val="18"/>
+                <w:szCs w:val="18"/>
+                <w:lang w:eastAsia="zh-CN"/>
+              </w:rPr>
+              <w:t>等级</w:t>
+            </w:r>
+          </w:p>
+        </w:tc>
+        <w:tc>
+          <w:tcPr>
+            <w:tcW w:w="5793" w:type="dxa"/>
+            <w:shd w:val="clear" w:color="auto" w:fill="auto"/>
+            <w:vAlign w:val="center"/>
+          </w:tcPr>
+          <w:p>
+            <w:pPr>
+              <w:keepNext/>
+              <w:spacing w:before="26"/>
+              <w:jc w:val="center"/>
+              <w:rPr>
+                <w:rFonts w:ascii="Times New Roman" w:hAnsi="Times New Roman" w:eastAsia="微软雅黑" w:cs="Times New Roman"/>
+                <w:b/>
+                <w:color w:val="244061"/>
+                <w:sz w:val="18"/>
+                <w:szCs w:val="18"/>
+                <w:lang w:eastAsia="zh-CN"/>
+              </w:rPr>
+            </w:pPr>
+            <w:r>
+              <w:rPr>
+                <w:rFonts w:ascii="Times New Roman" w:hAnsi="Times New Roman" w:eastAsia="微软雅黑" w:cs="Times New Roman"/>
+                <w:b/>
+                <w:color w:val="244061"/>
+                <w:sz w:val="18"/>
+                <w:szCs w:val="18"/>
+                <w:lang w:eastAsia="zh-CN"/>
+              </w:rPr>
+              <w:t>循证医学信息</w:t>
+            </w:r>
+          </w:p>
+        </w:tc>
+      </w:tr>
+      <w:tr>
+        <w:tblPrEx>
+          <w:tblBorders>
+            <w:top w:val="single" w:color="244061" w:sz="18" w:space="0"/>
+            <w:left w:val="none" w:color="auto" w:sz="0" w:space="0"/>
+            <w:bottom w:val="dashed" w:color="244061" w:sz="4" w:space="0"/>
+            <w:right w:val="none" w:color="auto" w:sz="0" w:space="0"/>
+            <w:insideH w:val="dashed" w:color="244061" w:sz="4" w:space="0"/>
+            <w:insideV w:val="dashed" w:color="244061" w:sz="4" w:space="0"/>
+          </w:tblBorders>
+          <w:shd w:val="clear" w:color="auto" w:fill="auto"/>
+          <w:tblCellMar>
+            <w:top w:w="0" w:type="dxa"/>
+            <w:left w:w="108" w:type="dxa"/>
+            <w:bottom w:w="0" w:type="dxa"/>
+            <w:right w:w="108" w:type="dxa"/>
+          </w:tblCellMar>
+        </w:tblPrEx>
+        <w:trPr>
+          <w:trHeight w:val="494" w:hRule="atLeast"/>
+          <w:jc w:val="center"/>
+        </w:trPr>
+        <w:tc>
+          <w:tcPr>
+            <w:tcW w:w="9870" w:type="dxa"/>
+            <w:gridSpan w:val="4"/>
+            <w:shd w:val="clear" w:color="auto" w:fill="auto"/>
+            <w:vAlign w:val="center"/>
+          </w:tcPr>
+          <w:p>
+            <w:pPr>
+              <w:keepNext/>
+              <w:spacing w:before="26"/>
+              <w:jc w:val="center"/>
+              <w:rPr>
+                <w:rFonts w:ascii="Times New Roman" w:hAnsi="Times New Roman" w:eastAsia="微软雅黑" w:cs="Times New Roman"/>
+                <w:bCs/>
+                <w:color w:val="auto"/>
+                <w:sz w:val="18"/>
+                <w:szCs w:val="18"/>
+                <w:highlight w:val="yellow"/>
+                <w:lang w:eastAsia="zh-CN"/>
+              </w:rPr>
+            </w:pPr>
+            <w:r>
+              <w:rPr>
+                <w:rFonts w:hint="eastAsia" w:ascii="Times New Roman" w:hAnsi="Times New Roman" w:eastAsia="微软雅黑" w:cs="Times New Roman"/>
+                <w:b/>
+                <w:color w:val="auto"/>
+                <w:sz w:val="18"/>
+                <w:szCs w:val="18"/>
+                <w:lang w:eastAsia="zh-CN"/>
+              </w:rPr>
+              <w:t>{%tr for msicli in msianalysisOfImmuneTestResults.drugResearchList %}</w:t>
+            </w:r>
+          </w:p>
+        </w:tc>
+      </w:tr>
+      <w:tr>
+        <w:tblPrEx>
+          <w:tblBorders>
+            <w:top w:val="single" w:color="244061" w:sz="18" w:space="0"/>
+            <w:left w:val="none" w:color="auto" w:sz="0" w:space="0"/>
+            <w:bottom w:val="dashed" w:color="244061" w:sz="4" w:space="0"/>
+            <w:right w:val="none" w:color="auto" w:sz="0" w:space="0"/>
+            <w:insideH w:val="dashed" w:color="244061" w:sz="4" w:space="0"/>
+            <w:insideV w:val="dashed" w:color="244061" w:sz="4" w:space="0"/>
+          </w:tblBorders>
+          <w:shd w:val="clear" w:color="auto" w:fill="auto"/>
+          <w:tblCellMar>
+            <w:top w:w="0" w:type="dxa"/>
+            <w:left w:w="108" w:type="dxa"/>
+            <w:bottom w:w="0" w:type="dxa"/>
+            <w:right w:w="108" w:type="dxa"/>
+          </w:tblCellMar>
+        </w:tblPrEx>
+        <w:trPr>
+          <w:trHeight w:val="494" w:hRule="atLeast"/>
+          <w:jc w:val="center"/>
+        </w:trPr>
+        <w:tc>
+          <w:tcPr>
+            <w:tcW w:w="1526" w:type="dxa"/>
+            <w:shd w:val="clear" w:color="auto" w:fill="auto"/>
+            <w:vAlign w:val="center"/>
+          </w:tcPr>
+          <w:p>
+            <w:pPr>
+              <w:spacing w:before="1" w:line="249" w:lineRule="auto"/>
+              <w:ind w:right="131"/>
+              <w:jc w:val="center"/>
+              <w:rPr>
+                <w:rFonts w:hint="default" w:ascii="Times New Roman" w:hAnsi="Times New Roman" w:eastAsia="微软雅黑" w:cs="Times New Roman"/>
+                <w:b/>
+                <w:color w:val="auto"/>
+                <w:sz w:val="18"/>
+                <w:szCs w:val="18"/>
+                <w:highlight w:val="yellow"/>
+                <w:lang w:val="en-US"/>
+              </w:rPr>
+            </w:pPr>
+            <w:r>
+              <w:rPr>
+                <w:rFonts w:hint="eastAsia" w:ascii="Times New Roman" w:hAnsi="Times New Roman" w:eastAsia="微软雅黑" w:cs="Times New Roman"/>
+                <w:color w:val="auto"/>
+                <w:sz w:val="18"/>
+                <w:szCs w:val="18"/>
+                <w:lang w:eastAsia="zh-CN"/>
+              </w:rPr>
+              <w:t>{{</w:t>
+            </w:r>
+            <w:r>
+              <w:rPr>
+                <w:rFonts w:hint="eastAsia" w:ascii="Times New Roman" w:hAnsi="Times New Roman" w:eastAsia="微软雅黑" w:cs="Times New Roman"/>
+                <w:bCs/>
+                <w:color w:val="auto"/>
+                <w:sz w:val="18"/>
+                <w:szCs w:val="18"/>
+                <w:lang w:eastAsia="zh-CN"/>
+              </w:rPr>
+              <w:t xml:space="preserve"> msicli.drug_name_chinese|replace('#', '')</w:t>
+            </w:r>
+            <w:r>
+              <w:rPr>
+                <w:rFonts w:hint="eastAsia" w:ascii="Times New Roman" w:hAnsi="Times New Roman" w:eastAsia="微软雅黑" w:cs="Times New Roman"/>
+                <w:color w:val="auto"/>
+                <w:sz w:val="18"/>
+                <w:szCs w:val="18"/>
+                <w:lang w:eastAsia="zh-CN"/>
+              </w:rPr>
+              <w:t>}</w:t>
+            </w:r>
+            <w:r>
+              <w:rPr>
+                <w:rFonts w:hint="eastAsia" w:ascii="Times New Roman" w:hAnsi="Times New Roman" w:eastAsia="微软雅黑" w:cs="Times New Roman"/>
+                <w:color w:val="auto"/>
+                <w:sz w:val="18"/>
+                <w:szCs w:val="18"/>
+                <w:lang w:val="en-US" w:eastAsia="zh-CN"/>
+              </w:rPr>
+              <w:t>}</w:t>
+            </w:r>
+          </w:p>
+        </w:tc>
+        <w:tc>
+          <w:tcPr>
+            <w:tcW w:w="1417" w:type="dxa"/>
+            <w:shd w:val="clear" w:color="auto" w:fill="auto"/>
+            <w:vAlign w:val="center"/>
+          </w:tcPr>
+          <w:p>
+            <w:pPr>
+              <w:keepNext/>
+              <w:spacing w:before="26"/>
+              <w:jc w:val="center"/>
+              <w:rPr>
+                <w:rFonts w:ascii="Times New Roman" w:hAnsi="Times New Roman" w:eastAsia="微软雅黑" w:cs="Times New Roman"/>
+                <w:bCs/>
+                <w:color w:val="auto"/>
+                <w:sz w:val="18"/>
+                <w:szCs w:val="18"/>
+                <w:highlight w:val="yellow"/>
+                <w:lang w:eastAsia="zh-CN"/>
+              </w:rPr>
+            </w:pPr>
+            <w:r>
+              <w:rPr>
+                <w:rFonts w:hint="eastAsia" w:ascii="Times New Roman" w:hAnsi="Times New Roman" w:eastAsia="微软雅黑" w:cs="Times New Roman"/>
+                <w:color w:val="auto"/>
+                <w:sz w:val="18"/>
+                <w:szCs w:val="18"/>
+                <w:lang w:eastAsia="zh-CN"/>
+              </w:rPr>
+              <w:t>{{</w:t>
+            </w:r>
+            <w:r>
+              <w:rPr>
+                <w:rFonts w:hint="eastAsia" w:ascii="Times New Roman" w:hAnsi="Times New Roman" w:eastAsia="微软雅黑" w:cs="Times New Roman"/>
+                <w:bCs/>
+                <w:color w:val="auto"/>
+                <w:sz w:val="18"/>
+                <w:szCs w:val="18"/>
+                <w:lang w:eastAsia="zh-CN"/>
+              </w:rPr>
+              <w:t xml:space="preserve"> msicli</w:t>
+            </w:r>
+            <w:r>
+              <w:rPr>
+                <w:rFonts w:hint="eastAsia" w:ascii="Times New Roman" w:hAnsi="Times New Roman" w:eastAsia="微软雅黑" w:cs="Times New Roman"/>
+                <w:color w:val="auto"/>
+                <w:sz w:val="18"/>
+                <w:szCs w:val="18"/>
+                <w:lang w:eastAsia="zh-CN"/>
+              </w:rPr>
+              <w:t>.</w:t>
+            </w:r>
+            <w:r>
+              <w:rPr>
+                <w:rFonts w:hint="eastAsia" w:ascii="Times New Roman" w:hAnsi="Times New Roman" w:eastAsia="微软雅黑" w:cs="Times New Roman"/>
+                <w:bCs/>
+                <w:color w:val="auto"/>
+                <w:sz w:val="18"/>
+                <w:szCs w:val="18"/>
+                <w:lang w:eastAsia="zh-CN"/>
+              </w:rPr>
+              <w:t>disease_name_chinese</w:t>
+            </w:r>
+            <w:r>
+              <w:rPr>
+                <w:rFonts w:hint="eastAsia" w:ascii="Times New Roman" w:hAnsi="Times New Roman" w:eastAsia="微软雅黑" w:cs="Times New Roman"/>
+                <w:color w:val="auto"/>
+                <w:sz w:val="18"/>
+                <w:szCs w:val="18"/>
+                <w:lang w:eastAsia="zh-CN"/>
+              </w:rPr>
+              <w:t>}}</w:t>
+            </w:r>
+          </w:p>
+        </w:tc>
+        <w:tc>
+          <w:tcPr>
+            <w:tcW w:w="1134" w:type="dxa"/>
+            <w:shd w:val="clear" w:color="auto" w:fill="auto"/>
+            <w:vAlign w:val="center"/>
+          </w:tcPr>
+          <w:p>
+            <w:pPr>
+              <w:keepNext/>
+              <w:spacing w:before="26"/>
+              <w:jc w:val="center"/>
+              <w:rPr>
+                <w:rFonts w:ascii="Times New Roman" w:hAnsi="Times New Roman" w:eastAsia="微软雅黑" w:cs="Times New Roman"/>
+                <w:bCs/>
+                <w:color w:val="auto"/>
+                <w:sz w:val="18"/>
+                <w:szCs w:val="18"/>
+                <w:highlight w:val="yellow"/>
+                <w:lang w:eastAsia="zh-CN"/>
+              </w:rPr>
+            </w:pPr>
+            <w:r>
+              <w:rPr>
+                <w:rFonts w:hint="eastAsia" w:ascii="Times New Roman" w:hAnsi="Times New Roman" w:eastAsia="微软雅黑" w:cs="Times New Roman"/>
+                <w:color w:val="auto"/>
+                <w:sz w:val="18"/>
+                <w:szCs w:val="18"/>
+                <w:lang w:eastAsia="zh-CN"/>
+              </w:rPr>
+              <w:t>{{</w:t>
+            </w:r>
+            <w:r>
+              <w:rPr>
+                <w:rFonts w:hint="eastAsia" w:ascii="Times New Roman" w:hAnsi="Times New Roman" w:eastAsia="微软雅黑" w:cs="Times New Roman"/>
+                <w:bCs/>
+                <w:color w:val="auto"/>
+                <w:sz w:val="18"/>
+                <w:szCs w:val="18"/>
+                <w:lang w:eastAsia="zh-CN"/>
+              </w:rPr>
+              <w:t xml:space="preserve"> msicli.evidence_phase_chinese</w:t>
+            </w:r>
+            <w:r>
+              <w:rPr>
+                <w:rFonts w:hint="eastAsia" w:ascii="Times New Roman" w:hAnsi="Times New Roman" w:eastAsia="微软雅黑" w:cs="Times New Roman"/>
+                <w:color w:val="auto"/>
+                <w:sz w:val="18"/>
+                <w:szCs w:val="18"/>
+                <w:lang w:eastAsia="zh-CN"/>
+              </w:rPr>
+              <w:t>}}</w:t>
+            </w:r>
+          </w:p>
+        </w:tc>
+        <w:tc>
+          <w:tcPr>
+            <w:tcW w:w="5793" w:type="dxa"/>
+            <w:shd w:val="clear" w:color="auto" w:fill="auto"/>
+            <w:vAlign w:val="center"/>
+          </w:tcPr>
+          <w:p>
+            <w:pPr>
+              <w:keepNext/>
+              <w:spacing w:before="26"/>
+              <w:jc w:val="center"/>
+              <w:rPr>
+                <w:rFonts w:ascii="Times New Roman" w:hAnsi="Times New Roman" w:eastAsia="微软雅黑" w:cs="Times New Roman"/>
+                <w:bCs/>
+                <w:color w:val="auto"/>
+                <w:sz w:val="18"/>
+                <w:szCs w:val="18"/>
+                <w:highlight w:val="yellow"/>
+                <w:lang w:eastAsia="zh-CN"/>
+              </w:rPr>
+            </w:pPr>
+            <w:r>
+              <w:rPr>
+                <w:rFonts w:hint="eastAsia" w:ascii="Times New Roman" w:hAnsi="Times New Roman" w:eastAsia="微软雅黑" w:cs="Times New Roman"/>
+                <w:color w:val="auto"/>
+                <w:sz w:val="18"/>
+                <w:szCs w:val="18"/>
+                <w:lang w:eastAsia="zh-CN"/>
+              </w:rPr>
+              <w:t>{{</w:t>
+            </w:r>
+            <w:r>
+              <w:rPr>
+                <w:rFonts w:hint="eastAsia" w:ascii="Times New Roman" w:hAnsi="Times New Roman" w:eastAsia="微软雅黑" w:cs="Times New Roman"/>
+                <w:bCs/>
+                <w:color w:val="auto"/>
+                <w:sz w:val="18"/>
+                <w:szCs w:val="18"/>
+                <w:lang w:eastAsia="zh-CN"/>
+              </w:rPr>
+              <w:t xml:space="preserve"> msicli.annotation_chinese</w:t>
+            </w:r>
+            <w:r>
+              <w:rPr>
+                <w:rFonts w:hint="eastAsia" w:ascii="Times New Roman" w:hAnsi="Times New Roman" w:eastAsia="微软雅黑" w:cs="Times New Roman"/>
+                <w:color w:val="auto"/>
+                <w:sz w:val="18"/>
+                <w:szCs w:val="18"/>
+                <w:lang w:eastAsia="zh-CN"/>
+              </w:rPr>
+              <w:t>}}</w:t>
+            </w:r>
+          </w:p>
+        </w:tc>
+      </w:tr>
+      <w:tr>
+        <w:tblPrEx>
+          <w:tblBorders>
+            <w:top w:val="single" w:color="244061" w:sz="18" w:space="0"/>
+            <w:left w:val="none" w:color="auto" w:sz="0" w:space="0"/>
+            <w:bottom w:val="dashed" w:color="244061" w:sz="4" w:space="0"/>
+            <w:right w:val="none" w:color="auto" w:sz="0" w:space="0"/>
+            <w:insideH w:val="dashed" w:color="244061" w:sz="4" w:space="0"/>
+            <w:insideV w:val="dashed" w:color="244061" w:sz="4" w:space="0"/>
+          </w:tblBorders>
+          <w:shd w:val="clear" w:color="auto" w:fill="auto"/>
+          <w:tblCellMar>
+            <w:top w:w="0" w:type="dxa"/>
+            <w:left w:w="108" w:type="dxa"/>
+            <w:bottom w:w="0" w:type="dxa"/>
+            <w:right w:w="108" w:type="dxa"/>
+          </w:tblCellMar>
+        </w:tblPrEx>
+        <w:trPr>
+          <w:trHeight w:val="494" w:hRule="atLeast"/>
+          <w:jc w:val="center"/>
+        </w:trPr>
+        <w:tc>
+          <w:tcPr>
+            <w:tcW w:w="9870" w:type="dxa"/>
+            <w:gridSpan w:val="4"/>
+            <w:shd w:val="clear" w:color="auto" w:fill="auto"/>
+            <w:vAlign w:val="center"/>
+          </w:tcPr>
+          <w:p>
+            <w:pPr>
+              <w:keepNext/>
+              <w:spacing w:before="26"/>
+              <w:jc w:val="center"/>
+              <w:rPr>
+                <w:rFonts w:ascii="Times New Roman" w:hAnsi="Times New Roman" w:eastAsia="微软雅黑" w:cs="Times New Roman"/>
+                <w:bCs/>
+                <w:color w:val="auto"/>
+                <w:sz w:val="18"/>
+                <w:szCs w:val="18"/>
+                <w:lang w:eastAsia="zh-CN"/>
+              </w:rPr>
+            </w:pPr>
+            <w:r>
+              <w:rPr>
+                <w:rFonts w:hint="eastAsia" w:ascii="Times New Roman" w:hAnsi="Times New Roman" w:eastAsia="微软雅黑" w:cs="Times New Roman"/>
+                <w:b/>
+                <w:color w:val="auto"/>
+                <w:sz w:val="18"/>
+                <w:szCs w:val="18"/>
+                <w:lang w:eastAsia="zh-CN"/>
+              </w:rPr>
+              <w:t>{%tr endfor %}</w:t>
+            </w:r>
+          </w:p>
+        </w:tc>
+      </w:tr>
+    </w:tbl>
+    <w:p>
+      <w:pPr>
+        <w:spacing w:before="26"/>
+        <w:rPr>
+          <w:rFonts w:ascii="Times New Roman" w:hAnsi="Times New Roman" w:eastAsia="微软雅黑" w:cs="Times New Roman"/>
+          <w:b/>
+          <w:color w:val="auto"/>
+          <w:sz w:val="24"/>
+          <w:szCs w:val="24"/>
+          <w:lang w:eastAsia="zh-CN" w:bidi="ar"/>
+        </w:rPr>
+      </w:pPr>
+      <w:r>
+        <w:rPr>
+          <w:rFonts w:hint="eastAsia" w:ascii="Times New Roman" w:hAnsi="Times New Roman" w:eastAsia="微软雅黑" w:cs="Times New Roman"/>
+          <w:b/>
+          <w:color w:val="auto"/>
+          <w:sz w:val="24"/>
+          <w:szCs w:val="24"/>
+          <w:lang w:eastAsia="zh-CN" w:bidi="ar"/>
+        </w:rPr>
+        <w:t>{% endif %}</w:t>
+      </w:r>
+      <w:r>
+        <w:rPr>
+          <w:rFonts w:hint="eastAsia" w:ascii="Times New Roman" w:hAnsi="Times New Roman" w:eastAsia="微软雅黑" w:cs="Times New Roman"/>
+          <w:b/>
+          <w:color w:val="auto"/>
+          <w:sz w:val="24"/>
+          <w:szCs w:val="24"/>
+          <w:lang w:eastAsia="zh-CN"/>
+        </w:rPr>
+        <w:t>{% if msianalysisOfImmuneTestResults.</w:t>
+      </w:r>
+      <w:r>
+        <w:rPr>
+          <w:rFonts w:ascii="Times New Roman" w:hAnsi="Times New Roman" w:eastAsia="微软雅黑" w:cs="Times New Roman"/>
+          <w:b/>
+          <w:color w:val="auto"/>
+          <w:sz w:val="24"/>
+          <w:szCs w:val="24"/>
+          <w:lang w:eastAsia="zh-CN"/>
+        </w:rPr>
+        <w:t>potentialDrugList</w:t>
+      </w:r>
+      <w:r>
+        <w:rPr>
+          <w:rFonts w:hint="eastAsia" w:ascii="Times New Roman" w:hAnsi="Times New Roman" w:eastAsia="微软雅黑" w:cs="Times New Roman"/>
+          <w:b/>
+          <w:color w:val="auto"/>
+          <w:sz w:val="24"/>
+          <w:szCs w:val="24"/>
+          <w:lang w:eastAsia="zh-CN"/>
+        </w:rPr>
+        <w:t xml:space="preserve"> != [] %}</w:t>
+      </w:r>
+    </w:p>
+    <w:p>
+      <w:pPr>
+        <w:keepNext w:val="0"/>
+        <w:keepLines w:val="0"/>
+        <w:pageBreakBefore w:val="0"/>
+        <w:widowControl w:val="0"/>
+        <w:kinsoku/>
+        <w:wordWrap/>
+        <w:overflowPunct/>
+        <w:topLinePunct w:val="0"/>
+        <w:autoSpaceDE/>
+        <w:autoSpaceDN/>
+        <w:bidi w:val="0"/>
+        <w:adjustRightInd/>
+        <w:snapToGrid/>
+        <w:spacing w:before="26"/>
+        <w:ind w:left="414"/>
+        <w:textAlignment w:val="auto"/>
+        <w:rPr>
+          <w:rFonts w:ascii="Times New Roman" w:hAnsi="Times New Roman" w:eastAsia="微软雅黑" w:cs="Times New Roman"/>
+          <w:b/>
+          <w:color w:val="auto"/>
+          <w:sz w:val="24"/>
+          <w:szCs w:val="24"/>
+          <w:lang w:eastAsia="zh-CN" w:bidi="ar"/>
+        </w:rPr>
+      </w:pPr>
+      <w:r>
+        <w:rPr>
+          <w:rFonts w:hint="eastAsia" w:ascii="Times New Roman" w:hAnsi="Times New Roman" w:eastAsia="微软雅黑" w:cs="Times New Roman"/>
+          <w:b/>
+          <w:color w:val="auto"/>
+          <w:sz w:val="24"/>
+          <w:lang w:eastAsia="zh-CN"/>
+        </w:rPr>
+        <w:t>潜在耐药研究信息：</w:t>
       </w:r>
     </w:p>
     <w:tbl>
@@ -16750,7 +17439,6 @@
             <w:insideH w:val="dashed" w:color="244061" w:sz="4" w:space="0"/>
             <w:insideV w:val="dashed" w:color="244061" w:sz="4" w:space="0"/>
           </w:tblBorders>
-          <w:shd w:val="clear" w:color="auto" w:fill="auto"/>
           <w:tblCellMar>
             <w:top w:w="0" w:type="dxa"/>
             <w:left w:w="108" w:type="dxa"/>
@@ -16793,968 +17481,29 @@
                 <w:szCs w:val="18"/>
                 <w:lang w:eastAsia="zh-CN"/>
               </w:rPr>
-              <w:t>{%tr for msicli in msianalysisOfImmuneTestResults.drugResearchList %}</w:t>
-            </w:r>
-          </w:p>
-        </w:tc>
-      </w:tr>
-      <w:tr>
-        <w:tblPrEx>
-          <w:tblBorders>
-            <w:top w:val="single" w:color="244061" w:sz="18" w:space="0"/>
-            <w:left w:val="none" w:color="auto" w:sz="0" w:space="0"/>
-            <w:bottom w:val="dashed" w:color="244061" w:sz="4" w:space="0"/>
-            <w:right w:val="none" w:color="auto" w:sz="0" w:space="0"/>
-            <w:insideH w:val="dashed" w:color="244061" w:sz="4" w:space="0"/>
-            <w:insideV w:val="dashed" w:color="244061" w:sz="4" w:space="0"/>
-          </w:tblBorders>
-          <w:shd w:val="clear" w:color="auto" w:fill="auto"/>
-        </w:tblPrEx>
-        <w:trPr>
-          <w:trHeight w:val="494" w:hRule="atLeast"/>
-          <w:jc w:val="center"/>
-        </w:trPr>
-        <w:tc>
-          <w:tcPr>
-            <w:tcW w:w="1526" w:type="dxa"/>
-            <w:shd w:val="clear" w:color="auto" w:fill="auto"/>
-            <w:vAlign w:val="center"/>
-          </w:tcPr>
-          <w:p>
-            <w:pPr>
-              <w:spacing w:before="1" w:line="249" w:lineRule="auto"/>
-              <w:ind w:right="131"/>
-              <w:jc w:val="center"/>
-              <w:rPr>
-                <w:rFonts w:hint="default" w:ascii="Times New Roman" w:hAnsi="Times New Roman" w:eastAsia="微软雅黑" w:cs="Times New Roman"/>
+              <w:t>{%tr for msicli in msianalysisOfImmuneTestResults.</w:t>
+            </w:r>
+            <w:r>
+              <w:rPr>
+                <w:rFonts w:ascii="Times New Roman" w:hAnsi="Times New Roman" w:eastAsia="微软雅黑" w:cs="Times New Roman"/>
                 <w:b/>
                 <w:color w:val="auto"/>
                 <w:sz w:val="18"/>
                 <w:szCs w:val="18"/>
-                <w:highlight w:val="yellow"/>
-                <w:lang w:val="en-US"/>
-              </w:rPr>
-            </w:pPr>
-            <w:r>
-              <w:rPr>
-                <w:rFonts w:hint="eastAsia" w:ascii="Times New Roman" w:hAnsi="Times New Roman" w:eastAsia="微软雅黑" w:cs="Times New Roman"/>
+                <w:lang w:eastAsia="zh-CN"/>
+              </w:rPr>
+              <w:t>potentialDrugList</w:t>
+            </w:r>
+            <w:r>
+              <w:rPr>
+                <w:rFonts w:hint="eastAsia" w:ascii="Times New Roman" w:hAnsi="Times New Roman" w:eastAsia="微软雅黑" w:cs="Times New Roman"/>
+                <w:b/>
                 <w:color w:val="auto"/>
                 <w:sz w:val="18"/>
                 <w:szCs w:val="18"/>
                 <w:lang w:eastAsia="zh-CN"/>
               </w:rPr>
-              <w:t>{{</w:t>
-            </w:r>
-            <w:r>
-              <w:rPr>
-                <w:rFonts w:hint="eastAsia" w:ascii="Times New Roman" w:hAnsi="Times New Roman" w:eastAsia="微软雅黑" w:cs="Times New Roman"/>
-                <w:bCs/>
-                <w:color w:val="auto"/>
-                <w:sz w:val="18"/>
-                <w:szCs w:val="18"/>
-                <w:lang w:eastAsia="zh-CN"/>
-              </w:rPr>
-              <w:t xml:space="preserve"> msicli.drug_name_chinese|replace('#', '')</w:t>
-            </w:r>
-            <w:r>
-              <w:rPr>
-                <w:rFonts w:hint="eastAsia" w:ascii="Times New Roman" w:hAnsi="Times New Roman" w:eastAsia="微软雅黑" w:cs="Times New Roman"/>
-                <w:color w:val="auto"/>
-                <w:sz w:val="18"/>
-                <w:szCs w:val="18"/>
-                <w:lang w:eastAsia="zh-CN"/>
-              </w:rPr>
-              <w:t>}</w:t>
-            </w:r>
-            <w:r>
-              <w:rPr>
-                <w:rFonts w:hint="eastAsia" w:ascii="Times New Roman" w:hAnsi="Times New Roman" w:eastAsia="微软雅黑" w:cs="Times New Roman"/>
-                <w:color w:val="auto"/>
-                <w:sz w:val="18"/>
-                <w:szCs w:val="18"/>
-                <w:lang w:val="en-US" w:eastAsia="zh-CN"/>
-              </w:rPr>
-              <w:t>}</w:t>
-            </w:r>
-          </w:p>
-        </w:tc>
-        <w:tc>
-          <w:tcPr>
-            <w:tcW w:w="1417" w:type="dxa"/>
-            <w:shd w:val="clear" w:color="auto" w:fill="auto"/>
-            <w:vAlign w:val="center"/>
-          </w:tcPr>
-          <w:p>
-            <w:pPr>
-              <w:keepNext/>
-              <w:spacing w:before="26"/>
-              <w:jc w:val="center"/>
-              <w:rPr>
-                <w:rFonts w:ascii="Times New Roman" w:hAnsi="Times New Roman" w:eastAsia="微软雅黑" w:cs="Times New Roman"/>
-                <w:bCs/>
-                <w:color w:val="auto"/>
-                <w:sz w:val="18"/>
-                <w:szCs w:val="18"/>
-                <w:highlight w:val="yellow"/>
-                <w:lang w:eastAsia="zh-CN"/>
-              </w:rPr>
-            </w:pPr>
-            <w:r>
-              <w:rPr>
-                <w:rFonts w:hint="eastAsia" w:ascii="Times New Roman" w:hAnsi="Times New Roman" w:eastAsia="微软雅黑" w:cs="Times New Roman"/>
-                <w:color w:val="auto"/>
-                <w:sz w:val="18"/>
-                <w:szCs w:val="18"/>
-                <w:lang w:eastAsia="zh-CN"/>
-              </w:rPr>
-              <w:t>{{</w:t>
-            </w:r>
-            <w:r>
-              <w:rPr>
-                <w:rFonts w:hint="eastAsia" w:ascii="Times New Roman" w:hAnsi="Times New Roman" w:eastAsia="微软雅黑" w:cs="Times New Roman"/>
-                <w:bCs/>
-                <w:color w:val="auto"/>
-                <w:sz w:val="18"/>
-                <w:szCs w:val="18"/>
-                <w:lang w:eastAsia="zh-CN"/>
-              </w:rPr>
-              <w:t xml:space="preserve"> msicli</w:t>
-            </w:r>
-            <w:r>
-              <w:rPr>
-                <w:rFonts w:hint="eastAsia" w:ascii="Times New Roman" w:hAnsi="Times New Roman" w:eastAsia="微软雅黑" w:cs="Times New Roman"/>
-                <w:color w:val="auto"/>
-                <w:sz w:val="18"/>
-                <w:szCs w:val="18"/>
-                <w:lang w:eastAsia="zh-CN"/>
-              </w:rPr>
-              <w:t>.</w:t>
-            </w:r>
-            <w:r>
-              <w:rPr>
-                <w:rFonts w:hint="eastAsia" w:ascii="Times New Roman" w:hAnsi="Times New Roman" w:eastAsia="微软雅黑" w:cs="Times New Roman"/>
-                <w:bCs/>
-                <w:color w:val="auto"/>
-                <w:sz w:val="18"/>
-                <w:szCs w:val="18"/>
-                <w:lang w:eastAsia="zh-CN"/>
-              </w:rPr>
-              <w:t>disease_name_chinese</w:t>
-            </w:r>
-            <w:r>
-              <w:rPr>
-                <w:rFonts w:hint="eastAsia" w:ascii="Times New Roman" w:hAnsi="Times New Roman" w:eastAsia="微软雅黑" w:cs="Times New Roman"/>
-                <w:color w:val="auto"/>
-                <w:sz w:val="18"/>
-                <w:szCs w:val="18"/>
-                <w:lang w:eastAsia="zh-CN"/>
-              </w:rPr>
-              <w:t>}}</w:t>
-            </w:r>
-          </w:p>
-        </w:tc>
-        <w:tc>
-          <w:tcPr>
-            <w:tcW w:w="1134" w:type="dxa"/>
-            <w:shd w:val="clear" w:color="auto" w:fill="auto"/>
-            <w:vAlign w:val="center"/>
-          </w:tcPr>
-          <w:p>
-            <w:pPr>
-              <w:keepNext/>
-              <w:spacing w:before="26"/>
-              <w:jc w:val="center"/>
-              <w:rPr>
-                <w:rFonts w:ascii="Times New Roman" w:hAnsi="Times New Roman" w:eastAsia="微软雅黑" w:cs="Times New Roman"/>
-                <w:bCs/>
-                <w:color w:val="auto"/>
-                <w:sz w:val="18"/>
-                <w:szCs w:val="18"/>
-                <w:highlight w:val="yellow"/>
-                <w:lang w:eastAsia="zh-CN"/>
-              </w:rPr>
-            </w:pPr>
-            <w:r>
-              <w:rPr>
-                <w:rFonts w:hint="eastAsia" w:ascii="Times New Roman" w:hAnsi="Times New Roman" w:eastAsia="微软雅黑" w:cs="Times New Roman"/>
-                <w:color w:val="auto"/>
-                <w:sz w:val="18"/>
-                <w:szCs w:val="18"/>
-                <w:lang w:eastAsia="zh-CN"/>
-              </w:rPr>
-              <w:t>{{</w:t>
-            </w:r>
-            <w:r>
-              <w:rPr>
-                <w:rFonts w:hint="eastAsia" w:ascii="Times New Roman" w:hAnsi="Times New Roman" w:eastAsia="微软雅黑" w:cs="Times New Roman"/>
-                <w:bCs/>
-                <w:color w:val="auto"/>
-                <w:sz w:val="18"/>
-                <w:szCs w:val="18"/>
-                <w:lang w:eastAsia="zh-CN"/>
-              </w:rPr>
-              <w:t xml:space="preserve"> msicli.evidence_phase_chinese</w:t>
-            </w:r>
-            <w:r>
-              <w:rPr>
-                <w:rFonts w:hint="eastAsia" w:ascii="Times New Roman" w:hAnsi="Times New Roman" w:eastAsia="微软雅黑" w:cs="Times New Roman"/>
-                <w:color w:val="auto"/>
-                <w:sz w:val="18"/>
-                <w:szCs w:val="18"/>
-                <w:lang w:eastAsia="zh-CN"/>
-              </w:rPr>
-              <w:t>}}</w:t>
-            </w:r>
-          </w:p>
-        </w:tc>
-        <w:tc>
-          <w:tcPr>
-            <w:tcW w:w="5793" w:type="dxa"/>
-            <w:shd w:val="clear" w:color="auto" w:fill="auto"/>
-            <w:vAlign w:val="center"/>
-          </w:tcPr>
-          <w:p>
-            <w:pPr>
-              <w:keepNext/>
-              <w:spacing w:before="26"/>
-              <w:jc w:val="center"/>
-              <w:rPr>
-                <w:rFonts w:ascii="Times New Roman" w:hAnsi="Times New Roman" w:eastAsia="微软雅黑" w:cs="Times New Roman"/>
-                <w:bCs/>
-                <w:color w:val="auto"/>
-                <w:sz w:val="18"/>
-                <w:szCs w:val="18"/>
-                <w:highlight w:val="yellow"/>
-                <w:lang w:eastAsia="zh-CN"/>
-              </w:rPr>
-            </w:pPr>
-            <w:r>
-              <w:rPr>
-                <w:rFonts w:hint="eastAsia" w:ascii="Times New Roman" w:hAnsi="Times New Roman" w:eastAsia="微软雅黑" w:cs="Times New Roman"/>
-                <w:color w:val="auto"/>
-                <w:sz w:val="18"/>
-                <w:szCs w:val="18"/>
-                <w:lang w:eastAsia="zh-CN"/>
-              </w:rPr>
-              <w:t>{{</w:t>
-            </w:r>
-            <w:r>
-              <w:rPr>
-                <w:rFonts w:hint="eastAsia" w:ascii="Times New Roman" w:hAnsi="Times New Roman" w:eastAsia="微软雅黑" w:cs="Times New Roman"/>
-                <w:bCs/>
-                <w:color w:val="auto"/>
-                <w:sz w:val="18"/>
-                <w:szCs w:val="18"/>
-                <w:lang w:eastAsia="zh-CN"/>
-              </w:rPr>
-              <w:t xml:space="preserve"> msicli.annotation_chinese</w:t>
-            </w:r>
-            <w:r>
-              <w:rPr>
-                <w:rFonts w:hint="eastAsia" w:ascii="Times New Roman" w:hAnsi="Times New Roman" w:eastAsia="微软雅黑" w:cs="Times New Roman"/>
-                <w:color w:val="auto"/>
-                <w:sz w:val="18"/>
-                <w:szCs w:val="18"/>
-                <w:lang w:eastAsia="zh-CN"/>
-              </w:rPr>
-              <w:t>}}</w:t>
-            </w:r>
-          </w:p>
-        </w:tc>
-      </w:tr>
-      <w:tr>
-        <w:tblPrEx>
-          <w:tblBorders>
-            <w:top w:val="single" w:color="244061" w:sz="18" w:space="0"/>
-            <w:left w:val="none" w:color="auto" w:sz="0" w:space="0"/>
-            <w:bottom w:val="dashed" w:color="244061" w:sz="4" w:space="0"/>
-            <w:right w:val="none" w:color="auto" w:sz="0" w:space="0"/>
-            <w:insideH w:val="dashed" w:color="244061" w:sz="4" w:space="0"/>
-            <w:insideV w:val="dashed" w:color="244061" w:sz="4" w:space="0"/>
-          </w:tblBorders>
-          <w:shd w:val="clear" w:color="auto" w:fill="auto"/>
-          <w:tblCellMar>
-            <w:top w:w="0" w:type="dxa"/>
-            <w:left w:w="108" w:type="dxa"/>
-            <w:bottom w:w="0" w:type="dxa"/>
-            <w:right w:w="108" w:type="dxa"/>
-          </w:tblCellMar>
-        </w:tblPrEx>
-        <w:trPr>
-          <w:trHeight w:val="494" w:hRule="atLeast"/>
-          <w:jc w:val="center"/>
-        </w:trPr>
-        <w:tc>
-          <w:tcPr>
-            <w:tcW w:w="9870" w:type="dxa"/>
-            <w:gridSpan w:val="4"/>
-            <w:shd w:val="clear" w:color="auto" w:fill="auto"/>
-            <w:vAlign w:val="center"/>
-          </w:tcPr>
-          <w:p>
-            <w:pPr>
-              <w:keepNext/>
-              <w:spacing w:before="26"/>
-              <w:jc w:val="center"/>
-              <w:rPr>
-                <w:rFonts w:ascii="Times New Roman" w:hAnsi="Times New Roman" w:eastAsia="微软雅黑" w:cs="Times New Roman"/>
-                <w:bCs/>
-                <w:color w:val="auto"/>
-                <w:sz w:val="18"/>
-                <w:szCs w:val="18"/>
-                <w:lang w:eastAsia="zh-CN"/>
-              </w:rPr>
-            </w:pPr>
-            <w:r>
-              <w:rPr>
-                <w:rFonts w:hint="eastAsia" w:ascii="Times New Roman" w:hAnsi="Times New Roman" w:eastAsia="微软雅黑" w:cs="Times New Roman"/>
-                <w:b/>
-                <w:color w:val="auto"/>
-                <w:sz w:val="18"/>
-                <w:szCs w:val="18"/>
-                <w:lang w:eastAsia="zh-CN"/>
-              </w:rPr>
-              <w:t>{%tr endfor %}</w:t>
-            </w:r>
-          </w:p>
-        </w:tc>
-      </w:tr>
-    </w:tbl>
-    <w:p>
-      <w:pPr>
-        <w:spacing w:before="26"/>
-        <w:rPr>
-          <w:rFonts w:ascii="Times New Roman" w:hAnsi="Times New Roman" w:eastAsia="微软雅黑" w:cs="Times New Roman"/>
-          <w:b/>
-          <w:color w:val="auto"/>
-          <w:sz w:val="24"/>
-          <w:szCs w:val="24"/>
-          <w:lang w:eastAsia="zh-CN" w:bidi="ar"/>
-        </w:rPr>
-      </w:pPr>
-      <w:r>
-        <w:rPr>
-          <w:rFonts w:hint="eastAsia" w:ascii="Times New Roman" w:hAnsi="Times New Roman" w:eastAsia="微软雅黑" w:cs="Times New Roman"/>
-          <w:b/>
-          <w:color w:val="auto"/>
-          <w:sz w:val="24"/>
-          <w:szCs w:val="24"/>
-          <w:lang w:eastAsia="zh-CN" w:bidi="ar"/>
-        </w:rPr>
-        <w:t>{% endif %}</w:t>
-      </w:r>
-      <w:r>
-        <w:rPr>
-          <w:rFonts w:hint="eastAsia" w:ascii="Times New Roman" w:hAnsi="Times New Roman" w:eastAsia="微软雅黑" w:cs="Times New Roman"/>
-          <w:b/>
-          <w:color w:val="auto"/>
-          <w:sz w:val="24"/>
-          <w:szCs w:val="24"/>
-          <w:lang w:eastAsia="zh-CN"/>
-        </w:rPr>
-        <w:t>{% if msianalysisOfImmuneTestResults.</w:t>
-      </w:r>
-      <w:r>
-        <w:rPr>
-          <w:rFonts w:ascii="Times New Roman" w:hAnsi="Times New Roman" w:eastAsia="微软雅黑" w:cs="Times New Roman"/>
-          <w:b/>
-          <w:color w:val="auto"/>
-          <w:sz w:val="24"/>
-          <w:szCs w:val="24"/>
-          <w:lang w:eastAsia="zh-CN"/>
-        </w:rPr>
-        <w:t>potentialDrugList</w:t>
-      </w:r>
-      <w:r>
-        <w:rPr>
-          <w:rFonts w:hint="eastAsia" w:ascii="Times New Roman" w:hAnsi="Times New Roman" w:eastAsia="微软雅黑" w:cs="Times New Roman"/>
-          <w:b/>
-          <w:color w:val="auto"/>
-          <w:sz w:val="24"/>
-          <w:szCs w:val="24"/>
-          <w:lang w:eastAsia="zh-CN"/>
-        </w:rPr>
-        <w:t xml:space="preserve"> != [] %}</w:t>
-      </w:r>
-    </w:p>
-    <w:p>
-      <w:pPr>
-        <w:keepNext w:val="0"/>
-        <w:keepLines w:val="0"/>
-        <w:pageBreakBefore w:val="0"/>
-        <w:widowControl w:val="0"/>
-        <w:kinsoku/>
-        <w:wordWrap/>
-        <w:overflowPunct/>
-        <w:topLinePunct w:val="0"/>
-        <w:autoSpaceDE/>
-        <w:autoSpaceDN/>
-        <w:bidi w:val="0"/>
-        <w:adjustRightInd/>
-        <w:snapToGrid/>
-        <w:spacing w:before="26"/>
-        <w:ind w:left="414"/>
-        <w:textAlignment w:val="auto"/>
-        <w:rPr>
-          <w:rFonts w:ascii="Times New Roman" w:hAnsi="Times New Roman" w:eastAsia="微软雅黑" w:cs="Times New Roman"/>
-          <w:b/>
-          <w:color w:val="auto"/>
-          <w:sz w:val="24"/>
-          <w:szCs w:val="24"/>
-          <w:lang w:eastAsia="zh-CN" w:bidi="ar"/>
-        </w:rPr>
-      </w:pPr>
-      <w:r>
-        <w:rPr>
-          <w:rFonts w:hint="eastAsia" w:ascii="Times New Roman" w:hAnsi="Times New Roman" w:eastAsia="微软雅黑" w:cs="Times New Roman"/>
-          <w:b/>
-          <w:color w:val="auto"/>
-          <w:sz w:val="24"/>
-          <w:lang w:eastAsia="zh-CN"/>
-        </w:rPr>
-        <w:t>潜在耐药研究信息：</w:t>
-      </w:r>
-    </w:p>
-    <w:tbl>
-      <w:tblPr>
-        <w:tblStyle w:val="19"/>
-        <w:tblpPr w:leftFromText="180" w:rightFromText="180" w:vertAnchor="text" w:tblpXSpec="center" w:tblpY="1"/>
-        <w:tblOverlap w:val="never"/>
-        <w:tblW w:w="9870" w:type="dxa"/>
-        <w:jc w:val="center"/>
-        <w:tblBorders>
-          <w:top w:val="single" w:color="244061" w:sz="18" w:space="0"/>
-          <w:left w:val="none" w:color="auto" w:sz="0" w:space="0"/>
-          <w:bottom w:val="dashed" w:color="244061" w:sz="4" w:space="0"/>
-          <w:right w:val="none" w:color="auto" w:sz="0" w:space="0"/>
-          <w:insideH w:val="dashed" w:color="244061" w:sz="4" w:space="0"/>
-          <w:insideV w:val="dashed" w:color="244061" w:sz="4" w:space="0"/>
-        </w:tblBorders>
-        <w:shd w:val="clear" w:color="auto" w:fill="auto"/>
-        <w:tblLayout w:type="fixed"/>
-        <w:tblCellMar>
-          <w:top w:w="0" w:type="dxa"/>
-          <w:left w:w="108" w:type="dxa"/>
-          <w:bottom w:w="0" w:type="dxa"/>
-          <w:right w:w="108" w:type="dxa"/>
-        </w:tblCellMar>
-      </w:tblPr>
-      <w:tblGrid>
-        <w:gridCol w:w="1526"/>
-        <w:gridCol w:w="1417"/>
-        <w:gridCol w:w="1134"/>
-        <w:gridCol w:w="5793"/>
-      </w:tblGrid>
-      <w:tr>
-        <w:tblPrEx>
-          <w:tblBorders>
-            <w:top w:val="single" w:color="244061" w:sz="18" w:space="0"/>
-            <w:left w:val="none" w:color="auto" w:sz="0" w:space="0"/>
-            <w:bottom w:val="dashed" w:color="244061" w:sz="4" w:space="0"/>
-            <w:right w:val="none" w:color="auto" w:sz="0" w:space="0"/>
-            <w:insideH w:val="dashed" w:color="244061" w:sz="4" w:space="0"/>
-            <w:insideV w:val="dashed" w:color="244061" w:sz="4" w:space="0"/>
-          </w:tblBorders>
-          <w:tblCellMar>
-            <w:top w:w="0" w:type="dxa"/>
-            <w:left w:w="108" w:type="dxa"/>
-            <w:bottom w:w="0" w:type="dxa"/>
-            <w:right w:w="108" w:type="dxa"/>
-          </w:tblCellMar>
-        </w:tblPrEx>
-        <w:trPr>
-          <w:trHeight w:val="417" w:hRule="atLeast"/>
-          <w:jc w:val="center"/>
-        </w:trPr>
-        <w:tc>
-          <w:tcPr>
-            <w:tcW w:w="1526" w:type="dxa"/>
-            <w:shd w:val="clear" w:color="auto" w:fill="auto"/>
-            <w:vAlign w:val="center"/>
-          </w:tcPr>
-          <w:p>
-            <w:pPr>
-              <w:keepNext/>
-              <w:spacing w:before="26"/>
-              <w:ind w:firstLine="180" w:firstLineChars="100"/>
-              <w:rPr>
-                <w:rFonts w:ascii="Times New Roman" w:hAnsi="Times New Roman" w:eastAsia="微软雅黑" w:cs="Times New Roman"/>
-                <w:b/>
-                <w:color w:val="244061"/>
-                <w:sz w:val="18"/>
-                <w:szCs w:val="18"/>
-                <w:lang w:eastAsia="zh-CN"/>
-              </w:rPr>
-            </w:pPr>
-            <w:r>
-              <w:rPr>
-                <w:rFonts w:ascii="Times New Roman" w:hAnsi="Times New Roman" w:eastAsia="微软雅黑" w:cs="Times New Roman"/>
-                <w:b/>
-                <w:color w:val="244061"/>
-                <w:sz w:val="18"/>
-                <w:szCs w:val="18"/>
-                <w:lang w:eastAsia="zh-CN"/>
-              </w:rPr>
-              <w:t>药物名称</w:t>
-            </w:r>
-          </w:p>
-        </w:tc>
-        <w:tc>
-          <w:tcPr>
-            <w:tcW w:w="1417" w:type="dxa"/>
-            <w:shd w:val="clear" w:color="auto" w:fill="auto"/>
-            <w:vAlign w:val="center"/>
-          </w:tcPr>
-          <w:p>
-            <w:pPr>
-              <w:keepNext/>
-              <w:spacing w:before="26"/>
-              <w:jc w:val="center"/>
-              <w:rPr>
-                <w:rFonts w:ascii="Times New Roman" w:hAnsi="Times New Roman" w:eastAsia="微软雅黑" w:cs="Times New Roman"/>
-                <w:b/>
-                <w:color w:val="244061"/>
-                <w:sz w:val="18"/>
-                <w:szCs w:val="18"/>
-                <w:lang w:eastAsia="zh-CN"/>
-              </w:rPr>
-            </w:pPr>
-            <w:r>
-              <w:rPr>
-                <w:rFonts w:ascii="Times New Roman" w:hAnsi="Times New Roman" w:eastAsia="微软雅黑" w:cs="Times New Roman"/>
-                <w:b/>
-                <w:color w:val="244061"/>
-                <w:sz w:val="18"/>
-                <w:szCs w:val="18"/>
-                <w:lang w:eastAsia="zh-CN"/>
-              </w:rPr>
-              <w:t>相关疾病</w:t>
-            </w:r>
-          </w:p>
-        </w:tc>
-        <w:tc>
-          <w:tcPr>
-            <w:tcW w:w="1134" w:type="dxa"/>
-            <w:shd w:val="clear" w:color="auto" w:fill="auto"/>
-            <w:vAlign w:val="center"/>
-          </w:tcPr>
-          <w:p>
-            <w:pPr>
-              <w:keepNext/>
-              <w:spacing w:before="26"/>
-              <w:jc w:val="center"/>
-              <w:rPr>
-                <w:rFonts w:ascii="Times New Roman" w:hAnsi="Times New Roman" w:eastAsia="微软雅黑" w:cs="Times New Roman"/>
-                <w:b/>
-                <w:color w:val="244061"/>
-                <w:sz w:val="18"/>
-                <w:szCs w:val="18"/>
-                <w:lang w:eastAsia="zh-CN"/>
-              </w:rPr>
-            </w:pPr>
-            <w:r>
-              <w:rPr>
-                <w:rFonts w:ascii="Times New Roman" w:hAnsi="Times New Roman" w:eastAsia="微软雅黑" w:cs="Times New Roman"/>
-                <w:b/>
-                <w:color w:val="244061"/>
-                <w:sz w:val="18"/>
-                <w:szCs w:val="18"/>
-                <w:lang w:eastAsia="zh-CN"/>
-              </w:rPr>
-              <w:t>证据</w:t>
-            </w:r>
-            <w:r>
-              <w:rPr>
-                <w:rFonts w:hint="eastAsia" w:ascii="Times New Roman" w:hAnsi="Times New Roman" w:eastAsia="微软雅黑" w:cs="Times New Roman"/>
-                <w:b/>
-                <w:color w:val="244061"/>
-                <w:sz w:val="18"/>
-                <w:szCs w:val="18"/>
-                <w:lang w:eastAsia="zh-CN"/>
-              </w:rPr>
-              <w:t>等级</w:t>
-            </w:r>
-          </w:p>
-        </w:tc>
-        <w:tc>
-          <w:tcPr>
-            <w:tcW w:w="5793" w:type="dxa"/>
-            <w:shd w:val="clear" w:color="auto" w:fill="auto"/>
-            <w:vAlign w:val="center"/>
-          </w:tcPr>
-          <w:p>
-            <w:pPr>
-              <w:keepNext/>
-              <w:spacing w:before="26"/>
-              <w:jc w:val="center"/>
-              <w:rPr>
-                <w:rFonts w:ascii="Times New Roman" w:hAnsi="Times New Roman" w:eastAsia="微软雅黑" w:cs="Times New Roman"/>
-                <w:b/>
-                <w:color w:val="244061"/>
-                <w:sz w:val="18"/>
-                <w:szCs w:val="18"/>
-                <w:lang w:eastAsia="zh-CN"/>
-              </w:rPr>
-            </w:pPr>
-            <w:r>
-              <w:rPr>
-                <w:rFonts w:ascii="Times New Roman" w:hAnsi="Times New Roman" w:eastAsia="微软雅黑" w:cs="Times New Roman"/>
-                <w:b/>
-                <w:color w:val="244061"/>
-                <w:sz w:val="18"/>
-                <w:szCs w:val="18"/>
-                <w:lang w:eastAsia="zh-CN"/>
-              </w:rPr>
-              <w:t>循证医学信息</w:t>
-            </w:r>
-          </w:p>
-        </w:tc>
-      </w:tr>
-      <w:tr>
-        <w:tblPrEx>
-          <w:tblBorders>
-            <w:top w:val="single" w:color="244061" w:sz="18" w:space="0"/>
-            <w:left w:val="none" w:color="auto" w:sz="0" w:space="0"/>
-            <w:bottom w:val="dashed" w:color="244061" w:sz="4" w:space="0"/>
-            <w:right w:val="none" w:color="auto" w:sz="0" w:space="0"/>
-            <w:insideH w:val="dashed" w:color="244061" w:sz="4" w:space="0"/>
-            <w:insideV w:val="dashed" w:color="244061" w:sz="4" w:space="0"/>
-          </w:tblBorders>
-          <w:shd w:val="clear" w:color="auto" w:fill="auto"/>
-          <w:tblCellMar>
-            <w:top w:w="0" w:type="dxa"/>
-            <w:left w:w="108" w:type="dxa"/>
-            <w:bottom w:w="0" w:type="dxa"/>
-            <w:right w:w="108" w:type="dxa"/>
-          </w:tblCellMar>
-        </w:tblPrEx>
-        <w:trPr>
-          <w:trHeight w:val="494" w:hRule="atLeast"/>
-          <w:jc w:val="center"/>
-        </w:trPr>
-        <w:tc>
-          <w:tcPr>
-            <w:tcW w:w="9870" w:type="dxa"/>
-            <w:gridSpan w:val="4"/>
-            <w:shd w:val="clear" w:color="auto" w:fill="auto"/>
-            <w:vAlign w:val="center"/>
-          </w:tcPr>
-          <w:p>
-            <w:pPr>
-              <w:keepNext/>
-              <w:spacing w:before="26"/>
-              <w:jc w:val="center"/>
-              <w:rPr>
-                <w:rFonts w:ascii="Times New Roman" w:hAnsi="Times New Roman" w:eastAsia="微软雅黑" w:cs="Times New Roman"/>
-                <w:bCs/>
-                <w:color w:val="auto"/>
-                <w:sz w:val="18"/>
-                <w:szCs w:val="18"/>
-                <w:highlight w:val="yellow"/>
-                <w:lang w:eastAsia="zh-CN"/>
-              </w:rPr>
-            </w:pPr>
-            <w:r>
-              <w:rPr>
-                <w:rFonts w:hint="eastAsia" w:ascii="Times New Roman" w:hAnsi="Times New Roman" w:eastAsia="微软雅黑" w:cs="Times New Roman"/>
-                <w:b/>
-                <w:color w:val="auto"/>
-                <w:sz w:val="18"/>
-                <w:szCs w:val="18"/>
-                <w:lang w:eastAsia="zh-CN"/>
-              </w:rPr>
-              <w:t>{%tr for msicli in msianalysisOfImmuneTestResults.</w:t>
-            </w:r>
-            <w:r>
-              <w:rPr>
-                <w:rFonts w:ascii="Times New Roman" w:hAnsi="Times New Roman" w:eastAsia="微软雅黑" w:cs="Times New Roman"/>
-                <w:b/>
-                <w:color w:val="auto"/>
-                <w:sz w:val="18"/>
-                <w:szCs w:val="18"/>
-                <w:lang w:eastAsia="zh-CN"/>
-              </w:rPr>
-              <w:t>potentialDrugList</w:t>
-            </w:r>
-            <w:r>
-              <w:rPr>
-                <w:rFonts w:hint="eastAsia" w:ascii="Times New Roman" w:hAnsi="Times New Roman" w:eastAsia="微软雅黑" w:cs="Times New Roman"/>
-                <w:b/>
-                <w:color w:val="auto"/>
-                <w:sz w:val="18"/>
-                <w:szCs w:val="18"/>
-                <w:lang w:eastAsia="zh-CN"/>
-              </w:rPr>
               <w:t xml:space="preserve"> %}</w:t>
-            </w:r>
-          </w:p>
-        </w:tc>
-      </w:tr>
-      <w:tr>
-        <w:tblPrEx>
-          <w:tblBorders>
-            <w:top w:val="single" w:color="244061" w:sz="18" w:space="0"/>
-            <w:left w:val="none" w:color="auto" w:sz="0" w:space="0"/>
-            <w:bottom w:val="dashed" w:color="244061" w:sz="4" w:space="0"/>
-            <w:right w:val="none" w:color="auto" w:sz="0" w:space="0"/>
-            <w:insideH w:val="dashed" w:color="244061" w:sz="4" w:space="0"/>
-            <w:insideV w:val="dashed" w:color="244061" w:sz="4" w:space="0"/>
-          </w:tblBorders>
-          <w:shd w:val="clear" w:color="auto" w:fill="auto"/>
-          <w:tblCellMar>
-            <w:top w:w="0" w:type="dxa"/>
-            <w:left w:w="108" w:type="dxa"/>
-            <w:bottom w:w="0" w:type="dxa"/>
-            <w:right w:w="108" w:type="dxa"/>
-          </w:tblCellMar>
-        </w:tblPrEx>
-        <w:trPr>
-          <w:trHeight w:val="494" w:hRule="atLeast"/>
-          <w:jc w:val="center"/>
-        </w:trPr>
-        <w:tc>
-          <w:tcPr>
-            <w:tcW w:w="1526" w:type="dxa"/>
-            <w:shd w:val="clear" w:color="auto" w:fill="auto"/>
-            <w:vAlign w:val="center"/>
-          </w:tcPr>
-          <w:p>
-            <w:pPr>
-              <w:spacing w:before="1" w:line="249" w:lineRule="auto"/>
-              <w:ind w:right="131"/>
-              <w:jc w:val="center"/>
-              <w:rPr>
-                <w:rFonts w:ascii="Times New Roman" w:hAnsi="Times New Roman" w:eastAsia="微软雅黑" w:cs="Times New Roman"/>
-                <w:b/>
-                <w:color w:val="auto"/>
-                <w:sz w:val="18"/>
-                <w:szCs w:val="18"/>
-                <w:highlight w:val="yellow"/>
-              </w:rPr>
-            </w:pPr>
-            <w:r>
-              <w:rPr>
-                <w:rFonts w:hint="eastAsia" w:ascii="Times New Roman" w:hAnsi="Times New Roman" w:eastAsia="微软雅黑" w:cs="Times New Roman"/>
-                <w:color w:val="auto"/>
-                <w:sz w:val="18"/>
-                <w:szCs w:val="18"/>
-                <w:lang w:eastAsia="zh-CN"/>
-              </w:rPr>
-              <w:t>{{</w:t>
-            </w:r>
-            <w:r>
-              <w:rPr>
-                <w:rFonts w:hint="eastAsia" w:ascii="Times New Roman" w:hAnsi="Times New Roman" w:eastAsia="微软雅黑" w:cs="Times New Roman"/>
-                <w:bCs/>
-                <w:color w:val="auto"/>
-                <w:sz w:val="18"/>
-                <w:szCs w:val="18"/>
-                <w:lang w:eastAsia="zh-CN"/>
-              </w:rPr>
-              <w:t xml:space="preserve"> msicli.drug_name_chinese|replace('#', '')</w:t>
-            </w:r>
-            <w:r>
-              <w:rPr>
-                <w:rFonts w:hint="eastAsia" w:ascii="Times New Roman" w:hAnsi="Times New Roman" w:eastAsia="微软雅黑" w:cs="Times New Roman"/>
-                <w:color w:val="auto"/>
-                <w:sz w:val="18"/>
-                <w:szCs w:val="18"/>
-                <w:lang w:eastAsia="zh-CN"/>
-              </w:rPr>
-              <w:t>}</w:t>
-            </w:r>
-            <w:r>
-              <w:rPr>
-                <w:rFonts w:hint="eastAsia" w:ascii="Times New Roman" w:hAnsi="Times New Roman" w:eastAsia="微软雅黑" w:cs="Times New Roman"/>
-                <w:color w:val="auto"/>
-                <w:sz w:val="18"/>
-                <w:szCs w:val="18"/>
-                <w:lang w:val="en-US" w:eastAsia="zh-CN"/>
-              </w:rPr>
-              <w:t>}</w:t>
-            </w:r>
-          </w:p>
-        </w:tc>
-        <w:tc>
-          <w:tcPr>
-            <w:tcW w:w="1417" w:type="dxa"/>
-            <w:shd w:val="clear" w:color="auto" w:fill="auto"/>
-            <w:vAlign w:val="center"/>
-          </w:tcPr>
-          <w:p>
-            <w:pPr>
-              <w:keepNext/>
-              <w:spacing w:before="26"/>
-              <w:jc w:val="center"/>
-              <w:rPr>
-                <w:rFonts w:ascii="Times New Roman" w:hAnsi="Times New Roman" w:eastAsia="微软雅黑" w:cs="Times New Roman"/>
-                <w:bCs/>
-                <w:color w:val="auto"/>
-                <w:sz w:val="18"/>
-                <w:szCs w:val="18"/>
-                <w:highlight w:val="yellow"/>
-                <w:lang w:eastAsia="zh-CN"/>
-              </w:rPr>
-            </w:pPr>
-            <w:r>
-              <w:rPr>
-                <w:rFonts w:hint="eastAsia" w:ascii="Times New Roman" w:hAnsi="Times New Roman" w:eastAsia="微软雅黑" w:cs="Times New Roman"/>
-                <w:color w:val="auto"/>
-                <w:sz w:val="18"/>
-                <w:szCs w:val="18"/>
-                <w:lang w:eastAsia="zh-CN"/>
-              </w:rPr>
-              <w:t>{{</w:t>
-            </w:r>
-            <w:r>
-              <w:rPr>
-                <w:rFonts w:hint="eastAsia" w:ascii="Times New Roman" w:hAnsi="Times New Roman" w:eastAsia="微软雅黑" w:cs="Times New Roman"/>
-                <w:bCs/>
-                <w:color w:val="auto"/>
-                <w:sz w:val="18"/>
-                <w:szCs w:val="18"/>
-                <w:lang w:eastAsia="zh-CN"/>
-              </w:rPr>
-              <w:t xml:space="preserve"> msicli</w:t>
-            </w:r>
-            <w:r>
-              <w:rPr>
-                <w:rFonts w:hint="eastAsia" w:ascii="Times New Roman" w:hAnsi="Times New Roman" w:eastAsia="微软雅黑" w:cs="Times New Roman"/>
-                <w:color w:val="auto"/>
-                <w:sz w:val="18"/>
-                <w:szCs w:val="18"/>
-                <w:lang w:eastAsia="zh-CN"/>
-              </w:rPr>
-              <w:t>.</w:t>
-            </w:r>
-            <w:r>
-              <w:rPr>
-                <w:rFonts w:hint="eastAsia" w:ascii="Times New Roman" w:hAnsi="Times New Roman" w:eastAsia="微软雅黑" w:cs="Times New Roman"/>
-                <w:bCs/>
-                <w:color w:val="auto"/>
-                <w:sz w:val="18"/>
-                <w:szCs w:val="18"/>
-                <w:lang w:eastAsia="zh-CN"/>
-              </w:rPr>
-              <w:t>disease_name_chinese</w:t>
-            </w:r>
-            <w:r>
-              <w:rPr>
-                <w:rFonts w:hint="eastAsia" w:ascii="Times New Roman" w:hAnsi="Times New Roman" w:eastAsia="微软雅黑" w:cs="Times New Roman"/>
-                <w:color w:val="auto"/>
-                <w:sz w:val="18"/>
-                <w:szCs w:val="18"/>
-                <w:lang w:eastAsia="zh-CN"/>
-              </w:rPr>
-              <w:t>}}</w:t>
-            </w:r>
-          </w:p>
-        </w:tc>
-        <w:tc>
-          <w:tcPr>
-            <w:tcW w:w="1134" w:type="dxa"/>
-            <w:shd w:val="clear" w:color="auto" w:fill="auto"/>
-            <w:vAlign w:val="center"/>
-          </w:tcPr>
-          <w:p>
-            <w:pPr>
-              <w:keepNext/>
-              <w:spacing w:before="26"/>
-              <w:jc w:val="center"/>
-              <w:rPr>
-                <w:rFonts w:ascii="Times New Roman" w:hAnsi="Times New Roman" w:eastAsia="微软雅黑" w:cs="Times New Roman"/>
-                <w:bCs/>
-                <w:color w:val="auto"/>
-                <w:sz w:val="18"/>
-                <w:szCs w:val="18"/>
-                <w:highlight w:val="yellow"/>
-                <w:lang w:eastAsia="zh-CN"/>
-              </w:rPr>
-            </w:pPr>
-            <w:r>
-              <w:rPr>
-                <w:rFonts w:hint="eastAsia" w:ascii="Times New Roman" w:hAnsi="Times New Roman" w:eastAsia="微软雅黑" w:cs="Times New Roman"/>
-                <w:color w:val="auto"/>
-                <w:sz w:val="18"/>
-                <w:szCs w:val="18"/>
-                <w:lang w:eastAsia="zh-CN"/>
-              </w:rPr>
-              <w:t>{{</w:t>
-            </w:r>
-            <w:r>
-              <w:rPr>
-                <w:rFonts w:hint="eastAsia" w:ascii="Times New Roman" w:hAnsi="Times New Roman" w:eastAsia="微软雅黑" w:cs="Times New Roman"/>
-                <w:bCs/>
-                <w:color w:val="auto"/>
-                <w:sz w:val="18"/>
-                <w:szCs w:val="18"/>
-                <w:lang w:eastAsia="zh-CN"/>
-              </w:rPr>
-              <w:t xml:space="preserve"> msicli.evidence_phase_chinese</w:t>
-            </w:r>
-            <w:r>
-              <w:rPr>
-                <w:rFonts w:hint="eastAsia" w:ascii="Times New Roman" w:hAnsi="Times New Roman" w:eastAsia="微软雅黑" w:cs="Times New Roman"/>
-                <w:color w:val="auto"/>
-                <w:sz w:val="18"/>
-                <w:szCs w:val="18"/>
-                <w:lang w:eastAsia="zh-CN"/>
-              </w:rPr>
-              <w:t>}}</w:t>
-            </w:r>
-          </w:p>
-        </w:tc>
-        <w:tc>
-          <w:tcPr>
-            <w:tcW w:w="5793" w:type="dxa"/>
-            <w:shd w:val="clear" w:color="auto" w:fill="auto"/>
-            <w:vAlign w:val="center"/>
-          </w:tcPr>
-          <w:p>
-            <w:pPr>
-              <w:keepNext/>
-              <w:spacing w:before="26"/>
-              <w:jc w:val="center"/>
-              <w:rPr>
-                <w:rFonts w:ascii="Times New Roman" w:hAnsi="Times New Roman" w:eastAsia="微软雅黑" w:cs="Times New Roman"/>
-                <w:bCs/>
-                <w:color w:val="auto"/>
-                <w:sz w:val="18"/>
-                <w:szCs w:val="18"/>
-                <w:highlight w:val="yellow"/>
-                <w:lang w:eastAsia="zh-CN"/>
-              </w:rPr>
-            </w:pPr>
-            <w:r>
-              <w:rPr>
-                <w:rFonts w:hint="eastAsia" w:ascii="Times New Roman" w:hAnsi="Times New Roman" w:eastAsia="微软雅黑" w:cs="Times New Roman"/>
-                <w:color w:val="auto"/>
-                <w:sz w:val="18"/>
-                <w:szCs w:val="18"/>
-                <w:lang w:eastAsia="zh-CN"/>
-              </w:rPr>
-              <w:t>{{</w:t>
-            </w:r>
-            <w:r>
-              <w:rPr>
-                <w:rFonts w:hint="eastAsia" w:ascii="Times New Roman" w:hAnsi="Times New Roman" w:eastAsia="微软雅黑" w:cs="Times New Roman"/>
-                <w:bCs/>
-                <w:color w:val="auto"/>
-                <w:sz w:val="18"/>
-                <w:szCs w:val="18"/>
-                <w:lang w:eastAsia="zh-CN"/>
-              </w:rPr>
-              <w:t xml:space="preserve"> msicli.annotation_chinese</w:t>
-            </w:r>
-            <w:r>
-              <w:rPr>
-                <w:rFonts w:hint="eastAsia" w:ascii="Times New Roman" w:hAnsi="Times New Roman" w:eastAsia="微软雅黑" w:cs="Times New Roman"/>
-                <w:color w:val="auto"/>
-                <w:sz w:val="18"/>
-                <w:szCs w:val="18"/>
-                <w:lang w:eastAsia="zh-CN"/>
-              </w:rPr>
-              <w:t>}}</w:t>
             </w:r>
           </w:p>
         </w:tc>
@@ -17782,6 +17531,274 @@
         </w:trPr>
         <w:tc>
           <w:tcPr>
+            <w:tcW w:w="1526" w:type="dxa"/>
+            <w:shd w:val="clear" w:color="auto" w:fill="auto"/>
+            <w:vAlign w:val="center"/>
+          </w:tcPr>
+          <w:p>
+            <w:pPr>
+              <w:spacing w:before="1" w:line="249" w:lineRule="auto"/>
+              <w:ind w:right="131"/>
+              <w:jc w:val="center"/>
+              <w:rPr>
+                <w:rFonts w:ascii="Times New Roman" w:hAnsi="Times New Roman" w:eastAsia="微软雅黑" w:cs="Times New Roman"/>
+                <w:b/>
+                <w:color w:val="auto"/>
+                <w:sz w:val="18"/>
+                <w:szCs w:val="18"/>
+                <w:highlight w:val="yellow"/>
+              </w:rPr>
+            </w:pPr>
+            <w:r>
+              <w:rPr>
+                <w:rFonts w:hint="eastAsia" w:ascii="Times New Roman" w:hAnsi="Times New Roman" w:eastAsia="微软雅黑" w:cs="Times New Roman"/>
+                <w:color w:val="auto"/>
+                <w:sz w:val="18"/>
+                <w:szCs w:val="18"/>
+                <w:lang w:eastAsia="zh-CN"/>
+              </w:rPr>
+              <w:t>{{</w:t>
+            </w:r>
+            <w:r>
+              <w:rPr>
+                <w:rFonts w:hint="eastAsia" w:ascii="Times New Roman" w:hAnsi="Times New Roman" w:eastAsia="微软雅黑" w:cs="Times New Roman"/>
+                <w:bCs/>
+                <w:color w:val="auto"/>
+                <w:sz w:val="18"/>
+                <w:szCs w:val="18"/>
+                <w:lang w:eastAsia="zh-CN"/>
+              </w:rPr>
+              <w:t xml:space="preserve"> msicli.drug_name_chinese|replace('#', '')</w:t>
+            </w:r>
+            <w:r>
+              <w:rPr>
+                <w:rFonts w:hint="eastAsia" w:ascii="Times New Roman" w:hAnsi="Times New Roman" w:eastAsia="微软雅黑" w:cs="Times New Roman"/>
+                <w:color w:val="auto"/>
+                <w:sz w:val="18"/>
+                <w:szCs w:val="18"/>
+                <w:lang w:eastAsia="zh-CN"/>
+              </w:rPr>
+              <w:t>}</w:t>
+            </w:r>
+            <w:r>
+              <w:rPr>
+                <w:rFonts w:hint="eastAsia" w:ascii="Times New Roman" w:hAnsi="Times New Roman" w:eastAsia="微软雅黑" w:cs="Times New Roman"/>
+                <w:color w:val="auto"/>
+                <w:sz w:val="18"/>
+                <w:szCs w:val="18"/>
+                <w:lang w:val="en-US" w:eastAsia="zh-CN"/>
+              </w:rPr>
+              <w:t>}</w:t>
+            </w:r>
+          </w:p>
+        </w:tc>
+        <w:tc>
+          <w:tcPr>
+            <w:tcW w:w="1417" w:type="dxa"/>
+            <w:shd w:val="clear" w:color="auto" w:fill="auto"/>
+            <w:vAlign w:val="center"/>
+          </w:tcPr>
+          <w:p>
+            <w:pPr>
+              <w:keepNext/>
+              <w:spacing w:before="26"/>
+              <w:jc w:val="center"/>
+              <w:rPr>
+                <w:rFonts w:ascii="Times New Roman" w:hAnsi="Times New Roman" w:eastAsia="微软雅黑" w:cs="Times New Roman"/>
+                <w:bCs/>
+                <w:color w:val="auto"/>
+                <w:sz w:val="18"/>
+                <w:szCs w:val="18"/>
+                <w:highlight w:val="yellow"/>
+                <w:lang w:eastAsia="zh-CN"/>
+              </w:rPr>
+            </w:pPr>
+            <w:r>
+              <w:rPr>
+                <w:rFonts w:hint="eastAsia" w:ascii="Times New Roman" w:hAnsi="Times New Roman" w:eastAsia="微软雅黑" w:cs="Times New Roman"/>
+                <w:color w:val="auto"/>
+                <w:sz w:val="18"/>
+                <w:szCs w:val="18"/>
+                <w:lang w:eastAsia="zh-CN"/>
+              </w:rPr>
+              <w:t>{{</w:t>
+            </w:r>
+            <w:r>
+              <w:rPr>
+                <w:rFonts w:hint="eastAsia" w:ascii="Times New Roman" w:hAnsi="Times New Roman" w:eastAsia="微软雅黑" w:cs="Times New Roman"/>
+                <w:bCs/>
+                <w:color w:val="auto"/>
+                <w:sz w:val="18"/>
+                <w:szCs w:val="18"/>
+                <w:lang w:eastAsia="zh-CN"/>
+              </w:rPr>
+              <w:t xml:space="preserve"> msicli</w:t>
+            </w:r>
+            <w:r>
+              <w:rPr>
+                <w:rFonts w:hint="eastAsia" w:ascii="Times New Roman" w:hAnsi="Times New Roman" w:eastAsia="微软雅黑" w:cs="Times New Roman"/>
+                <w:color w:val="auto"/>
+                <w:sz w:val="18"/>
+                <w:szCs w:val="18"/>
+                <w:lang w:eastAsia="zh-CN"/>
+              </w:rPr>
+              <w:t>.</w:t>
+            </w:r>
+            <w:r>
+              <w:rPr>
+                <w:rFonts w:hint="eastAsia" w:ascii="Times New Roman" w:hAnsi="Times New Roman" w:eastAsia="微软雅黑" w:cs="Times New Roman"/>
+                <w:bCs/>
+                <w:color w:val="auto"/>
+                <w:sz w:val="18"/>
+                <w:szCs w:val="18"/>
+                <w:lang w:eastAsia="zh-CN"/>
+              </w:rPr>
+              <w:t>disease_name_chinese</w:t>
+            </w:r>
+            <w:r>
+              <w:rPr>
+                <w:rFonts w:hint="eastAsia" w:ascii="Times New Roman" w:hAnsi="Times New Roman" w:eastAsia="微软雅黑" w:cs="Times New Roman"/>
+                <w:color w:val="auto"/>
+                <w:sz w:val="18"/>
+                <w:szCs w:val="18"/>
+                <w:lang w:eastAsia="zh-CN"/>
+              </w:rPr>
+              <w:t>}}</w:t>
+            </w:r>
+          </w:p>
+        </w:tc>
+        <w:tc>
+          <w:tcPr>
+            <w:tcW w:w="1134" w:type="dxa"/>
+            <w:shd w:val="clear" w:color="auto" w:fill="auto"/>
+            <w:vAlign w:val="center"/>
+          </w:tcPr>
+          <w:p>
+            <w:pPr>
+              <w:keepNext/>
+              <w:spacing w:before="26"/>
+              <w:jc w:val="center"/>
+              <w:rPr>
+                <w:rFonts w:ascii="Times New Roman" w:hAnsi="Times New Roman" w:eastAsia="微软雅黑" w:cs="Times New Roman"/>
+                <w:bCs/>
+                <w:color w:val="auto"/>
+                <w:sz w:val="18"/>
+                <w:szCs w:val="18"/>
+                <w:highlight w:val="yellow"/>
+                <w:lang w:eastAsia="zh-CN"/>
+              </w:rPr>
+            </w:pPr>
+            <w:r>
+              <w:rPr>
+                <w:rFonts w:hint="eastAsia" w:ascii="Times New Roman" w:hAnsi="Times New Roman" w:eastAsia="微软雅黑" w:cs="Times New Roman"/>
+                <w:color w:val="auto"/>
+                <w:sz w:val="18"/>
+                <w:szCs w:val="18"/>
+                <w:lang w:eastAsia="zh-CN"/>
+              </w:rPr>
+              <w:t>{{</w:t>
+            </w:r>
+            <w:r>
+              <w:rPr>
+                <w:rFonts w:hint="eastAsia" w:ascii="Times New Roman" w:hAnsi="Times New Roman" w:eastAsia="微软雅黑" w:cs="Times New Roman"/>
+                <w:bCs/>
+                <w:color w:val="auto"/>
+                <w:sz w:val="18"/>
+                <w:szCs w:val="18"/>
+                <w:lang w:eastAsia="zh-CN"/>
+              </w:rPr>
+              <w:t xml:space="preserve"> msicli.evidence_phase_chinese</w:t>
+            </w:r>
+            <w:r>
+              <w:rPr>
+                <w:rFonts w:hint="eastAsia" w:ascii="Times New Roman" w:hAnsi="Times New Roman" w:eastAsia="微软雅黑" w:cs="Times New Roman"/>
+                <w:color w:val="auto"/>
+                <w:sz w:val="18"/>
+                <w:szCs w:val="18"/>
+                <w:lang w:eastAsia="zh-CN"/>
+              </w:rPr>
+              <w:t>}}</w:t>
+            </w:r>
+          </w:p>
+        </w:tc>
+        <w:tc>
+          <w:tcPr>
+            <w:tcW w:w="5793" w:type="dxa"/>
+            <w:shd w:val="clear" w:color="auto" w:fill="auto"/>
+            <w:vAlign w:val="center"/>
+          </w:tcPr>
+          <w:p>
+            <w:pPr>
+              <w:keepNext/>
+              <w:spacing w:before="26"/>
+              <w:jc w:val="center"/>
+              <w:rPr>
+                <w:rFonts w:ascii="Times New Roman" w:hAnsi="Times New Roman" w:eastAsia="微软雅黑" w:cs="Times New Roman"/>
+                <w:bCs/>
+                <w:color w:val="auto"/>
+                <w:sz w:val="18"/>
+                <w:szCs w:val="18"/>
+                <w:highlight w:val="yellow"/>
+                <w:lang w:eastAsia="zh-CN"/>
+              </w:rPr>
+            </w:pPr>
+            <w:r>
+              <w:rPr>
+                <w:rFonts w:hint="eastAsia" w:ascii="Times New Roman" w:hAnsi="Times New Roman" w:eastAsia="微软雅黑" w:cs="Times New Roman"/>
+                <w:color w:val="auto"/>
+                <w:sz w:val="18"/>
+                <w:szCs w:val="18"/>
+                <w:lang w:eastAsia="zh-CN"/>
+              </w:rPr>
+              <w:t>{{</w:t>
+            </w:r>
+            <w:r>
+              <w:rPr>
+                <w:rFonts w:hint="eastAsia" w:ascii="Times New Roman" w:hAnsi="Times New Roman" w:eastAsia="微软雅黑" w:cs="Times New Roman"/>
+                <w:bCs/>
+                <w:color w:val="auto"/>
+                <w:sz w:val="18"/>
+                <w:szCs w:val="18"/>
+                <w:lang w:eastAsia="zh-CN"/>
+              </w:rPr>
+              <w:t xml:space="preserve"> msicli.annotation_chinese</w:t>
+            </w:r>
+            <w:r>
+              <w:rPr>
+                <w:rFonts w:hint="eastAsia" w:ascii="Times New Roman" w:hAnsi="Times New Roman" w:eastAsia="微软雅黑" w:cs="Times New Roman"/>
+                <w:color w:val="auto"/>
+                <w:sz w:val="18"/>
+                <w:szCs w:val="18"/>
+                <w:lang w:eastAsia="zh-CN"/>
+              </w:rPr>
+              <w:t>}}</w:t>
+            </w:r>
+          </w:p>
+        </w:tc>
+      </w:tr>
+      <w:tr>
+        <w:tblPrEx>
+          <w:tblBorders>
+            <w:top w:val="single" w:color="244061" w:sz="18" w:space="0"/>
+            <w:left w:val="none" w:color="auto" w:sz="0" w:space="0"/>
+            <w:bottom w:val="dashed" w:color="244061" w:sz="4" w:space="0"/>
+            <w:right w:val="none" w:color="auto" w:sz="0" w:space="0"/>
+            <w:insideH w:val="dashed" w:color="244061" w:sz="4" w:space="0"/>
+            <w:insideV w:val="dashed" w:color="244061" w:sz="4" w:space="0"/>
+          </w:tblBorders>
+          <w:tblCellMar>
+            <w:top w:w="0" w:type="dxa"/>
+            <w:left w:w="108" w:type="dxa"/>
+            <w:bottom w:w="0" w:type="dxa"/>
+            <w:right w:w="108" w:type="dxa"/>
+          </w:tblCellMar>
+        </w:tblPrEx>
+        <w:trPr>
+          <w:trHeight w:val="494" w:hRule="atLeast"/>
+          <w:jc w:val="center"/>
+        </w:trPr>
+        <w:tc>
+          <w:tcPr>
             <w:tcW w:w="9870" w:type="dxa"/>
             <w:gridSpan w:val="4"/>
             <w:shd w:val="clear" w:color="auto" w:fill="auto"/>
@@ -17879,14 +17896,14 @@
           <w:lang w:val="en-US" w:eastAsia="zh-CN"/>
         </w:rPr>
       </w:pPr>
-      <w:bookmarkStart w:id="68" w:name="_Toc22255"/>
-      <w:bookmarkStart w:id="69" w:name="_Toc4331_WPSOffice_Level2"/>
-      <w:bookmarkStart w:id="70" w:name="_Toc23606"/>
-      <w:bookmarkStart w:id="71" w:name="_Toc6468"/>
-      <w:bookmarkStart w:id="72" w:name="_Toc32443_WPSOffice_Level2"/>
+      <w:bookmarkStart w:id="68" w:name="_Toc4331_WPSOffice_Level2"/>
+      <w:bookmarkStart w:id="69" w:name="_Toc6468"/>
+      <w:bookmarkStart w:id="70" w:name="_Toc32443_WPSOffice_Level2"/>
+      <w:bookmarkStart w:id="71" w:name="_Toc23606"/>
+      <w:bookmarkStart w:id="72" w:name="_Toc22255"/>
       <w:bookmarkStart w:id="73" w:name="_Toc31058"/>
-      <w:bookmarkStart w:id="74" w:name="_Toc106294404"/>
-      <w:bookmarkStart w:id="75" w:name="_Toc23045"/>
+      <w:bookmarkStart w:id="74" w:name="_Toc23045"/>
+      <w:bookmarkStart w:id="75" w:name="_Toc106294404"/>
       <w:bookmarkStart w:id="76" w:name="_Toc14985"/>
       <w:r>
         <w:rPr>
@@ -20705,12 +20722,6 @@
             <w:insideH w:val="dashed" w:color="244061" w:sz="4" w:space="0"/>
             <w:insideV w:val="dashed" w:color="244061" w:sz="4" w:space="0"/>
           </w:tblBorders>
-          <w:tblCellMar>
-            <w:top w:w="0" w:type="dxa"/>
-            <w:left w:w="108" w:type="dxa"/>
-            <w:bottom w:w="0" w:type="dxa"/>
-            <w:right w:w="108" w:type="dxa"/>
-          </w:tblCellMar>
         </w:tblPrEx>
         <w:trPr>
           <w:trHeight w:val="417" w:hRule="atLeast"/>
@@ -21685,8 +21696,6 @@
         </w:rPr>
         <w:t>1</w:t>
       </w:r>
-      <w:bookmarkStart w:id="95" w:name="_GoBack"/>
-      <w:bookmarkEnd w:id="95"/>
       <w:r>
         <w:rPr>
           <w:rFonts w:hint="eastAsia" w:ascii="Times New Roman" w:hAnsi="Times New Roman" w:eastAsia="微软雅黑" w:cs="Times New Roman"/>
@@ -23748,6 +23757,12 @@
             <w:insideH w:val="dashed" w:color="244061" w:sz="4" w:space="0"/>
             <w:insideV w:val="dashed" w:color="244061" w:sz="4" w:space="0"/>
           </w:tblBorders>
+          <w:tblCellMar>
+            <w:top w:w="0" w:type="dxa"/>
+            <w:left w:w="108" w:type="dxa"/>
+            <w:bottom w:w="0" w:type="dxa"/>
+            <w:right w:w="108" w:type="dxa"/>
+          </w:tblCellMar>
         </w:tblPrEx>
         <w:trPr>
           <w:trHeight w:val="417" w:hRule="atLeast"/>
@@ -24972,8 +24987,8 @@
           <w:lang w:val="en-US" w:eastAsia="zh-CN"/>
         </w:rPr>
       </w:pPr>
-      <w:bookmarkStart w:id="80" w:name="_Toc23275"/>
-      <w:bookmarkStart w:id="81" w:name="_Toc106294405"/>
+      <w:bookmarkStart w:id="80" w:name="_Toc106294405"/>
+      <w:bookmarkStart w:id="81" w:name="_Toc23275"/>
       <w:r>
         <w:rPr>
           <w:rFonts w:hint="eastAsia" w:ascii="微软雅黑" w:hAnsi="微软雅黑" w:eastAsia="微软雅黑" w:cs="微软雅黑"/>
@@ -28331,11 +28346,11 @@
       <w:bookmarkStart w:id="82" w:name="_Toc17012"/>
       <w:bookmarkStart w:id="83" w:name="_Toc14255_WPSOffice_Level1"/>
       <w:bookmarkStart w:id="84" w:name="_Toc106294406"/>
-      <w:bookmarkStart w:id="85" w:name="_Toc27075"/>
-      <w:bookmarkStart w:id="86" w:name="_Toc15840_WPSOffice_Level1"/>
-      <w:bookmarkStart w:id="87" w:name="_Toc31490"/>
-      <w:bookmarkStart w:id="88" w:name="_Toc24085_WPSOffice_Level1"/>
-      <w:bookmarkStart w:id="89" w:name="_Toc4168"/>
+      <w:bookmarkStart w:id="85" w:name="_Toc31490"/>
+      <w:bookmarkStart w:id="86" w:name="_Toc24085_WPSOffice_Level1"/>
+      <w:bookmarkStart w:id="87" w:name="_Toc4168"/>
+      <w:bookmarkStart w:id="88" w:name="_Toc15840_WPSOffice_Level1"/>
+      <w:bookmarkStart w:id="89" w:name="_Toc27075"/>
       <w:r>
         <w:rPr>
           <w:rFonts w:hint="eastAsia" w:ascii="微软雅黑" w:hAnsi="微软雅黑" w:eastAsia="微软雅黑" w:cs="微软雅黑"/>
@@ -28728,6 +28743,7 @@
             <w:insideH w:val="dashed" w:color="244061" w:sz="4" w:space="0"/>
             <w:insideV w:val="dashed" w:color="244061" w:sz="4" w:space="0"/>
           </w:tblBorders>
+          <w:shd w:val="clear" w:color="auto" w:fill="auto"/>
           <w:tblCellMar>
             <w:top w:w="0" w:type="dxa"/>
             <w:left w:w="0" w:type="dxa"/>
@@ -28969,164 +28985,6 @@
                 <w:lang w:eastAsia="zh-CN"/>
               </w:rPr>
               <w:t>{% endif %}</w:t>
-            </w:r>
-          </w:p>
-        </w:tc>
-      </w:tr>
-      <w:tr>
-        <w:tblPrEx>
-          <w:tblBorders>
-            <w:top w:val="dashed" w:color="244061" w:sz="4" w:space="0"/>
-            <w:left w:val="none" w:color="auto" w:sz="0" w:space="0"/>
-            <w:bottom w:val="dashed" w:color="244061" w:sz="4" w:space="0"/>
-            <w:right w:val="none" w:color="auto" w:sz="0" w:space="0"/>
-            <w:insideH w:val="dashed" w:color="244061" w:sz="4" w:space="0"/>
-            <w:insideV w:val="dashed" w:color="244061" w:sz="4" w:space="0"/>
-          </w:tblBorders>
-          <w:tblCellMar>
-            <w:top w:w="0" w:type="dxa"/>
-            <w:left w:w="0" w:type="dxa"/>
-            <w:bottom w:w="0" w:type="dxa"/>
-            <w:right w:w="0" w:type="dxa"/>
-          </w:tblCellMar>
-        </w:tblPrEx>
-        <w:trPr>
-          <w:trHeight w:val="512" w:hRule="atLeast"/>
-          <w:jc w:val="center"/>
-        </w:trPr>
-        <w:tc>
-          <w:tcPr>
-            <w:tcW w:w="1984" w:type="dxa"/>
-            <w:vMerge w:val="continue"/>
-            <w:shd w:val="clear" w:color="auto" w:fill="auto"/>
-            <w:vAlign w:val="center"/>
-          </w:tcPr>
-          <w:p>
-            <w:pPr>
-              <w:rPr>
-                <w:rFonts w:ascii="Times New Roman" w:hAnsi="Times New Roman" w:cs="Times New Roman"/>
-                <w:b/>
-                <w:bCs/>
-                <w:sz w:val="20"/>
-                <w:szCs w:val="20"/>
-              </w:rPr>
-            </w:pPr>
-          </w:p>
-        </w:tc>
-        <w:tc>
-          <w:tcPr>
-            <w:tcW w:w="2717" w:type="dxa"/>
-            <w:shd w:val="clear" w:color="auto" w:fill="auto"/>
-            <w:vAlign w:val="center"/>
-          </w:tcPr>
-          <w:p>
-            <w:pPr>
-              <w:autoSpaceDE w:val="0"/>
-              <w:ind w:left="110" w:leftChars="50"/>
-              <w:jc w:val="center"/>
-              <w:rPr>
-                <w:rFonts w:ascii="Times New Roman" w:hAnsi="Times New Roman" w:eastAsia="微软雅黑" w:cs="Times New Roman"/>
-                <w:sz w:val="21"/>
-                <w:szCs w:val="21"/>
-              </w:rPr>
-            </w:pPr>
-            <w:r>
-              <w:rPr>
-                <w:rFonts w:ascii="Times New Roman" w:hAnsi="Times New Roman" w:eastAsia="微软雅黑" w:cs="Times New Roman"/>
-                <w:sz w:val="21"/>
-                <w:szCs w:val="21"/>
-                <w:lang w:eastAsia="zh-CN" w:bidi="ar"/>
-              </w:rPr>
-              <w:t>DNA</w:t>
-            </w:r>
-            <w:r>
-              <w:rPr>
-                <w:rFonts w:hint="eastAsia" w:ascii="微软雅黑" w:hAnsi="微软雅黑" w:eastAsia="微软雅黑" w:cs="微软雅黑"/>
-                <w:sz w:val="21"/>
-                <w:szCs w:val="21"/>
-                <w:lang w:eastAsia="zh-CN" w:bidi="ar"/>
-              </w:rPr>
-              <w:t>降解程度</w:t>
-            </w:r>
-          </w:p>
-        </w:tc>
-        <w:tc>
-          <w:tcPr>
-            <w:tcW w:w="2378" w:type="dxa"/>
-            <w:shd w:val="clear" w:color="auto" w:fill="auto"/>
-            <w:vAlign w:val="center"/>
-          </w:tcPr>
-          <w:p>
-            <w:pPr>
-              <w:ind w:left="119"/>
-              <w:jc w:val="center"/>
-              <w:rPr>
-                <w:rFonts w:ascii="Times New Roman" w:hAnsi="Times New Roman" w:eastAsia="微软雅黑" w:cs="Times New Roman"/>
-                <w:sz w:val="21"/>
-                <w:szCs w:val="21"/>
-              </w:rPr>
-            </w:pPr>
-            <w:r>
-              <w:rPr>
-                <w:rFonts w:hint="eastAsia" w:ascii="Times New Roman" w:hAnsi="Times New Roman" w:eastAsia="微软雅黑" w:cs="Times New Roman"/>
-                <w:sz w:val="21"/>
-                <w:lang w:eastAsia="zh-CN"/>
-              </w:rPr>
-              <w:t xml:space="preserve">{{ </w:t>
-            </w:r>
-            <w:r>
-              <w:rPr>
-                <w:rFonts w:ascii="Times New Roman" w:hAnsi="Times New Roman" w:eastAsia="微软雅黑" w:cs="Times New Roman"/>
-                <w:sz w:val="21"/>
-                <w:lang w:eastAsia="zh-CN"/>
-              </w:rPr>
-              <w:t>DNA_degradation</w:t>
-            </w:r>
-            <w:r>
-              <w:rPr>
-                <w:rFonts w:hint="eastAsia" w:ascii="Times New Roman" w:hAnsi="Times New Roman" w:eastAsia="微软雅黑" w:cs="Times New Roman"/>
-                <w:sz w:val="21"/>
-                <w:lang w:eastAsia="zh-CN"/>
-              </w:rPr>
-              <w:t xml:space="preserve"> }}</w:t>
-            </w:r>
-          </w:p>
-        </w:tc>
-        <w:tc>
-          <w:tcPr>
-            <w:tcW w:w="2731" w:type="dxa"/>
-            <w:gridSpan w:val="2"/>
-            <w:shd w:val="clear" w:color="auto" w:fill="auto"/>
-            <w:vAlign w:val="center"/>
-          </w:tcPr>
-          <w:p>
-            <w:pPr>
-              <w:autoSpaceDE w:val="0"/>
-              <w:ind w:left="110" w:leftChars="50"/>
-              <w:jc w:val="center"/>
-              <w:rPr>
-                <w:rFonts w:ascii="Times New Roman" w:hAnsi="Times New Roman" w:eastAsia="微软雅黑" w:cs="Times New Roman"/>
-                <w:sz w:val="21"/>
-                <w:szCs w:val="21"/>
-              </w:rPr>
-            </w:pPr>
-            <w:r>
-              <w:rPr>
-                <w:rFonts w:ascii="Times New Roman" w:hAnsi="Times New Roman" w:eastAsia="微软雅黑" w:cs="Times New Roman"/>
-                <w:sz w:val="21"/>
-                <w:szCs w:val="21"/>
-                <w:lang w:eastAsia="zh-CN" w:bidi="ar"/>
-              </w:rPr>
-              <w:t>A/B/C</w:t>
-            </w:r>
-            <w:r>
-              <w:rPr>
-                <w:rFonts w:hint="eastAsia" w:ascii="微软雅黑" w:hAnsi="微软雅黑" w:eastAsia="微软雅黑" w:cs="微软雅黑"/>
-                <w:sz w:val="21"/>
-                <w:szCs w:val="21"/>
-                <w:lang w:eastAsia="zh-CN" w:bidi="ar"/>
-              </w:rPr>
-              <w:t>级</w:t>
             </w:r>
           </w:p>
         </w:tc>
@@ -29191,30 +29049,21 @@
             </w:pPr>
             <w:r>
               <w:rPr>
+                <w:rFonts w:ascii="Times New Roman" w:hAnsi="Times New Roman" w:eastAsia="微软雅黑" w:cs="Times New Roman"/>
+                <w:sz w:val="21"/>
+                <w:szCs w:val="21"/>
+                <w:lang w:eastAsia="zh-CN" w:bidi="ar"/>
+              </w:rPr>
+              <w:t>DNA</w:t>
+            </w:r>
+            <w:r>
+              <w:rPr>
                 <w:rFonts w:hint="eastAsia" w:ascii="微软雅黑" w:hAnsi="微软雅黑" w:eastAsia="微软雅黑" w:cs="微软雅黑"/>
                 <w:sz w:val="21"/>
                 <w:szCs w:val="21"/>
                 <w:lang w:eastAsia="zh-CN" w:bidi="ar"/>
               </w:rPr>
-              <w:t>预文库总量（</w:t>
-            </w:r>
-            <w:r>
-              <w:rPr>
-                <w:rFonts w:ascii="Times New Roman" w:hAnsi="Times New Roman" w:eastAsia="微软雅黑" w:cs="Times New Roman"/>
-                <w:sz w:val="21"/>
-                <w:szCs w:val="21"/>
-                <w:lang w:eastAsia="zh-CN" w:bidi="ar"/>
-              </w:rPr>
-              <w:t>ng</w:t>
-            </w:r>
-            <w:r>
-              <w:rPr>
-                <w:rFonts w:hint="eastAsia" w:ascii="微软雅黑" w:hAnsi="微软雅黑" w:eastAsia="微软雅黑" w:cs="微软雅黑"/>
-                <w:sz w:val="21"/>
-                <w:szCs w:val="21"/>
-                <w:lang w:eastAsia="zh-CN" w:bidi="ar"/>
-              </w:rPr>
-              <w:t>）</w:t>
+              <w:t>降解程度</w:t>
             </w:r>
           </w:p>
         </w:tc>
@@ -29248,7 +29097,7 @@
                 <w:sz w:val="21"/>
                 <w:lang w:eastAsia="zh-CN"/>
               </w:rPr>
-              <w:t>outbound_quantity</w:t>
+              <w:t>DNA_degradation</w:t>
             </w:r>
             <w:r>
               <w:rPr>
@@ -29280,253 +29129,21 @@
             </w:pPr>
             <w:r>
               <w:rPr>
+                <w:rFonts w:ascii="Times New Roman" w:hAnsi="Times New Roman" w:eastAsia="微软雅黑" w:cs="Times New Roman"/>
+                <w:sz w:val="21"/>
+                <w:szCs w:val="21"/>
+                <w:lang w:eastAsia="zh-CN" w:bidi="ar"/>
+              </w:rPr>
+              <w:t>A/B/C</w:t>
+            </w:r>
+            <w:r>
+              <w:rPr>
                 <w:rFonts w:hint="eastAsia" w:ascii="微软雅黑" w:hAnsi="微软雅黑" w:eastAsia="微软雅黑" w:cs="微软雅黑"/>
                 <w:sz w:val="21"/>
                 <w:szCs w:val="21"/>
                 <w:lang w:eastAsia="zh-CN" w:bidi="ar"/>
               </w:rPr>
-              <w:t>≥</w:t>
-            </w:r>
-            <w:r>
-              <w:rPr>
-                <w:rFonts w:ascii="Times New Roman" w:hAnsi="Times New Roman" w:eastAsia="微软雅黑" w:cs="Times New Roman"/>
-                <w:sz w:val="21"/>
-                <w:szCs w:val="21"/>
-                <w:lang w:eastAsia="zh-CN" w:bidi="ar"/>
-              </w:rPr>
-              <w:t>500</w:t>
-            </w:r>
-          </w:p>
-        </w:tc>
-      </w:tr>
-      <w:tr>
-        <w:tblPrEx>
-          <w:tblBorders>
-            <w:top w:val="dashed" w:color="244061" w:sz="4" w:space="0"/>
-            <w:left w:val="none" w:color="auto" w:sz="0" w:space="0"/>
-            <w:bottom w:val="dashed" w:color="244061" w:sz="4" w:space="0"/>
-            <w:right w:val="none" w:color="auto" w:sz="0" w:space="0"/>
-            <w:insideH w:val="dashed" w:color="244061" w:sz="4" w:space="0"/>
-            <w:insideV w:val="dashed" w:color="244061" w:sz="4" w:space="0"/>
-          </w:tblBorders>
-          <w:tblCellMar>
-            <w:top w:w="0" w:type="dxa"/>
-            <w:left w:w="0" w:type="dxa"/>
-            <w:bottom w:w="0" w:type="dxa"/>
-            <w:right w:w="0" w:type="dxa"/>
-          </w:tblCellMar>
-        </w:tblPrEx>
-        <w:trPr>
-          <w:trHeight w:val="512" w:hRule="atLeast"/>
-          <w:jc w:val="center"/>
-        </w:trPr>
-        <w:tc>
-          <w:tcPr>
-            <w:tcW w:w="1984" w:type="dxa"/>
-            <w:vMerge w:val="restart"/>
-            <w:shd w:val="clear" w:color="auto" w:fill="auto"/>
-            <w:vAlign w:val="center"/>
-          </w:tcPr>
-          <w:p>
-            <w:pPr>
-              <w:autoSpaceDE w:val="0"/>
-              <w:ind w:left="110" w:leftChars="50"/>
-              <w:jc w:val="center"/>
-              <w:rPr>
-                <w:rFonts w:ascii="Times New Roman" w:hAnsi="Times New Roman" w:eastAsia="微软雅黑" w:cs="Times New Roman"/>
-                <w:b/>
-                <w:bCs/>
-                <w:sz w:val="21"/>
-                <w:szCs w:val="21"/>
-              </w:rPr>
-            </w:pPr>
-            <w:r>
-              <w:rPr>
-                <w:rFonts w:hint="eastAsia" w:ascii="微软雅黑" w:hAnsi="微软雅黑" w:eastAsia="微软雅黑" w:cs="微软雅黑"/>
-                <w:b/>
-                <w:bCs/>
-                <w:sz w:val="21"/>
-                <w:szCs w:val="21"/>
-                <w:lang w:eastAsia="zh-CN" w:bidi="ar"/>
-              </w:rPr>
-              <w:t>测序质量评估</w:t>
-            </w:r>
-          </w:p>
-        </w:tc>
-        <w:tc>
-          <w:tcPr>
-            <w:tcW w:w="2717" w:type="dxa"/>
-            <w:shd w:val="clear" w:color="auto" w:fill="auto"/>
-            <w:vAlign w:val="center"/>
-          </w:tcPr>
-          <w:p>
-            <w:pPr>
-              <w:autoSpaceDE w:val="0"/>
-              <w:ind w:left="110" w:leftChars="50"/>
-              <w:jc w:val="center"/>
-              <w:rPr>
-                <w:rFonts w:ascii="Times New Roman" w:hAnsi="Times New Roman" w:eastAsia="微软雅黑" w:cs="Times New Roman"/>
-                <w:sz w:val="21"/>
-                <w:szCs w:val="21"/>
-              </w:rPr>
-            </w:pPr>
-            <w:r>
-              <w:rPr>
-                <w:rFonts w:hint="eastAsia" w:ascii="微软雅黑" w:hAnsi="微软雅黑" w:eastAsia="微软雅黑" w:cs="微软雅黑"/>
-                <w:sz w:val="21"/>
-                <w:szCs w:val="21"/>
-                <w:lang w:eastAsia="zh-CN" w:bidi="ar"/>
-              </w:rPr>
-              <w:t>平均测序深度</w:t>
-            </w:r>
-          </w:p>
-        </w:tc>
-        <w:tc>
-          <w:tcPr>
-            <w:tcW w:w="2378" w:type="dxa"/>
-            <w:shd w:val="clear" w:color="auto" w:fill="auto"/>
-            <w:vAlign w:val="center"/>
-          </w:tcPr>
-          <w:p>
-            <w:pPr>
-              <w:ind w:left="119"/>
-              <w:jc w:val="center"/>
-              <w:rPr>
-                <w:rFonts w:ascii="Times New Roman" w:hAnsi="Times New Roman" w:eastAsia="微软雅黑" w:cs="Times New Roman"/>
-                <w:sz w:val="21"/>
-                <w:szCs w:val="21"/>
-                <w:highlight w:val="lightGray"/>
-              </w:rPr>
-            </w:pPr>
-            <w:r>
-              <w:rPr>
-                <w:rFonts w:hint="eastAsia" w:ascii="Times New Roman" w:hAnsi="Times New Roman" w:eastAsia="微软雅黑" w:cs="Times New Roman"/>
-                <w:sz w:val="21"/>
-                <w:lang w:eastAsia="zh-CN"/>
-              </w:rPr>
-              <w:t xml:space="preserve">{{ </w:t>
-            </w:r>
-            <w:r>
-              <w:rPr>
-                <w:rFonts w:ascii="Times New Roman" w:hAnsi="Times New Roman" w:eastAsia="微软雅黑" w:cs="Times New Roman"/>
-                <w:sz w:val="21"/>
-                <w:lang w:eastAsia="zh-CN"/>
-              </w:rPr>
-              <w:t>sequencing_depth</w:t>
-            </w:r>
-            <w:r>
-              <w:rPr>
-                <w:rFonts w:hint="eastAsia" w:ascii="Times New Roman" w:hAnsi="Times New Roman" w:eastAsia="微软雅黑" w:cs="Times New Roman"/>
-                <w:sz w:val="21"/>
-                <w:lang w:eastAsia="zh-CN"/>
-              </w:rPr>
-              <w:t xml:space="preserve"> }}</w:t>
-            </w:r>
-          </w:p>
-        </w:tc>
-        <w:tc>
-          <w:tcPr>
-            <w:tcW w:w="2731" w:type="dxa"/>
-            <w:gridSpan w:val="2"/>
-            <w:shd w:val="clear" w:color="auto" w:fill="auto"/>
-            <w:vAlign w:val="center"/>
-          </w:tcPr>
-          <w:p>
-            <w:pPr>
-              <w:autoSpaceDE w:val="0"/>
-              <w:ind w:left="110" w:leftChars="50"/>
-              <w:jc w:val="center"/>
-              <w:rPr>
-                <w:rFonts w:ascii="Times New Roman" w:hAnsi="Times New Roman" w:eastAsia="微软雅黑" w:cs="Times New Roman"/>
-                <w:sz w:val="21"/>
-                <w:szCs w:val="21"/>
-              </w:rPr>
-            </w:pPr>
-            <w:r>
-              <w:rPr>
-                <w:rFonts w:hint="eastAsia" w:ascii="Times New Roman" w:hAnsi="Times New Roman" w:eastAsia="微软雅黑" w:cs="黑体"/>
-                <w:sz w:val="21"/>
-                <w:lang w:eastAsia="zh-CN"/>
-              </w:rPr>
-              <w:t xml:space="preserve">{% if summaryOfRresults.type == </w:t>
-            </w:r>
-            <w:r>
-              <w:rPr>
-                <w:rFonts w:ascii="Times New Roman" w:hAnsi="Times New Roman" w:eastAsia="微软雅黑" w:cs="黑体"/>
-                <w:sz w:val="21"/>
-                <w:lang w:eastAsia="zh-CN"/>
-              </w:rPr>
-              <w:t>“tissue”</w:t>
-            </w:r>
-            <w:r>
-              <w:rPr>
-                <w:rFonts w:hint="eastAsia" w:ascii="Times New Roman" w:hAnsi="Times New Roman" w:eastAsia="微软雅黑" w:cs="黑体"/>
-                <w:sz w:val="21"/>
-                <w:lang w:eastAsia="zh-CN"/>
-              </w:rPr>
-              <w:t xml:space="preserve"> %}</w:t>
-            </w:r>
-            <w:r>
-              <w:rPr>
-                <w:rFonts w:hint="eastAsia" w:ascii="微软雅黑" w:hAnsi="微软雅黑" w:eastAsia="微软雅黑" w:cs="微软雅黑"/>
-                <w:sz w:val="21"/>
-                <w:szCs w:val="21"/>
-                <w:lang w:eastAsia="zh-CN" w:bidi="ar"/>
-              </w:rPr>
-              <w:t>≥</w:t>
-            </w:r>
-            <w:r>
-              <w:rPr>
-                <w:rFonts w:ascii="Times New Roman" w:hAnsi="Times New Roman" w:eastAsia="微软雅黑" w:cs="Times New Roman"/>
-                <w:sz w:val="21"/>
-                <w:szCs w:val="21"/>
-                <w:lang w:eastAsia="zh-CN" w:bidi="ar"/>
-              </w:rPr>
-              <w:t>500</w:t>
-            </w:r>
-            <w:r>
-              <w:rPr>
-                <w:rFonts w:hint="eastAsia" w:ascii="Times New Roman" w:hAnsi="Times New Roman" w:eastAsia="微软雅黑" w:cs="黑体"/>
-                <w:sz w:val="21"/>
-                <w:lang w:eastAsia="zh-CN"/>
-              </w:rPr>
-              <w:t>{% else %}</w:t>
-            </w:r>
-            <w:r>
-              <w:rPr>
-                <w:rFonts w:hint="eastAsia" w:ascii="微软雅黑" w:hAnsi="微软雅黑" w:eastAsia="微软雅黑" w:cs="微软雅黑"/>
-                <w:sz w:val="21"/>
-                <w:szCs w:val="21"/>
-                <w:lang w:eastAsia="zh-CN" w:bidi="ar"/>
-              </w:rPr>
-              <w:t>≥</w:t>
-            </w:r>
-            <w:r>
-              <w:rPr>
-                <w:rFonts w:hint="eastAsia" w:ascii="Times New Roman" w:hAnsi="Times New Roman" w:cs="Times New Roman"/>
-                <w:color w:val="000000"/>
-                <w:sz w:val="21"/>
-                <w:szCs w:val="21"/>
-                <w:lang w:eastAsia="zh-CN"/>
-              </w:rPr>
-              <w:t>15</w:t>
-            </w:r>
-            <w:r>
-              <w:rPr>
-                <w:rFonts w:ascii="Times New Roman" w:hAnsi="Times New Roman" w:cs="Times New Roman"/>
-                <w:color w:val="000000"/>
-                <w:sz w:val="21"/>
-                <w:szCs w:val="21"/>
-              </w:rPr>
-              <w:t>00</w:t>
-            </w:r>
-            <w:r>
-              <w:rPr>
-                <w:rFonts w:hint="eastAsia" w:ascii="Times New Roman" w:hAnsi="Times New Roman" w:eastAsia="微软雅黑" w:cs="黑体"/>
-                <w:sz w:val="21"/>
-                <w:lang w:eastAsia="zh-CN"/>
-              </w:rPr>
-              <w:t>{% endif %}</w:t>
+              <w:t>级</w:t>
             </w:r>
           </w:p>
         </w:tc>
@@ -29596,6 +29213,407 @@
                 <w:szCs w:val="21"/>
                 <w:lang w:eastAsia="zh-CN" w:bidi="ar"/>
               </w:rPr>
+              <w:t>预文库总量（</w:t>
+            </w:r>
+            <w:r>
+              <w:rPr>
+                <w:rFonts w:ascii="Times New Roman" w:hAnsi="Times New Roman" w:eastAsia="微软雅黑" w:cs="Times New Roman"/>
+                <w:sz w:val="21"/>
+                <w:szCs w:val="21"/>
+                <w:lang w:eastAsia="zh-CN" w:bidi="ar"/>
+              </w:rPr>
+              <w:t>ng</w:t>
+            </w:r>
+            <w:r>
+              <w:rPr>
+                <w:rFonts w:hint="eastAsia" w:ascii="微软雅黑" w:hAnsi="微软雅黑" w:eastAsia="微软雅黑" w:cs="微软雅黑"/>
+                <w:sz w:val="21"/>
+                <w:szCs w:val="21"/>
+                <w:lang w:eastAsia="zh-CN" w:bidi="ar"/>
+              </w:rPr>
+              <w:t>）</w:t>
+            </w:r>
+          </w:p>
+        </w:tc>
+        <w:tc>
+          <w:tcPr>
+            <w:tcW w:w="2378" w:type="dxa"/>
+            <w:shd w:val="clear" w:color="auto" w:fill="auto"/>
+            <w:vAlign w:val="center"/>
+          </w:tcPr>
+          <w:p>
+            <w:pPr>
+              <w:ind w:left="119"/>
+              <w:jc w:val="center"/>
+              <w:rPr>
+                <w:rFonts w:ascii="Times New Roman" w:hAnsi="Times New Roman" w:eastAsia="微软雅黑" w:cs="Times New Roman"/>
+                <w:sz w:val="21"/>
+                <w:szCs w:val="21"/>
+              </w:rPr>
+            </w:pPr>
+            <w:r>
+              <w:rPr>
+                <w:rFonts w:hint="eastAsia" w:ascii="Times New Roman" w:hAnsi="Times New Roman" w:eastAsia="微软雅黑" w:cs="Times New Roman"/>
+                <w:sz w:val="21"/>
+                <w:lang w:eastAsia="zh-CN"/>
+              </w:rPr>
+              <w:t xml:space="preserve">{{ </w:t>
+            </w:r>
+            <w:r>
+              <w:rPr>
+                <w:rFonts w:ascii="Times New Roman" w:hAnsi="Times New Roman" w:eastAsia="微软雅黑" w:cs="Times New Roman"/>
+                <w:sz w:val="21"/>
+                <w:lang w:eastAsia="zh-CN"/>
+              </w:rPr>
+              <w:t>outbound_quantity</w:t>
+            </w:r>
+            <w:r>
+              <w:rPr>
+                <w:rFonts w:hint="eastAsia" w:ascii="Times New Roman" w:hAnsi="Times New Roman" w:eastAsia="微软雅黑" w:cs="Times New Roman"/>
+                <w:sz w:val="21"/>
+                <w:lang w:eastAsia="zh-CN"/>
+              </w:rPr>
+              <w:t xml:space="preserve"> }}</w:t>
+            </w:r>
+          </w:p>
+        </w:tc>
+        <w:tc>
+          <w:tcPr>
+            <w:tcW w:w="2731" w:type="dxa"/>
+            <w:gridSpan w:val="2"/>
+            <w:shd w:val="clear" w:color="auto" w:fill="auto"/>
+            <w:vAlign w:val="center"/>
+          </w:tcPr>
+          <w:p>
+            <w:pPr>
+              <w:autoSpaceDE w:val="0"/>
+              <w:ind w:left="110" w:leftChars="50"/>
+              <w:jc w:val="center"/>
+              <w:rPr>
+                <w:rFonts w:ascii="Times New Roman" w:hAnsi="Times New Roman" w:eastAsia="微软雅黑" w:cs="Times New Roman"/>
+                <w:sz w:val="21"/>
+                <w:szCs w:val="21"/>
+              </w:rPr>
+            </w:pPr>
+            <w:r>
+              <w:rPr>
+                <w:rFonts w:hint="eastAsia" w:ascii="微软雅黑" w:hAnsi="微软雅黑" w:eastAsia="微软雅黑" w:cs="微软雅黑"/>
+                <w:sz w:val="21"/>
+                <w:szCs w:val="21"/>
+                <w:lang w:eastAsia="zh-CN" w:bidi="ar"/>
+              </w:rPr>
+              <w:t>≥</w:t>
+            </w:r>
+            <w:r>
+              <w:rPr>
+                <w:rFonts w:ascii="Times New Roman" w:hAnsi="Times New Roman" w:eastAsia="微软雅黑" w:cs="Times New Roman"/>
+                <w:sz w:val="21"/>
+                <w:szCs w:val="21"/>
+                <w:lang w:eastAsia="zh-CN" w:bidi="ar"/>
+              </w:rPr>
+              <w:t>500</w:t>
+            </w:r>
+          </w:p>
+        </w:tc>
+      </w:tr>
+      <w:tr>
+        <w:tblPrEx>
+          <w:tblBorders>
+            <w:top w:val="dashed" w:color="244061" w:sz="4" w:space="0"/>
+            <w:left w:val="none" w:color="auto" w:sz="0" w:space="0"/>
+            <w:bottom w:val="dashed" w:color="244061" w:sz="4" w:space="0"/>
+            <w:right w:val="none" w:color="auto" w:sz="0" w:space="0"/>
+            <w:insideH w:val="dashed" w:color="244061" w:sz="4" w:space="0"/>
+            <w:insideV w:val="dashed" w:color="244061" w:sz="4" w:space="0"/>
+          </w:tblBorders>
+          <w:shd w:val="clear" w:color="auto" w:fill="auto"/>
+          <w:tblCellMar>
+            <w:top w:w="0" w:type="dxa"/>
+            <w:left w:w="0" w:type="dxa"/>
+            <w:bottom w:w="0" w:type="dxa"/>
+            <w:right w:w="0" w:type="dxa"/>
+          </w:tblCellMar>
+        </w:tblPrEx>
+        <w:trPr>
+          <w:trHeight w:val="512" w:hRule="atLeast"/>
+          <w:jc w:val="center"/>
+        </w:trPr>
+        <w:tc>
+          <w:tcPr>
+            <w:tcW w:w="1984" w:type="dxa"/>
+            <w:vMerge w:val="restart"/>
+            <w:shd w:val="clear" w:color="auto" w:fill="auto"/>
+            <w:vAlign w:val="center"/>
+          </w:tcPr>
+          <w:p>
+            <w:pPr>
+              <w:autoSpaceDE w:val="0"/>
+              <w:ind w:left="110" w:leftChars="50"/>
+              <w:jc w:val="center"/>
+              <w:rPr>
+                <w:rFonts w:ascii="Times New Roman" w:hAnsi="Times New Roman" w:eastAsia="微软雅黑" w:cs="Times New Roman"/>
+                <w:b/>
+                <w:bCs/>
+                <w:sz w:val="21"/>
+                <w:szCs w:val="21"/>
+              </w:rPr>
+            </w:pPr>
+            <w:r>
+              <w:rPr>
+                <w:rFonts w:hint="eastAsia" w:ascii="微软雅黑" w:hAnsi="微软雅黑" w:eastAsia="微软雅黑" w:cs="微软雅黑"/>
+                <w:b/>
+                <w:bCs/>
+                <w:sz w:val="21"/>
+                <w:szCs w:val="21"/>
+                <w:lang w:eastAsia="zh-CN" w:bidi="ar"/>
+              </w:rPr>
+              <w:t>测序质量评估</w:t>
+            </w:r>
+          </w:p>
+        </w:tc>
+        <w:tc>
+          <w:tcPr>
+            <w:tcW w:w="2717" w:type="dxa"/>
+            <w:shd w:val="clear" w:color="auto" w:fill="auto"/>
+            <w:vAlign w:val="center"/>
+          </w:tcPr>
+          <w:p>
+            <w:pPr>
+              <w:autoSpaceDE w:val="0"/>
+              <w:ind w:left="110" w:leftChars="50"/>
+              <w:jc w:val="center"/>
+              <w:rPr>
+                <w:rFonts w:ascii="Times New Roman" w:hAnsi="Times New Roman" w:eastAsia="微软雅黑" w:cs="Times New Roman"/>
+                <w:sz w:val="21"/>
+                <w:szCs w:val="21"/>
+              </w:rPr>
+            </w:pPr>
+            <w:r>
+              <w:rPr>
+                <w:rFonts w:hint="eastAsia" w:ascii="微软雅黑" w:hAnsi="微软雅黑" w:eastAsia="微软雅黑" w:cs="微软雅黑"/>
+                <w:sz w:val="21"/>
+                <w:szCs w:val="21"/>
+                <w:lang w:eastAsia="zh-CN" w:bidi="ar"/>
+              </w:rPr>
+              <w:t>平均测序深度</w:t>
+            </w:r>
+          </w:p>
+        </w:tc>
+        <w:tc>
+          <w:tcPr>
+            <w:tcW w:w="2378" w:type="dxa"/>
+            <w:shd w:val="clear" w:color="auto" w:fill="auto"/>
+            <w:vAlign w:val="center"/>
+          </w:tcPr>
+          <w:p>
+            <w:pPr>
+              <w:ind w:left="119"/>
+              <w:jc w:val="center"/>
+              <w:rPr>
+                <w:rFonts w:ascii="Times New Roman" w:hAnsi="Times New Roman" w:eastAsia="微软雅黑" w:cs="Times New Roman"/>
+                <w:sz w:val="21"/>
+                <w:szCs w:val="21"/>
+                <w:highlight w:val="lightGray"/>
+              </w:rPr>
+            </w:pPr>
+            <w:r>
+              <w:rPr>
+                <w:rFonts w:hint="eastAsia" w:ascii="Times New Roman" w:hAnsi="Times New Roman" w:eastAsia="微软雅黑" w:cs="Times New Roman"/>
+                <w:sz w:val="21"/>
+                <w:lang w:eastAsia="zh-CN"/>
+              </w:rPr>
+              <w:t xml:space="preserve">{{ </w:t>
+            </w:r>
+            <w:r>
+              <w:rPr>
+                <w:rFonts w:ascii="Times New Roman" w:hAnsi="Times New Roman" w:eastAsia="微软雅黑" w:cs="Times New Roman"/>
+                <w:sz w:val="21"/>
+                <w:lang w:eastAsia="zh-CN"/>
+              </w:rPr>
+              <w:t>sequencing_depth</w:t>
+            </w:r>
+            <w:r>
+              <w:rPr>
+                <w:rFonts w:hint="eastAsia" w:ascii="Times New Roman" w:hAnsi="Times New Roman" w:eastAsia="微软雅黑" w:cs="Times New Roman"/>
+                <w:sz w:val="21"/>
+                <w:lang w:eastAsia="zh-CN"/>
+              </w:rPr>
+              <w:t xml:space="preserve"> }}</w:t>
+            </w:r>
+          </w:p>
+        </w:tc>
+        <w:tc>
+          <w:tcPr>
+            <w:tcW w:w="2731" w:type="dxa"/>
+            <w:gridSpan w:val="2"/>
+            <w:shd w:val="clear" w:color="auto" w:fill="auto"/>
+            <w:vAlign w:val="center"/>
+          </w:tcPr>
+          <w:p>
+            <w:pPr>
+              <w:autoSpaceDE w:val="0"/>
+              <w:ind w:left="110" w:leftChars="50"/>
+              <w:jc w:val="center"/>
+              <w:rPr>
+                <w:rFonts w:ascii="Times New Roman" w:hAnsi="Times New Roman" w:eastAsia="微软雅黑" w:cs="Times New Roman"/>
+                <w:sz w:val="21"/>
+                <w:szCs w:val="21"/>
+              </w:rPr>
+            </w:pPr>
+            <w:r>
+              <w:rPr>
+                <w:rFonts w:hint="eastAsia" w:ascii="Times New Roman" w:hAnsi="Times New Roman" w:eastAsia="微软雅黑" w:cs="黑体"/>
+                <w:sz w:val="21"/>
+                <w:lang w:eastAsia="zh-CN"/>
+              </w:rPr>
+              <w:t xml:space="preserve">{% if summaryOfRresults.type == </w:t>
+            </w:r>
+            <w:r>
+              <w:rPr>
+                <w:rFonts w:ascii="Times New Roman" w:hAnsi="Times New Roman" w:eastAsia="微软雅黑" w:cs="黑体"/>
+                <w:sz w:val="21"/>
+                <w:lang w:eastAsia="zh-CN"/>
+              </w:rPr>
+              <w:t>“tissue”</w:t>
+            </w:r>
+            <w:r>
+              <w:rPr>
+                <w:rFonts w:hint="eastAsia" w:ascii="Times New Roman" w:hAnsi="Times New Roman" w:eastAsia="微软雅黑" w:cs="黑体"/>
+                <w:sz w:val="21"/>
+                <w:lang w:eastAsia="zh-CN"/>
+              </w:rPr>
+              <w:t xml:space="preserve"> %}</w:t>
+            </w:r>
+            <w:r>
+              <w:rPr>
+                <w:rFonts w:hint="eastAsia" w:ascii="微软雅黑" w:hAnsi="微软雅黑" w:eastAsia="微软雅黑" w:cs="微软雅黑"/>
+                <w:sz w:val="21"/>
+                <w:szCs w:val="21"/>
+                <w:lang w:eastAsia="zh-CN" w:bidi="ar"/>
+              </w:rPr>
+              <w:t>≥</w:t>
+            </w:r>
+            <w:r>
+              <w:rPr>
+                <w:rFonts w:ascii="Times New Roman" w:hAnsi="Times New Roman" w:eastAsia="微软雅黑" w:cs="Times New Roman"/>
+                <w:sz w:val="21"/>
+                <w:szCs w:val="21"/>
+                <w:lang w:eastAsia="zh-CN" w:bidi="ar"/>
+              </w:rPr>
+              <w:t>500</w:t>
+            </w:r>
+            <w:r>
+              <w:rPr>
+                <w:rFonts w:hint="eastAsia" w:ascii="Times New Roman" w:hAnsi="Times New Roman" w:eastAsia="微软雅黑" w:cs="黑体"/>
+                <w:sz w:val="21"/>
+                <w:lang w:eastAsia="zh-CN"/>
+              </w:rPr>
+              <w:t>{% else %}</w:t>
+            </w:r>
+            <w:r>
+              <w:rPr>
+                <w:rFonts w:hint="eastAsia" w:ascii="微软雅黑" w:hAnsi="微软雅黑" w:eastAsia="微软雅黑" w:cs="微软雅黑"/>
+                <w:sz w:val="21"/>
+                <w:szCs w:val="21"/>
+                <w:lang w:eastAsia="zh-CN" w:bidi="ar"/>
+              </w:rPr>
+              <w:t>≥</w:t>
+            </w:r>
+            <w:r>
+              <w:rPr>
+                <w:rFonts w:hint="eastAsia" w:ascii="Times New Roman" w:hAnsi="Times New Roman" w:cs="Times New Roman"/>
+                <w:color w:val="000000"/>
+                <w:sz w:val="21"/>
+                <w:szCs w:val="21"/>
+                <w:lang w:eastAsia="zh-CN"/>
+              </w:rPr>
+              <w:t>15</w:t>
+            </w:r>
+            <w:r>
+              <w:rPr>
+                <w:rFonts w:ascii="Times New Roman" w:hAnsi="Times New Roman" w:cs="Times New Roman"/>
+                <w:color w:val="000000"/>
+                <w:sz w:val="21"/>
+                <w:szCs w:val="21"/>
+              </w:rPr>
+              <w:t>00</w:t>
+            </w:r>
+            <w:r>
+              <w:rPr>
+                <w:rFonts w:hint="eastAsia" w:ascii="Times New Roman" w:hAnsi="Times New Roman" w:eastAsia="微软雅黑" w:cs="黑体"/>
+                <w:sz w:val="21"/>
+                <w:lang w:eastAsia="zh-CN"/>
+              </w:rPr>
+              <w:t>{% endif %}</w:t>
+            </w:r>
+          </w:p>
+        </w:tc>
+      </w:tr>
+      <w:tr>
+        <w:tblPrEx>
+          <w:tblBorders>
+            <w:top w:val="dashed" w:color="244061" w:sz="4" w:space="0"/>
+            <w:left w:val="none" w:color="auto" w:sz="0" w:space="0"/>
+            <w:bottom w:val="dashed" w:color="244061" w:sz="4" w:space="0"/>
+            <w:right w:val="none" w:color="auto" w:sz="0" w:space="0"/>
+            <w:insideH w:val="dashed" w:color="244061" w:sz="4" w:space="0"/>
+            <w:insideV w:val="dashed" w:color="244061" w:sz="4" w:space="0"/>
+          </w:tblBorders>
+          <w:shd w:val="clear" w:color="auto" w:fill="auto"/>
+          <w:tblCellMar>
+            <w:top w:w="0" w:type="dxa"/>
+            <w:left w:w="0" w:type="dxa"/>
+            <w:bottom w:w="0" w:type="dxa"/>
+            <w:right w:w="0" w:type="dxa"/>
+          </w:tblCellMar>
+        </w:tblPrEx>
+        <w:trPr>
+          <w:trHeight w:val="512" w:hRule="atLeast"/>
+          <w:jc w:val="center"/>
+        </w:trPr>
+        <w:tc>
+          <w:tcPr>
+            <w:tcW w:w="1984" w:type="dxa"/>
+            <w:vMerge w:val="continue"/>
+            <w:shd w:val="clear" w:color="auto" w:fill="auto"/>
+            <w:vAlign w:val="center"/>
+          </w:tcPr>
+          <w:p>
+            <w:pPr>
+              <w:rPr>
+                <w:rFonts w:ascii="Times New Roman" w:hAnsi="Times New Roman" w:cs="Times New Roman"/>
+                <w:b/>
+                <w:bCs/>
+                <w:sz w:val="20"/>
+                <w:szCs w:val="20"/>
+              </w:rPr>
+            </w:pPr>
+          </w:p>
+        </w:tc>
+        <w:tc>
+          <w:tcPr>
+            <w:tcW w:w="2717" w:type="dxa"/>
+            <w:shd w:val="clear" w:color="auto" w:fill="auto"/>
+            <w:vAlign w:val="center"/>
+          </w:tcPr>
+          <w:p>
+            <w:pPr>
+              <w:autoSpaceDE w:val="0"/>
+              <w:ind w:left="110" w:leftChars="50"/>
+              <w:jc w:val="center"/>
+              <w:rPr>
+                <w:rFonts w:ascii="Times New Roman" w:hAnsi="Times New Roman" w:eastAsia="微软雅黑" w:cs="Times New Roman"/>
+                <w:sz w:val="21"/>
+                <w:szCs w:val="21"/>
+              </w:rPr>
+            </w:pPr>
+            <w:r>
+              <w:rPr>
+                <w:rFonts w:hint="eastAsia" w:ascii="微软雅黑" w:hAnsi="微软雅黑" w:eastAsia="微软雅黑" w:cs="微软雅黑"/>
+                <w:sz w:val="21"/>
+                <w:szCs w:val="21"/>
+                <w:lang w:eastAsia="zh-CN" w:bidi="ar"/>
+              </w:rPr>
               <w:t>覆盖均一性</w:t>
             </w:r>
           </w:p>
@@ -29811,6 +29829,7 @@
             <w:insideH w:val="dashed" w:color="244061" w:sz="4" w:space="0"/>
             <w:insideV w:val="dashed" w:color="244061" w:sz="4" w:space="0"/>
           </w:tblBorders>
+          <w:shd w:val="clear" w:color="auto" w:fill="auto"/>
           <w:tblCellMar>
             <w:top w:w="0" w:type="dxa"/>
             <w:left w:w="0" w:type="dxa"/>
@@ -31357,7 +31376,6 @@
             <w:insideH w:val="none" w:color="auto" w:sz="0" w:space="0"/>
             <w:insideV w:val="none" w:color="auto" w:sz="0" w:space="0"/>
           </w:tblBorders>
-          <w:shd w:val="clear" w:color="auto" w:fill="auto"/>
           <w:tblCellMar>
             <w:top w:w="0" w:type="dxa"/>
             <w:left w:w="108" w:type="dxa"/>
@@ -31985,7 +32003,6 @@
             <w:insideH w:val="none" w:color="auto" w:sz="0" w:space="0"/>
             <w:insideV w:val="none" w:color="auto" w:sz="0" w:space="0"/>
           </w:tblBorders>
-          <w:shd w:val="clear" w:color="auto" w:fill="auto"/>
           <w:tblCellMar>
             <w:top w:w="0" w:type="dxa"/>
             <w:left w:w="108" w:type="dxa"/>
@@ -34246,7 +34263,6 @@
             <w:insideH w:val="single" w:color="auto" w:sz="4" w:space="0"/>
             <w:insideV w:val="single" w:color="auto" w:sz="4" w:space="0"/>
           </w:tblBorders>
-          <w:shd w:val="clear" w:color="auto" w:fill="auto"/>
           <w:tblCellMar>
             <w:top w:w="0" w:type="dxa"/>
             <w:left w:w="108" w:type="dxa"/>
@@ -34472,7 +34488,6 @@
             <w:insideH w:val="single" w:color="auto" w:sz="4" w:space="0"/>
             <w:insideV w:val="single" w:color="auto" w:sz="4" w:space="0"/>
           </w:tblBorders>
-          <w:shd w:val="clear" w:color="auto" w:fill="auto"/>
           <w:tblCellMar>
             <w:top w:w="0" w:type="dxa"/>
             <w:left w:w="108" w:type="dxa"/>
@@ -34698,7 +34713,6 @@
             <w:insideH w:val="single" w:color="auto" w:sz="4" w:space="0"/>
             <w:insideV w:val="single" w:color="auto" w:sz="4" w:space="0"/>
           </w:tblBorders>
-          <w:shd w:val="clear" w:color="auto" w:fill="auto"/>
           <w:tblCellMar>
             <w:top w:w="0" w:type="dxa"/>
             <w:left w:w="108" w:type="dxa"/>
@@ -34949,8 +34963,8 @@
           <w:lang w:val="en-US" w:eastAsia="zh-CN"/>
         </w:rPr>
       </w:pPr>
-      <w:bookmarkStart w:id="93" w:name="_Toc4976"/>
-      <w:bookmarkStart w:id="94" w:name="_Toc10807"/>
+      <w:bookmarkStart w:id="93" w:name="_Toc10807"/>
+      <w:bookmarkStart w:id="94" w:name="_Toc4976"/>
       <w:r>
         <w:rPr>
           <w:rFonts w:hint="eastAsia" w:ascii="微软雅黑" w:hAnsi="微软雅黑" w:eastAsia="微软雅黑" w:cs="微软雅黑"/>
